--- a/data/outputs/v2/General_Science/SS1.5_Respiration/General_Science_Respiration_CBE_LessonSequence.docx
+++ b/data/outputs/v2/General_Science/SS1.5_Respiration/General_Science_Respiration_CBE_LessonSequence.docx
@@ -3104,7 +3104,1573 @@
             <w:pPr>
               <w:spacing w:after="20" w:before="0"/>
             </w:pPr>
-            <w:hyperlink w:history="1" r:id="rIdifas_1fhvxdwqn1xu6aw8">
+            <w:hyperlink w:history="1" r:id="rId0xvd2w1vngyhydm52x3x-">
+              <w:r>
+                <w:rPr>
+                  <w:rFonts w:ascii="Arial" w:cs="Arial" w:eastAsia="Arial" w:hAnsi="Arial"/>
+                  <w:color w:val="2E75B6"/>
+                  <w:sz w:val="16"/>
+                  <w:szCs w:val="16"/>
+                  <w:u w:val="single" w:color="2E75B6"/>
+                </w:rPr>
+                <w:t xml:space="preserve">Cellular respiration introduction -dubbed(KY)</w:t>
+              </w:r>
+            </w:hyperlink>
+          </w:p>
+          <w:p>
+            <w:pPr>
+              <w:spacing w:after="10" w:before="0"/>
+              <w:ind w:left="120"/>
+            </w:pPr>
+            <w:r>
+              <w:rPr>
+                <w:rFonts w:ascii="Arial" w:cs="Arial" w:eastAsia="Arial" w:hAnsi="Arial"/>
+                <w:color w:val="595959"/>
+                <w:sz w:val="14"/>
+                <w:szCs w:val="14"/>
+              </w:rPr>
+              <w:t xml:space="preserve">Source: Khan Academy (Kiswahili)</w:t>
+            </w:r>
+          </w:p>
+          <w:p>
+            <w:pPr>
+              <w:spacing w:after="10" w:before="0"/>
+              <w:ind w:left="120"/>
+            </w:pPr>
+            <w:hyperlink w:history="1" r:id="rIdjxsg6xusynekqnqx307za">
+              <w:r>
+                <w:rPr>
+                  <w:rFonts w:ascii="Arial" w:cs="Arial" w:eastAsia="Arial" w:hAnsi="Arial"/>
+                  <w:color w:val="595959"/>
+                  <w:sz w:val="14"/>
+                  <w:szCs w:val="14"/>
+                  <w:u w:val="single" w:color="595959"/>
+                </w:rPr>
+                <w:t xml:space="preserve">🔍 Search ARES for similar videos</w:t>
+              </w:r>
+            </w:hyperlink>
+          </w:p>
+          <w:p>
+            <w:pPr>
+              <w:spacing w:after="40" w:before="0"/>
+            </w:pPr>
+            <w:r>
+              <w:rPr>
+                <w:sz w:val="14"/>
+                <w:szCs w:val="14"/>
+              </w:rPr>
+              <w:t xml:space="preserve"/>
+            </w:r>
+          </w:p>
+          <w:p>
+            <w:pPr>
+              <w:spacing w:after="20" w:before="0"/>
+            </w:pPr>
+            <w:r>
+              <w:rPr>
+                <w:rFonts w:ascii="Arial" w:cs="Arial" w:eastAsia="Arial" w:hAnsi="Arial"/>
+                <w:b/>
+                <w:bCs/>
+                <w:color w:val="1F3864"/>
+                <w:sz w:val="16"/>
+                <w:szCs w:val="16"/>
+              </w:rPr>
+              <w:t xml:space="preserve">📖 EXERCISE:</w:t>
+            </w:r>
+          </w:p>
+          <w:p>
+            <w:pPr>
+              <w:spacing w:after="20" w:before="0"/>
+            </w:pPr>
+            <w:hyperlink w:history="1" r:id="rId8annl01zablqcrjejd-xp">
+              <w:r>
+                <w:rPr>
+                  <w:rFonts w:ascii="Arial" w:cs="Arial" w:eastAsia="Arial" w:hAnsi="Arial"/>
+                  <w:color w:val="2E75B6"/>
+                  <w:sz w:val="16"/>
+                  <w:szCs w:val="16"/>
+                  <w:u w:val="single" w:color="2E75B6"/>
+                </w:rPr>
+                <w:t xml:space="preserve">Fermentation and anaerobic respiration</w:t>
+              </w:r>
+            </w:hyperlink>
+          </w:p>
+          <w:p>
+            <w:pPr>
+              <w:spacing w:after="10" w:before="0"/>
+              <w:ind w:left="120"/>
+            </w:pPr>
+            <w:r>
+              <w:rPr>
+                <w:rFonts w:ascii="Arial" w:cs="Arial" w:eastAsia="Arial" w:hAnsi="Arial"/>
+                <w:color w:val="595959"/>
+                <w:sz w:val="14"/>
+                <w:szCs w:val="14"/>
+              </w:rPr>
+              <w:t xml:space="preserve">Source: Khan Academy (English - US curriculum)</w:t>
+            </w:r>
+          </w:p>
+          <w:p>
+            <w:pPr>
+              <w:spacing w:after="10" w:before="0"/>
+              <w:ind w:left="120"/>
+            </w:pPr>
+            <w:hyperlink w:history="1" r:id="rIdh0tvvlazgpaa62ssv9xrk">
+              <w:r>
+                <w:rPr>
+                  <w:rFonts w:ascii="Arial" w:cs="Arial" w:eastAsia="Arial" w:hAnsi="Arial"/>
+                  <w:color w:val="595959"/>
+                  <w:sz w:val="14"/>
+                  <w:szCs w:val="14"/>
+                  <w:u w:val="single" w:color="595959"/>
+                </w:rPr>
+                <w:t xml:space="preserve">🔍 Search ARES for similar readings</w:t>
+              </w:r>
+            </w:hyperlink>
+          </w:p>
+        </w:tc>
+        <w:tc>
+          <w:tcPr>
+            <w:tcW w:type="dxa" w:w="3040"/>
+            <w:shd w:fill="FFFFFF" w:color="auto" w:val="clear"/>
+            <w:tcMar>
+              <w:top w:type="dxa" w:w="60"/>
+              <w:left w:type="dxa" w:w="120"/>
+              <w:bottom w:type="dxa" w:w="60"/>
+              <w:right w:type="dxa" w:w="120"/>
+            </w:tcMar>
+            <w:vAlign w:val="top"/>
+          </w:tcPr>
+          <w:p>
+            <w:pPr>
+              <w:spacing w:after="40" w:before="0"/>
+              <w:jc w:val="left"/>
+            </w:pPr>
+            <w:r>
+              <w:rPr>
+                <w:rFonts w:ascii="Arial" w:cs="Arial" w:eastAsia="Arial" w:hAnsi="Arial"/>
+                <w:b w:val="false"/>
+                <w:bCs w:val="false"/>
+                <w:i w:val="false"/>
+                <w:iCs w:val="false"/>
+                <w:color w:val="000000"/>
+                <w:sz w:val="18"/>
+                <w:szCs w:val="18"/>
+              </w:rPr>
+              <w:t xml:space="preserve">Learners are seated in groups of 4–5. Each learner receives a blank 'Predict Card' (half-sheet of paper) divided into three columns: WHAT I OBSERVE / WHAT I THINK IS HAPPENING / WHAT EVIDENCE WOULD CHANGE MY MIND. The teacher places a sealed thermos flask at the front of the room and narrates the Kisumu scenario (a Form 4 student notices bubbling, increased sourness in her morning uji) without opening the flask yet. Learners silently and independently write their predictions for 5 minutes. They then share with their table group, listening for similarities and differences in their ideas. Each group appoints a spokesperson to share one key prediction with the class. Learners are not told whether any prediction is correct — all ideas are treated as equally valid hypotheses at this stage.</w:t>
+            </w:r>
+          </w:p>
+        </w:tc>
+        <w:tc>
+          <w:tcPr>
+            <w:tcW w:type="dxa" w:w="3040"/>
+            <w:shd w:fill="F2F2F2" w:color="auto" w:val="clear"/>
+            <w:tcMar>
+              <w:top w:type="dxa" w:w="60"/>
+              <w:left w:type="dxa" w:w="120"/>
+              <w:bottom w:type="dxa" w:w="60"/>
+              <w:right w:type="dxa" w:w="120"/>
+            </w:tcMar>
+            <w:vAlign w:val="top"/>
+          </w:tcPr>
+          <w:p>
+            <w:pPr>
+              <w:spacing w:after="40" w:before="0"/>
+              <w:jc w:val="left"/>
+            </w:pPr>
+            <w:r>
+              <w:rPr>
+                <w:rFonts w:ascii="Arial" w:cs="Arial" w:eastAsia="Arial" w:hAnsi="Arial"/>
+                <w:b w:val="false"/>
+                <w:bCs w:val="false"/>
+                <w:i w:val="false"/>
+                <w:iCs w:val="false"/>
+                <w:color w:val="000000"/>
+                <w:sz w:val="18"/>
+                <w:szCs w:val="18"/>
+              </w:rPr>
+              <w:t xml:space="preserve">1. SETUP (2 min): Place the sealed thermos on the demonstration table before learners enter. When learners are seated, say: 'Do not touch the flask yet. Just look at it. Think about what might be inside it right now.' Allow 30 seconds of silent observation. </w:t>
+            </w:r>
+          </w:p>
+          <w:p>
+            <w:pPr>
+              <w:spacing w:after="40" w:before="0"/>
+              <w:jc w:val="left"/>
+            </w:pPr>
+            <w:r>
+              <w:rPr>
+                <w:rFonts w:ascii="Arial" w:cs="Arial" w:eastAsia="Arial" w:hAnsi="Arial"/>
+                <w:b w:val="false"/>
+                <w:bCs w:val="false"/>
+                <w:i w:val="false"/>
+                <w:iCs w:val="false"/>
+                <w:color w:val="000000"/>
+                <w:sz w:val="18"/>
+                <w:szCs w:val="18"/>
+              </w:rPr>
+              <w:t xml:space="preserve">2. NARRATE THE PHENOMENON (3 min): Read the Kisumu scenario aloud slowly and deliberately: 'A Form 4 student at a school near Lake Victoria poured fermented uji — uji wa kimea — from her thermos at morning break. She noticed tiny bubbles rising inside the flask. The uji smelled more sour than when she left home two hours earlier. The flask had been sealed the entire time. No heat. No new ingredients. Yet the uji had changed.' Pause after the final sentence for 10 seconds of WAIT TIME. </w:t>
+            </w:r>
+          </w:p>
+          <w:p>
+            <w:pPr>
+              <w:spacing w:after="40" w:before="0"/>
+              <w:jc w:val="left"/>
+            </w:pPr>
+            <w:r>
+              <w:rPr>
+                <w:rFonts w:ascii="Arial" w:cs="Arial" w:eastAsia="Arial" w:hAnsi="Arial"/>
+                <w:b w:val="false"/>
+                <w:bCs w:val="false"/>
+                <w:i w:val="false"/>
+                <w:iCs w:val="false"/>
+                <w:color w:val="000000"/>
+                <w:sz w:val="18"/>
+                <w:szCs w:val="18"/>
+              </w:rPr>
+              <w:t xml:space="preserve">3. PROMPT INDIVIDUAL PREDICTION (5 min): Distribute Predict Cards. Say: 'On your card, write what YOU think is happening inside that sealed thermos. You have five minutes. Write in silence. There are no wrong answers — I want your real thinking, not the textbook answer.' Circulate and read cards silently; do not correct anything. </w:t>
+            </w:r>
+          </w:p>
+          <w:p>
+            <w:pPr>
+              <w:spacing w:after="40" w:before="0"/>
+              <w:jc w:val="left"/>
+            </w:pPr>
+            <w:r>
+              <w:rPr>
+                <w:rFonts w:ascii="Arial" w:cs="Arial" w:eastAsia="Arial" w:hAnsi="Arial"/>
+                <w:b w:val="false"/>
+                <w:bCs w:val="false"/>
+                <w:i w:val="false"/>
+                <w:iCs w:val="false"/>
+                <w:color w:val="000000"/>
+                <w:sz w:val="18"/>
+                <w:szCs w:val="18"/>
+              </w:rPr>
+              <w:t xml:space="preserve">4. GROUP SHARE (5 min): Say: 'Share your prediction with your group. Listen carefully — note where your ideas agree and where they differ.' Circulate; listen for the following predicted misconceptions to address later: (a) 'heat made it sour', (b) 'the flask was not properly sealed', (c) 'it is just breathing'. </w:t>
+            </w:r>
+          </w:p>
+          <w:p>
+            <w:pPr>
+              <w:spacing w:after="40" w:before="0"/>
+              <w:jc w:val="left"/>
+            </w:pPr>
+            <w:r>
+              <w:rPr>
+                <w:rFonts w:ascii="Arial" w:cs="Arial" w:eastAsia="Arial" w:hAnsi="Arial"/>
+                <w:b w:val="false"/>
+                <w:bCs w:val="false"/>
+                <w:i w:val="false"/>
+                <w:iCs w:val="false"/>
+                <w:color w:val="000000"/>
+                <w:sz w:val="18"/>
+                <w:szCs w:val="18"/>
+              </w:rPr>
+              <w:t xml:space="preserve">5. CLASS COLD-CALL (5 min): Cold-call exactly 5 groups (not volunteers) using a name-stick draw. For each group say: 'Group [X], in one sentence — what do you think is inside that flask right now that was NOT there this morning?' After each response, say: 'Thank you. Hold that idea.' Do NOT affirm or correct. Write each group's key phrase on the board in a column labelled OUR PREDICTIONS. </w:t>
+            </w:r>
+          </w:p>
+          <w:p>
+            <w:pPr>
+              <w:spacing w:after="40" w:before="0"/>
+              <w:jc w:val="left"/>
+            </w:pPr>
+            <w:r>
+              <w:rPr>
+                <w:rFonts w:ascii="Arial" w:cs="Arial" w:eastAsia="Arial" w:hAnsi="Arial"/>
+                <w:b w:val="false"/>
+                <w:bCs w:val="false"/>
+                <w:i w:val="false"/>
+                <w:iCs w:val="false"/>
+                <w:color w:val="000000"/>
+                <w:sz w:val="18"/>
+                <w:szCs w:val="18"/>
+              </w:rPr>
+              <w:t xml:space="preserve">6. BRIDGE QUESTION: After all 5 groups have shared, ask the whole class: 'Raise your hand if your group mentioned something ALIVE inside the flask.' Count raised hands aloud and note the number on the board.</w:t>
+            </w:r>
+          </w:p>
+        </w:tc>
+        <w:tc>
+          <w:tcPr>
+            <w:tcW w:type="dxa" w:w="3040"/>
+            <w:shd w:fill="FFFFFF" w:color="auto" w:val="clear"/>
+            <w:tcMar>
+              <w:top w:type="dxa" w:w="60"/>
+              <w:left w:type="dxa" w:w="120"/>
+              <w:bottom w:type="dxa" w:w="60"/>
+              <w:right w:type="dxa" w:w="120"/>
+            </w:tcMar>
+            <w:vAlign w:val="top"/>
+          </w:tcPr>
+          <w:p>
+            <w:pPr>
+              <w:spacing w:after="40" w:before="0"/>
+              <w:jc w:val="left"/>
+            </w:pPr>
+            <w:r>
+              <w:rPr>
+                <w:rFonts w:ascii="Arial" w:cs="Arial" w:eastAsia="Arial" w:hAnsi="Arial"/>
+                <w:b w:val="false"/>
+                <w:bCs w:val="false"/>
+                <w:i w:val="false"/>
+                <w:iCs w:val="false"/>
+                <w:color w:val="000000"/>
+                <w:sz w:val="18"/>
+                <w:szCs w:val="18"/>
+              </w:rPr>
+              <w:t xml:space="preserve">INDIVIDUAL PREDICTION WRITING — This strategy (aligned to NGSS SEP 1: Asking Questions and Defining Problems) activates prior knowledge and makes thinking visible before instruction. By writing predictions before seeing data, learners commit to an initial mental model that the rest of the unit will progressively revise. The three-column Predict Card scaffold ensures learners also think about what evidence would change their minds — building epistemic habits essential to scientific reasoning.</w:t>
+            </w:r>
+          </w:p>
+        </w:tc>
+        <w:tc>
+          <w:tcPr>
+            <w:tcW w:type="dxa" w:w="3040"/>
+            <w:shd w:fill="F2F2F2" w:color="auto" w:val="clear"/>
+            <w:tcMar>
+              <w:top w:type="dxa" w:w="60"/>
+              <w:left w:type="dxa" w:w="120"/>
+              <w:bottom w:type="dxa" w:w="60"/>
+              <w:right w:type="dxa" w:w="120"/>
+            </w:tcMar>
+            <w:vAlign w:val="top"/>
+          </w:tcPr>
+          <w:p>
+            <w:pPr>
+              <w:spacing w:after="40" w:before="0"/>
+              <w:jc w:val="left"/>
+            </w:pPr>
+            <w:r>
+              <w:rPr>
+                <w:rFonts w:ascii="Arial" w:cs="Arial" w:eastAsia="Arial" w:hAnsi="Arial"/>
+                <w:b w:val="false"/>
+                <w:bCs w:val="false"/>
+                <w:i w:val="false"/>
+                <w:iCs w:val="false"/>
+                <w:color w:val="000000"/>
+                <w:sz w:val="18"/>
+                <w:szCs w:val="18"/>
+              </w:rPr>
+              <w:t xml:space="preserve">OBSERVABLE INDICATOR: The teacher reads Predict Cards during the 5-minute independent writing phase. Look for: (1) Does the learner identify any agent or process causing the change, or do they attribute it entirely to physical causes (heat, pressure)? (2) Does any learner spontaneously mention living organisms, microbes, yeast, or fermentation? (3) Does any learner use the word 'respiration' — and if so, do they mean breathing or a chemical process? These three markers inform which misconceptions to address in Phase 3. Collect all Predict Cards at the end of the lesson to compare with exit reflections.</w:t>
+            </w:r>
+          </w:p>
+        </w:tc>
+      </w:tr>
+      <w:tr>
+        <w:tc>
+          <w:tcPr>
+            <w:tcW w:type="dxa" w:w="1520"/>
+            <w:shd w:fill="D9EEF1" w:color="auto" w:val="clear"/>
+            <w:tcMar>
+              <w:top w:type="dxa" w:w="60"/>
+              <w:left w:type="dxa" w:w="120"/>
+              <w:bottom w:type="dxa" w:w="60"/>
+              <w:right w:type="dxa" w:w="120"/>
+            </w:tcMar>
+            <w:vAlign w:val="top"/>
+          </w:tcPr>
+          <w:p>
+            <w:pPr>
+              <w:spacing w:after="40" w:before="0"/>
+              <w:jc w:val="left"/>
+            </w:pPr>
+            <w:r>
+              <w:rPr>
+                <w:rFonts w:ascii="Arial" w:cs="Arial" w:eastAsia="Arial" w:hAnsi="Arial"/>
+                <w:b/>
+                <w:bCs/>
+                <w:i w:val="false"/>
+                <w:iCs w:val="false"/>
+                <w:color w:val="000000"/>
+                <w:sz w:val="18"/>
+                <w:szCs w:val="18"/>
+              </w:rPr>
+              <w:t xml:space="preserve">Observe Phase</w:t>
+            </w:r>
+          </w:p>
+          <w:p>
+            <w:pPr>
+              <w:spacing w:after="20" w:before="0"/>
+            </w:pPr>
+            <w:r>
+              <w:rPr>
+                <w:rFonts w:ascii="Arial" w:cs="Arial" w:eastAsia="Arial" w:hAnsi="Arial"/>
+                <w:b/>
+                <w:bCs/>
+                <w:color w:val="1F3864"/>
+                <w:sz w:val="16"/>
+                <w:szCs w:val="16"/>
+              </w:rPr>
+              <w:t xml:space="preserve">📹 VIDEO:</w:t>
+            </w:r>
+          </w:p>
+          <w:p>
+            <w:pPr>
+              <w:spacing w:after="20" w:before="0"/>
+            </w:pPr>
+            <w:hyperlink w:history="1" r:id="rId7c2yxjckzz1smen5srkgo">
+              <w:r>
+                <w:rPr>
+                  <w:rFonts w:ascii="Arial" w:cs="Arial" w:eastAsia="Arial" w:hAnsi="Arial"/>
+                  <w:color w:val="2E75B6"/>
+                  <w:sz w:val="16"/>
+                  <w:szCs w:val="16"/>
+                  <w:u w:val="single" w:color="2E75B6"/>
+                </w:rPr>
+                <w:t xml:space="preserve">Oxidation and reduction in cellular respiration -dubbed(KY)</w:t>
+              </w:r>
+            </w:hyperlink>
+          </w:p>
+          <w:p>
+            <w:pPr>
+              <w:spacing w:after="10" w:before="0"/>
+              <w:ind w:left="120"/>
+            </w:pPr>
+            <w:r>
+              <w:rPr>
+                <w:rFonts w:ascii="Arial" w:cs="Arial" w:eastAsia="Arial" w:hAnsi="Arial"/>
+                <w:color w:val="595959"/>
+                <w:sz w:val="14"/>
+                <w:szCs w:val="14"/>
+              </w:rPr>
+              <w:t xml:space="preserve">Source: Khan Academy (Kiswahili)</w:t>
+            </w:r>
+          </w:p>
+          <w:p>
+            <w:pPr>
+              <w:spacing w:after="10" w:before="0"/>
+              <w:ind w:left="120"/>
+            </w:pPr>
+            <w:hyperlink w:history="1" r:id="rId_ws-rueesfskrkh0ra6yh">
+              <w:r>
+                <w:rPr>
+                  <w:rFonts w:ascii="Arial" w:cs="Arial" w:eastAsia="Arial" w:hAnsi="Arial"/>
+                  <w:color w:val="595959"/>
+                  <w:sz w:val="14"/>
+                  <w:szCs w:val="14"/>
+                  <w:u w:val="single" w:color="595959"/>
+                </w:rPr>
+                <w:t xml:space="preserve">🔍 Search ARES for similar videos</w:t>
+              </w:r>
+            </w:hyperlink>
+          </w:p>
+          <w:p>
+            <w:pPr>
+              <w:spacing w:after="40" w:before="0"/>
+            </w:pPr>
+            <w:r>
+              <w:rPr>
+                <w:sz w:val="14"/>
+                <w:szCs w:val="14"/>
+              </w:rPr>
+              <w:t xml:space="preserve"/>
+            </w:r>
+          </w:p>
+          <w:p>
+            <w:pPr>
+              <w:spacing w:after="20" w:before="0"/>
+            </w:pPr>
+            <w:r>
+              <w:rPr>
+                <w:rFonts w:ascii="Arial" w:cs="Arial" w:eastAsia="Arial" w:hAnsi="Arial"/>
+                <w:b/>
+                <w:bCs/>
+                <w:color w:val="1F3864"/>
+                <w:sz w:val="16"/>
+                <w:szCs w:val="16"/>
+              </w:rPr>
+              <w:t xml:space="preserve">📖 HTML:</w:t>
+            </w:r>
+          </w:p>
+          <w:p>
+            <w:pPr>
+              <w:spacing w:after="20" w:before="0"/>
+            </w:pPr>
+            <w:hyperlink w:history="1" r:id="rIddenfqginrzbzk4mgep-hl">
+              <w:r>
+                <w:rPr>
+                  <w:rFonts w:ascii="Arial" w:cs="Arial" w:eastAsia="Arial" w:hAnsi="Arial"/>
+                  <w:color w:val="2E75B6"/>
+                  <w:sz w:val="16"/>
+                  <w:szCs w:val="16"/>
+                  <w:u w:val="single" w:color="2E75B6"/>
+                </w:rPr>
+                <w:t xml:space="preserve">Anaerobic vs Aerobic Respiration (Flexbook)</w:t>
+              </w:r>
+            </w:hyperlink>
+          </w:p>
+          <w:p>
+            <w:pPr>
+              <w:spacing w:after="10" w:before="0"/>
+              <w:ind w:left="120"/>
+            </w:pPr>
+            <w:r>
+              <w:rPr>
+                <w:rFonts w:ascii="Arial" w:cs="Arial" w:eastAsia="Arial" w:hAnsi="Arial"/>
+                <w:color w:val="595959"/>
+                <w:sz w:val="14"/>
+                <w:szCs w:val="14"/>
+              </w:rPr>
+              <w:t xml:space="preserve">Source: CK-12</w:t>
+            </w:r>
+          </w:p>
+          <w:p>
+            <w:pPr>
+              <w:spacing w:after="10" w:before="0"/>
+              <w:ind w:left="120"/>
+            </w:pPr>
+            <w:hyperlink w:history="1" r:id="rIdgtz6jqnyprwtmjd9xpahe">
+              <w:r>
+                <w:rPr>
+                  <w:rFonts w:ascii="Arial" w:cs="Arial" w:eastAsia="Arial" w:hAnsi="Arial"/>
+                  <w:color w:val="595959"/>
+                  <w:sz w:val="14"/>
+                  <w:szCs w:val="14"/>
+                  <w:u w:val="single" w:color="595959"/>
+                </w:rPr>
+                <w:t xml:space="preserve">🔍 Search ARES for similar readings</w:t>
+              </w:r>
+            </w:hyperlink>
+          </w:p>
+        </w:tc>
+        <w:tc>
+          <w:tcPr>
+            <w:tcW w:type="dxa" w:w="3040"/>
+            <w:shd w:fill="FFFFFF" w:color="auto" w:val="clear"/>
+            <w:tcMar>
+              <w:top w:type="dxa" w:w="60"/>
+              <w:left w:type="dxa" w:w="120"/>
+              <w:bottom w:type="dxa" w:w="60"/>
+              <w:right w:type="dxa" w:w="120"/>
+            </w:tcMar>
+            <w:vAlign w:val="top"/>
+          </w:tcPr>
+          <w:p>
+            <w:pPr>
+              <w:spacing w:after="40" w:before="0"/>
+              <w:jc w:val="left"/>
+            </w:pPr>
+            <w:r>
+              <w:rPr>
+                <w:rFonts w:ascii="Arial" w:cs="Arial" w:eastAsia="Arial" w:hAnsi="Arial"/>
+                <w:b w:val="false"/>
+                <w:bCs w:val="false"/>
+                <w:i w:val="false"/>
+                <w:iCs w:val="false"/>
+                <w:color w:val="000000"/>
+                <w:sz w:val="18"/>
+                <w:szCs w:val="18"/>
+              </w:rPr>
+              <w:t xml:space="preserve">The teacher opens the thermos flask and invites structured sensory observation (sight and smell only — no tasting until safety has been confirmed). Learners record observations in their science journals using the sentence stems: 'I can see…', 'I can smell…', 'I notice that compared to fresh uji…'. The teacher then plays a short (3–4 minute) video clip showing side-by-side time-lapse footage of sealed fermented uji (bubbling) versus sealed fresh maize porridge (no change). Learners add observations from the video to their journals. The teacher then shows a second visual: two clear jars on the demonstration table — one containing fermented uji and one containing fresh uji wa kawaida — both sealed. Learners compare the two jars visually and record at least three differences. The group then constructs a shared 'Observation Table' on a piece of manila paper, pooling individual observations, and posts it on the class wall.</w:t>
+            </w:r>
+          </w:p>
+        </w:tc>
+        <w:tc>
+          <w:tcPr>
+            <w:tcW w:type="dxa" w:w="3040"/>
+            <w:shd w:fill="F2F2F2" w:color="auto" w:val="clear"/>
+            <w:tcMar>
+              <w:top w:type="dxa" w:w="60"/>
+              <w:left w:type="dxa" w:w="120"/>
+              <w:bottom w:type="dxa" w:w="60"/>
+              <w:right w:type="dxa" w:w="120"/>
+            </w:tcMar>
+            <w:vAlign w:val="top"/>
+          </w:tcPr>
+          <w:p>
+            <w:pPr>
+              <w:spacing w:after="40" w:before="0"/>
+              <w:jc w:val="left"/>
+            </w:pPr>
+            <w:r>
+              <w:rPr>
+                <w:rFonts w:ascii="Arial" w:cs="Arial" w:eastAsia="Arial" w:hAnsi="Arial"/>
+                <w:b w:val="false"/>
+                <w:bCs w:val="false"/>
+                <w:i w:val="false"/>
+                <w:iCs w:val="false"/>
+                <w:color w:val="000000"/>
+                <w:sz w:val="18"/>
+                <w:szCs w:val="18"/>
+              </w:rPr>
+              <w:t xml:space="preserve">1. OPEN THE FLASK (3 min): Say: 'I am going to open the flask now. I want complete silence. Observe everything — colour, sound, smell coming from this direction (gesture toward open window side of room). Do NOT lean over the flask.' Open the flask slowly. Allow 10 seconds of silent observation (WAIT TIME). Ask: 'What did you notice? Hands down — I will cold-call three people.' Cold-call 3 learners by name. Write their exact observations on the board under EVIDENCE FROM THE FLASK. </w:t>
+            </w:r>
+          </w:p>
+          <w:p>
+            <w:pPr>
+              <w:spacing w:after="40" w:before="0"/>
+              <w:jc w:val="left"/>
+            </w:pPr>
+            <w:r>
+              <w:rPr>
+                <w:rFonts w:ascii="Arial" w:cs="Arial" w:eastAsia="Arial" w:hAnsi="Arial"/>
+                <w:b w:val="false"/>
+                <w:bCs w:val="false"/>
+                <w:i w:val="false"/>
+                <w:iCs w:val="false"/>
+                <w:color w:val="000000"/>
+                <w:sz w:val="18"/>
+                <w:szCs w:val="18"/>
+              </w:rPr>
+              <w:t xml:space="preserve">2. VIDEO OBSERVATION (4 min): Say: 'We will now watch a short clip. As you watch, write in your science journal — do not discuss yet.' Play the video. After the video, say: 'In 30 seconds, write the single most surprising thing you observed.' Allow 30 seconds of WAIT TIME and silent writing. </w:t>
+            </w:r>
+          </w:p>
+          <w:p>
+            <w:pPr>
+              <w:spacing w:after="40" w:before="0"/>
+              <w:jc w:val="left"/>
+            </w:pPr>
+            <w:r>
+              <w:rPr>
+                <w:rFonts w:ascii="Arial" w:cs="Arial" w:eastAsia="Arial" w:hAnsi="Arial"/>
+                <w:b w:val="false"/>
+                <w:bCs w:val="false"/>
+                <w:i w:val="false"/>
+                <w:iCs w:val="false"/>
+                <w:color w:val="000000"/>
+                <w:sz w:val="18"/>
+                <w:szCs w:val="18"/>
+              </w:rPr>
+              <w:t xml:space="preserve">3. TWO-JAR COMPARISON (5 min): Place the two sealed jars (fermented vs. fresh uji) on the demonstration table. Say: 'Without touching the jars, identify at least three observable differences between these two samples. Write them down.' Allow 3 minutes. Cold-call 4 learners (different from the first cold-call) to share one observation each. Record on the board under FERMENTED UJI vs. FRESH UJI. </w:t>
+            </w:r>
+          </w:p>
+          <w:p>
+            <w:pPr>
+              <w:spacing w:after="40" w:before="0"/>
+              <w:jc w:val="left"/>
+            </w:pPr>
+            <w:r>
+              <w:rPr>
+                <w:rFonts w:ascii="Arial" w:cs="Arial" w:eastAsia="Arial" w:hAnsi="Arial"/>
+                <w:b w:val="false"/>
+                <w:bCs w:val="false"/>
+                <w:i w:val="false"/>
+                <w:iCs w:val="false"/>
+                <w:color w:val="000000"/>
+                <w:sz w:val="18"/>
+                <w:szCs w:val="18"/>
+              </w:rPr>
+              <w:t xml:space="preserve">4. GROUP OBSERVATION TABLE (5 min): Say: 'Your group has three minutes to create a shared Observation Table on your manila paper. Use two columns: FERMENTED UJI and FRESH UJI WA KAWAIDA. List every difference your group noticed.' Circulate and prompt groups who list fewer than four differences with: 'Think about smell, appearance, what we heard when the flask was opened, and what the video showed about bubbles.' Post tables on the class wall. </w:t>
+            </w:r>
+          </w:p>
+          <w:p>
+            <w:pPr>
+              <w:spacing w:after="40" w:before="0"/>
+              <w:jc w:val="left"/>
+            </w:pPr>
+            <w:r>
+              <w:rPr>
+                <w:rFonts w:ascii="Arial" w:cs="Arial" w:eastAsia="Arial" w:hAnsi="Arial"/>
+                <w:b w:val="false"/>
+                <w:bCs w:val="false"/>
+                <w:i w:val="false"/>
+                <w:iCs w:val="false"/>
+                <w:color w:val="000000"/>
+                <w:sz w:val="18"/>
+                <w:szCs w:val="18"/>
+              </w:rPr>
+              <w:t xml:space="preserve">5. CONNECT BACK TO PHENOMENON: Say: 'Everything we just observed happened inside a sealed container. No new ingredients. No heat. The question we must now sit with is: what process — what invisible chemistry — could produce all of these changes using only what was already in the flask?'</w:t>
+            </w:r>
+          </w:p>
+        </w:tc>
+        <w:tc>
+          <w:tcPr>
+            <w:tcW w:type="dxa" w:w="3040"/>
+            <w:shd w:fill="FFFFFF" w:color="auto" w:val="clear"/>
+            <w:tcMar>
+              <w:top w:type="dxa" w:w="60"/>
+              <w:left w:type="dxa" w:w="120"/>
+              <w:bottom w:type="dxa" w:w="60"/>
+              <w:right w:type="dxa" w:w="120"/>
+            </w:tcMar>
+            <w:vAlign w:val="top"/>
+          </w:tcPr>
+          <w:p>
+            <w:pPr>
+              <w:spacing w:after="40" w:before="0"/>
+              <w:jc w:val="left"/>
+            </w:pPr>
+            <w:r>
+              <w:rPr>
+                <w:rFonts w:ascii="Arial" w:cs="Arial" w:eastAsia="Arial" w:hAnsi="Arial"/>
+                <w:b w:val="false"/>
+                <w:bCs w:val="false"/>
+                <w:i w:val="false"/>
+                <w:iCs w:val="false"/>
+                <w:color w:val="000000"/>
+                <w:sz w:val="18"/>
+                <w:szCs w:val="18"/>
+              </w:rPr>
+              <w:t xml:space="preserve">STRUCTURED SENSORY OBSERVATION WITH SENTENCE STEMS — This strategy scaffolds NGSS SEP 3 (Planning and Carrying Out Investigations) at the observational level. Sentence stems ('I can see…', 'I notice that compared to…') prevent learners from jumping to explanation before they have fully described the evidence. The two-jar comparison forces learners to use a control (fresh uji) alongside the variable condition (fermented uji), building the habit of controlled comparison that will be formalised in later experimental lessons.</w:t>
+            </w:r>
+          </w:p>
+        </w:tc>
+        <w:tc>
+          <w:tcPr>
+            <w:tcW w:type="dxa" w:w="3040"/>
+            <w:shd w:fill="F2F2F2" w:color="auto" w:val="clear"/>
+            <w:tcMar>
+              <w:top w:type="dxa" w:w="60"/>
+              <w:left w:type="dxa" w:w="120"/>
+              <w:bottom w:type="dxa" w:w="60"/>
+              <w:right w:type="dxa" w:w="120"/>
+            </w:tcMar>
+            <w:vAlign w:val="top"/>
+          </w:tcPr>
+          <w:p>
+            <w:pPr>
+              <w:spacing w:after="40" w:before="0"/>
+              <w:jc w:val="left"/>
+            </w:pPr>
+            <w:r>
+              <w:rPr>
+                <w:rFonts w:ascii="Arial" w:cs="Arial" w:eastAsia="Arial" w:hAnsi="Arial"/>
+                <w:b w:val="false"/>
+                <w:bCs w:val="false"/>
+                <w:i w:val="false"/>
+                <w:iCs w:val="false"/>
+                <w:color w:val="000000"/>
+                <w:sz w:val="18"/>
+                <w:szCs w:val="18"/>
+              </w:rPr>
+              <w:t xml:space="preserve">OBSERVABLE INDICATOR: Circulate during the two-jar comparison and the group Observation Table activity. A learner who is 'approaching expectations' will list only surface-level differences (colour, smell). A learner who 'meets expectations' will also note the presence of bubbles and the absence of change in the fresh sample. A learner who 'exceeds expectations' will begin to hypothesise a cause in their observation notes (e.g., 'bubbles suggest a gas is being produced'). Use these distinctions to decide which groups to cold-call during Phase 3.</w:t>
+            </w:r>
+          </w:p>
+        </w:tc>
+      </w:tr>
+      <w:tr>
+        <w:tc>
+          <w:tcPr>
+            <w:tcW w:type="dxa" w:w="1520"/>
+            <w:shd w:fill="E2EFDA" w:color="auto" w:val="clear"/>
+            <w:tcMar>
+              <w:top w:type="dxa" w:w="60"/>
+              <w:left w:type="dxa" w:w="120"/>
+              <w:bottom w:type="dxa" w:w="60"/>
+              <w:right w:type="dxa" w:w="120"/>
+            </w:tcMar>
+            <w:vAlign w:val="top"/>
+          </w:tcPr>
+          <w:p>
+            <w:pPr>
+              <w:spacing w:after="40" w:before="0"/>
+              <w:jc w:val="left"/>
+            </w:pPr>
+            <w:r>
+              <w:rPr>
+                <w:rFonts w:ascii="Arial" w:cs="Arial" w:eastAsia="Arial" w:hAnsi="Arial"/>
+                <w:b/>
+                <w:bCs/>
+                <w:i w:val="false"/>
+                <w:iCs w:val="false"/>
+                <w:color w:val="000000"/>
+                <w:sz w:val="18"/>
+                <w:szCs w:val="18"/>
+              </w:rPr>
+              <w:t xml:space="preserve">Explain Phase</w:t>
+            </w:r>
+          </w:p>
+          <w:p>
+            <w:pPr>
+              <w:spacing w:after="20" w:before="0"/>
+            </w:pPr>
+            <w:r>
+              <w:rPr>
+                <w:rFonts w:ascii="Arial" w:cs="Arial" w:eastAsia="Arial" w:hAnsi="Arial"/>
+                <w:b/>
+                <w:bCs/>
+                <w:color w:val="1F3864"/>
+                <w:sz w:val="16"/>
+                <w:szCs w:val="16"/>
+              </w:rPr>
+              <w:t xml:space="preserve">📹 VIDEO:</w:t>
+            </w:r>
+          </w:p>
+          <w:p>
+            <w:pPr>
+              <w:spacing w:after="20" w:before="0"/>
+            </w:pPr>
+            <w:hyperlink w:history="1" r:id="rIdke1sb8naa2oipgv0vd-wh">
+              <w:r>
+                <w:rPr>
+                  <w:rFonts w:ascii="Arial" w:cs="Arial" w:eastAsia="Arial" w:hAnsi="Arial"/>
+                  <w:color w:val="2E75B6"/>
+                  <w:sz w:val="16"/>
+                  <w:szCs w:val="16"/>
+                  <w:u w:val="single" w:color="2E75B6"/>
+                </w:rPr>
+                <w:t xml:space="preserve">2a-b, Cellular respiration &amp; common ancestry</w:t>
+              </w:r>
+            </w:hyperlink>
+          </w:p>
+          <w:p>
+            <w:pPr>
+              <w:spacing w:after="10" w:before="0"/>
+              <w:ind w:left="120"/>
+            </w:pPr>
+            <w:r>
+              <w:rPr>
+                <w:rFonts w:ascii="Arial" w:cs="Arial" w:eastAsia="Arial" w:hAnsi="Arial"/>
+                <w:color w:val="595959"/>
+                <w:sz w:val="14"/>
+                <w:szCs w:val="14"/>
+              </w:rPr>
+              <w:t xml:space="preserve">Source: Khan Academy (English - US curriculum)</w:t>
+            </w:r>
+          </w:p>
+          <w:p>
+            <w:pPr>
+              <w:spacing w:after="10" w:before="0"/>
+              <w:ind w:left="120"/>
+            </w:pPr>
+            <w:hyperlink w:history="1" r:id="rIdw6cfj0-dpzz1h8yt1o_ht">
+              <w:r>
+                <w:rPr>
+                  <w:rFonts w:ascii="Arial" w:cs="Arial" w:eastAsia="Arial" w:hAnsi="Arial"/>
+                  <w:color w:val="595959"/>
+                  <w:sz w:val="14"/>
+                  <w:szCs w:val="14"/>
+                  <w:u w:val="single" w:color="595959"/>
+                </w:rPr>
+                <w:t xml:space="preserve">🔍 Search ARES for similar videos</w:t>
+              </w:r>
+            </w:hyperlink>
+          </w:p>
+          <w:p>
+            <w:pPr>
+              <w:spacing w:after="40" w:before="0"/>
+            </w:pPr>
+            <w:r>
+              <w:rPr>
+                <w:sz w:val="14"/>
+                <w:szCs w:val="14"/>
+              </w:rPr>
+              <w:t xml:space="preserve"/>
+            </w:r>
+          </w:p>
+          <w:p>
+            <w:pPr>
+              <w:spacing w:after="20" w:before="0"/>
+            </w:pPr>
+            <w:r>
+              <w:rPr>
+                <w:rFonts w:ascii="Arial" w:cs="Arial" w:eastAsia="Arial" w:hAnsi="Arial"/>
+                <w:b/>
+                <w:bCs/>
+                <w:color w:val="1F3864"/>
+                <w:sz w:val="16"/>
+                <w:szCs w:val="16"/>
+              </w:rPr>
+              <w:t xml:space="preserve">📖 EXERCISE:</w:t>
+            </w:r>
+          </w:p>
+          <w:p>
+            <w:pPr>
+              <w:spacing w:after="20" w:before="0"/>
+            </w:pPr>
+            <w:hyperlink w:history="1" r:id="rIdhbeflzpomlzyfm05tafdb">
+              <w:r>
+                <w:rPr>
+                  <w:rFonts w:ascii="Arial" w:cs="Arial" w:eastAsia="Arial" w:hAnsi="Arial"/>
+                  <w:color w:val="2E75B6"/>
+                  <w:sz w:val="16"/>
+                  <w:szCs w:val="16"/>
+                  <w:u w:val="single" w:color="2E75B6"/>
+                </w:rPr>
+                <w:t xml:space="preserve">Anaerobic vs Aerobic Respiration Practice</w:t>
+              </w:r>
+            </w:hyperlink>
+          </w:p>
+          <w:p>
+            <w:pPr>
+              <w:spacing w:after="10" w:before="0"/>
+              <w:ind w:left="120"/>
+            </w:pPr>
+            <w:r>
+              <w:rPr>
+                <w:rFonts w:ascii="Arial" w:cs="Arial" w:eastAsia="Arial" w:hAnsi="Arial"/>
+                <w:color w:val="595959"/>
+                <w:sz w:val="14"/>
+                <w:szCs w:val="14"/>
+              </w:rPr>
+              <w:t xml:space="preserve">Source: CK-12</w:t>
+            </w:r>
+          </w:p>
+          <w:p>
+            <w:pPr>
+              <w:spacing w:after="10" w:before="0"/>
+              <w:ind w:left="120"/>
+            </w:pPr>
+            <w:hyperlink w:history="1" r:id="rIdscd1f3kw1_jhewdwgpagb">
+              <w:r>
+                <w:rPr>
+                  <w:rFonts w:ascii="Arial" w:cs="Arial" w:eastAsia="Arial" w:hAnsi="Arial"/>
+                  <w:color w:val="595959"/>
+                  <w:sz w:val="14"/>
+                  <w:szCs w:val="14"/>
+                  <w:u w:val="single" w:color="595959"/>
+                </w:rPr>
+                <w:t xml:space="preserve">🔍 Search ARES for similar readings</w:t>
+              </w:r>
+            </w:hyperlink>
+          </w:p>
+        </w:tc>
+        <w:tc>
+          <w:tcPr>
+            <w:tcW w:type="dxa" w:w="3040"/>
+            <w:shd w:fill="FFFFFF" w:color="auto" w:val="clear"/>
+            <w:tcMar>
+              <w:top w:type="dxa" w:w="60"/>
+              <w:left w:type="dxa" w:w="120"/>
+              <w:bottom w:type="dxa" w:w="60"/>
+              <w:right w:type="dxa" w:w="120"/>
+            </w:tcMar>
+            <w:vAlign w:val="top"/>
+          </w:tcPr>
+          <w:p>
+            <w:pPr>
+              <w:spacing w:after="40" w:before="0"/>
+              <w:jc w:val="left"/>
+            </w:pPr>
+            <w:r>
+              <w:rPr>
+                <w:rFonts w:ascii="Arial" w:cs="Arial" w:eastAsia="Arial" w:hAnsi="Arial"/>
+                <w:b w:val="false"/>
+                <w:bCs w:val="false"/>
+                <w:i w:val="false"/>
+                <w:iCs w:val="false"/>
+                <w:color w:val="000000"/>
+                <w:sz w:val="18"/>
+                <w:szCs w:val="18"/>
+              </w:rPr>
+              <w:t xml:space="preserve">The teacher introduces the critical vocabulary distinction between breathing (ventilation) and cellular respiration using a 'Two Things That Look the Same But Are Different' anchor chart. Learners receive a structured note-frame (T-chart) and fill it in during a guided mini-lecture. The teacher uses two Kenya-relevant analogies: (1) a Kisumu fish market worker's chest rising and falling (breathing/ventilation) versus (2) the muscles in a Kenyan marathon runner's legs burning glucose during the Lewa Safari Marathon (cellular respiration). Learners then return to their original Predict Cards and annotate them in a different colour, revising or confirming their initial prediction using the new vocabulary. Groups share revised predictions and the teacher records any new vocabulary learners use correctly on the UNIT WORD WALL. The phase ends with the teacher posing the bridging question that connects this distinction back to the phenomenon: 'If the thermos was sealed — no air coming in — what does that tell us about whether the process inside needs oxygen?'</w:t>
+            </w:r>
+          </w:p>
+        </w:tc>
+        <w:tc>
+          <w:tcPr>
+            <w:tcW w:type="dxa" w:w="3040"/>
+            <w:shd w:fill="F2F2F2" w:color="auto" w:val="clear"/>
+            <w:tcMar>
+              <w:top w:type="dxa" w:w="60"/>
+              <w:left w:type="dxa" w:w="120"/>
+              <w:bottom w:type="dxa" w:w="60"/>
+              <w:right w:type="dxa" w:w="120"/>
+            </w:tcMar>
+            <w:vAlign w:val="top"/>
+          </w:tcPr>
+          <w:p>
+            <w:pPr>
+              <w:spacing w:after="40" w:before="0"/>
+              <w:jc w:val="left"/>
+            </w:pPr>
+            <w:r>
+              <w:rPr>
+                <w:rFonts w:ascii="Arial" w:cs="Arial" w:eastAsia="Arial" w:hAnsi="Arial"/>
+                <w:b w:val="false"/>
+                <w:bCs w:val="false"/>
+                <w:i w:val="false"/>
+                <w:iCs w:val="false"/>
+                <w:color w:val="000000"/>
+                <w:sz w:val="18"/>
+                <w:szCs w:val="18"/>
+              </w:rPr>
+              <w:t xml:space="preserve">1. INTRODUCE THE T-CHART (5 min): Draw a T-chart on the board: BREATHING (UPUMUAJI) | CELLULAR RESPIRATION (UPUMUAJI WA SELI). Say: 'These two terms are often confused. By the end of this unit, you will know the difference precisely. Today we start with the big picture.' Fill in the chart with learners contributing: Breathing = movement of air in and out of lungs / whole-body process / involves lungs, diaphragm / you can see and feel it. Cellular respiration = chemical reactions inside every cell / releases energy from food / produces CO₂ and water / you cannot see it with the naked eye / happens in yeast cells, muscle cells, ALL living cells. </w:t>
+            </w:r>
+          </w:p>
+          <w:p>
+            <w:pPr>
+              <w:spacing w:after="40" w:before="0"/>
+              <w:jc w:val="left"/>
+            </w:pPr>
+            <w:r>
+              <w:rPr>
+                <w:rFonts w:ascii="Arial" w:cs="Arial" w:eastAsia="Arial" w:hAnsi="Arial"/>
+                <w:b w:val="false"/>
+                <w:bCs w:val="false"/>
+                <w:i w:val="false"/>
+                <w:iCs w:val="false"/>
+                <w:color w:val="000000"/>
+                <w:sz w:val="18"/>
+                <w:szCs w:val="18"/>
+              </w:rPr>
+              <w:t xml:space="preserve">2. KENYAN ANALOGIES (3 min): Say: 'Think of a mama fua in Mombasa — you can watch her chest rise and fall. That is breathing. Now think of Eliud Kipchoge's leg muscles at the 40th kilometre of a marathon — those muscle cells are burning glucose to release energy. That invisible chemical process in each muscle cell is cellular respiration. The two are connected but they are NOT the same thing.' Ask: 'Which of these two processes could happen inside a sealed thermos flask?' Allow 10 seconds of WAIT TIME. Cold-call 3 learners. </w:t>
+            </w:r>
+          </w:p>
+          <w:p>
+            <w:pPr>
+              <w:spacing w:after="40" w:before="0"/>
+              <w:jc w:val="left"/>
+            </w:pPr>
+            <w:r>
+              <w:rPr>
+                <w:rFonts w:ascii="Arial" w:cs="Arial" w:eastAsia="Arial" w:hAnsi="Arial"/>
+                <w:b w:val="false"/>
+                <w:bCs w:val="false"/>
+                <w:i w:val="false"/>
+                <w:iCs w:val="false"/>
+                <w:color w:val="000000"/>
+                <w:sz w:val="18"/>
+                <w:szCs w:val="18"/>
+              </w:rPr>
+              <w:t xml:space="preserve">3. PREDICT CARD REVISION (5 min): Distribute a coloured pen (different from the original) to each learner. Say: 'Look at your Predict Card. Without crossing anything out — in this new colour — add, revise, or confirm your prediction using at least one of the new terms: cellular respiration, substrate, product, microorganism.' Allow 4 minutes of silent individual work. </w:t>
+            </w:r>
+          </w:p>
+          <w:p>
+            <w:pPr>
+              <w:spacing w:after="40" w:before="0"/>
+              <w:jc w:val="left"/>
+            </w:pPr>
+            <w:r>
+              <w:rPr>
+                <w:rFonts w:ascii="Arial" w:cs="Arial" w:eastAsia="Arial" w:hAnsi="Arial"/>
+                <w:b w:val="false"/>
+                <w:bCs w:val="false"/>
+                <w:i w:val="false"/>
+                <w:iCs w:val="false"/>
+                <w:color w:val="000000"/>
+                <w:sz w:val="18"/>
+                <w:szCs w:val="18"/>
+              </w:rPr>
+              <w:t xml:space="preserve">4. GROUP SHARE OF REVISED PREDICTIONS (4 min): Cold-call 3 groups (different from earlier). For each group ask: 'What did you change, and what new word did you use?' Record any correct use of new vocabulary on the UNIT WORD WALL (a piece of manila paper posted on the wall with the heading WORDS WE ARE BUILDING). </w:t>
+            </w:r>
+          </w:p>
+          <w:p>
+            <w:pPr>
+              <w:spacing w:after="40" w:before="0"/>
+              <w:jc w:val="left"/>
+            </w:pPr>
+            <w:r>
+              <w:rPr>
+                <w:rFonts w:ascii="Arial" w:cs="Arial" w:eastAsia="Arial" w:hAnsi="Arial"/>
+                <w:b w:val="false"/>
+                <w:bCs w:val="false"/>
+                <w:i w:val="false"/>
+                <w:iCs w:val="false"/>
+                <w:color w:val="000000"/>
+                <w:sz w:val="18"/>
+                <w:szCs w:val="18"/>
+              </w:rPr>
+              <w:t xml:space="preserve">5. BRIDGING QUESTION (3 min): Say: 'Here is the question that will drive our next three lessons. The thermos was completely sealed. If cellular respiration was happening inside — who was doing it? And if there was no fresh air coming in, does that mean oxygen was available or not? Turn and talk to your partner for 60 seconds. Then I will cold-call two pairs.' After responses, say: 'We do not have the full answer yet. That is exactly why we are going to investigate. Hold that question.'</w:t>
+            </w:r>
+          </w:p>
+        </w:tc>
+        <w:tc>
+          <w:tcPr>
+            <w:tcW w:type="dxa" w:w="3040"/>
+            <w:shd w:fill="FFFFFF" w:color="auto" w:val="clear"/>
+            <w:tcMar>
+              <w:top w:type="dxa" w:w="60"/>
+              <w:left w:type="dxa" w:w="120"/>
+              <w:bottom w:type="dxa" w:w="60"/>
+              <w:right w:type="dxa" w:w="120"/>
+            </w:tcMar>
+            <w:vAlign w:val="top"/>
+          </w:tcPr>
+          <w:p>
+            <w:pPr>
+              <w:spacing w:after="40" w:before="0"/>
+              <w:jc w:val="left"/>
+            </w:pPr>
+            <w:r>
+              <w:rPr>
+                <w:rFonts w:ascii="Arial" w:cs="Arial" w:eastAsia="Arial" w:hAnsi="Arial"/>
+                <w:b w:val="false"/>
+                <w:bCs w:val="false"/>
+                <w:i w:val="false"/>
+                <w:iCs w:val="false"/>
+                <w:color w:val="000000"/>
+                <w:sz w:val="18"/>
+                <w:szCs w:val="18"/>
+              </w:rPr>
+              <w:t xml:space="preserve">PREDICT–REVISE–ANNOTATE (PRA) — Learners return to their own written predictions and revise them using newly acquired vocabulary, without erasing original thinking. This strategy makes conceptual change visible: the original colour represents prior knowledge and the revision colour represents growing understanding. PRA is aligned to NGSS SEP 6 (Constructing Explanations) and directly supports the KICD outcome of appreciating the significance of respiration in living things, because learners must connect the abstract term to the concrete phenomenon they observed.</w:t>
+            </w:r>
+          </w:p>
+        </w:tc>
+        <w:tc>
+          <w:tcPr>
+            <w:tcW w:type="dxa" w:w="3040"/>
+            <w:shd w:fill="F2F2F2" w:color="auto" w:val="clear"/>
+            <w:tcMar>
+              <w:top w:type="dxa" w:w="60"/>
+              <w:left w:type="dxa" w:w="120"/>
+              <w:bottom w:type="dxa" w:w="60"/>
+              <w:right w:type="dxa" w:w="120"/>
+            </w:tcMar>
+            <w:vAlign w:val="top"/>
+          </w:tcPr>
+          <w:p>
+            <w:pPr>
+              <w:spacing w:after="40" w:before="0"/>
+              <w:jc w:val="left"/>
+            </w:pPr>
+            <w:r>
+              <w:rPr>
+                <w:rFonts w:ascii="Arial" w:cs="Arial" w:eastAsia="Arial" w:hAnsi="Arial"/>
+                <w:b w:val="false"/>
+                <w:bCs w:val="false"/>
+                <w:i w:val="false"/>
+                <w:iCs w:val="false"/>
+                <w:color w:val="000000"/>
+                <w:sz w:val="18"/>
+                <w:szCs w:val="18"/>
+              </w:rPr>
+              <w:t xml:space="preserve">OBSERVABLE INDICATOR: Review the revised Predict Cards (both colours). A learner 'below expectations' will not use any new vocabulary in their revision. A learner 'approaching expectations' will use 'cellular respiration' but apply it only to human bodies, not to the yeast in the uji. A learner 'meeting expectations' will correctly connect cellular respiration to the microorganisms inside the flask and identify at least one product (gas/CO₂ or acid). A learner 'exceeding expectations' will also note that the sealed container implies limited or no oxygen, which introduces the aerobic/anaerobic distinction the next lesson will formalise.</w:t>
+            </w:r>
+          </w:p>
+        </w:tc>
+      </w:tr>
+      <w:tr>
+        <w:tc>
+          <w:tcPr>
+            <w:tcW w:type="dxa" w:w="1520"/>
+            <w:shd w:fill="FCE4D6" w:color="auto" w:val="clear"/>
+            <w:tcMar>
+              <w:top w:type="dxa" w:w="60"/>
+              <w:left w:type="dxa" w:w="120"/>
+              <w:bottom w:type="dxa" w:w="60"/>
+              <w:right w:type="dxa" w:w="120"/>
+            </w:tcMar>
+            <w:vAlign w:val="top"/>
+          </w:tcPr>
+          <w:p>
+            <w:pPr>
+              <w:spacing w:after="40" w:before="0"/>
+              <w:jc w:val="left"/>
+            </w:pPr>
+            <w:r>
+              <w:rPr>
+                <w:rFonts w:ascii="Arial" w:cs="Arial" w:eastAsia="Arial" w:hAnsi="Arial"/>
+                <w:b/>
+                <w:bCs/>
+                <w:i w:val="false"/>
+                <w:iCs w:val="false"/>
+                <w:color w:val="000000"/>
+                <w:sz w:val="18"/>
+                <w:szCs w:val="18"/>
+              </w:rPr>
+              <w:t xml:space="preserve">Driving Question Board (DQB) Creation</w:t>
+            </w:r>
+          </w:p>
+          <w:p>
+            <w:pPr>
+              <w:spacing w:after="20" w:before="0"/>
+            </w:pPr>
+            <w:r>
+              <w:rPr>
+                <w:rFonts w:ascii="Arial" w:cs="Arial" w:eastAsia="Arial" w:hAnsi="Arial"/>
+                <w:b/>
+                <w:bCs/>
+                <w:color w:val="1F3864"/>
+                <w:sz w:val="16"/>
+                <w:szCs w:val="16"/>
+              </w:rPr>
+              <w:t xml:space="preserve">📹 VIDEO:</w:t>
+            </w:r>
+          </w:p>
+          <w:p>
+            <w:pPr>
+              <w:spacing w:after="20" w:before="0"/>
+            </w:pPr>
+            <w:hyperlink w:history="1" r:id="rIdo3judd59u0rdlkzkpebti">
+              <w:r>
+                <w:rPr>
+                  <w:rFonts w:ascii="Arial" w:cs="Arial" w:eastAsia="Arial" w:hAnsi="Arial"/>
+                  <w:color w:val="2E75B6"/>
+                  <w:sz w:val="16"/>
+                  <w:szCs w:val="16"/>
+                  <w:u w:val="single" w:color="2E75B6"/>
+                </w:rPr>
+                <w:t xml:space="preserve">2c-d, Cellular respiration &amp; cell compartmentalization and its origins</w:t>
+              </w:r>
+            </w:hyperlink>
+          </w:p>
+          <w:p>
+            <w:pPr>
+              <w:spacing w:after="10" w:before="0"/>
+              <w:ind w:left="120"/>
+            </w:pPr>
+            <w:r>
+              <w:rPr>
+                <w:rFonts w:ascii="Arial" w:cs="Arial" w:eastAsia="Arial" w:hAnsi="Arial"/>
+                <w:color w:val="595959"/>
+                <w:sz w:val="14"/>
+                <w:szCs w:val="14"/>
+              </w:rPr>
+              <w:t xml:space="preserve">Source: Khan Academy (English - US curriculum)</w:t>
+            </w:r>
+          </w:p>
+          <w:p>
+            <w:pPr>
+              <w:spacing w:after="10" w:before="0"/>
+              <w:ind w:left="120"/>
+            </w:pPr>
+            <w:hyperlink w:history="1" r:id="rIdroxuv3kxg_ekmp2gse_d5">
+              <w:r>
+                <w:rPr>
+                  <w:rFonts w:ascii="Arial" w:cs="Arial" w:eastAsia="Arial" w:hAnsi="Arial"/>
+                  <w:color w:val="595959"/>
+                  <w:sz w:val="14"/>
+                  <w:szCs w:val="14"/>
+                  <w:u w:val="single" w:color="595959"/>
+                </w:rPr>
+                <w:t xml:space="preserve">🔍 Search ARES for similar videos</w:t>
+              </w:r>
+            </w:hyperlink>
+          </w:p>
+          <w:p>
+            <w:pPr>
+              <w:spacing w:after="40" w:before="0"/>
+            </w:pPr>
+            <w:r>
+              <w:rPr>
+                <w:sz w:val="14"/>
+                <w:szCs w:val="14"/>
+              </w:rPr>
+              <w:t xml:space="preserve"/>
+            </w:r>
+          </w:p>
+          <w:p>
+            <w:pPr>
+              <w:spacing w:after="20" w:before="0"/>
+            </w:pPr>
+            <w:r>
+              <w:rPr>
+                <w:rFonts w:ascii="Arial" w:cs="Arial" w:eastAsia="Arial" w:hAnsi="Arial"/>
+                <w:b/>
+                <w:bCs/>
+                <w:color w:val="1F3864"/>
+                <w:sz w:val="16"/>
+                <w:szCs w:val="16"/>
+              </w:rPr>
+              <w:t xml:space="preserve">📖 EXERCISE:</w:t>
+            </w:r>
+          </w:p>
+          <w:p>
+            <w:pPr>
+              <w:spacing w:after="20" w:before="0"/>
+            </w:pPr>
+            <w:hyperlink w:history="1" r:id="rIdxgb4jm-xbsk6hoxdslomp">
+              <w:r>
+                <w:rPr>
+                  <w:rFonts w:ascii="Arial" w:cs="Arial" w:eastAsia="Arial" w:hAnsi="Arial"/>
+                  <w:color w:val="2E75B6"/>
+                  <w:sz w:val="16"/>
+                  <w:szCs w:val="16"/>
+                  <w:u w:val="single" w:color="2E75B6"/>
+                </w:rPr>
+                <w:t xml:space="preserve">Anaerobic and Aerobic Respiration Practice</w:t>
+              </w:r>
+            </w:hyperlink>
+          </w:p>
+          <w:p>
+            <w:pPr>
+              <w:spacing w:after="10" w:before="0"/>
+              <w:ind w:left="120"/>
+            </w:pPr>
+            <w:r>
+              <w:rPr>
+                <w:rFonts w:ascii="Arial" w:cs="Arial" w:eastAsia="Arial" w:hAnsi="Arial"/>
+                <w:color w:val="595959"/>
+                <w:sz w:val="14"/>
+                <w:szCs w:val="14"/>
+              </w:rPr>
+              <w:t xml:space="preserve">Source: CK-12</w:t>
+            </w:r>
+          </w:p>
+          <w:p>
+            <w:pPr>
+              <w:spacing w:after="10" w:before="0"/>
+              <w:ind w:left="120"/>
+            </w:pPr>
+            <w:hyperlink w:history="1" r:id="rIdwoojpwmdejix-wby3l8zg">
+              <w:r>
+                <w:rPr>
+                  <w:rFonts w:ascii="Arial" w:cs="Arial" w:eastAsia="Arial" w:hAnsi="Arial"/>
+                  <w:color w:val="595959"/>
+                  <w:sz w:val="14"/>
+                  <w:szCs w:val="14"/>
+                  <w:u w:val="single" w:color="595959"/>
+                </w:rPr>
+                <w:t xml:space="preserve">🔍 Search ARES for similar readings</w:t>
+              </w:r>
+            </w:hyperlink>
+          </w:p>
+        </w:tc>
+        <w:tc>
+          <w:tcPr>
+            <w:tcW w:type="dxa" w:w="3040"/>
+            <w:shd w:fill="FFFFFF" w:color="auto" w:val="clear"/>
+            <w:tcMar>
+              <w:top w:type="dxa" w:w="60"/>
+              <w:left w:type="dxa" w:w="120"/>
+              <w:bottom w:type="dxa" w:w="60"/>
+              <w:right w:type="dxa" w:w="120"/>
+            </w:tcMar>
+            <w:vAlign w:val="top"/>
+          </w:tcPr>
+          <w:p>
+            <w:pPr>
+              <w:spacing w:after="40" w:before="0"/>
+              <w:jc w:val="left"/>
+            </w:pPr>
+            <w:r>
+              <w:rPr>
+                <w:rFonts w:ascii="Arial" w:cs="Arial" w:eastAsia="Arial" w:hAnsi="Arial"/>
+                <w:b w:val="false"/>
+                <w:bCs w:val="false"/>
+                <w:i w:val="false"/>
+                <w:iCs w:val="false"/>
+                <w:color w:val="000000"/>
+                <w:sz w:val="18"/>
+                <w:szCs w:val="18"/>
+              </w:rPr>
+              <w:t xml:space="preserve">Each learner receives three sticky notes (or small cut paper squares). They write one 'need-to-know' question per sticky note — questions that, if answered, would help them explain the phenomenon. Learners post their questions onto a large manila-paper DQB under one of three pre-printed column headers: WHAT IS HAPPENING? / WHO IS DOING IT? / WHY DOES IT MATTER? The class reads the board together, and the teacher facilitates a brief clustering activity: groups of similar questions are circled and given a cluster label. The teacher then reveals the unit's Driving Question — 'How do living organisms — from the yeast in our uji to the cells in our own muscles — release energy from food, and how can we use these invisible processes to create useful products and solve real problems in our communities?' — and posts it at the top of the DQB. Learners copy the DQB structure (question clusters and their own question) into their science journals. The DQB remains posted on the classroom wall for the duration of the unit.</w:t>
+            </w:r>
+          </w:p>
+        </w:tc>
+        <w:tc>
+          <w:tcPr>
+            <w:tcW w:type="dxa" w:w="3040"/>
+            <w:shd w:fill="F2F2F2" w:color="auto" w:val="clear"/>
+            <w:tcMar>
+              <w:top w:type="dxa" w:w="60"/>
+              <w:left w:type="dxa" w:w="120"/>
+              <w:bottom w:type="dxa" w:w="60"/>
+              <w:right w:type="dxa" w:w="120"/>
+            </w:tcMar>
+            <w:vAlign w:val="top"/>
+          </w:tcPr>
+          <w:p>
+            <w:pPr>
+              <w:spacing w:after="40" w:before="0"/>
+              <w:jc w:val="left"/>
+            </w:pPr>
+            <w:r>
+              <w:rPr>
+                <w:rFonts w:ascii="Arial" w:cs="Arial" w:eastAsia="Arial" w:hAnsi="Arial"/>
+                <w:b w:val="false"/>
+                <w:bCs w:val="false"/>
+                <w:i w:val="false"/>
+                <w:iCs w:val="false"/>
+                <w:color w:val="000000"/>
+                <w:sz w:val="18"/>
+                <w:szCs w:val="18"/>
+              </w:rPr>
+              <w:t xml:space="preserve">1. DISTRIBUTE STICKY NOTES (1 min): Say: 'You have three sticky notes. Write one question per note — questions YOU genuinely want answered to explain what is happening in the thermos. Not questions you already know the answer to. Real questions.' </w:t>
+            </w:r>
+          </w:p>
+          <w:p>
+            <w:pPr>
+              <w:spacing w:after="40" w:before="0"/>
+              <w:jc w:val="left"/>
+            </w:pPr>
+            <w:r>
+              <w:rPr>
+                <w:rFonts w:ascii="Arial" w:cs="Arial" w:eastAsia="Arial" w:hAnsi="Arial"/>
+                <w:b w:val="false"/>
+                <w:bCs w:val="false"/>
+                <w:i w:val="false"/>
+                <w:iCs w:val="false"/>
+                <w:color w:val="000000"/>
+                <w:sz w:val="18"/>
+                <w:szCs w:val="18"/>
+              </w:rPr>
+              <w:t xml:space="preserve">2. SILENT WRITING (3 min): Allow 3 minutes of silent individual question writing. Circulate and prompt learners who are stuck: 'Think about what you saw — the bubbles. Where do they come from? What is making the sourness? Why does the same thing not happen to fresh uji?' </w:t>
+            </w:r>
+          </w:p>
+          <w:p>
+            <w:pPr>
+              <w:spacing w:after="40" w:before="0"/>
+              <w:jc w:val="left"/>
+            </w:pPr>
+            <w:r>
+              <w:rPr>
+                <w:rFonts w:ascii="Arial" w:cs="Arial" w:eastAsia="Arial" w:hAnsi="Arial"/>
+                <w:b w:val="false"/>
+                <w:bCs w:val="false"/>
+                <w:i w:val="false"/>
+                <w:iCs w:val="false"/>
+                <w:color w:val="000000"/>
+                <w:sz w:val="18"/>
+                <w:szCs w:val="18"/>
+              </w:rPr>
+              <w:t xml:space="preserve">3. POST AND CLUSTER (5 min): Invite learners to post their sticky notes under the three column headers. Once all notes are posted, say: 'I am going to read some of these aloud. As I do, raise your hand if your question is similar.' Read 8–10 notes aloud and facilitate clustering. Assign cluster labels co-created with the class, e.g.: 'WHO IS LIVING IN THE UJI?' / 'WHAT GAS IS FORMING THE BUBBLES?' / 'WHY IS IT MORE SOUR?' / 'DOES THIS NEED OXYGEN?' / 'HOW IS THIS USEFUL IN REAL LIFE?' </w:t>
+            </w:r>
+          </w:p>
+          <w:p>
+            <w:pPr>
+              <w:spacing w:after="40" w:before="0"/>
+              <w:jc w:val="left"/>
+            </w:pPr>
+            <w:r>
+              <w:rPr>
+                <w:rFonts w:ascii="Arial" w:cs="Arial" w:eastAsia="Arial" w:hAnsi="Arial"/>
+                <w:b w:val="false"/>
+                <w:bCs w:val="false"/>
+                <w:i w:val="false"/>
+                <w:iCs w:val="false"/>
+                <w:color w:val="000000"/>
+                <w:sz w:val="18"/>
+                <w:szCs w:val="18"/>
+              </w:rPr>
+              <w:t xml:space="preserve">4. REVEAL THE DRIVING QUESTION (2 min): Say: 'All of your questions are excellent. They are exactly the questions scientists ask. Here is the question that ties them all together for this unit.' Read the Driving Question aloud. Post it at the top of the DQB. Say: 'By the end of this unit, every cluster of questions on this board will have been answered. We will come back to this board every lesson to tick off what we now understand and add new questions as we learn more.' </w:t>
+            </w:r>
+          </w:p>
+          <w:p>
+            <w:pPr>
+              <w:spacing w:after="40" w:before="0"/>
+              <w:jc w:val="left"/>
+            </w:pPr>
+            <w:r>
+              <w:rPr>
+                <w:rFonts w:ascii="Arial" w:cs="Arial" w:eastAsia="Arial" w:hAnsi="Arial"/>
+                <w:b w:val="false"/>
+                <w:bCs w:val="false"/>
+                <w:i w:val="false"/>
+                <w:iCs w:val="false"/>
+                <w:color w:val="000000"/>
+                <w:sz w:val="18"/>
+                <w:szCs w:val="18"/>
+              </w:rPr>
+              <w:t xml:space="preserve">5. JOURNAL COPY (2 min): Say: 'Copy the DQB structure — the three column headers, your question clusters, and the Driving Question — into your science journal. Date it. This is Day One of our investigation.' </w:t>
+            </w:r>
+          </w:p>
+          <w:p>
+            <w:pPr>
+              <w:spacing w:after="40" w:before="0"/>
+              <w:jc w:val="left"/>
+            </w:pPr>
+            <w:r>
+              <w:rPr>
+                <w:rFonts w:ascii="Arial" w:cs="Arial" w:eastAsia="Arial" w:hAnsi="Arial"/>
+                <w:b w:val="false"/>
+                <w:bCs w:val="false"/>
+                <w:i w:val="false"/>
+                <w:iCs w:val="false"/>
+                <w:color w:val="000000"/>
+                <w:sz w:val="18"/>
+                <w:szCs w:val="18"/>
+              </w:rPr>
+              <w:t xml:space="preserve">6. POINT TO KICD KEY INQUIRY QUESTION: Say: 'Notice the last cluster — HOW IS THIS USEFUL IN REAL LIFE? The KICD asks us: How is aerobic and anaerobic respiration important in a society's economy? That question — and your questions about the uji — are the same question wearing different clothes.'</w:t>
+            </w:r>
+          </w:p>
+        </w:tc>
+        <w:tc>
+          <w:tcPr>
+            <w:tcW w:type="dxa" w:w="3040"/>
+            <w:shd w:fill="FFFFFF" w:color="auto" w:val="clear"/>
+            <w:tcMar>
+              <w:top w:type="dxa" w:w="60"/>
+              <w:left w:type="dxa" w:w="120"/>
+              <w:bottom w:type="dxa" w:w="60"/>
+              <w:right w:type="dxa" w:w="120"/>
+            </w:tcMar>
+            <w:vAlign w:val="top"/>
+          </w:tcPr>
+          <w:p>
+            <w:pPr>
+              <w:spacing w:after="40" w:before="0"/>
+              <w:jc w:val="left"/>
+            </w:pPr>
+            <w:r>
+              <w:rPr>
+                <w:rFonts w:ascii="Arial" w:cs="Arial" w:eastAsia="Arial" w:hAnsi="Arial"/>
+                <w:b w:val="false"/>
+                <w:bCs w:val="false"/>
+                <w:i w:val="false"/>
+                <w:iCs w:val="false"/>
+                <w:color w:val="000000"/>
+                <w:sz w:val="18"/>
+                <w:szCs w:val="18"/>
+              </w:rPr>
+              <w:t xml:space="preserve">DRIVING QUESTION BOARD (DQB) CO-CONSTRUCTION — The DQB is a public, persistent record of the class's collective curiosity. By physically posting questions under thematic clusters, learners externalise their thinking in a way that makes the unit's intellectual journey visible. The DQB is not a decorative poster — it is a formative tool: questions are ticked, moved, or revised as understanding grows. This strategy is aligned to NGSS SEP 1 (Asking Questions) and supports the KICD core competency of Communication and Collaboration, as learners must negotiate where questions belong and what the clusters mean.</w:t>
+            </w:r>
+          </w:p>
+        </w:tc>
+        <w:tc>
+          <w:tcPr>
+            <w:tcW w:type="dxa" w:w="3040"/>
+            <w:shd w:fill="F2F2F2" w:color="auto" w:val="clear"/>
+            <w:tcMar>
+              <w:top w:type="dxa" w:w="60"/>
+              <w:left w:type="dxa" w:w="120"/>
+              <w:bottom w:type="dxa" w:w="60"/>
+              <w:right w:type="dxa" w:w="120"/>
+            </w:tcMar>
+            <w:vAlign w:val="top"/>
+          </w:tcPr>
+          <w:p>
+            <w:pPr>
+              <w:spacing w:after="40" w:before="0"/>
+              <w:jc w:val="left"/>
+            </w:pPr>
+            <w:r>
+              <w:rPr>
+                <w:rFonts w:ascii="Arial" w:cs="Arial" w:eastAsia="Arial" w:hAnsi="Arial"/>
+                <w:b w:val="false"/>
+                <w:bCs w:val="false"/>
+                <w:i w:val="false"/>
+                <w:iCs w:val="false"/>
+                <w:color w:val="000000"/>
+                <w:sz w:val="18"/>
+                <w:szCs w:val="18"/>
+              </w:rPr>
+              <w:t xml:space="preserve">OBSERVABLE INDICATOR: Count the number of questions posted under each column. If the majority of questions fall under 'WHAT IS HAPPENING?' with few under 'WHY DOES IT MATTER?', this signals that learners are not yet connecting the phenomenon to economic or societal implications — the teacher should plan a targeted prompt at the start of Lesson 2 to bridge this gap. Also check whether any learner spontaneously wrote questions about oxygen, anaerobic processes, or ATP — these learners may have prior knowledge from Junior School Integrated Science and can be positioned as peer-teaching resources in later lessons.</w:t>
+            </w:r>
+          </w:p>
+        </w:tc>
+      </w:tr>
+      <w:tr>
+        <w:tc>
+          <w:tcPr>
+            <w:tcW w:type="dxa" w:w="1520"/>
+            <w:shd w:fill="D5E8F0" w:color="auto" w:val="clear"/>
+            <w:tcMar>
+              <w:top w:type="dxa" w:w="60"/>
+              <w:left w:type="dxa" w:w="120"/>
+              <w:bottom w:type="dxa" w:w="60"/>
+              <w:right w:type="dxa" w:w="120"/>
+            </w:tcMar>
+            <w:vAlign w:val="top"/>
+          </w:tcPr>
+          <w:p>
+            <w:pPr>
+              <w:spacing w:after="40" w:before="0"/>
+              <w:jc w:val="left"/>
+            </w:pPr>
+            <w:r>
+              <w:rPr>
+                <w:rFonts w:ascii="Arial" w:cs="Arial" w:eastAsia="Arial" w:hAnsi="Arial"/>
+                <w:b/>
+                <w:bCs/>
+                <w:i w:val="false"/>
+                <w:iCs w:val="false"/>
+                <w:color w:val="000000"/>
+                <w:sz w:val="18"/>
+                <w:szCs w:val="18"/>
+              </w:rPr>
+              <w:t xml:space="preserve">Model Building Phase</w:t>
+            </w:r>
+          </w:p>
+          <w:p>
+            <w:pPr>
+              <w:spacing w:after="20" w:before="0"/>
+            </w:pPr>
+            <w:r>
+              <w:rPr>
+                <w:rFonts w:ascii="Arial" w:cs="Arial" w:eastAsia="Arial" w:hAnsi="Arial"/>
+                <w:b/>
+                <w:bCs/>
+                <w:color w:val="1F3864"/>
+                <w:sz w:val="16"/>
+                <w:szCs w:val="16"/>
+              </w:rPr>
+              <w:t xml:space="preserve">📹 VIDEO:</w:t>
+            </w:r>
+          </w:p>
+          <w:p>
+            <w:pPr>
+              <w:spacing w:after="20" w:before="0"/>
+            </w:pPr>
+            <w:hyperlink w:history="1" r:id="rIdjfqimvwsluxtx1b0ywbry">
               <w:r>
                 <w:rPr>
                   <w:rFonts w:ascii="Arial" w:cs="Arial" w:eastAsia="Arial" w:hAnsi="Arial"/>
@@ -3137,7 +4703,7 @@
               <w:spacing w:after="10" w:before="0"/>
               <w:ind w:left="120"/>
             </w:pPr>
-            <w:hyperlink w:history="1" r:id="rIdipsjjfq9uobgh45u-e0uv">
+            <w:hyperlink w:history="1" r:id="rIdfqj7ltypz7cvmjjlhz1-g">
               <w:r>
                 <w:rPr>
                   <w:rFonts w:ascii="Arial" w:cs="Arial" w:eastAsia="Arial" w:hAnsi="Arial"/>
@@ -3182,7 +4748,7 @@
             <w:pPr>
               <w:spacing w:after="20" w:before="0"/>
             </w:pPr>
-            <w:hyperlink w:history="1" r:id="rIdykc4hueuyq57z0vrzzoxf">
+            <w:hyperlink w:history="1" r:id="rIdzv_h9zt4625qge3p6_5-_">
               <w:r>
                 <w:rPr>
                   <w:rFonts w:ascii="Arial" w:cs="Arial" w:eastAsia="Arial" w:hAnsi="Arial"/>
@@ -3215,1573 +4781,7 @@
               <w:spacing w:after="10" w:before="0"/>
               <w:ind w:left="120"/>
             </w:pPr>
-            <w:hyperlink w:history="1" r:id="rIdomujvd7uz0hsjkebbpnc_">
-              <w:r>
-                <w:rPr>
-                  <w:rFonts w:ascii="Arial" w:cs="Arial" w:eastAsia="Arial" w:hAnsi="Arial"/>
-                  <w:color w:val="595959"/>
-                  <w:sz w:val="14"/>
-                  <w:szCs w:val="14"/>
-                  <w:u w:val="single" w:color="595959"/>
-                </w:rPr>
-                <w:t xml:space="preserve">🔍 Search ARES for similar readings</w:t>
-              </w:r>
-            </w:hyperlink>
-          </w:p>
-        </w:tc>
-        <w:tc>
-          <w:tcPr>
-            <w:tcW w:type="dxa" w:w="3040"/>
-            <w:shd w:fill="FFFFFF" w:color="auto" w:val="clear"/>
-            <w:tcMar>
-              <w:top w:type="dxa" w:w="60"/>
-              <w:left w:type="dxa" w:w="120"/>
-              <w:bottom w:type="dxa" w:w="60"/>
-              <w:right w:type="dxa" w:w="120"/>
-            </w:tcMar>
-            <w:vAlign w:val="top"/>
-          </w:tcPr>
-          <w:p>
-            <w:pPr>
-              <w:spacing w:after="40" w:before="0"/>
-              <w:jc w:val="left"/>
-            </w:pPr>
-            <w:r>
-              <w:rPr>
-                <w:rFonts w:ascii="Arial" w:cs="Arial" w:eastAsia="Arial" w:hAnsi="Arial"/>
-                <w:b w:val="false"/>
-                <w:bCs w:val="false"/>
-                <w:i w:val="false"/>
-                <w:iCs w:val="false"/>
-                <w:color w:val="000000"/>
-                <w:sz w:val="18"/>
-                <w:szCs w:val="18"/>
-              </w:rPr>
-              <w:t xml:space="preserve">Learners are seated in groups of 4–5. Each learner receives a blank 'Predict Card' (half-sheet of paper) divided into three columns: WHAT I OBSERVE / WHAT I THINK IS HAPPENING / WHAT EVIDENCE WOULD CHANGE MY MIND. The teacher places a sealed thermos flask at the front of the room and narrates the Kisumu scenario (a Form 4 student notices bubbling, increased sourness in her morning uji) without opening the flask yet. Learners silently and independently write their predictions for 5 minutes. They then share with their table group, listening for similarities and differences in their ideas. Each group appoints a spokesperson to share one key prediction with the class. Learners are not told whether any prediction is correct — all ideas are treated as equally valid hypotheses at this stage.</w:t>
-            </w:r>
-          </w:p>
-        </w:tc>
-        <w:tc>
-          <w:tcPr>
-            <w:tcW w:type="dxa" w:w="3040"/>
-            <w:shd w:fill="F2F2F2" w:color="auto" w:val="clear"/>
-            <w:tcMar>
-              <w:top w:type="dxa" w:w="60"/>
-              <w:left w:type="dxa" w:w="120"/>
-              <w:bottom w:type="dxa" w:w="60"/>
-              <w:right w:type="dxa" w:w="120"/>
-            </w:tcMar>
-            <w:vAlign w:val="top"/>
-          </w:tcPr>
-          <w:p>
-            <w:pPr>
-              <w:spacing w:after="40" w:before="0"/>
-              <w:jc w:val="left"/>
-            </w:pPr>
-            <w:r>
-              <w:rPr>
-                <w:rFonts w:ascii="Arial" w:cs="Arial" w:eastAsia="Arial" w:hAnsi="Arial"/>
-                <w:b w:val="false"/>
-                <w:bCs w:val="false"/>
-                <w:i w:val="false"/>
-                <w:iCs w:val="false"/>
-                <w:color w:val="000000"/>
-                <w:sz w:val="18"/>
-                <w:szCs w:val="18"/>
-              </w:rPr>
-              <w:t xml:space="preserve">1. SETUP (2 min): Place the sealed thermos on the demonstration table before learners enter. When learners are seated, say: 'Do not touch the flask yet. Just look at it. Think about what might be inside it right now.' Allow 30 seconds of silent observation. </w:t>
-            </w:r>
-          </w:p>
-          <w:p>
-            <w:pPr>
-              <w:spacing w:after="40" w:before="0"/>
-              <w:jc w:val="left"/>
-            </w:pPr>
-            <w:r>
-              <w:rPr>
-                <w:rFonts w:ascii="Arial" w:cs="Arial" w:eastAsia="Arial" w:hAnsi="Arial"/>
-                <w:b w:val="false"/>
-                <w:bCs w:val="false"/>
-                <w:i w:val="false"/>
-                <w:iCs w:val="false"/>
-                <w:color w:val="000000"/>
-                <w:sz w:val="18"/>
-                <w:szCs w:val="18"/>
-              </w:rPr>
-              <w:t xml:space="preserve">2. NARRATE THE PHENOMENON (3 min): Read the Kisumu scenario aloud slowly and deliberately: 'A Form 4 student at a school near Lake Victoria poured fermented uji — uji wa kimea — from her thermos at morning break. She noticed tiny bubbles rising inside the flask. The uji smelled more sour than when she left home two hours earlier. The flask had been sealed the entire time. No heat. No new ingredients. Yet the uji had changed.' Pause after the final sentence for 10 seconds of WAIT TIME. </w:t>
-            </w:r>
-          </w:p>
-          <w:p>
-            <w:pPr>
-              <w:spacing w:after="40" w:before="0"/>
-              <w:jc w:val="left"/>
-            </w:pPr>
-            <w:r>
-              <w:rPr>
-                <w:rFonts w:ascii="Arial" w:cs="Arial" w:eastAsia="Arial" w:hAnsi="Arial"/>
-                <w:b w:val="false"/>
-                <w:bCs w:val="false"/>
-                <w:i w:val="false"/>
-                <w:iCs w:val="false"/>
-                <w:color w:val="000000"/>
-                <w:sz w:val="18"/>
-                <w:szCs w:val="18"/>
-              </w:rPr>
-              <w:t xml:space="preserve">3. PROMPT INDIVIDUAL PREDICTION (5 min): Distribute Predict Cards. Say: 'On your card, write what YOU think is happening inside that sealed thermos. You have five minutes. Write in silence. There are no wrong answers — I want your real thinking, not the textbook answer.' Circulate and read cards silently; do not correct anything. </w:t>
-            </w:r>
-          </w:p>
-          <w:p>
-            <w:pPr>
-              <w:spacing w:after="40" w:before="0"/>
-              <w:jc w:val="left"/>
-            </w:pPr>
-            <w:r>
-              <w:rPr>
-                <w:rFonts w:ascii="Arial" w:cs="Arial" w:eastAsia="Arial" w:hAnsi="Arial"/>
-                <w:b w:val="false"/>
-                <w:bCs w:val="false"/>
-                <w:i w:val="false"/>
-                <w:iCs w:val="false"/>
-                <w:color w:val="000000"/>
-                <w:sz w:val="18"/>
-                <w:szCs w:val="18"/>
-              </w:rPr>
-              <w:t xml:space="preserve">4. GROUP SHARE (5 min): Say: 'Share your prediction with your group. Listen carefully — note where your ideas agree and where they differ.' Circulate; listen for the following predicted misconceptions to address later: (a) 'heat made it sour', (b) 'the flask was not properly sealed', (c) 'it is just breathing'. </w:t>
-            </w:r>
-          </w:p>
-          <w:p>
-            <w:pPr>
-              <w:spacing w:after="40" w:before="0"/>
-              <w:jc w:val="left"/>
-            </w:pPr>
-            <w:r>
-              <w:rPr>
-                <w:rFonts w:ascii="Arial" w:cs="Arial" w:eastAsia="Arial" w:hAnsi="Arial"/>
-                <w:b w:val="false"/>
-                <w:bCs w:val="false"/>
-                <w:i w:val="false"/>
-                <w:iCs w:val="false"/>
-                <w:color w:val="000000"/>
-                <w:sz w:val="18"/>
-                <w:szCs w:val="18"/>
-              </w:rPr>
-              <w:t xml:space="preserve">5. CLASS COLD-CALL (5 min): Cold-call exactly 5 groups (not volunteers) using a name-stick draw. For each group say: 'Group [X], in one sentence — what do you think is inside that flask right now that was NOT there this morning?' After each response, say: 'Thank you. Hold that idea.' Do NOT affirm or correct. Write each group's key phrase on the board in a column labelled OUR PREDICTIONS. </w:t>
-            </w:r>
-          </w:p>
-          <w:p>
-            <w:pPr>
-              <w:spacing w:after="40" w:before="0"/>
-              <w:jc w:val="left"/>
-            </w:pPr>
-            <w:r>
-              <w:rPr>
-                <w:rFonts w:ascii="Arial" w:cs="Arial" w:eastAsia="Arial" w:hAnsi="Arial"/>
-                <w:b w:val="false"/>
-                <w:bCs w:val="false"/>
-                <w:i w:val="false"/>
-                <w:iCs w:val="false"/>
-                <w:color w:val="000000"/>
-                <w:sz w:val="18"/>
-                <w:szCs w:val="18"/>
-              </w:rPr>
-              <w:t xml:space="preserve">6. BRIDGE QUESTION: After all 5 groups have shared, ask the whole class: 'Raise your hand if your group mentioned something ALIVE inside the flask.' Count raised hands aloud and note the number on the board.</w:t>
-            </w:r>
-          </w:p>
-        </w:tc>
-        <w:tc>
-          <w:tcPr>
-            <w:tcW w:type="dxa" w:w="3040"/>
-            <w:shd w:fill="FFFFFF" w:color="auto" w:val="clear"/>
-            <w:tcMar>
-              <w:top w:type="dxa" w:w="60"/>
-              <w:left w:type="dxa" w:w="120"/>
-              <w:bottom w:type="dxa" w:w="60"/>
-              <w:right w:type="dxa" w:w="120"/>
-            </w:tcMar>
-            <w:vAlign w:val="top"/>
-          </w:tcPr>
-          <w:p>
-            <w:pPr>
-              <w:spacing w:after="40" w:before="0"/>
-              <w:jc w:val="left"/>
-            </w:pPr>
-            <w:r>
-              <w:rPr>
-                <w:rFonts w:ascii="Arial" w:cs="Arial" w:eastAsia="Arial" w:hAnsi="Arial"/>
-                <w:b w:val="false"/>
-                <w:bCs w:val="false"/>
-                <w:i w:val="false"/>
-                <w:iCs w:val="false"/>
-                <w:color w:val="000000"/>
-                <w:sz w:val="18"/>
-                <w:szCs w:val="18"/>
-              </w:rPr>
-              <w:t xml:space="preserve">INDIVIDUAL PREDICTION WRITING — This strategy (aligned to NGSS SEP 1: Asking Questions and Defining Problems) activates prior knowledge and makes thinking visible before instruction. By writing predictions before seeing data, learners commit to an initial mental model that the rest of the unit will progressively revise. The three-column Predict Card scaffold ensures learners also think about what evidence would change their minds — building epistemic habits essential to scientific reasoning.</w:t>
-            </w:r>
-          </w:p>
-        </w:tc>
-        <w:tc>
-          <w:tcPr>
-            <w:tcW w:type="dxa" w:w="3040"/>
-            <w:shd w:fill="F2F2F2" w:color="auto" w:val="clear"/>
-            <w:tcMar>
-              <w:top w:type="dxa" w:w="60"/>
-              <w:left w:type="dxa" w:w="120"/>
-              <w:bottom w:type="dxa" w:w="60"/>
-              <w:right w:type="dxa" w:w="120"/>
-            </w:tcMar>
-            <w:vAlign w:val="top"/>
-          </w:tcPr>
-          <w:p>
-            <w:pPr>
-              <w:spacing w:after="40" w:before="0"/>
-              <w:jc w:val="left"/>
-            </w:pPr>
-            <w:r>
-              <w:rPr>
-                <w:rFonts w:ascii="Arial" w:cs="Arial" w:eastAsia="Arial" w:hAnsi="Arial"/>
-                <w:b w:val="false"/>
-                <w:bCs w:val="false"/>
-                <w:i w:val="false"/>
-                <w:iCs w:val="false"/>
-                <w:color w:val="000000"/>
-                <w:sz w:val="18"/>
-                <w:szCs w:val="18"/>
-              </w:rPr>
-              <w:t xml:space="preserve">OBSERVABLE INDICATOR: The teacher reads Predict Cards during the 5-minute independent writing phase. Look for: (1) Does the learner identify any agent or process causing the change, or do they attribute it entirely to physical causes (heat, pressure)? (2) Does any learner spontaneously mention living organisms, microbes, yeast, or fermentation? (3) Does any learner use the word 'respiration' — and if so, do they mean breathing or a chemical process? These three markers inform which misconceptions to address in Phase 3. Collect all Predict Cards at the end of the lesson to compare with exit reflections.</w:t>
-            </w:r>
-          </w:p>
-        </w:tc>
-      </w:tr>
-      <w:tr>
-        <w:tc>
-          <w:tcPr>
-            <w:tcW w:type="dxa" w:w="1520"/>
-            <w:shd w:fill="D9EEF1" w:color="auto" w:val="clear"/>
-            <w:tcMar>
-              <w:top w:type="dxa" w:w="60"/>
-              <w:left w:type="dxa" w:w="120"/>
-              <w:bottom w:type="dxa" w:w="60"/>
-              <w:right w:type="dxa" w:w="120"/>
-            </w:tcMar>
-            <w:vAlign w:val="top"/>
-          </w:tcPr>
-          <w:p>
-            <w:pPr>
-              <w:spacing w:after="40" w:before="0"/>
-              <w:jc w:val="left"/>
-            </w:pPr>
-            <w:r>
-              <w:rPr>
-                <w:rFonts w:ascii="Arial" w:cs="Arial" w:eastAsia="Arial" w:hAnsi="Arial"/>
-                <w:b/>
-                <w:bCs/>
-                <w:i w:val="false"/>
-                <w:iCs w:val="false"/>
-                <w:color w:val="000000"/>
-                <w:sz w:val="18"/>
-                <w:szCs w:val="18"/>
-              </w:rPr>
-              <w:t xml:space="preserve">Observe Phase</w:t>
-            </w:r>
-          </w:p>
-          <w:p>
-            <w:pPr>
-              <w:spacing w:after="20" w:before="0"/>
-            </w:pPr>
-            <w:r>
-              <w:rPr>
-                <w:rFonts w:ascii="Arial" w:cs="Arial" w:eastAsia="Arial" w:hAnsi="Arial"/>
-                <w:b/>
-                <w:bCs/>
-                <w:color w:val="1F3864"/>
-                <w:sz w:val="16"/>
-                <w:szCs w:val="16"/>
-              </w:rPr>
-              <w:t xml:space="preserve">📹 VIDEO:</w:t>
-            </w:r>
-          </w:p>
-          <w:p>
-            <w:pPr>
-              <w:spacing w:after="20" w:before="0"/>
-            </w:pPr>
-            <w:hyperlink w:history="1" r:id="rId5-yaoygj2-lgdssqsu_nf">
-              <w:r>
-                <w:rPr>
-                  <w:rFonts w:ascii="Arial" w:cs="Arial" w:eastAsia="Arial" w:hAnsi="Arial"/>
-                  <w:color w:val="2E75B6"/>
-                  <w:sz w:val="16"/>
-                  <w:szCs w:val="16"/>
-                  <w:u w:val="single" w:color="2E75B6"/>
-                </w:rPr>
-                <w:t xml:space="preserve">Cellular respiration introduction</w:t>
-              </w:r>
-            </w:hyperlink>
-          </w:p>
-          <w:p>
-            <w:pPr>
-              <w:spacing w:after="10" w:before="0"/>
-              <w:ind w:left="120"/>
-            </w:pPr>
-            <w:r>
-              <w:rPr>
-                <w:rFonts w:ascii="Arial" w:cs="Arial" w:eastAsia="Arial" w:hAnsi="Arial"/>
-                <w:color w:val="595959"/>
-                <w:sz w:val="14"/>
-                <w:szCs w:val="14"/>
-              </w:rPr>
-              <w:t xml:space="preserve">Source: Khan Academy (English - US curriculum)</w:t>
-            </w:r>
-          </w:p>
-          <w:p>
-            <w:pPr>
-              <w:spacing w:after="10" w:before="0"/>
-              <w:ind w:left="120"/>
-            </w:pPr>
-            <w:hyperlink w:history="1" r:id="rIdkdyl1u6ce0rbew6f6gi2c">
-              <w:r>
-                <w:rPr>
-                  <w:rFonts w:ascii="Arial" w:cs="Arial" w:eastAsia="Arial" w:hAnsi="Arial"/>
-                  <w:color w:val="595959"/>
-                  <w:sz w:val="14"/>
-                  <w:szCs w:val="14"/>
-                  <w:u w:val="single" w:color="595959"/>
-                </w:rPr>
-                <w:t xml:space="preserve">🔍 Search ARES for similar videos</w:t>
-              </w:r>
-            </w:hyperlink>
-          </w:p>
-          <w:p>
-            <w:pPr>
-              <w:spacing w:after="40" w:before="0"/>
-            </w:pPr>
-            <w:r>
-              <w:rPr>
-                <w:sz w:val="14"/>
-                <w:szCs w:val="14"/>
-              </w:rPr>
-              <w:t xml:space="preserve"/>
-            </w:r>
-          </w:p>
-          <w:p>
-            <w:pPr>
-              <w:spacing w:after="20" w:before="0"/>
-            </w:pPr>
-            <w:r>
-              <w:rPr>
-                <w:rFonts w:ascii="Arial" w:cs="Arial" w:eastAsia="Arial" w:hAnsi="Arial"/>
-                <w:b/>
-                <w:bCs/>
-                <w:color w:val="1F3864"/>
-                <w:sz w:val="16"/>
-                <w:szCs w:val="16"/>
-              </w:rPr>
-              <w:t xml:space="preserve">📖 HTML:</w:t>
-            </w:r>
-          </w:p>
-          <w:p>
-            <w:pPr>
-              <w:spacing w:after="20" w:before="0"/>
-            </w:pPr>
-            <w:hyperlink w:history="1" r:id="rIddzqb9ejfbkztix9_9-r60">
-              <w:r>
-                <w:rPr>
-                  <w:rFonts w:ascii="Arial" w:cs="Arial" w:eastAsia="Arial" w:hAnsi="Arial"/>
-                  <w:color w:val="2E75B6"/>
-                  <w:sz w:val="16"/>
-                  <w:szCs w:val="16"/>
-                  <w:u w:val="single" w:color="2E75B6"/>
-                </w:rPr>
-                <w:t xml:space="preserve">Cellular Respiration (Flexbook)</w:t>
-              </w:r>
-            </w:hyperlink>
-          </w:p>
-          <w:p>
-            <w:pPr>
-              <w:spacing w:after="10" w:before="0"/>
-              <w:ind w:left="120"/>
-            </w:pPr>
-            <w:r>
-              <w:rPr>
-                <w:rFonts w:ascii="Arial" w:cs="Arial" w:eastAsia="Arial" w:hAnsi="Arial"/>
-                <w:color w:val="595959"/>
-                <w:sz w:val="14"/>
-                <w:szCs w:val="14"/>
-              </w:rPr>
-              <w:t xml:space="preserve">Source: CK-12</w:t>
-            </w:r>
-          </w:p>
-          <w:p>
-            <w:pPr>
-              <w:spacing w:after="10" w:before="0"/>
-              <w:ind w:left="120"/>
-            </w:pPr>
-            <w:hyperlink w:history="1" r:id="rIdcta-vwi6cuqgrtnua0mok">
-              <w:r>
-                <w:rPr>
-                  <w:rFonts w:ascii="Arial" w:cs="Arial" w:eastAsia="Arial" w:hAnsi="Arial"/>
-                  <w:color w:val="595959"/>
-                  <w:sz w:val="14"/>
-                  <w:szCs w:val="14"/>
-                  <w:u w:val="single" w:color="595959"/>
-                </w:rPr>
-                <w:t xml:space="preserve">🔍 Search ARES for similar readings</w:t>
-              </w:r>
-            </w:hyperlink>
-          </w:p>
-        </w:tc>
-        <w:tc>
-          <w:tcPr>
-            <w:tcW w:type="dxa" w:w="3040"/>
-            <w:shd w:fill="FFFFFF" w:color="auto" w:val="clear"/>
-            <w:tcMar>
-              <w:top w:type="dxa" w:w="60"/>
-              <w:left w:type="dxa" w:w="120"/>
-              <w:bottom w:type="dxa" w:w="60"/>
-              <w:right w:type="dxa" w:w="120"/>
-            </w:tcMar>
-            <w:vAlign w:val="top"/>
-          </w:tcPr>
-          <w:p>
-            <w:pPr>
-              <w:spacing w:after="40" w:before="0"/>
-              <w:jc w:val="left"/>
-            </w:pPr>
-            <w:r>
-              <w:rPr>
-                <w:rFonts w:ascii="Arial" w:cs="Arial" w:eastAsia="Arial" w:hAnsi="Arial"/>
-                <w:b w:val="false"/>
-                <w:bCs w:val="false"/>
-                <w:i w:val="false"/>
-                <w:iCs w:val="false"/>
-                <w:color w:val="000000"/>
-                <w:sz w:val="18"/>
-                <w:szCs w:val="18"/>
-              </w:rPr>
-              <w:t xml:space="preserve">The teacher opens the thermos flask and invites structured sensory observation (sight and smell only — no tasting until safety has been confirmed). Learners record observations in their science journals using the sentence stems: 'I can see…', 'I can smell…', 'I notice that compared to fresh uji…'. The teacher then plays a short (3–4 minute) video clip showing side-by-side time-lapse footage of sealed fermented uji (bubbling) versus sealed fresh maize porridge (no change). Learners add observations from the video to their journals. The teacher then shows a second visual: two clear jars on the demonstration table — one containing fermented uji and one containing fresh uji wa kawaida — both sealed. Learners compare the two jars visually and record at least three differences. The group then constructs a shared 'Observation Table' on a piece of manila paper, pooling individual observations, and posts it on the class wall.</w:t>
-            </w:r>
-          </w:p>
-        </w:tc>
-        <w:tc>
-          <w:tcPr>
-            <w:tcW w:type="dxa" w:w="3040"/>
-            <w:shd w:fill="F2F2F2" w:color="auto" w:val="clear"/>
-            <w:tcMar>
-              <w:top w:type="dxa" w:w="60"/>
-              <w:left w:type="dxa" w:w="120"/>
-              <w:bottom w:type="dxa" w:w="60"/>
-              <w:right w:type="dxa" w:w="120"/>
-            </w:tcMar>
-            <w:vAlign w:val="top"/>
-          </w:tcPr>
-          <w:p>
-            <w:pPr>
-              <w:spacing w:after="40" w:before="0"/>
-              <w:jc w:val="left"/>
-            </w:pPr>
-            <w:r>
-              <w:rPr>
-                <w:rFonts w:ascii="Arial" w:cs="Arial" w:eastAsia="Arial" w:hAnsi="Arial"/>
-                <w:b w:val="false"/>
-                <w:bCs w:val="false"/>
-                <w:i w:val="false"/>
-                <w:iCs w:val="false"/>
-                <w:color w:val="000000"/>
-                <w:sz w:val="18"/>
-                <w:szCs w:val="18"/>
-              </w:rPr>
-              <w:t xml:space="preserve">1. OPEN THE FLASK (3 min): Say: 'I am going to open the flask now. I want complete silence. Observe everything — colour, sound, smell coming from this direction (gesture toward open window side of room). Do NOT lean over the flask.' Open the flask slowly. Allow 10 seconds of silent observation (WAIT TIME). Ask: 'What did you notice? Hands down — I will cold-call three people.' Cold-call 3 learners by name. Write their exact observations on the board under EVIDENCE FROM THE FLASK. </w:t>
-            </w:r>
-          </w:p>
-          <w:p>
-            <w:pPr>
-              <w:spacing w:after="40" w:before="0"/>
-              <w:jc w:val="left"/>
-            </w:pPr>
-            <w:r>
-              <w:rPr>
-                <w:rFonts w:ascii="Arial" w:cs="Arial" w:eastAsia="Arial" w:hAnsi="Arial"/>
-                <w:b w:val="false"/>
-                <w:bCs w:val="false"/>
-                <w:i w:val="false"/>
-                <w:iCs w:val="false"/>
-                <w:color w:val="000000"/>
-                <w:sz w:val="18"/>
-                <w:szCs w:val="18"/>
-              </w:rPr>
-              <w:t xml:space="preserve">2. VIDEO OBSERVATION (4 min): Say: 'We will now watch a short clip. As you watch, write in your science journal — do not discuss yet.' Play the video. After the video, say: 'In 30 seconds, write the single most surprising thing you observed.' Allow 30 seconds of WAIT TIME and silent writing. </w:t>
-            </w:r>
-          </w:p>
-          <w:p>
-            <w:pPr>
-              <w:spacing w:after="40" w:before="0"/>
-              <w:jc w:val="left"/>
-            </w:pPr>
-            <w:r>
-              <w:rPr>
-                <w:rFonts w:ascii="Arial" w:cs="Arial" w:eastAsia="Arial" w:hAnsi="Arial"/>
-                <w:b w:val="false"/>
-                <w:bCs w:val="false"/>
-                <w:i w:val="false"/>
-                <w:iCs w:val="false"/>
-                <w:color w:val="000000"/>
-                <w:sz w:val="18"/>
-                <w:szCs w:val="18"/>
-              </w:rPr>
-              <w:t xml:space="preserve">3. TWO-JAR COMPARISON (5 min): Place the two sealed jars (fermented vs. fresh uji) on the demonstration table. Say: 'Without touching the jars, identify at least three observable differences between these two samples. Write them down.' Allow 3 minutes. Cold-call 4 learners (different from the first cold-call) to share one observation each. Record on the board under FERMENTED UJI vs. FRESH UJI. </w:t>
-            </w:r>
-          </w:p>
-          <w:p>
-            <w:pPr>
-              <w:spacing w:after="40" w:before="0"/>
-              <w:jc w:val="left"/>
-            </w:pPr>
-            <w:r>
-              <w:rPr>
-                <w:rFonts w:ascii="Arial" w:cs="Arial" w:eastAsia="Arial" w:hAnsi="Arial"/>
-                <w:b w:val="false"/>
-                <w:bCs w:val="false"/>
-                <w:i w:val="false"/>
-                <w:iCs w:val="false"/>
-                <w:color w:val="000000"/>
-                <w:sz w:val="18"/>
-                <w:szCs w:val="18"/>
-              </w:rPr>
-              <w:t xml:space="preserve">4. GROUP OBSERVATION TABLE (5 min): Say: 'Your group has three minutes to create a shared Observation Table on your manila paper. Use two columns: FERMENTED UJI and FRESH UJI WA KAWAIDA. List every difference your group noticed.' Circulate and prompt groups who list fewer than four differences with: 'Think about smell, appearance, what we heard when the flask was opened, and what the video showed about bubbles.' Post tables on the class wall. </w:t>
-            </w:r>
-          </w:p>
-          <w:p>
-            <w:pPr>
-              <w:spacing w:after="40" w:before="0"/>
-              <w:jc w:val="left"/>
-            </w:pPr>
-            <w:r>
-              <w:rPr>
-                <w:rFonts w:ascii="Arial" w:cs="Arial" w:eastAsia="Arial" w:hAnsi="Arial"/>
-                <w:b w:val="false"/>
-                <w:bCs w:val="false"/>
-                <w:i w:val="false"/>
-                <w:iCs w:val="false"/>
-                <w:color w:val="000000"/>
-                <w:sz w:val="18"/>
-                <w:szCs w:val="18"/>
-              </w:rPr>
-              <w:t xml:space="preserve">5. CONNECT BACK TO PHENOMENON: Say: 'Everything we just observed happened inside a sealed container. No new ingredients. No heat. The question we must now sit with is: what process — what invisible chemistry — could produce all of these changes using only what was already in the flask?'</w:t>
-            </w:r>
-          </w:p>
-        </w:tc>
-        <w:tc>
-          <w:tcPr>
-            <w:tcW w:type="dxa" w:w="3040"/>
-            <w:shd w:fill="FFFFFF" w:color="auto" w:val="clear"/>
-            <w:tcMar>
-              <w:top w:type="dxa" w:w="60"/>
-              <w:left w:type="dxa" w:w="120"/>
-              <w:bottom w:type="dxa" w:w="60"/>
-              <w:right w:type="dxa" w:w="120"/>
-            </w:tcMar>
-            <w:vAlign w:val="top"/>
-          </w:tcPr>
-          <w:p>
-            <w:pPr>
-              <w:spacing w:after="40" w:before="0"/>
-              <w:jc w:val="left"/>
-            </w:pPr>
-            <w:r>
-              <w:rPr>
-                <w:rFonts w:ascii="Arial" w:cs="Arial" w:eastAsia="Arial" w:hAnsi="Arial"/>
-                <w:b w:val="false"/>
-                <w:bCs w:val="false"/>
-                <w:i w:val="false"/>
-                <w:iCs w:val="false"/>
-                <w:color w:val="000000"/>
-                <w:sz w:val="18"/>
-                <w:szCs w:val="18"/>
-              </w:rPr>
-              <w:t xml:space="preserve">STRUCTURED SENSORY OBSERVATION WITH SENTENCE STEMS — This strategy scaffolds NGSS SEP 3 (Planning and Carrying Out Investigations) at the observational level. Sentence stems ('I can see…', 'I notice that compared to…') prevent learners from jumping to explanation before they have fully described the evidence. The two-jar comparison forces learners to use a control (fresh uji) alongside the variable condition (fermented uji), building the habit of controlled comparison that will be formalised in later experimental lessons.</w:t>
-            </w:r>
-          </w:p>
-        </w:tc>
-        <w:tc>
-          <w:tcPr>
-            <w:tcW w:type="dxa" w:w="3040"/>
-            <w:shd w:fill="F2F2F2" w:color="auto" w:val="clear"/>
-            <w:tcMar>
-              <w:top w:type="dxa" w:w="60"/>
-              <w:left w:type="dxa" w:w="120"/>
-              <w:bottom w:type="dxa" w:w="60"/>
-              <w:right w:type="dxa" w:w="120"/>
-            </w:tcMar>
-            <w:vAlign w:val="top"/>
-          </w:tcPr>
-          <w:p>
-            <w:pPr>
-              <w:spacing w:after="40" w:before="0"/>
-              <w:jc w:val="left"/>
-            </w:pPr>
-            <w:r>
-              <w:rPr>
-                <w:rFonts w:ascii="Arial" w:cs="Arial" w:eastAsia="Arial" w:hAnsi="Arial"/>
-                <w:b w:val="false"/>
-                <w:bCs w:val="false"/>
-                <w:i w:val="false"/>
-                <w:iCs w:val="false"/>
-                <w:color w:val="000000"/>
-                <w:sz w:val="18"/>
-                <w:szCs w:val="18"/>
-              </w:rPr>
-              <w:t xml:space="preserve">OBSERVABLE INDICATOR: Circulate during the two-jar comparison and the group Observation Table activity. A learner who is 'approaching expectations' will list only surface-level differences (colour, smell). A learner who 'meets expectations' will also note the presence of bubbles and the absence of change in the fresh sample. A learner who 'exceeds expectations' will begin to hypothesise a cause in their observation notes (e.g., 'bubbles suggest a gas is being produced'). Use these distinctions to decide which groups to cold-call during Phase 3.</w:t>
-            </w:r>
-          </w:p>
-        </w:tc>
-      </w:tr>
-      <w:tr>
-        <w:tc>
-          <w:tcPr>
-            <w:tcW w:type="dxa" w:w="1520"/>
-            <w:shd w:fill="E2EFDA" w:color="auto" w:val="clear"/>
-            <w:tcMar>
-              <w:top w:type="dxa" w:w="60"/>
-              <w:left w:type="dxa" w:w="120"/>
-              <w:bottom w:type="dxa" w:w="60"/>
-              <w:right w:type="dxa" w:w="120"/>
-            </w:tcMar>
-            <w:vAlign w:val="top"/>
-          </w:tcPr>
-          <w:p>
-            <w:pPr>
-              <w:spacing w:after="40" w:before="0"/>
-              <w:jc w:val="left"/>
-            </w:pPr>
-            <w:r>
-              <w:rPr>
-                <w:rFonts w:ascii="Arial" w:cs="Arial" w:eastAsia="Arial" w:hAnsi="Arial"/>
-                <w:b/>
-                <w:bCs/>
-                <w:i w:val="false"/>
-                <w:iCs w:val="false"/>
-                <w:color w:val="000000"/>
-                <w:sz w:val="18"/>
-                <w:szCs w:val="18"/>
-              </w:rPr>
-              <w:t xml:space="preserve">Explain Phase</w:t>
-            </w:r>
-          </w:p>
-          <w:p>
-            <w:pPr>
-              <w:spacing w:after="20" w:before="0"/>
-            </w:pPr>
-            <w:r>
-              <w:rPr>
-                <w:rFonts w:ascii="Arial" w:cs="Arial" w:eastAsia="Arial" w:hAnsi="Arial"/>
-                <w:b/>
-                <w:bCs/>
-                <w:color w:val="1F3864"/>
-                <w:sz w:val="16"/>
-                <w:szCs w:val="16"/>
-              </w:rPr>
-              <w:t xml:space="preserve">📹 VIDEO:</w:t>
-            </w:r>
-          </w:p>
-          <w:p>
-            <w:pPr>
-              <w:spacing w:after="20" w:before="0"/>
-            </w:pPr>
-            <w:hyperlink w:history="1" r:id="rId7vlg3gkrbmkrsqnwqkdnh">
-              <w:r>
-                <w:rPr>
-                  <w:rFonts w:ascii="Arial" w:cs="Arial" w:eastAsia="Arial" w:hAnsi="Arial"/>
-                  <w:color w:val="2E75B6"/>
-                  <w:sz w:val="16"/>
-                  <w:szCs w:val="16"/>
-                  <w:u w:val="single" w:color="2E75B6"/>
-                </w:rPr>
-                <w:t xml:space="preserve">Cellular respiration introduction</w:t>
-              </w:r>
-            </w:hyperlink>
-          </w:p>
-          <w:p>
-            <w:pPr>
-              <w:spacing w:after="10" w:before="0"/>
-              <w:ind w:left="120"/>
-            </w:pPr>
-            <w:r>
-              <w:rPr>
-                <w:rFonts w:ascii="Arial" w:cs="Arial" w:eastAsia="Arial" w:hAnsi="Arial"/>
-                <w:color w:val="595959"/>
-                <w:sz w:val="14"/>
-                <w:szCs w:val="14"/>
-              </w:rPr>
-              <w:t xml:space="preserve">Source: Khan Academy (English - US curriculum)</w:t>
-            </w:r>
-          </w:p>
-          <w:p>
-            <w:pPr>
-              <w:spacing w:after="10" w:before="0"/>
-              <w:ind w:left="120"/>
-            </w:pPr>
-            <w:hyperlink w:history="1" r:id="rIdbaabqlrjtm67o5m-1hbph">
-              <w:r>
-                <w:rPr>
-                  <w:rFonts w:ascii="Arial" w:cs="Arial" w:eastAsia="Arial" w:hAnsi="Arial"/>
-                  <w:color w:val="595959"/>
-                  <w:sz w:val="14"/>
-                  <w:szCs w:val="14"/>
-                  <w:u w:val="single" w:color="595959"/>
-                </w:rPr>
-                <w:t xml:space="preserve">🔍 Search ARES for similar videos</w:t>
-              </w:r>
-            </w:hyperlink>
-          </w:p>
-          <w:p>
-            <w:pPr>
-              <w:spacing w:after="40" w:before="0"/>
-            </w:pPr>
-            <w:r>
-              <w:rPr>
-                <w:sz w:val="14"/>
-                <w:szCs w:val="14"/>
-              </w:rPr>
-              <w:t xml:space="preserve"/>
-            </w:r>
-          </w:p>
-          <w:p>
-            <w:pPr>
-              <w:spacing w:after="20" w:before="0"/>
-            </w:pPr>
-            <w:r>
-              <w:rPr>
-                <w:rFonts w:ascii="Arial" w:cs="Arial" w:eastAsia="Arial" w:hAnsi="Arial"/>
-                <w:b/>
-                <w:bCs/>
-                <w:color w:val="1F3864"/>
-                <w:sz w:val="16"/>
-                <w:szCs w:val="16"/>
-              </w:rPr>
-              <w:t xml:space="preserve">📖 HTML:</w:t>
-            </w:r>
-          </w:p>
-          <w:p>
-            <w:pPr>
-              <w:spacing w:after="20" w:before="0"/>
-            </w:pPr>
-            <w:hyperlink w:history="1" r:id="rIdwfi5i2tzn7ysdwwlibo9n">
-              <w:r>
-                <w:rPr>
-                  <w:rFonts w:ascii="Arial" w:cs="Arial" w:eastAsia="Arial" w:hAnsi="Arial"/>
-                  <w:color w:val="2E75B6"/>
-                  <w:sz w:val="16"/>
-                  <w:szCs w:val="16"/>
-                  <w:u w:val="single" w:color="2E75B6"/>
-                </w:rPr>
-                <w:t xml:space="preserve">Cellular Respiration (Flexbook)</w:t>
-              </w:r>
-            </w:hyperlink>
-          </w:p>
-          <w:p>
-            <w:pPr>
-              <w:spacing w:after="10" w:before="0"/>
-              <w:ind w:left="120"/>
-            </w:pPr>
-            <w:r>
-              <w:rPr>
-                <w:rFonts w:ascii="Arial" w:cs="Arial" w:eastAsia="Arial" w:hAnsi="Arial"/>
-                <w:color w:val="595959"/>
-                <w:sz w:val="14"/>
-                <w:szCs w:val="14"/>
-              </w:rPr>
-              <w:t xml:space="preserve">Source: CK-12</w:t>
-            </w:r>
-          </w:p>
-          <w:p>
-            <w:pPr>
-              <w:spacing w:after="10" w:before="0"/>
-              <w:ind w:left="120"/>
-            </w:pPr>
-            <w:hyperlink w:history="1" r:id="rId_5wyemjb9ipjlj0cgmgb4">
-              <w:r>
-                <w:rPr>
-                  <w:rFonts w:ascii="Arial" w:cs="Arial" w:eastAsia="Arial" w:hAnsi="Arial"/>
-                  <w:color w:val="595959"/>
-                  <w:sz w:val="14"/>
-                  <w:szCs w:val="14"/>
-                  <w:u w:val="single" w:color="595959"/>
-                </w:rPr>
-                <w:t xml:space="preserve">🔍 Search ARES for similar readings</w:t>
-              </w:r>
-            </w:hyperlink>
-          </w:p>
-        </w:tc>
-        <w:tc>
-          <w:tcPr>
-            <w:tcW w:type="dxa" w:w="3040"/>
-            <w:shd w:fill="FFFFFF" w:color="auto" w:val="clear"/>
-            <w:tcMar>
-              <w:top w:type="dxa" w:w="60"/>
-              <w:left w:type="dxa" w:w="120"/>
-              <w:bottom w:type="dxa" w:w="60"/>
-              <w:right w:type="dxa" w:w="120"/>
-            </w:tcMar>
-            <w:vAlign w:val="top"/>
-          </w:tcPr>
-          <w:p>
-            <w:pPr>
-              <w:spacing w:after="40" w:before="0"/>
-              <w:jc w:val="left"/>
-            </w:pPr>
-            <w:r>
-              <w:rPr>
-                <w:rFonts w:ascii="Arial" w:cs="Arial" w:eastAsia="Arial" w:hAnsi="Arial"/>
-                <w:b w:val="false"/>
-                <w:bCs w:val="false"/>
-                <w:i w:val="false"/>
-                <w:iCs w:val="false"/>
-                <w:color w:val="000000"/>
-                <w:sz w:val="18"/>
-                <w:szCs w:val="18"/>
-              </w:rPr>
-              <w:t xml:space="preserve">The teacher introduces the critical vocabulary distinction between breathing (ventilation) and cellular respiration using a 'Two Things That Look the Same But Are Different' anchor chart. Learners receive a structured note-frame (T-chart) and fill it in during a guided mini-lecture. The teacher uses two Kenya-relevant analogies: (1) a Kisumu fish market worker's chest rising and falling (breathing/ventilation) versus (2) the muscles in a Kenyan marathon runner's legs burning glucose during the Lewa Safari Marathon (cellular respiration). Learners then return to their original Predict Cards and annotate them in a different colour, revising or confirming their initial prediction using the new vocabulary. Groups share revised predictions and the teacher records any new vocabulary learners use correctly on the UNIT WORD WALL. The phase ends with the teacher posing the bridging question that connects this distinction back to the phenomenon: 'If the thermos was sealed — no air coming in — what does that tell us about whether the process inside needs oxygen?'</w:t>
-            </w:r>
-          </w:p>
-        </w:tc>
-        <w:tc>
-          <w:tcPr>
-            <w:tcW w:type="dxa" w:w="3040"/>
-            <w:shd w:fill="F2F2F2" w:color="auto" w:val="clear"/>
-            <w:tcMar>
-              <w:top w:type="dxa" w:w="60"/>
-              <w:left w:type="dxa" w:w="120"/>
-              <w:bottom w:type="dxa" w:w="60"/>
-              <w:right w:type="dxa" w:w="120"/>
-            </w:tcMar>
-            <w:vAlign w:val="top"/>
-          </w:tcPr>
-          <w:p>
-            <w:pPr>
-              <w:spacing w:after="40" w:before="0"/>
-              <w:jc w:val="left"/>
-            </w:pPr>
-            <w:r>
-              <w:rPr>
-                <w:rFonts w:ascii="Arial" w:cs="Arial" w:eastAsia="Arial" w:hAnsi="Arial"/>
-                <w:b w:val="false"/>
-                <w:bCs w:val="false"/>
-                <w:i w:val="false"/>
-                <w:iCs w:val="false"/>
-                <w:color w:val="000000"/>
-                <w:sz w:val="18"/>
-                <w:szCs w:val="18"/>
-              </w:rPr>
-              <w:t xml:space="preserve">1. INTRODUCE THE T-CHART (5 min): Draw a T-chart on the board: BREATHING (UPUMUAJI) | CELLULAR RESPIRATION (UPUMUAJI WA SELI). Say: 'These two terms are often confused. By the end of this unit, you will know the difference precisely. Today we start with the big picture.' Fill in the chart with learners contributing: Breathing = movement of air in and out of lungs / whole-body process / involves lungs, diaphragm / you can see and feel it. Cellular respiration = chemical reactions inside every cell / releases energy from food / produces CO₂ and water / you cannot see it with the naked eye / happens in yeast cells, muscle cells, ALL living cells. </w:t>
-            </w:r>
-          </w:p>
-          <w:p>
-            <w:pPr>
-              <w:spacing w:after="40" w:before="0"/>
-              <w:jc w:val="left"/>
-            </w:pPr>
-            <w:r>
-              <w:rPr>
-                <w:rFonts w:ascii="Arial" w:cs="Arial" w:eastAsia="Arial" w:hAnsi="Arial"/>
-                <w:b w:val="false"/>
-                <w:bCs w:val="false"/>
-                <w:i w:val="false"/>
-                <w:iCs w:val="false"/>
-                <w:color w:val="000000"/>
-                <w:sz w:val="18"/>
-                <w:szCs w:val="18"/>
-              </w:rPr>
-              <w:t xml:space="preserve">2. KENYAN ANALOGIES (3 min): Say: 'Think of a mama fua in Mombasa — you can watch her chest rise and fall. That is breathing. Now think of Eliud Kipchoge's leg muscles at the 40th kilometre of a marathon — those muscle cells are burning glucose to release energy. That invisible chemical process in each muscle cell is cellular respiration. The two are connected but they are NOT the same thing.' Ask: 'Which of these two processes could happen inside a sealed thermos flask?' Allow 10 seconds of WAIT TIME. Cold-call 3 learners. </w:t>
-            </w:r>
-          </w:p>
-          <w:p>
-            <w:pPr>
-              <w:spacing w:after="40" w:before="0"/>
-              <w:jc w:val="left"/>
-            </w:pPr>
-            <w:r>
-              <w:rPr>
-                <w:rFonts w:ascii="Arial" w:cs="Arial" w:eastAsia="Arial" w:hAnsi="Arial"/>
-                <w:b w:val="false"/>
-                <w:bCs w:val="false"/>
-                <w:i w:val="false"/>
-                <w:iCs w:val="false"/>
-                <w:color w:val="000000"/>
-                <w:sz w:val="18"/>
-                <w:szCs w:val="18"/>
-              </w:rPr>
-              <w:t xml:space="preserve">3. PREDICT CARD REVISION (5 min): Distribute a coloured pen (different from the original) to each learner. Say: 'Look at your Predict Card. Without crossing anything out — in this new colour — add, revise, or confirm your prediction using at least one of the new terms: cellular respiration, substrate, product, microorganism.' Allow 4 minutes of silent individual work. </w:t>
-            </w:r>
-          </w:p>
-          <w:p>
-            <w:pPr>
-              <w:spacing w:after="40" w:before="0"/>
-              <w:jc w:val="left"/>
-            </w:pPr>
-            <w:r>
-              <w:rPr>
-                <w:rFonts w:ascii="Arial" w:cs="Arial" w:eastAsia="Arial" w:hAnsi="Arial"/>
-                <w:b w:val="false"/>
-                <w:bCs w:val="false"/>
-                <w:i w:val="false"/>
-                <w:iCs w:val="false"/>
-                <w:color w:val="000000"/>
-                <w:sz w:val="18"/>
-                <w:szCs w:val="18"/>
-              </w:rPr>
-              <w:t xml:space="preserve">4. GROUP SHARE OF REVISED PREDICTIONS (4 min): Cold-call 3 groups (different from earlier). For each group ask: 'What did you change, and what new word did you use?' Record any correct use of new vocabulary on the UNIT WORD WALL (a piece of manila paper posted on the wall with the heading WORDS WE ARE BUILDING). </w:t>
-            </w:r>
-          </w:p>
-          <w:p>
-            <w:pPr>
-              <w:spacing w:after="40" w:before="0"/>
-              <w:jc w:val="left"/>
-            </w:pPr>
-            <w:r>
-              <w:rPr>
-                <w:rFonts w:ascii="Arial" w:cs="Arial" w:eastAsia="Arial" w:hAnsi="Arial"/>
-                <w:b w:val="false"/>
-                <w:bCs w:val="false"/>
-                <w:i w:val="false"/>
-                <w:iCs w:val="false"/>
-                <w:color w:val="000000"/>
-                <w:sz w:val="18"/>
-                <w:szCs w:val="18"/>
-              </w:rPr>
-              <w:t xml:space="preserve">5. BRIDGING QUESTION (3 min): Say: 'Here is the question that will drive our next three lessons. The thermos was completely sealed. If cellular respiration was happening inside — who was doing it? And if there was no fresh air coming in, does that mean oxygen was available or not? Turn and talk to your partner for 60 seconds. Then I will cold-call two pairs.' After responses, say: 'We do not have the full answer yet. That is exactly why we are going to investigate. Hold that question.'</w:t>
-            </w:r>
-          </w:p>
-        </w:tc>
-        <w:tc>
-          <w:tcPr>
-            <w:tcW w:type="dxa" w:w="3040"/>
-            <w:shd w:fill="FFFFFF" w:color="auto" w:val="clear"/>
-            <w:tcMar>
-              <w:top w:type="dxa" w:w="60"/>
-              <w:left w:type="dxa" w:w="120"/>
-              <w:bottom w:type="dxa" w:w="60"/>
-              <w:right w:type="dxa" w:w="120"/>
-            </w:tcMar>
-            <w:vAlign w:val="top"/>
-          </w:tcPr>
-          <w:p>
-            <w:pPr>
-              <w:spacing w:after="40" w:before="0"/>
-              <w:jc w:val="left"/>
-            </w:pPr>
-            <w:r>
-              <w:rPr>
-                <w:rFonts w:ascii="Arial" w:cs="Arial" w:eastAsia="Arial" w:hAnsi="Arial"/>
-                <w:b w:val="false"/>
-                <w:bCs w:val="false"/>
-                <w:i w:val="false"/>
-                <w:iCs w:val="false"/>
-                <w:color w:val="000000"/>
-                <w:sz w:val="18"/>
-                <w:szCs w:val="18"/>
-              </w:rPr>
-              <w:t xml:space="preserve">PREDICT–REVISE–ANNOTATE (PRA) — Learners return to their own written predictions and revise them using newly acquired vocabulary, without erasing original thinking. This strategy makes conceptual change visible: the original colour represents prior knowledge and the revision colour represents growing understanding. PRA is aligned to NGSS SEP 6 (Constructing Explanations) and directly supports the KICD outcome of appreciating the significance of respiration in living things, because learners must connect the abstract term to the concrete phenomenon they observed.</w:t>
-            </w:r>
-          </w:p>
-        </w:tc>
-        <w:tc>
-          <w:tcPr>
-            <w:tcW w:type="dxa" w:w="3040"/>
-            <w:shd w:fill="F2F2F2" w:color="auto" w:val="clear"/>
-            <w:tcMar>
-              <w:top w:type="dxa" w:w="60"/>
-              <w:left w:type="dxa" w:w="120"/>
-              <w:bottom w:type="dxa" w:w="60"/>
-              <w:right w:type="dxa" w:w="120"/>
-            </w:tcMar>
-            <w:vAlign w:val="top"/>
-          </w:tcPr>
-          <w:p>
-            <w:pPr>
-              <w:spacing w:after="40" w:before="0"/>
-              <w:jc w:val="left"/>
-            </w:pPr>
-            <w:r>
-              <w:rPr>
-                <w:rFonts w:ascii="Arial" w:cs="Arial" w:eastAsia="Arial" w:hAnsi="Arial"/>
-                <w:b w:val="false"/>
-                <w:bCs w:val="false"/>
-                <w:i w:val="false"/>
-                <w:iCs w:val="false"/>
-                <w:color w:val="000000"/>
-                <w:sz w:val="18"/>
-                <w:szCs w:val="18"/>
-              </w:rPr>
-              <w:t xml:space="preserve">OBSERVABLE INDICATOR: Review the revised Predict Cards (both colours). A learner 'below expectations' will not use any new vocabulary in their revision. A learner 'approaching expectations' will use 'cellular respiration' but apply it only to human bodies, not to the yeast in the uji. A learner 'meeting expectations' will correctly connect cellular respiration to the microorganisms inside the flask and identify at least one product (gas/CO₂ or acid). A learner 'exceeding expectations' will also note that the sealed container implies limited or no oxygen, which introduces the aerobic/anaerobic distinction the next lesson will formalise.</w:t>
-            </w:r>
-          </w:p>
-        </w:tc>
-      </w:tr>
-      <w:tr>
-        <w:tc>
-          <w:tcPr>
-            <w:tcW w:type="dxa" w:w="1520"/>
-            <w:shd w:fill="FCE4D6" w:color="auto" w:val="clear"/>
-            <w:tcMar>
-              <w:top w:type="dxa" w:w="60"/>
-              <w:left w:type="dxa" w:w="120"/>
-              <w:bottom w:type="dxa" w:w="60"/>
-              <w:right w:type="dxa" w:w="120"/>
-            </w:tcMar>
-            <w:vAlign w:val="top"/>
-          </w:tcPr>
-          <w:p>
-            <w:pPr>
-              <w:spacing w:after="40" w:before="0"/>
-              <w:jc w:val="left"/>
-            </w:pPr>
-            <w:r>
-              <w:rPr>
-                <w:rFonts w:ascii="Arial" w:cs="Arial" w:eastAsia="Arial" w:hAnsi="Arial"/>
-                <w:b/>
-                <w:bCs/>
-                <w:i w:val="false"/>
-                <w:iCs w:val="false"/>
-                <w:color w:val="000000"/>
-                <w:sz w:val="18"/>
-                <w:szCs w:val="18"/>
-              </w:rPr>
-              <w:t xml:space="preserve">Driving Question Board (DQB) Creation</w:t>
-            </w:r>
-          </w:p>
-          <w:p>
-            <w:pPr>
-              <w:spacing w:after="20" w:before="0"/>
-            </w:pPr>
-            <w:r>
-              <w:rPr>
-                <w:rFonts w:ascii="Arial" w:cs="Arial" w:eastAsia="Arial" w:hAnsi="Arial"/>
-                <w:b/>
-                <w:bCs/>
-                <w:color w:val="1F3864"/>
-                <w:sz w:val="16"/>
-                <w:szCs w:val="16"/>
-              </w:rPr>
-              <w:t xml:space="preserve">📹 VIDEO:</w:t>
-            </w:r>
-          </w:p>
-          <w:p>
-            <w:pPr>
-              <w:spacing w:after="20" w:before="0"/>
-            </w:pPr>
-            <w:hyperlink w:history="1" r:id="rIdhgaj6pespdcb4j5e6ygvf">
-              <w:r>
-                <w:rPr>
-                  <w:rFonts w:ascii="Arial" w:cs="Arial" w:eastAsia="Arial" w:hAnsi="Arial"/>
-                  <w:color w:val="2E75B6"/>
-                  <w:sz w:val="16"/>
-                  <w:szCs w:val="16"/>
-                  <w:u w:val="single" w:color="2E75B6"/>
-                </w:rPr>
-                <w:t xml:space="preserve">Cellular respiration introduction</w:t>
-              </w:r>
-            </w:hyperlink>
-          </w:p>
-          <w:p>
-            <w:pPr>
-              <w:spacing w:after="10" w:before="0"/>
-              <w:ind w:left="120"/>
-            </w:pPr>
-            <w:r>
-              <w:rPr>
-                <w:rFonts w:ascii="Arial" w:cs="Arial" w:eastAsia="Arial" w:hAnsi="Arial"/>
-                <w:color w:val="595959"/>
-                <w:sz w:val="14"/>
-                <w:szCs w:val="14"/>
-              </w:rPr>
-              <w:t xml:space="preserve">Source: Khan Academy (English - US curriculum)</w:t>
-            </w:r>
-          </w:p>
-          <w:p>
-            <w:pPr>
-              <w:spacing w:after="10" w:before="0"/>
-              <w:ind w:left="120"/>
-            </w:pPr>
-            <w:hyperlink w:history="1" r:id="rIdg1f-qfifiekaj5bctjskj">
-              <w:r>
-                <w:rPr>
-                  <w:rFonts w:ascii="Arial" w:cs="Arial" w:eastAsia="Arial" w:hAnsi="Arial"/>
-                  <w:color w:val="595959"/>
-                  <w:sz w:val="14"/>
-                  <w:szCs w:val="14"/>
-                  <w:u w:val="single" w:color="595959"/>
-                </w:rPr>
-                <w:t xml:space="preserve">🔍 Search ARES for similar videos</w:t>
-              </w:r>
-            </w:hyperlink>
-          </w:p>
-          <w:p>
-            <w:pPr>
-              <w:spacing w:after="40" w:before="0"/>
-            </w:pPr>
-            <w:r>
-              <w:rPr>
-                <w:sz w:val="14"/>
-                <w:szCs w:val="14"/>
-              </w:rPr>
-              <w:t xml:space="preserve"/>
-            </w:r>
-          </w:p>
-          <w:p>
-            <w:pPr>
-              <w:spacing w:after="20" w:before="0"/>
-            </w:pPr>
-            <w:r>
-              <w:rPr>
-                <w:rFonts w:ascii="Arial" w:cs="Arial" w:eastAsia="Arial" w:hAnsi="Arial"/>
-                <w:b/>
-                <w:bCs/>
-                <w:color w:val="1F3864"/>
-                <w:sz w:val="16"/>
-                <w:szCs w:val="16"/>
-              </w:rPr>
-              <w:t xml:space="preserve">📖 HTML:</w:t>
-            </w:r>
-          </w:p>
-          <w:p>
-            <w:pPr>
-              <w:spacing w:after="20" w:before="0"/>
-            </w:pPr>
-            <w:hyperlink w:history="1" r:id="rIdeqxv_xd4jntrjish0nrkq">
-              <w:r>
-                <w:rPr>
-                  <w:rFonts w:ascii="Arial" w:cs="Arial" w:eastAsia="Arial" w:hAnsi="Arial"/>
-                  <w:color w:val="2E75B6"/>
-                  <w:sz w:val="16"/>
-                  <w:szCs w:val="16"/>
-                  <w:u w:val="single" w:color="2E75B6"/>
-                </w:rPr>
-                <w:t xml:space="preserve">Cellular Respiration (Flexbook)</w:t>
-              </w:r>
-            </w:hyperlink>
-          </w:p>
-          <w:p>
-            <w:pPr>
-              <w:spacing w:after="10" w:before="0"/>
-              <w:ind w:left="120"/>
-            </w:pPr>
-            <w:r>
-              <w:rPr>
-                <w:rFonts w:ascii="Arial" w:cs="Arial" w:eastAsia="Arial" w:hAnsi="Arial"/>
-                <w:color w:val="595959"/>
-                <w:sz w:val="14"/>
-                <w:szCs w:val="14"/>
-              </w:rPr>
-              <w:t xml:space="preserve">Source: CK-12</w:t>
-            </w:r>
-          </w:p>
-          <w:p>
-            <w:pPr>
-              <w:spacing w:after="10" w:before="0"/>
-              <w:ind w:left="120"/>
-            </w:pPr>
-            <w:hyperlink w:history="1" r:id="rIdovunxhc_na6d4satnmvsx">
-              <w:r>
-                <w:rPr>
-                  <w:rFonts w:ascii="Arial" w:cs="Arial" w:eastAsia="Arial" w:hAnsi="Arial"/>
-                  <w:color w:val="595959"/>
-                  <w:sz w:val="14"/>
-                  <w:szCs w:val="14"/>
-                  <w:u w:val="single" w:color="595959"/>
-                </w:rPr>
-                <w:t xml:space="preserve">🔍 Search ARES for similar readings</w:t>
-              </w:r>
-            </w:hyperlink>
-          </w:p>
-        </w:tc>
-        <w:tc>
-          <w:tcPr>
-            <w:tcW w:type="dxa" w:w="3040"/>
-            <w:shd w:fill="FFFFFF" w:color="auto" w:val="clear"/>
-            <w:tcMar>
-              <w:top w:type="dxa" w:w="60"/>
-              <w:left w:type="dxa" w:w="120"/>
-              <w:bottom w:type="dxa" w:w="60"/>
-              <w:right w:type="dxa" w:w="120"/>
-            </w:tcMar>
-            <w:vAlign w:val="top"/>
-          </w:tcPr>
-          <w:p>
-            <w:pPr>
-              <w:spacing w:after="40" w:before="0"/>
-              <w:jc w:val="left"/>
-            </w:pPr>
-            <w:r>
-              <w:rPr>
-                <w:rFonts w:ascii="Arial" w:cs="Arial" w:eastAsia="Arial" w:hAnsi="Arial"/>
-                <w:b w:val="false"/>
-                <w:bCs w:val="false"/>
-                <w:i w:val="false"/>
-                <w:iCs w:val="false"/>
-                <w:color w:val="000000"/>
-                <w:sz w:val="18"/>
-                <w:szCs w:val="18"/>
-              </w:rPr>
-              <w:t xml:space="preserve">Each learner receives three sticky notes (or small cut paper squares). They write one 'need-to-know' question per sticky note — questions that, if answered, would help them explain the phenomenon. Learners post their questions onto a large manila-paper DQB under one of three pre-printed column headers: WHAT IS HAPPENING? / WHO IS DOING IT? / WHY DOES IT MATTER? The class reads the board together, and the teacher facilitates a brief clustering activity: groups of similar questions are circled and given a cluster label. The teacher then reveals the unit's Driving Question — 'How do living organisms — from the yeast in our uji to the cells in our own muscles — release energy from food, and how can we use these invisible processes to create useful products and solve real problems in our communities?' — and posts it at the top of the DQB. Learners copy the DQB structure (question clusters and their own question) into their science journals. The DQB remains posted on the classroom wall for the duration of the unit.</w:t>
-            </w:r>
-          </w:p>
-        </w:tc>
-        <w:tc>
-          <w:tcPr>
-            <w:tcW w:type="dxa" w:w="3040"/>
-            <w:shd w:fill="F2F2F2" w:color="auto" w:val="clear"/>
-            <w:tcMar>
-              <w:top w:type="dxa" w:w="60"/>
-              <w:left w:type="dxa" w:w="120"/>
-              <w:bottom w:type="dxa" w:w="60"/>
-              <w:right w:type="dxa" w:w="120"/>
-            </w:tcMar>
-            <w:vAlign w:val="top"/>
-          </w:tcPr>
-          <w:p>
-            <w:pPr>
-              <w:spacing w:after="40" w:before="0"/>
-              <w:jc w:val="left"/>
-            </w:pPr>
-            <w:r>
-              <w:rPr>
-                <w:rFonts w:ascii="Arial" w:cs="Arial" w:eastAsia="Arial" w:hAnsi="Arial"/>
-                <w:b w:val="false"/>
-                <w:bCs w:val="false"/>
-                <w:i w:val="false"/>
-                <w:iCs w:val="false"/>
-                <w:color w:val="000000"/>
-                <w:sz w:val="18"/>
-                <w:szCs w:val="18"/>
-              </w:rPr>
-              <w:t xml:space="preserve">1. DISTRIBUTE STICKY NOTES (1 min): Say: 'You have three sticky notes. Write one question per note — questions YOU genuinely want answered to explain what is happening in the thermos. Not questions you already know the answer to. Real questions.' </w:t>
-            </w:r>
-          </w:p>
-          <w:p>
-            <w:pPr>
-              <w:spacing w:after="40" w:before="0"/>
-              <w:jc w:val="left"/>
-            </w:pPr>
-            <w:r>
-              <w:rPr>
-                <w:rFonts w:ascii="Arial" w:cs="Arial" w:eastAsia="Arial" w:hAnsi="Arial"/>
-                <w:b w:val="false"/>
-                <w:bCs w:val="false"/>
-                <w:i w:val="false"/>
-                <w:iCs w:val="false"/>
-                <w:color w:val="000000"/>
-                <w:sz w:val="18"/>
-                <w:szCs w:val="18"/>
-              </w:rPr>
-              <w:t xml:space="preserve">2. SILENT WRITING (3 min): Allow 3 minutes of silent individual question writing. Circulate and prompt learners who are stuck: 'Think about what you saw — the bubbles. Where do they come from? What is making the sourness? Why does the same thing not happen to fresh uji?' </w:t>
-            </w:r>
-          </w:p>
-          <w:p>
-            <w:pPr>
-              <w:spacing w:after="40" w:before="0"/>
-              <w:jc w:val="left"/>
-            </w:pPr>
-            <w:r>
-              <w:rPr>
-                <w:rFonts w:ascii="Arial" w:cs="Arial" w:eastAsia="Arial" w:hAnsi="Arial"/>
-                <w:b w:val="false"/>
-                <w:bCs w:val="false"/>
-                <w:i w:val="false"/>
-                <w:iCs w:val="false"/>
-                <w:color w:val="000000"/>
-                <w:sz w:val="18"/>
-                <w:szCs w:val="18"/>
-              </w:rPr>
-              <w:t xml:space="preserve">3. POST AND CLUSTER (5 min): Invite learners to post their sticky notes under the three column headers. Once all notes are posted, say: 'I am going to read some of these aloud. As I do, raise your hand if your question is similar.' Read 8–10 notes aloud and facilitate clustering. Assign cluster labels co-created with the class, e.g.: 'WHO IS LIVING IN THE UJI?' / 'WHAT GAS IS FORMING THE BUBBLES?' / 'WHY IS IT MORE SOUR?' / 'DOES THIS NEED OXYGEN?' / 'HOW IS THIS USEFUL IN REAL LIFE?' </w:t>
-            </w:r>
-          </w:p>
-          <w:p>
-            <w:pPr>
-              <w:spacing w:after="40" w:before="0"/>
-              <w:jc w:val="left"/>
-            </w:pPr>
-            <w:r>
-              <w:rPr>
-                <w:rFonts w:ascii="Arial" w:cs="Arial" w:eastAsia="Arial" w:hAnsi="Arial"/>
-                <w:b w:val="false"/>
-                <w:bCs w:val="false"/>
-                <w:i w:val="false"/>
-                <w:iCs w:val="false"/>
-                <w:color w:val="000000"/>
-                <w:sz w:val="18"/>
-                <w:szCs w:val="18"/>
-              </w:rPr>
-              <w:t xml:space="preserve">4. REVEAL THE DRIVING QUESTION (2 min): Say: 'All of your questions are excellent. They are exactly the questions scientists ask. Here is the question that ties them all together for this unit.' Read the Driving Question aloud. Post it at the top of the DQB. Say: 'By the end of this unit, every cluster of questions on this board will have been answered. We will come back to this board every lesson to tick off what we now understand and add new questions as we learn more.' </w:t>
-            </w:r>
-          </w:p>
-          <w:p>
-            <w:pPr>
-              <w:spacing w:after="40" w:before="0"/>
-              <w:jc w:val="left"/>
-            </w:pPr>
-            <w:r>
-              <w:rPr>
-                <w:rFonts w:ascii="Arial" w:cs="Arial" w:eastAsia="Arial" w:hAnsi="Arial"/>
-                <w:b w:val="false"/>
-                <w:bCs w:val="false"/>
-                <w:i w:val="false"/>
-                <w:iCs w:val="false"/>
-                <w:color w:val="000000"/>
-                <w:sz w:val="18"/>
-                <w:szCs w:val="18"/>
-              </w:rPr>
-              <w:t xml:space="preserve">5. JOURNAL COPY (2 min): Say: 'Copy the DQB structure — the three column headers, your question clusters, and the Driving Question — into your science journal. Date it. This is Day One of our investigation.' </w:t>
-            </w:r>
-          </w:p>
-          <w:p>
-            <w:pPr>
-              <w:spacing w:after="40" w:before="0"/>
-              <w:jc w:val="left"/>
-            </w:pPr>
-            <w:r>
-              <w:rPr>
-                <w:rFonts w:ascii="Arial" w:cs="Arial" w:eastAsia="Arial" w:hAnsi="Arial"/>
-                <w:b w:val="false"/>
-                <w:bCs w:val="false"/>
-                <w:i w:val="false"/>
-                <w:iCs w:val="false"/>
-                <w:color w:val="000000"/>
-                <w:sz w:val="18"/>
-                <w:szCs w:val="18"/>
-              </w:rPr>
-              <w:t xml:space="preserve">6. POINT TO KICD KEY INQUIRY QUESTION: Say: 'Notice the last cluster — HOW IS THIS USEFUL IN REAL LIFE? The KICD asks us: How is aerobic and anaerobic respiration important in a society's economy? That question — and your questions about the uji — are the same question wearing different clothes.'</w:t>
-            </w:r>
-          </w:p>
-        </w:tc>
-        <w:tc>
-          <w:tcPr>
-            <w:tcW w:type="dxa" w:w="3040"/>
-            <w:shd w:fill="FFFFFF" w:color="auto" w:val="clear"/>
-            <w:tcMar>
-              <w:top w:type="dxa" w:w="60"/>
-              <w:left w:type="dxa" w:w="120"/>
-              <w:bottom w:type="dxa" w:w="60"/>
-              <w:right w:type="dxa" w:w="120"/>
-            </w:tcMar>
-            <w:vAlign w:val="top"/>
-          </w:tcPr>
-          <w:p>
-            <w:pPr>
-              <w:spacing w:after="40" w:before="0"/>
-              <w:jc w:val="left"/>
-            </w:pPr>
-            <w:r>
-              <w:rPr>
-                <w:rFonts w:ascii="Arial" w:cs="Arial" w:eastAsia="Arial" w:hAnsi="Arial"/>
-                <w:b w:val="false"/>
-                <w:bCs w:val="false"/>
-                <w:i w:val="false"/>
-                <w:iCs w:val="false"/>
-                <w:color w:val="000000"/>
-                <w:sz w:val="18"/>
-                <w:szCs w:val="18"/>
-              </w:rPr>
-              <w:t xml:space="preserve">DRIVING QUESTION BOARD (DQB) CO-CONSTRUCTION — The DQB is a public, persistent record of the class's collective curiosity. By physically posting questions under thematic clusters, learners externalise their thinking in a way that makes the unit's intellectual journey visible. The DQB is not a decorative poster — it is a formative tool: questions are ticked, moved, or revised as understanding grows. This strategy is aligned to NGSS SEP 1 (Asking Questions) and supports the KICD core competency of Communication and Collaboration, as learners must negotiate where questions belong and what the clusters mean.</w:t>
-            </w:r>
-          </w:p>
-        </w:tc>
-        <w:tc>
-          <w:tcPr>
-            <w:tcW w:type="dxa" w:w="3040"/>
-            <w:shd w:fill="F2F2F2" w:color="auto" w:val="clear"/>
-            <w:tcMar>
-              <w:top w:type="dxa" w:w="60"/>
-              <w:left w:type="dxa" w:w="120"/>
-              <w:bottom w:type="dxa" w:w="60"/>
-              <w:right w:type="dxa" w:w="120"/>
-            </w:tcMar>
-            <w:vAlign w:val="top"/>
-          </w:tcPr>
-          <w:p>
-            <w:pPr>
-              <w:spacing w:after="40" w:before="0"/>
-              <w:jc w:val="left"/>
-            </w:pPr>
-            <w:r>
-              <w:rPr>
-                <w:rFonts w:ascii="Arial" w:cs="Arial" w:eastAsia="Arial" w:hAnsi="Arial"/>
-                <w:b w:val="false"/>
-                <w:bCs w:val="false"/>
-                <w:i w:val="false"/>
-                <w:iCs w:val="false"/>
-                <w:color w:val="000000"/>
-                <w:sz w:val="18"/>
-                <w:szCs w:val="18"/>
-              </w:rPr>
-              <w:t xml:space="preserve">OBSERVABLE INDICATOR: Count the number of questions posted under each column. If the majority of questions fall under 'WHAT IS HAPPENING?' with few under 'WHY DOES IT MATTER?', this signals that learners are not yet connecting the phenomenon to economic or societal implications — the teacher should plan a targeted prompt at the start of Lesson 2 to bridge this gap. Also check whether any learner spontaneously wrote questions about oxygen, anaerobic processes, or ATP — these learners may have prior knowledge from Junior School Integrated Science and can be positioned as peer-teaching resources in later lessons.</w:t>
-            </w:r>
-          </w:p>
-        </w:tc>
-      </w:tr>
-      <w:tr>
-        <w:tc>
-          <w:tcPr>
-            <w:tcW w:type="dxa" w:w="1520"/>
-            <w:shd w:fill="D5E8F0" w:color="auto" w:val="clear"/>
-            <w:tcMar>
-              <w:top w:type="dxa" w:w="60"/>
-              <w:left w:type="dxa" w:w="120"/>
-              <w:bottom w:type="dxa" w:w="60"/>
-              <w:right w:type="dxa" w:w="120"/>
-            </w:tcMar>
-            <w:vAlign w:val="top"/>
-          </w:tcPr>
-          <w:p>
-            <w:pPr>
-              <w:spacing w:after="40" w:before="0"/>
-              <w:jc w:val="left"/>
-            </w:pPr>
-            <w:r>
-              <w:rPr>
-                <w:rFonts w:ascii="Arial" w:cs="Arial" w:eastAsia="Arial" w:hAnsi="Arial"/>
-                <w:b/>
-                <w:bCs/>
-                <w:i w:val="false"/>
-                <w:iCs w:val="false"/>
-                <w:color w:val="000000"/>
-                <w:sz w:val="18"/>
-                <w:szCs w:val="18"/>
-              </w:rPr>
-              <w:t xml:space="preserve">Model Building Phase</w:t>
-            </w:r>
-          </w:p>
-          <w:p>
-            <w:pPr>
-              <w:spacing w:after="20" w:before="0"/>
-            </w:pPr>
-            <w:r>
-              <w:rPr>
-                <w:rFonts w:ascii="Arial" w:cs="Arial" w:eastAsia="Arial" w:hAnsi="Arial"/>
-                <w:b/>
-                <w:bCs/>
-                <w:color w:val="1F3864"/>
-                <w:sz w:val="16"/>
-                <w:szCs w:val="16"/>
-              </w:rPr>
-              <w:t xml:space="preserve">📹 VIDEO:</w:t>
-            </w:r>
-          </w:p>
-          <w:p>
-            <w:pPr>
-              <w:spacing w:after="20" w:before="0"/>
-            </w:pPr>
-            <w:hyperlink w:history="1" r:id="rIdkg2tmvkgrldv5chdcuq3a">
-              <w:r>
-                <w:rPr>
-                  <w:rFonts w:ascii="Arial" w:cs="Arial" w:eastAsia="Arial" w:hAnsi="Arial"/>
-                  <w:color w:val="2E75B6"/>
-                  <w:sz w:val="16"/>
-                  <w:szCs w:val="16"/>
-                  <w:u w:val="single" w:color="2E75B6"/>
-                </w:rPr>
-                <w:t xml:space="preserve">Cellular respiration introduction</w:t>
-              </w:r>
-            </w:hyperlink>
-          </w:p>
-          <w:p>
-            <w:pPr>
-              <w:spacing w:after="10" w:before="0"/>
-              <w:ind w:left="120"/>
-            </w:pPr>
-            <w:r>
-              <w:rPr>
-                <w:rFonts w:ascii="Arial" w:cs="Arial" w:eastAsia="Arial" w:hAnsi="Arial"/>
-                <w:color w:val="595959"/>
-                <w:sz w:val="14"/>
-                <w:szCs w:val="14"/>
-              </w:rPr>
-              <w:t xml:space="preserve">Source: Khan Academy (English - US curriculum)</w:t>
-            </w:r>
-          </w:p>
-          <w:p>
-            <w:pPr>
-              <w:spacing w:after="10" w:before="0"/>
-              <w:ind w:left="120"/>
-            </w:pPr>
-            <w:hyperlink w:history="1" r:id="rIdazxlid_mrmnj5d9owlk9t">
-              <w:r>
-                <w:rPr>
-                  <w:rFonts w:ascii="Arial" w:cs="Arial" w:eastAsia="Arial" w:hAnsi="Arial"/>
-                  <w:color w:val="595959"/>
-                  <w:sz w:val="14"/>
-                  <w:szCs w:val="14"/>
-                  <w:u w:val="single" w:color="595959"/>
-                </w:rPr>
-                <w:t xml:space="preserve">🔍 Search ARES for similar videos</w:t>
-              </w:r>
-            </w:hyperlink>
-          </w:p>
-          <w:p>
-            <w:pPr>
-              <w:spacing w:after="40" w:before="0"/>
-            </w:pPr>
-            <w:r>
-              <w:rPr>
-                <w:sz w:val="14"/>
-                <w:szCs w:val="14"/>
-              </w:rPr>
-              <w:t xml:space="preserve"/>
-            </w:r>
-          </w:p>
-          <w:p>
-            <w:pPr>
-              <w:spacing w:after="20" w:before="0"/>
-            </w:pPr>
-            <w:r>
-              <w:rPr>
-                <w:rFonts w:ascii="Arial" w:cs="Arial" w:eastAsia="Arial" w:hAnsi="Arial"/>
-                <w:b/>
-                <w:bCs/>
-                <w:color w:val="1F3864"/>
-                <w:sz w:val="16"/>
-                <w:szCs w:val="16"/>
-              </w:rPr>
-              <w:t xml:space="preserve">📖 HTML:</w:t>
-            </w:r>
-          </w:p>
-          <w:p>
-            <w:pPr>
-              <w:spacing w:after="20" w:before="0"/>
-            </w:pPr>
-            <w:hyperlink w:history="1" r:id="rId4pk5segrgammjw68njs20">
-              <w:r>
-                <w:rPr>
-                  <w:rFonts w:ascii="Arial" w:cs="Arial" w:eastAsia="Arial" w:hAnsi="Arial"/>
-                  <w:color w:val="2E75B6"/>
-                  <w:sz w:val="16"/>
-                  <w:szCs w:val="16"/>
-                  <w:u w:val="single" w:color="2E75B6"/>
-                </w:rPr>
-                <w:t xml:space="preserve">Cellular Respiration (Flexbook)</w:t>
-              </w:r>
-            </w:hyperlink>
-          </w:p>
-          <w:p>
-            <w:pPr>
-              <w:spacing w:after="10" w:before="0"/>
-              <w:ind w:left="120"/>
-            </w:pPr>
-            <w:r>
-              <w:rPr>
-                <w:rFonts w:ascii="Arial" w:cs="Arial" w:eastAsia="Arial" w:hAnsi="Arial"/>
-                <w:color w:val="595959"/>
-                <w:sz w:val="14"/>
-                <w:szCs w:val="14"/>
-              </w:rPr>
-              <w:t xml:space="preserve">Source: CK-12</w:t>
-            </w:r>
-          </w:p>
-          <w:p>
-            <w:pPr>
-              <w:spacing w:after="10" w:before="0"/>
-              <w:ind w:left="120"/>
-            </w:pPr>
-            <w:hyperlink w:history="1" r:id="rIdvpxi4g9is_kdvcnjwzebr">
+            <w:hyperlink w:history="1" r:id="rIdzwrfmue5mzlspbw6dpqio">
               <w:r>
                 <w:rPr>
                   <w:rFonts w:ascii="Arial" w:cs="Arial" w:eastAsia="Arial" w:hAnsi="Arial"/>
@@ -6420,7 +6420,7 @@
             <w:pPr>
               <w:spacing w:after="20" w:before="0"/>
             </w:pPr>
-            <w:hyperlink w:history="1" r:id="rIdh9z3elv7emcob8ev7weiv">
+            <w:hyperlink w:history="1" r:id="rIdnwzw-i2meta7mnbkljnxf">
               <w:r>
                 <w:rPr>
                   <w:rFonts w:ascii="Arial" w:cs="Arial" w:eastAsia="Arial" w:hAnsi="Arial"/>
@@ -6429,7 +6429,7 @@
                   <w:szCs w:val="16"/>
                   <w:u w:val="single" w:color="2E75B6"/>
                 </w:rPr>
-                <w:t xml:space="preserve">Cellular respiration introduction</w:t>
+                <w:t xml:space="preserve">Cellular respiration</w:t>
               </w:r>
             </w:hyperlink>
           </w:p>
@@ -6453,7 +6453,7 @@
               <w:spacing w:after="10" w:before="0"/>
               <w:ind w:left="120"/>
             </w:pPr>
-            <w:hyperlink w:history="1" r:id="rId6rkrnuxo6wuc8ehqtfqsq">
+            <w:hyperlink w:history="1" r:id="rIdr6hevyef7mwpsfqi4flvi">
               <w:r>
                 <w:rPr>
                   <w:rFonts w:ascii="Arial" w:cs="Arial" w:eastAsia="Arial" w:hAnsi="Arial"/>
@@ -6498,7 +6498,7 @@
             <w:pPr>
               <w:spacing w:after="20" w:before="0"/>
             </w:pPr>
-            <w:hyperlink w:history="1" r:id="rIdlhf3xt2j-kxomzltf-rpa">
+            <w:hyperlink w:history="1" r:id="rIdarf2ty0oauyledptdckgb">
               <w:r>
                 <w:rPr>
                   <w:rFonts w:ascii="Arial" w:cs="Arial" w:eastAsia="Arial" w:hAnsi="Arial"/>
@@ -6531,7 +6531,7 @@
               <w:spacing w:after="10" w:before="0"/>
               <w:ind w:left="120"/>
             </w:pPr>
-            <w:hyperlink w:history="1" r:id="rIdlpxynseei893jv6vyzbsb">
+            <w:hyperlink w:history="1" r:id="rIdxl67efpf5qfkv18sc8-dm">
               <w:r>
                 <w:rPr>
                   <w:rFonts w:ascii="Arial" w:cs="Arial" w:eastAsia="Arial" w:hAnsi="Arial"/>
@@ -6726,7 +6726,7 @@
             <w:pPr>
               <w:spacing w:after="20" w:before="0"/>
             </w:pPr>
-            <w:hyperlink w:history="1" r:id="rIdyylgmzjxwaporzgi4cdgn">
+            <w:hyperlink w:history="1" r:id="rIdpvxsmdabz5kkfm--xdtd0">
               <w:r>
                 <w:rPr>
                   <w:rFonts w:ascii="Arial" w:cs="Arial" w:eastAsia="Arial" w:hAnsi="Arial"/>
@@ -6735,7 +6735,7 @@
                   <w:szCs w:val="16"/>
                   <w:u w:val="single" w:color="2E75B6"/>
                 </w:rPr>
-                <w:t xml:space="preserve">Cellular respiration introduction</w:t>
+                <w:t xml:space="preserve">Photosynthesis in organisms</w:t>
               </w:r>
             </w:hyperlink>
           </w:p>
@@ -6759,7 +6759,7 @@
               <w:spacing w:after="10" w:before="0"/>
               <w:ind w:left="120"/>
             </w:pPr>
-            <w:hyperlink w:history="1" r:id="rId-ydy1epdelcddzyj0vos5">
+            <w:hyperlink w:history="1" r:id="rIduwypd_5the1cuy070tblh">
               <w:r>
                 <w:rPr>
                   <w:rFonts w:ascii="Arial" w:cs="Arial" w:eastAsia="Arial" w:hAnsi="Arial"/>
@@ -6797,6 +6797,618 @@
                 <w:sz w:val="16"/>
                 <w:szCs w:val="16"/>
               </w:rPr>
+              <w:t xml:space="preserve">📖 EXERCISE:</w:t>
+            </w:r>
+          </w:p>
+          <w:p>
+            <w:pPr>
+              <w:spacing w:after="20" w:before="0"/>
+            </w:pPr>
+            <w:hyperlink w:history="1" r:id="rIdu99gku-vbfqlwekgrsd55">
+              <w:r>
+                <w:rPr>
+                  <w:rFonts w:ascii="Arial" w:cs="Arial" w:eastAsia="Arial" w:hAnsi="Arial"/>
+                  <w:color w:val="2E75B6"/>
+                  <w:sz w:val="16"/>
+                  <w:szCs w:val="16"/>
+                  <w:u w:val="single" w:color="2E75B6"/>
+                </w:rPr>
+                <w:t xml:space="preserve">Anaerobic vs Aerobic Respiration Practice</w:t>
+              </w:r>
+            </w:hyperlink>
+          </w:p>
+          <w:p>
+            <w:pPr>
+              <w:spacing w:after="10" w:before="0"/>
+              <w:ind w:left="120"/>
+            </w:pPr>
+            <w:r>
+              <w:rPr>
+                <w:rFonts w:ascii="Arial" w:cs="Arial" w:eastAsia="Arial" w:hAnsi="Arial"/>
+                <w:color w:val="595959"/>
+                <w:sz w:val="14"/>
+                <w:szCs w:val="14"/>
+              </w:rPr>
+              <w:t xml:space="preserve">Source: CK-12</w:t>
+            </w:r>
+          </w:p>
+          <w:p>
+            <w:pPr>
+              <w:spacing w:after="10" w:before="0"/>
+              <w:ind w:left="120"/>
+            </w:pPr>
+            <w:hyperlink w:history="1" r:id="rIdm-fpl-yyy6ojr00ykh_ic">
+              <w:r>
+                <w:rPr>
+                  <w:rFonts w:ascii="Arial" w:cs="Arial" w:eastAsia="Arial" w:hAnsi="Arial"/>
+                  <w:color w:val="595959"/>
+                  <w:sz w:val="14"/>
+                  <w:szCs w:val="14"/>
+                  <w:u w:val="single" w:color="595959"/>
+                </w:rPr>
+                <w:t xml:space="preserve">🔍 Search ARES for similar readings</w:t>
+              </w:r>
+            </w:hyperlink>
+          </w:p>
+        </w:tc>
+        <w:tc>
+          <w:tcPr>
+            <w:tcW w:type="dxa" w:w="3040"/>
+            <w:shd w:fill="FFFFFF" w:color="auto" w:val="clear"/>
+            <w:tcMar>
+              <w:top w:type="dxa" w:w="60"/>
+              <w:left w:type="dxa" w:w="120"/>
+              <w:bottom w:type="dxa" w:w="60"/>
+              <w:right w:type="dxa" w:w="120"/>
+            </w:tcMar>
+            <w:vAlign w:val="top"/>
+          </w:tcPr>
+          <w:p>
+            <w:pPr>
+              <w:spacing w:after="40" w:before="0"/>
+              <w:jc w:val="left"/>
+            </w:pPr>
+            <w:r>
+              <w:rPr>
+                <w:rFonts w:ascii="Arial" w:cs="Arial" w:eastAsia="Arial" w:hAnsi="Arial"/>
+                <w:b w:val="false"/>
+                <w:bCs w:val="false"/>
+                <w:i w:val="false"/>
+                <w:iCs w:val="false"/>
+                <w:color w:val="000000"/>
+                <w:sz w:val="18"/>
+                <w:szCs w:val="18"/>
+              </w:rPr>
+              <w:t xml:space="preserve">Learners work in pairs. Each pair receives either a printed resource card (a one-page illustrated text on aerobic respiration adapted from KICD Grade 10 materials, including a simple diagram of a mitochondrion and the word equation) or accesses a vetted digital resource on a tablet or phone. Their task, written on a task card, is to find and record four things in their journals: (1) the word equation for aerobic respiration, (2) the names and descriptions of the reactants, (3) the names and descriptions of the products, and (4) the name and location of the organelle where most aerobic respiration occurs. After 7 minutes of paired investigation, teacher introduces the supporting phenomenon verbally: 'Amina Waweru is a 400-metre sprinter training at Kasarani Stadium in Nairobi. During a race, her leg muscles need enormous amounts of energy very quickly. Her coach notices that when she runs at high altitude in Eldoret, she sometimes collapses near the finish line. Her blood oxygen levels are lower at altitude.' Teacher asks: 'Using what you just read, why would lower oxygen levels cause Amina to struggle to sustain her sprint?' Learners discuss in pairs for 2 minutes before sharing.</w:t>
+            </w:r>
+          </w:p>
+        </w:tc>
+        <w:tc>
+          <w:tcPr>
+            <w:tcW w:type="dxa" w:w="3040"/>
+            <w:shd w:fill="F2F2F2" w:color="auto" w:val="clear"/>
+            <w:tcMar>
+              <w:top w:type="dxa" w:w="60"/>
+              <w:left w:type="dxa" w:w="120"/>
+              <w:bottom w:type="dxa" w:w="60"/>
+              <w:right w:type="dxa" w:w="120"/>
+            </w:tcMar>
+            <w:vAlign w:val="top"/>
+          </w:tcPr>
+          <w:p>
+            <w:pPr>
+              <w:spacing w:after="40" w:before="0"/>
+              <w:jc w:val="left"/>
+            </w:pPr>
+            <w:r>
+              <w:rPr>
+                <w:rFonts w:ascii="Arial" w:cs="Arial" w:eastAsia="Arial" w:hAnsi="Arial"/>
+                <w:b w:val="false"/>
+                <w:bCs w:val="false"/>
+                <w:i w:val="false"/>
+                <w:iCs w:val="false"/>
+                <w:color w:val="000000"/>
+                <w:sz w:val="18"/>
+                <w:szCs w:val="18"/>
+              </w:rPr>
+              <w:t xml:space="preserve">Teacher distributes resource cards and task cards simultaneously to save time. During the 7-minute investigation, teacher visits at least four pairs, asking probing questions: 'You have written down carbon dioxide — where does that carbon actually come from originally?' and 'Your card shows a diagram of the mitochondrion — which part of that diagram connects to what is happening inside a cell in Amina's thigh muscle right now?' When introducing Amina, teacher uses a simple sketch on the board: a stick figure runner, a pair of lungs with an arrow to a muscle cell, and a question mark over the cell. WAIT TIME: After asking 'Why would lower oxygen levels cause Amina to struggle?', teacher waits 10 seconds and explicitly says 'I will wait — this is a thinking question, not a recall question.'</w:t>
+            </w:r>
+          </w:p>
+        </w:tc>
+        <w:tc>
+          <w:tcPr>
+            <w:tcW w:type="dxa" w:w="3040"/>
+            <w:shd w:fill="FFFFFF" w:color="auto" w:val="clear"/>
+            <w:tcMar>
+              <w:top w:type="dxa" w:w="60"/>
+              <w:left w:type="dxa" w:w="120"/>
+              <w:bottom w:type="dxa" w:w="60"/>
+              <w:right w:type="dxa" w:w="120"/>
+            </w:tcMar>
+            <w:vAlign w:val="top"/>
+          </w:tcPr>
+          <w:p>
+            <w:pPr>
+              <w:spacing w:after="40" w:before="0"/>
+              <w:jc w:val="left"/>
+            </w:pPr>
+            <w:r>
+              <w:rPr>
+                <w:rFonts w:ascii="Arial" w:cs="Arial" w:eastAsia="Arial" w:hAnsi="Arial"/>
+                <w:b w:val="false"/>
+                <w:bCs w:val="false"/>
+                <w:i w:val="false"/>
+                <w:iCs w:val="false"/>
+                <w:color w:val="000000"/>
+                <w:sz w:val="18"/>
+                <w:szCs w:val="18"/>
+              </w:rPr>
+              <w:t xml:space="preserve">The resource-based paired investigation models scientific reading as a skill — learners are not receiving information passively but locating and recording specific evidence. The Amina/Kasarani supporting phenomenon immediately contextualises aerobic respiration in a vivid, locally grounded scenario, making the abstract word equation feel purposeful. The altitude context also plants a productive seed: what happens when oxygen is not enough — a question that Lesson 3 will answer through anaerobic respiration.</w:t>
+            </w:r>
+          </w:p>
+        </w:tc>
+        <w:tc>
+          <w:tcPr>
+            <w:tcW w:type="dxa" w:w="3040"/>
+            <w:shd w:fill="F2F2F2" w:color="auto" w:val="clear"/>
+            <w:tcMar>
+              <w:top w:type="dxa" w:w="60"/>
+              <w:left w:type="dxa" w:w="120"/>
+              <w:bottom w:type="dxa" w:w="60"/>
+              <w:right w:type="dxa" w:w="120"/>
+            </w:tcMar>
+            <w:vAlign w:val="top"/>
+          </w:tcPr>
+          <w:p>
+            <w:pPr>
+              <w:spacing w:after="40" w:before="0"/>
+              <w:jc w:val="left"/>
+            </w:pPr>
+            <w:r>
+              <w:rPr>
+                <w:rFonts w:ascii="Arial" w:cs="Arial" w:eastAsia="Arial" w:hAnsi="Arial"/>
+                <w:b w:val="false"/>
+                <w:bCs w:val="false"/>
+                <w:i w:val="false"/>
+                <w:iCs w:val="false"/>
+                <w:color w:val="000000"/>
+                <w:sz w:val="18"/>
+                <w:szCs w:val="18"/>
+              </w:rPr>
+              <w:t xml:space="preserve">Teacher listens to pair discussions about Amina to assess whether learners can apply the word equation causally (less oxygen means less aerobic respiration means less ATP means less energy for muscle contraction) or whether they are still thinking at the level of 'she cannot breathe.' This diagnostic gap informs the Explain Phase emphasis.</w:t>
+            </w:r>
+          </w:p>
+        </w:tc>
+      </w:tr>
+      <w:tr>
+        <w:tc>
+          <w:tcPr>
+            <w:tcW w:type="dxa" w:w="1520"/>
+            <w:shd w:fill="E2EFDA" w:color="auto" w:val="clear"/>
+            <w:tcMar>
+              <w:top w:type="dxa" w:w="60"/>
+              <w:left w:type="dxa" w:w="120"/>
+              <w:bottom w:type="dxa" w:w="60"/>
+              <w:right w:type="dxa" w:w="120"/>
+            </w:tcMar>
+            <w:vAlign w:val="top"/>
+          </w:tcPr>
+          <w:p>
+            <w:pPr>
+              <w:spacing w:after="40" w:before="0"/>
+              <w:jc w:val="left"/>
+            </w:pPr>
+            <w:r>
+              <w:rPr>
+                <w:rFonts w:ascii="Arial" w:cs="Arial" w:eastAsia="Arial" w:hAnsi="Arial"/>
+                <w:b/>
+                <w:bCs/>
+                <w:i w:val="false"/>
+                <w:iCs w:val="false"/>
+                <w:color w:val="000000"/>
+                <w:sz w:val="18"/>
+                <w:szCs w:val="18"/>
+              </w:rPr>
+              <w:t xml:space="preserve">Explain Phase</w:t>
+            </w:r>
+          </w:p>
+          <w:p>
+            <w:pPr>
+              <w:spacing w:after="20" w:before="0"/>
+            </w:pPr>
+            <w:r>
+              <w:rPr>
+                <w:rFonts w:ascii="Arial" w:cs="Arial" w:eastAsia="Arial" w:hAnsi="Arial"/>
+                <w:b/>
+                <w:bCs/>
+                <w:color w:val="1F3864"/>
+                <w:sz w:val="16"/>
+                <w:szCs w:val="16"/>
+              </w:rPr>
+              <w:t xml:space="preserve">📹 VIDEO:</w:t>
+            </w:r>
+          </w:p>
+          <w:p>
+            <w:pPr>
+              <w:spacing w:after="20" w:before="0"/>
+            </w:pPr>
+            <w:hyperlink w:history="1" r:id="rIde7vccthu4azym2a_yslob">
+              <w:r>
+                <w:rPr>
+                  <w:rFonts w:ascii="Arial" w:cs="Arial" w:eastAsia="Arial" w:hAnsi="Arial"/>
+                  <w:color w:val="2E75B6"/>
+                  <w:sz w:val="16"/>
+                  <w:szCs w:val="16"/>
+                  <w:u w:val="single" w:color="2E75B6"/>
+                </w:rPr>
+                <w:t xml:space="preserve">Cellular respiration</w:t>
+              </w:r>
+            </w:hyperlink>
+          </w:p>
+          <w:p>
+            <w:pPr>
+              <w:spacing w:after="10" w:before="0"/>
+              <w:ind w:left="120"/>
+            </w:pPr>
+            <w:r>
+              <w:rPr>
+                <w:rFonts w:ascii="Arial" w:cs="Arial" w:eastAsia="Arial" w:hAnsi="Arial"/>
+                <w:color w:val="595959"/>
+                <w:sz w:val="14"/>
+                <w:szCs w:val="14"/>
+              </w:rPr>
+              <w:t xml:space="preserve">Source: Khan Academy (English - US curriculum)</w:t>
+            </w:r>
+          </w:p>
+          <w:p>
+            <w:pPr>
+              <w:spacing w:after="10" w:before="0"/>
+              <w:ind w:left="120"/>
+            </w:pPr>
+            <w:hyperlink w:history="1" r:id="rIdlik54qtsrn07dcxj9u9gv">
+              <w:r>
+                <w:rPr>
+                  <w:rFonts w:ascii="Arial" w:cs="Arial" w:eastAsia="Arial" w:hAnsi="Arial"/>
+                  <w:color w:val="595959"/>
+                  <w:sz w:val="14"/>
+                  <w:szCs w:val="14"/>
+                  <w:u w:val="single" w:color="595959"/>
+                </w:rPr>
+                <w:t xml:space="preserve">🔍 Search ARES for similar videos</w:t>
+              </w:r>
+            </w:hyperlink>
+          </w:p>
+          <w:p>
+            <w:pPr>
+              <w:spacing w:after="40" w:before="0"/>
+            </w:pPr>
+            <w:r>
+              <w:rPr>
+                <w:sz w:val="14"/>
+                <w:szCs w:val="14"/>
+              </w:rPr>
+              <w:t xml:space="preserve"/>
+            </w:r>
+          </w:p>
+          <w:p>
+            <w:pPr>
+              <w:spacing w:after="20" w:before="0"/>
+            </w:pPr>
+            <w:r>
+              <w:rPr>
+                <w:rFonts w:ascii="Arial" w:cs="Arial" w:eastAsia="Arial" w:hAnsi="Arial"/>
+                <w:b/>
+                <w:bCs/>
+                <w:color w:val="1F3864"/>
+                <w:sz w:val="16"/>
+                <w:szCs w:val="16"/>
+              </w:rPr>
+              <w:t xml:space="preserve">📖 EXERCISE:</w:t>
+            </w:r>
+          </w:p>
+          <w:p>
+            <w:pPr>
+              <w:spacing w:after="20" w:before="0"/>
+            </w:pPr>
+            <w:hyperlink w:history="1" r:id="rIdrzjbwwnstmchczdnqgkpk">
+              <w:r>
+                <w:rPr>
+                  <w:rFonts w:ascii="Arial" w:cs="Arial" w:eastAsia="Arial" w:hAnsi="Arial"/>
+                  <w:color w:val="2E75B6"/>
+                  <w:sz w:val="16"/>
+                  <w:szCs w:val="16"/>
+                  <w:u w:val="single" w:color="2E75B6"/>
+                </w:rPr>
+                <w:t xml:space="preserve">Anaerobic and Aerobic Respiration Practice</w:t>
+              </w:r>
+            </w:hyperlink>
+          </w:p>
+          <w:p>
+            <w:pPr>
+              <w:spacing w:after="10" w:before="0"/>
+              <w:ind w:left="120"/>
+            </w:pPr>
+            <w:r>
+              <w:rPr>
+                <w:rFonts w:ascii="Arial" w:cs="Arial" w:eastAsia="Arial" w:hAnsi="Arial"/>
+                <w:color w:val="595959"/>
+                <w:sz w:val="14"/>
+                <w:szCs w:val="14"/>
+              </w:rPr>
+              <w:t xml:space="preserve">Source: CK-12</w:t>
+            </w:r>
+          </w:p>
+          <w:p>
+            <w:pPr>
+              <w:spacing w:after="10" w:before="0"/>
+              <w:ind w:left="120"/>
+            </w:pPr>
+            <w:hyperlink w:history="1" r:id="rId4_qtvayh_mhowpjbtdrzh">
+              <w:r>
+                <w:rPr>
+                  <w:rFonts w:ascii="Arial" w:cs="Arial" w:eastAsia="Arial" w:hAnsi="Arial"/>
+                  <w:color w:val="595959"/>
+                  <w:sz w:val="14"/>
+                  <w:szCs w:val="14"/>
+                  <w:u w:val="single" w:color="595959"/>
+                </w:rPr>
+                <w:t xml:space="preserve">🔍 Search ARES for similar readings</w:t>
+              </w:r>
+            </w:hyperlink>
+          </w:p>
+        </w:tc>
+        <w:tc>
+          <w:tcPr>
+            <w:tcW w:type="dxa" w:w="3040"/>
+            <w:shd w:fill="FFFFFF" w:color="auto" w:val="clear"/>
+            <w:tcMar>
+              <w:top w:type="dxa" w:w="60"/>
+              <w:left w:type="dxa" w:w="120"/>
+              <w:bottom w:type="dxa" w:w="60"/>
+              <w:right w:type="dxa" w:w="120"/>
+            </w:tcMar>
+            <w:vAlign w:val="top"/>
+          </w:tcPr>
+          <w:p>
+            <w:pPr>
+              <w:spacing w:after="40" w:before="0"/>
+              <w:jc w:val="left"/>
+            </w:pPr>
+            <w:r>
+              <w:rPr>
+                <w:rFonts w:ascii="Arial" w:cs="Arial" w:eastAsia="Arial" w:hAnsi="Arial"/>
+                <w:b w:val="false"/>
+                <w:bCs w:val="false"/>
+                <w:i w:val="false"/>
+                <w:iCs w:val="false"/>
+                <w:color w:val="000000"/>
+                <w:sz w:val="18"/>
+                <w:szCs w:val="18"/>
+              </w:rPr>
+              <w:t xml:space="preserve">The class reconvenes. Teacher draws a large flow diagram on the board titled 'From Ugali to ATP' with five labelled boxes: (1) Ugali/Githeri eaten, (2) Starch digested to glucose, (3) Glucose enters cell, (4) Glucose + Oxygen reacts in mitochondria, (5) Carbon dioxide + Water + ATP released. Learners copy this into their journals and annotate each arrow with one sentence explaining the transformation. Teacher then writes the word equation formally: Glucose + Oxygen yields Carbon Dioxide + Water + Energy (ATP). Learners are asked to underline every word that connects back to either the uji thermos phenomenon or to Amina the sprinter. Teacher facilitates a whole-class discussion: 'We now have a clear picture of aerobic respiration. But look back at the uji thermos — it was SEALED. The thermos was closed with no fresh oxygen entering. If aerobic respiration needs oxygen, and the flask is sealed, does aerobic respiration fully explain the bubbles and the sour taste?' Learners discuss and record their current best explanation and remaining questions in their journals.</w:t>
+            </w:r>
+          </w:p>
+        </w:tc>
+        <w:tc>
+          <w:tcPr>
+            <w:tcW w:type="dxa" w:w="3040"/>
+            <w:shd w:fill="F2F2F2" w:color="auto" w:val="clear"/>
+            <w:tcMar>
+              <w:top w:type="dxa" w:w="60"/>
+              <w:left w:type="dxa" w:w="120"/>
+              <w:bottom w:type="dxa" w:w="60"/>
+              <w:right w:type="dxa" w:w="120"/>
+            </w:tcMar>
+            <w:vAlign w:val="top"/>
+          </w:tcPr>
+          <w:p>
+            <w:pPr>
+              <w:spacing w:after="40" w:before="0"/>
+              <w:jc w:val="left"/>
+            </w:pPr>
+            <w:r>
+              <w:rPr>
+                <w:rFonts w:ascii="Arial" w:cs="Arial" w:eastAsia="Arial" w:hAnsi="Arial"/>
+                <w:b w:val="false"/>
+                <w:bCs w:val="false"/>
+                <w:i w:val="false"/>
+                <w:iCs w:val="false"/>
+                <w:color w:val="000000"/>
+                <w:sz w:val="18"/>
+                <w:szCs w:val="18"/>
+              </w:rPr>
+              <w:t xml:space="preserve">When drawing the flow diagram, teacher verbalises each step and pauses at step 4 to ask: 'Where exactly in the cell does this happen? I heard the word mitochondria from several pairs — let us make sure everyone has that.' Teacher uses deliberate think-aloud modelling when annotating the first arrow: 'I am writing: starch is a polysaccharide and digestion breaks it into individual glucose molecules — this is the substrate that will fuel the cell.' For the underline activity, teacher says: 'I want to see your thinking — circle the products that you think might be responsible for the changes in the thermos, and put a question mark next to anything you are still unsure about.' WAIT TIME: After asking 'Does aerobic respiration fully explain the bubbles and sour taste?', teacher counts silently to 12 and then says 'Talk to the person next to you before anyone answers aloud — 90 seconds.'</w:t>
+            </w:r>
+          </w:p>
+        </w:tc>
+        <w:tc>
+          <w:tcPr>
+            <w:tcW w:type="dxa" w:w="3040"/>
+            <w:shd w:fill="FFFFFF" w:color="auto" w:val="clear"/>
+            <w:tcMar>
+              <w:top w:type="dxa" w:w="60"/>
+              <w:left w:type="dxa" w:w="120"/>
+              <w:bottom w:type="dxa" w:w="60"/>
+              <w:right w:type="dxa" w:w="120"/>
+            </w:tcMar>
+            <w:vAlign w:val="top"/>
+          </w:tcPr>
+          <w:p>
+            <w:pPr>
+              <w:spacing w:after="40" w:before="0"/>
+              <w:jc w:val="left"/>
+            </w:pPr>
+            <w:r>
+              <w:rPr>
+                <w:rFonts w:ascii="Arial" w:cs="Arial" w:eastAsia="Arial" w:hAnsi="Arial"/>
+                <w:b w:val="false"/>
+                <w:bCs w:val="false"/>
+                <w:i w:val="false"/>
+                <w:iCs w:val="false"/>
+                <w:color w:val="000000"/>
+                <w:sz w:val="18"/>
+                <w:szCs w:val="18"/>
+              </w:rPr>
+              <w:t xml:space="preserve">The 'From Ugali to ATP' flow diagram grounds the abstract biochemistry in a concrete Kenyan dietary context, making the pathway feel personal and culturally relevant. The deliberate return to the anchoring phenomenon at the end of the Explain Phase creates productive incompleteness — learners recognise that aerobic respiration alone cannot account for the sealed thermos observations, generating authentic curiosity for Lesson 3. This is a critical storyline move: explanation advances but the phenomenon is not yet fully resolved.</w:t>
+            </w:r>
+          </w:p>
+        </w:tc>
+        <w:tc>
+          <w:tcPr>
+            <w:tcW w:type="dxa" w:w="3040"/>
+            <w:shd w:fill="F2F2F2" w:color="auto" w:val="clear"/>
+            <w:tcMar>
+              <w:top w:type="dxa" w:w="60"/>
+              <w:left w:type="dxa" w:w="120"/>
+              <w:bottom w:type="dxa" w:w="60"/>
+              <w:right w:type="dxa" w:w="120"/>
+            </w:tcMar>
+            <w:vAlign w:val="top"/>
+          </w:tcPr>
+          <w:p>
+            <w:pPr>
+              <w:spacing w:after="40" w:before="0"/>
+              <w:jc w:val="left"/>
+            </w:pPr>
+            <w:r>
+              <w:rPr>
+                <w:rFonts w:ascii="Arial" w:cs="Arial" w:eastAsia="Arial" w:hAnsi="Arial"/>
+                <w:b w:val="false"/>
+                <w:bCs w:val="false"/>
+                <w:i w:val="false"/>
+                <w:iCs w:val="false"/>
+                <w:color w:val="000000"/>
+                <w:sz w:val="18"/>
+                <w:szCs w:val="18"/>
+              </w:rPr>
+              <w:t xml:space="preserve">Teacher collects a 'ticket-out' response from each learner on a sticky note or in the journal margin: learners write one sentence completing the stem 'Aerobic respiration cannot fully explain the uji thermos because...' Teacher reads these before Lesson 3 to identify conceptual gaps and misconceptions to address at the start of the next lesson.</w:t>
+            </w:r>
+          </w:p>
+        </w:tc>
+      </w:tr>
+      <w:tr>
+        <w:tc>
+          <w:tcPr>
+            <w:tcW w:type="dxa" w:w="1520"/>
+            <w:shd w:fill="FCE4D6" w:color="auto" w:val="clear"/>
+            <w:tcMar>
+              <w:top w:type="dxa" w:w="60"/>
+              <w:left w:type="dxa" w:w="120"/>
+              <w:bottom w:type="dxa" w:w="60"/>
+              <w:right w:type="dxa" w:w="120"/>
+            </w:tcMar>
+            <w:vAlign w:val="top"/>
+          </w:tcPr>
+          <w:p>
+            <w:pPr>
+              <w:spacing w:after="40" w:before="0"/>
+              <w:jc w:val="left"/>
+            </w:pPr>
+            <w:r>
+              <w:rPr>
+                <w:rFonts w:ascii="Arial" w:cs="Arial" w:eastAsia="Arial" w:hAnsi="Arial"/>
+                <w:b/>
+                <w:bCs/>
+                <w:i w:val="false"/>
+                <w:iCs w:val="false"/>
+                <w:color w:val="000000"/>
+                <w:sz w:val="18"/>
+                <w:szCs w:val="18"/>
+              </w:rPr>
+              <w:t xml:space="preserve">Driving Question Board (DQB) Creation</w:t>
+            </w:r>
+          </w:p>
+          <w:p>
+            <w:pPr>
+              <w:spacing w:after="20" w:before="0"/>
+            </w:pPr>
+            <w:r>
+              <w:rPr>
+                <w:rFonts w:ascii="Arial" w:cs="Arial" w:eastAsia="Arial" w:hAnsi="Arial"/>
+                <w:b/>
+                <w:bCs/>
+                <w:color w:val="1F3864"/>
+                <w:sz w:val="16"/>
+                <w:szCs w:val="16"/>
+              </w:rPr>
+              <w:t xml:space="preserve">📹 VIDEO:</w:t>
+            </w:r>
+          </w:p>
+          <w:p>
+            <w:pPr>
+              <w:spacing w:after="20" w:before="0"/>
+            </w:pPr>
+            <w:hyperlink w:history="1" r:id="rIdnqpsa19tw5eqchhr8mtrv">
+              <w:r>
+                <w:rPr>
+                  <w:rFonts w:ascii="Arial" w:cs="Arial" w:eastAsia="Arial" w:hAnsi="Arial"/>
+                  <w:color w:val="2E75B6"/>
+                  <w:sz w:val="16"/>
+                  <w:szCs w:val="16"/>
+                  <w:u w:val="single" w:color="2E75B6"/>
+                </w:rPr>
+                <w:t xml:space="preserve">Cellular respiration</w:t>
+              </w:r>
+            </w:hyperlink>
+          </w:p>
+          <w:p>
+            <w:pPr>
+              <w:spacing w:after="10" w:before="0"/>
+              <w:ind w:left="120"/>
+            </w:pPr>
+            <w:r>
+              <w:rPr>
+                <w:rFonts w:ascii="Arial" w:cs="Arial" w:eastAsia="Arial" w:hAnsi="Arial"/>
+                <w:color w:val="595959"/>
+                <w:sz w:val="14"/>
+                <w:szCs w:val="14"/>
+              </w:rPr>
+              <w:t xml:space="preserve">Source: Khan Academy (English - US curriculum)</w:t>
+            </w:r>
+          </w:p>
+          <w:p>
+            <w:pPr>
+              <w:spacing w:after="10" w:before="0"/>
+              <w:ind w:left="120"/>
+            </w:pPr>
+            <w:hyperlink w:history="1" r:id="rIdcfefsbulxk1zriozyc-s1">
+              <w:r>
+                <w:rPr>
+                  <w:rFonts w:ascii="Arial" w:cs="Arial" w:eastAsia="Arial" w:hAnsi="Arial"/>
+                  <w:color w:val="595959"/>
+                  <w:sz w:val="14"/>
+                  <w:szCs w:val="14"/>
+                  <w:u w:val="single" w:color="595959"/>
+                </w:rPr>
+                <w:t xml:space="preserve">🔍 Search ARES for similar videos</w:t>
+              </w:r>
+            </w:hyperlink>
+          </w:p>
+          <w:p>
+            <w:pPr>
+              <w:spacing w:after="40" w:before="0"/>
+            </w:pPr>
+            <w:r>
+              <w:rPr>
+                <w:sz w:val="14"/>
+                <w:szCs w:val="14"/>
+              </w:rPr>
+              <w:t xml:space="preserve"/>
+            </w:r>
+          </w:p>
+          <w:p>
+            <w:pPr>
+              <w:spacing w:after="20" w:before="0"/>
+            </w:pPr>
+            <w:r>
+              <w:rPr>
+                <w:rFonts w:ascii="Arial" w:cs="Arial" w:eastAsia="Arial" w:hAnsi="Arial"/>
+                <w:b/>
+                <w:bCs/>
+                <w:color w:val="1F3864"/>
+                <w:sz w:val="16"/>
+                <w:szCs w:val="16"/>
+              </w:rPr>
               <w:t xml:space="preserve">📖 HTML:</w:t>
             </w:r>
           </w:p>
@@ -6804,7 +7416,7 @@
             <w:pPr>
               <w:spacing w:after="20" w:before="0"/>
             </w:pPr>
-            <w:hyperlink w:history="1" r:id="rIdq6s3wucbu7oomvmzseufm">
+            <w:hyperlink w:history="1" r:id="rIdkp3tfkquakdxuu_bogwno">
               <w:r>
                 <w:rPr>
                   <w:rFonts w:ascii="Arial" w:cs="Arial" w:eastAsia="Arial" w:hAnsi="Arial"/>
@@ -6837,7 +7449,7 @@
               <w:spacing w:after="10" w:before="0"/>
               <w:ind w:left="120"/>
             </w:pPr>
-            <w:hyperlink w:history="1" r:id="rIdrybeczfc79ejwfagartld">
+            <w:hyperlink w:history="1" r:id="rIdjugyqjz3-t825q9v74gul">
               <w:r>
                 <w:rPr>
                   <w:rFonts w:ascii="Arial" w:cs="Arial" w:eastAsia="Arial" w:hAnsi="Arial"/>
@@ -6879,7 +7491,7 @@
                 <w:sz w:val="18"/>
                 <w:szCs w:val="18"/>
               </w:rPr>
-              <w:t xml:space="preserve">Learners work in pairs. Each pair receives either a printed resource card (a one-page illustrated text on aerobic respiration adapted from KICD Grade 10 materials, including a simple diagram of a mitochondrion and the word equation) or accesses a vetted digital resource on a tablet or phone. Their task, written on a task card, is to find and record four things in their journals: (1) the word equation for aerobic respiration, (2) the names and descriptions of the reactants, (3) the names and descriptions of the products, and (4) the name and location of the organelle where most aerobic respiration occurs. After 7 minutes of paired investigation, teacher introduces the supporting phenomenon verbally: 'Amina Waweru is a 400-metre sprinter training at Kasarani Stadium in Nairobi. During a race, her leg muscles need enormous amounts of energy very quickly. Her coach notices that when she runs at high altitude in Eldoret, she sometimes collapses near the finish line. Her blood oxygen levels are lower at altitude.' Teacher asks: 'Using what you just read, why would lower oxygen levels cause Amina to struggle to sustain her sprint?' Learners discuss in pairs for 2 minutes before sharing.</w:t>
+              <w:t xml:space="preserve">Learners return to the class Driving Question Board created in Lesson 1. Teacher reads aloud three questions from the DQB that relate to today's lesson (for example: 'What is the cell using as fuel?', 'Why does the body need oxygen?', 'Where inside the cell does energy come from?'). For each question, teacher invites a volunteer to come forward and place a green sticky dot on the question if today's lesson has provided evidence to begin answering it, or an orange dot if the question is only partially answered. Learners then write one new 'need-to-know' question generated by today's lesson onto a fresh sticky note and add it to the DQB. Teacher facilitates a 2-minute gallery walk where learners read the new questions silently and place a small tick on any new question they share.</w:t>
             </w:r>
           </w:p>
         </w:tc>
@@ -6911,7 +7523,7 @@
                 <w:sz w:val="18"/>
                 <w:szCs w:val="18"/>
               </w:rPr>
-              <w:t xml:space="preserve">Teacher distributes resource cards and task cards simultaneously to save time. During the 7-minute investigation, teacher visits at least four pairs, asking probing questions: 'You have written down carbon dioxide — where does that carbon actually come from originally?' and 'Your card shows a diagram of the mitochondrion — which part of that diagram connects to what is happening inside a cell in Amina's thigh muscle right now?' When introducing Amina, teacher uses a simple sketch on the board: a stick figure runner, a pair of lungs with an arrow to a muscle cell, and a question mark over the cell. WAIT TIME: After asking 'Why would lower oxygen levels cause Amina to struggle?', teacher waits 10 seconds and explicitly says 'I will wait — this is a thinking question, not a recall question.'</w:t>
+              <w:t xml:space="preserve">Teacher prepares green and orange sticky dots before the lesson. When reading DQB questions aloud, teacher deliberately reads them with genuine curiosity: 'This one says — why does the body need oxygen? Has today given us enough to answer that? What do you think?' Teacher models adding a new question to the board: 'I am going to add my own question: if aerobic respiration produces carbon dioxide, why is the carbon dioxide in the uji thermos not enough to explain all the bubbles? Let us see if your questions overlap with mine.' Teacher photographs the updated DQB with a phone or camera to document learning progression for the unit portfolio.</w:t>
             </w:r>
           </w:p>
         </w:tc>
@@ -6943,7 +7555,7 @@
                 <w:sz w:val="18"/>
                 <w:szCs w:val="18"/>
               </w:rPr>
-              <w:t xml:space="preserve">The resource-based paired investigation models scientific reading as a skill — learners are not receiving information passively but locating and recording specific evidence. The Amina/Kasarani supporting phenomenon immediately contextualises aerobic respiration in a vivid, locally grounded scenario, making the abstract word equation feel purposeful. The altitude context also plants a productive seed: what happens when oxygen is not enough — a question that Lesson 3 will answer through anaerobic respiration.</w:t>
+              <w:t xml:space="preserve">The DQB update ritual makes the storyline progression visible and tangible. By colour-coding answered versus partially answered questions, learners see that science is a process of building understanding incrementally. Adding new questions generated by today's evidence models how good investigations create new questions, not just answers — a core scientific practice.</w:t>
             </w:r>
           </w:p>
         </w:tc>
@@ -6975,7 +7587,7 @@
                 <w:sz w:val="18"/>
                 <w:szCs w:val="18"/>
               </w:rPr>
-              <w:t xml:space="preserve">Teacher listens to pair discussions about Amina to assess whether learners can apply the word equation causally (less oxygen means less aerobic respiration means less ATP means less energy for muscle contraction) or whether they are still thinking at the level of 'she cannot breathe.' This diagnostic gap informs the Explain Phase emphasis.</w:t>
+              <w:t xml:space="preserve">The quality and specificity of new sticky-note questions serve as formative evidence of conceptual engagement. Questions that ask about 'what happens without oxygen' or 'how the yeast makes bubbles' indicate that learners have made the crucial inferential leap needed for Lesson 3. Teacher notes these questions publicly: 'Several of you are asking about what happens WITHOUT oxygen — that is exactly where we are heading next lesson.'</w:t>
             </w:r>
           </w:p>
         </w:tc>
@@ -6984,32 +7596,32 @@
         <w:tc>
           <w:tcPr>
             <w:tcW w:type="dxa" w:w="1520"/>
-            <w:shd w:fill="E2EFDA" w:color="auto" w:val="clear"/>
-            <w:tcMar>
-              <w:top w:type="dxa" w:w="60"/>
-              <w:left w:type="dxa" w:w="120"/>
-              <w:bottom w:type="dxa" w:w="60"/>
-              <w:right w:type="dxa" w:w="120"/>
-            </w:tcMar>
-            <w:vAlign w:val="top"/>
-          </w:tcPr>
-          <w:p>
-            <w:pPr>
-              <w:spacing w:after="40" w:before="0"/>
-              <w:jc w:val="left"/>
-            </w:pPr>
-            <w:r>
-              <w:rPr>
-                <w:rFonts w:ascii="Arial" w:cs="Arial" w:eastAsia="Arial" w:hAnsi="Arial"/>
-                <w:b/>
-                <w:bCs/>
-                <w:i w:val="false"/>
-                <w:iCs w:val="false"/>
-                <w:color w:val="000000"/>
-                <w:sz w:val="18"/>
-                <w:szCs w:val="18"/>
-              </w:rPr>
-              <w:t xml:space="preserve">Explain Phase</w:t>
+            <w:shd w:fill="D5E8F0" w:color="auto" w:val="clear"/>
+            <w:tcMar>
+              <w:top w:type="dxa" w:w="60"/>
+              <w:left w:type="dxa" w:w="120"/>
+              <w:bottom w:type="dxa" w:w="60"/>
+              <w:right w:type="dxa" w:w="120"/>
+            </w:tcMar>
+            <w:vAlign w:val="top"/>
+          </w:tcPr>
+          <w:p>
+            <w:pPr>
+              <w:spacing w:after="40" w:before="0"/>
+              <w:jc w:val="left"/>
+            </w:pPr>
+            <w:r>
+              <w:rPr>
+                <w:rFonts w:ascii="Arial" w:cs="Arial" w:eastAsia="Arial" w:hAnsi="Arial"/>
+                <w:b/>
+                <w:bCs/>
+                <w:i w:val="false"/>
+                <w:iCs w:val="false"/>
+                <w:color w:val="000000"/>
+                <w:sz w:val="18"/>
+                <w:szCs w:val="18"/>
+              </w:rPr>
+              <w:t xml:space="preserve">Model Building Phase</w:t>
             </w:r>
           </w:p>
           <w:p>
@@ -7032,7 +7644,7 @@
             <w:pPr>
               <w:spacing w:after="20" w:before="0"/>
             </w:pPr>
-            <w:hyperlink w:history="1" r:id="rIdix6_e_xgytrpaeezyho0s">
+            <w:hyperlink w:history="1" r:id="rIdshaojbhma8xud_m9eq6sg">
               <w:r>
                 <w:rPr>
                   <w:rFonts w:ascii="Arial" w:cs="Arial" w:eastAsia="Arial" w:hAnsi="Arial"/>
@@ -7041,7 +7653,7 @@
                   <w:szCs w:val="16"/>
                   <w:u w:val="single" w:color="2E75B6"/>
                 </w:rPr>
-                <w:t xml:space="preserve">Cellular respiration introduction</w:t>
+                <w:t xml:space="preserve">Cellular respiration</w:t>
               </w:r>
             </w:hyperlink>
           </w:p>
@@ -7065,7 +7677,7 @@
               <w:spacing w:after="10" w:before="0"/>
               <w:ind w:left="120"/>
             </w:pPr>
-            <w:hyperlink w:history="1" r:id="rId_yryr7ohllnru0isqd5vt">
+            <w:hyperlink w:history="1" r:id="rId8_nnwyh2uxirtejbao7bl">
               <w:r>
                 <w:rPr>
                   <w:rFonts w:ascii="Arial" w:cs="Arial" w:eastAsia="Arial" w:hAnsi="Arial"/>
@@ -7110,7 +7722,7 @@
             <w:pPr>
               <w:spacing w:after="20" w:before="0"/>
             </w:pPr>
-            <w:hyperlink w:history="1" r:id="rIdfsfqcwqfcuhozaantnd7k">
+            <w:hyperlink w:history="1" r:id="rId-24qrcdc8fn0856snulcq">
               <w:r>
                 <w:rPr>
                   <w:rFonts w:ascii="Arial" w:cs="Arial" w:eastAsia="Arial" w:hAnsi="Arial"/>
@@ -7143,619 +7755,7 @@
               <w:spacing w:after="10" w:before="0"/>
               <w:ind w:left="120"/>
             </w:pPr>
-            <w:hyperlink w:history="1" r:id="rIdx78iuypz0aju4yvmmv-0v">
-              <w:r>
-                <w:rPr>
-                  <w:rFonts w:ascii="Arial" w:cs="Arial" w:eastAsia="Arial" w:hAnsi="Arial"/>
-                  <w:color w:val="595959"/>
-                  <w:sz w:val="14"/>
-                  <w:szCs w:val="14"/>
-                  <w:u w:val="single" w:color="595959"/>
-                </w:rPr>
-                <w:t xml:space="preserve">🔍 Search ARES for similar readings</w:t>
-              </w:r>
-            </w:hyperlink>
-          </w:p>
-        </w:tc>
-        <w:tc>
-          <w:tcPr>
-            <w:tcW w:type="dxa" w:w="3040"/>
-            <w:shd w:fill="FFFFFF" w:color="auto" w:val="clear"/>
-            <w:tcMar>
-              <w:top w:type="dxa" w:w="60"/>
-              <w:left w:type="dxa" w:w="120"/>
-              <w:bottom w:type="dxa" w:w="60"/>
-              <w:right w:type="dxa" w:w="120"/>
-            </w:tcMar>
-            <w:vAlign w:val="top"/>
-          </w:tcPr>
-          <w:p>
-            <w:pPr>
-              <w:spacing w:after="40" w:before="0"/>
-              <w:jc w:val="left"/>
-            </w:pPr>
-            <w:r>
-              <w:rPr>
-                <w:rFonts w:ascii="Arial" w:cs="Arial" w:eastAsia="Arial" w:hAnsi="Arial"/>
-                <w:b w:val="false"/>
-                <w:bCs w:val="false"/>
-                <w:i w:val="false"/>
-                <w:iCs w:val="false"/>
-                <w:color w:val="000000"/>
-                <w:sz w:val="18"/>
-                <w:szCs w:val="18"/>
-              </w:rPr>
-              <w:t xml:space="preserve">The class reconvenes. Teacher draws a large flow diagram on the board titled 'From Ugali to ATP' with five labelled boxes: (1) Ugali/Githeri eaten, (2) Starch digested to glucose, (3) Glucose enters cell, (4) Glucose + Oxygen reacts in mitochondria, (5) Carbon dioxide + Water + ATP released. Learners copy this into their journals and annotate each arrow with one sentence explaining the transformation. Teacher then writes the word equation formally: Glucose + Oxygen yields Carbon Dioxide + Water + Energy (ATP). Learners are asked to underline every word that connects back to either the uji thermos phenomenon or to Amina the sprinter. Teacher facilitates a whole-class discussion: 'We now have a clear picture of aerobic respiration. But look back at the uji thermos — it was SEALED. The thermos was closed with no fresh oxygen entering. If aerobic respiration needs oxygen, and the flask is sealed, does aerobic respiration fully explain the bubbles and the sour taste?' Learners discuss and record their current best explanation and remaining questions in their journals.</w:t>
-            </w:r>
-          </w:p>
-        </w:tc>
-        <w:tc>
-          <w:tcPr>
-            <w:tcW w:type="dxa" w:w="3040"/>
-            <w:shd w:fill="F2F2F2" w:color="auto" w:val="clear"/>
-            <w:tcMar>
-              <w:top w:type="dxa" w:w="60"/>
-              <w:left w:type="dxa" w:w="120"/>
-              <w:bottom w:type="dxa" w:w="60"/>
-              <w:right w:type="dxa" w:w="120"/>
-            </w:tcMar>
-            <w:vAlign w:val="top"/>
-          </w:tcPr>
-          <w:p>
-            <w:pPr>
-              <w:spacing w:after="40" w:before="0"/>
-              <w:jc w:val="left"/>
-            </w:pPr>
-            <w:r>
-              <w:rPr>
-                <w:rFonts w:ascii="Arial" w:cs="Arial" w:eastAsia="Arial" w:hAnsi="Arial"/>
-                <w:b w:val="false"/>
-                <w:bCs w:val="false"/>
-                <w:i w:val="false"/>
-                <w:iCs w:val="false"/>
-                <w:color w:val="000000"/>
-                <w:sz w:val="18"/>
-                <w:szCs w:val="18"/>
-              </w:rPr>
-              <w:t xml:space="preserve">When drawing the flow diagram, teacher verbalises each step and pauses at step 4 to ask: 'Where exactly in the cell does this happen? I heard the word mitochondria from several pairs — let us make sure everyone has that.' Teacher uses deliberate think-aloud modelling when annotating the first arrow: 'I am writing: starch is a polysaccharide and digestion breaks it into individual glucose molecules — this is the substrate that will fuel the cell.' For the underline activity, teacher says: 'I want to see your thinking — circle the products that you think might be responsible for the changes in the thermos, and put a question mark next to anything you are still unsure about.' WAIT TIME: After asking 'Does aerobic respiration fully explain the bubbles and sour taste?', teacher counts silently to 12 and then says 'Talk to the person next to you before anyone answers aloud — 90 seconds.'</w:t>
-            </w:r>
-          </w:p>
-        </w:tc>
-        <w:tc>
-          <w:tcPr>
-            <w:tcW w:type="dxa" w:w="3040"/>
-            <w:shd w:fill="FFFFFF" w:color="auto" w:val="clear"/>
-            <w:tcMar>
-              <w:top w:type="dxa" w:w="60"/>
-              <w:left w:type="dxa" w:w="120"/>
-              <w:bottom w:type="dxa" w:w="60"/>
-              <w:right w:type="dxa" w:w="120"/>
-            </w:tcMar>
-            <w:vAlign w:val="top"/>
-          </w:tcPr>
-          <w:p>
-            <w:pPr>
-              <w:spacing w:after="40" w:before="0"/>
-              <w:jc w:val="left"/>
-            </w:pPr>
-            <w:r>
-              <w:rPr>
-                <w:rFonts w:ascii="Arial" w:cs="Arial" w:eastAsia="Arial" w:hAnsi="Arial"/>
-                <w:b w:val="false"/>
-                <w:bCs w:val="false"/>
-                <w:i w:val="false"/>
-                <w:iCs w:val="false"/>
-                <w:color w:val="000000"/>
-                <w:sz w:val="18"/>
-                <w:szCs w:val="18"/>
-              </w:rPr>
-              <w:t xml:space="preserve">The 'From Ugali to ATP' flow diagram grounds the abstract biochemistry in a concrete Kenyan dietary context, making the pathway feel personal and culturally relevant. The deliberate return to the anchoring phenomenon at the end of the Explain Phase creates productive incompleteness — learners recognise that aerobic respiration alone cannot account for the sealed thermos observations, generating authentic curiosity for Lesson 3. This is a critical storyline move: explanation advances but the phenomenon is not yet fully resolved.</w:t>
-            </w:r>
-          </w:p>
-        </w:tc>
-        <w:tc>
-          <w:tcPr>
-            <w:tcW w:type="dxa" w:w="3040"/>
-            <w:shd w:fill="F2F2F2" w:color="auto" w:val="clear"/>
-            <w:tcMar>
-              <w:top w:type="dxa" w:w="60"/>
-              <w:left w:type="dxa" w:w="120"/>
-              <w:bottom w:type="dxa" w:w="60"/>
-              <w:right w:type="dxa" w:w="120"/>
-            </w:tcMar>
-            <w:vAlign w:val="top"/>
-          </w:tcPr>
-          <w:p>
-            <w:pPr>
-              <w:spacing w:after="40" w:before="0"/>
-              <w:jc w:val="left"/>
-            </w:pPr>
-            <w:r>
-              <w:rPr>
-                <w:rFonts w:ascii="Arial" w:cs="Arial" w:eastAsia="Arial" w:hAnsi="Arial"/>
-                <w:b w:val="false"/>
-                <w:bCs w:val="false"/>
-                <w:i w:val="false"/>
-                <w:iCs w:val="false"/>
-                <w:color w:val="000000"/>
-                <w:sz w:val="18"/>
-                <w:szCs w:val="18"/>
-              </w:rPr>
-              <w:t xml:space="preserve">Teacher collects a 'ticket-out' response from each learner on a sticky note or in the journal margin: learners write one sentence completing the stem 'Aerobic respiration cannot fully explain the uji thermos because...' Teacher reads these before Lesson 3 to identify conceptual gaps and misconceptions to address at the start of the next lesson.</w:t>
-            </w:r>
-          </w:p>
-        </w:tc>
-      </w:tr>
-      <w:tr>
-        <w:tc>
-          <w:tcPr>
-            <w:tcW w:type="dxa" w:w="1520"/>
-            <w:shd w:fill="FCE4D6" w:color="auto" w:val="clear"/>
-            <w:tcMar>
-              <w:top w:type="dxa" w:w="60"/>
-              <w:left w:type="dxa" w:w="120"/>
-              <w:bottom w:type="dxa" w:w="60"/>
-              <w:right w:type="dxa" w:w="120"/>
-            </w:tcMar>
-            <w:vAlign w:val="top"/>
-          </w:tcPr>
-          <w:p>
-            <w:pPr>
-              <w:spacing w:after="40" w:before="0"/>
-              <w:jc w:val="left"/>
-            </w:pPr>
-            <w:r>
-              <w:rPr>
-                <w:rFonts w:ascii="Arial" w:cs="Arial" w:eastAsia="Arial" w:hAnsi="Arial"/>
-                <w:b/>
-                <w:bCs/>
-                <w:i w:val="false"/>
-                <w:iCs w:val="false"/>
-                <w:color w:val="000000"/>
-                <w:sz w:val="18"/>
-                <w:szCs w:val="18"/>
-              </w:rPr>
-              <w:t xml:space="preserve">Driving Question Board (DQB) Creation</w:t>
-            </w:r>
-          </w:p>
-          <w:p>
-            <w:pPr>
-              <w:spacing w:after="20" w:before="0"/>
-            </w:pPr>
-            <w:r>
-              <w:rPr>
-                <w:rFonts w:ascii="Arial" w:cs="Arial" w:eastAsia="Arial" w:hAnsi="Arial"/>
-                <w:b/>
-                <w:bCs/>
-                <w:color w:val="1F3864"/>
-                <w:sz w:val="16"/>
-                <w:szCs w:val="16"/>
-              </w:rPr>
-              <w:t xml:space="preserve">📹 VIDEO:</w:t>
-            </w:r>
-          </w:p>
-          <w:p>
-            <w:pPr>
-              <w:spacing w:after="20" w:before="0"/>
-            </w:pPr>
-            <w:hyperlink w:history="1" r:id="rIdcdo3c4y8jhpl9hh0afy-t">
-              <w:r>
-                <w:rPr>
-                  <w:rFonts w:ascii="Arial" w:cs="Arial" w:eastAsia="Arial" w:hAnsi="Arial"/>
-                  <w:color w:val="2E75B6"/>
-                  <w:sz w:val="16"/>
-                  <w:szCs w:val="16"/>
-                  <w:u w:val="single" w:color="2E75B6"/>
-                </w:rPr>
-                <w:t xml:space="preserve">Cellular respiration introduction</w:t>
-              </w:r>
-            </w:hyperlink>
-          </w:p>
-          <w:p>
-            <w:pPr>
-              <w:spacing w:after="10" w:before="0"/>
-              <w:ind w:left="120"/>
-            </w:pPr>
-            <w:r>
-              <w:rPr>
-                <w:rFonts w:ascii="Arial" w:cs="Arial" w:eastAsia="Arial" w:hAnsi="Arial"/>
-                <w:color w:val="595959"/>
-                <w:sz w:val="14"/>
-                <w:szCs w:val="14"/>
-              </w:rPr>
-              <w:t xml:space="preserve">Source: Khan Academy (English - US curriculum)</w:t>
-            </w:r>
-          </w:p>
-          <w:p>
-            <w:pPr>
-              <w:spacing w:after="10" w:before="0"/>
-              <w:ind w:left="120"/>
-            </w:pPr>
-            <w:hyperlink w:history="1" r:id="rIdqziaxauh2iilmqu2ynn5h">
-              <w:r>
-                <w:rPr>
-                  <w:rFonts w:ascii="Arial" w:cs="Arial" w:eastAsia="Arial" w:hAnsi="Arial"/>
-                  <w:color w:val="595959"/>
-                  <w:sz w:val="14"/>
-                  <w:szCs w:val="14"/>
-                  <w:u w:val="single" w:color="595959"/>
-                </w:rPr>
-                <w:t xml:space="preserve">🔍 Search ARES for similar videos</w:t>
-              </w:r>
-            </w:hyperlink>
-          </w:p>
-          <w:p>
-            <w:pPr>
-              <w:spacing w:after="40" w:before="0"/>
-            </w:pPr>
-            <w:r>
-              <w:rPr>
-                <w:sz w:val="14"/>
-                <w:szCs w:val="14"/>
-              </w:rPr>
-              <w:t xml:space="preserve"/>
-            </w:r>
-          </w:p>
-          <w:p>
-            <w:pPr>
-              <w:spacing w:after="20" w:before="0"/>
-            </w:pPr>
-            <w:r>
-              <w:rPr>
-                <w:rFonts w:ascii="Arial" w:cs="Arial" w:eastAsia="Arial" w:hAnsi="Arial"/>
-                <w:b/>
-                <w:bCs/>
-                <w:color w:val="1F3864"/>
-                <w:sz w:val="16"/>
-                <w:szCs w:val="16"/>
-              </w:rPr>
-              <w:t xml:space="preserve">📖 HTML:</w:t>
-            </w:r>
-          </w:p>
-          <w:p>
-            <w:pPr>
-              <w:spacing w:after="20" w:before="0"/>
-            </w:pPr>
-            <w:hyperlink w:history="1" r:id="rId2ze_qxigyumsidyfyh_cc">
-              <w:r>
-                <w:rPr>
-                  <w:rFonts w:ascii="Arial" w:cs="Arial" w:eastAsia="Arial" w:hAnsi="Arial"/>
-                  <w:color w:val="2E75B6"/>
-                  <w:sz w:val="16"/>
-                  <w:szCs w:val="16"/>
-                  <w:u w:val="single" w:color="2E75B6"/>
-                </w:rPr>
-                <w:t xml:space="preserve">Anaerobic vs Aerobic Respiration (Flexbook)</w:t>
-              </w:r>
-            </w:hyperlink>
-          </w:p>
-          <w:p>
-            <w:pPr>
-              <w:spacing w:after="10" w:before="0"/>
-              <w:ind w:left="120"/>
-            </w:pPr>
-            <w:r>
-              <w:rPr>
-                <w:rFonts w:ascii="Arial" w:cs="Arial" w:eastAsia="Arial" w:hAnsi="Arial"/>
-                <w:color w:val="595959"/>
-                <w:sz w:val="14"/>
-                <w:szCs w:val="14"/>
-              </w:rPr>
-              <w:t xml:space="preserve">Source: CK-12</w:t>
-            </w:r>
-          </w:p>
-          <w:p>
-            <w:pPr>
-              <w:spacing w:after="10" w:before="0"/>
-              <w:ind w:left="120"/>
-            </w:pPr>
-            <w:hyperlink w:history="1" r:id="rIdxojxp0fxci5xgdlkwrnhm">
-              <w:r>
-                <w:rPr>
-                  <w:rFonts w:ascii="Arial" w:cs="Arial" w:eastAsia="Arial" w:hAnsi="Arial"/>
-                  <w:color w:val="595959"/>
-                  <w:sz w:val="14"/>
-                  <w:szCs w:val="14"/>
-                  <w:u w:val="single" w:color="595959"/>
-                </w:rPr>
-                <w:t xml:space="preserve">🔍 Search ARES for similar readings</w:t>
-              </w:r>
-            </w:hyperlink>
-          </w:p>
-        </w:tc>
-        <w:tc>
-          <w:tcPr>
-            <w:tcW w:type="dxa" w:w="3040"/>
-            <w:shd w:fill="FFFFFF" w:color="auto" w:val="clear"/>
-            <w:tcMar>
-              <w:top w:type="dxa" w:w="60"/>
-              <w:left w:type="dxa" w:w="120"/>
-              <w:bottom w:type="dxa" w:w="60"/>
-              <w:right w:type="dxa" w:w="120"/>
-            </w:tcMar>
-            <w:vAlign w:val="top"/>
-          </w:tcPr>
-          <w:p>
-            <w:pPr>
-              <w:spacing w:after="40" w:before="0"/>
-              <w:jc w:val="left"/>
-            </w:pPr>
-            <w:r>
-              <w:rPr>
-                <w:rFonts w:ascii="Arial" w:cs="Arial" w:eastAsia="Arial" w:hAnsi="Arial"/>
-                <w:b w:val="false"/>
-                <w:bCs w:val="false"/>
-                <w:i w:val="false"/>
-                <w:iCs w:val="false"/>
-                <w:color w:val="000000"/>
-                <w:sz w:val="18"/>
-                <w:szCs w:val="18"/>
-              </w:rPr>
-              <w:t xml:space="preserve">Learners return to the class Driving Question Board created in Lesson 1. Teacher reads aloud three questions from the DQB that relate to today's lesson (for example: 'What is the cell using as fuel?', 'Why does the body need oxygen?', 'Where inside the cell does energy come from?'). For each question, teacher invites a volunteer to come forward and place a green sticky dot on the question if today's lesson has provided evidence to begin answering it, or an orange dot if the question is only partially answered. Learners then write one new 'need-to-know' question generated by today's lesson onto a fresh sticky note and add it to the DQB. Teacher facilitates a 2-minute gallery walk where learners read the new questions silently and place a small tick on any new question they share.</w:t>
-            </w:r>
-          </w:p>
-        </w:tc>
-        <w:tc>
-          <w:tcPr>
-            <w:tcW w:type="dxa" w:w="3040"/>
-            <w:shd w:fill="F2F2F2" w:color="auto" w:val="clear"/>
-            <w:tcMar>
-              <w:top w:type="dxa" w:w="60"/>
-              <w:left w:type="dxa" w:w="120"/>
-              <w:bottom w:type="dxa" w:w="60"/>
-              <w:right w:type="dxa" w:w="120"/>
-            </w:tcMar>
-            <w:vAlign w:val="top"/>
-          </w:tcPr>
-          <w:p>
-            <w:pPr>
-              <w:spacing w:after="40" w:before="0"/>
-              <w:jc w:val="left"/>
-            </w:pPr>
-            <w:r>
-              <w:rPr>
-                <w:rFonts w:ascii="Arial" w:cs="Arial" w:eastAsia="Arial" w:hAnsi="Arial"/>
-                <w:b w:val="false"/>
-                <w:bCs w:val="false"/>
-                <w:i w:val="false"/>
-                <w:iCs w:val="false"/>
-                <w:color w:val="000000"/>
-                <w:sz w:val="18"/>
-                <w:szCs w:val="18"/>
-              </w:rPr>
-              <w:t xml:space="preserve">Teacher prepares green and orange sticky dots before the lesson. When reading DQB questions aloud, teacher deliberately reads them with genuine curiosity: 'This one says — why does the body need oxygen? Has today given us enough to answer that? What do you think?' Teacher models adding a new question to the board: 'I am going to add my own question: if aerobic respiration produces carbon dioxide, why is the carbon dioxide in the uji thermos not enough to explain all the bubbles? Let us see if your questions overlap with mine.' Teacher photographs the updated DQB with a phone or camera to document learning progression for the unit portfolio.</w:t>
-            </w:r>
-          </w:p>
-        </w:tc>
-        <w:tc>
-          <w:tcPr>
-            <w:tcW w:type="dxa" w:w="3040"/>
-            <w:shd w:fill="FFFFFF" w:color="auto" w:val="clear"/>
-            <w:tcMar>
-              <w:top w:type="dxa" w:w="60"/>
-              <w:left w:type="dxa" w:w="120"/>
-              <w:bottom w:type="dxa" w:w="60"/>
-              <w:right w:type="dxa" w:w="120"/>
-            </w:tcMar>
-            <w:vAlign w:val="top"/>
-          </w:tcPr>
-          <w:p>
-            <w:pPr>
-              <w:spacing w:after="40" w:before="0"/>
-              <w:jc w:val="left"/>
-            </w:pPr>
-            <w:r>
-              <w:rPr>
-                <w:rFonts w:ascii="Arial" w:cs="Arial" w:eastAsia="Arial" w:hAnsi="Arial"/>
-                <w:b w:val="false"/>
-                <w:bCs w:val="false"/>
-                <w:i w:val="false"/>
-                <w:iCs w:val="false"/>
-                <w:color w:val="000000"/>
-                <w:sz w:val="18"/>
-                <w:szCs w:val="18"/>
-              </w:rPr>
-              <w:t xml:space="preserve">The DQB update ritual makes the storyline progression visible and tangible. By colour-coding answered versus partially answered questions, learners see that science is a process of building understanding incrementally. Adding new questions generated by today's evidence models how good investigations create new questions, not just answers — a core scientific practice.</w:t>
-            </w:r>
-          </w:p>
-        </w:tc>
-        <w:tc>
-          <w:tcPr>
-            <w:tcW w:type="dxa" w:w="3040"/>
-            <w:shd w:fill="F2F2F2" w:color="auto" w:val="clear"/>
-            <w:tcMar>
-              <w:top w:type="dxa" w:w="60"/>
-              <w:left w:type="dxa" w:w="120"/>
-              <w:bottom w:type="dxa" w:w="60"/>
-              <w:right w:type="dxa" w:w="120"/>
-            </w:tcMar>
-            <w:vAlign w:val="top"/>
-          </w:tcPr>
-          <w:p>
-            <w:pPr>
-              <w:spacing w:after="40" w:before="0"/>
-              <w:jc w:val="left"/>
-            </w:pPr>
-            <w:r>
-              <w:rPr>
-                <w:rFonts w:ascii="Arial" w:cs="Arial" w:eastAsia="Arial" w:hAnsi="Arial"/>
-                <w:b w:val="false"/>
-                <w:bCs w:val="false"/>
-                <w:i w:val="false"/>
-                <w:iCs w:val="false"/>
-                <w:color w:val="000000"/>
-                <w:sz w:val="18"/>
-                <w:szCs w:val="18"/>
-              </w:rPr>
-              <w:t xml:space="preserve">The quality and specificity of new sticky-note questions serve as formative evidence of conceptual engagement. Questions that ask about 'what happens without oxygen' or 'how the yeast makes bubbles' indicate that learners have made the crucial inferential leap needed for Lesson 3. Teacher notes these questions publicly: 'Several of you are asking about what happens WITHOUT oxygen — that is exactly where we are heading next lesson.'</w:t>
-            </w:r>
-          </w:p>
-        </w:tc>
-      </w:tr>
-      <w:tr>
-        <w:tc>
-          <w:tcPr>
-            <w:tcW w:type="dxa" w:w="1520"/>
-            <w:shd w:fill="D5E8F0" w:color="auto" w:val="clear"/>
-            <w:tcMar>
-              <w:top w:type="dxa" w:w="60"/>
-              <w:left w:type="dxa" w:w="120"/>
-              <w:bottom w:type="dxa" w:w="60"/>
-              <w:right w:type="dxa" w:w="120"/>
-            </w:tcMar>
-            <w:vAlign w:val="top"/>
-          </w:tcPr>
-          <w:p>
-            <w:pPr>
-              <w:spacing w:after="40" w:before="0"/>
-              <w:jc w:val="left"/>
-            </w:pPr>
-            <w:r>
-              <w:rPr>
-                <w:rFonts w:ascii="Arial" w:cs="Arial" w:eastAsia="Arial" w:hAnsi="Arial"/>
-                <w:b/>
-                <w:bCs/>
-                <w:i w:val="false"/>
-                <w:iCs w:val="false"/>
-                <w:color w:val="000000"/>
-                <w:sz w:val="18"/>
-                <w:szCs w:val="18"/>
-              </w:rPr>
-              <w:t xml:space="preserve">Model Building Phase</w:t>
-            </w:r>
-          </w:p>
-          <w:p>
-            <w:pPr>
-              <w:spacing w:after="20" w:before="0"/>
-            </w:pPr>
-            <w:r>
-              <w:rPr>
-                <w:rFonts w:ascii="Arial" w:cs="Arial" w:eastAsia="Arial" w:hAnsi="Arial"/>
-                <w:b/>
-                <w:bCs/>
-                <w:color w:val="1F3864"/>
-                <w:sz w:val="16"/>
-                <w:szCs w:val="16"/>
-              </w:rPr>
-              <w:t xml:space="preserve">📹 VIDEO:</w:t>
-            </w:r>
-          </w:p>
-          <w:p>
-            <w:pPr>
-              <w:spacing w:after="20" w:before="0"/>
-            </w:pPr>
-            <w:hyperlink w:history="1" r:id="rIdwvkrmpn49gjlllj6whpdl">
-              <w:r>
-                <w:rPr>
-                  <w:rFonts w:ascii="Arial" w:cs="Arial" w:eastAsia="Arial" w:hAnsi="Arial"/>
-                  <w:color w:val="2E75B6"/>
-                  <w:sz w:val="16"/>
-                  <w:szCs w:val="16"/>
-                  <w:u w:val="single" w:color="2E75B6"/>
-                </w:rPr>
-                <w:t xml:space="preserve">Cellular respiration introduction</w:t>
-              </w:r>
-            </w:hyperlink>
-          </w:p>
-          <w:p>
-            <w:pPr>
-              <w:spacing w:after="10" w:before="0"/>
-              <w:ind w:left="120"/>
-            </w:pPr>
-            <w:r>
-              <w:rPr>
-                <w:rFonts w:ascii="Arial" w:cs="Arial" w:eastAsia="Arial" w:hAnsi="Arial"/>
-                <w:color w:val="595959"/>
-                <w:sz w:val="14"/>
-                <w:szCs w:val="14"/>
-              </w:rPr>
-              <w:t xml:space="preserve">Source: Khan Academy (English - US curriculum)</w:t>
-            </w:r>
-          </w:p>
-          <w:p>
-            <w:pPr>
-              <w:spacing w:after="10" w:before="0"/>
-              <w:ind w:left="120"/>
-            </w:pPr>
-            <w:hyperlink w:history="1" r:id="rIdrtvq4itmxws6sp8pvhiu2">
-              <w:r>
-                <w:rPr>
-                  <w:rFonts w:ascii="Arial" w:cs="Arial" w:eastAsia="Arial" w:hAnsi="Arial"/>
-                  <w:color w:val="595959"/>
-                  <w:sz w:val="14"/>
-                  <w:szCs w:val="14"/>
-                  <w:u w:val="single" w:color="595959"/>
-                </w:rPr>
-                <w:t xml:space="preserve">🔍 Search ARES for similar videos</w:t>
-              </w:r>
-            </w:hyperlink>
-          </w:p>
-          <w:p>
-            <w:pPr>
-              <w:spacing w:after="40" w:before="0"/>
-            </w:pPr>
-            <w:r>
-              <w:rPr>
-                <w:sz w:val="14"/>
-                <w:szCs w:val="14"/>
-              </w:rPr>
-              <w:t xml:space="preserve"/>
-            </w:r>
-          </w:p>
-          <w:p>
-            <w:pPr>
-              <w:spacing w:after="20" w:before="0"/>
-            </w:pPr>
-            <w:r>
-              <w:rPr>
-                <w:rFonts w:ascii="Arial" w:cs="Arial" w:eastAsia="Arial" w:hAnsi="Arial"/>
-                <w:b/>
-                <w:bCs/>
-                <w:color w:val="1F3864"/>
-                <w:sz w:val="16"/>
-                <w:szCs w:val="16"/>
-              </w:rPr>
-              <w:t xml:space="preserve">📖 HTML:</w:t>
-            </w:r>
-          </w:p>
-          <w:p>
-            <w:pPr>
-              <w:spacing w:after="20" w:before="0"/>
-            </w:pPr>
-            <w:hyperlink w:history="1" r:id="rId5-gdll7t7gusw2qdsun6z">
-              <w:r>
-                <w:rPr>
-                  <w:rFonts w:ascii="Arial" w:cs="Arial" w:eastAsia="Arial" w:hAnsi="Arial"/>
-                  <w:color w:val="2E75B6"/>
-                  <w:sz w:val="16"/>
-                  <w:szCs w:val="16"/>
-                  <w:u w:val="single" w:color="2E75B6"/>
-                </w:rPr>
-                <w:t xml:space="preserve">Anaerobic vs Aerobic Respiration (Flexbook)</w:t>
-              </w:r>
-            </w:hyperlink>
-          </w:p>
-          <w:p>
-            <w:pPr>
-              <w:spacing w:after="10" w:before="0"/>
-              <w:ind w:left="120"/>
-            </w:pPr>
-            <w:r>
-              <w:rPr>
-                <w:rFonts w:ascii="Arial" w:cs="Arial" w:eastAsia="Arial" w:hAnsi="Arial"/>
-                <w:color w:val="595959"/>
-                <w:sz w:val="14"/>
-                <w:szCs w:val="14"/>
-              </w:rPr>
-              <w:t xml:space="preserve">Source: CK-12</w:t>
-            </w:r>
-          </w:p>
-          <w:p>
-            <w:pPr>
-              <w:spacing w:after="10" w:before="0"/>
-              <w:ind w:left="120"/>
-            </w:pPr>
-            <w:hyperlink w:history="1" r:id="rIds19sidgjkh1xkl7ugqclq">
+            <w:hyperlink w:history="1" r:id="rIdmw0wsuvnnbjmih4dhplhw">
               <w:r>
                 <w:rPr>
                   <w:rFonts w:ascii="Arial" w:cs="Arial" w:eastAsia="Arial" w:hAnsi="Arial"/>
@@ -9242,7 +9242,7 @@
             <w:pPr>
               <w:spacing w:after="20" w:before="0"/>
             </w:pPr>
-            <w:hyperlink w:history="1" r:id="rIdzx3nlncujb4wl-1urtbx5">
+            <w:hyperlink w:history="1" r:id="rIdu9dibqcbxf8tvhntytore">
               <w:r>
                 <w:rPr>
                   <w:rFonts w:ascii="Arial" w:cs="Arial" w:eastAsia="Arial" w:hAnsi="Arial"/>
@@ -9251,7 +9251,7 @@
                   <w:szCs w:val="16"/>
                   <w:u w:val="single" w:color="2E75B6"/>
                 </w:rPr>
-                <w:t xml:space="preserve">Biodiversity flourishes in Phanerozoic eon</w:t>
+                <w:t xml:space="preserve">Alcohol or ethanol fermentation</w:t>
               </w:r>
             </w:hyperlink>
           </w:p>
@@ -9275,7 +9275,7 @@
               <w:spacing w:after="10" w:before="0"/>
               <w:ind w:left="120"/>
             </w:pPr>
-            <w:hyperlink w:history="1" r:id="rIdixi6um43oos_--pjci_we">
+            <w:hyperlink w:history="1" r:id="rId1kr8ewd-hndslrpscb4md">
               <w:r>
                 <w:rPr>
                   <w:rFonts w:ascii="Arial" w:cs="Arial" w:eastAsia="Arial" w:hAnsi="Arial"/>
@@ -9313,14 +9313,14 @@
                 <w:sz w:val="16"/>
                 <w:szCs w:val="16"/>
               </w:rPr>
-              <w:t xml:space="preserve">📖 HTML:</w:t>
+              <w:t xml:space="preserve">📖 EXERCISE:</w:t>
             </w:r>
           </w:p>
           <w:p>
             <w:pPr>
               <w:spacing w:after="20" w:before="0"/>
             </w:pPr>
-            <w:hyperlink w:history="1" r:id="rIdhkuyitxkl1b4mx19vdngs">
+            <w:hyperlink w:history="1" r:id="rId4h5g_fhubgedv7nkc2tue">
               <w:r>
                 <w:rPr>
                   <w:rFonts w:ascii="Arial" w:cs="Arial" w:eastAsia="Arial" w:hAnsi="Arial"/>
@@ -9329,7 +9329,7 @@
                   <w:szCs w:val="16"/>
                   <w:u w:val="single" w:color="2E75B6"/>
                 </w:rPr>
-                <w:t xml:space="preserve">Anaerobic vs Aerobic Respiration (Flexbook)</w:t>
+                <w:t xml:space="preserve">Fermentation and anaerobic respiration</w:t>
               </w:r>
             </w:hyperlink>
           </w:p>
@@ -9345,7 +9345,7 @@
                 <w:sz w:val="14"/>
                 <w:szCs w:val="14"/>
               </w:rPr>
-              <w:t xml:space="preserve">Source: CK-12</w:t>
+              <w:t xml:space="preserve">Source: Khan Academy (English - US curriculum)</w:t>
             </w:r>
           </w:p>
           <w:p>
@@ -9353,7 +9353,7 @@
               <w:spacing w:after="10" w:before="0"/>
               <w:ind w:left="120"/>
             </w:pPr>
-            <w:hyperlink w:history="1" r:id="rIdc81gnjdj2kxfukzxrg-jv">
+            <w:hyperlink w:history="1" r:id="rIdk2gsi0bghbmaj40uxqyho">
               <w:r>
                 <w:rPr>
                   <w:rFonts w:ascii="Arial" w:cs="Arial" w:eastAsia="Arial" w:hAnsi="Arial"/>
@@ -9548,7 +9548,7 @@
             <w:pPr>
               <w:spacing w:after="20" w:before="0"/>
             </w:pPr>
-            <w:hyperlink w:history="1" r:id="rIdpzdbvbbs9pifssiv0uuny">
+            <w:hyperlink w:history="1" r:id="rIdsh46dcqheygg8t-snz5hd">
               <w:r>
                 <w:rPr>
                   <w:rFonts w:ascii="Arial" w:cs="Arial" w:eastAsia="Arial" w:hAnsi="Arial"/>
@@ -9557,7 +9557,7 @@
                   <w:szCs w:val="16"/>
                   <w:u w:val="single" w:color="2E75B6"/>
                 </w:rPr>
-                <w:t xml:space="preserve">Biodiversity flourishes in Phanerozoic eon</w:t>
+                <w:t xml:space="preserve">Cellular respiration</w:t>
               </w:r>
             </w:hyperlink>
           </w:p>
@@ -9581,7 +9581,7 @@
               <w:spacing w:after="10" w:before="0"/>
               <w:ind w:left="120"/>
             </w:pPr>
-            <w:hyperlink w:history="1" r:id="rIdgqnfxbh2lo1qhvgrxhjnf">
+            <w:hyperlink w:history="1" r:id="rIdvjmggcwyksmouil5rbslj">
               <w:r>
                 <w:rPr>
                   <w:rFonts w:ascii="Arial" w:cs="Arial" w:eastAsia="Arial" w:hAnsi="Arial"/>
@@ -9619,14 +9619,14 @@
                 <w:sz w:val="16"/>
                 <w:szCs w:val="16"/>
               </w:rPr>
-              <w:t xml:space="preserve">📖 HTML:</w:t>
+              <w:t xml:space="preserve">📖 EXERCISE:</w:t>
             </w:r>
           </w:p>
           <w:p>
             <w:pPr>
               <w:spacing w:after="20" w:before="0"/>
             </w:pPr>
-            <w:hyperlink w:history="1" r:id="rId55mlbr-ag8ntwtcdho5tu">
+            <w:hyperlink w:history="1" r:id="rIdf4v3huaw8jtt1ndu7a3gx">
               <w:r>
                 <w:rPr>
                   <w:rFonts w:ascii="Arial" w:cs="Arial" w:eastAsia="Arial" w:hAnsi="Arial"/>
@@ -9635,7 +9635,7 @@
                   <w:szCs w:val="16"/>
                   <w:u w:val="single" w:color="2E75B6"/>
                 </w:rPr>
-                <w:t xml:space="preserve">Anaerobic vs Aerobic Respiration (Flexbook)</w:t>
+                <w:t xml:space="preserve">Anaerobic Respiration Practice</w:t>
               </w:r>
             </w:hyperlink>
           </w:p>
@@ -9659,7 +9659,7 @@
               <w:spacing w:after="10" w:before="0"/>
               <w:ind w:left="120"/>
             </w:pPr>
-            <w:hyperlink w:history="1" r:id="rIdumq7zk3fc5_cuedvgpjs3">
+            <w:hyperlink w:history="1" r:id="rIdgjldr5qwjs_7pgkcantne">
               <w:r>
                 <w:rPr>
                   <w:rFonts w:ascii="Arial" w:cs="Arial" w:eastAsia="Arial" w:hAnsi="Arial"/>
@@ -9854,7 +9854,7 @@
             <w:pPr>
               <w:spacing w:after="20" w:before="0"/>
             </w:pPr>
-            <w:hyperlink w:history="1" r:id="rIdutuyv7iqyktaevlcr6y-m">
+            <w:hyperlink w:history="1" r:id="rIdmbzft95_p4uaqotb7cofi">
               <w:r>
                 <w:rPr>
                   <w:rFonts w:ascii="Arial" w:cs="Arial" w:eastAsia="Arial" w:hAnsi="Arial"/>
@@ -9863,7 +9863,7 @@
                   <w:szCs w:val="16"/>
                   <w:u w:val="single" w:color="2E75B6"/>
                 </w:rPr>
-                <w:t xml:space="preserve">Biodiversity flourishes in Phanerozoic eon</w:t>
+                <w:t xml:space="preserve">Alcohol or ethanol fermentation</w:t>
               </w:r>
             </w:hyperlink>
           </w:p>
@@ -9887,7 +9887,7 @@
               <w:spacing w:after="10" w:before="0"/>
               <w:ind w:left="120"/>
             </w:pPr>
-            <w:hyperlink w:history="1" r:id="rIdl6588mtgd0ynnns3sxgsi">
+            <w:hyperlink w:history="1" r:id="rId5tvaqjhpctbttssrhlzqm">
               <w:r>
                 <w:rPr>
                   <w:rFonts w:ascii="Arial" w:cs="Arial" w:eastAsia="Arial" w:hAnsi="Arial"/>
@@ -9932,7 +9932,7 @@
             <w:pPr>
               <w:spacing w:after="20" w:before="0"/>
             </w:pPr>
-            <w:hyperlink w:history="1" r:id="rId1nqa96e0ud3zzdyvwqvsr">
+            <w:hyperlink w:history="1" r:id="rIdpzay-itdiv5pcm8dv01f7">
               <w:r>
                 <w:rPr>
                   <w:rFonts w:ascii="Arial" w:cs="Arial" w:eastAsia="Arial" w:hAnsi="Arial"/>
@@ -9941,7 +9941,7 @@
                   <w:szCs w:val="16"/>
                   <w:u w:val="single" w:color="2E75B6"/>
                 </w:rPr>
-                <w:t xml:space="preserve">Anaerobic vs Aerobic Respiration (Flexbook)</w:t>
+                <w:t xml:space="preserve">Anaerobic Respiration - Advanced (Flexbook)</w:t>
               </w:r>
             </w:hyperlink>
           </w:p>
@@ -9965,7 +9965,7 @@
               <w:spacing w:after="10" w:before="0"/>
               <w:ind w:left="120"/>
             </w:pPr>
-            <w:hyperlink w:history="1" r:id="rIdslwxz0getru1sw4wol8c-">
+            <w:hyperlink w:history="1" r:id="rIdg9mfeqqg-mg6_amiuln0i">
               <w:r>
                 <w:rPr>
                   <w:rFonts w:ascii="Arial" w:cs="Arial" w:eastAsia="Arial" w:hAnsi="Arial"/>
@@ -10160,7 +10160,7 @@
             <w:pPr>
               <w:spacing w:after="20" w:before="0"/>
             </w:pPr>
-            <w:hyperlink w:history="1" r:id="rIdetktgthm2grkokwbumcye">
+            <w:hyperlink w:history="1" r:id="rIdoiomhw2kket7yu2sn9ypb">
               <w:r>
                 <w:rPr>
                   <w:rFonts w:ascii="Arial" w:cs="Arial" w:eastAsia="Arial" w:hAnsi="Arial"/>
@@ -10169,7 +10169,7 @@
                   <w:szCs w:val="16"/>
                   <w:u w:val="single" w:color="2E75B6"/>
                 </w:rPr>
-                <w:t xml:space="preserve">Biodiversity flourishes in Phanerozoic eon</w:t>
+                <w:t xml:space="preserve">Alcohol or ethanol fermentation</w:t>
               </w:r>
             </w:hyperlink>
           </w:p>
@@ -10193,7 +10193,7 @@
               <w:spacing w:after="10" w:before="0"/>
               <w:ind w:left="120"/>
             </w:pPr>
-            <w:hyperlink w:history="1" r:id="rIdzcmtv-aqy2er7_chytwew">
+            <w:hyperlink w:history="1" r:id="rIdbboeiudptl-6mtlcucaar">
               <w:r>
                 <w:rPr>
                   <w:rFonts w:ascii="Arial" w:cs="Arial" w:eastAsia="Arial" w:hAnsi="Arial"/>
@@ -10231,14 +10231,14 @@
                 <w:sz w:val="16"/>
                 <w:szCs w:val="16"/>
               </w:rPr>
-              <w:t xml:space="preserve">📖 HTML:</w:t>
+              <w:t xml:space="preserve">📖 EXERCISE:</w:t>
             </w:r>
           </w:p>
           <w:p>
             <w:pPr>
               <w:spacing w:after="20" w:before="0"/>
             </w:pPr>
-            <w:hyperlink w:history="1" r:id="rId-o2jqrtguhxyk-kvrsawk">
+            <w:hyperlink w:history="1" r:id="rIdfquzbsuh0pa_25zd5_oye">
               <w:r>
                 <w:rPr>
                   <w:rFonts w:ascii="Arial" w:cs="Arial" w:eastAsia="Arial" w:hAnsi="Arial"/>
@@ -10247,7 +10247,7 @@
                   <w:szCs w:val="16"/>
                   <w:u w:val="single" w:color="2E75B6"/>
                 </w:rPr>
-                <w:t xml:space="preserve">Anaerobic vs Aerobic Respiration (Flexbook)</w:t>
+                <w:t xml:space="preserve">Fermentation and anaerobic respiration</w:t>
               </w:r>
             </w:hyperlink>
           </w:p>
@@ -10263,7 +10263,7 @@
                 <w:sz w:val="14"/>
                 <w:szCs w:val="14"/>
               </w:rPr>
-              <w:t xml:space="preserve">Source: CK-12</w:t>
+              <w:t xml:space="preserve">Source: Khan Academy (English - US curriculum)</w:t>
             </w:r>
           </w:p>
           <w:p>
@@ -10271,7 +10271,7 @@
               <w:spacing w:after="10" w:before="0"/>
               <w:ind w:left="120"/>
             </w:pPr>
-            <w:hyperlink w:history="1" r:id="rIde-ke0631qbrtu7lv4f_me">
+            <w:hyperlink w:history="1" r:id="rIdkgib9hehpdkiyjmxobw9v">
               <w:r>
                 <w:rPr>
                   <w:rFonts w:ascii="Arial" w:cs="Arial" w:eastAsia="Arial" w:hAnsi="Arial"/>
@@ -10466,7 +10466,7 @@
             <w:pPr>
               <w:spacing w:after="20" w:before="0"/>
             </w:pPr>
-            <w:hyperlink w:history="1" r:id="rIdwbxzigd5gg70utemxpubf">
+            <w:hyperlink w:history="1" r:id="rIdudpaiych4lkxoks_4ajeb">
               <w:r>
                 <w:rPr>
                   <w:rFonts w:ascii="Arial" w:cs="Arial" w:eastAsia="Arial" w:hAnsi="Arial"/>
@@ -10475,7 +10475,7 @@
                   <w:szCs w:val="16"/>
                   <w:u w:val="single" w:color="2E75B6"/>
                 </w:rPr>
-                <w:t xml:space="preserve">Biodiversity flourishes in Phanerozoic eon</w:t>
+                <w:t xml:space="preserve">Alcohol or ethanol fermentation</w:t>
               </w:r>
             </w:hyperlink>
           </w:p>
@@ -10499,7 +10499,7 @@
               <w:spacing w:after="10" w:before="0"/>
               <w:ind w:left="120"/>
             </w:pPr>
-            <w:hyperlink w:history="1" r:id="rIdjgr2rqmcyel5iaa01z_pm">
+            <w:hyperlink w:history="1" r:id="rId65tywwnyiryiomtodi10r">
               <w:r>
                 <w:rPr>
                   <w:rFonts w:ascii="Arial" w:cs="Arial" w:eastAsia="Arial" w:hAnsi="Arial"/>
@@ -10537,14 +10537,14 @@
                 <w:sz w:val="16"/>
                 <w:szCs w:val="16"/>
               </w:rPr>
-              <w:t xml:space="preserve">📖 HTML:</w:t>
+              <w:t xml:space="preserve">📖 EXERCISE:</w:t>
             </w:r>
           </w:p>
           <w:p>
             <w:pPr>
               <w:spacing w:after="20" w:before="0"/>
             </w:pPr>
-            <w:hyperlink w:history="1" r:id="rIdht3eydo8p61__9c44i19v">
+            <w:hyperlink w:history="1" r:id="rIdhme6j7vd0jwov7xh-svnd">
               <w:r>
                 <w:rPr>
                   <w:rFonts w:ascii="Arial" w:cs="Arial" w:eastAsia="Arial" w:hAnsi="Arial"/>
@@ -10553,7 +10553,7 @@
                   <w:szCs w:val="16"/>
                   <w:u w:val="single" w:color="2E75B6"/>
                 </w:rPr>
-                <w:t xml:space="preserve">Anaerobic vs Aerobic Respiration (Flexbook)</w:t>
+                <w:t xml:space="preserve">Fermentation and anaerobic respiration</w:t>
               </w:r>
             </w:hyperlink>
           </w:p>
@@ -10569,7 +10569,7 @@
                 <w:sz w:val="14"/>
                 <w:szCs w:val="14"/>
               </w:rPr>
-              <w:t xml:space="preserve">Source: CK-12</w:t>
+              <w:t xml:space="preserve">Source: Khan Academy (English - US curriculum)</w:t>
             </w:r>
           </w:p>
           <w:p>
@@ -10577,7 +10577,7 @@
               <w:spacing w:after="10" w:before="0"/>
               <w:ind w:left="120"/>
             </w:pPr>
-            <w:hyperlink w:history="1" r:id="rId8adhxnmevoovcon1evwra">
+            <w:hyperlink w:history="1" r:id="rId0kxgoosfecpfxcuieg64z">
               <w:r>
                 <w:rPr>
                   <w:rFonts w:ascii="Arial" w:cs="Arial" w:eastAsia="Arial" w:hAnsi="Arial"/>
@@ -12178,7 +12178,7 @@
             <w:pPr>
               <w:spacing w:after="20" w:before="0"/>
             </w:pPr>
-            <w:hyperlink w:history="1" r:id="rId5u9flb_ceqjkkr3ynmgoh">
+            <w:hyperlink w:history="1" r:id="rIdmacjxs8fkoex9jru6k5wc">
               <w:r>
                 <w:rPr>
                   <w:rFonts w:ascii="Arial" w:cs="Arial" w:eastAsia="Arial" w:hAnsi="Arial"/>
@@ -12187,7 +12187,7 @@
                   <w:szCs w:val="16"/>
                   <w:u w:val="single" w:color="2E75B6"/>
                 </w:rPr>
-                <w:t xml:space="preserve">Biodiversity flourishes in Phanerozoic eon</w:t>
+                <w:t xml:space="preserve">Cellular respiration</w:t>
               </w:r>
             </w:hyperlink>
           </w:p>
@@ -12211,7 +12211,7 @@
               <w:spacing w:after="10" w:before="0"/>
               <w:ind w:left="120"/>
             </w:pPr>
-            <w:hyperlink w:history="1" r:id="rIdhhr-tyikm-lnbgaa45-pb">
+            <w:hyperlink w:history="1" r:id="rIdekpf3jopf5fs2v-b_zvll">
               <w:r>
                 <w:rPr>
                   <w:rFonts w:ascii="Arial" w:cs="Arial" w:eastAsia="Arial" w:hAnsi="Arial"/>
@@ -12249,14 +12249,14 @@
                 <w:sz w:val="16"/>
                 <w:szCs w:val="16"/>
               </w:rPr>
-              <w:t xml:space="preserve">📖 HTML:</w:t>
+              <w:t xml:space="preserve">📖 EXERCISE:</w:t>
             </w:r>
           </w:p>
           <w:p>
             <w:pPr>
               <w:spacing w:after="20" w:before="0"/>
             </w:pPr>
-            <w:hyperlink w:history="1" r:id="rIdx6ve4ips1iw6jz76zjxmm">
+            <w:hyperlink w:history="1" r:id="rId6sn9vm6w07q5710_xgvoj">
               <w:r>
                 <w:rPr>
                   <w:rFonts w:ascii="Arial" w:cs="Arial" w:eastAsia="Arial" w:hAnsi="Arial"/>
@@ -12265,7 +12265,7 @@
                   <w:szCs w:val="16"/>
                   <w:u w:val="single" w:color="2E75B6"/>
                 </w:rPr>
-                <w:t xml:space="preserve">Anaerobic vs Aerobic Respiration (Flexbook)</w:t>
+                <w:t xml:space="preserve">Fermentation and anaerobic respiration</w:t>
               </w:r>
             </w:hyperlink>
           </w:p>
@@ -12281,7 +12281,7 @@
                 <w:sz w:val="14"/>
                 <w:szCs w:val="14"/>
               </w:rPr>
-              <w:t xml:space="preserve">Source: CK-12</w:t>
+              <w:t xml:space="preserve">Source: Khan Academy (English - US curriculum)</w:t>
             </w:r>
           </w:p>
           <w:p>
@@ -12289,7 +12289,7 @@
               <w:spacing w:after="10" w:before="0"/>
               <w:ind w:left="120"/>
             </w:pPr>
-            <w:hyperlink w:history="1" r:id="rIddgvklro0qccopfmfwxqap">
+            <w:hyperlink w:history="1" r:id="rIdwupv6kf_vlefl_hlt5lua">
               <w:r>
                 <w:rPr>
                   <w:rFonts w:ascii="Arial" w:cs="Arial" w:eastAsia="Arial" w:hAnsi="Arial"/>
@@ -12484,7 +12484,7 @@
             <w:pPr>
               <w:spacing w:after="20" w:before="0"/>
             </w:pPr>
-            <w:hyperlink w:history="1" r:id="rIdb5ay2jrzco9-o0trs431d">
+            <w:hyperlink w:history="1" r:id="rIdcwtr6ihycvymxdhsx1ytq">
               <w:r>
                 <w:rPr>
                   <w:rFonts w:ascii="Arial" w:cs="Arial" w:eastAsia="Arial" w:hAnsi="Arial"/>
@@ -12493,7 +12493,7 @@
                   <w:szCs w:val="16"/>
                   <w:u w:val="single" w:color="2E75B6"/>
                 </w:rPr>
-                <w:t xml:space="preserve">Biodiversity flourishes in Phanerozoic eon</w:t>
+                <w:t xml:space="preserve">Lactic acid fermentation</w:t>
               </w:r>
             </w:hyperlink>
           </w:p>
@@ -12517,7 +12517,7 @@
               <w:spacing w:after="10" w:before="0"/>
               <w:ind w:left="120"/>
             </w:pPr>
-            <w:hyperlink w:history="1" r:id="rIdajznmbzk1ncviicazley8">
+            <w:hyperlink w:history="1" r:id="rId2zwowoy4rczw8cqyietnk">
               <w:r>
                 <w:rPr>
                   <w:rFonts w:ascii="Arial" w:cs="Arial" w:eastAsia="Arial" w:hAnsi="Arial"/>
@@ -12555,14 +12555,14 @@
                 <w:sz w:val="16"/>
                 <w:szCs w:val="16"/>
               </w:rPr>
-              <w:t xml:space="preserve">📖 HTML:</w:t>
+              <w:t xml:space="preserve">📖 EXERCISE:</w:t>
             </w:r>
           </w:p>
           <w:p>
             <w:pPr>
               <w:spacing w:after="20" w:before="0"/>
             </w:pPr>
-            <w:hyperlink w:history="1" r:id="rIdzhst4sewlmly0m_nh8xgq">
+            <w:hyperlink w:history="1" r:id="rIddrckvai6rtesgen8upv_e">
               <w:r>
                 <w:rPr>
                   <w:rFonts w:ascii="Arial" w:cs="Arial" w:eastAsia="Arial" w:hAnsi="Arial"/>
@@ -12571,7 +12571,7 @@
                   <w:szCs w:val="16"/>
                   <w:u w:val="single" w:color="2E75B6"/>
                 </w:rPr>
-                <w:t xml:space="preserve">Anaerobic vs Aerobic Respiration (Flexbook)</w:t>
+                <w:t xml:space="preserve">Anaerobic Respiration Practice</w:t>
               </w:r>
             </w:hyperlink>
           </w:p>
@@ -12595,7 +12595,7 @@
               <w:spacing w:after="10" w:before="0"/>
               <w:ind w:left="120"/>
             </w:pPr>
-            <w:hyperlink w:history="1" r:id="rIdjgotppblvvy9t5hnu7my2">
+            <w:hyperlink w:history="1" r:id="rIdfsy2r8ab9pt6abf6erpuq">
               <w:r>
                 <w:rPr>
                   <w:rFonts w:ascii="Arial" w:cs="Arial" w:eastAsia="Arial" w:hAnsi="Arial"/>
@@ -12828,7 +12828,7 @@
             <w:pPr>
               <w:spacing w:after="20" w:before="0"/>
             </w:pPr>
-            <w:hyperlink w:history="1" r:id="rIdkvxmtk6ptzi2eq4rc9e7c">
+            <w:hyperlink w:history="1" r:id="rIdzrh4itmjncihbpcfao-ud">
               <w:r>
                 <w:rPr>
                   <w:rFonts w:ascii="Arial" w:cs="Arial" w:eastAsia="Arial" w:hAnsi="Arial"/>
@@ -12837,7 +12837,7 @@
                   <w:szCs w:val="16"/>
                   <w:u w:val="single" w:color="2E75B6"/>
                 </w:rPr>
-                <w:t xml:space="preserve">Biodiversity flourishes in Phanerozoic eon</w:t>
+                <w:t xml:space="preserve">Cellular respiration</w:t>
               </w:r>
             </w:hyperlink>
           </w:p>
@@ -12861,7 +12861,7 @@
               <w:spacing w:after="10" w:before="0"/>
               <w:ind w:left="120"/>
             </w:pPr>
-            <w:hyperlink w:history="1" r:id="rIdsyigmhigz3k7vjhk6pcu4">
+            <w:hyperlink w:history="1" r:id="rIdl1fei0-8g16m-__vpnskc">
               <w:r>
                 <w:rPr>
                   <w:rFonts w:ascii="Arial" w:cs="Arial" w:eastAsia="Arial" w:hAnsi="Arial"/>
@@ -12906,7 +12906,7 @@
             <w:pPr>
               <w:spacing w:after="20" w:before="0"/>
             </w:pPr>
-            <w:hyperlink w:history="1" r:id="rId0frlv3ts3gmrrc50qhbkz">
+            <w:hyperlink w:history="1" r:id="rId37gjlyunle_4x-vxuplvy">
               <w:r>
                 <w:rPr>
                   <w:rFonts w:ascii="Arial" w:cs="Arial" w:eastAsia="Arial" w:hAnsi="Arial"/>
@@ -12915,7 +12915,7 @@
                   <w:szCs w:val="16"/>
                   <w:u w:val="single" w:color="2E75B6"/>
                 </w:rPr>
-                <w:t xml:space="preserve">Anaerobic vs Aerobic Respiration (Flexbook)</w:t>
+                <w:t xml:space="preserve">Anaerobic Respiration - Advanced (Flexbook)</w:t>
               </w:r>
             </w:hyperlink>
           </w:p>
@@ -12939,7 +12939,7 @@
               <w:spacing w:after="10" w:before="0"/>
               <w:ind w:left="120"/>
             </w:pPr>
-            <w:hyperlink w:history="1" r:id="rIdxiy-whucxdnlludc8h3t9">
+            <w:hyperlink w:history="1" r:id="rIdi_lfmbxjbabqxwiyt6zmx">
               <w:r>
                 <w:rPr>
                   <w:rFonts w:ascii="Arial" w:cs="Arial" w:eastAsia="Arial" w:hAnsi="Arial"/>
@@ -13476,7 +13476,7 @@
             <w:pPr>
               <w:spacing w:after="20" w:before="0"/>
             </w:pPr>
-            <w:hyperlink w:history="1" r:id="rIdopquan-orvl4wm1tfydey">
+            <w:hyperlink w:history="1" r:id="rIdlt7_oq9yd4uugewotjtij">
               <w:r>
                 <w:rPr>
                   <w:rFonts w:ascii="Arial" w:cs="Arial" w:eastAsia="Arial" w:hAnsi="Arial"/>
@@ -13485,7 +13485,7 @@
                   <w:szCs w:val="16"/>
                   <w:u w:val="single" w:color="2E75B6"/>
                 </w:rPr>
-                <w:t xml:space="preserve">Biodiversity flourishes in Phanerozoic eon</w:t>
+                <w:t xml:space="preserve">Cellular respiration</w:t>
               </w:r>
             </w:hyperlink>
           </w:p>
@@ -13509,7 +13509,7 @@
               <w:spacing w:after="10" w:before="0"/>
               <w:ind w:left="120"/>
             </w:pPr>
-            <w:hyperlink w:history="1" r:id="rIdmnjnmedeghodj9girmsrm">
+            <w:hyperlink w:history="1" r:id="rId7gcjrm1h0q4axfm1pglxi">
               <w:r>
                 <w:rPr>
                   <w:rFonts w:ascii="Arial" w:cs="Arial" w:eastAsia="Arial" w:hAnsi="Arial"/>
@@ -13554,7 +13554,7 @@
             <w:pPr>
               <w:spacing w:after="20" w:before="0"/>
             </w:pPr>
-            <w:hyperlink w:history="1" r:id="rIdbxq6ae8tuobu7k-hc7iet">
+            <w:hyperlink w:history="1" r:id="rId15sq609yg5qdzq9tzfhmk">
               <w:r>
                 <w:rPr>
                   <w:rFonts w:ascii="Arial" w:cs="Arial" w:eastAsia="Arial" w:hAnsi="Arial"/>
@@ -13563,7 +13563,7 @@
                   <w:szCs w:val="16"/>
                   <w:u w:val="single" w:color="2E75B6"/>
                 </w:rPr>
-                <w:t xml:space="preserve">Anaerobic vs Aerobic Respiration (Flexbook)</w:t>
+                <w:t xml:space="preserve">Lactic Acid Fermentation - Advanced (Flexbook)</w:t>
               </w:r>
             </w:hyperlink>
           </w:p>
@@ -13587,7 +13587,7 @@
               <w:spacing w:after="10" w:before="0"/>
               <w:ind w:left="120"/>
             </w:pPr>
-            <w:hyperlink w:history="1" r:id="rIdpktcefumopy3wtrepf2fm">
+            <w:hyperlink w:history="1" r:id="rIdr7kukhla5bl-vf7iouog4">
               <w:r>
                 <w:rPr>
                   <w:rFonts w:ascii="Arial" w:cs="Arial" w:eastAsia="Arial" w:hAnsi="Arial"/>
@@ -13839,7 +13839,7 @@
             <w:pPr>
               <w:spacing w:after="20" w:before="0"/>
             </w:pPr>
-            <w:hyperlink w:history="1" r:id="rIdytecr0hzmozgva16zso1w">
+            <w:hyperlink w:history="1" r:id="rIdcxi7c0ac92syhhklzd4hy">
               <w:r>
                 <w:rPr>
                   <w:rFonts w:ascii="Arial" w:cs="Arial" w:eastAsia="Arial" w:hAnsi="Arial"/>
@@ -13848,7 +13848,7 @@
                   <w:szCs w:val="16"/>
                   <w:u w:val="single" w:color="2E75B6"/>
                 </w:rPr>
-                <w:t xml:space="preserve">Biodiversity flourishes in Phanerozoic eon</w:t>
+                <w:t xml:space="preserve">Cellular respiration</w:t>
               </w:r>
             </w:hyperlink>
           </w:p>
@@ -13872,7 +13872,7 @@
               <w:spacing w:after="10" w:before="0"/>
               <w:ind w:left="120"/>
             </w:pPr>
-            <w:hyperlink w:history="1" r:id="rIdlzzaubagvrztvxjogsrtx">
+            <w:hyperlink w:history="1" r:id="rIdhywycevinubh4x7uadthe">
               <w:r>
                 <w:rPr>
                   <w:rFonts w:ascii="Arial" w:cs="Arial" w:eastAsia="Arial" w:hAnsi="Arial"/>
@@ -13910,14 +13910,14 @@
                 <w:sz w:val="16"/>
                 <w:szCs w:val="16"/>
               </w:rPr>
-              <w:t xml:space="preserve">📖 HTML:</w:t>
+              <w:t xml:space="preserve">📖 EXERCISE:</w:t>
             </w:r>
           </w:p>
           <w:p>
             <w:pPr>
               <w:spacing w:after="20" w:before="0"/>
             </w:pPr>
-            <w:hyperlink w:history="1" r:id="rIdgxeswuyip35qwwoyp9dib">
+            <w:hyperlink w:history="1" r:id="rIduumzvgq2qcwsf89jdcm7x">
               <w:r>
                 <w:rPr>
                   <w:rFonts w:ascii="Arial" w:cs="Arial" w:eastAsia="Arial" w:hAnsi="Arial"/>
@@ -13926,7 +13926,7 @@
                   <w:szCs w:val="16"/>
                   <w:u w:val="single" w:color="2E75B6"/>
                 </w:rPr>
-                <w:t xml:space="preserve">Anaerobic vs Aerobic Respiration (Flexbook)</w:t>
+                <w:t xml:space="preserve">Fermentation and anaerobic respiration</w:t>
               </w:r>
             </w:hyperlink>
           </w:p>
@@ -13942,7 +13942,7 @@
                 <w:sz w:val="14"/>
                 <w:szCs w:val="14"/>
               </w:rPr>
-              <w:t xml:space="preserve">Source: CK-12</w:t>
+              <w:t xml:space="preserve">Source: Khan Academy (English - US curriculum)</w:t>
             </w:r>
           </w:p>
           <w:p>
@@ -13950,7 +13950,7 @@
               <w:spacing w:after="10" w:before="0"/>
               <w:ind w:left="120"/>
             </w:pPr>
-            <w:hyperlink w:history="1" r:id="rIdl1oxsndvl3pfbrro0egvs">
+            <w:hyperlink w:history="1" r:id="rIdmm_jbmtn-3fbtcl2vujhp">
               <w:r>
                 <w:rPr>
                   <w:rFonts w:ascii="Arial" w:cs="Arial" w:eastAsia="Arial" w:hAnsi="Arial"/>
@@ -15551,7 +15551,7 @@
             <w:pPr>
               <w:spacing w:after="20" w:before="0"/>
             </w:pPr>
-            <w:hyperlink w:history="1" r:id="rIdjkidwex80kd07zdqehavb">
+            <w:hyperlink w:history="1" r:id="rIdqbdz8u872qlcu9zbj0zxr">
               <w:r>
                 <w:rPr>
                   <w:rFonts w:ascii="Arial" w:cs="Arial" w:eastAsia="Arial" w:hAnsi="Arial"/>
@@ -15560,7 +15560,7 @@
                   <w:szCs w:val="16"/>
                   <w:u w:val="single" w:color="2E75B6"/>
                 </w:rPr>
-                <w:t xml:space="preserve">Watch Me</w:t>
+                <w:t xml:space="preserve">2c-d, Cellular respiration &amp; cell compartmentalization and its origins</w:t>
               </w:r>
             </w:hyperlink>
           </w:p>
@@ -15576,7 +15576,7 @@
                 <w:sz w:val="14"/>
                 <w:szCs w:val="14"/>
               </w:rPr>
-              <w:t xml:space="preserve">Source: TED-Ed Lessons</w:t>
+              <w:t xml:space="preserve">Source: Khan Academy (English - US curriculum)</w:t>
             </w:r>
           </w:p>
           <w:p>
@@ -15584,7 +15584,7 @@
               <w:spacing w:after="10" w:before="0"/>
               <w:ind w:left="120"/>
             </w:pPr>
-            <w:hyperlink w:history="1" r:id="rIdjmqvuwsvzlgxphdf_kyqe">
+            <w:hyperlink w:history="1" r:id="rIdwiemkdnwsh3heqgytnzhy">
               <w:r>
                 <w:rPr>
                   <w:rFonts w:ascii="Arial" w:cs="Arial" w:eastAsia="Arial" w:hAnsi="Arial"/>
@@ -15629,7 +15629,7 @@
             <w:pPr>
               <w:spacing w:after="20" w:before="0"/>
             </w:pPr>
-            <w:hyperlink w:history="1" r:id="rIdaojqu5uv82h2rzza6-wwo">
+            <w:hyperlink w:history="1" r:id="rIdaqwoklwhjk5ej0lhlbeqp">
               <w:r>
                 <w:rPr>
                   <w:rFonts w:ascii="Arial" w:cs="Arial" w:eastAsia="Arial" w:hAnsi="Arial"/>
@@ -15638,7 +15638,7 @@
                   <w:szCs w:val="16"/>
                   <w:u w:val="single" w:color="2E75B6"/>
                 </w:rPr>
-                <w:t xml:space="preserve">Respiratory System Organs (Flexbook)</w:t>
+                <w:t xml:space="preserve">Anaerobic vs Aerobic Respiration (Flexbook)</w:t>
               </w:r>
             </w:hyperlink>
           </w:p>
@@ -15662,7 +15662,7 @@
               <w:spacing w:after="10" w:before="0"/>
               <w:ind w:left="120"/>
             </w:pPr>
-            <w:hyperlink w:history="1" r:id="rId-gxe-l2vmy0l7zd8eonpz">
+            <w:hyperlink w:history="1" r:id="rIdh1j8e3y2z1kc7m50udzii">
               <w:r>
                 <w:rPr>
                   <w:rFonts w:ascii="Arial" w:cs="Arial" w:eastAsia="Arial" w:hAnsi="Arial"/>
@@ -15857,7 +15857,7 @@
             <w:pPr>
               <w:spacing w:after="20" w:before="0"/>
             </w:pPr>
-            <w:hyperlink w:history="1" r:id="rId5uhelmnmzzbs6aewfxfb9">
+            <w:hyperlink w:history="1" r:id="rIdqgoa8r-yidslpliqodl7e">
               <w:r>
                 <w:rPr>
                   <w:rFonts w:ascii="Arial" w:cs="Arial" w:eastAsia="Arial" w:hAnsi="Arial"/>
@@ -15866,7 +15866,7 @@
                   <w:szCs w:val="16"/>
                   <w:u w:val="single" w:color="2E75B6"/>
                 </w:rPr>
-                <w:t xml:space="preserve">Watch Me</w:t>
+                <w:t xml:space="preserve">2c-d, Cellular respiration &amp; cell compartmentalization and its origins</w:t>
               </w:r>
             </w:hyperlink>
           </w:p>
@@ -15882,7 +15882,7 @@
                 <w:sz w:val="14"/>
                 <w:szCs w:val="14"/>
               </w:rPr>
-              <w:t xml:space="preserve">Source: TED-Ed Lessons</w:t>
+              <w:t xml:space="preserve">Source: Khan Academy (English - US curriculum)</w:t>
             </w:r>
           </w:p>
           <w:p>
@@ -15890,7 +15890,7 @@
               <w:spacing w:after="10" w:before="0"/>
               <w:ind w:left="120"/>
             </w:pPr>
-            <w:hyperlink w:history="1" r:id="rIdhkvq7xckzdaxflyplz3vw">
+            <w:hyperlink w:history="1" r:id="rIdy-sazmk7wmq1zgx_q6ruc">
               <w:r>
                 <w:rPr>
                   <w:rFonts w:ascii="Arial" w:cs="Arial" w:eastAsia="Arial" w:hAnsi="Arial"/>
@@ -15928,14 +15928,14 @@
                 <w:sz w:val="16"/>
                 <w:szCs w:val="16"/>
               </w:rPr>
-              <w:t xml:space="preserve">📖 HTML:</w:t>
+              <w:t xml:space="preserve">📖 EXERCISE:</w:t>
             </w:r>
           </w:p>
           <w:p>
             <w:pPr>
               <w:spacing w:after="20" w:before="0"/>
             </w:pPr>
-            <w:hyperlink w:history="1" r:id="rIdpuqvyfxq6y-oaxnv8ybz8">
+            <w:hyperlink w:history="1" r:id="rId6kpda4pmc_v5kbozfxw4j">
               <w:r>
                 <w:rPr>
                   <w:rFonts w:ascii="Arial" w:cs="Arial" w:eastAsia="Arial" w:hAnsi="Arial"/>
@@ -15944,7 +15944,7 @@
                   <w:szCs w:val="16"/>
                   <w:u w:val="single" w:color="2E75B6"/>
                 </w:rPr>
-                <w:t xml:space="preserve">Respiratory System Organs (Flexbook)</w:t>
+                <w:t xml:space="preserve">Anaerobic vs Aerobic Respiration Practice</w:t>
               </w:r>
             </w:hyperlink>
           </w:p>
@@ -15968,7 +15968,7 @@
               <w:spacing w:after="10" w:before="0"/>
               <w:ind w:left="120"/>
             </w:pPr>
-            <w:hyperlink w:history="1" r:id="rIdc8ztl5an6eb8zajlcl8vo">
+            <w:hyperlink w:history="1" r:id="rIdlk0i-qdq9wyb60ikdkxrg">
               <w:r>
                 <w:rPr>
                   <w:rFonts w:ascii="Arial" w:cs="Arial" w:eastAsia="Arial" w:hAnsi="Arial"/>
@@ -16163,7 +16163,7 @@
             <w:pPr>
               <w:spacing w:after="20" w:before="0"/>
             </w:pPr>
-            <w:hyperlink w:history="1" r:id="rId1vyrdsyp-epjl-m2wawpm">
+            <w:hyperlink w:history="1" r:id="rIdhzxxdphqpgjsokaxuzyvu">
               <w:r>
                 <w:rPr>
                   <w:rFonts w:ascii="Arial" w:cs="Arial" w:eastAsia="Arial" w:hAnsi="Arial"/>
@@ -16172,7 +16172,7 @@
                   <w:szCs w:val="16"/>
                   <w:u w:val="single" w:color="2E75B6"/>
                 </w:rPr>
-                <w:t xml:space="preserve">Watch Me</w:t>
+                <w:t xml:space="preserve">2c-d, Cellular respiration &amp; cell compartmentalization and its origins</w:t>
               </w:r>
             </w:hyperlink>
           </w:p>
@@ -16188,7 +16188,7 @@
                 <w:sz w:val="14"/>
                 <w:szCs w:val="14"/>
               </w:rPr>
-              <w:t xml:space="preserve">Source: TED-Ed Lessons</w:t>
+              <w:t xml:space="preserve">Source: Khan Academy (English - US curriculum)</w:t>
             </w:r>
           </w:p>
           <w:p>
@@ -16196,7 +16196,7 @@
               <w:spacing w:after="10" w:before="0"/>
               <w:ind w:left="120"/>
             </w:pPr>
-            <w:hyperlink w:history="1" r:id="rIduaargdu4rs-sobchhe503">
+            <w:hyperlink w:history="1" r:id="rIdinvvwobiteq-zueprpk0e">
               <w:r>
                 <w:rPr>
                   <w:rFonts w:ascii="Arial" w:cs="Arial" w:eastAsia="Arial" w:hAnsi="Arial"/>
@@ -16234,14 +16234,14 @@
                 <w:sz w:val="16"/>
                 <w:szCs w:val="16"/>
               </w:rPr>
-              <w:t xml:space="preserve">📖 HTML:</w:t>
+              <w:t xml:space="preserve">📖 EXERCISE:</w:t>
             </w:r>
           </w:p>
           <w:p>
             <w:pPr>
               <w:spacing w:after="20" w:before="0"/>
             </w:pPr>
-            <w:hyperlink w:history="1" r:id="rIdathrcdlzpwg2mlps-qz_u">
+            <w:hyperlink w:history="1" r:id="rIdmsdfl2ds-itm4hq8vvvru">
               <w:r>
                 <w:rPr>
                   <w:rFonts w:ascii="Arial" w:cs="Arial" w:eastAsia="Arial" w:hAnsi="Arial"/>
@@ -16250,7 +16250,7 @@
                   <w:szCs w:val="16"/>
                   <w:u w:val="single" w:color="2E75B6"/>
                 </w:rPr>
-                <w:t xml:space="preserve">Respiratory System Organs (Flexbook)</w:t>
+                <w:t xml:space="preserve">Anaerobic and Aerobic Respiration Practice</w:t>
               </w:r>
             </w:hyperlink>
           </w:p>
@@ -16274,7 +16274,7 @@
               <w:spacing w:after="10" w:before="0"/>
               <w:ind w:left="120"/>
             </w:pPr>
-            <w:hyperlink w:history="1" r:id="rIdeciqen-eiu8b5f3is0cu8">
+            <w:hyperlink w:history="1" r:id="rIdrmgrm1xxgqqre1xlpdtdz">
               <w:r>
                 <w:rPr>
                   <w:rFonts w:ascii="Arial" w:cs="Arial" w:eastAsia="Arial" w:hAnsi="Arial"/>
@@ -16469,7 +16469,7 @@
             <w:pPr>
               <w:spacing w:after="20" w:before="0"/>
             </w:pPr>
-            <w:hyperlink w:history="1" r:id="rIdqqvo35_eoggyadsinhl5r">
+            <w:hyperlink w:history="1" r:id="rId_ojnz2voavjeq57evz8tt">
               <w:r>
                 <w:rPr>
                   <w:rFonts w:ascii="Arial" w:cs="Arial" w:eastAsia="Arial" w:hAnsi="Arial"/>
@@ -16478,7 +16478,7 @@
                   <w:szCs w:val="16"/>
                   <w:u w:val="single" w:color="2E75B6"/>
                 </w:rPr>
-                <w:t xml:space="preserve">Watch Me</w:t>
+                <w:t xml:space="preserve">2c-d, Cellular respiration &amp; cell compartmentalization and its origins</w:t>
               </w:r>
             </w:hyperlink>
           </w:p>
@@ -16494,7 +16494,7 @@
                 <w:sz w:val="14"/>
                 <w:szCs w:val="14"/>
               </w:rPr>
-              <w:t xml:space="preserve">Source: TED-Ed Lessons</w:t>
+              <w:t xml:space="preserve">Source: Khan Academy (English - US curriculum)</w:t>
             </w:r>
           </w:p>
           <w:p>
@@ -16502,7 +16502,7 @@
               <w:spacing w:after="10" w:before="0"/>
               <w:ind w:left="120"/>
             </w:pPr>
-            <w:hyperlink w:history="1" r:id="rId9aj2ir89b7xyho5tuhfr_">
+            <w:hyperlink w:history="1" r:id="rIdlz3qx4nlp6n1erhq3tofr">
               <w:r>
                 <w:rPr>
                   <w:rFonts w:ascii="Arial" w:cs="Arial" w:eastAsia="Arial" w:hAnsi="Arial"/>
@@ -16547,7 +16547,7 @@
             <w:pPr>
               <w:spacing w:after="20" w:before="0"/>
             </w:pPr>
-            <w:hyperlink w:history="1" r:id="rIdxbjqlnulban-nd00_nibm">
+            <w:hyperlink w:history="1" r:id="rIdztakyeom2qfm_wlx0trdk">
               <w:r>
                 <w:rPr>
                   <w:rFonts w:ascii="Arial" w:cs="Arial" w:eastAsia="Arial" w:hAnsi="Arial"/>
@@ -16556,7 +16556,7 @@
                   <w:szCs w:val="16"/>
                   <w:u w:val="single" w:color="2E75B6"/>
                 </w:rPr>
-                <w:t xml:space="preserve">Respiratory System Organs (Flexbook)</w:t>
+                <w:t xml:space="preserve">Anaerobic vs Aerobic Respiration (Flexbook)</w:t>
               </w:r>
             </w:hyperlink>
           </w:p>
@@ -16580,7 +16580,7 @@
               <w:spacing w:after="10" w:before="0"/>
               <w:ind w:left="120"/>
             </w:pPr>
-            <w:hyperlink w:history="1" r:id="rIdfgifnu7_sm6al5jdedbjw">
+            <w:hyperlink w:history="1" r:id="rIdn-kbheh4tjmb5xjm8wdvl">
               <w:r>
                 <w:rPr>
                   <w:rFonts w:ascii="Arial" w:cs="Arial" w:eastAsia="Arial" w:hAnsi="Arial"/>
@@ -16775,7 +16775,7 @@
             <w:pPr>
               <w:spacing w:after="20" w:before="0"/>
             </w:pPr>
-            <w:hyperlink w:history="1" r:id="rIdzcd5tj4ij1_p6r64z3_4l">
+            <w:hyperlink w:history="1" r:id="rId3s_q3kyb0usxmfyin0y-v">
               <w:r>
                 <w:rPr>
                   <w:rFonts w:ascii="Arial" w:cs="Arial" w:eastAsia="Arial" w:hAnsi="Arial"/>
@@ -16784,7 +16784,7 @@
                   <w:szCs w:val="16"/>
                   <w:u w:val="single" w:color="2E75B6"/>
                 </w:rPr>
-                <w:t xml:space="preserve">Watch Me</w:t>
+                <w:t xml:space="preserve">2c-d, Cellular respiration &amp; cell compartmentalization and its origins</w:t>
               </w:r>
             </w:hyperlink>
           </w:p>
@@ -16800,7 +16800,7 @@
                 <w:sz w:val="14"/>
                 <w:szCs w:val="14"/>
               </w:rPr>
-              <w:t xml:space="preserve">Source: TED-Ed Lessons</w:t>
+              <w:t xml:space="preserve">Source: Khan Academy (English - US curriculum)</w:t>
             </w:r>
           </w:p>
           <w:p>
@@ -16808,7 +16808,7 @@
               <w:spacing w:after="10" w:before="0"/>
               <w:ind w:left="120"/>
             </w:pPr>
-            <w:hyperlink w:history="1" r:id="rIdwpanpl20zlskhzchyn7no">
+            <w:hyperlink w:history="1" r:id="rIdjkzh-rnxhiniyso2biu47">
               <w:r>
                 <w:rPr>
                   <w:rFonts w:ascii="Arial" w:cs="Arial" w:eastAsia="Arial" w:hAnsi="Arial"/>
@@ -16853,7 +16853,7 @@
             <w:pPr>
               <w:spacing w:after="20" w:before="0"/>
             </w:pPr>
-            <w:hyperlink w:history="1" r:id="rIdkmyrejlw1q3xy06ouj-ie">
+            <w:hyperlink w:history="1" r:id="rIdg1nndfksrkpxamqoevtji">
               <w:r>
                 <w:rPr>
                   <w:rFonts w:ascii="Arial" w:cs="Arial" w:eastAsia="Arial" w:hAnsi="Arial"/>
@@ -16862,7 +16862,7 @@
                   <w:szCs w:val="16"/>
                   <w:u w:val="single" w:color="2E75B6"/>
                 </w:rPr>
-                <w:t xml:space="preserve">Respiratory System Organs (Flexbook)</w:t>
+                <w:t xml:space="preserve">Anaerobic vs Aerobic Respiration (Flexbook)</w:t>
               </w:r>
             </w:hyperlink>
           </w:p>
@@ -16886,7 +16886,7 @@
               <w:spacing w:after="10" w:before="0"/>
               <w:ind w:left="120"/>
             </w:pPr>
-            <w:hyperlink w:history="1" r:id="rIdwprw9bd2bd0uh13stme99">
+            <w:hyperlink w:history="1" r:id="rIdlhv3zravdklq84cdzv88m">
               <w:r>
                 <w:rPr>
                   <w:rFonts w:ascii="Arial" w:cs="Arial" w:eastAsia="Arial" w:hAnsi="Arial"/>
@@ -18373,7 +18373,7 @@
             <w:pPr>
               <w:spacing w:after="20" w:before="0"/>
             </w:pPr>
-            <w:hyperlink w:history="1" r:id="rId8mdo7vjbvhyskvh3t7ink">
+            <w:hyperlink w:history="1" r:id="rIdqq2qlm_if2txlrxn7dpcc">
               <w:r>
                 <w:rPr>
                   <w:rFonts w:ascii="Arial" w:cs="Arial" w:eastAsia="Arial" w:hAnsi="Arial"/>
@@ -18382,7 +18382,7 @@
                   <w:szCs w:val="16"/>
                   <w:u w:val="single" w:color="2E75B6"/>
                 </w:rPr>
-                <w:t xml:space="preserve">Introduction to experiment design</w:t>
+                <w:t xml:space="preserve">Factors affecting reaction rates</w:t>
               </w:r>
             </w:hyperlink>
           </w:p>
@@ -18406,7 +18406,7 @@
               <w:spacing w:after="10" w:before="0"/>
               <w:ind w:left="120"/>
             </w:pPr>
-            <w:hyperlink w:history="1" r:id="rIdgfczjna6qnfp-dogxt4s1">
+            <w:hyperlink w:history="1" r:id="rId_8n99qdm0cfxqfxcwt_j_">
               <w:r>
                 <w:rPr>
                   <w:rFonts w:ascii="Arial" w:cs="Arial" w:eastAsia="Arial" w:hAnsi="Arial"/>
@@ -18451,7 +18451,7 @@
             <w:pPr>
               <w:spacing w:after="20" w:before="0"/>
             </w:pPr>
-            <w:hyperlink w:history="1" r:id="rIdksiqlhesj6xpubyktiyx7">
+            <w:hyperlink w:history="1" r:id="rIdf1kkru0tfuj8oclju-e-f">
               <w:r>
                 <w:rPr>
                   <w:rFonts w:ascii="Arial" w:cs="Arial" w:eastAsia="Arial" w:hAnsi="Arial"/>
@@ -18460,7 +18460,7 @@
                   <w:szCs w:val="16"/>
                   <w:u w:val="single" w:color="2E75B6"/>
                 </w:rPr>
-                <w:t xml:space="preserve">Cellular Respiration (Flexbook)</w:t>
+                <w:t xml:space="preserve">Anaerobic vs Aerobic Respiration (Flexbook)</w:t>
               </w:r>
             </w:hyperlink>
           </w:p>
@@ -18484,7 +18484,7 @@
               <w:spacing w:after="10" w:before="0"/>
               <w:ind w:left="120"/>
             </w:pPr>
-            <w:hyperlink w:history="1" r:id="rIdno4gaz8j3h8k-cxvkukqi">
+            <w:hyperlink w:history="1" r:id="rId41tuiri5bck7ubwcz9ksf">
               <w:r>
                 <w:rPr>
                   <w:rFonts w:ascii="Arial" w:cs="Arial" w:eastAsia="Arial" w:hAnsi="Arial"/>
@@ -18679,7 +18679,7 @@
             <w:pPr>
               <w:spacing w:after="20" w:before="0"/>
             </w:pPr>
-            <w:hyperlink w:history="1" r:id="rIdqf2jmdhsuzqpg0tf8dd1-">
+            <w:hyperlink w:history="1" r:id="rIdw1rgs_hjffmxaa-x0bpem">
               <w:r>
                 <w:rPr>
                   <w:rFonts w:ascii="Arial" w:cs="Arial" w:eastAsia="Arial" w:hAnsi="Arial"/>
@@ -18688,7 +18688,7 @@
                   <w:szCs w:val="16"/>
                   <w:u w:val="single" w:color="2E75B6"/>
                 </w:rPr>
-                <w:t xml:space="preserve">Introduction to experiment design</w:t>
+                <w:t xml:space="preserve">Factors affecting reaction rates</w:t>
               </w:r>
             </w:hyperlink>
           </w:p>
@@ -18712,7 +18712,7 @@
               <w:spacing w:after="10" w:before="0"/>
               <w:ind w:left="120"/>
             </w:pPr>
-            <w:hyperlink w:history="1" r:id="rId5tjxyyj7kedwzlynxorcs">
+            <w:hyperlink w:history="1" r:id="rIdre-oc6ghb1iloamdueoyb">
               <w:r>
                 <w:rPr>
                   <w:rFonts w:ascii="Arial" w:cs="Arial" w:eastAsia="Arial" w:hAnsi="Arial"/>
@@ -18750,14 +18750,14 @@
                 <w:sz w:val="16"/>
                 <w:szCs w:val="16"/>
               </w:rPr>
-              <w:t xml:space="preserve">📖 HTML:</w:t>
+              <w:t xml:space="preserve">📖 EXERCISE:</w:t>
             </w:r>
           </w:p>
           <w:p>
             <w:pPr>
               <w:spacing w:after="20" w:before="0"/>
             </w:pPr>
-            <w:hyperlink w:history="1" r:id="rIdp2nkuuiwiky6rdx3enf5p">
+            <w:hyperlink w:history="1" r:id="rIdpf2oocbdzcaqkg51ozqf6">
               <w:r>
                 <w:rPr>
                   <w:rFonts w:ascii="Arial" w:cs="Arial" w:eastAsia="Arial" w:hAnsi="Arial"/>
@@ -18766,7 +18766,7 @@
                   <w:szCs w:val="16"/>
                   <w:u w:val="single" w:color="2E75B6"/>
                 </w:rPr>
-                <w:t xml:space="preserve">Cellular Respiration (Flexbook)</w:t>
+                <w:t xml:space="preserve">Anaerobic vs Aerobic Respiration Practice</w:t>
               </w:r>
             </w:hyperlink>
           </w:p>
@@ -18790,7 +18790,7 @@
               <w:spacing w:after="10" w:before="0"/>
               <w:ind w:left="120"/>
             </w:pPr>
-            <w:hyperlink w:history="1" r:id="rId-jwcvqcpfltnxpj6ns2xf">
+            <w:hyperlink w:history="1" r:id="rId74s2lwe0rcuczwref4ibf">
               <w:r>
                 <w:rPr>
                   <w:rFonts w:ascii="Arial" w:cs="Arial" w:eastAsia="Arial" w:hAnsi="Arial"/>
@@ -18985,7 +18985,7 @@
             <w:pPr>
               <w:spacing w:after="20" w:before="0"/>
             </w:pPr>
-            <w:hyperlink w:history="1" r:id="rIdsalyjoysfb0m1sqxp_3j5">
+            <w:hyperlink w:history="1" r:id="rIdfrl5wi9cbmu2g16n91sh7">
               <w:r>
                 <w:rPr>
                   <w:rFonts w:ascii="Arial" w:cs="Arial" w:eastAsia="Arial" w:hAnsi="Arial"/>
@@ -18994,7 +18994,7 @@
                   <w:szCs w:val="16"/>
                   <w:u w:val="single" w:color="2E75B6"/>
                 </w:rPr>
-                <w:t xml:space="preserve">Introduction to experiment design</w:t>
+                <w:t xml:space="preserve">Factors affecting reaction rates</w:t>
               </w:r>
             </w:hyperlink>
           </w:p>
@@ -19018,7 +19018,7 @@
               <w:spacing w:after="10" w:before="0"/>
               <w:ind w:left="120"/>
             </w:pPr>
-            <w:hyperlink w:history="1" r:id="rIdyyif4w693kasc3qfz2yvm">
+            <w:hyperlink w:history="1" r:id="rIdt4fbxh1vsukb9bzek9atq">
               <w:r>
                 <w:rPr>
                   <w:rFonts w:ascii="Arial" w:cs="Arial" w:eastAsia="Arial" w:hAnsi="Arial"/>
@@ -19056,14 +19056,14 @@
                 <w:sz w:val="16"/>
                 <w:szCs w:val="16"/>
               </w:rPr>
-              <w:t xml:space="preserve">📖 HTML:</w:t>
+              <w:t xml:space="preserve">📖 EXERCISE:</w:t>
             </w:r>
           </w:p>
           <w:p>
             <w:pPr>
               <w:spacing w:after="20" w:before="0"/>
             </w:pPr>
-            <w:hyperlink w:history="1" r:id="rIduvxkhn669hqjoi5ractkh">
+            <w:hyperlink w:history="1" r:id="rIdli6l6bhzcg7zsyrplvra-">
               <w:r>
                 <w:rPr>
                   <w:rFonts w:ascii="Arial" w:cs="Arial" w:eastAsia="Arial" w:hAnsi="Arial"/>
@@ -19072,7 +19072,7 @@
                   <w:szCs w:val="16"/>
                   <w:u w:val="single" w:color="2E75B6"/>
                 </w:rPr>
-                <w:t xml:space="preserve">Cellular Respiration (Flexbook)</w:t>
+                <w:t xml:space="preserve">Anaerobic and Aerobic Respiration Practice</w:t>
               </w:r>
             </w:hyperlink>
           </w:p>
@@ -19096,7 +19096,7 @@
               <w:spacing w:after="10" w:before="0"/>
               <w:ind w:left="120"/>
             </w:pPr>
-            <w:hyperlink w:history="1" r:id="rIdqqo-l_feodtnpfiphs837">
+            <w:hyperlink w:history="1" r:id="rIdbrjxlzhfpkmjcrth6cwri">
               <w:r>
                 <w:rPr>
                   <w:rFonts w:ascii="Arial" w:cs="Arial" w:eastAsia="Arial" w:hAnsi="Arial"/>
@@ -19291,7 +19291,7 @@
             <w:pPr>
               <w:spacing w:after="20" w:before="0"/>
             </w:pPr>
-            <w:hyperlink w:history="1" r:id="rIdfigjc-inr9pw5qz7kpyue">
+            <w:hyperlink w:history="1" r:id="rIdflxeaoaqz0oggz5uqwhay">
               <w:r>
                 <w:rPr>
                   <w:rFonts w:ascii="Arial" w:cs="Arial" w:eastAsia="Arial" w:hAnsi="Arial"/>
@@ -19300,7 +19300,7 @@
                   <w:szCs w:val="16"/>
                   <w:u w:val="single" w:color="2E75B6"/>
                 </w:rPr>
-                <w:t xml:space="preserve">Introduction to experiment design</w:t>
+                <w:t xml:space="preserve">Factors affecting reaction rates</w:t>
               </w:r>
             </w:hyperlink>
           </w:p>
@@ -19324,7 +19324,7 @@
               <w:spacing w:after="10" w:before="0"/>
               <w:ind w:left="120"/>
             </w:pPr>
-            <w:hyperlink w:history="1" r:id="rIdteuowz6pg1vvhdnwp5jaj">
+            <w:hyperlink w:history="1" r:id="rId8pryiceqlva8cgbdmiiki">
               <w:r>
                 <w:rPr>
                   <w:rFonts w:ascii="Arial" w:cs="Arial" w:eastAsia="Arial" w:hAnsi="Arial"/>
@@ -19362,14 +19362,14 @@
                 <w:sz w:val="16"/>
                 <w:szCs w:val="16"/>
               </w:rPr>
-              <w:t xml:space="preserve">📖 HTML:</w:t>
+              <w:t xml:space="preserve">📖 EXERCISE:</w:t>
             </w:r>
           </w:p>
           <w:p>
             <w:pPr>
               <w:spacing w:after="20" w:before="0"/>
             </w:pPr>
-            <w:hyperlink w:history="1" r:id="rIdumgs05rryfb1yodbrcwra">
+            <w:hyperlink w:history="1" r:id="rIde5sqkgppgka_bnwkuw1eo">
               <w:r>
                 <w:rPr>
                   <w:rFonts w:ascii="Arial" w:cs="Arial" w:eastAsia="Arial" w:hAnsi="Arial"/>
@@ -19378,7 +19378,7 @@
                   <w:szCs w:val="16"/>
                   <w:u w:val="single" w:color="2E75B6"/>
                 </w:rPr>
-                <w:t xml:space="preserve">Cellular Respiration (Flexbook)</w:t>
+                <w:t xml:space="preserve">Fermentation and anaerobic respiration</w:t>
               </w:r>
             </w:hyperlink>
           </w:p>
@@ -19394,7 +19394,7 @@
                 <w:sz w:val="14"/>
                 <w:szCs w:val="14"/>
               </w:rPr>
-              <w:t xml:space="preserve">Source: CK-12</w:t>
+              <w:t xml:space="preserve">Source: Khan Academy (English - US curriculum)</w:t>
             </w:r>
           </w:p>
           <w:p>
@@ -19402,7 +19402,7 @@
               <w:spacing w:after="10" w:before="0"/>
               <w:ind w:left="120"/>
             </w:pPr>
-            <w:hyperlink w:history="1" r:id="rIds6noilhkzudrvfjtgzsww">
+            <w:hyperlink w:history="1" r:id="rIdjqu8suu_kyqdetuedtt-u">
               <w:r>
                 <w:rPr>
                   <w:rFonts w:ascii="Arial" w:cs="Arial" w:eastAsia="Arial" w:hAnsi="Arial"/>
@@ -19597,7 +19597,7 @@
             <w:pPr>
               <w:spacing w:after="20" w:before="0"/>
             </w:pPr>
-            <w:hyperlink w:history="1" r:id="rIdwj0t3mn-fs3sy2gvvlq21">
+            <w:hyperlink w:history="1" r:id="rId6wbwb0niy-xq-x7qgqrsu">
               <w:r>
                 <w:rPr>
                   <w:rFonts w:ascii="Arial" w:cs="Arial" w:eastAsia="Arial" w:hAnsi="Arial"/>
@@ -19606,7 +19606,7 @@
                   <w:szCs w:val="16"/>
                   <w:u w:val="single" w:color="2E75B6"/>
                 </w:rPr>
-                <w:t xml:space="preserve">Introduction to experiment design</w:t>
+                <w:t xml:space="preserve">Factors affecting reaction rates</w:t>
               </w:r>
             </w:hyperlink>
           </w:p>
@@ -19630,7 +19630,7 @@
               <w:spacing w:after="10" w:before="0"/>
               <w:ind w:left="120"/>
             </w:pPr>
-            <w:hyperlink w:history="1" r:id="rIdwhbt-xi5kyyscwj80peu4">
+            <w:hyperlink w:history="1" r:id="rIdx6i-9lwug2ynugcsz18gg">
               <w:r>
                 <w:rPr>
                   <w:rFonts w:ascii="Arial" w:cs="Arial" w:eastAsia="Arial" w:hAnsi="Arial"/>
@@ -19668,14 +19668,14 @@
                 <w:sz w:val="16"/>
                 <w:szCs w:val="16"/>
               </w:rPr>
-              <w:t xml:space="preserve">📖 HTML:</w:t>
+              <w:t xml:space="preserve">📖 EXERCISE:</w:t>
             </w:r>
           </w:p>
           <w:p>
             <w:pPr>
               <w:spacing w:after="20" w:before="0"/>
             </w:pPr>
-            <w:hyperlink w:history="1" r:id="rIdkdjgwc-mzgjagojaajfc8">
+            <w:hyperlink w:history="1" r:id="rIdaphr-u7jpbe69fxlk7mvw">
               <w:r>
                 <w:rPr>
                   <w:rFonts w:ascii="Arial" w:cs="Arial" w:eastAsia="Arial" w:hAnsi="Arial"/>
@@ -19684,7 +19684,7 @@
                   <w:szCs w:val="16"/>
                   <w:u w:val="single" w:color="2E75B6"/>
                 </w:rPr>
-                <w:t xml:space="preserve">Cellular Respiration (Flexbook)</w:t>
+                <w:t xml:space="preserve">Anaerobic Respiration Practice</w:t>
               </w:r>
             </w:hyperlink>
           </w:p>
@@ -19708,7 +19708,7 @@
               <w:spacing w:after="10" w:before="0"/>
               <w:ind w:left="120"/>
             </w:pPr>
-            <w:hyperlink w:history="1" r:id="rIdw1njxmod7lsqp91xy-q9s">
+            <w:hyperlink w:history="1" r:id="rIdnwewybom4w-a-ktn4sgii">
               <w:r>
                 <w:rPr>
                   <w:rFonts w:ascii="Arial" w:cs="Arial" w:eastAsia="Arial" w:hAnsi="Arial"/>
@@ -21195,7 +21195,84 @@
             <w:pPr>
               <w:spacing w:after="20" w:before="0"/>
             </w:pPr>
-            <w:hyperlink w:history="1" r:id="rIdsyo-r0io0tj1fdwmqwwd8">
+            <w:r>
+              <w:rPr>
+                <w:rFonts w:ascii="Arial" w:cs="Arial" w:eastAsia="Arial" w:hAnsi="Arial"/>
+                <w:i/>
+                <w:iCs/>
+                <w:color w:val="595959"/>
+                <w:sz w:val="16"/>
+                <w:szCs w:val="16"/>
+              </w:rPr>
+              <w:t xml:space="preserve">No closely matching video in the ARES library for this activity.</w:t>
+            </w:r>
+          </w:p>
+          <w:p>
+            <w:pPr>
+              <w:spacing w:after="10" w:before="0"/>
+              <w:ind w:left="120"/>
+            </w:pPr>
+            <w:hyperlink w:history="1" r:id="rIdy8jfma06ahfpwryfldk_b">
+              <w:r>
+                <w:rPr>
+                  <w:rFonts w:ascii="Arial" w:cs="Arial" w:eastAsia="Arial" w:hAnsi="Arial"/>
+                  <w:color w:val="595959"/>
+                  <w:sz w:val="14"/>
+                  <w:szCs w:val="14"/>
+                  <w:u w:val="single" w:color="595959"/>
+                </w:rPr>
+                <w:t xml:space="preserve">🔍 Search ARES for videos</w:t>
+              </w:r>
+            </w:hyperlink>
+          </w:p>
+          <w:p>
+            <w:pPr>
+              <w:spacing w:after="10" w:before="0"/>
+              <w:ind w:left="120"/>
+            </w:pPr>
+            <w:r>
+              <w:rPr>
+                <w:rFonts w:ascii="Arial" w:cs="Arial" w:eastAsia="Arial" w:hAnsi="Arial"/>
+                <w:color w:val="595959"/>
+                <w:sz w:val="14"/>
+                <w:szCs w:val="14"/>
+              </w:rPr>
+              <w:t xml:space="preserve">Search terms: respiration anaerobic economic importance</w:t>
+            </w:r>
+          </w:p>
+          <w:p>
+            <w:pPr>
+              <w:spacing w:after="40" w:before="0"/>
+            </w:pPr>
+            <w:r>
+              <w:rPr>
+                <w:sz w:val="14"/>
+                <w:szCs w:val="14"/>
+              </w:rPr>
+              <w:t xml:space="preserve"/>
+            </w:r>
+          </w:p>
+          <w:p>
+            <w:pPr>
+              <w:spacing w:after="20" w:before="0"/>
+            </w:pPr>
+            <w:r>
+              <w:rPr>
+                <w:rFonts w:ascii="Arial" w:cs="Arial" w:eastAsia="Arial" w:hAnsi="Arial"/>
+                <w:b/>
+                <w:bCs/>
+                <w:color w:val="1F3864"/>
+                <w:sz w:val="16"/>
+                <w:szCs w:val="16"/>
+              </w:rPr>
+              <w:t xml:space="preserve">📖 EXERCISE:</w:t>
+            </w:r>
+          </w:p>
+          <w:p>
+            <w:pPr>
+              <w:spacing w:after="20" w:before="0"/>
+            </w:pPr>
+            <w:hyperlink w:history="1" r:id="rIdu5cu12e8vwggbmjll0zi5">
               <w:r>
                 <w:rPr>
                   <w:rFonts w:ascii="Arial" w:cs="Arial" w:eastAsia="Arial" w:hAnsi="Arial"/>
@@ -21204,7 +21281,7 @@
                   <w:szCs w:val="16"/>
                   <w:u w:val="single" w:color="2E75B6"/>
                 </w:rPr>
-                <w:t xml:space="preserve">Biodiversity flourishes in Phanerozoic eon</w:t>
+                <w:t xml:space="preserve">Fermentation and anaerobic respiration</w:t>
               </w:r>
             </w:hyperlink>
           </w:p>
@@ -21228,85 +21305,7 @@
               <w:spacing w:after="10" w:before="0"/>
               <w:ind w:left="120"/>
             </w:pPr>
-            <w:hyperlink w:history="1" r:id="rIdxvtappwazpkc5cor5bcgk">
-              <w:r>
-                <w:rPr>
-                  <w:rFonts w:ascii="Arial" w:cs="Arial" w:eastAsia="Arial" w:hAnsi="Arial"/>
-                  <w:color w:val="595959"/>
-                  <w:sz w:val="14"/>
-                  <w:szCs w:val="14"/>
-                  <w:u w:val="single" w:color="595959"/>
-                </w:rPr>
-                <w:t xml:space="preserve">🔍 Search ARES for similar videos</w:t>
-              </w:r>
-            </w:hyperlink>
-          </w:p>
-          <w:p>
-            <w:pPr>
-              <w:spacing w:after="40" w:before="0"/>
-            </w:pPr>
-            <w:r>
-              <w:rPr>
-                <w:sz w:val="14"/>
-                <w:szCs w:val="14"/>
-              </w:rPr>
-              <w:t xml:space="preserve"/>
-            </w:r>
-          </w:p>
-          <w:p>
-            <w:pPr>
-              <w:spacing w:after="20" w:before="0"/>
-            </w:pPr>
-            <w:r>
-              <w:rPr>
-                <w:rFonts w:ascii="Arial" w:cs="Arial" w:eastAsia="Arial" w:hAnsi="Arial"/>
-                <w:b/>
-                <w:bCs/>
-                <w:color w:val="1F3864"/>
-                <w:sz w:val="16"/>
-                <w:szCs w:val="16"/>
-              </w:rPr>
-              <w:t xml:space="preserve">📖 HTML:</w:t>
-            </w:r>
-          </w:p>
-          <w:p>
-            <w:pPr>
-              <w:spacing w:after="20" w:before="0"/>
-            </w:pPr>
-            <w:hyperlink w:history="1" r:id="rIddw2oxbxzaxqf3h2v2lrs2">
-              <w:r>
-                <w:rPr>
-                  <w:rFonts w:ascii="Arial" w:cs="Arial" w:eastAsia="Arial" w:hAnsi="Arial"/>
-                  <w:color w:val="2E75B6"/>
-                  <w:sz w:val="16"/>
-                  <w:szCs w:val="16"/>
-                  <w:u w:val="single" w:color="2E75B6"/>
-                </w:rPr>
-                <w:t xml:space="preserve">Anaerobic vs Aerobic Respiration (Flexbook)</w:t>
-              </w:r>
-            </w:hyperlink>
-          </w:p>
-          <w:p>
-            <w:pPr>
-              <w:spacing w:after="10" w:before="0"/>
-              <w:ind w:left="120"/>
-            </w:pPr>
-            <w:r>
-              <w:rPr>
-                <w:rFonts w:ascii="Arial" w:cs="Arial" w:eastAsia="Arial" w:hAnsi="Arial"/>
-                <w:color w:val="595959"/>
-                <w:sz w:val="14"/>
-                <w:szCs w:val="14"/>
-              </w:rPr>
-              <w:t xml:space="preserve">Source: CK-12</w:t>
-            </w:r>
-          </w:p>
-          <w:p>
-            <w:pPr>
-              <w:spacing w:after="10" w:before="0"/>
-              <w:ind w:left="120"/>
-            </w:pPr>
-            <w:hyperlink w:history="1" r:id="rIdbvfnh0ff8ymt8ayzmzbg7">
+            <w:hyperlink w:history="1" r:id="rIde3ffa8ehnninjqa9r8ota">
               <w:r>
                 <w:rPr>
                   <w:rFonts w:ascii="Arial" w:cs="Arial" w:eastAsia="Arial" w:hAnsi="Arial"/>
@@ -21501,7 +21500,84 @@
             <w:pPr>
               <w:spacing w:after="20" w:before="0"/>
             </w:pPr>
-            <w:hyperlink w:history="1" r:id="rIdqeltjjx_b9joxzax8dvlq">
+            <w:r>
+              <w:rPr>
+                <w:rFonts w:ascii="Arial" w:cs="Arial" w:eastAsia="Arial" w:hAnsi="Arial"/>
+                <w:i/>
+                <w:iCs/>
+                <w:color w:val="595959"/>
+                <w:sz w:val="16"/>
+                <w:szCs w:val="16"/>
+              </w:rPr>
+              <w:t xml:space="preserve">No closely matching video in the ARES library for this activity.</w:t>
+            </w:r>
+          </w:p>
+          <w:p>
+            <w:pPr>
+              <w:spacing w:after="10" w:before="0"/>
+              <w:ind w:left="120"/>
+            </w:pPr>
+            <w:hyperlink w:history="1" r:id="rId4b1ha_-x-xaxwu64aeo4v">
+              <w:r>
+                <w:rPr>
+                  <w:rFonts w:ascii="Arial" w:cs="Arial" w:eastAsia="Arial" w:hAnsi="Arial"/>
+                  <w:color w:val="595959"/>
+                  <w:sz w:val="14"/>
+                  <w:szCs w:val="14"/>
+                  <w:u w:val="single" w:color="595959"/>
+                </w:rPr>
+                <w:t xml:space="preserve">🔍 Search ARES for videos</w:t>
+              </w:r>
+            </w:hyperlink>
+          </w:p>
+          <w:p>
+            <w:pPr>
+              <w:spacing w:after="10" w:before="0"/>
+              <w:ind w:left="120"/>
+            </w:pPr>
+            <w:r>
+              <w:rPr>
+                <w:rFonts w:ascii="Arial" w:cs="Arial" w:eastAsia="Arial" w:hAnsi="Arial"/>
+                <w:color w:val="595959"/>
+                <w:sz w:val="14"/>
+                <w:szCs w:val="14"/>
+              </w:rPr>
+              <w:t xml:space="preserve">Search terms: respiration anaerobic economic importance</w:t>
+            </w:r>
+          </w:p>
+          <w:p>
+            <w:pPr>
+              <w:spacing w:after="40" w:before="0"/>
+            </w:pPr>
+            <w:r>
+              <w:rPr>
+                <w:sz w:val="14"/>
+                <w:szCs w:val="14"/>
+              </w:rPr>
+              <w:t xml:space="preserve"/>
+            </w:r>
+          </w:p>
+          <w:p>
+            <w:pPr>
+              <w:spacing w:after="20" w:before="0"/>
+            </w:pPr>
+            <w:r>
+              <w:rPr>
+                <w:rFonts w:ascii="Arial" w:cs="Arial" w:eastAsia="Arial" w:hAnsi="Arial"/>
+                <w:b/>
+                <w:bCs/>
+                <w:color w:val="1F3864"/>
+                <w:sz w:val="16"/>
+                <w:szCs w:val="16"/>
+              </w:rPr>
+              <w:t xml:space="preserve">📖 EXERCISE:</w:t>
+            </w:r>
+          </w:p>
+          <w:p>
+            <w:pPr>
+              <w:spacing w:after="20" w:before="0"/>
+            </w:pPr>
+            <w:hyperlink w:history="1" r:id="rIdxmmijqc9hpv6voajydhmd">
               <w:r>
                 <w:rPr>
                   <w:rFonts w:ascii="Arial" w:cs="Arial" w:eastAsia="Arial" w:hAnsi="Arial"/>
@@ -21510,7 +21586,7 @@
                   <w:szCs w:val="16"/>
                   <w:u w:val="single" w:color="2E75B6"/>
                 </w:rPr>
-                <w:t xml:space="preserve">Biodiversity flourishes in Phanerozoic eon</w:t>
+                <w:t xml:space="preserve">Fermentation and anaerobic respiration</w:t>
               </w:r>
             </w:hyperlink>
           </w:p>
@@ -21534,85 +21610,7 @@
               <w:spacing w:after="10" w:before="0"/>
               <w:ind w:left="120"/>
             </w:pPr>
-            <w:hyperlink w:history="1" r:id="rIdu4liuuo5aao6irp1rud0-">
-              <w:r>
-                <w:rPr>
-                  <w:rFonts w:ascii="Arial" w:cs="Arial" w:eastAsia="Arial" w:hAnsi="Arial"/>
-                  <w:color w:val="595959"/>
-                  <w:sz w:val="14"/>
-                  <w:szCs w:val="14"/>
-                  <w:u w:val="single" w:color="595959"/>
-                </w:rPr>
-                <w:t xml:space="preserve">🔍 Search ARES for similar videos</w:t>
-              </w:r>
-            </w:hyperlink>
-          </w:p>
-          <w:p>
-            <w:pPr>
-              <w:spacing w:after="40" w:before="0"/>
-            </w:pPr>
-            <w:r>
-              <w:rPr>
-                <w:sz w:val="14"/>
-                <w:szCs w:val="14"/>
-              </w:rPr>
-              <w:t xml:space="preserve"/>
-            </w:r>
-          </w:p>
-          <w:p>
-            <w:pPr>
-              <w:spacing w:after="20" w:before="0"/>
-            </w:pPr>
-            <w:r>
-              <w:rPr>
-                <w:rFonts w:ascii="Arial" w:cs="Arial" w:eastAsia="Arial" w:hAnsi="Arial"/>
-                <w:b/>
-                <w:bCs/>
-                <w:color w:val="1F3864"/>
-                <w:sz w:val="16"/>
-                <w:szCs w:val="16"/>
-              </w:rPr>
-              <w:t xml:space="preserve">📖 HTML:</w:t>
-            </w:r>
-          </w:p>
-          <w:p>
-            <w:pPr>
-              <w:spacing w:after="20" w:before="0"/>
-            </w:pPr>
-            <w:hyperlink w:history="1" r:id="rIdjrhg6wrlum3yirhyy4drc">
-              <w:r>
-                <w:rPr>
-                  <w:rFonts w:ascii="Arial" w:cs="Arial" w:eastAsia="Arial" w:hAnsi="Arial"/>
-                  <w:color w:val="2E75B6"/>
-                  <w:sz w:val="16"/>
-                  <w:szCs w:val="16"/>
-                  <w:u w:val="single" w:color="2E75B6"/>
-                </w:rPr>
-                <w:t xml:space="preserve">Anaerobic vs Aerobic Respiration (Flexbook)</w:t>
-              </w:r>
-            </w:hyperlink>
-          </w:p>
-          <w:p>
-            <w:pPr>
-              <w:spacing w:after="10" w:before="0"/>
-              <w:ind w:left="120"/>
-            </w:pPr>
-            <w:r>
-              <w:rPr>
-                <w:rFonts w:ascii="Arial" w:cs="Arial" w:eastAsia="Arial" w:hAnsi="Arial"/>
-                <w:color w:val="595959"/>
-                <w:sz w:val="14"/>
-                <w:szCs w:val="14"/>
-              </w:rPr>
-              <w:t xml:space="preserve">Source: CK-12</w:t>
-            </w:r>
-          </w:p>
-          <w:p>
-            <w:pPr>
-              <w:spacing w:after="10" w:before="0"/>
-              <w:ind w:left="120"/>
-            </w:pPr>
-            <w:hyperlink w:history="1" r:id="rIdviujxysk1qcweyd0txbs-">
+            <w:hyperlink w:history="1" r:id="rIdhkqbvqxy5ibpkxy3qj3xa">
               <w:r>
                 <w:rPr>
                   <w:rFonts w:ascii="Arial" w:cs="Arial" w:eastAsia="Arial" w:hAnsi="Arial"/>
@@ -21807,7 +21805,84 @@
             <w:pPr>
               <w:spacing w:after="20" w:before="0"/>
             </w:pPr>
-            <w:hyperlink w:history="1" r:id="rId-jwwzarcet65nlfkuwg3u">
+            <w:r>
+              <w:rPr>
+                <w:rFonts w:ascii="Arial" w:cs="Arial" w:eastAsia="Arial" w:hAnsi="Arial"/>
+                <w:i/>
+                <w:iCs/>
+                <w:color w:val="595959"/>
+                <w:sz w:val="16"/>
+                <w:szCs w:val="16"/>
+              </w:rPr>
+              <w:t xml:space="preserve">No closely matching video in the ARES library for this activity.</w:t>
+            </w:r>
+          </w:p>
+          <w:p>
+            <w:pPr>
+              <w:spacing w:after="10" w:before="0"/>
+              <w:ind w:left="120"/>
+            </w:pPr>
+            <w:hyperlink w:history="1" r:id="rIdtkfdz2hzt-n-zu5w0jwjn">
+              <w:r>
+                <w:rPr>
+                  <w:rFonts w:ascii="Arial" w:cs="Arial" w:eastAsia="Arial" w:hAnsi="Arial"/>
+                  <w:color w:val="595959"/>
+                  <w:sz w:val="14"/>
+                  <w:szCs w:val="14"/>
+                  <w:u w:val="single" w:color="595959"/>
+                </w:rPr>
+                <w:t xml:space="preserve">🔍 Search ARES for videos</w:t>
+              </w:r>
+            </w:hyperlink>
+          </w:p>
+          <w:p>
+            <w:pPr>
+              <w:spacing w:after="10" w:before="0"/>
+              <w:ind w:left="120"/>
+            </w:pPr>
+            <w:r>
+              <w:rPr>
+                <w:rFonts w:ascii="Arial" w:cs="Arial" w:eastAsia="Arial" w:hAnsi="Arial"/>
+                <w:color w:val="595959"/>
+                <w:sz w:val="14"/>
+                <w:szCs w:val="14"/>
+              </w:rPr>
+              <w:t xml:space="preserve">Search terms: respiration anaerobic economic importance</w:t>
+            </w:r>
+          </w:p>
+          <w:p>
+            <w:pPr>
+              <w:spacing w:after="40" w:before="0"/>
+            </w:pPr>
+            <w:r>
+              <w:rPr>
+                <w:sz w:val="14"/>
+                <w:szCs w:val="14"/>
+              </w:rPr>
+              <w:t xml:space="preserve"/>
+            </w:r>
+          </w:p>
+          <w:p>
+            <w:pPr>
+              <w:spacing w:after="20" w:before="0"/>
+            </w:pPr>
+            <w:r>
+              <w:rPr>
+                <w:rFonts w:ascii="Arial" w:cs="Arial" w:eastAsia="Arial" w:hAnsi="Arial"/>
+                <w:b/>
+                <w:bCs/>
+                <w:color w:val="1F3864"/>
+                <w:sz w:val="16"/>
+                <w:szCs w:val="16"/>
+              </w:rPr>
+              <w:t xml:space="preserve">📖 EXERCISE:</w:t>
+            </w:r>
+          </w:p>
+          <w:p>
+            <w:pPr>
+              <w:spacing w:after="20" w:before="0"/>
+            </w:pPr>
+            <w:hyperlink w:history="1" r:id="rIdeph3beogdll7sa_lrpizp">
               <w:r>
                 <w:rPr>
                   <w:rFonts w:ascii="Arial" w:cs="Arial" w:eastAsia="Arial" w:hAnsi="Arial"/>
@@ -21816,7 +21891,7 @@
                   <w:szCs w:val="16"/>
                   <w:u w:val="single" w:color="2E75B6"/>
                 </w:rPr>
-                <w:t xml:space="preserve">Biodiversity flourishes in Phanerozoic eon</w:t>
+                <w:t xml:space="preserve">Fermentation and anaerobic respiration</w:t>
               </w:r>
             </w:hyperlink>
           </w:p>
@@ -21840,85 +21915,7 @@
               <w:spacing w:after="10" w:before="0"/>
               <w:ind w:left="120"/>
             </w:pPr>
-            <w:hyperlink w:history="1" r:id="rIdv9xejd0igwwhuock0qu_c">
-              <w:r>
-                <w:rPr>
-                  <w:rFonts w:ascii="Arial" w:cs="Arial" w:eastAsia="Arial" w:hAnsi="Arial"/>
-                  <w:color w:val="595959"/>
-                  <w:sz w:val="14"/>
-                  <w:szCs w:val="14"/>
-                  <w:u w:val="single" w:color="595959"/>
-                </w:rPr>
-                <w:t xml:space="preserve">🔍 Search ARES for similar videos</w:t>
-              </w:r>
-            </w:hyperlink>
-          </w:p>
-          <w:p>
-            <w:pPr>
-              <w:spacing w:after="40" w:before="0"/>
-            </w:pPr>
-            <w:r>
-              <w:rPr>
-                <w:sz w:val="14"/>
-                <w:szCs w:val="14"/>
-              </w:rPr>
-              <w:t xml:space="preserve"/>
-            </w:r>
-          </w:p>
-          <w:p>
-            <w:pPr>
-              <w:spacing w:after="20" w:before="0"/>
-            </w:pPr>
-            <w:r>
-              <w:rPr>
-                <w:rFonts w:ascii="Arial" w:cs="Arial" w:eastAsia="Arial" w:hAnsi="Arial"/>
-                <w:b/>
-                <w:bCs/>
-                <w:color w:val="1F3864"/>
-                <w:sz w:val="16"/>
-                <w:szCs w:val="16"/>
-              </w:rPr>
-              <w:t xml:space="preserve">📖 HTML:</w:t>
-            </w:r>
-          </w:p>
-          <w:p>
-            <w:pPr>
-              <w:spacing w:after="20" w:before="0"/>
-            </w:pPr>
-            <w:hyperlink w:history="1" r:id="rIdd9fqdwvfpyoyiql-i1bh-">
-              <w:r>
-                <w:rPr>
-                  <w:rFonts w:ascii="Arial" w:cs="Arial" w:eastAsia="Arial" w:hAnsi="Arial"/>
-                  <w:color w:val="2E75B6"/>
-                  <w:sz w:val="16"/>
-                  <w:szCs w:val="16"/>
-                  <w:u w:val="single" w:color="2E75B6"/>
-                </w:rPr>
-                <w:t xml:space="preserve">Anaerobic vs Aerobic Respiration (Flexbook)</w:t>
-              </w:r>
-            </w:hyperlink>
-          </w:p>
-          <w:p>
-            <w:pPr>
-              <w:spacing w:after="10" w:before="0"/>
-              <w:ind w:left="120"/>
-            </w:pPr>
-            <w:r>
-              <w:rPr>
-                <w:rFonts w:ascii="Arial" w:cs="Arial" w:eastAsia="Arial" w:hAnsi="Arial"/>
-                <w:color w:val="595959"/>
-                <w:sz w:val="14"/>
-                <w:szCs w:val="14"/>
-              </w:rPr>
-              <w:t xml:space="preserve">Source: CK-12</w:t>
-            </w:r>
-          </w:p>
-          <w:p>
-            <w:pPr>
-              <w:spacing w:after="10" w:before="0"/>
-              <w:ind w:left="120"/>
-            </w:pPr>
-            <w:hyperlink w:history="1" r:id="rIdyebuvlszj3szibsxekag2">
+            <w:hyperlink w:history="1" r:id="rIdkyovjdehn7aqyzy35id5e">
               <w:r>
                 <w:rPr>
                   <w:rFonts w:ascii="Arial" w:cs="Arial" w:eastAsia="Arial" w:hAnsi="Arial"/>
@@ -22113,7 +22110,84 @@
             <w:pPr>
               <w:spacing w:after="20" w:before="0"/>
             </w:pPr>
-            <w:hyperlink w:history="1" r:id="rIdjzzeswtyas_3sm5tazd4n">
+            <w:r>
+              <w:rPr>
+                <w:rFonts w:ascii="Arial" w:cs="Arial" w:eastAsia="Arial" w:hAnsi="Arial"/>
+                <w:i/>
+                <w:iCs/>
+                <w:color w:val="595959"/>
+                <w:sz w:val="16"/>
+                <w:szCs w:val="16"/>
+              </w:rPr>
+              <w:t xml:space="preserve">No closely matching video in the ARES library for this activity.</w:t>
+            </w:r>
+          </w:p>
+          <w:p>
+            <w:pPr>
+              <w:spacing w:after="10" w:before="0"/>
+              <w:ind w:left="120"/>
+            </w:pPr>
+            <w:hyperlink w:history="1" r:id="rId2pwkjjiwsrgvypmwskpjy">
+              <w:r>
+                <w:rPr>
+                  <w:rFonts w:ascii="Arial" w:cs="Arial" w:eastAsia="Arial" w:hAnsi="Arial"/>
+                  <w:color w:val="595959"/>
+                  <w:sz w:val="14"/>
+                  <w:szCs w:val="14"/>
+                  <w:u w:val="single" w:color="595959"/>
+                </w:rPr>
+                <w:t xml:space="preserve">🔍 Search ARES for videos</w:t>
+              </w:r>
+            </w:hyperlink>
+          </w:p>
+          <w:p>
+            <w:pPr>
+              <w:spacing w:after="10" w:before="0"/>
+              <w:ind w:left="120"/>
+            </w:pPr>
+            <w:r>
+              <w:rPr>
+                <w:rFonts w:ascii="Arial" w:cs="Arial" w:eastAsia="Arial" w:hAnsi="Arial"/>
+                <w:color w:val="595959"/>
+                <w:sz w:val="14"/>
+                <w:szCs w:val="14"/>
+              </w:rPr>
+              <w:t xml:space="preserve">Search terms: respiration anaerobic economic importance</w:t>
+            </w:r>
+          </w:p>
+          <w:p>
+            <w:pPr>
+              <w:spacing w:after="40" w:before="0"/>
+            </w:pPr>
+            <w:r>
+              <w:rPr>
+                <w:sz w:val="14"/>
+                <w:szCs w:val="14"/>
+              </w:rPr>
+              <w:t xml:space="preserve"/>
+            </w:r>
+          </w:p>
+          <w:p>
+            <w:pPr>
+              <w:spacing w:after="20" w:before="0"/>
+            </w:pPr>
+            <w:r>
+              <w:rPr>
+                <w:rFonts w:ascii="Arial" w:cs="Arial" w:eastAsia="Arial" w:hAnsi="Arial"/>
+                <w:b/>
+                <w:bCs/>
+                <w:color w:val="1F3864"/>
+                <w:sz w:val="16"/>
+                <w:szCs w:val="16"/>
+              </w:rPr>
+              <w:t xml:space="preserve">📖 EXERCISE:</w:t>
+            </w:r>
+          </w:p>
+          <w:p>
+            <w:pPr>
+              <w:spacing w:after="20" w:before="0"/>
+            </w:pPr>
+            <w:hyperlink w:history="1" r:id="rIdfocvzn-01fvkqit5n8pui">
               <w:r>
                 <w:rPr>
                   <w:rFonts w:ascii="Arial" w:cs="Arial" w:eastAsia="Arial" w:hAnsi="Arial"/>
@@ -22122,7 +22196,7 @@
                   <w:szCs w:val="16"/>
                   <w:u w:val="single" w:color="2E75B6"/>
                 </w:rPr>
-                <w:t xml:space="preserve">Biodiversity flourishes in Phanerozoic eon</w:t>
+                <w:t xml:space="preserve">Fermentation and anaerobic respiration</w:t>
               </w:r>
             </w:hyperlink>
           </w:p>
@@ -22146,85 +22220,7 @@
               <w:spacing w:after="10" w:before="0"/>
               <w:ind w:left="120"/>
             </w:pPr>
-            <w:hyperlink w:history="1" r:id="rIdc7euo942zxwc8rirhel7k">
-              <w:r>
-                <w:rPr>
-                  <w:rFonts w:ascii="Arial" w:cs="Arial" w:eastAsia="Arial" w:hAnsi="Arial"/>
-                  <w:color w:val="595959"/>
-                  <w:sz w:val="14"/>
-                  <w:szCs w:val="14"/>
-                  <w:u w:val="single" w:color="595959"/>
-                </w:rPr>
-                <w:t xml:space="preserve">🔍 Search ARES for similar videos</w:t>
-              </w:r>
-            </w:hyperlink>
-          </w:p>
-          <w:p>
-            <w:pPr>
-              <w:spacing w:after="40" w:before="0"/>
-            </w:pPr>
-            <w:r>
-              <w:rPr>
-                <w:sz w:val="14"/>
-                <w:szCs w:val="14"/>
-              </w:rPr>
-              <w:t xml:space="preserve"/>
-            </w:r>
-          </w:p>
-          <w:p>
-            <w:pPr>
-              <w:spacing w:after="20" w:before="0"/>
-            </w:pPr>
-            <w:r>
-              <w:rPr>
-                <w:rFonts w:ascii="Arial" w:cs="Arial" w:eastAsia="Arial" w:hAnsi="Arial"/>
-                <w:b/>
-                <w:bCs/>
-                <w:color w:val="1F3864"/>
-                <w:sz w:val="16"/>
-                <w:szCs w:val="16"/>
-              </w:rPr>
-              <w:t xml:space="preserve">📖 HTML:</w:t>
-            </w:r>
-          </w:p>
-          <w:p>
-            <w:pPr>
-              <w:spacing w:after="20" w:before="0"/>
-            </w:pPr>
-            <w:hyperlink w:history="1" r:id="rIdjl6llmxjit9urxrmyl3gp">
-              <w:r>
-                <w:rPr>
-                  <w:rFonts w:ascii="Arial" w:cs="Arial" w:eastAsia="Arial" w:hAnsi="Arial"/>
-                  <w:color w:val="2E75B6"/>
-                  <w:sz w:val="16"/>
-                  <w:szCs w:val="16"/>
-                  <w:u w:val="single" w:color="2E75B6"/>
-                </w:rPr>
-                <w:t xml:space="preserve">Anaerobic vs Aerobic Respiration (Flexbook)</w:t>
-              </w:r>
-            </w:hyperlink>
-          </w:p>
-          <w:p>
-            <w:pPr>
-              <w:spacing w:after="10" w:before="0"/>
-              <w:ind w:left="120"/>
-            </w:pPr>
-            <w:r>
-              <w:rPr>
-                <w:rFonts w:ascii="Arial" w:cs="Arial" w:eastAsia="Arial" w:hAnsi="Arial"/>
-                <w:color w:val="595959"/>
-                <w:sz w:val="14"/>
-                <w:szCs w:val="14"/>
-              </w:rPr>
-              <w:t xml:space="preserve">Source: CK-12</w:t>
-            </w:r>
-          </w:p>
-          <w:p>
-            <w:pPr>
-              <w:spacing w:after="10" w:before="0"/>
-              <w:ind w:left="120"/>
-            </w:pPr>
-            <w:hyperlink w:history="1" r:id="rIdlpcksi37np9algk1pottc">
+            <w:hyperlink w:history="1" r:id="rId7v8akgpypwlzotvj4l-gk">
               <w:r>
                 <w:rPr>
                   <w:rFonts w:ascii="Arial" w:cs="Arial" w:eastAsia="Arial" w:hAnsi="Arial"/>
@@ -22419,7 +22415,84 @@
             <w:pPr>
               <w:spacing w:after="20" w:before="0"/>
             </w:pPr>
-            <w:hyperlink w:history="1" r:id="rIdazw7gk2mltcyivx_prxig">
+            <w:r>
+              <w:rPr>
+                <w:rFonts w:ascii="Arial" w:cs="Arial" w:eastAsia="Arial" w:hAnsi="Arial"/>
+                <w:i/>
+                <w:iCs/>
+                <w:color w:val="595959"/>
+                <w:sz w:val="16"/>
+                <w:szCs w:val="16"/>
+              </w:rPr>
+              <w:t xml:space="preserve">No closely matching video in the ARES library for this activity.</w:t>
+            </w:r>
+          </w:p>
+          <w:p>
+            <w:pPr>
+              <w:spacing w:after="10" w:before="0"/>
+              <w:ind w:left="120"/>
+            </w:pPr>
+            <w:hyperlink w:history="1" r:id="rIdgbk7xbx8vja5sp_xvqor2">
+              <w:r>
+                <w:rPr>
+                  <w:rFonts w:ascii="Arial" w:cs="Arial" w:eastAsia="Arial" w:hAnsi="Arial"/>
+                  <w:color w:val="595959"/>
+                  <w:sz w:val="14"/>
+                  <w:szCs w:val="14"/>
+                  <w:u w:val="single" w:color="595959"/>
+                </w:rPr>
+                <w:t xml:space="preserve">🔍 Search ARES for videos</w:t>
+              </w:r>
+            </w:hyperlink>
+          </w:p>
+          <w:p>
+            <w:pPr>
+              <w:spacing w:after="10" w:before="0"/>
+              <w:ind w:left="120"/>
+            </w:pPr>
+            <w:r>
+              <w:rPr>
+                <w:rFonts w:ascii="Arial" w:cs="Arial" w:eastAsia="Arial" w:hAnsi="Arial"/>
+                <w:color w:val="595959"/>
+                <w:sz w:val="14"/>
+                <w:szCs w:val="14"/>
+              </w:rPr>
+              <w:t xml:space="preserve">Search terms: respiration anaerobic economic importance</w:t>
+            </w:r>
+          </w:p>
+          <w:p>
+            <w:pPr>
+              <w:spacing w:after="40" w:before="0"/>
+            </w:pPr>
+            <w:r>
+              <w:rPr>
+                <w:sz w:val="14"/>
+                <w:szCs w:val="14"/>
+              </w:rPr>
+              <w:t xml:space="preserve"/>
+            </w:r>
+          </w:p>
+          <w:p>
+            <w:pPr>
+              <w:spacing w:after="20" w:before="0"/>
+            </w:pPr>
+            <w:r>
+              <w:rPr>
+                <w:rFonts w:ascii="Arial" w:cs="Arial" w:eastAsia="Arial" w:hAnsi="Arial"/>
+                <w:b/>
+                <w:bCs/>
+                <w:color w:val="1F3864"/>
+                <w:sz w:val="16"/>
+                <w:szCs w:val="16"/>
+              </w:rPr>
+              <w:t xml:space="preserve">📖 EXERCISE:</w:t>
+            </w:r>
+          </w:p>
+          <w:p>
+            <w:pPr>
+              <w:spacing w:after="20" w:before="0"/>
+            </w:pPr>
+            <w:hyperlink w:history="1" r:id="rIdf1sxgebum27lxqgqwn7ov">
               <w:r>
                 <w:rPr>
                   <w:rFonts w:ascii="Arial" w:cs="Arial" w:eastAsia="Arial" w:hAnsi="Arial"/>
@@ -22428,7 +22501,7 @@
                   <w:szCs w:val="16"/>
                   <w:u w:val="single" w:color="2E75B6"/>
                 </w:rPr>
-                <w:t xml:space="preserve">Biodiversity flourishes in Phanerozoic eon</w:t>
+                <w:t xml:space="preserve">Fermentation and anaerobic respiration</w:t>
               </w:r>
             </w:hyperlink>
           </w:p>
@@ -22452,85 +22525,7 @@
               <w:spacing w:after="10" w:before="0"/>
               <w:ind w:left="120"/>
             </w:pPr>
-            <w:hyperlink w:history="1" r:id="rIdjggahyfqpnejdayqixc17">
-              <w:r>
-                <w:rPr>
-                  <w:rFonts w:ascii="Arial" w:cs="Arial" w:eastAsia="Arial" w:hAnsi="Arial"/>
-                  <w:color w:val="595959"/>
-                  <w:sz w:val="14"/>
-                  <w:szCs w:val="14"/>
-                  <w:u w:val="single" w:color="595959"/>
-                </w:rPr>
-                <w:t xml:space="preserve">🔍 Search ARES for similar videos</w:t>
-              </w:r>
-            </w:hyperlink>
-          </w:p>
-          <w:p>
-            <w:pPr>
-              <w:spacing w:after="40" w:before="0"/>
-            </w:pPr>
-            <w:r>
-              <w:rPr>
-                <w:sz w:val="14"/>
-                <w:szCs w:val="14"/>
-              </w:rPr>
-              <w:t xml:space="preserve"/>
-            </w:r>
-          </w:p>
-          <w:p>
-            <w:pPr>
-              <w:spacing w:after="20" w:before="0"/>
-            </w:pPr>
-            <w:r>
-              <w:rPr>
-                <w:rFonts w:ascii="Arial" w:cs="Arial" w:eastAsia="Arial" w:hAnsi="Arial"/>
-                <w:b/>
-                <w:bCs/>
-                <w:color w:val="1F3864"/>
-                <w:sz w:val="16"/>
-                <w:szCs w:val="16"/>
-              </w:rPr>
-              <w:t xml:space="preserve">📖 HTML:</w:t>
-            </w:r>
-          </w:p>
-          <w:p>
-            <w:pPr>
-              <w:spacing w:after="20" w:before="0"/>
-            </w:pPr>
-            <w:hyperlink w:history="1" r:id="rIdi3rqs9kjynbi97c3uguzu">
-              <w:r>
-                <w:rPr>
-                  <w:rFonts w:ascii="Arial" w:cs="Arial" w:eastAsia="Arial" w:hAnsi="Arial"/>
-                  <w:color w:val="2E75B6"/>
-                  <w:sz w:val="16"/>
-                  <w:szCs w:val="16"/>
-                  <w:u w:val="single" w:color="2E75B6"/>
-                </w:rPr>
-                <w:t xml:space="preserve">Anaerobic vs Aerobic Respiration (Flexbook)</w:t>
-              </w:r>
-            </w:hyperlink>
-          </w:p>
-          <w:p>
-            <w:pPr>
-              <w:spacing w:after="10" w:before="0"/>
-              <w:ind w:left="120"/>
-            </w:pPr>
-            <w:r>
-              <w:rPr>
-                <w:rFonts w:ascii="Arial" w:cs="Arial" w:eastAsia="Arial" w:hAnsi="Arial"/>
-                <w:color w:val="595959"/>
-                <w:sz w:val="14"/>
-                <w:szCs w:val="14"/>
-              </w:rPr>
-              <w:t xml:space="preserve">Source: CK-12</w:t>
-            </w:r>
-          </w:p>
-          <w:p>
-            <w:pPr>
-              <w:spacing w:after="10" w:before="0"/>
-              <w:ind w:left="120"/>
-            </w:pPr>
-            <w:hyperlink w:history="1" r:id="rIdxuutthztbo56lh3xnzql9">
+            <w:hyperlink w:history="1" r:id="rIdezxxbebwcqw1u7ccemdxd">
               <w:r>
                 <w:rPr>
                   <w:rFonts w:ascii="Arial" w:cs="Arial" w:eastAsia="Arial" w:hAnsi="Arial"/>
@@ -24131,7 +24126,7 @@
             <w:pPr>
               <w:spacing w:after="20" w:before="0"/>
             </w:pPr>
-            <w:hyperlink w:history="1" r:id="rIddw5v80yqxvlnbrwsp0fnd">
+            <w:hyperlink w:history="1" r:id="rIdxr8oflnmak6iy25lbyihr">
               <w:r>
                 <w:rPr>
                   <w:rFonts w:ascii="Arial" w:cs="Arial" w:eastAsia="Arial" w:hAnsi="Arial"/>
@@ -24140,7 +24135,7 @@
                   <w:szCs w:val="16"/>
                   <w:u w:val="single" w:color="2E75B6"/>
                 </w:rPr>
-                <w:t xml:space="preserve">Cellular respiration introduction</w:t>
+                <w:t xml:space="preserve">Lactic acid fermentation</w:t>
               </w:r>
             </w:hyperlink>
           </w:p>
@@ -24164,7 +24159,7 @@
               <w:spacing w:after="10" w:before="0"/>
               <w:ind w:left="120"/>
             </w:pPr>
-            <w:hyperlink w:history="1" r:id="rId_b2ydqrbcdxjdxuqoqeqo">
+            <w:hyperlink w:history="1" r:id="rIdubxqjzb3glmycxdjk4rqm">
               <w:r>
                 <w:rPr>
                   <w:rFonts w:ascii="Arial" w:cs="Arial" w:eastAsia="Arial" w:hAnsi="Arial"/>
@@ -24209,7 +24204,7 @@
             <w:pPr>
               <w:spacing w:after="20" w:before="0"/>
             </w:pPr>
-            <w:hyperlink w:history="1" r:id="rIdxd7nf35svnsakw_mpvgaq">
+            <w:hyperlink w:history="1" r:id="rIdtjbxwqrwgfitcv7isqv9e">
               <w:r>
                 <w:rPr>
                   <w:rFonts w:ascii="Arial" w:cs="Arial" w:eastAsia="Arial" w:hAnsi="Arial"/>
@@ -24218,7 +24213,7 @@
                   <w:szCs w:val="16"/>
                   <w:u w:val="single" w:color="2E75B6"/>
                 </w:rPr>
-                <w:t xml:space="preserve">Cellular Respiration (Flexbook)</w:t>
+                <w:t xml:space="preserve">Anaerobic vs Aerobic Respiration (Flexbook)</w:t>
               </w:r>
             </w:hyperlink>
           </w:p>
@@ -24242,7 +24237,7 @@
               <w:spacing w:after="10" w:before="0"/>
               <w:ind w:left="120"/>
             </w:pPr>
-            <w:hyperlink w:history="1" r:id="rId8r0tyg-xczcl6bkt_0ieg">
+            <w:hyperlink w:history="1" r:id="rIdbjfqpnf5if1slqu_z_rhb">
               <w:r>
                 <w:rPr>
                   <w:rFonts w:ascii="Arial" w:cs="Arial" w:eastAsia="Arial" w:hAnsi="Arial"/>
@@ -24437,7 +24432,7 @@
             <w:pPr>
               <w:spacing w:after="20" w:before="0"/>
             </w:pPr>
-            <w:hyperlink w:history="1" r:id="rIdsbb-xavz8-_tgzpk0jrzb">
+            <w:hyperlink w:history="1" r:id="rIdyi_ngsle5bdebard0rcki">
               <w:r>
                 <w:rPr>
                   <w:rFonts w:ascii="Arial" w:cs="Arial" w:eastAsia="Arial" w:hAnsi="Arial"/>
@@ -24446,7 +24441,7 @@
                   <w:szCs w:val="16"/>
                   <w:u w:val="single" w:color="2E75B6"/>
                 </w:rPr>
-                <w:t xml:space="preserve">Cellular respiration introduction</w:t>
+                <w:t xml:space="preserve">Alcohol or ethanol fermentation</w:t>
               </w:r>
             </w:hyperlink>
           </w:p>
@@ -24470,7 +24465,7 @@
               <w:spacing w:after="10" w:before="0"/>
               <w:ind w:left="120"/>
             </w:pPr>
-            <w:hyperlink w:history="1" r:id="rIdaiwiyetjkgukni3e1cdch">
+            <w:hyperlink w:history="1" r:id="rIdoptwjt6y5kcvfjioznf7k">
               <w:r>
                 <w:rPr>
                   <w:rFonts w:ascii="Arial" w:cs="Arial" w:eastAsia="Arial" w:hAnsi="Arial"/>
@@ -24508,14 +24503,14 @@
                 <w:sz w:val="16"/>
                 <w:szCs w:val="16"/>
               </w:rPr>
-              <w:t xml:space="preserve">📖 HTML:</w:t>
+              <w:t xml:space="preserve">📖 EXERCISE:</w:t>
             </w:r>
           </w:p>
           <w:p>
             <w:pPr>
               <w:spacing w:after="20" w:before="0"/>
             </w:pPr>
-            <w:hyperlink w:history="1" r:id="rIduafoomiquzubnahdwjipd">
+            <w:hyperlink w:history="1" r:id="rId_eblsloc1lujb4axhr0c4">
               <w:r>
                 <w:rPr>
                   <w:rFonts w:ascii="Arial" w:cs="Arial" w:eastAsia="Arial" w:hAnsi="Arial"/>
@@ -24524,7 +24519,7 @@
                   <w:szCs w:val="16"/>
                   <w:u w:val="single" w:color="2E75B6"/>
                 </w:rPr>
-                <w:t xml:space="preserve">Cellular Respiration (Flexbook)</w:t>
+                <w:t xml:space="preserve">Anaerobic vs Aerobic Respiration Practice</w:t>
               </w:r>
             </w:hyperlink>
           </w:p>
@@ -24548,7 +24543,7 @@
               <w:spacing w:after="10" w:before="0"/>
               <w:ind w:left="120"/>
             </w:pPr>
-            <w:hyperlink w:history="1" r:id="rIdwliwimcilra0-6urja-lp">
+            <w:hyperlink w:history="1" r:id="rIdyvmdxeilrijzel-kiylmw">
               <w:r>
                 <w:rPr>
                   <w:rFonts w:ascii="Arial" w:cs="Arial" w:eastAsia="Arial" w:hAnsi="Arial"/>
@@ -24743,7 +24738,7 @@
             <w:pPr>
               <w:spacing w:after="20" w:before="0"/>
             </w:pPr>
-            <w:hyperlink w:history="1" r:id="rIdnb9n_av1kseqm4ivhlfs8">
+            <w:hyperlink w:history="1" r:id="rId5o7w88mc865ksxsg0zmww">
               <w:r>
                 <w:rPr>
                   <w:rFonts w:ascii="Arial" w:cs="Arial" w:eastAsia="Arial" w:hAnsi="Arial"/>
@@ -24752,7 +24747,7 @@
                   <w:szCs w:val="16"/>
                   <w:u w:val="single" w:color="2E75B6"/>
                 </w:rPr>
-                <w:t xml:space="preserve">Cellular respiration introduction</w:t>
+                <w:t xml:space="preserve">Lactic acid fermentation</w:t>
               </w:r>
             </w:hyperlink>
           </w:p>
@@ -24776,7 +24771,7 @@
               <w:spacing w:after="10" w:before="0"/>
               <w:ind w:left="120"/>
             </w:pPr>
-            <w:hyperlink w:history="1" r:id="rIdqeoy2m-nnsxktrproq0ck">
+            <w:hyperlink w:history="1" r:id="rId3wnt97azbzvbdosobjrr6">
               <w:r>
                 <w:rPr>
                   <w:rFonts w:ascii="Arial" w:cs="Arial" w:eastAsia="Arial" w:hAnsi="Arial"/>
@@ -24814,14 +24809,14 @@
                 <w:sz w:val="16"/>
                 <w:szCs w:val="16"/>
               </w:rPr>
-              <w:t xml:space="preserve">📖 HTML:</w:t>
+              <w:t xml:space="preserve">📖 EXERCISE:</w:t>
             </w:r>
           </w:p>
           <w:p>
             <w:pPr>
               <w:spacing w:after="20" w:before="0"/>
             </w:pPr>
-            <w:hyperlink w:history="1" r:id="rIdefjjnhi0wkgx_xcronlpo">
+            <w:hyperlink w:history="1" r:id="rIdk_aifmdtor8htly4wdgck">
               <w:r>
                 <w:rPr>
                   <w:rFonts w:ascii="Arial" w:cs="Arial" w:eastAsia="Arial" w:hAnsi="Arial"/>
@@ -24830,7 +24825,7 @@
                   <w:szCs w:val="16"/>
                   <w:u w:val="single" w:color="2E75B6"/>
                 </w:rPr>
-                <w:t xml:space="preserve">Cellular Respiration (Flexbook)</w:t>
+                <w:t xml:space="preserve">Anaerobic and Aerobic Respiration Practice</w:t>
               </w:r>
             </w:hyperlink>
           </w:p>
@@ -24854,7 +24849,7 @@
               <w:spacing w:after="10" w:before="0"/>
               <w:ind w:left="120"/>
             </w:pPr>
-            <w:hyperlink w:history="1" r:id="rIdnzdq_l4o4_v_hls_wjh_y">
+            <w:hyperlink w:history="1" r:id="rId5kbkvny0nysh4nlczqtzh">
               <w:r>
                 <w:rPr>
                   <w:rFonts w:ascii="Arial" w:cs="Arial" w:eastAsia="Arial" w:hAnsi="Arial"/>
@@ -25049,7 +25044,7 @@
             <w:pPr>
               <w:spacing w:after="20" w:before="0"/>
             </w:pPr>
-            <w:hyperlink w:history="1" r:id="rIdxujsx1v7xvane3rmexkmx">
+            <w:hyperlink w:history="1" r:id="rIdsi9xviv7r1uqlb18nv3-_">
               <w:r>
                 <w:rPr>
                   <w:rFonts w:ascii="Arial" w:cs="Arial" w:eastAsia="Arial" w:hAnsi="Arial"/>
@@ -25058,7 +25053,7 @@
                   <w:szCs w:val="16"/>
                   <w:u w:val="single" w:color="2E75B6"/>
                 </w:rPr>
-                <w:t xml:space="preserve">Cellular respiration introduction</w:t>
+                <w:t xml:space="preserve">Lactic acid fermentation</w:t>
               </w:r>
             </w:hyperlink>
           </w:p>
@@ -25082,7 +25077,7 @@
               <w:spacing w:after="10" w:before="0"/>
               <w:ind w:left="120"/>
             </w:pPr>
-            <w:hyperlink w:history="1" r:id="rIdhjjtnolhdnuubpcedhfru">
+            <w:hyperlink w:history="1" r:id="rIdnxje4yjpjjpyehkfkafro">
               <w:r>
                 <w:rPr>
                   <w:rFonts w:ascii="Arial" w:cs="Arial" w:eastAsia="Arial" w:hAnsi="Arial"/>
@@ -25120,14 +25115,14 @@
                 <w:sz w:val="16"/>
                 <w:szCs w:val="16"/>
               </w:rPr>
-              <w:t xml:space="preserve">📖 HTML:</w:t>
+              <w:t xml:space="preserve">📖 EXERCISE:</w:t>
             </w:r>
           </w:p>
           <w:p>
             <w:pPr>
               <w:spacing w:after="20" w:before="0"/>
             </w:pPr>
-            <w:hyperlink w:history="1" r:id="rIdckjii2mjm7ozhrqveexnm">
+            <w:hyperlink w:history="1" r:id="rId53xkyegy6ic-ssecbhmkc">
               <w:r>
                 <w:rPr>
                   <w:rFonts w:ascii="Arial" w:cs="Arial" w:eastAsia="Arial" w:hAnsi="Arial"/>
@@ -25136,7 +25131,7 @@
                   <w:szCs w:val="16"/>
                   <w:u w:val="single" w:color="2E75B6"/>
                 </w:rPr>
-                <w:t xml:space="preserve">Cellular Respiration (Flexbook)</w:t>
+                <w:t xml:space="preserve">Fermentation and anaerobic respiration</w:t>
               </w:r>
             </w:hyperlink>
           </w:p>
@@ -25152,7 +25147,7 @@
                 <w:sz w:val="14"/>
                 <w:szCs w:val="14"/>
               </w:rPr>
-              <w:t xml:space="preserve">Source: CK-12</w:t>
+              <w:t xml:space="preserve">Source: Khan Academy (English - US curriculum)</w:t>
             </w:r>
           </w:p>
           <w:p>
@@ -25160,7 +25155,7 @@
               <w:spacing w:after="10" w:before="0"/>
               <w:ind w:left="120"/>
             </w:pPr>
-            <w:hyperlink w:history="1" r:id="rIdoayjvhum0r47yul3ccll7">
+            <w:hyperlink w:history="1" r:id="rId49wcdagjfrntrur1sbhex">
               <w:r>
                 <w:rPr>
                   <w:rFonts w:ascii="Arial" w:cs="Arial" w:eastAsia="Arial" w:hAnsi="Arial"/>
@@ -25355,7 +25350,7 @@
             <w:pPr>
               <w:spacing w:after="20" w:before="0"/>
             </w:pPr>
-            <w:hyperlink w:history="1" r:id="rIdwtkkm3cjizo--gnhcgq2e">
+            <w:hyperlink w:history="1" r:id="rIde34woaazlnmpmrcx4cp7l">
               <w:r>
                 <w:rPr>
                   <w:rFonts w:ascii="Arial" w:cs="Arial" w:eastAsia="Arial" w:hAnsi="Arial"/>
@@ -25364,7 +25359,7 @@
                   <w:szCs w:val="16"/>
                   <w:u w:val="single" w:color="2E75B6"/>
                 </w:rPr>
-                <w:t xml:space="preserve">Cellular respiration introduction</w:t>
+                <w:t xml:space="preserve">Lactic acid fermentation</w:t>
               </w:r>
             </w:hyperlink>
           </w:p>
@@ -25388,7 +25383,7 @@
               <w:spacing w:after="10" w:before="0"/>
               <w:ind w:left="120"/>
             </w:pPr>
-            <w:hyperlink w:history="1" r:id="rIdr8pql5nl6h0gwlrdwhzrn">
+            <w:hyperlink w:history="1" r:id="rIdqnfb5ca7eyd0n424slxak">
               <w:r>
                 <w:rPr>
                   <w:rFonts w:ascii="Arial" w:cs="Arial" w:eastAsia="Arial" w:hAnsi="Arial"/>
@@ -25426,14 +25421,14 @@
                 <w:sz w:val="16"/>
                 <w:szCs w:val="16"/>
               </w:rPr>
-              <w:t xml:space="preserve">📖 HTML:</w:t>
+              <w:t xml:space="preserve">📖 EXERCISE:</w:t>
             </w:r>
           </w:p>
           <w:p>
             <w:pPr>
               <w:spacing w:after="20" w:before="0"/>
             </w:pPr>
-            <w:hyperlink w:history="1" r:id="rIdki5xswgmhd65eqmqj-qya">
+            <w:hyperlink w:history="1" r:id="rIdg3wr5lnhhvzqs9vcjdg1j">
               <w:r>
                 <w:rPr>
                   <w:rFonts w:ascii="Arial" w:cs="Arial" w:eastAsia="Arial" w:hAnsi="Arial"/>
@@ -25442,7 +25437,7 @@
                   <w:szCs w:val="16"/>
                   <w:u w:val="single" w:color="2E75B6"/>
                 </w:rPr>
-                <w:t xml:space="preserve">Cellular Respiration (Flexbook)</w:t>
+                <w:t xml:space="preserve">Anaerobic Respiration Practice</w:t>
               </w:r>
             </w:hyperlink>
           </w:p>
@@ -25466,7 +25461,7 @@
               <w:spacing w:after="10" w:before="0"/>
               <w:ind w:left="120"/>
             </w:pPr>
-            <w:hyperlink w:history="1" r:id="rId-vxifwhhi4evcnhz1gnjp">
+            <w:hyperlink w:history="1" r:id="rIdysok8g759g7wg_yiixu1d">
               <w:r>
                 <w:rPr>
                   <w:rFonts w:ascii="Arial" w:cs="Arial" w:eastAsia="Arial" w:hAnsi="Arial"/>

--- a/data/outputs/v2/General_Science/SS1.5_Respiration/General_Science_Respiration_CBE_LessonSequence.docx
+++ b/data/outputs/v2/General_Science/SS1.5_Respiration/General_Science_Respiration_CBE_LessonSequence.docx
@@ -3104,7 +3104,7 @@
             <w:pPr>
               <w:spacing w:after="20" w:before="0"/>
             </w:pPr>
-            <w:hyperlink w:history="1" r:id="rId0xvd2w1vngyhydm52x3x-">
+            <w:hyperlink w:history="1" r:id="rId9ovb49wrpye5dichdzpdx">
               <w:r>
                 <w:rPr>
                   <w:rFonts w:ascii="Arial" w:cs="Arial" w:eastAsia="Arial" w:hAnsi="Arial"/>
@@ -3137,7 +3137,7 @@
               <w:spacing w:after="10" w:before="0"/>
               <w:ind w:left="120"/>
             </w:pPr>
-            <w:hyperlink w:history="1" r:id="rIdjxsg6xusynekqnqx307za">
+            <w:hyperlink w:history="1" r:id="rIdh2p643p782cgajgthz3r5">
               <w:r>
                 <w:rPr>
                   <w:rFonts w:ascii="Arial" w:cs="Arial" w:eastAsia="Arial" w:hAnsi="Arial"/>
@@ -3182,7 +3182,7 @@
             <w:pPr>
               <w:spacing w:after="20" w:before="0"/>
             </w:pPr>
-            <w:hyperlink w:history="1" r:id="rId8annl01zablqcrjejd-xp">
+            <w:hyperlink w:history="1" r:id="rIdr9juaqt7qw3yr3de9hksp">
               <w:r>
                 <w:rPr>
                   <w:rFonts w:ascii="Arial" w:cs="Arial" w:eastAsia="Arial" w:hAnsi="Arial"/>
@@ -3215,7 +3215,7 @@
               <w:spacing w:after="10" w:before="0"/>
               <w:ind w:left="120"/>
             </w:pPr>
-            <w:hyperlink w:history="1" r:id="rIdh0tvvlazgpaa62ssv9xrk">
+            <w:hyperlink w:history="1" r:id="rIddjhmo6lzjcoh6rwwlbnb5">
               <w:r>
                 <w:rPr>
                   <w:rFonts w:ascii="Arial" w:cs="Arial" w:eastAsia="Arial" w:hAnsi="Arial"/>
@@ -3505,7 +3505,7 @@
             <w:pPr>
               <w:spacing w:after="20" w:before="0"/>
             </w:pPr>
-            <w:hyperlink w:history="1" r:id="rId7c2yxjckzz1smen5srkgo">
+            <w:hyperlink w:history="1" r:id="rIdooploi2az2i5cgrd4sdj8">
               <w:r>
                 <w:rPr>
                   <w:rFonts w:ascii="Arial" w:cs="Arial" w:eastAsia="Arial" w:hAnsi="Arial"/>
@@ -3538,7 +3538,7 @@
               <w:spacing w:after="10" w:before="0"/>
               <w:ind w:left="120"/>
             </w:pPr>
-            <w:hyperlink w:history="1" r:id="rId_ws-rueesfskrkh0ra6yh">
+            <w:hyperlink w:history="1" r:id="rIdrgaxjlwy-0eaxpdgq_1ns">
               <w:r>
                 <w:rPr>
                   <w:rFonts w:ascii="Arial" w:cs="Arial" w:eastAsia="Arial" w:hAnsi="Arial"/>
@@ -3583,7 +3583,7 @@
             <w:pPr>
               <w:spacing w:after="20" w:before="0"/>
             </w:pPr>
-            <w:hyperlink w:history="1" r:id="rIddenfqginrzbzk4mgep-hl">
+            <w:hyperlink w:history="1" r:id="rId4r44ui3rshjshfn9mhoc_">
               <w:r>
                 <w:rPr>
                   <w:rFonts w:ascii="Arial" w:cs="Arial" w:eastAsia="Arial" w:hAnsi="Arial"/>
@@ -3616,7 +3616,7 @@
               <w:spacing w:after="10" w:before="0"/>
               <w:ind w:left="120"/>
             </w:pPr>
-            <w:hyperlink w:history="1" r:id="rIdgtz6jqnyprwtmjd9xpahe">
+            <w:hyperlink w:history="1" r:id="rIdtyv3obuyezfhc1izojp2d">
               <w:r>
                 <w:rPr>
                   <w:rFonts w:ascii="Arial" w:cs="Arial" w:eastAsia="Arial" w:hAnsi="Arial"/>
@@ -3887,7 +3887,7 @@
             <w:pPr>
               <w:spacing w:after="20" w:before="0"/>
             </w:pPr>
-            <w:hyperlink w:history="1" r:id="rIdke1sb8naa2oipgv0vd-wh">
+            <w:hyperlink w:history="1" r:id="rIdy5cyonxw-guywz5kwrwex">
               <w:r>
                 <w:rPr>
                   <w:rFonts w:ascii="Arial" w:cs="Arial" w:eastAsia="Arial" w:hAnsi="Arial"/>
@@ -3920,7 +3920,7 @@
               <w:spacing w:after="10" w:before="0"/>
               <w:ind w:left="120"/>
             </w:pPr>
-            <w:hyperlink w:history="1" r:id="rIdw6cfj0-dpzz1h8yt1o_ht">
+            <w:hyperlink w:history="1" r:id="rIdyq9tlhsnnuqk7vdzi_p0e">
               <w:r>
                 <w:rPr>
                   <w:rFonts w:ascii="Arial" w:cs="Arial" w:eastAsia="Arial" w:hAnsi="Arial"/>
@@ -3965,7 +3965,7 @@
             <w:pPr>
               <w:spacing w:after="20" w:before="0"/>
             </w:pPr>
-            <w:hyperlink w:history="1" r:id="rIdhbeflzpomlzyfm05tafdb">
+            <w:hyperlink w:history="1" r:id="rIdv7q-mrgeufl6t9ysfh-eo">
               <w:r>
                 <w:rPr>
                   <w:rFonts w:ascii="Arial" w:cs="Arial" w:eastAsia="Arial" w:hAnsi="Arial"/>
@@ -3998,7 +3998,7 @@
               <w:spacing w:after="10" w:before="0"/>
               <w:ind w:left="120"/>
             </w:pPr>
-            <w:hyperlink w:history="1" r:id="rIdscd1f3kw1_jhewdwgpagb">
+            <w:hyperlink w:history="1" r:id="rIdxhewi9cli7fgmsbbx-2zq">
               <w:r>
                 <w:rPr>
                   <w:rFonts w:ascii="Arial" w:cs="Arial" w:eastAsia="Arial" w:hAnsi="Arial"/>
@@ -4269,7 +4269,7 @@
             <w:pPr>
               <w:spacing w:after="20" w:before="0"/>
             </w:pPr>
-            <w:hyperlink w:history="1" r:id="rIdo3judd59u0rdlkzkpebti">
+            <w:hyperlink w:history="1" r:id="rIdrdb3iboomf0knwqh4xoef">
               <w:r>
                 <w:rPr>
                   <w:rFonts w:ascii="Arial" w:cs="Arial" w:eastAsia="Arial" w:hAnsi="Arial"/>
@@ -4302,7 +4302,7 @@
               <w:spacing w:after="10" w:before="0"/>
               <w:ind w:left="120"/>
             </w:pPr>
-            <w:hyperlink w:history="1" r:id="rIdroxuv3kxg_ekmp2gse_d5">
+            <w:hyperlink w:history="1" r:id="rIdakb8adiygfdoyrqfcaga1">
               <w:r>
                 <w:rPr>
                   <w:rFonts w:ascii="Arial" w:cs="Arial" w:eastAsia="Arial" w:hAnsi="Arial"/>
@@ -4347,7 +4347,7 @@
             <w:pPr>
               <w:spacing w:after="20" w:before="0"/>
             </w:pPr>
-            <w:hyperlink w:history="1" r:id="rIdxgb4jm-xbsk6hoxdslomp">
+            <w:hyperlink w:history="1" r:id="rIdb1bzpddx7eclvoxgrurcd">
               <w:r>
                 <w:rPr>
                   <w:rFonts w:ascii="Arial" w:cs="Arial" w:eastAsia="Arial" w:hAnsi="Arial"/>
@@ -4380,7 +4380,7 @@
               <w:spacing w:after="10" w:before="0"/>
               <w:ind w:left="120"/>
             </w:pPr>
-            <w:hyperlink w:history="1" r:id="rIdwoojpwmdejix-wby3l8zg">
+            <w:hyperlink w:history="1" r:id="rIdes5jt2dznzrj7qfcckteo">
               <w:r>
                 <w:rPr>
                   <w:rFonts w:ascii="Arial" w:cs="Arial" w:eastAsia="Arial" w:hAnsi="Arial"/>
@@ -4670,7 +4670,7 @@
             <w:pPr>
               <w:spacing w:after="20" w:before="0"/>
             </w:pPr>
-            <w:hyperlink w:history="1" r:id="rIdjfqimvwsluxtx1b0ywbry">
+            <w:hyperlink w:history="1" r:id="rIdlyx6dqyu38w8nhfwhk-er">
               <w:r>
                 <w:rPr>
                   <w:rFonts w:ascii="Arial" w:cs="Arial" w:eastAsia="Arial" w:hAnsi="Arial"/>
@@ -4703,7 +4703,7 @@
               <w:spacing w:after="10" w:before="0"/>
               <w:ind w:left="120"/>
             </w:pPr>
-            <w:hyperlink w:history="1" r:id="rIdfqj7ltypz7cvmjjlhz1-g">
+            <w:hyperlink w:history="1" r:id="rIdeb6pqmqwme1fp_yolk6-e">
               <w:r>
                 <w:rPr>
                   <w:rFonts w:ascii="Arial" w:cs="Arial" w:eastAsia="Arial" w:hAnsi="Arial"/>
@@ -4748,7 +4748,7 @@
             <w:pPr>
               <w:spacing w:after="20" w:before="0"/>
             </w:pPr>
-            <w:hyperlink w:history="1" r:id="rIdzv_h9zt4625qge3p6_5-_">
+            <w:hyperlink w:history="1" r:id="rIdvo7x8wvanm0vdxcotcnrn">
               <w:r>
                 <w:rPr>
                   <w:rFonts w:ascii="Arial" w:cs="Arial" w:eastAsia="Arial" w:hAnsi="Arial"/>
@@ -4781,7 +4781,7 @@
               <w:spacing w:after="10" w:before="0"/>
               <w:ind w:left="120"/>
             </w:pPr>
-            <w:hyperlink w:history="1" r:id="rIdzwrfmue5mzlspbw6dpqio">
+            <w:hyperlink w:history="1" r:id="rIdeoclaqmfuin1wpujada_j">
               <w:r>
                 <w:rPr>
                   <w:rFonts w:ascii="Arial" w:cs="Arial" w:eastAsia="Arial" w:hAnsi="Arial"/>
@@ -6420,7 +6420,7 @@
             <w:pPr>
               <w:spacing w:after="20" w:before="0"/>
             </w:pPr>
-            <w:hyperlink w:history="1" r:id="rIdnwzw-i2meta7mnbkljnxf">
+            <w:hyperlink w:history="1" r:id="rIdi1t7q0uwdzo8hnw_juhd7">
               <w:r>
                 <w:rPr>
                   <w:rFonts w:ascii="Arial" w:cs="Arial" w:eastAsia="Arial" w:hAnsi="Arial"/>
@@ -6453,7 +6453,7 @@
               <w:spacing w:after="10" w:before="0"/>
               <w:ind w:left="120"/>
             </w:pPr>
-            <w:hyperlink w:history="1" r:id="rIdr6hevyef7mwpsfqi4flvi">
+            <w:hyperlink w:history="1" r:id="rIdb8yupu8sa9z0hkftyqbh_">
               <w:r>
                 <w:rPr>
                   <w:rFonts w:ascii="Arial" w:cs="Arial" w:eastAsia="Arial" w:hAnsi="Arial"/>
@@ -6498,7 +6498,7 @@
             <w:pPr>
               <w:spacing w:after="20" w:before="0"/>
             </w:pPr>
-            <w:hyperlink w:history="1" r:id="rIdarf2ty0oauyledptdckgb">
+            <w:hyperlink w:history="1" r:id="rIdovorn547izqmn98l1tpjd">
               <w:r>
                 <w:rPr>
                   <w:rFonts w:ascii="Arial" w:cs="Arial" w:eastAsia="Arial" w:hAnsi="Arial"/>
@@ -6531,7 +6531,7 @@
               <w:spacing w:after="10" w:before="0"/>
               <w:ind w:left="120"/>
             </w:pPr>
-            <w:hyperlink w:history="1" r:id="rIdxl67efpf5qfkv18sc8-dm">
+            <w:hyperlink w:history="1" r:id="rIdx36n1kzds3utps_10ja3p">
               <w:r>
                 <w:rPr>
                   <w:rFonts w:ascii="Arial" w:cs="Arial" w:eastAsia="Arial" w:hAnsi="Arial"/>
@@ -6726,7 +6726,7 @@
             <w:pPr>
               <w:spacing w:after="20" w:before="0"/>
             </w:pPr>
-            <w:hyperlink w:history="1" r:id="rIdpvxsmdabz5kkfm--xdtd0">
+            <w:hyperlink w:history="1" r:id="rIdsxirkkqpazdmaemwsht_t">
               <w:r>
                 <w:rPr>
                   <w:rFonts w:ascii="Arial" w:cs="Arial" w:eastAsia="Arial" w:hAnsi="Arial"/>
@@ -6759,7 +6759,7 @@
               <w:spacing w:after="10" w:before="0"/>
               <w:ind w:left="120"/>
             </w:pPr>
-            <w:hyperlink w:history="1" r:id="rIduwypd_5the1cuy070tblh">
+            <w:hyperlink w:history="1" r:id="rId2hopleeh0-clz3v2yuw7w">
               <w:r>
                 <w:rPr>
                   <w:rFonts w:ascii="Arial" w:cs="Arial" w:eastAsia="Arial" w:hAnsi="Arial"/>
@@ -6804,7 +6804,7 @@
             <w:pPr>
               <w:spacing w:after="20" w:before="0"/>
             </w:pPr>
-            <w:hyperlink w:history="1" r:id="rIdu99gku-vbfqlwekgrsd55">
+            <w:hyperlink w:history="1" r:id="rId-tzpv949tnewpb2zvsib6">
               <w:r>
                 <w:rPr>
                   <w:rFonts w:ascii="Arial" w:cs="Arial" w:eastAsia="Arial" w:hAnsi="Arial"/>
@@ -6837,7 +6837,7 @@
               <w:spacing w:after="10" w:before="0"/>
               <w:ind w:left="120"/>
             </w:pPr>
-            <w:hyperlink w:history="1" r:id="rIdm-fpl-yyy6ojr00ykh_ic">
+            <w:hyperlink w:history="1" r:id="rIdpmbsk4f_7br0dqtd9i80r">
               <w:r>
                 <w:rPr>
                   <w:rFonts w:ascii="Arial" w:cs="Arial" w:eastAsia="Arial" w:hAnsi="Arial"/>
@@ -7032,7 +7032,7 @@
             <w:pPr>
               <w:spacing w:after="20" w:before="0"/>
             </w:pPr>
-            <w:hyperlink w:history="1" r:id="rIde7vccthu4azym2a_yslob">
+            <w:hyperlink w:history="1" r:id="rIdgwhov4v60ez7w6vefwvcs">
               <w:r>
                 <w:rPr>
                   <w:rFonts w:ascii="Arial" w:cs="Arial" w:eastAsia="Arial" w:hAnsi="Arial"/>
@@ -7065,7 +7065,7 @@
               <w:spacing w:after="10" w:before="0"/>
               <w:ind w:left="120"/>
             </w:pPr>
-            <w:hyperlink w:history="1" r:id="rIdlik54qtsrn07dcxj9u9gv">
+            <w:hyperlink w:history="1" r:id="rIdhs-ggk0lrbgsi2kkasyt-">
               <w:r>
                 <w:rPr>
                   <w:rFonts w:ascii="Arial" w:cs="Arial" w:eastAsia="Arial" w:hAnsi="Arial"/>
@@ -7110,7 +7110,7 @@
             <w:pPr>
               <w:spacing w:after="20" w:before="0"/>
             </w:pPr>
-            <w:hyperlink w:history="1" r:id="rIdrzjbwwnstmchczdnqgkpk">
+            <w:hyperlink w:history="1" r:id="rIdqclam7zafbxw3tqd3rpdi">
               <w:r>
                 <w:rPr>
                   <w:rFonts w:ascii="Arial" w:cs="Arial" w:eastAsia="Arial" w:hAnsi="Arial"/>
@@ -7143,7 +7143,7 @@
               <w:spacing w:after="10" w:before="0"/>
               <w:ind w:left="120"/>
             </w:pPr>
-            <w:hyperlink w:history="1" r:id="rId4_qtvayh_mhowpjbtdrzh">
+            <w:hyperlink w:history="1" r:id="rId9ckwkteaahxjw1mgzc5ba">
               <w:r>
                 <w:rPr>
                   <w:rFonts w:ascii="Arial" w:cs="Arial" w:eastAsia="Arial" w:hAnsi="Arial"/>
@@ -7338,7 +7338,7 @@
             <w:pPr>
               <w:spacing w:after="20" w:before="0"/>
             </w:pPr>
-            <w:hyperlink w:history="1" r:id="rIdnqpsa19tw5eqchhr8mtrv">
+            <w:hyperlink w:history="1" r:id="rId8q9bkqqokizh6kjutjm1p">
               <w:r>
                 <w:rPr>
                   <w:rFonts w:ascii="Arial" w:cs="Arial" w:eastAsia="Arial" w:hAnsi="Arial"/>
@@ -7371,7 +7371,7 @@
               <w:spacing w:after="10" w:before="0"/>
               <w:ind w:left="120"/>
             </w:pPr>
-            <w:hyperlink w:history="1" r:id="rIdcfefsbulxk1zriozyc-s1">
+            <w:hyperlink w:history="1" r:id="rIdx_8sds9nqjbx04h62jlvo">
               <w:r>
                 <w:rPr>
                   <w:rFonts w:ascii="Arial" w:cs="Arial" w:eastAsia="Arial" w:hAnsi="Arial"/>
@@ -7416,7 +7416,7 @@
             <w:pPr>
               <w:spacing w:after="20" w:before="0"/>
             </w:pPr>
-            <w:hyperlink w:history="1" r:id="rIdkp3tfkquakdxuu_bogwno">
+            <w:hyperlink w:history="1" r:id="rId5mhtr-s1b3emep4nnkwpq">
               <w:r>
                 <w:rPr>
                   <w:rFonts w:ascii="Arial" w:cs="Arial" w:eastAsia="Arial" w:hAnsi="Arial"/>
@@ -7449,7 +7449,7 @@
               <w:spacing w:after="10" w:before="0"/>
               <w:ind w:left="120"/>
             </w:pPr>
-            <w:hyperlink w:history="1" r:id="rIdjugyqjz3-t825q9v74gul">
+            <w:hyperlink w:history="1" r:id="rIdosapyauemcwtun8rzbctb">
               <w:r>
                 <w:rPr>
                   <w:rFonts w:ascii="Arial" w:cs="Arial" w:eastAsia="Arial" w:hAnsi="Arial"/>
@@ -7644,7 +7644,7 @@
             <w:pPr>
               <w:spacing w:after="20" w:before="0"/>
             </w:pPr>
-            <w:hyperlink w:history="1" r:id="rIdshaojbhma8xud_m9eq6sg">
+            <w:hyperlink w:history="1" r:id="rIdlu21wbsvi7tvmwmhu_hjl">
               <w:r>
                 <w:rPr>
                   <w:rFonts w:ascii="Arial" w:cs="Arial" w:eastAsia="Arial" w:hAnsi="Arial"/>
@@ -7677,7 +7677,7 @@
               <w:spacing w:after="10" w:before="0"/>
               <w:ind w:left="120"/>
             </w:pPr>
-            <w:hyperlink w:history="1" r:id="rId8_nnwyh2uxirtejbao7bl">
+            <w:hyperlink w:history="1" r:id="rId8-ee3sk3xnjq8gicwhnvr">
               <w:r>
                 <w:rPr>
                   <w:rFonts w:ascii="Arial" w:cs="Arial" w:eastAsia="Arial" w:hAnsi="Arial"/>
@@ -7722,7 +7722,7 @@
             <w:pPr>
               <w:spacing w:after="20" w:before="0"/>
             </w:pPr>
-            <w:hyperlink w:history="1" r:id="rId-24qrcdc8fn0856snulcq">
+            <w:hyperlink w:history="1" r:id="rIdwj6zv9sqnaqp3tqiqjazb">
               <w:r>
                 <w:rPr>
                   <w:rFonts w:ascii="Arial" w:cs="Arial" w:eastAsia="Arial" w:hAnsi="Arial"/>
@@ -7755,7 +7755,7 @@
               <w:spacing w:after="10" w:before="0"/>
               <w:ind w:left="120"/>
             </w:pPr>
-            <w:hyperlink w:history="1" r:id="rIdmw0wsuvnnbjmih4dhplhw">
+            <w:hyperlink w:history="1" r:id="rId-sadtqjriodkqhuzfhqyd">
               <w:r>
                 <w:rPr>
                   <w:rFonts w:ascii="Arial" w:cs="Arial" w:eastAsia="Arial" w:hAnsi="Arial"/>
@@ -9242,7 +9242,7 @@
             <w:pPr>
               <w:spacing w:after="20" w:before="0"/>
             </w:pPr>
-            <w:hyperlink w:history="1" r:id="rIdu9dibqcbxf8tvhntytore">
+            <w:hyperlink w:history="1" r:id="rId-ik1v1xdifylpvfecuvim">
               <w:r>
                 <w:rPr>
                   <w:rFonts w:ascii="Arial" w:cs="Arial" w:eastAsia="Arial" w:hAnsi="Arial"/>
@@ -9275,7 +9275,7 @@
               <w:spacing w:after="10" w:before="0"/>
               <w:ind w:left="120"/>
             </w:pPr>
-            <w:hyperlink w:history="1" r:id="rId1kr8ewd-hndslrpscb4md">
+            <w:hyperlink w:history="1" r:id="rIdczdfdutcsigfhsyziov8h">
               <w:r>
                 <w:rPr>
                   <w:rFonts w:ascii="Arial" w:cs="Arial" w:eastAsia="Arial" w:hAnsi="Arial"/>
@@ -9320,7 +9320,7 @@
             <w:pPr>
               <w:spacing w:after="20" w:before="0"/>
             </w:pPr>
-            <w:hyperlink w:history="1" r:id="rId4h5g_fhubgedv7nkc2tue">
+            <w:hyperlink w:history="1" r:id="rIdxwkmt5l-sb2ncse6fity7">
               <w:r>
                 <w:rPr>
                   <w:rFonts w:ascii="Arial" w:cs="Arial" w:eastAsia="Arial" w:hAnsi="Arial"/>
@@ -9353,7 +9353,7 @@
               <w:spacing w:after="10" w:before="0"/>
               <w:ind w:left="120"/>
             </w:pPr>
-            <w:hyperlink w:history="1" r:id="rIdk2gsi0bghbmaj40uxqyho">
+            <w:hyperlink w:history="1" r:id="rIdbb9-ab6z_a6wmoxew1rw5">
               <w:r>
                 <w:rPr>
                   <w:rFonts w:ascii="Arial" w:cs="Arial" w:eastAsia="Arial" w:hAnsi="Arial"/>
@@ -9548,7 +9548,7 @@
             <w:pPr>
               <w:spacing w:after="20" w:before="0"/>
             </w:pPr>
-            <w:hyperlink w:history="1" r:id="rIdsh46dcqheygg8t-snz5hd">
+            <w:hyperlink w:history="1" r:id="rIdgrkzy2a9sxcx7wyedynqz">
               <w:r>
                 <w:rPr>
                   <w:rFonts w:ascii="Arial" w:cs="Arial" w:eastAsia="Arial" w:hAnsi="Arial"/>
@@ -9581,7 +9581,7 @@
               <w:spacing w:after="10" w:before="0"/>
               <w:ind w:left="120"/>
             </w:pPr>
-            <w:hyperlink w:history="1" r:id="rIdvjmggcwyksmouil5rbslj">
+            <w:hyperlink w:history="1" r:id="rId2fhysmsimrbrxzkvr6s-6">
               <w:r>
                 <w:rPr>
                   <w:rFonts w:ascii="Arial" w:cs="Arial" w:eastAsia="Arial" w:hAnsi="Arial"/>
@@ -9626,7 +9626,7 @@
             <w:pPr>
               <w:spacing w:after="20" w:before="0"/>
             </w:pPr>
-            <w:hyperlink w:history="1" r:id="rIdf4v3huaw8jtt1ndu7a3gx">
+            <w:hyperlink w:history="1" r:id="rIdlcoayar0fyufmpfp4dppi">
               <w:r>
                 <w:rPr>
                   <w:rFonts w:ascii="Arial" w:cs="Arial" w:eastAsia="Arial" w:hAnsi="Arial"/>
@@ -9659,7 +9659,7 @@
               <w:spacing w:after="10" w:before="0"/>
               <w:ind w:left="120"/>
             </w:pPr>
-            <w:hyperlink w:history="1" r:id="rIdgjldr5qwjs_7pgkcantne">
+            <w:hyperlink w:history="1" r:id="rIdish84wxucyfsjaukvo9ay">
               <w:r>
                 <w:rPr>
                   <w:rFonts w:ascii="Arial" w:cs="Arial" w:eastAsia="Arial" w:hAnsi="Arial"/>
@@ -9854,7 +9854,7 @@
             <w:pPr>
               <w:spacing w:after="20" w:before="0"/>
             </w:pPr>
-            <w:hyperlink w:history="1" r:id="rIdmbzft95_p4uaqotb7cofi">
+            <w:hyperlink w:history="1" r:id="rIdzfgidszv1utyueb0puuqa">
               <w:r>
                 <w:rPr>
                   <w:rFonts w:ascii="Arial" w:cs="Arial" w:eastAsia="Arial" w:hAnsi="Arial"/>
@@ -9887,7 +9887,7 @@
               <w:spacing w:after="10" w:before="0"/>
               <w:ind w:left="120"/>
             </w:pPr>
-            <w:hyperlink w:history="1" r:id="rId5tvaqjhpctbttssrhlzqm">
+            <w:hyperlink w:history="1" r:id="rIdlbtjwobmaovjwntrpk8xm">
               <w:r>
                 <w:rPr>
                   <w:rFonts w:ascii="Arial" w:cs="Arial" w:eastAsia="Arial" w:hAnsi="Arial"/>
@@ -9932,7 +9932,7 @@
             <w:pPr>
               <w:spacing w:after="20" w:before="0"/>
             </w:pPr>
-            <w:hyperlink w:history="1" r:id="rIdpzay-itdiv5pcm8dv01f7">
+            <w:hyperlink w:history="1" r:id="rIdkaabmxbol1vyfwlqltm5s">
               <w:r>
                 <w:rPr>
                   <w:rFonts w:ascii="Arial" w:cs="Arial" w:eastAsia="Arial" w:hAnsi="Arial"/>
@@ -9965,7 +9965,7 @@
               <w:spacing w:after="10" w:before="0"/>
               <w:ind w:left="120"/>
             </w:pPr>
-            <w:hyperlink w:history="1" r:id="rIdg9mfeqqg-mg6_amiuln0i">
+            <w:hyperlink w:history="1" r:id="rIdaow851oz-myebortcu0io">
               <w:r>
                 <w:rPr>
                   <w:rFonts w:ascii="Arial" w:cs="Arial" w:eastAsia="Arial" w:hAnsi="Arial"/>
@@ -10160,7 +10160,7 @@
             <w:pPr>
               <w:spacing w:after="20" w:before="0"/>
             </w:pPr>
-            <w:hyperlink w:history="1" r:id="rIdoiomhw2kket7yu2sn9ypb">
+            <w:hyperlink w:history="1" r:id="rIdguxg-h_q9krh_ep3v80ip">
               <w:r>
                 <w:rPr>
                   <w:rFonts w:ascii="Arial" w:cs="Arial" w:eastAsia="Arial" w:hAnsi="Arial"/>
@@ -10193,7 +10193,7 @@
               <w:spacing w:after="10" w:before="0"/>
               <w:ind w:left="120"/>
             </w:pPr>
-            <w:hyperlink w:history="1" r:id="rIdbboeiudptl-6mtlcucaar">
+            <w:hyperlink w:history="1" r:id="rId-haoa2zgtvdkpmgbyzosy">
               <w:r>
                 <w:rPr>
                   <w:rFonts w:ascii="Arial" w:cs="Arial" w:eastAsia="Arial" w:hAnsi="Arial"/>
@@ -10238,7 +10238,7 @@
             <w:pPr>
               <w:spacing w:after="20" w:before="0"/>
             </w:pPr>
-            <w:hyperlink w:history="1" r:id="rIdfquzbsuh0pa_25zd5_oye">
+            <w:hyperlink w:history="1" r:id="rIducd1eruor_vmxb_olcpxe">
               <w:r>
                 <w:rPr>
                   <w:rFonts w:ascii="Arial" w:cs="Arial" w:eastAsia="Arial" w:hAnsi="Arial"/>
@@ -10271,7 +10271,7 @@
               <w:spacing w:after="10" w:before="0"/>
               <w:ind w:left="120"/>
             </w:pPr>
-            <w:hyperlink w:history="1" r:id="rIdkgib9hehpdkiyjmxobw9v">
+            <w:hyperlink w:history="1" r:id="rIdxbj3iwpt9qs-7cuw8gs85">
               <w:r>
                 <w:rPr>
                   <w:rFonts w:ascii="Arial" w:cs="Arial" w:eastAsia="Arial" w:hAnsi="Arial"/>
@@ -10466,7 +10466,7 @@
             <w:pPr>
               <w:spacing w:after="20" w:before="0"/>
             </w:pPr>
-            <w:hyperlink w:history="1" r:id="rIdudpaiych4lkxoks_4ajeb">
+            <w:hyperlink w:history="1" r:id="rIdtczh74ajlqvw7vcvhfwcv">
               <w:r>
                 <w:rPr>
                   <w:rFonts w:ascii="Arial" w:cs="Arial" w:eastAsia="Arial" w:hAnsi="Arial"/>
@@ -10499,7 +10499,7 @@
               <w:spacing w:after="10" w:before="0"/>
               <w:ind w:left="120"/>
             </w:pPr>
-            <w:hyperlink w:history="1" r:id="rId65tywwnyiryiomtodi10r">
+            <w:hyperlink w:history="1" r:id="rIdp1cqtgxxu7sbus7qyz21z">
               <w:r>
                 <w:rPr>
                   <w:rFonts w:ascii="Arial" w:cs="Arial" w:eastAsia="Arial" w:hAnsi="Arial"/>
@@ -10544,7 +10544,7 @@
             <w:pPr>
               <w:spacing w:after="20" w:before="0"/>
             </w:pPr>
-            <w:hyperlink w:history="1" r:id="rIdhme6j7vd0jwov7xh-svnd">
+            <w:hyperlink w:history="1" r:id="rIdjfjm0huxfs2dpcprmndgm">
               <w:r>
                 <w:rPr>
                   <w:rFonts w:ascii="Arial" w:cs="Arial" w:eastAsia="Arial" w:hAnsi="Arial"/>
@@ -10577,7 +10577,7 @@
               <w:spacing w:after="10" w:before="0"/>
               <w:ind w:left="120"/>
             </w:pPr>
-            <w:hyperlink w:history="1" r:id="rId0kxgoosfecpfxcuieg64z">
+            <w:hyperlink w:history="1" r:id="rIdafxn6lkpe0tgmbu_rpalz">
               <w:r>
                 <w:rPr>
                   <w:rFonts w:ascii="Arial" w:cs="Arial" w:eastAsia="Arial" w:hAnsi="Arial"/>
@@ -12178,7 +12178,7 @@
             <w:pPr>
               <w:spacing w:after="20" w:before="0"/>
             </w:pPr>
-            <w:hyperlink w:history="1" r:id="rIdmacjxs8fkoex9jru6k5wc">
+            <w:hyperlink w:history="1" r:id="rId07-ovlzfjgmwd8mqu5sv5">
               <w:r>
                 <w:rPr>
                   <w:rFonts w:ascii="Arial" w:cs="Arial" w:eastAsia="Arial" w:hAnsi="Arial"/>
@@ -12211,7 +12211,7 @@
               <w:spacing w:after="10" w:before="0"/>
               <w:ind w:left="120"/>
             </w:pPr>
-            <w:hyperlink w:history="1" r:id="rIdekpf3jopf5fs2v-b_zvll">
+            <w:hyperlink w:history="1" r:id="rIdd8txoo5v3jmufqaccpaqf">
               <w:r>
                 <w:rPr>
                   <w:rFonts w:ascii="Arial" w:cs="Arial" w:eastAsia="Arial" w:hAnsi="Arial"/>
@@ -12256,7 +12256,7 @@
             <w:pPr>
               <w:spacing w:after="20" w:before="0"/>
             </w:pPr>
-            <w:hyperlink w:history="1" r:id="rId6sn9vm6w07q5710_xgvoj">
+            <w:hyperlink w:history="1" r:id="rIdrepxxverggzlx8vcuq2vm">
               <w:r>
                 <w:rPr>
                   <w:rFonts w:ascii="Arial" w:cs="Arial" w:eastAsia="Arial" w:hAnsi="Arial"/>
@@ -12289,7 +12289,7 @@
               <w:spacing w:after="10" w:before="0"/>
               <w:ind w:left="120"/>
             </w:pPr>
-            <w:hyperlink w:history="1" r:id="rIdwupv6kf_vlefl_hlt5lua">
+            <w:hyperlink w:history="1" r:id="rIdbt4xtq045qnjqss9zmdoz">
               <w:r>
                 <w:rPr>
                   <w:rFonts w:ascii="Arial" w:cs="Arial" w:eastAsia="Arial" w:hAnsi="Arial"/>
@@ -12484,7 +12484,7 @@
             <w:pPr>
               <w:spacing w:after="20" w:before="0"/>
             </w:pPr>
-            <w:hyperlink w:history="1" r:id="rIdcwtr6ihycvymxdhsx1ytq">
+            <w:hyperlink w:history="1" r:id="rIdp-wvmya6w3zvzhvvzfanh">
               <w:r>
                 <w:rPr>
                   <w:rFonts w:ascii="Arial" w:cs="Arial" w:eastAsia="Arial" w:hAnsi="Arial"/>
@@ -12493,7 +12493,7 @@
                   <w:szCs w:val="16"/>
                   <w:u w:val="single" w:color="2E75B6"/>
                 </w:rPr>
-                <w:t xml:space="preserve">Lactic acid fermentation</w:t>
+                <w:t xml:space="preserve">Cellular respiration</w:t>
               </w:r>
             </w:hyperlink>
           </w:p>
@@ -12517,7 +12517,7 @@
               <w:spacing w:after="10" w:before="0"/>
               <w:ind w:left="120"/>
             </w:pPr>
-            <w:hyperlink w:history="1" r:id="rId2zwowoy4rczw8cqyietnk">
+            <w:hyperlink w:history="1" r:id="rIdhfrokacn5cdnmwwzu7xo5">
               <w:r>
                 <w:rPr>
                   <w:rFonts w:ascii="Arial" w:cs="Arial" w:eastAsia="Arial" w:hAnsi="Arial"/>
@@ -12562,7 +12562,7 @@
             <w:pPr>
               <w:spacing w:after="20" w:before="0"/>
             </w:pPr>
-            <w:hyperlink w:history="1" r:id="rIddrckvai6rtesgen8upv_e">
+            <w:hyperlink w:history="1" r:id="rIdcq2vv1rt5llkqmggv9fwe">
               <w:r>
                 <w:rPr>
                   <w:rFonts w:ascii="Arial" w:cs="Arial" w:eastAsia="Arial" w:hAnsi="Arial"/>
@@ -12595,7 +12595,7 @@
               <w:spacing w:after="10" w:before="0"/>
               <w:ind w:left="120"/>
             </w:pPr>
-            <w:hyperlink w:history="1" r:id="rIdfsy2r8ab9pt6abf6erpuq">
+            <w:hyperlink w:history="1" r:id="rIdg4sjk0oawdc3vpszhvzlq">
               <w:r>
                 <w:rPr>
                   <w:rFonts w:ascii="Arial" w:cs="Arial" w:eastAsia="Arial" w:hAnsi="Arial"/>
@@ -12828,7 +12828,7 @@
             <w:pPr>
               <w:spacing w:after="20" w:before="0"/>
             </w:pPr>
-            <w:hyperlink w:history="1" r:id="rIdzrh4itmjncihbpcfao-ud">
+            <w:hyperlink w:history="1" r:id="rIdsada-zstgnpx--ki1fwla">
               <w:r>
                 <w:rPr>
                   <w:rFonts w:ascii="Arial" w:cs="Arial" w:eastAsia="Arial" w:hAnsi="Arial"/>
@@ -12861,7 +12861,7 @@
               <w:spacing w:after="10" w:before="0"/>
               <w:ind w:left="120"/>
             </w:pPr>
-            <w:hyperlink w:history="1" r:id="rIdl1fei0-8g16m-__vpnskc">
+            <w:hyperlink w:history="1" r:id="rId4wyx3gjg21ibexbdl6xba">
               <w:r>
                 <w:rPr>
                   <w:rFonts w:ascii="Arial" w:cs="Arial" w:eastAsia="Arial" w:hAnsi="Arial"/>
@@ -12906,7 +12906,7 @@
             <w:pPr>
               <w:spacing w:after="20" w:before="0"/>
             </w:pPr>
-            <w:hyperlink w:history="1" r:id="rId37gjlyunle_4x-vxuplvy">
+            <w:hyperlink w:history="1" r:id="rIdjjovaewvxfhqk_p37xofv">
               <w:r>
                 <w:rPr>
                   <w:rFonts w:ascii="Arial" w:cs="Arial" w:eastAsia="Arial" w:hAnsi="Arial"/>
@@ -12939,7 +12939,7 @@
               <w:spacing w:after="10" w:before="0"/>
               <w:ind w:left="120"/>
             </w:pPr>
-            <w:hyperlink w:history="1" r:id="rIdi_lfmbxjbabqxwiyt6zmx">
+            <w:hyperlink w:history="1" r:id="rIdkz4yssfa-aiaidn0lmf2e">
               <w:r>
                 <w:rPr>
                   <w:rFonts w:ascii="Arial" w:cs="Arial" w:eastAsia="Arial" w:hAnsi="Arial"/>
@@ -13476,7 +13476,7 @@
             <w:pPr>
               <w:spacing w:after="20" w:before="0"/>
             </w:pPr>
-            <w:hyperlink w:history="1" r:id="rIdlt7_oq9yd4uugewotjtij">
+            <w:hyperlink w:history="1" r:id="rId1hwx9nzeuvnxzuwkdetec">
               <w:r>
                 <w:rPr>
                   <w:rFonts w:ascii="Arial" w:cs="Arial" w:eastAsia="Arial" w:hAnsi="Arial"/>
@@ -13509,7 +13509,7 @@
               <w:spacing w:after="10" w:before="0"/>
               <w:ind w:left="120"/>
             </w:pPr>
-            <w:hyperlink w:history="1" r:id="rId7gcjrm1h0q4axfm1pglxi">
+            <w:hyperlink w:history="1" r:id="rId56t1stubkrf4_jngyzbwg">
               <w:r>
                 <w:rPr>
                   <w:rFonts w:ascii="Arial" w:cs="Arial" w:eastAsia="Arial" w:hAnsi="Arial"/>
@@ -13547,14 +13547,14 @@
                 <w:sz w:val="16"/>
                 <w:szCs w:val="16"/>
               </w:rPr>
-              <w:t xml:space="preserve">📖 HTML:</w:t>
+              <w:t xml:space="preserve">📖 EXERCISE:</w:t>
             </w:r>
           </w:p>
           <w:p>
             <w:pPr>
               <w:spacing w:after="20" w:before="0"/>
             </w:pPr>
-            <w:hyperlink w:history="1" r:id="rId15sq609yg5qdzq9tzfhmk">
+            <w:hyperlink w:history="1" r:id="rId-ybhjxbflzd7eejn1-itf">
               <w:r>
                 <w:rPr>
                   <w:rFonts w:ascii="Arial" w:cs="Arial" w:eastAsia="Arial" w:hAnsi="Arial"/>
@@ -13563,7 +13563,7 @@
                   <w:szCs w:val="16"/>
                   <w:u w:val="single" w:color="2E75B6"/>
                 </w:rPr>
-                <w:t xml:space="preserve">Lactic Acid Fermentation - Advanced (Flexbook)</w:t>
+                <w:t xml:space="preserve">Fermentation and anaerobic respiration</w:t>
               </w:r>
             </w:hyperlink>
           </w:p>
@@ -13579,7 +13579,7 @@
                 <w:sz w:val="14"/>
                 <w:szCs w:val="14"/>
               </w:rPr>
-              <w:t xml:space="preserve">Source: CK-12</w:t>
+              <w:t xml:space="preserve">Source: Khan Academy (English - US curriculum)</w:t>
             </w:r>
           </w:p>
           <w:p>
@@ -13587,7 +13587,7 @@
               <w:spacing w:after="10" w:before="0"/>
               <w:ind w:left="120"/>
             </w:pPr>
-            <w:hyperlink w:history="1" r:id="rIdr7kukhla5bl-vf7iouog4">
+            <w:hyperlink w:history="1" r:id="rIdlneh6-3unxldzvu1fd9wc">
               <w:r>
                 <w:rPr>
                   <w:rFonts w:ascii="Arial" w:cs="Arial" w:eastAsia="Arial" w:hAnsi="Arial"/>
@@ -13839,7 +13839,7 @@
             <w:pPr>
               <w:spacing w:after="20" w:before="0"/>
             </w:pPr>
-            <w:hyperlink w:history="1" r:id="rIdcxi7c0ac92syhhklzd4hy">
+            <w:hyperlink w:history="1" r:id="rIdfmljv00u8gpcik7soaioe">
               <w:r>
                 <w:rPr>
                   <w:rFonts w:ascii="Arial" w:cs="Arial" w:eastAsia="Arial" w:hAnsi="Arial"/>
@@ -13872,7 +13872,7 @@
               <w:spacing w:after="10" w:before="0"/>
               <w:ind w:left="120"/>
             </w:pPr>
-            <w:hyperlink w:history="1" r:id="rIdhywycevinubh4x7uadthe">
+            <w:hyperlink w:history="1" r:id="rIdsrpo9ko2pqhr-bvwrgit2">
               <w:r>
                 <w:rPr>
                   <w:rFonts w:ascii="Arial" w:cs="Arial" w:eastAsia="Arial" w:hAnsi="Arial"/>
@@ -13917,7 +13917,7 @@
             <w:pPr>
               <w:spacing w:after="20" w:before="0"/>
             </w:pPr>
-            <w:hyperlink w:history="1" r:id="rIduumzvgq2qcwsf89jdcm7x">
+            <w:hyperlink w:history="1" r:id="rIdacndirq6fhyxbw71twijz">
               <w:r>
                 <w:rPr>
                   <w:rFonts w:ascii="Arial" w:cs="Arial" w:eastAsia="Arial" w:hAnsi="Arial"/>
@@ -13950,7 +13950,7 @@
               <w:spacing w:after="10" w:before="0"/>
               <w:ind w:left="120"/>
             </w:pPr>
-            <w:hyperlink w:history="1" r:id="rIdmm_jbmtn-3fbtcl2vujhp">
+            <w:hyperlink w:history="1" r:id="rId6nq3knrquuthqiu8ngnta">
               <w:r>
                 <w:rPr>
                   <w:rFonts w:ascii="Arial" w:cs="Arial" w:eastAsia="Arial" w:hAnsi="Arial"/>
@@ -15551,7 +15551,7 @@
             <w:pPr>
               <w:spacing w:after="20" w:before="0"/>
             </w:pPr>
-            <w:hyperlink w:history="1" r:id="rIdqbdz8u872qlcu9zbj0zxr">
+            <w:hyperlink w:history="1" r:id="rIdy-2xou01380-cenjgdxxg">
               <w:r>
                 <w:rPr>
                   <w:rFonts w:ascii="Arial" w:cs="Arial" w:eastAsia="Arial" w:hAnsi="Arial"/>
@@ -15584,7 +15584,7 @@
               <w:spacing w:after="10" w:before="0"/>
               <w:ind w:left="120"/>
             </w:pPr>
-            <w:hyperlink w:history="1" r:id="rIdwiemkdnwsh3heqgytnzhy">
+            <w:hyperlink w:history="1" r:id="rIdtrcotpolxyogzvdsu4qiu">
               <w:r>
                 <w:rPr>
                   <w:rFonts w:ascii="Arial" w:cs="Arial" w:eastAsia="Arial" w:hAnsi="Arial"/>
@@ -15629,7 +15629,7 @@
             <w:pPr>
               <w:spacing w:after="20" w:before="0"/>
             </w:pPr>
-            <w:hyperlink w:history="1" r:id="rIdaqwoklwhjk5ej0lhlbeqp">
+            <w:hyperlink w:history="1" r:id="rId8pat0g-isgkz3sxvlaut3">
               <w:r>
                 <w:rPr>
                   <w:rFonts w:ascii="Arial" w:cs="Arial" w:eastAsia="Arial" w:hAnsi="Arial"/>
@@ -15662,7 +15662,7 @@
               <w:spacing w:after="10" w:before="0"/>
               <w:ind w:left="120"/>
             </w:pPr>
-            <w:hyperlink w:history="1" r:id="rIdh1j8e3y2z1kc7m50udzii">
+            <w:hyperlink w:history="1" r:id="rIdrvyeutuf38iur72ubiwh4">
               <w:r>
                 <w:rPr>
                   <w:rFonts w:ascii="Arial" w:cs="Arial" w:eastAsia="Arial" w:hAnsi="Arial"/>
@@ -15857,7 +15857,7 @@
             <w:pPr>
               <w:spacing w:after="20" w:before="0"/>
             </w:pPr>
-            <w:hyperlink w:history="1" r:id="rIdqgoa8r-yidslpliqodl7e">
+            <w:hyperlink w:history="1" r:id="rIdvgzu7k617-32totwadhtr">
               <w:r>
                 <w:rPr>
                   <w:rFonts w:ascii="Arial" w:cs="Arial" w:eastAsia="Arial" w:hAnsi="Arial"/>
@@ -15890,7 +15890,7 @@
               <w:spacing w:after="10" w:before="0"/>
               <w:ind w:left="120"/>
             </w:pPr>
-            <w:hyperlink w:history="1" r:id="rIdy-sazmk7wmq1zgx_q6ruc">
+            <w:hyperlink w:history="1" r:id="rId2uzyu50ey0k1ydxd3axr8">
               <w:r>
                 <w:rPr>
                   <w:rFonts w:ascii="Arial" w:cs="Arial" w:eastAsia="Arial" w:hAnsi="Arial"/>
@@ -15935,7 +15935,7 @@
             <w:pPr>
               <w:spacing w:after="20" w:before="0"/>
             </w:pPr>
-            <w:hyperlink w:history="1" r:id="rId6kpda4pmc_v5kbozfxw4j">
+            <w:hyperlink w:history="1" r:id="rId1vgibkugkozged-asodhy">
               <w:r>
                 <w:rPr>
                   <w:rFonts w:ascii="Arial" w:cs="Arial" w:eastAsia="Arial" w:hAnsi="Arial"/>
@@ -15968,7 +15968,7 @@
               <w:spacing w:after="10" w:before="0"/>
               <w:ind w:left="120"/>
             </w:pPr>
-            <w:hyperlink w:history="1" r:id="rIdlk0i-qdq9wyb60ikdkxrg">
+            <w:hyperlink w:history="1" r:id="rIdtg1rka9fp_8xzn8astcso">
               <w:r>
                 <w:rPr>
                   <w:rFonts w:ascii="Arial" w:cs="Arial" w:eastAsia="Arial" w:hAnsi="Arial"/>
@@ -16163,7 +16163,7 @@
             <w:pPr>
               <w:spacing w:after="20" w:before="0"/>
             </w:pPr>
-            <w:hyperlink w:history="1" r:id="rIdhzxxdphqpgjsokaxuzyvu">
+            <w:hyperlink w:history="1" r:id="rIdxhxccdonntxksmxx21duz">
               <w:r>
                 <w:rPr>
                   <w:rFonts w:ascii="Arial" w:cs="Arial" w:eastAsia="Arial" w:hAnsi="Arial"/>
@@ -16196,7 +16196,7 @@
               <w:spacing w:after="10" w:before="0"/>
               <w:ind w:left="120"/>
             </w:pPr>
-            <w:hyperlink w:history="1" r:id="rIdinvvwobiteq-zueprpk0e">
+            <w:hyperlink w:history="1" r:id="rIdl5ls6bj9fe5udnkjnl1c2">
               <w:r>
                 <w:rPr>
                   <w:rFonts w:ascii="Arial" w:cs="Arial" w:eastAsia="Arial" w:hAnsi="Arial"/>
@@ -16241,7 +16241,7 @@
             <w:pPr>
               <w:spacing w:after="20" w:before="0"/>
             </w:pPr>
-            <w:hyperlink w:history="1" r:id="rIdmsdfl2ds-itm4hq8vvvru">
+            <w:hyperlink w:history="1" r:id="rIdjkgqxadcndpkbsrwrsetk">
               <w:r>
                 <w:rPr>
                   <w:rFonts w:ascii="Arial" w:cs="Arial" w:eastAsia="Arial" w:hAnsi="Arial"/>
@@ -16274,7 +16274,7 @@
               <w:spacing w:after="10" w:before="0"/>
               <w:ind w:left="120"/>
             </w:pPr>
-            <w:hyperlink w:history="1" r:id="rIdrmgrm1xxgqqre1xlpdtdz">
+            <w:hyperlink w:history="1" r:id="rIdykrsmbwxpvn_4h3vbtdbt">
               <w:r>
                 <w:rPr>
                   <w:rFonts w:ascii="Arial" w:cs="Arial" w:eastAsia="Arial" w:hAnsi="Arial"/>
@@ -16469,7 +16469,7 @@
             <w:pPr>
               <w:spacing w:after="20" w:before="0"/>
             </w:pPr>
-            <w:hyperlink w:history="1" r:id="rId_ojnz2voavjeq57evz8tt">
+            <w:hyperlink w:history="1" r:id="rIdu0qk3vmcpw0e8oyex9prg">
               <w:r>
                 <w:rPr>
                   <w:rFonts w:ascii="Arial" w:cs="Arial" w:eastAsia="Arial" w:hAnsi="Arial"/>
@@ -16502,7 +16502,7 @@
               <w:spacing w:after="10" w:before="0"/>
               <w:ind w:left="120"/>
             </w:pPr>
-            <w:hyperlink w:history="1" r:id="rIdlz3qx4nlp6n1erhq3tofr">
+            <w:hyperlink w:history="1" r:id="rIdzmaopwg0l_tnhxwhdbjxc">
               <w:r>
                 <w:rPr>
                   <w:rFonts w:ascii="Arial" w:cs="Arial" w:eastAsia="Arial" w:hAnsi="Arial"/>
@@ -16547,7 +16547,7 @@
             <w:pPr>
               <w:spacing w:after="20" w:before="0"/>
             </w:pPr>
-            <w:hyperlink w:history="1" r:id="rIdztakyeom2qfm_wlx0trdk">
+            <w:hyperlink w:history="1" r:id="rIdv8hrwodfmyqyysvhfkil_">
               <w:r>
                 <w:rPr>
                   <w:rFonts w:ascii="Arial" w:cs="Arial" w:eastAsia="Arial" w:hAnsi="Arial"/>
@@ -16580,7 +16580,7 @@
               <w:spacing w:after="10" w:before="0"/>
               <w:ind w:left="120"/>
             </w:pPr>
-            <w:hyperlink w:history="1" r:id="rIdn-kbheh4tjmb5xjm8wdvl">
+            <w:hyperlink w:history="1" r:id="rIdjbp951xpq5f1jsw6efg7u">
               <w:r>
                 <w:rPr>
                   <w:rFonts w:ascii="Arial" w:cs="Arial" w:eastAsia="Arial" w:hAnsi="Arial"/>
@@ -16775,7 +16775,7 @@
             <w:pPr>
               <w:spacing w:after="20" w:before="0"/>
             </w:pPr>
-            <w:hyperlink w:history="1" r:id="rId3s_q3kyb0usxmfyin0y-v">
+            <w:hyperlink w:history="1" r:id="rId09gdvqegv_6qtxa9aippw">
               <w:r>
                 <w:rPr>
                   <w:rFonts w:ascii="Arial" w:cs="Arial" w:eastAsia="Arial" w:hAnsi="Arial"/>
@@ -16808,7 +16808,7 @@
               <w:spacing w:after="10" w:before="0"/>
               <w:ind w:left="120"/>
             </w:pPr>
-            <w:hyperlink w:history="1" r:id="rIdjkzh-rnxhiniyso2biu47">
+            <w:hyperlink w:history="1" r:id="rIdul3czvdvicnph0jowkuyw">
               <w:r>
                 <w:rPr>
                   <w:rFonts w:ascii="Arial" w:cs="Arial" w:eastAsia="Arial" w:hAnsi="Arial"/>
@@ -16853,7 +16853,7 @@
             <w:pPr>
               <w:spacing w:after="20" w:before="0"/>
             </w:pPr>
-            <w:hyperlink w:history="1" r:id="rIdg1nndfksrkpxamqoevtji">
+            <w:hyperlink w:history="1" r:id="rId5eohbut74jqn7fwow8vyy">
               <w:r>
                 <w:rPr>
                   <w:rFonts w:ascii="Arial" w:cs="Arial" w:eastAsia="Arial" w:hAnsi="Arial"/>
@@ -16886,7 +16886,7 @@
               <w:spacing w:after="10" w:before="0"/>
               <w:ind w:left="120"/>
             </w:pPr>
-            <w:hyperlink w:history="1" r:id="rIdlhv3zravdklq84cdzv88m">
+            <w:hyperlink w:history="1" r:id="rIdmhdzibnpkzvk2nbn8kqlu">
               <w:r>
                 <w:rPr>
                   <w:rFonts w:ascii="Arial" w:cs="Arial" w:eastAsia="Arial" w:hAnsi="Arial"/>
@@ -18373,7 +18373,7 @@
             <w:pPr>
               <w:spacing w:after="20" w:before="0"/>
             </w:pPr>
-            <w:hyperlink w:history="1" r:id="rIdqq2qlm_if2txlrxn7dpcc">
+            <w:hyperlink w:history="1" r:id="rIdirnfxgwadkjyzoluwq1io">
               <w:r>
                 <w:rPr>
                   <w:rFonts w:ascii="Arial" w:cs="Arial" w:eastAsia="Arial" w:hAnsi="Arial"/>
@@ -18406,7 +18406,7 @@
               <w:spacing w:after="10" w:before="0"/>
               <w:ind w:left="120"/>
             </w:pPr>
-            <w:hyperlink w:history="1" r:id="rId_8n99qdm0cfxqfxcwt_j_">
+            <w:hyperlink w:history="1" r:id="rId7iwoismwvapkn0h3ovpkv">
               <w:r>
                 <w:rPr>
                   <w:rFonts w:ascii="Arial" w:cs="Arial" w:eastAsia="Arial" w:hAnsi="Arial"/>
@@ -18444,6 +18444,312 @@
                 <w:sz w:val="16"/>
                 <w:szCs w:val="16"/>
               </w:rPr>
+              <w:t xml:space="preserve">📖 EXERCISE:</w:t>
+            </w:r>
+          </w:p>
+          <w:p>
+            <w:pPr>
+              <w:spacing w:after="20" w:before="0"/>
+            </w:pPr>
+            <w:hyperlink w:history="1" r:id="rIdaeci3jhrsh-9oogsy0vjo">
+              <w:r>
+                <w:rPr>
+                  <w:rFonts w:ascii="Arial" w:cs="Arial" w:eastAsia="Arial" w:hAnsi="Arial"/>
+                  <w:color w:val="2E75B6"/>
+                  <w:sz w:val="16"/>
+                  <w:szCs w:val="16"/>
+                  <w:u w:val="single" w:color="2E75B6"/>
+                </w:rPr>
+                <w:t xml:space="preserve">Fermentation and anaerobic respiration</w:t>
+              </w:r>
+            </w:hyperlink>
+          </w:p>
+          <w:p>
+            <w:pPr>
+              <w:spacing w:after="10" w:before="0"/>
+              <w:ind w:left="120"/>
+            </w:pPr>
+            <w:r>
+              <w:rPr>
+                <w:rFonts w:ascii="Arial" w:cs="Arial" w:eastAsia="Arial" w:hAnsi="Arial"/>
+                <w:color w:val="595959"/>
+                <w:sz w:val="14"/>
+                <w:szCs w:val="14"/>
+              </w:rPr>
+              <w:t xml:space="preserve">Source: Khan Academy (English - US curriculum)</w:t>
+            </w:r>
+          </w:p>
+          <w:p>
+            <w:pPr>
+              <w:spacing w:after="10" w:before="0"/>
+              <w:ind w:left="120"/>
+            </w:pPr>
+            <w:hyperlink w:history="1" r:id="rIdimgx1ryjbjxx07o66hcrh">
+              <w:r>
+                <w:rPr>
+                  <w:rFonts w:ascii="Arial" w:cs="Arial" w:eastAsia="Arial" w:hAnsi="Arial"/>
+                  <w:color w:val="595959"/>
+                  <w:sz w:val="14"/>
+                  <w:szCs w:val="14"/>
+                  <w:u w:val="single" w:color="595959"/>
+                </w:rPr>
+                <w:t xml:space="preserve">🔍 Search ARES for similar readings</w:t>
+              </w:r>
+            </w:hyperlink>
+          </w:p>
+        </w:tc>
+        <w:tc>
+          <w:tcPr>
+            <w:tcW w:type="dxa" w:w="3040"/>
+            <w:shd w:fill="FFFFFF" w:color="auto" w:val="clear"/>
+            <w:tcMar>
+              <w:top w:type="dxa" w:w="60"/>
+              <w:left w:type="dxa" w:w="120"/>
+              <w:bottom w:type="dxa" w:w="60"/>
+              <w:right w:type="dxa" w:w="120"/>
+            </w:tcMar>
+            <w:vAlign w:val="top"/>
+          </w:tcPr>
+          <w:p>
+            <w:pPr>
+              <w:spacing w:after="40" w:before="0"/>
+              <w:jc w:val="left"/>
+            </w:pPr>
+            <w:r>
+              <w:rPr>
+                <w:rFonts w:ascii="Arial" w:cs="Arial" w:eastAsia="Arial" w:hAnsi="Arial"/>
+                <w:b w:val="false"/>
+                <w:bCs w:val="false"/>
+                <w:i w:val="false"/>
+                <w:iCs w:val="false"/>
+                <w:color w:val="000000"/>
+                <w:sz w:val="18"/>
+                <w:szCs w:val="18"/>
+              </w:rPr>
+              <w:t xml:space="preserve">Learners individually read a two-sentence stimulus card: 'Aisha pours uji from her thermos at 8 a.m. in Kisumu — mild bubbling, slightly sour. Her cousin in Mombasa pours identical uji at the same time — vigorous bubbling, very sour already. Her other cousin in Kericho pours the same uji — barely any bubbles, almost no sourness yet.' Learners write a 3-minute silent prediction in their science journals: (1) List at least THREE factors you think might explain the difference. (2) For each factor, state whether you think MORE of it speeds up or slows down the fermentation, and WHY. Learners then share predictions with a shoulder partner for 2 minutes.</w:t>
+            </w:r>
+          </w:p>
+        </w:tc>
+        <w:tc>
+          <w:tcPr>
+            <w:tcW w:type="dxa" w:w="3040"/>
+            <w:shd w:fill="F2F2F2" w:color="auto" w:val="clear"/>
+            <w:tcMar>
+              <w:top w:type="dxa" w:w="60"/>
+              <w:left w:type="dxa" w:w="120"/>
+              <w:bottom w:type="dxa" w:w="60"/>
+              <w:right w:type="dxa" w:w="120"/>
+            </w:tcMar>
+            <w:vAlign w:val="top"/>
+          </w:tcPr>
+          <w:p>
+            <w:pPr>
+              <w:spacing w:after="40" w:before="0"/>
+              <w:jc w:val="left"/>
+            </w:pPr>
+            <w:r>
+              <w:rPr>
+                <w:rFonts w:ascii="Arial" w:cs="Arial" w:eastAsia="Arial" w:hAnsi="Arial"/>
+                <w:b w:val="false"/>
+                <w:bCs w:val="false"/>
+                <w:i w:val="false"/>
+                <w:iCs w:val="false"/>
+                <w:color w:val="000000"/>
+                <w:sz w:val="18"/>
+                <w:szCs w:val="18"/>
+              </w:rPr>
+              <w:t xml:space="preserve">Teacher posts the three-city scenario on the board as a visual anchor. SAY: 'Before we touch any equipment today, I want your brain to commit to a prediction. Write it down — even if you're not sure. Scientists who commit to predictions first gather better evidence.' Allow 3 minutes of silent individual writing. Set a visible timer. After 2 minutes of partner share, cold-call 4 learners (aim for gender balance and regional spread in the room): 'Kamau — what was your top factor and your reasoning?' WAIT 12 seconds after each cold-call before accepting the answer. Record all predicted factors on the board in a T-chart: FACTOR | PREDICTED EFFECT. Do NOT correct predictions yet. SAY: 'We are going to let the yeast tell us who is right.'</w:t>
+            </w:r>
+          </w:p>
+        </w:tc>
+        <w:tc>
+          <w:tcPr>
+            <w:tcW w:type="dxa" w:w="3040"/>
+            <w:shd w:fill="FFFFFF" w:color="auto" w:val="clear"/>
+            <w:tcMar>
+              <w:top w:type="dxa" w:w="60"/>
+              <w:left w:type="dxa" w:w="120"/>
+              <w:bottom w:type="dxa" w:w="60"/>
+              <w:right w:type="dxa" w:w="120"/>
+            </w:tcMar>
+            <w:vAlign w:val="top"/>
+          </w:tcPr>
+          <w:p>
+            <w:pPr>
+              <w:spacing w:after="40" w:before="0"/>
+              <w:jc w:val="left"/>
+            </w:pPr>
+            <w:r>
+              <w:rPr>
+                <w:rFonts w:ascii="Arial" w:cs="Arial" w:eastAsia="Arial" w:hAnsi="Arial"/>
+                <w:b w:val="false"/>
+                <w:bCs w:val="false"/>
+                <w:i w:val="false"/>
+                <w:iCs w:val="false"/>
+                <w:color w:val="000000"/>
+                <w:sz w:val="18"/>
+                <w:szCs w:val="18"/>
+              </w:rPr>
+              <w:t xml:space="preserve">Prediction Commitment + T-Chart Anchoring. By forcing a written prediction before observation, learners activate prior knowledge from Lessons 1–5 (enzyme activity, temperature and reaction rates from Sub-Strand 2.5), creating cognitive dissonance hooks that will make the experimental data more memorable. The T-chart on the board remains visible all lesson as a public record to revisit.</w:t>
+            </w:r>
+          </w:p>
+        </w:tc>
+        <w:tc>
+          <w:tcPr>
+            <w:tcW w:type="dxa" w:w="3040"/>
+            <w:shd w:fill="F2F2F2" w:color="auto" w:val="clear"/>
+            <w:tcMar>
+              <w:top w:type="dxa" w:w="60"/>
+              <w:left w:type="dxa" w:w="120"/>
+              <w:bottom w:type="dxa" w:w="60"/>
+              <w:right w:type="dxa" w:w="120"/>
+            </w:tcMar>
+            <w:vAlign w:val="top"/>
+          </w:tcPr>
+          <w:p>
+            <w:pPr>
+              <w:spacing w:after="40" w:before="0"/>
+              <w:jc w:val="left"/>
+            </w:pPr>
+            <w:r>
+              <w:rPr>
+                <w:rFonts w:ascii="Arial" w:cs="Arial" w:eastAsia="Arial" w:hAnsi="Arial"/>
+                <w:b w:val="false"/>
+                <w:bCs w:val="false"/>
+                <w:i w:val="false"/>
+                <w:iCs w:val="false"/>
+                <w:color w:val="000000"/>
+                <w:sz w:val="18"/>
+                <w:szCs w:val="18"/>
+              </w:rPr>
+              <w:t xml:space="preserve">Teacher circulates during silent writing and scans journals. Observable indicator: learner has named at least 2 scientifically plausible factors (e.g., temperature, sugar concentration, oxygen) with a directional prediction. Learners who list only 1 factor or give contradictory directions receive a prompt: 'Think about what yeast uses as a raw material and what it needs from the environment to work faster.'</w:t>
+            </w:r>
+          </w:p>
+        </w:tc>
+      </w:tr>
+      <w:tr>
+        <w:tc>
+          <w:tcPr>
+            <w:tcW w:type="dxa" w:w="1520"/>
+            <w:shd w:fill="D9EEF1" w:color="auto" w:val="clear"/>
+            <w:tcMar>
+              <w:top w:type="dxa" w:w="60"/>
+              <w:left w:type="dxa" w:w="120"/>
+              <w:bottom w:type="dxa" w:w="60"/>
+              <w:right w:type="dxa" w:w="120"/>
+            </w:tcMar>
+            <w:vAlign w:val="top"/>
+          </w:tcPr>
+          <w:p>
+            <w:pPr>
+              <w:spacing w:after="40" w:before="0"/>
+              <w:jc w:val="left"/>
+            </w:pPr>
+            <w:r>
+              <w:rPr>
+                <w:rFonts w:ascii="Arial" w:cs="Arial" w:eastAsia="Arial" w:hAnsi="Arial"/>
+                <w:b/>
+                <w:bCs/>
+                <w:i w:val="false"/>
+                <w:iCs w:val="false"/>
+                <w:color w:val="000000"/>
+                <w:sz w:val="18"/>
+                <w:szCs w:val="18"/>
+              </w:rPr>
+              <w:t xml:space="preserve">Observe Phase</w:t>
+            </w:r>
+          </w:p>
+          <w:p>
+            <w:pPr>
+              <w:spacing w:after="20" w:before="0"/>
+            </w:pPr>
+            <w:r>
+              <w:rPr>
+                <w:rFonts w:ascii="Arial" w:cs="Arial" w:eastAsia="Arial" w:hAnsi="Arial"/>
+                <w:b/>
+                <w:bCs/>
+                <w:color w:val="1F3864"/>
+                <w:sz w:val="16"/>
+                <w:szCs w:val="16"/>
+              </w:rPr>
+              <w:t xml:space="preserve">📹 VIDEO:</w:t>
+            </w:r>
+          </w:p>
+          <w:p>
+            <w:pPr>
+              <w:spacing w:after="20" w:before="0"/>
+            </w:pPr>
+            <w:hyperlink w:history="1" r:id="rIdwze5ljothbqml7drm0t_x">
+              <w:r>
+                <w:rPr>
+                  <w:rFonts w:ascii="Arial" w:cs="Arial" w:eastAsia="Arial" w:hAnsi="Arial"/>
+                  <w:color w:val="2E75B6"/>
+                  <w:sz w:val="16"/>
+                  <w:szCs w:val="16"/>
+                  <w:u w:val="single" w:color="2E75B6"/>
+                </w:rPr>
+                <w:t xml:space="preserve">Factors affecting reaction rates</w:t>
+              </w:r>
+            </w:hyperlink>
+          </w:p>
+          <w:p>
+            <w:pPr>
+              <w:spacing w:after="10" w:before="0"/>
+              <w:ind w:left="120"/>
+            </w:pPr>
+            <w:r>
+              <w:rPr>
+                <w:rFonts w:ascii="Arial" w:cs="Arial" w:eastAsia="Arial" w:hAnsi="Arial"/>
+                <w:color w:val="595959"/>
+                <w:sz w:val="14"/>
+                <w:szCs w:val="14"/>
+              </w:rPr>
+              <w:t xml:space="preserve">Source: Khan Academy (English - US curriculum)</w:t>
+            </w:r>
+          </w:p>
+          <w:p>
+            <w:pPr>
+              <w:spacing w:after="10" w:before="0"/>
+              <w:ind w:left="120"/>
+            </w:pPr>
+            <w:hyperlink w:history="1" r:id="rIdcux-8fuuvz__gxrq2wotv">
+              <w:r>
+                <w:rPr>
+                  <w:rFonts w:ascii="Arial" w:cs="Arial" w:eastAsia="Arial" w:hAnsi="Arial"/>
+                  <w:color w:val="595959"/>
+                  <w:sz w:val="14"/>
+                  <w:szCs w:val="14"/>
+                  <w:u w:val="single" w:color="595959"/>
+                </w:rPr>
+                <w:t xml:space="preserve">🔍 Search ARES for similar videos</w:t>
+              </w:r>
+            </w:hyperlink>
+          </w:p>
+          <w:p>
+            <w:pPr>
+              <w:spacing w:after="40" w:before="0"/>
+            </w:pPr>
+            <w:r>
+              <w:rPr>
+                <w:sz w:val="14"/>
+                <w:szCs w:val="14"/>
+              </w:rPr>
+              <w:t xml:space="preserve"/>
+            </w:r>
+          </w:p>
+          <w:p>
+            <w:pPr>
+              <w:spacing w:after="20" w:before="0"/>
+            </w:pPr>
+            <w:r>
+              <w:rPr>
+                <w:rFonts w:ascii="Arial" w:cs="Arial" w:eastAsia="Arial" w:hAnsi="Arial"/>
+                <w:b/>
+                <w:bCs/>
+                <w:color w:val="1F3864"/>
+                <w:sz w:val="16"/>
+                <w:szCs w:val="16"/>
+              </w:rPr>
               <w:t xml:space="preserve">📖 HTML:</w:t>
             </w:r>
           </w:p>
@@ -18451,7 +18757,7 @@
             <w:pPr>
               <w:spacing w:after="20" w:before="0"/>
             </w:pPr>
-            <w:hyperlink w:history="1" r:id="rIdf1kkru0tfuj8oclju-e-f">
+            <w:hyperlink w:history="1" r:id="rIdsipyqbjylljdm16gslnsz">
               <w:r>
                 <w:rPr>
                   <w:rFonts w:ascii="Arial" w:cs="Arial" w:eastAsia="Arial" w:hAnsi="Arial"/>
@@ -18484,7 +18790,7 @@
               <w:spacing w:after="10" w:before="0"/>
               <w:ind w:left="120"/>
             </w:pPr>
-            <w:hyperlink w:history="1" r:id="rId41tuiri5bck7ubwcz9ksf">
+            <w:hyperlink w:history="1" r:id="rIdmjbogh-iynvzgdr3eohg0">
               <w:r>
                 <w:rPr>
                   <w:rFonts w:ascii="Arial" w:cs="Arial" w:eastAsia="Arial" w:hAnsi="Arial"/>
@@ -18526,7 +18832,7 @@
                 <w:sz w:val="18"/>
                 <w:szCs w:val="18"/>
               </w:rPr>
-              <w:t xml:space="preserve">Learners individually read a two-sentence stimulus card: 'Aisha pours uji from her thermos at 8 a.m. in Kisumu — mild bubbling, slightly sour. Her cousin in Mombasa pours identical uji at the same time — vigorous bubbling, very sour already. Her other cousin in Kericho pours the same uji — barely any bubbles, almost no sourness yet.' Learners write a 3-minute silent prediction in their science journals: (1) List at least THREE factors you think might explain the difference. (2) For each factor, state whether you think MORE of it speeds up or slows down the fermentation, and WHY. Learners then share predictions with a shoulder partner for 2 minutes.</w:t>
+              <w:t xml:space="preserve">Learners work in groups of 4–5. Each group is assigned ONE primary factor to investigate using a yeast-glucose solution as the model system. Groups set up their experiment, collect data over 15 minutes, then rotate to observe (not redo) one other group's set-up for 5 minutes. FACTOR A — Temperature: Three identical conical flasks each contain 50 mL of yeast-glucose solution (1 g dried baker's yeast + 5 g glucose in 50 mL warm water, pre-prepared by teacher). Flask 1 sits in ice water (~5 °C), Flask 2 at room temperature (~25 °C), Flask 3 in a warm water bath (~40 °C). Each flask is sealed with a stopper and delivery tube leading into lime water. Learners record time taken for lime water to turn milky (proxy for CO₂ production rate) and count bubbles per minute. FACTOR B — Oxygen Availability: Two identical yeast-glucose flasks. Flask 1 is sealed (anaerobic — stopper in place). Flask 2 is open to air (aerobic). Learners observe bubble rate and smell (sourness indicator for lactic/acetic acid accumulation) at 5-minute intervals. FACTOR C — Substrate Concentration: Three flasks with yeast solution but different glucose concentrations: 2 g/50 mL (low), 5 g/50 mL (medium), 10 g/50 mL (high). Bubble count per minute recorded at t=5, t=10, t=15 minutes. FACTOR D — Surface Area (Germinating vs. Dry Seeds): Two conical flasks fitted with CO₂ delivery tubes into lime water. Flask 1 contains 20 dry maize seeds. Flask 2 contains 20 germinating maize seeds (soaked 24 hours, pre-prepared). Learners observe lime water turbidity at 5-minute intervals and record. Learners complete a standardised data table in their journals: Factor | Level tested | Observation (bubble rate / lime water result) | Inferred respiration rate (high/medium/low).</w:t>
             </w:r>
           </w:p>
         </w:tc>
@@ -18558,7 +18864,7 @@
                 <w:sz w:val="18"/>
                 <w:szCs w:val="18"/>
               </w:rPr>
-              <w:t xml:space="preserve">Teacher posts the three-city scenario on the board as a visual anchor. SAY: 'Before we touch any equipment today, I want your brain to commit to a prediction. Write it down — even if you're not sure. Scientists who commit to predictions first gather better evidence.' Allow 3 minutes of silent individual writing. Set a visible timer. After 2 minutes of partner share, cold-call 4 learners (aim for gender balance and regional spread in the room): 'Kamau — what was your top factor and your reasoning?' WAIT 12 seconds after each cold-call before accepting the answer. Record all predicted factors on the board in a T-chart: FACTOR | PREDICTED EFFECT. Do NOT correct predictions yet. SAY: 'We are going to let the yeast tell us who is right.'</w:t>
+              <w:t xml:space="preserve">Before groups begin, teacher conducts a 3-minute live safety demonstration: show correct lime water tube setup, demonstrate how to use tongs with hot water bath, remind learners about the KICD CAUTION on no alcohol brewing. SAY: 'Your only job right now is to observe and record honestly — even if your results surprise you or contradict your prediction. That is what real scientists do.' Circulate continuously, spending approximately 3 minutes per group. Use targeted questions — do NOT give answers: 'What is your controlled variable in this experiment?', 'You said the bubbles slowed down — what does that tell you about the yeast's activity?', 'If you were a tea farmer in Kericho and your uji fermented this slowly, what would you do differently?' After 15 minutes of data collection, ring a bell and direct groups to do a 5-minute silent rotation: walk to one neighbouring group's station, read their data table, and write one observation and one question in their own journal. Cold-call 3 learners after rotation: 'Wanjiku — what surprised you at the station you visited?' WAIT 15 seconds.</w:t>
             </w:r>
           </w:p>
         </w:tc>
@@ -18590,7 +18896,7 @@
                 <w:sz w:val="18"/>
                 <w:szCs w:val="18"/>
               </w:rPr>
-              <w:t xml:space="preserve">Prediction Commitment + T-Chart Anchoring. By forcing a written prediction before observation, learners activate prior knowledge from Lessons 1–5 (enzyme activity, temperature and reaction rates from Sub-Strand 2.5), creating cognitive dissonance hooks that will make the experimental data more memorable. The T-chart on the board remains visible all lesson as a public record to revisit.</w:t>
+              <w:t xml:space="preserve">Jigsaw Investigation with Cross-Group Observation. Each group becomes the class 'expert' on one factor. The rotation visit builds cross-factor literacy without requiring each group to run all four experiments. This mirrors authentic scientific division of labour (e.g., how KEMRI research teams share data) and ensures every learner has first-hand exposure to multiple data sets before the explanation phase.</w:t>
             </w:r>
           </w:p>
         </w:tc>
@@ -18622,7 +18928,7 @@
                 <w:sz w:val="18"/>
                 <w:szCs w:val="18"/>
               </w:rPr>
-              <w:t xml:space="preserve">Teacher circulates during silent writing and scans journals. Observable indicator: learner has named at least 2 scientifically plausible factors (e.g., temperature, sugar concentration, oxygen) with a directional prediction. Learners who list only 1 factor or give contradictory directions receive a prompt: 'Think about what yeast uses as a raw material and what it needs from the environment to work faster.'</w:t>
+              <w:t xml:space="preserve">Teacher checks data tables during circulation. Observable indicator: (1) Learner has recorded at least 3 time-point observations (not just final), (2) table has clearly labelled units (bubbles/min, minutes to lime water turning), (3) at least one controlled variable is identified in writing. Groups whose data tables show only qualitative terms ('lots of bubbles', 'a few') are prompted: 'Can you give me a number? Count bubbles for exactly 30 seconds and double it — that is your rate.'</w:t>
             </w:r>
           </w:p>
         </w:tc>
@@ -18631,32 +18937,32 @@
         <w:tc>
           <w:tcPr>
             <w:tcW w:type="dxa" w:w="1520"/>
-            <w:shd w:fill="D9EEF1" w:color="auto" w:val="clear"/>
-            <w:tcMar>
-              <w:top w:type="dxa" w:w="60"/>
-              <w:left w:type="dxa" w:w="120"/>
-              <w:bottom w:type="dxa" w:w="60"/>
-              <w:right w:type="dxa" w:w="120"/>
-            </w:tcMar>
-            <w:vAlign w:val="top"/>
-          </w:tcPr>
-          <w:p>
-            <w:pPr>
-              <w:spacing w:after="40" w:before="0"/>
-              <w:jc w:val="left"/>
-            </w:pPr>
-            <w:r>
-              <w:rPr>
-                <w:rFonts w:ascii="Arial" w:cs="Arial" w:eastAsia="Arial" w:hAnsi="Arial"/>
-                <w:b/>
-                <w:bCs/>
-                <w:i w:val="false"/>
-                <w:iCs w:val="false"/>
-                <w:color w:val="000000"/>
-                <w:sz w:val="18"/>
-                <w:szCs w:val="18"/>
-              </w:rPr>
-              <w:t xml:space="preserve">Observe Phase</w:t>
+            <w:shd w:fill="E2EFDA" w:color="auto" w:val="clear"/>
+            <w:tcMar>
+              <w:top w:type="dxa" w:w="60"/>
+              <w:left w:type="dxa" w:w="120"/>
+              <w:bottom w:type="dxa" w:w="60"/>
+              <w:right w:type="dxa" w:w="120"/>
+            </w:tcMar>
+            <w:vAlign w:val="top"/>
+          </w:tcPr>
+          <w:p>
+            <w:pPr>
+              <w:spacing w:after="40" w:before="0"/>
+              <w:jc w:val="left"/>
+            </w:pPr>
+            <w:r>
+              <w:rPr>
+                <w:rFonts w:ascii="Arial" w:cs="Arial" w:eastAsia="Arial" w:hAnsi="Arial"/>
+                <w:b/>
+                <w:bCs/>
+                <w:i w:val="false"/>
+                <w:iCs w:val="false"/>
+                <w:color w:val="000000"/>
+                <w:sz w:val="18"/>
+                <w:szCs w:val="18"/>
+              </w:rPr>
+              <w:t xml:space="preserve">Explain Phase</w:t>
             </w:r>
           </w:p>
           <w:p>
@@ -18679,7 +18985,7 @@
             <w:pPr>
               <w:spacing w:after="20" w:before="0"/>
             </w:pPr>
-            <w:hyperlink w:history="1" r:id="rIdw1rgs_hjffmxaa-x0bpem">
+            <w:hyperlink w:history="1" r:id="rIdwivj5cwqsis4nt-nabibh">
               <w:r>
                 <w:rPr>
                   <w:rFonts w:ascii="Arial" w:cs="Arial" w:eastAsia="Arial" w:hAnsi="Arial"/>
@@ -18712,7 +19018,7 @@
               <w:spacing w:after="10" w:before="0"/>
               <w:ind w:left="120"/>
             </w:pPr>
-            <w:hyperlink w:history="1" r:id="rIdre-oc6ghb1iloamdueoyb">
+            <w:hyperlink w:history="1" r:id="rIddqiogde6r1rhvh4-yljqf">
               <w:r>
                 <w:rPr>
                   <w:rFonts w:ascii="Arial" w:cs="Arial" w:eastAsia="Arial" w:hAnsi="Arial"/>
@@ -18757,7 +19063,7 @@
             <w:pPr>
               <w:spacing w:after="20" w:before="0"/>
             </w:pPr>
-            <w:hyperlink w:history="1" r:id="rIdpf2oocbdzcaqkg51ozqf6">
+            <w:hyperlink w:history="1" r:id="rIdicdjumhhcfj_1wos3yvb6">
               <w:r>
                 <w:rPr>
                   <w:rFonts w:ascii="Arial" w:cs="Arial" w:eastAsia="Arial" w:hAnsi="Arial"/>
@@ -18790,7 +19096,7 @@
               <w:spacing w:after="10" w:before="0"/>
               <w:ind w:left="120"/>
             </w:pPr>
-            <w:hyperlink w:history="1" r:id="rId74s2lwe0rcuczwref4ibf">
+            <w:hyperlink w:history="1" r:id="rId9cvzm5_6x44csmrw4ftqm">
               <w:r>
                 <w:rPr>
                   <w:rFonts w:ascii="Arial" w:cs="Arial" w:eastAsia="Arial" w:hAnsi="Arial"/>
@@ -18832,7 +19138,7 @@
                 <w:sz w:val="18"/>
                 <w:szCs w:val="18"/>
               </w:rPr>
-              <w:t xml:space="preserve">Learners work in groups of 4–5. Each group is assigned ONE primary factor to investigate using a yeast-glucose solution as the model system. Groups set up their experiment, collect data over 15 minutes, then rotate to observe (not redo) one other group's set-up for 5 minutes. FACTOR A — Temperature: Three identical conical flasks each contain 50 mL of yeast-glucose solution (1 g dried baker's yeast + 5 g glucose in 50 mL warm water, pre-prepared by teacher). Flask 1 sits in ice water (~5 °C), Flask 2 at room temperature (~25 °C), Flask 3 in a warm water bath (~40 °C). Each flask is sealed with a stopper and delivery tube leading into lime water. Learners record time taken for lime water to turn milky (proxy for CO₂ production rate) and count bubbles per minute. FACTOR B — Oxygen Availability: Two identical yeast-glucose flasks. Flask 1 is sealed (anaerobic — stopper in place). Flask 2 is open to air (aerobic). Learners observe bubble rate and smell (sourness indicator for lactic/acetic acid accumulation) at 5-minute intervals. FACTOR C — Substrate Concentration: Three flasks with yeast solution but different glucose concentrations: 2 g/50 mL (low), 5 g/50 mL (medium), 10 g/50 mL (high). Bubble count per minute recorded at t=5, t=10, t=15 minutes. FACTOR D — Surface Area (Germinating vs. Dry Seeds): Two conical flasks fitted with CO₂ delivery tubes into lime water. Flask 1 contains 20 dry maize seeds. Flask 2 contains 20 germinating maize seeds (soaked 24 hours, pre-prepared). Learners observe lime water turbidity at 5-minute intervals and record. Learners complete a standardised data table in their journals: Factor | Level tested | Observation (bubble rate / lime water result) | Inferred respiration rate (high/medium/low).</w:t>
+              <w:t xml:space="preserve">Each group prepares a 90-second verbal report using this scaffold written on the board: 'We investigated [FACTOR]. We changed [VARIABLE] from ___ to ___. We observed [DATA]. This tells us that when [FACTOR] increases/decreases, the rate of respiration [increases/decreases/peaks] because [MECHANISM LINKING TO ENZYME ACTIVITY / SUBSTRATE AVAILABILITY / OXYGEN PATHWAY]. This explains the uji phenomenon because ___.' Groups present in sequence (Factors A → B → C → D). After all four presentations, teacher facilitates a whole-class construction of a shared Summary Data Table on the board, with columns: Factor | Direction of change | Effect on respiration rate | Mechanism | Link to uji phenomenon. Learners copy this into journals. Teacher then poses the synthesis question: 'Using this table, explain in full sentences why the Mombasa uji fermented faster than the Kericho uji by 8 a.m.' Learners write for 4 minutes individually before a think-pair-share.</w:t>
             </w:r>
           </w:p>
         </w:tc>
@@ -18864,7 +19170,7 @@
                 <w:sz w:val="18"/>
                 <w:szCs w:val="18"/>
               </w:rPr>
-              <w:t xml:space="preserve">Before groups begin, teacher conducts a 3-minute live safety demonstration: show correct lime water tube setup, demonstrate how to use tongs with hot water bath, remind learners about the KICD CAUTION on no alcohol brewing. SAY: 'Your only job right now is to observe and record honestly — even if your results surprise you or contradict your prediction. That is what real scientists do.' Circulate continuously, spending approximately 3 minutes per group. Use targeted questions — do NOT give answers: 'What is your controlled variable in this experiment?', 'You said the bubbles slowed down — what does that tell you about the yeast's activity?', 'If you were a tea farmer in Kericho and your uji fermented this slowly, what would you do differently?' After 15 minutes of data collection, ring a bell and direct groups to do a 5-minute silent rotation: walk to one neighbouring group's station, read their data table, and write one observation and one question in their own journal. Cold-call 3 learners after rotation: 'Wanjiku — what surprised you at the station you visited?' WAIT 15 seconds.</w:t>
+              <w:t xml:space="preserve">During group presentations, teacher acts as a 'press conference moderator'. After each group's 90 seconds, SAY: 'The floor is open — one challenging question for this group from the rest of the class.' Wait 10 seconds for hands. If no hands, cold-call: 'Otieno — you visited this station. What would you ask them?' After all four presentations, construct the Summary Data Table collaboratively: point to an empty cell and cold-call a learner to fill it in, then ask the class 'Do we agree?' (show of hands), then ask a learner who disagrees to explain. For the synthesis question, circulate during the 4-minute individual writing. After think-pair-share (2 minutes), cold-call 3 pairs: 'Tell me your Mombasa-vs-Kericho explanation.' Target the explanation: it must include temperature → enzyme activity → faster substrate breakdown → faster CO₂ and acid production. If a response is incomplete, SAY: 'You've got the what — now give me the why at the molecular level. What happens to yeast enzyme activity when temperature rises from 15 °C to 30 °C?'</w:t>
             </w:r>
           </w:p>
         </w:tc>
@@ -18896,7 +19202,7 @@
                 <w:sz w:val="18"/>
                 <w:szCs w:val="18"/>
               </w:rPr>
-              <w:t xml:space="preserve">Jigsaw Investigation with Cross-Group Observation. Each group becomes the class 'expert' on one factor. The rotation visit builds cross-factor literacy without requiring each group to run all four experiments. This mirrors authentic scientific division of labour (e.g., how KEMRI research teams share data) and ensures every learner has first-hand exposure to multiple data sets before the explanation phase.</w:t>
+              <w:t xml:space="preserve">Scaffolded Presentation + Collaborative Table Construction (NGSS SEP 6: Constructing Explanations). The fill-in-the-blank oral presentation scaffold forces learners to articulate causal mechanisms rather than merely describe observations. The teacher-facilitated class table publicly synthesises four independent data sets into a unified explanatory framework — modelling how scientists aggregate evidence from multiple studies. The Mombasa-Kericho synthesis question requires learners to transfer the class data to the original phenomenon, closing the evidence loop opened in Phase 1.</w:t>
             </w:r>
           </w:p>
         </w:tc>
@@ -18928,7 +19234,7 @@
                 <w:sz w:val="18"/>
                 <w:szCs w:val="18"/>
               </w:rPr>
-              <w:t xml:space="preserve">Teacher checks data tables during circulation. Observable indicator: (1) Learner has recorded at least 3 time-point observations (not just final), (2) table has clearly labelled units (bubbles/min, minutes to lime water turning), (3) at least one controlled variable is identified in writing. Groups whose data tables show only qualitative terms ('lots of bubbles', 'a few') are prompted: 'Can you give me a number? Count bubbles for exactly 30 seconds and double it — that is your rate.'</w:t>
+              <w:t xml:space="preserve">Written synthesis response (4-minute individual write). Observable indicator: response (a) names temperature as the key variable, (b) uses the word 'enzyme' or 'yeast activity' in a causal sentence, (c) mentions CO₂ or acid production as the measurable outcome, and (d) explicitly references the uji in the thermos. Responses meeting fewer than 3 criteria receive a written teacher prompt in the margin: 'What is inside the yeast cell that controls how fast glucose is broken down?' for follow-up in Phase 4.</w:t>
             </w:r>
           </w:p>
         </w:tc>
@@ -18937,32 +19243,32 @@
         <w:tc>
           <w:tcPr>
             <w:tcW w:type="dxa" w:w="1520"/>
-            <w:shd w:fill="E2EFDA" w:color="auto" w:val="clear"/>
-            <w:tcMar>
-              <w:top w:type="dxa" w:w="60"/>
-              <w:left w:type="dxa" w:w="120"/>
-              <w:bottom w:type="dxa" w:w="60"/>
-              <w:right w:type="dxa" w:w="120"/>
-            </w:tcMar>
-            <w:vAlign w:val="top"/>
-          </w:tcPr>
-          <w:p>
-            <w:pPr>
-              <w:spacing w:after="40" w:before="0"/>
-              <w:jc w:val="left"/>
-            </w:pPr>
-            <w:r>
-              <w:rPr>
-                <w:rFonts w:ascii="Arial" w:cs="Arial" w:eastAsia="Arial" w:hAnsi="Arial"/>
-                <w:b/>
-                <w:bCs/>
-                <w:i w:val="false"/>
-                <w:iCs w:val="false"/>
-                <w:color w:val="000000"/>
-                <w:sz w:val="18"/>
-                <w:szCs w:val="18"/>
-              </w:rPr>
-              <w:t xml:space="preserve">Explain Phase</w:t>
+            <w:shd w:fill="FCE4D6" w:color="auto" w:val="clear"/>
+            <w:tcMar>
+              <w:top w:type="dxa" w:w="60"/>
+              <w:left w:type="dxa" w:w="120"/>
+              <w:bottom w:type="dxa" w:w="60"/>
+              <w:right w:type="dxa" w:w="120"/>
+            </w:tcMar>
+            <w:vAlign w:val="top"/>
+          </w:tcPr>
+          <w:p>
+            <w:pPr>
+              <w:spacing w:after="40" w:before="0"/>
+              <w:jc w:val="left"/>
+            </w:pPr>
+            <w:r>
+              <w:rPr>
+                <w:rFonts w:ascii="Arial" w:cs="Arial" w:eastAsia="Arial" w:hAnsi="Arial"/>
+                <w:b/>
+                <w:bCs/>
+                <w:i w:val="false"/>
+                <w:iCs w:val="false"/>
+                <w:color w:val="000000"/>
+                <w:sz w:val="18"/>
+                <w:szCs w:val="18"/>
+              </w:rPr>
+              <w:t xml:space="preserve">Driving Question Board (DQB) Creation</w:t>
             </w:r>
           </w:p>
           <w:p>
@@ -18985,7 +19291,7 @@
             <w:pPr>
               <w:spacing w:after="20" w:before="0"/>
             </w:pPr>
-            <w:hyperlink w:history="1" r:id="rIdfrl5wi9cbmu2g16n91sh7">
+            <w:hyperlink w:history="1" r:id="rIdqyjcxtra9tsrmvb1adrqd">
               <w:r>
                 <w:rPr>
                   <w:rFonts w:ascii="Arial" w:cs="Arial" w:eastAsia="Arial" w:hAnsi="Arial"/>
@@ -19018,7 +19324,7 @@
               <w:spacing w:after="10" w:before="0"/>
               <w:ind w:left="120"/>
             </w:pPr>
-            <w:hyperlink w:history="1" r:id="rIdt4fbxh1vsukb9bzek9atq">
+            <w:hyperlink w:history="1" r:id="rIdlaycq652nwmntdaf8qpld">
               <w:r>
                 <w:rPr>
                   <w:rFonts w:ascii="Arial" w:cs="Arial" w:eastAsia="Arial" w:hAnsi="Arial"/>
@@ -19063,7 +19369,7 @@
             <w:pPr>
               <w:spacing w:after="20" w:before="0"/>
             </w:pPr>
-            <w:hyperlink w:history="1" r:id="rIdli6l6bhzcg7zsyrplvra-">
+            <w:hyperlink w:history="1" r:id="rIdtrrmgrninfvr8ivzidviz">
               <w:r>
                 <w:rPr>
                   <w:rFonts w:ascii="Arial" w:cs="Arial" w:eastAsia="Arial" w:hAnsi="Arial"/>
@@ -19096,7 +19402,7 @@
               <w:spacing w:after="10" w:before="0"/>
               <w:ind w:left="120"/>
             </w:pPr>
-            <w:hyperlink w:history="1" r:id="rIdbrjxlzhfpkmjcrth6cwri">
+            <w:hyperlink w:history="1" r:id="rIdqwoj83u_ftx7yutqlwn8m">
               <w:r>
                 <w:rPr>
                   <w:rFonts w:ascii="Arial" w:cs="Arial" w:eastAsia="Arial" w:hAnsi="Arial"/>
@@ -19138,7 +19444,7 @@
                 <w:sz w:val="18"/>
                 <w:szCs w:val="18"/>
               </w:rPr>
-              <w:t xml:space="preserve">Each group prepares a 90-second verbal report using this scaffold written on the board: 'We investigated [FACTOR]. We changed [VARIABLE] from ___ to ___. We observed [DATA]. This tells us that when [FACTOR] increases/decreases, the rate of respiration [increases/decreases/peaks] because [MECHANISM LINKING TO ENZYME ACTIVITY / SUBSTRATE AVAILABILITY / OXYGEN PATHWAY]. This explains the uji phenomenon because ___.' Groups present in sequence (Factors A → B → C → D). After all four presentations, teacher facilitates a whole-class construction of a shared Summary Data Table on the board, with columns: Factor | Direction of change | Effect on respiration rate | Mechanism | Link to uji phenomenon. Learners copy this into journals. Teacher then poses the synthesis question: 'Using this table, explain in full sentences why the Mombasa uji fermented faster than the Kericho uji by 8 a.m.' Learners write for 4 minutes individually before a think-pair-share.</w:t>
+              <w:t xml:space="preserve">The class DQB is displayed (a large poster or whiteboard section maintained across all 8 lessons). Learners receive two sticky-note colours: GREEN = 'I can now answer this' and ORANGE = 'This lesson raised a new question for me.' Learners individually write and post sticky notes in 3 minutes. Teacher reads 4–5 notes aloud. Class votes by show of hands on which new orange questions are most important to carry into Lesson 7. The top 2 new questions are written in marker on the DQB. Learners then revisit the T-chart from Phase 1 (their original predictions) and tick, cross, or annotate each prediction based on the evidence gathered. SAY: 'A scientist who finds their prediction was wrong has not failed — they have learned something precise. Circle your most surprising result and write one sentence explaining why the evidence changed your thinking.'</w:t>
             </w:r>
           </w:p>
         </w:tc>
@@ -19170,7 +19476,7 @@
                 <w:sz w:val="18"/>
                 <w:szCs w:val="18"/>
               </w:rPr>
-              <w:t xml:space="preserve">During group presentations, teacher acts as a 'press conference moderator'. After each group's 90 seconds, SAY: 'The floor is open — one challenging question for this group from the rest of the class.' Wait 10 seconds for hands. If no hands, cold-call: 'Otieno — you visited this station. What would you ask them?' After all four presentations, construct the Summary Data Table collaboratively: point to an empty cell and cold-call a learner to fill it in, then ask the class 'Do we agree?' (show of hands), then ask a learner who disagrees to explain. For the synthesis question, circulate during the 4-minute individual writing. After think-pair-share (2 minutes), cold-call 3 pairs: 'Tell me your Mombasa-vs-Kericho explanation.' Target the explanation: it must include temperature → enzyme activity → faster substrate breakdown → faster CO₂ and acid production. If a response is incomplete, SAY: 'You've got the what — now give me the why at the molecular level. What happens to yeast enzyme activity when temperature rises from 15 °C to 30 °C?'</w:t>
+              <w:t xml:space="preserve">Before sticky-note posting, SAY: 'Look at our driving question on the board — read it in your head. Then ask yourself: what part of that question can I now answer better than I could at the start of Lesson 1?' Allow 3 minutes of silent sticky-note writing. As learners post notes, teacher quickly clusters them into 3 categories on the DQB: ANSWERED | PARTLY ANSWERED | NEW QUESTIONS. Read one note from each category aloud. For NEW QUESTIONS, use 'parking lot' language: 'This is an excellent question — let's park it here and see if Lesson 7 on economic applications picks it up.' Cold-call 2 learners to share their prediction T-chart revision: 'Chebet — which prediction were you most wrong about, and why does the evidence change your thinking?' WAIT 12 seconds.</w:t>
             </w:r>
           </w:p>
         </w:tc>
@@ -19202,7 +19508,7 @@
                 <w:sz w:val="18"/>
                 <w:szCs w:val="18"/>
               </w:rPr>
-              <w:t xml:space="preserve">Scaffolded Presentation + Collaborative Table Construction (NGSS SEP 6: Constructing Explanations). The fill-in-the-blank oral presentation scaffold forces learners to articulate causal mechanisms rather than merely describe observations. The teacher-facilitated class table publicly synthesises four independent data sets into a unified explanatory framework — modelling how scientists aggregate evidence from multiple studies. The Mombasa-Kericho synthesis question requires learners to transfer the class data to the original phenomenon, closing the evidence loop opened in Phase 1.</w:t>
+              <w:t xml:space="preserve">Driving Question Board Curation + Prediction Revision. The DQB is a live epistemic artefact that externalises the class's growing understanding across the entire unit. Colour-coded sticky notes make metacognitive progress visible. Prediction revision directly addresses the NGSS practice of using evidence to evaluate and revise explanations (SEP 6), and reinforces that science is an iterative, self-correcting process — a value modelled by Kenyan scientists such as Dr. Thomas Odhiambo (ICIPE) who revised pest-management models based on field evidence.</w:t>
             </w:r>
           </w:p>
         </w:tc>
@@ -19234,7 +19540,7 @@
                 <w:sz w:val="18"/>
                 <w:szCs w:val="18"/>
               </w:rPr>
-              <w:t xml:space="preserve">Written synthesis response (4-minute individual write). Observable indicator: response (a) names temperature as the key variable, (b) uses the word 'enzyme' or 'yeast activity' in a causal sentence, (c) mentions CO₂ or acid production as the measurable outcome, and (d) explicitly references the uji in the thermos. Responses meeting fewer than 3 criteria receive a written teacher prompt in the margin: 'What is inside the yeast cell that controls how fast glucose is broken down?' for follow-up in Phase 4.</w:t>
+              <w:t xml:space="preserve">Teacher scans sticky notes during posting. Observable indicator: GREEN notes contain a specific factual claim (not just 'I understand respiration') — e.g., 'I can now explain why Mombasa uji ferments faster using temperature and enzyme activity.' ORANGE notes contain a genuine question in a question format. Learners who post blank or vague notes are individually prompted: 'Point to one thing on our Summary Data Table that surprised you and turn it into a question or a claim.'</w:t>
             </w:r>
           </w:p>
         </w:tc>
@@ -19243,32 +19549,32 @@
         <w:tc>
           <w:tcPr>
             <w:tcW w:type="dxa" w:w="1520"/>
-            <w:shd w:fill="FCE4D6" w:color="auto" w:val="clear"/>
-            <w:tcMar>
-              <w:top w:type="dxa" w:w="60"/>
-              <w:left w:type="dxa" w:w="120"/>
-              <w:bottom w:type="dxa" w:w="60"/>
-              <w:right w:type="dxa" w:w="120"/>
-            </w:tcMar>
-            <w:vAlign w:val="top"/>
-          </w:tcPr>
-          <w:p>
-            <w:pPr>
-              <w:spacing w:after="40" w:before="0"/>
-              <w:jc w:val="left"/>
-            </w:pPr>
-            <w:r>
-              <w:rPr>
-                <w:rFonts w:ascii="Arial" w:cs="Arial" w:eastAsia="Arial" w:hAnsi="Arial"/>
-                <w:b/>
-                <w:bCs/>
-                <w:i w:val="false"/>
-                <w:iCs w:val="false"/>
-                <w:color w:val="000000"/>
-                <w:sz w:val="18"/>
-                <w:szCs w:val="18"/>
-              </w:rPr>
-              <w:t xml:space="preserve">Driving Question Board (DQB) Creation</w:t>
+            <w:shd w:fill="D5E8F0" w:color="auto" w:val="clear"/>
+            <w:tcMar>
+              <w:top w:type="dxa" w:w="60"/>
+              <w:left w:type="dxa" w:w="120"/>
+              <w:bottom w:type="dxa" w:w="60"/>
+              <w:right w:type="dxa" w:w="120"/>
+            </w:tcMar>
+            <w:vAlign w:val="top"/>
+          </w:tcPr>
+          <w:p>
+            <w:pPr>
+              <w:spacing w:after="40" w:before="0"/>
+              <w:jc w:val="left"/>
+            </w:pPr>
+            <w:r>
+              <w:rPr>
+                <w:rFonts w:ascii="Arial" w:cs="Arial" w:eastAsia="Arial" w:hAnsi="Arial"/>
+                <w:b/>
+                <w:bCs/>
+                <w:i w:val="false"/>
+                <w:iCs w:val="false"/>
+                <w:color w:val="000000"/>
+                <w:sz w:val="18"/>
+                <w:szCs w:val="18"/>
+              </w:rPr>
+              <w:t xml:space="preserve">Model Building Phase</w:t>
             </w:r>
           </w:p>
           <w:p>
@@ -19291,7 +19597,7 @@
             <w:pPr>
               <w:spacing w:after="20" w:before="0"/>
             </w:pPr>
-            <w:hyperlink w:history="1" r:id="rIdflxeaoaqz0oggz5uqwhay">
+            <w:hyperlink w:history="1" r:id="rIdgt7empynzcgdot-2h5786">
               <w:r>
                 <w:rPr>
                   <w:rFonts w:ascii="Arial" w:cs="Arial" w:eastAsia="Arial" w:hAnsi="Arial"/>
@@ -19324,7 +19630,7 @@
               <w:spacing w:after="10" w:before="0"/>
               <w:ind w:left="120"/>
             </w:pPr>
-            <w:hyperlink w:history="1" r:id="rId8pryiceqlva8cgbdmiiki">
+            <w:hyperlink w:history="1" r:id="rIdffkjfwcfxtbkpnqdcisxm">
               <w:r>
                 <w:rPr>
                   <w:rFonts w:ascii="Arial" w:cs="Arial" w:eastAsia="Arial" w:hAnsi="Arial"/>
@@ -19369,313 +19675,7 @@
             <w:pPr>
               <w:spacing w:after="20" w:before="0"/>
             </w:pPr>
-            <w:hyperlink w:history="1" r:id="rIde5sqkgppgka_bnwkuw1eo">
-              <w:r>
-                <w:rPr>
-                  <w:rFonts w:ascii="Arial" w:cs="Arial" w:eastAsia="Arial" w:hAnsi="Arial"/>
-                  <w:color w:val="2E75B6"/>
-                  <w:sz w:val="16"/>
-                  <w:szCs w:val="16"/>
-                  <w:u w:val="single" w:color="2E75B6"/>
-                </w:rPr>
-                <w:t xml:space="preserve">Fermentation and anaerobic respiration</w:t>
-              </w:r>
-            </w:hyperlink>
-          </w:p>
-          <w:p>
-            <w:pPr>
-              <w:spacing w:after="10" w:before="0"/>
-              <w:ind w:left="120"/>
-            </w:pPr>
-            <w:r>
-              <w:rPr>
-                <w:rFonts w:ascii="Arial" w:cs="Arial" w:eastAsia="Arial" w:hAnsi="Arial"/>
-                <w:color w:val="595959"/>
-                <w:sz w:val="14"/>
-                <w:szCs w:val="14"/>
-              </w:rPr>
-              <w:t xml:space="preserve">Source: Khan Academy (English - US curriculum)</w:t>
-            </w:r>
-          </w:p>
-          <w:p>
-            <w:pPr>
-              <w:spacing w:after="10" w:before="0"/>
-              <w:ind w:left="120"/>
-            </w:pPr>
-            <w:hyperlink w:history="1" r:id="rIdjqu8suu_kyqdetuedtt-u">
-              <w:r>
-                <w:rPr>
-                  <w:rFonts w:ascii="Arial" w:cs="Arial" w:eastAsia="Arial" w:hAnsi="Arial"/>
-                  <w:color w:val="595959"/>
-                  <w:sz w:val="14"/>
-                  <w:szCs w:val="14"/>
-                  <w:u w:val="single" w:color="595959"/>
-                </w:rPr>
-                <w:t xml:space="preserve">🔍 Search ARES for similar readings</w:t>
-              </w:r>
-            </w:hyperlink>
-          </w:p>
-        </w:tc>
-        <w:tc>
-          <w:tcPr>
-            <w:tcW w:type="dxa" w:w="3040"/>
-            <w:shd w:fill="FFFFFF" w:color="auto" w:val="clear"/>
-            <w:tcMar>
-              <w:top w:type="dxa" w:w="60"/>
-              <w:left w:type="dxa" w:w="120"/>
-              <w:bottom w:type="dxa" w:w="60"/>
-              <w:right w:type="dxa" w:w="120"/>
-            </w:tcMar>
-            <w:vAlign w:val="top"/>
-          </w:tcPr>
-          <w:p>
-            <w:pPr>
-              <w:spacing w:after="40" w:before="0"/>
-              <w:jc w:val="left"/>
-            </w:pPr>
-            <w:r>
-              <w:rPr>
-                <w:rFonts w:ascii="Arial" w:cs="Arial" w:eastAsia="Arial" w:hAnsi="Arial"/>
-                <w:b w:val="false"/>
-                <w:bCs w:val="false"/>
-                <w:i w:val="false"/>
-                <w:iCs w:val="false"/>
-                <w:color w:val="000000"/>
-                <w:sz w:val="18"/>
-                <w:szCs w:val="18"/>
-              </w:rPr>
-              <w:t xml:space="preserve">The class DQB is displayed (a large poster or whiteboard section maintained across all 8 lessons). Learners receive two sticky-note colours: GREEN = 'I can now answer this' and ORANGE = 'This lesson raised a new question for me.' Learners individually write and post sticky notes in 3 minutes. Teacher reads 4–5 notes aloud. Class votes by show of hands on which new orange questions are most important to carry into Lesson 7. The top 2 new questions are written in marker on the DQB. Learners then revisit the T-chart from Phase 1 (their original predictions) and tick, cross, or annotate each prediction based on the evidence gathered. SAY: 'A scientist who finds their prediction was wrong has not failed — they have learned something precise. Circle your most surprising result and write one sentence explaining why the evidence changed your thinking.'</w:t>
-            </w:r>
-          </w:p>
-        </w:tc>
-        <w:tc>
-          <w:tcPr>
-            <w:tcW w:type="dxa" w:w="3040"/>
-            <w:shd w:fill="F2F2F2" w:color="auto" w:val="clear"/>
-            <w:tcMar>
-              <w:top w:type="dxa" w:w="60"/>
-              <w:left w:type="dxa" w:w="120"/>
-              <w:bottom w:type="dxa" w:w="60"/>
-              <w:right w:type="dxa" w:w="120"/>
-            </w:tcMar>
-            <w:vAlign w:val="top"/>
-          </w:tcPr>
-          <w:p>
-            <w:pPr>
-              <w:spacing w:after="40" w:before="0"/>
-              <w:jc w:val="left"/>
-            </w:pPr>
-            <w:r>
-              <w:rPr>
-                <w:rFonts w:ascii="Arial" w:cs="Arial" w:eastAsia="Arial" w:hAnsi="Arial"/>
-                <w:b w:val="false"/>
-                <w:bCs w:val="false"/>
-                <w:i w:val="false"/>
-                <w:iCs w:val="false"/>
-                <w:color w:val="000000"/>
-                <w:sz w:val="18"/>
-                <w:szCs w:val="18"/>
-              </w:rPr>
-              <w:t xml:space="preserve">Before sticky-note posting, SAY: 'Look at our driving question on the board — read it in your head. Then ask yourself: what part of that question can I now answer better than I could at the start of Lesson 1?' Allow 3 minutes of silent sticky-note writing. As learners post notes, teacher quickly clusters them into 3 categories on the DQB: ANSWERED | PARTLY ANSWERED | NEW QUESTIONS. Read one note from each category aloud. For NEW QUESTIONS, use 'parking lot' language: 'This is an excellent question — let's park it here and see if Lesson 7 on economic applications picks it up.' Cold-call 2 learners to share their prediction T-chart revision: 'Chebet — which prediction were you most wrong about, and why does the evidence change your thinking?' WAIT 12 seconds.</w:t>
-            </w:r>
-          </w:p>
-        </w:tc>
-        <w:tc>
-          <w:tcPr>
-            <w:tcW w:type="dxa" w:w="3040"/>
-            <w:shd w:fill="FFFFFF" w:color="auto" w:val="clear"/>
-            <w:tcMar>
-              <w:top w:type="dxa" w:w="60"/>
-              <w:left w:type="dxa" w:w="120"/>
-              <w:bottom w:type="dxa" w:w="60"/>
-              <w:right w:type="dxa" w:w="120"/>
-            </w:tcMar>
-            <w:vAlign w:val="top"/>
-          </w:tcPr>
-          <w:p>
-            <w:pPr>
-              <w:spacing w:after="40" w:before="0"/>
-              <w:jc w:val="left"/>
-            </w:pPr>
-            <w:r>
-              <w:rPr>
-                <w:rFonts w:ascii="Arial" w:cs="Arial" w:eastAsia="Arial" w:hAnsi="Arial"/>
-                <w:b w:val="false"/>
-                <w:bCs w:val="false"/>
-                <w:i w:val="false"/>
-                <w:iCs w:val="false"/>
-                <w:color w:val="000000"/>
-                <w:sz w:val="18"/>
-                <w:szCs w:val="18"/>
-              </w:rPr>
-              <w:t xml:space="preserve">Driving Question Board Curation + Prediction Revision. The DQB is a live epistemic artefact that externalises the class's growing understanding across the entire unit. Colour-coded sticky notes make metacognitive progress visible. Prediction revision directly addresses the NGSS practice of using evidence to evaluate and revise explanations (SEP 6), and reinforces that science is an iterative, self-correcting process — a value modelled by Kenyan scientists such as Dr. Thomas Odhiambo (ICIPE) who revised pest-management models based on field evidence.</w:t>
-            </w:r>
-          </w:p>
-        </w:tc>
-        <w:tc>
-          <w:tcPr>
-            <w:tcW w:type="dxa" w:w="3040"/>
-            <w:shd w:fill="F2F2F2" w:color="auto" w:val="clear"/>
-            <w:tcMar>
-              <w:top w:type="dxa" w:w="60"/>
-              <w:left w:type="dxa" w:w="120"/>
-              <w:bottom w:type="dxa" w:w="60"/>
-              <w:right w:type="dxa" w:w="120"/>
-            </w:tcMar>
-            <w:vAlign w:val="top"/>
-          </w:tcPr>
-          <w:p>
-            <w:pPr>
-              <w:spacing w:after="40" w:before="0"/>
-              <w:jc w:val="left"/>
-            </w:pPr>
-            <w:r>
-              <w:rPr>
-                <w:rFonts w:ascii="Arial" w:cs="Arial" w:eastAsia="Arial" w:hAnsi="Arial"/>
-                <w:b w:val="false"/>
-                <w:bCs w:val="false"/>
-                <w:i w:val="false"/>
-                <w:iCs w:val="false"/>
-                <w:color w:val="000000"/>
-                <w:sz w:val="18"/>
-                <w:szCs w:val="18"/>
-              </w:rPr>
-              <w:t xml:space="preserve">Teacher scans sticky notes during posting. Observable indicator: GREEN notes contain a specific factual claim (not just 'I understand respiration') — e.g., 'I can now explain why Mombasa uji ferments faster using temperature and enzyme activity.' ORANGE notes contain a genuine question in a question format. Learners who post blank or vague notes are individually prompted: 'Point to one thing on our Summary Data Table that surprised you and turn it into a question or a claim.'</w:t>
-            </w:r>
-          </w:p>
-        </w:tc>
-      </w:tr>
-      <w:tr>
-        <w:tc>
-          <w:tcPr>
-            <w:tcW w:type="dxa" w:w="1520"/>
-            <w:shd w:fill="D5E8F0" w:color="auto" w:val="clear"/>
-            <w:tcMar>
-              <w:top w:type="dxa" w:w="60"/>
-              <w:left w:type="dxa" w:w="120"/>
-              <w:bottom w:type="dxa" w:w="60"/>
-              <w:right w:type="dxa" w:w="120"/>
-            </w:tcMar>
-            <w:vAlign w:val="top"/>
-          </w:tcPr>
-          <w:p>
-            <w:pPr>
-              <w:spacing w:after="40" w:before="0"/>
-              <w:jc w:val="left"/>
-            </w:pPr>
-            <w:r>
-              <w:rPr>
-                <w:rFonts w:ascii="Arial" w:cs="Arial" w:eastAsia="Arial" w:hAnsi="Arial"/>
-                <w:b/>
-                <w:bCs/>
-                <w:i w:val="false"/>
-                <w:iCs w:val="false"/>
-                <w:color w:val="000000"/>
-                <w:sz w:val="18"/>
-                <w:szCs w:val="18"/>
-              </w:rPr>
-              <w:t xml:space="preserve">Model Building Phase</w:t>
-            </w:r>
-          </w:p>
-          <w:p>
-            <w:pPr>
-              <w:spacing w:after="20" w:before="0"/>
-            </w:pPr>
-            <w:r>
-              <w:rPr>
-                <w:rFonts w:ascii="Arial" w:cs="Arial" w:eastAsia="Arial" w:hAnsi="Arial"/>
-                <w:b/>
-                <w:bCs/>
-                <w:color w:val="1F3864"/>
-                <w:sz w:val="16"/>
-                <w:szCs w:val="16"/>
-              </w:rPr>
-              <w:t xml:space="preserve">📹 VIDEO:</w:t>
-            </w:r>
-          </w:p>
-          <w:p>
-            <w:pPr>
-              <w:spacing w:after="20" w:before="0"/>
-            </w:pPr>
-            <w:hyperlink w:history="1" r:id="rId6wbwb0niy-xq-x7qgqrsu">
-              <w:r>
-                <w:rPr>
-                  <w:rFonts w:ascii="Arial" w:cs="Arial" w:eastAsia="Arial" w:hAnsi="Arial"/>
-                  <w:color w:val="2E75B6"/>
-                  <w:sz w:val="16"/>
-                  <w:szCs w:val="16"/>
-                  <w:u w:val="single" w:color="2E75B6"/>
-                </w:rPr>
-                <w:t xml:space="preserve">Factors affecting reaction rates</w:t>
-              </w:r>
-            </w:hyperlink>
-          </w:p>
-          <w:p>
-            <w:pPr>
-              <w:spacing w:after="10" w:before="0"/>
-              <w:ind w:left="120"/>
-            </w:pPr>
-            <w:r>
-              <w:rPr>
-                <w:rFonts w:ascii="Arial" w:cs="Arial" w:eastAsia="Arial" w:hAnsi="Arial"/>
-                <w:color w:val="595959"/>
-                <w:sz w:val="14"/>
-                <w:szCs w:val="14"/>
-              </w:rPr>
-              <w:t xml:space="preserve">Source: Khan Academy (English - US curriculum)</w:t>
-            </w:r>
-          </w:p>
-          <w:p>
-            <w:pPr>
-              <w:spacing w:after="10" w:before="0"/>
-              <w:ind w:left="120"/>
-            </w:pPr>
-            <w:hyperlink w:history="1" r:id="rIdx6i-9lwug2ynugcsz18gg">
-              <w:r>
-                <w:rPr>
-                  <w:rFonts w:ascii="Arial" w:cs="Arial" w:eastAsia="Arial" w:hAnsi="Arial"/>
-                  <w:color w:val="595959"/>
-                  <w:sz w:val="14"/>
-                  <w:szCs w:val="14"/>
-                  <w:u w:val="single" w:color="595959"/>
-                </w:rPr>
-                <w:t xml:space="preserve">🔍 Search ARES for similar videos</w:t>
-              </w:r>
-            </w:hyperlink>
-          </w:p>
-          <w:p>
-            <w:pPr>
-              <w:spacing w:after="40" w:before="0"/>
-            </w:pPr>
-            <w:r>
-              <w:rPr>
-                <w:sz w:val="14"/>
-                <w:szCs w:val="14"/>
-              </w:rPr>
-              <w:t xml:space="preserve"/>
-            </w:r>
-          </w:p>
-          <w:p>
-            <w:pPr>
-              <w:spacing w:after="20" w:before="0"/>
-            </w:pPr>
-            <w:r>
-              <w:rPr>
-                <w:rFonts w:ascii="Arial" w:cs="Arial" w:eastAsia="Arial" w:hAnsi="Arial"/>
-                <w:b/>
-                <w:bCs/>
-                <w:color w:val="1F3864"/>
-                <w:sz w:val="16"/>
-                <w:szCs w:val="16"/>
-              </w:rPr>
-              <w:t xml:space="preserve">📖 EXERCISE:</w:t>
-            </w:r>
-          </w:p>
-          <w:p>
-            <w:pPr>
-              <w:spacing w:after="20" w:before="0"/>
-            </w:pPr>
-            <w:hyperlink w:history="1" r:id="rIdaphr-u7jpbe69fxlk7mvw">
+            <w:hyperlink w:history="1" r:id="rIdwkors4-h6fo2udikngjzu">
               <w:r>
                 <w:rPr>
                   <w:rFonts w:ascii="Arial" w:cs="Arial" w:eastAsia="Arial" w:hAnsi="Arial"/>
@@ -19708,7 +19708,7 @@
               <w:spacing w:after="10" w:before="0"/>
               <w:ind w:left="120"/>
             </w:pPr>
-            <w:hyperlink w:history="1" r:id="rIdnwewybom4w-a-ktn4sgii">
+            <w:hyperlink w:history="1" r:id="rIdzylneqtak4sqb5_uefqtz">
               <w:r>
                 <w:rPr>
                   <w:rFonts w:ascii="Arial" w:cs="Arial" w:eastAsia="Arial" w:hAnsi="Arial"/>
@@ -21212,7 +21212,7 @@
               <w:spacing w:after="10" w:before="0"/>
               <w:ind w:left="120"/>
             </w:pPr>
-            <w:hyperlink w:history="1" r:id="rIdy8jfma06ahfpwryfldk_b">
+            <w:hyperlink w:history="1" r:id="rId-p2jms95bzkrin0b3wxna">
               <w:r>
                 <w:rPr>
                   <w:rFonts w:ascii="Arial" w:cs="Arial" w:eastAsia="Arial" w:hAnsi="Arial"/>
@@ -21272,7 +21272,7 @@
             <w:pPr>
               <w:spacing w:after="20" w:before="0"/>
             </w:pPr>
-            <w:hyperlink w:history="1" r:id="rIdu5cu12e8vwggbmjll0zi5">
+            <w:hyperlink w:history="1" r:id="rIdgdkdlqplcgkuuwpmnxip8">
               <w:r>
                 <w:rPr>
                   <w:rFonts w:ascii="Arial" w:cs="Arial" w:eastAsia="Arial" w:hAnsi="Arial"/>
@@ -21305,7 +21305,7 @@
               <w:spacing w:after="10" w:before="0"/>
               <w:ind w:left="120"/>
             </w:pPr>
-            <w:hyperlink w:history="1" r:id="rIde3ffa8ehnninjqa9r8ota">
+            <w:hyperlink w:history="1" r:id="rIdztcctz4yyksaoiozhfsmb">
               <w:r>
                 <w:rPr>
                   <w:rFonts w:ascii="Arial" w:cs="Arial" w:eastAsia="Arial" w:hAnsi="Arial"/>
@@ -21517,7 +21517,7 @@
               <w:spacing w:after="10" w:before="0"/>
               <w:ind w:left="120"/>
             </w:pPr>
-            <w:hyperlink w:history="1" r:id="rId4b1ha_-x-xaxwu64aeo4v">
+            <w:hyperlink w:history="1" r:id="rIdyxalqideymko1s7bqrzfq">
               <w:r>
                 <w:rPr>
                   <w:rFonts w:ascii="Arial" w:cs="Arial" w:eastAsia="Arial" w:hAnsi="Arial"/>
@@ -21577,7 +21577,7 @@
             <w:pPr>
               <w:spacing w:after="20" w:before="0"/>
             </w:pPr>
-            <w:hyperlink w:history="1" r:id="rIdxmmijqc9hpv6voajydhmd">
+            <w:hyperlink w:history="1" r:id="rIdhlhlsdvf8k8ssem9swtaa">
               <w:r>
                 <w:rPr>
                   <w:rFonts w:ascii="Arial" w:cs="Arial" w:eastAsia="Arial" w:hAnsi="Arial"/>
@@ -21586,7 +21586,7 @@
                   <w:szCs w:val="16"/>
                   <w:u w:val="single" w:color="2E75B6"/>
                 </w:rPr>
-                <w:t xml:space="preserve">Fermentation and anaerobic respiration</w:t>
+                <w:t xml:space="preserve">Anaerobic Respiration Practice</w:t>
               </w:r>
             </w:hyperlink>
           </w:p>
@@ -21602,7 +21602,7 @@
                 <w:sz w:val="14"/>
                 <w:szCs w:val="14"/>
               </w:rPr>
-              <w:t xml:space="preserve">Source: Khan Academy (English - US curriculum)</w:t>
+              <w:t xml:space="preserve">Source: CK-12</w:t>
             </w:r>
           </w:p>
           <w:p>
@@ -21610,7 +21610,7 @@
               <w:spacing w:after="10" w:before="0"/>
               <w:ind w:left="120"/>
             </w:pPr>
-            <w:hyperlink w:history="1" r:id="rIdhkqbvqxy5ibpkxy3qj3xa">
+            <w:hyperlink w:history="1" r:id="rIdtkpcm9kq7u6obltx9h8n_">
               <w:r>
                 <w:rPr>
                   <w:rFonts w:ascii="Arial" w:cs="Arial" w:eastAsia="Arial" w:hAnsi="Arial"/>
@@ -21822,7 +21822,7 @@
               <w:spacing w:after="10" w:before="0"/>
               <w:ind w:left="120"/>
             </w:pPr>
-            <w:hyperlink w:history="1" r:id="rIdtkfdz2hzt-n-zu5w0jwjn">
+            <w:hyperlink w:history="1" r:id="rIdfz2aqtxq7hzzyyxipwqag">
               <w:r>
                 <w:rPr>
                   <w:rFonts w:ascii="Arial" w:cs="Arial" w:eastAsia="Arial" w:hAnsi="Arial"/>
@@ -21875,14 +21875,14 @@
                 <w:sz w:val="16"/>
                 <w:szCs w:val="16"/>
               </w:rPr>
-              <w:t xml:space="preserve">📖 EXERCISE:</w:t>
+              <w:t xml:space="preserve">📖 HTML:</w:t>
             </w:r>
           </w:p>
           <w:p>
             <w:pPr>
               <w:spacing w:after="20" w:before="0"/>
             </w:pPr>
-            <w:hyperlink w:history="1" r:id="rIdeph3beogdll7sa_lrpizp">
+            <w:hyperlink w:history="1" r:id="rIdmlnbdodcufyjvwwjudwe8">
               <w:r>
                 <w:rPr>
                   <w:rFonts w:ascii="Arial" w:cs="Arial" w:eastAsia="Arial" w:hAnsi="Arial"/>
@@ -21891,7 +21891,7 @@
                   <w:szCs w:val="16"/>
                   <w:u w:val="single" w:color="2E75B6"/>
                 </w:rPr>
-                <w:t xml:space="preserve">Fermentation and anaerobic respiration</w:t>
+                <w:t xml:space="preserve">Anaerobic Respiration - Advanced (Flexbook)</w:t>
               </w:r>
             </w:hyperlink>
           </w:p>
@@ -21907,7 +21907,7 @@
                 <w:sz w:val="14"/>
                 <w:szCs w:val="14"/>
               </w:rPr>
-              <w:t xml:space="preserve">Source: Khan Academy (English - US curriculum)</w:t>
+              <w:t xml:space="preserve">Source: CK-12</w:t>
             </w:r>
           </w:p>
           <w:p>
@@ -21915,7 +21915,7 @@
               <w:spacing w:after="10" w:before="0"/>
               <w:ind w:left="120"/>
             </w:pPr>
-            <w:hyperlink w:history="1" r:id="rIdkyovjdehn7aqyzy35id5e">
+            <w:hyperlink w:history="1" r:id="rId8w1hk51ckuqwxbamx8rxz">
               <w:r>
                 <w:rPr>
                   <w:rFonts w:ascii="Arial" w:cs="Arial" w:eastAsia="Arial" w:hAnsi="Arial"/>
@@ -22127,7 +22127,7 @@
               <w:spacing w:after="10" w:before="0"/>
               <w:ind w:left="120"/>
             </w:pPr>
-            <w:hyperlink w:history="1" r:id="rId2pwkjjiwsrgvypmwskpjy">
+            <w:hyperlink w:history="1" r:id="rIdnc4a_j1twb-39m8m1bhg9">
               <w:r>
                 <w:rPr>
                   <w:rFonts w:ascii="Arial" w:cs="Arial" w:eastAsia="Arial" w:hAnsi="Arial"/>
@@ -22180,14 +22180,14 @@
                 <w:sz w:val="16"/>
                 <w:szCs w:val="16"/>
               </w:rPr>
-              <w:t xml:space="preserve">📖 EXERCISE:</w:t>
+              <w:t xml:space="preserve">📖 HTML:</w:t>
             </w:r>
           </w:p>
           <w:p>
             <w:pPr>
               <w:spacing w:after="20" w:before="0"/>
             </w:pPr>
-            <w:hyperlink w:history="1" r:id="rIdfocvzn-01fvkqit5n8pui">
+            <w:hyperlink w:history="1" r:id="rIdnnuu_4jhjw3gecpagnca0">
               <w:r>
                 <w:rPr>
                   <w:rFonts w:ascii="Arial" w:cs="Arial" w:eastAsia="Arial" w:hAnsi="Arial"/>
@@ -22196,7 +22196,7 @@
                   <w:szCs w:val="16"/>
                   <w:u w:val="single" w:color="2E75B6"/>
                 </w:rPr>
-                <w:t xml:space="preserve">Fermentation and anaerobic respiration</w:t>
+                <w:t xml:space="preserve">Anaerobic vs Aerobic Respiration (Flexbook)</w:t>
               </w:r>
             </w:hyperlink>
           </w:p>
@@ -22212,7 +22212,7 @@
                 <w:sz w:val="14"/>
                 <w:szCs w:val="14"/>
               </w:rPr>
-              <w:t xml:space="preserve">Source: Khan Academy (English - US curriculum)</w:t>
+              <w:t xml:space="preserve">Source: CK-12</w:t>
             </w:r>
           </w:p>
           <w:p>
@@ -22220,7 +22220,7 @@
               <w:spacing w:after="10" w:before="0"/>
               <w:ind w:left="120"/>
             </w:pPr>
-            <w:hyperlink w:history="1" r:id="rId7v8akgpypwlzotvj4l-gk">
+            <w:hyperlink w:history="1" r:id="rIddqzh82i8rztqlnk-yc1aq">
               <w:r>
                 <w:rPr>
                   <w:rFonts w:ascii="Arial" w:cs="Arial" w:eastAsia="Arial" w:hAnsi="Arial"/>
@@ -22432,7 +22432,7 @@
               <w:spacing w:after="10" w:before="0"/>
               <w:ind w:left="120"/>
             </w:pPr>
-            <w:hyperlink w:history="1" r:id="rIdgbk7xbx8vja5sp_xvqor2">
+            <w:hyperlink w:history="1" r:id="rId7qivyvvsdkutbuisie55m">
               <w:r>
                 <w:rPr>
                   <w:rFonts w:ascii="Arial" w:cs="Arial" w:eastAsia="Arial" w:hAnsi="Arial"/>
@@ -22492,7 +22492,7 @@
             <w:pPr>
               <w:spacing w:after="20" w:before="0"/>
             </w:pPr>
-            <w:hyperlink w:history="1" r:id="rIdf1sxgebum27lxqgqwn7ov">
+            <w:hyperlink w:history="1" r:id="rIdihiwnevozz2xjuaeix0z9">
               <w:r>
                 <w:rPr>
                   <w:rFonts w:ascii="Arial" w:cs="Arial" w:eastAsia="Arial" w:hAnsi="Arial"/>
@@ -22501,7 +22501,7 @@
                   <w:szCs w:val="16"/>
                   <w:u w:val="single" w:color="2E75B6"/>
                 </w:rPr>
-                <w:t xml:space="preserve">Fermentation and anaerobic respiration</w:t>
+                <w:t xml:space="preserve">Anaerobic vs Aerobic Respiration Practice</w:t>
               </w:r>
             </w:hyperlink>
           </w:p>
@@ -22517,7 +22517,7 @@
                 <w:sz w:val="14"/>
                 <w:szCs w:val="14"/>
               </w:rPr>
-              <w:t xml:space="preserve">Source: Khan Academy (English - US curriculum)</w:t>
+              <w:t xml:space="preserve">Source: CK-12</w:t>
             </w:r>
           </w:p>
           <w:p>
@@ -22525,7 +22525,7 @@
               <w:spacing w:after="10" w:before="0"/>
               <w:ind w:left="120"/>
             </w:pPr>
-            <w:hyperlink w:history="1" r:id="rIdezxxbebwcqw1u7ccemdxd">
+            <w:hyperlink w:history="1" r:id="rIdirgz9rnhgqao4g6lk_kms">
               <w:r>
                 <w:rPr>
                   <w:rFonts w:ascii="Arial" w:cs="Arial" w:eastAsia="Arial" w:hAnsi="Arial"/>
@@ -24126,7 +24126,7 @@
             <w:pPr>
               <w:spacing w:after="20" w:before="0"/>
             </w:pPr>
-            <w:hyperlink w:history="1" r:id="rIdxr8oflnmak6iy25lbyihr">
+            <w:hyperlink w:history="1" r:id="rIdi7fbx4lf2ymelelofuglg">
               <w:r>
                 <w:rPr>
                   <w:rFonts w:ascii="Arial" w:cs="Arial" w:eastAsia="Arial" w:hAnsi="Arial"/>
@@ -24159,7 +24159,7 @@
               <w:spacing w:after="10" w:before="0"/>
               <w:ind w:left="120"/>
             </w:pPr>
-            <w:hyperlink w:history="1" r:id="rIdubxqjzb3glmycxdjk4rqm">
+            <w:hyperlink w:history="1" r:id="rIdxiosozgntn1mxopnu2vdb">
               <w:r>
                 <w:rPr>
                   <w:rFonts w:ascii="Arial" w:cs="Arial" w:eastAsia="Arial" w:hAnsi="Arial"/>
@@ -24204,7 +24204,7 @@
             <w:pPr>
               <w:spacing w:after="20" w:before="0"/>
             </w:pPr>
-            <w:hyperlink w:history="1" r:id="rIdtjbxwqrwgfitcv7isqv9e">
+            <w:hyperlink w:history="1" r:id="rIdbzvxam2gkxjav3tiea3ui">
               <w:r>
                 <w:rPr>
                   <w:rFonts w:ascii="Arial" w:cs="Arial" w:eastAsia="Arial" w:hAnsi="Arial"/>
@@ -24237,7 +24237,7 @@
               <w:spacing w:after="10" w:before="0"/>
               <w:ind w:left="120"/>
             </w:pPr>
-            <w:hyperlink w:history="1" r:id="rIdbjfqpnf5if1slqu_z_rhb">
+            <w:hyperlink w:history="1" r:id="rIdsduuca58dox3aponnfhif">
               <w:r>
                 <w:rPr>
                   <w:rFonts w:ascii="Arial" w:cs="Arial" w:eastAsia="Arial" w:hAnsi="Arial"/>
@@ -24432,7 +24432,7 @@
             <w:pPr>
               <w:spacing w:after="20" w:before="0"/>
             </w:pPr>
-            <w:hyperlink w:history="1" r:id="rIdyi_ngsle5bdebard0rcki">
+            <w:hyperlink w:history="1" r:id="rIdoeqanami0m8rtxmcomcaz">
               <w:r>
                 <w:rPr>
                   <w:rFonts w:ascii="Arial" w:cs="Arial" w:eastAsia="Arial" w:hAnsi="Arial"/>
@@ -24465,7 +24465,7 @@
               <w:spacing w:after="10" w:before="0"/>
               <w:ind w:left="120"/>
             </w:pPr>
-            <w:hyperlink w:history="1" r:id="rIdoptwjt6y5kcvfjioznf7k">
+            <w:hyperlink w:history="1" r:id="rIdycld8ijtd_be7hxb_kqul">
               <w:r>
                 <w:rPr>
                   <w:rFonts w:ascii="Arial" w:cs="Arial" w:eastAsia="Arial" w:hAnsi="Arial"/>
@@ -24510,7 +24510,7 @@
             <w:pPr>
               <w:spacing w:after="20" w:before="0"/>
             </w:pPr>
-            <w:hyperlink w:history="1" r:id="rId_eblsloc1lujb4axhr0c4">
+            <w:hyperlink w:history="1" r:id="rIdm1ywyalzj0r5xpsoeatkz">
               <w:r>
                 <w:rPr>
                   <w:rFonts w:ascii="Arial" w:cs="Arial" w:eastAsia="Arial" w:hAnsi="Arial"/>
@@ -24543,7 +24543,7 @@
               <w:spacing w:after="10" w:before="0"/>
               <w:ind w:left="120"/>
             </w:pPr>
-            <w:hyperlink w:history="1" r:id="rIdyvmdxeilrijzel-kiylmw">
+            <w:hyperlink w:history="1" r:id="rIdhqyy1akfwshdnc9gq5j9l">
               <w:r>
                 <w:rPr>
                   <w:rFonts w:ascii="Arial" w:cs="Arial" w:eastAsia="Arial" w:hAnsi="Arial"/>
@@ -24738,7 +24738,7 @@
             <w:pPr>
               <w:spacing w:after="20" w:before="0"/>
             </w:pPr>
-            <w:hyperlink w:history="1" r:id="rId5o7w88mc865ksxsg0zmww">
+            <w:hyperlink w:history="1" r:id="rIdrcshgnhabuwiyaa2064xu">
               <w:r>
                 <w:rPr>
                   <w:rFonts w:ascii="Arial" w:cs="Arial" w:eastAsia="Arial" w:hAnsi="Arial"/>
@@ -24771,7 +24771,7 @@
               <w:spacing w:after="10" w:before="0"/>
               <w:ind w:left="120"/>
             </w:pPr>
-            <w:hyperlink w:history="1" r:id="rId3wnt97azbzvbdosobjrr6">
+            <w:hyperlink w:history="1" r:id="rIda3ylqn9zwfkf1ktxek-mb">
               <w:r>
                 <w:rPr>
                   <w:rFonts w:ascii="Arial" w:cs="Arial" w:eastAsia="Arial" w:hAnsi="Arial"/>
@@ -24816,7 +24816,7 @@
             <w:pPr>
               <w:spacing w:after="20" w:before="0"/>
             </w:pPr>
-            <w:hyperlink w:history="1" r:id="rIdk_aifmdtor8htly4wdgck">
+            <w:hyperlink w:history="1" r:id="rIds6diw-iutnxtv6ypm999t">
               <w:r>
                 <w:rPr>
                   <w:rFonts w:ascii="Arial" w:cs="Arial" w:eastAsia="Arial" w:hAnsi="Arial"/>
@@ -24849,7 +24849,7 @@
               <w:spacing w:after="10" w:before="0"/>
               <w:ind w:left="120"/>
             </w:pPr>
-            <w:hyperlink w:history="1" r:id="rId5kbkvny0nysh4nlczqtzh">
+            <w:hyperlink w:history="1" r:id="rIdvvtn4qxhqgijjxv5gazpv">
               <w:r>
                 <w:rPr>
                   <w:rFonts w:ascii="Arial" w:cs="Arial" w:eastAsia="Arial" w:hAnsi="Arial"/>
@@ -25044,7 +25044,7 @@
             <w:pPr>
               <w:spacing w:after="20" w:before="0"/>
             </w:pPr>
-            <w:hyperlink w:history="1" r:id="rIdsi9xviv7r1uqlb18nv3-_">
+            <w:hyperlink w:history="1" r:id="rIdmr8oidi8ce_jcd8flsv2v">
               <w:r>
                 <w:rPr>
                   <w:rFonts w:ascii="Arial" w:cs="Arial" w:eastAsia="Arial" w:hAnsi="Arial"/>
@@ -25077,7 +25077,7 @@
               <w:spacing w:after="10" w:before="0"/>
               <w:ind w:left="120"/>
             </w:pPr>
-            <w:hyperlink w:history="1" r:id="rIdnxje4yjpjjpyehkfkafro">
+            <w:hyperlink w:history="1" r:id="rIdik0xlvlygw-mr_gpgzj_q">
               <w:r>
                 <w:rPr>
                   <w:rFonts w:ascii="Arial" w:cs="Arial" w:eastAsia="Arial" w:hAnsi="Arial"/>
@@ -25122,7 +25122,7 @@
             <w:pPr>
               <w:spacing w:after="20" w:before="0"/>
             </w:pPr>
-            <w:hyperlink w:history="1" r:id="rId53xkyegy6ic-ssecbhmkc">
+            <w:hyperlink w:history="1" r:id="rIdjzd3bmfngou-lc4m0gchb">
               <w:r>
                 <w:rPr>
                   <w:rFonts w:ascii="Arial" w:cs="Arial" w:eastAsia="Arial" w:hAnsi="Arial"/>
@@ -25155,7 +25155,7 @@
               <w:spacing w:after="10" w:before="0"/>
               <w:ind w:left="120"/>
             </w:pPr>
-            <w:hyperlink w:history="1" r:id="rId49wcdagjfrntrur1sbhex">
+            <w:hyperlink w:history="1" r:id="rIdyb_razurqiovhafnqkrkr">
               <w:r>
                 <w:rPr>
                   <w:rFonts w:ascii="Arial" w:cs="Arial" w:eastAsia="Arial" w:hAnsi="Arial"/>
@@ -25350,7 +25350,7 @@
             <w:pPr>
               <w:spacing w:after="20" w:before="0"/>
             </w:pPr>
-            <w:hyperlink w:history="1" r:id="rIde34woaazlnmpmrcx4cp7l">
+            <w:hyperlink w:history="1" r:id="rId7w62nopkmjofaanco4xka">
               <w:r>
                 <w:rPr>
                   <w:rFonts w:ascii="Arial" w:cs="Arial" w:eastAsia="Arial" w:hAnsi="Arial"/>
@@ -25383,7 +25383,7 @@
               <w:spacing w:after="10" w:before="0"/>
               <w:ind w:left="120"/>
             </w:pPr>
-            <w:hyperlink w:history="1" r:id="rIdqnfb5ca7eyd0n424slxak">
+            <w:hyperlink w:history="1" r:id="rIdpq9_iohfmwfwemeveg42h">
               <w:r>
                 <w:rPr>
                   <w:rFonts w:ascii="Arial" w:cs="Arial" w:eastAsia="Arial" w:hAnsi="Arial"/>
@@ -25428,7 +25428,7 @@
             <w:pPr>
               <w:spacing w:after="20" w:before="0"/>
             </w:pPr>
-            <w:hyperlink w:history="1" r:id="rIdg3wr5lnhhvzqs9vcjdg1j">
+            <w:hyperlink w:history="1" r:id="rIdewxdujs8r16l7w9swctg6">
               <w:r>
                 <w:rPr>
                   <w:rFonts w:ascii="Arial" w:cs="Arial" w:eastAsia="Arial" w:hAnsi="Arial"/>
@@ -25461,7 +25461,7 @@
               <w:spacing w:after="10" w:before="0"/>
               <w:ind w:left="120"/>
             </w:pPr>
-            <w:hyperlink w:history="1" r:id="rIdysok8g759g7wg_yiixu1d">
+            <w:hyperlink w:history="1" r:id="rIdnltawngczi3nzxkjjw13j">
               <w:r>
                 <w:rPr>
                   <w:rFonts w:ascii="Arial" w:cs="Arial" w:eastAsia="Arial" w:hAnsi="Arial"/>

--- a/data/outputs/v2/General_Science/SS1.5_Respiration/General_Science_Respiration_CBE_LessonSequence.docx
+++ b/data/outputs/v2/General_Science/SS1.5_Respiration/General_Science_Respiration_CBE_LessonSequence.docx
@@ -42,6 +42,177 @@
     </w:p>
     <w:p>
       <w:pPr>
+        <w:spacing w:after="80" w:before="120"/>
+      </w:pPr>
+      <w:r>
+        <w:rPr>
+          <w:rFonts w:ascii="Arial" w:cs="Arial" w:eastAsia="Arial" w:hAnsi="Arial"/>
+          <w:b/>
+          <w:bCs/>
+          <w:color w:val="1F3864"/>
+          <w:sz w:val="20"/>
+          <w:szCs w:val="20"/>
+        </w:rPr>
+        <w:t xml:space="preserve">ATTRIBUTION AND LICENSING</w:t>
+      </w:r>
+    </w:p>
+    <w:p>
+      <w:pPr>
+        <w:spacing w:after="60" w:before="0"/>
+      </w:pPr>
+      <w:r>
+        <w:rPr>
+          <w:rFonts w:ascii="Arial" w:cs="Arial" w:eastAsia="Arial" w:hAnsi="Arial"/>
+          <w:b/>
+          <w:bCs/>
+          <w:sz w:val="17"/>
+          <w:szCs w:val="17"/>
+        </w:rPr>
+        <w:t xml:space="preserve">Curriculum Alignment: </w:t>
+      </w:r>
+      <w:r>
+        <w:rPr>
+          <w:rFonts w:ascii="Arial" w:cs="Arial" w:eastAsia="Arial" w:hAnsi="Arial"/>
+          <w:sz w:val="17"/>
+          <w:szCs w:val="17"/>
+        </w:rPr>
+        <w:t xml:space="preserve">Structured in pedagogical alignment with the competence-based curriculum format and learning outcomes established by the Kenya Institute of Curriculum Development (KICD). This material is independently developed and is not officially endorsed or published by KICD.</w:t>
+      </w:r>
+    </w:p>
+    <w:p>
+      <w:pPr>
+        <w:spacing w:after="60" w:before="0"/>
+      </w:pPr>
+      <w:r>
+        <w:rPr>
+          <w:rFonts w:ascii="Arial" w:cs="Arial" w:eastAsia="Arial" w:hAnsi="Arial"/>
+          <w:b/>
+          <w:bCs/>
+          <w:sz w:val="17"/>
+          <w:szCs w:val="17"/>
+        </w:rPr>
+        <w:t xml:space="preserve">Content &amp; Pedagogy: </w:t>
+      </w:r>
+      <w:r>
+        <w:rPr>
+          <w:rFonts w:ascii="Arial" w:cs="Arial" w:eastAsia="Arial" w:hAnsi="Arial"/>
+          <w:sz w:val="17"/>
+          <w:szCs w:val="17"/>
+        </w:rPr>
+        <w:t xml:space="preserve">Developed and adapted by the educator team at SeaVuria (registered 501(c)(3) in the United States and registered NGO in Kenya, No. 872-850A-BF11), who designed the pedagogical framework, lesson templates and exemplar lessons on which this material is based.</w:t>
+      </w:r>
+    </w:p>
+    <w:p>
+      <w:pPr>
+        <w:spacing w:after="60" w:before="0"/>
+      </w:pPr>
+      <w:r>
+        <w:rPr>
+          <w:rFonts w:ascii="Arial" w:cs="Arial" w:eastAsia="Arial" w:hAnsi="Arial"/>
+          <w:b/>
+          <w:bCs/>
+          <w:sz w:val="17"/>
+          <w:szCs w:val="17"/>
+        </w:rPr>
+        <w:t xml:space="preserve">Production &amp; Layout: </w:t>
+      </w:r>
+      <w:r>
+        <w:rPr>
+          <w:rFonts w:ascii="Arial" w:cs="Arial" w:eastAsia="Arial" w:hAnsi="Arial"/>
+          <w:sz w:val="17"/>
+          <w:szCs w:val="17"/>
+        </w:rPr>
+        <w:t xml:space="preserve">Educational design and curriculum sequencing by SeaVuria. Technical layout, structural formatting, and digital optimization/implementation executed in partnership with ARES Education (registered 501(c)(3) in the United States and Canada (as Afretech Aid) and registered NGO in Kenya), with lesson drafting and compilation assisted by AI (Claude, Anthropic).</w:t>
+      </w:r>
+    </w:p>
+    <w:p>
+      <w:pPr>
+        <w:pBdr>
+          <w:bottom w:val="single" w:color="1F3864" w:sz="6" w:space="6"/>
+        </w:pBdr>
+        <w:spacing w:after="60" w:before="0"/>
+      </w:pPr>
+      <w:r>
+        <w:rPr>
+          <w:rFonts w:ascii="Arial" w:cs="Arial" w:eastAsia="Arial" w:hAnsi="Arial"/>
+          <w:b/>
+          <w:bCs/>
+          <w:sz w:val="17"/>
+          <w:szCs w:val="17"/>
+        </w:rPr>
+        <w:t xml:space="preserve">Licensing &amp; Copyright: </w:t>
+      </w:r>
+      <w:r>
+        <w:rPr>
+          <w:rFonts w:ascii="Arial" w:cs="Arial" w:eastAsia="Arial" w:hAnsi="Arial"/>
+          <w:sz w:val="17"/>
+          <w:szCs w:val="17"/>
+        </w:rPr>
+        <w:t xml:space="preserve">© 2026 SeaVuria and ARES. This work is licensed under a </w:t>
+      </w:r>
+      <w:hyperlink w:history="1" r:id="rIdk4s7zktqehjg9mtssy7ue">
+        <w:r>
+          <w:rPr>
+            <w:rFonts w:ascii="Arial" w:cs="Arial" w:eastAsia="Arial" w:hAnsi="Arial"/>
+            <w:color w:val="1F6B75"/>
+            <w:sz w:val="17"/>
+            <w:szCs w:val="17"/>
+            <w:u w:val="single" w:color="1F6B75"/>
+          </w:rPr>
+          <w:t xml:space="preserve">Creative Commons Attribution-NonCommercial 4.0 International License</w:t>
+        </w:r>
+      </w:hyperlink>
+      <w:r>
+        <w:rPr>
+          <w:rFonts w:ascii="Arial" w:cs="Arial" w:eastAsia="Arial" w:hAnsi="Arial"/>
+          <w:sz w:val="17"/>
+          <w:szCs w:val="17"/>
+        </w:rPr>
+        <w:t xml:space="preserve"> (</w:t>
+      </w:r>
+      <w:hyperlink w:history="1" r:id="rIdrxunpvpgb6ub3oo_7lojs">
+        <w:r>
+          <w:rPr>
+            <w:rFonts w:ascii="Arial" w:cs="Arial" w:eastAsia="Arial" w:hAnsi="Arial"/>
+            <w:color w:val="1F6B75"/>
+            <w:sz w:val="17"/>
+            <w:szCs w:val="17"/>
+            <w:u w:val="single" w:color="1F6B75"/>
+          </w:rPr>
+          <w:t xml:space="preserve">CC BY-NC 4.0</w:t>
+        </w:r>
+      </w:hyperlink>
+      <w:r>
+        <w:rPr>
+          <w:rFonts w:ascii="Arial" w:cs="Arial" w:eastAsia="Arial" w:hAnsi="Arial"/>
+          <w:sz w:val="17"/>
+          <w:szCs w:val="17"/>
+        </w:rPr>
+        <w:t xml:space="preserve">). To view a copy of this license, visit </w:t>
+      </w:r>
+      <w:hyperlink w:history="1" r:id="rId_9kw0qbwasfpchualvfjv">
+        <w:r>
+          <w:rPr>
+            <w:rFonts w:ascii="Arial" w:cs="Arial" w:eastAsia="Arial" w:hAnsi="Arial"/>
+            <w:color w:val="1F6B75"/>
+            <w:sz w:val="17"/>
+            <w:szCs w:val="17"/>
+            <w:u w:val="single" w:color="1F6B75"/>
+          </w:rPr>
+          <w:t xml:space="preserve">https://creativecommons.org/licenses/by-nc/4.0/</w:t>
+        </w:r>
+      </w:hyperlink>
+      <w:r>
+        <w:rPr>
+          <w:rFonts w:ascii="Arial" w:cs="Arial" w:eastAsia="Arial" w:hAnsi="Arial"/>
+          <w:sz w:val="17"/>
+          <w:szCs w:val="17"/>
+        </w:rPr>
+        <w:t xml:space="preserve">. You are free to copy, redistribute, and adapt this material in any medium or format, provided appropriate credit is given and the material is not used for commercial purposes. KICD learning outcomes and curriculum designations reproduced here for alignment purposes remain the property of KICD and are not covered by this license. Linked external resources (e.g. CK-12, Khan Academy, PhET) are subject to their own licenses.</w:t>
+      </w:r>
+    </w:p>
+    <w:p>
+      <w:pPr>
         <w:spacing w:after="120"/>
       </w:pPr>
       <w:r>
@@ -3104,7 +3275,7 @@
             <w:pPr>
               <w:spacing w:after="20" w:before="0"/>
             </w:pPr>
-            <w:hyperlink w:history="1" r:id="rId9ovb49wrpye5dichdzpdx">
+            <w:hyperlink w:history="1" r:id="rIdzifzwvlc_vil3zaytq8gu">
               <w:r>
                 <w:rPr>
                   <w:rFonts w:ascii="Arial" w:cs="Arial" w:eastAsia="Arial" w:hAnsi="Arial"/>
@@ -3137,7 +3308,7 @@
               <w:spacing w:after="10" w:before="0"/>
               <w:ind w:left="120"/>
             </w:pPr>
-            <w:hyperlink w:history="1" r:id="rIdh2p643p782cgajgthz3r5">
+            <w:hyperlink w:history="1" r:id="rIdqoubs68gibf0irevb5qvc">
               <w:r>
                 <w:rPr>
                   <w:rFonts w:ascii="Arial" w:cs="Arial" w:eastAsia="Arial" w:hAnsi="Arial"/>
@@ -3182,7 +3353,7 @@
             <w:pPr>
               <w:spacing w:after="20" w:before="0"/>
             </w:pPr>
-            <w:hyperlink w:history="1" r:id="rIdr9juaqt7qw3yr3de9hksp">
+            <w:hyperlink w:history="1" r:id="rIdlcdgagil0h1xy_vgrqdt0">
               <w:r>
                 <w:rPr>
                   <w:rFonts w:ascii="Arial" w:cs="Arial" w:eastAsia="Arial" w:hAnsi="Arial"/>
@@ -3215,7 +3386,7 @@
               <w:spacing w:after="10" w:before="0"/>
               <w:ind w:left="120"/>
             </w:pPr>
-            <w:hyperlink w:history="1" r:id="rIddjhmo6lzjcoh6rwwlbnb5">
+            <w:hyperlink w:history="1" r:id="rIdcnlg7myyffqw5urz2riu9">
               <w:r>
                 <w:rPr>
                   <w:rFonts w:ascii="Arial" w:cs="Arial" w:eastAsia="Arial" w:hAnsi="Arial"/>
@@ -3505,7 +3676,7 @@
             <w:pPr>
               <w:spacing w:after="20" w:before="0"/>
             </w:pPr>
-            <w:hyperlink w:history="1" r:id="rIdooploi2az2i5cgrd4sdj8">
+            <w:hyperlink w:history="1" r:id="rId_kf8eip8wgen_v02r3exs">
               <w:r>
                 <w:rPr>
                   <w:rFonts w:ascii="Arial" w:cs="Arial" w:eastAsia="Arial" w:hAnsi="Arial"/>
@@ -3538,7 +3709,7 @@
               <w:spacing w:after="10" w:before="0"/>
               <w:ind w:left="120"/>
             </w:pPr>
-            <w:hyperlink w:history="1" r:id="rIdrgaxjlwy-0eaxpdgq_1ns">
+            <w:hyperlink w:history="1" r:id="rIdzbvvfdccoujd7m0izi2ah">
               <w:r>
                 <w:rPr>
                   <w:rFonts w:ascii="Arial" w:cs="Arial" w:eastAsia="Arial" w:hAnsi="Arial"/>
@@ -3583,7 +3754,7 @@
             <w:pPr>
               <w:spacing w:after="20" w:before="0"/>
             </w:pPr>
-            <w:hyperlink w:history="1" r:id="rId4r44ui3rshjshfn9mhoc_">
+            <w:hyperlink w:history="1" r:id="rIdexshyniltubzaez1w4xke">
               <w:r>
                 <w:rPr>
                   <w:rFonts w:ascii="Arial" w:cs="Arial" w:eastAsia="Arial" w:hAnsi="Arial"/>
@@ -3616,7 +3787,7 @@
               <w:spacing w:after="10" w:before="0"/>
               <w:ind w:left="120"/>
             </w:pPr>
-            <w:hyperlink w:history="1" r:id="rIdtyv3obuyezfhc1izojp2d">
+            <w:hyperlink w:history="1" r:id="rIddncegb01vw0tpcygkeljm">
               <w:r>
                 <w:rPr>
                   <w:rFonts w:ascii="Arial" w:cs="Arial" w:eastAsia="Arial" w:hAnsi="Arial"/>
@@ -3887,7 +4058,7 @@
             <w:pPr>
               <w:spacing w:after="20" w:before="0"/>
             </w:pPr>
-            <w:hyperlink w:history="1" r:id="rIdy5cyonxw-guywz5kwrwex">
+            <w:hyperlink w:history="1" r:id="rIda5p4voirvz6znryff5vrm">
               <w:r>
                 <w:rPr>
                   <w:rFonts w:ascii="Arial" w:cs="Arial" w:eastAsia="Arial" w:hAnsi="Arial"/>
@@ -3920,7 +4091,7 @@
               <w:spacing w:after="10" w:before="0"/>
               <w:ind w:left="120"/>
             </w:pPr>
-            <w:hyperlink w:history="1" r:id="rIdyq9tlhsnnuqk7vdzi_p0e">
+            <w:hyperlink w:history="1" r:id="rIdt-92wyj39pehrdsxl0fb-">
               <w:r>
                 <w:rPr>
                   <w:rFonts w:ascii="Arial" w:cs="Arial" w:eastAsia="Arial" w:hAnsi="Arial"/>
@@ -3965,7 +4136,7 @@
             <w:pPr>
               <w:spacing w:after="20" w:before="0"/>
             </w:pPr>
-            <w:hyperlink w:history="1" r:id="rIdv7q-mrgeufl6t9ysfh-eo">
+            <w:hyperlink w:history="1" r:id="rIdf6wgspofg7e481y2keyrc">
               <w:r>
                 <w:rPr>
                   <w:rFonts w:ascii="Arial" w:cs="Arial" w:eastAsia="Arial" w:hAnsi="Arial"/>
@@ -3998,7 +4169,7 @@
               <w:spacing w:after="10" w:before="0"/>
               <w:ind w:left="120"/>
             </w:pPr>
-            <w:hyperlink w:history="1" r:id="rIdxhewi9cli7fgmsbbx-2zq">
+            <w:hyperlink w:history="1" r:id="rId5xoxkhkt33wqlv5utmvws">
               <w:r>
                 <w:rPr>
                   <w:rFonts w:ascii="Arial" w:cs="Arial" w:eastAsia="Arial" w:hAnsi="Arial"/>
@@ -4269,7 +4440,7 @@
             <w:pPr>
               <w:spacing w:after="20" w:before="0"/>
             </w:pPr>
-            <w:hyperlink w:history="1" r:id="rIdrdb3iboomf0knwqh4xoef">
+            <w:hyperlink w:history="1" r:id="rId1irgdwbbuce188qcwu6t1">
               <w:r>
                 <w:rPr>
                   <w:rFonts w:ascii="Arial" w:cs="Arial" w:eastAsia="Arial" w:hAnsi="Arial"/>
@@ -4302,7 +4473,7 @@
               <w:spacing w:after="10" w:before="0"/>
               <w:ind w:left="120"/>
             </w:pPr>
-            <w:hyperlink w:history="1" r:id="rIdakb8adiygfdoyrqfcaga1">
+            <w:hyperlink w:history="1" r:id="rId_dhl8qro6ufqpx_3fojvt">
               <w:r>
                 <w:rPr>
                   <w:rFonts w:ascii="Arial" w:cs="Arial" w:eastAsia="Arial" w:hAnsi="Arial"/>
@@ -4347,7 +4518,7 @@
             <w:pPr>
               <w:spacing w:after="20" w:before="0"/>
             </w:pPr>
-            <w:hyperlink w:history="1" r:id="rIdb1bzpddx7eclvoxgrurcd">
+            <w:hyperlink w:history="1" r:id="rIdexodua_znsj-ce-fpishx">
               <w:r>
                 <w:rPr>
                   <w:rFonts w:ascii="Arial" w:cs="Arial" w:eastAsia="Arial" w:hAnsi="Arial"/>
@@ -4380,7 +4551,7 @@
               <w:spacing w:after="10" w:before="0"/>
               <w:ind w:left="120"/>
             </w:pPr>
-            <w:hyperlink w:history="1" r:id="rIdes5jt2dznzrj7qfcckteo">
+            <w:hyperlink w:history="1" r:id="rId5koja8bvdongtxkc43r3k">
               <w:r>
                 <w:rPr>
                   <w:rFonts w:ascii="Arial" w:cs="Arial" w:eastAsia="Arial" w:hAnsi="Arial"/>
@@ -4670,7 +4841,7 @@
             <w:pPr>
               <w:spacing w:after="20" w:before="0"/>
             </w:pPr>
-            <w:hyperlink w:history="1" r:id="rIdlyx6dqyu38w8nhfwhk-er">
+            <w:hyperlink w:history="1" r:id="rIdu71uambdyx25mruso144y">
               <w:r>
                 <w:rPr>
                   <w:rFonts w:ascii="Arial" w:cs="Arial" w:eastAsia="Arial" w:hAnsi="Arial"/>
@@ -4703,7 +4874,7 @@
               <w:spacing w:after="10" w:before="0"/>
               <w:ind w:left="120"/>
             </w:pPr>
-            <w:hyperlink w:history="1" r:id="rIdeb6pqmqwme1fp_yolk6-e">
+            <w:hyperlink w:history="1" r:id="rIdzzlsnohdv1w7lzfuvoksc">
               <w:r>
                 <w:rPr>
                   <w:rFonts w:ascii="Arial" w:cs="Arial" w:eastAsia="Arial" w:hAnsi="Arial"/>
@@ -4748,7 +4919,7 @@
             <w:pPr>
               <w:spacing w:after="20" w:before="0"/>
             </w:pPr>
-            <w:hyperlink w:history="1" r:id="rIdvo7x8wvanm0vdxcotcnrn">
+            <w:hyperlink w:history="1" r:id="rIdtuyr_uy3n3upo_xjant9s">
               <w:r>
                 <w:rPr>
                   <w:rFonts w:ascii="Arial" w:cs="Arial" w:eastAsia="Arial" w:hAnsi="Arial"/>
@@ -4781,7 +4952,7 @@
               <w:spacing w:after="10" w:before="0"/>
               <w:ind w:left="120"/>
             </w:pPr>
-            <w:hyperlink w:history="1" r:id="rIdeoclaqmfuin1wpujada_j">
+            <w:hyperlink w:history="1" r:id="rId0cxjg9v0h_34mbjztdjyl">
               <w:r>
                 <w:rPr>
                   <w:rFonts w:ascii="Arial" w:cs="Arial" w:eastAsia="Arial" w:hAnsi="Arial"/>
@@ -5429,6 +5600,65 @@
         </w:tc>
       </w:tr>
     </w:tbl>
+    <w:p>
+      <w:pPr>
+        <w:pBdr>
+          <w:top w:val="single" w:color="BBBBBB" w:sz="4" w:space="4"/>
+        </w:pBdr>
+        <w:spacing w:after="0" w:before="160"/>
+      </w:pPr>
+      <w:r>
+        <w:rPr>
+          <w:rFonts w:ascii="Arial" w:cs="Arial" w:eastAsia="Arial" w:hAnsi="Arial"/>
+          <w:color w:val="666666"/>
+          <w:sz w:val="14"/>
+          <w:szCs w:val="14"/>
+        </w:rPr>
+        <w:t xml:space="preserve">© 2026 SeaVuria and ARES. Aligned with KICD objectives. Developed by SeaVuria; technical implementation by ARES (with AI assistance from Claude). Licensed under </w:t>
+      </w:r>
+      <w:hyperlink w:history="1" r:id="rIdxzmirdzgb_2dh2m5pd2sn">
+        <w:r>
+          <w:rPr>
+            <w:rFonts w:ascii="Arial" w:cs="Arial" w:eastAsia="Arial" w:hAnsi="Arial"/>
+            <w:color w:val="1F6B75"/>
+            <w:sz w:val="14"/>
+            <w:szCs w:val="14"/>
+            <w:u w:val="single" w:color="1F6B75"/>
+          </w:rPr>
+          <w:t xml:space="preserve">CC BY-NC 4.0</w:t>
+        </w:r>
+      </w:hyperlink>
+      <w:r>
+        <w:rPr>
+          <w:rFonts w:ascii="Arial" w:cs="Arial" w:eastAsia="Arial" w:hAnsi="Arial"/>
+          <w:color w:val="666666"/>
+          <w:sz w:val="14"/>
+          <w:szCs w:val="14"/>
+        </w:rPr>
+        <w:t xml:space="preserve"> (</w:t>
+      </w:r>
+      <w:hyperlink w:history="1" r:id="rIdlflcsep5noaqi_ym2rk7l">
+        <w:r>
+          <w:rPr>
+            <w:rFonts w:ascii="Arial" w:cs="Arial" w:eastAsia="Arial" w:hAnsi="Arial"/>
+            <w:color w:val="1F6B75"/>
+            <w:sz w:val="14"/>
+            <w:szCs w:val="14"/>
+            <w:u w:val="single" w:color="1F6B75"/>
+          </w:rPr>
+          <w:t xml:space="preserve">https://creativecommons.org/licenses/by-nc/4.0/</w:t>
+        </w:r>
+      </w:hyperlink>
+      <w:r>
+        <w:rPr>
+          <w:rFonts w:ascii="Arial" w:cs="Arial" w:eastAsia="Arial" w:hAnsi="Arial"/>
+          <w:color w:val="666666"/>
+          <w:sz w:val="14"/>
+          <w:szCs w:val="14"/>
+        </w:rPr>
+        <w:t xml:space="preserve">).</w:t>
+      </w:r>
+    </w:p>
     <w:p>
       <w:r>
         <w:br w:type="page"/>
@@ -6420,7 +6650,7 @@
             <w:pPr>
               <w:spacing w:after="20" w:before="0"/>
             </w:pPr>
-            <w:hyperlink w:history="1" r:id="rIdi1t7q0uwdzo8hnw_juhd7">
+            <w:hyperlink w:history="1" r:id="rId3bakxdrzxxqszrplra2vj">
               <w:r>
                 <w:rPr>
                   <w:rFonts w:ascii="Arial" w:cs="Arial" w:eastAsia="Arial" w:hAnsi="Arial"/>
@@ -6453,7 +6683,7 @@
               <w:spacing w:after="10" w:before="0"/>
               <w:ind w:left="120"/>
             </w:pPr>
-            <w:hyperlink w:history="1" r:id="rIdb8yupu8sa9z0hkftyqbh_">
+            <w:hyperlink w:history="1" r:id="rIdiwcjqbyyylpnay2ll5och">
               <w:r>
                 <w:rPr>
                   <w:rFonts w:ascii="Arial" w:cs="Arial" w:eastAsia="Arial" w:hAnsi="Arial"/>
@@ -6498,7 +6728,7 @@
             <w:pPr>
               <w:spacing w:after="20" w:before="0"/>
             </w:pPr>
-            <w:hyperlink w:history="1" r:id="rIdovorn547izqmn98l1tpjd">
+            <w:hyperlink w:history="1" r:id="rId-4mubuuuk94jbt-btp8hh">
               <w:r>
                 <w:rPr>
                   <w:rFonts w:ascii="Arial" w:cs="Arial" w:eastAsia="Arial" w:hAnsi="Arial"/>
@@ -6531,7 +6761,7 @@
               <w:spacing w:after="10" w:before="0"/>
               <w:ind w:left="120"/>
             </w:pPr>
-            <w:hyperlink w:history="1" r:id="rIdx36n1kzds3utps_10ja3p">
+            <w:hyperlink w:history="1" r:id="rIdz0agigvrju4w22_dowb7e">
               <w:r>
                 <w:rPr>
                   <w:rFonts w:ascii="Arial" w:cs="Arial" w:eastAsia="Arial" w:hAnsi="Arial"/>
@@ -6726,7 +6956,7 @@
             <w:pPr>
               <w:spacing w:after="20" w:before="0"/>
             </w:pPr>
-            <w:hyperlink w:history="1" r:id="rIdsxirkkqpazdmaemwsht_t">
+            <w:hyperlink w:history="1" r:id="rIdvaittx8ssbghlxtmcdhol">
               <w:r>
                 <w:rPr>
                   <w:rFonts w:ascii="Arial" w:cs="Arial" w:eastAsia="Arial" w:hAnsi="Arial"/>
@@ -6759,7 +6989,7 @@
               <w:spacing w:after="10" w:before="0"/>
               <w:ind w:left="120"/>
             </w:pPr>
-            <w:hyperlink w:history="1" r:id="rId2hopleeh0-clz3v2yuw7w">
+            <w:hyperlink w:history="1" r:id="rIdd0qzaf4jpcsacx6hz66vz">
               <w:r>
                 <w:rPr>
                   <w:rFonts w:ascii="Arial" w:cs="Arial" w:eastAsia="Arial" w:hAnsi="Arial"/>
@@ -6804,7 +7034,7 @@
             <w:pPr>
               <w:spacing w:after="20" w:before="0"/>
             </w:pPr>
-            <w:hyperlink w:history="1" r:id="rId-tzpv949tnewpb2zvsib6">
+            <w:hyperlink w:history="1" r:id="rIdg-7mr2egotnvh0ct4w55c">
               <w:r>
                 <w:rPr>
                   <w:rFonts w:ascii="Arial" w:cs="Arial" w:eastAsia="Arial" w:hAnsi="Arial"/>
@@ -6837,7 +7067,7 @@
               <w:spacing w:after="10" w:before="0"/>
               <w:ind w:left="120"/>
             </w:pPr>
-            <w:hyperlink w:history="1" r:id="rIdpmbsk4f_7br0dqtd9i80r">
+            <w:hyperlink w:history="1" r:id="rIdyqtbkxr84acr6wvrprsjl">
               <w:r>
                 <w:rPr>
                   <w:rFonts w:ascii="Arial" w:cs="Arial" w:eastAsia="Arial" w:hAnsi="Arial"/>
@@ -7032,7 +7262,7 @@
             <w:pPr>
               <w:spacing w:after="20" w:before="0"/>
             </w:pPr>
-            <w:hyperlink w:history="1" r:id="rIdgwhov4v60ez7w6vefwvcs">
+            <w:hyperlink w:history="1" r:id="rId6eahh4qmyi-f1-1eoikyi">
               <w:r>
                 <w:rPr>
                   <w:rFonts w:ascii="Arial" w:cs="Arial" w:eastAsia="Arial" w:hAnsi="Arial"/>
@@ -7065,7 +7295,7 @@
               <w:spacing w:after="10" w:before="0"/>
               <w:ind w:left="120"/>
             </w:pPr>
-            <w:hyperlink w:history="1" r:id="rIdhs-ggk0lrbgsi2kkasyt-">
+            <w:hyperlink w:history="1" r:id="rId8cxnpeptpuwupy6voetx5">
               <w:r>
                 <w:rPr>
                   <w:rFonts w:ascii="Arial" w:cs="Arial" w:eastAsia="Arial" w:hAnsi="Arial"/>
@@ -7110,7 +7340,7 @@
             <w:pPr>
               <w:spacing w:after="20" w:before="0"/>
             </w:pPr>
-            <w:hyperlink w:history="1" r:id="rIdqclam7zafbxw3tqd3rpdi">
+            <w:hyperlink w:history="1" r:id="rIdujspfohvslggdz4-kcr27">
               <w:r>
                 <w:rPr>
                   <w:rFonts w:ascii="Arial" w:cs="Arial" w:eastAsia="Arial" w:hAnsi="Arial"/>
@@ -7143,7 +7373,7 @@
               <w:spacing w:after="10" w:before="0"/>
               <w:ind w:left="120"/>
             </w:pPr>
-            <w:hyperlink w:history="1" r:id="rId9ckwkteaahxjw1mgzc5ba">
+            <w:hyperlink w:history="1" r:id="rIdvm6y1oydtqiwurdfjlv3u">
               <w:r>
                 <w:rPr>
                   <w:rFonts w:ascii="Arial" w:cs="Arial" w:eastAsia="Arial" w:hAnsi="Arial"/>
@@ -7338,7 +7568,7 @@
             <w:pPr>
               <w:spacing w:after="20" w:before="0"/>
             </w:pPr>
-            <w:hyperlink w:history="1" r:id="rId8q9bkqqokizh6kjutjm1p">
+            <w:hyperlink w:history="1" r:id="rIdevfxiepks36p5xq31yzux">
               <w:r>
                 <w:rPr>
                   <w:rFonts w:ascii="Arial" w:cs="Arial" w:eastAsia="Arial" w:hAnsi="Arial"/>
@@ -7371,7 +7601,7 @@
               <w:spacing w:after="10" w:before="0"/>
               <w:ind w:left="120"/>
             </w:pPr>
-            <w:hyperlink w:history="1" r:id="rIdx_8sds9nqjbx04h62jlvo">
+            <w:hyperlink w:history="1" r:id="rIdiciluswydp8v7bcoeievi">
               <w:r>
                 <w:rPr>
                   <w:rFonts w:ascii="Arial" w:cs="Arial" w:eastAsia="Arial" w:hAnsi="Arial"/>
@@ -7416,7 +7646,7 @@
             <w:pPr>
               <w:spacing w:after="20" w:before="0"/>
             </w:pPr>
-            <w:hyperlink w:history="1" r:id="rId5mhtr-s1b3emep4nnkwpq">
+            <w:hyperlink w:history="1" r:id="rIdwvb7n2itllnikhy-jnfx-">
               <w:r>
                 <w:rPr>
                   <w:rFonts w:ascii="Arial" w:cs="Arial" w:eastAsia="Arial" w:hAnsi="Arial"/>
@@ -7449,7 +7679,7 @@
               <w:spacing w:after="10" w:before="0"/>
               <w:ind w:left="120"/>
             </w:pPr>
-            <w:hyperlink w:history="1" r:id="rIdosapyauemcwtun8rzbctb">
+            <w:hyperlink w:history="1" r:id="rIdi6nhqgk5ipqmjohowntfq">
               <w:r>
                 <w:rPr>
                   <w:rFonts w:ascii="Arial" w:cs="Arial" w:eastAsia="Arial" w:hAnsi="Arial"/>
@@ -7644,7 +7874,7 @@
             <w:pPr>
               <w:spacing w:after="20" w:before="0"/>
             </w:pPr>
-            <w:hyperlink w:history="1" r:id="rIdlu21wbsvi7tvmwmhu_hjl">
+            <w:hyperlink w:history="1" r:id="rIdxgemeamxhaoxf2gidgujh">
               <w:r>
                 <w:rPr>
                   <w:rFonts w:ascii="Arial" w:cs="Arial" w:eastAsia="Arial" w:hAnsi="Arial"/>
@@ -7677,7 +7907,7 @@
               <w:spacing w:after="10" w:before="0"/>
               <w:ind w:left="120"/>
             </w:pPr>
-            <w:hyperlink w:history="1" r:id="rId8-ee3sk3xnjq8gicwhnvr">
+            <w:hyperlink w:history="1" r:id="rId8hy3jobdkhwpwqnaqgbfm">
               <w:r>
                 <w:rPr>
                   <w:rFonts w:ascii="Arial" w:cs="Arial" w:eastAsia="Arial" w:hAnsi="Arial"/>
@@ -7722,7 +7952,7 @@
             <w:pPr>
               <w:spacing w:after="20" w:before="0"/>
             </w:pPr>
-            <w:hyperlink w:history="1" r:id="rIdwj6zv9sqnaqp3tqiqjazb">
+            <w:hyperlink w:history="1" r:id="rIdx3kjzowhdwsflkm59_82q">
               <w:r>
                 <w:rPr>
                   <w:rFonts w:ascii="Arial" w:cs="Arial" w:eastAsia="Arial" w:hAnsi="Arial"/>
@@ -7755,7 +7985,7 @@
               <w:spacing w:after="10" w:before="0"/>
               <w:ind w:left="120"/>
             </w:pPr>
-            <w:hyperlink w:history="1" r:id="rId-sadtqjriodkqhuzfhqyd">
+            <w:hyperlink w:history="1" r:id="rIds0paec_alrymglrsz36h4">
               <w:r>
                 <w:rPr>
                   <w:rFonts w:ascii="Arial" w:cs="Arial" w:eastAsia="Arial" w:hAnsi="Arial"/>
@@ -8251,6 +8481,65 @@
         </w:tc>
       </w:tr>
     </w:tbl>
+    <w:p>
+      <w:pPr>
+        <w:pBdr>
+          <w:top w:val="single" w:color="BBBBBB" w:sz="4" w:space="4"/>
+        </w:pBdr>
+        <w:spacing w:after="0" w:before="160"/>
+      </w:pPr>
+      <w:r>
+        <w:rPr>
+          <w:rFonts w:ascii="Arial" w:cs="Arial" w:eastAsia="Arial" w:hAnsi="Arial"/>
+          <w:color w:val="666666"/>
+          <w:sz w:val="14"/>
+          <w:szCs w:val="14"/>
+        </w:rPr>
+        <w:t xml:space="preserve">© 2026 SeaVuria and ARES. Aligned with KICD objectives. Developed by SeaVuria; technical implementation by ARES (with AI assistance from Claude). Licensed under </w:t>
+      </w:r>
+      <w:hyperlink w:history="1" r:id="rIdom4uencfzr31vkibfyrwo">
+        <w:r>
+          <w:rPr>
+            <w:rFonts w:ascii="Arial" w:cs="Arial" w:eastAsia="Arial" w:hAnsi="Arial"/>
+            <w:color w:val="1F6B75"/>
+            <w:sz w:val="14"/>
+            <w:szCs w:val="14"/>
+            <w:u w:val="single" w:color="1F6B75"/>
+          </w:rPr>
+          <w:t xml:space="preserve">CC BY-NC 4.0</w:t>
+        </w:r>
+      </w:hyperlink>
+      <w:r>
+        <w:rPr>
+          <w:rFonts w:ascii="Arial" w:cs="Arial" w:eastAsia="Arial" w:hAnsi="Arial"/>
+          <w:color w:val="666666"/>
+          <w:sz w:val="14"/>
+          <w:szCs w:val="14"/>
+        </w:rPr>
+        <w:t xml:space="preserve"> (</w:t>
+      </w:r>
+      <w:hyperlink w:history="1" r:id="rIdcis5roiab2zzdku9lzcrr">
+        <w:r>
+          <w:rPr>
+            <w:rFonts w:ascii="Arial" w:cs="Arial" w:eastAsia="Arial" w:hAnsi="Arial"/>
+            <w:color w:val="1F6B75"/>
+            <w:sz w:val="14"/>
+            <w:szCs w:val="14"/>
+            <w:u w:val="single" w:color="1F6B75"/>
+          </w:rPr>
+          <w:t xml:space="preserve">https://creativecommons.org/licenses/by-nc/4.0/</w:t>
+        </w:r>
+      </w:hyperlink>
+      <w:r>
+        <w:rPr>
+          <w:rFonts w:ascii="Arial" w:cs="Arial" w:eastAsia="Arial" w:hAnsi="Arial"/>
+          <w:color w:val="666666"/>
+          <w:sz w:val="14"/>
+          <w:szCs w:val="14"/>
+        </w:rPr>
+        <w:t xml:space="preserve">).</w:t>
+      </w:r>
+    </w:p>
     <w:p>
       <w:r>
         <w:br w:type="page"/>
@@ -9242,7 +9531,7 @@
             <w:pPr>
               <w:spacing w:after="20" w:before="0"/>
             </w:pPr>
-            <w:hyperlink w:history="1" r:id="rId-ik1v1xdifylpvfecuvim">
+            <w:hyperlink w:history="1" r:id="rIdry_4mvogvqcgyk3ylg7a-">
               <w:r>
                 <w:rPr>
                   <w:rFonts w:ascii="Arial" w:cs="Arial" w:eastAsia="Arial" w:hAnsi="Arial"/>
@@ -9275,7 +9564,7 @@
               <w:spacing w:after="10" w:before="0"/>
               <w:ind w:left="120"/>
             </w:pPr>
-            <w:hyperlink w:history="1" r:id="rIdczdfdutcsigfhsyziov8h">
+            <w:hyperlink w:history="1" r:id="rIdviuikrcxo0punkxkwxkcc">
               <w:r>
                 <w:rPr>
                   <w:rFonts w:ascii="Arial" w:cs="Arial" w:eastAsia="Arial" w:hAnsi="Arial"/>
@@ -9320,7 +9609,7 @@
             <w:pPr>
               <w:spacing w:after="20" w:before="0"/>
             </w:pPr>
-            <w:hyperlink w:history="1" r:id="rIdxwkmt5l-sb2ncse6fity7">
+            <w:hyperlink w:history="1" r:id="rIdkjjxn_v-oui1g91kdxgnu">
               <w:r>
                 <w:rPr>
                   <w:rFonts w:ascii="Arial" w:cs="Arial" w:eastAsia="Arial" w:hAnsi="Arial"/>
@@ -9353,7 +9642,7 @@
               <w:spacing w:after="10" w:before="0"/>
               <w:ind w:left="120"/>
             </w:pPr>
-            <w:hyperlink w:history="1" r:id="rIdbb9-ab6z_a6wmoxew1rw5">
+            <w:hyperlink w:history="1" r:id="rId1z1jwk-dlurtoqvnfsyji">
               <w:r>
                 <w:rPr>
                   <w:rFonts w:ascii="Arial" w:cs="Arial" w:eastAsia="Arial" w:hAnsi="Arial"/>
@@ -9548,7 +9837,7 @@
             <w:pPr>
               <w:spacing w:after="20" w:before="0"/>
             </w:pPr>
-            <w:hyperlink w:history="1" r:id="rIdgrkzy2a9sxcx7wyedynqz">
+            <w:hyperlink w:history="1" r:id="rIdcz_anctprsnscvhk68azb">
               <w:r>
                 <w:rPr>
                   <w:rFonts w:ascii="Arial" w:cs="Arial" w:eastAsia="Arial" w:hAnsi="Arial"/>
@@ -9581,7 +9870,7 @@
               <w:spacing w:after="10" w:before="0"/>
               <w:ind w:left="120"/>
             </w:pPr>
-            <w:hyperlink w:history="1" r:id="rId2fhysmsimrbrxzkvr6s-6">
+            <w:hyperlink w:history="1" r:id="rIdfdynkkrgml2lrwimr5pd4">
               <w:r>
                 <w:rPr>
                   <w:rFonts w:ascii="Arial" w:cs="Arial" w:eastAsia="Arial" w:hAnsi="Arial"/>
@@ -9626,7 +9915,7 @@
             <w:pPr>
               <w:spacing w:after="20" w:before="0"/>
             </w:pPr>
-            <w:hyperlink w:history="1" r:id="rIdlcoayar0fyufmpfp4dppi">
+            <w:hyperlink w:history="1" r:id="rIdyfffzkddemdhxjqiufmuj">
               <w:r>
                 <w:rPr>
                   <w:rFonts w:ascii="Arial" w:cs="Arial" w:eastAsia="Arial" w:hAnsi="Arial"/>
@@ -9659,7 +9948,7 @@
               <w:spacing w:after="10" w:before="0"/>
               <w:ind w:left="120"/>
             </w:pPr>
-            <w:hyperlink w:history="1" r:id="rIdish84wxucyfsjaukvo9ay">
+            <w:hyperlink w:history="1" r:id="rIdu2bznd44eqgkf6eudazo1">
               <w:r>
                 <w:rPr>
                   <w:rFonts w:ascii="Arial" w:cs="Arial" w:eastAsia="Arial" w:hAnsi="Arial"/>
@@ -9854,7 +10143,7 @@
             <w:pPr>
               <w:spacing w:after="20" w:before="0"/>
             </w:pPr>
-            <w:hyperlink w:history="1" r:id="rIdzfgidszv1utyueb0puuqa">
+            <w:hyperlink w:history="1" r:id="rIdg4bkfo1cifin1cl-okees">
               <w:r>
                 <w:rPr>
                   <w:rFonts w:ascii="Arial" w:cs="Arial" w:eastAsia="Arial" w:hAnsi="Arial"/>
@@ -9887,7 +10176,7 @@
               <w:spacing w:after="10" w:before="0"/>
               <w:ind w:left="120"/>
             </w:pPr>
-            <w:hyperlink w:history="1" r:id="rIdlbtjwobmaovjwntrpk8xm">
+            <w:hyperlink w:history="1" r:id="rId4cnfzen3fpvffmoyzttta">
               <w:r>
                 <w:rPr>
                   <w:rFonts w:ascii="Arial" w:cs="Arial" w:eastAsia="Arial" w:hAnsi="Arial"/>
@@ -9932,7 +10221,7 @@
             <w:pPr>
               <w:spacing w:after="20" w:before="0"/>
             </w:pPr>
-            <w:hyperlink w:history="1" r:id="rIdkaabmxbol1vyfwlqltm5s">
+            <w:hyperlink w:history="1" r:id="rIdjgxkjh8uftbdot7a59szb">
               <w:r>
                 <w:rPr>
                   <w:rFonts w:ascii="Arial" w:cs="Arial" w:eastAsia="Arial" w:hAnsi="Arial"/>
@@ -9965,7 +10254,7 @@
               <w:spacing w:after="10" w:before="0"/>
               <w:ind w:left="120"/>
             </w:pPr>
-            <w:hyperlink w:history="1" r:id="rIdaow851oz-myebortcu0io">
+            <w:hyperlink w:history="1" r:id="rIduepikwa0d8cr08a-x8ljo">
               <w:r>
                 <w:rPr>
                   <w:rFonts w:ascii="Arial" w:cs="Arial" w:eastAsia="Arial" w:hAnsi="Arial"/>
@@ -10160,7 +10449,7 @@
             <w:pPr>
               <w:spacing w:after="20" w:before="0"/>
             </w:pPr>
-            <w:hyperlink w:history="1" r:id="rIdguxg-h_q9krh_ep3v80ip">
+            <w:hyperlink w:history="1" r:id="rId5zh6lst9_aznl0u3l17zy">
               <w:r>
                 <w:rPr>
                   <w:rFonts w:ascii="Arial" w:cs="Arial" w:eastAsia="Arial" w:hAnsi="Arial"/>
@@ -10193,7 +10482,7 @@
               <w:spacing w:after="10" w:before="0"/>
               <w:ind w:left="120"/>
             </w:pPr>
-            <w:hyperlink w:history="1" r:id="rId-haoa2zgtvdkpmgbyzosy">
+            <w:hyperlink w:history="1" r:id="rIdrqej8po-yy4tq1yamx8ek">
               <w:r>
                 <w:rPr>
                   <w:rFonts w:ascii="Arial" w:cs="Arial" w:eastAsia="Arial" w:hAnsi="Arial"/>
@@ -10238,7 +10527,7 @@
             <w:pPr>
               <w:spacing w:after="20" w:before="0"/>
             </w:pPr>
-            <w:hyperlink w:history="1" r:id="rIducd1eruor_vmxb_olcpxe">
+            <w:hyperlink w:history="1" r:id="rIdwlavx6rwjlfo03f5ktiee">
               <w:r>
                 <w:rPr>
                   <w:rFonts w:ascii="Arial" w:cs="Arial" w:eastAsia="Arial" w:hAnsi="Arial"/>
@@ -10271,7 +10560,7 @@
               <w:spacing w:after="10" w:before="0"/>
               <w:ind w:left="120"/>
             </w:pPr>
-            <w:hyperlink w:history="1" r:id="rIdxbj3iwpt9qs-7cuw8gs85">
+            <w:hyperlink w:history="1" r:id="rIdhibulkj2yq3jphved9_kh">
               <w:r>
                 <w:rPr>
                   <w:rFonts w:ascii="Arial" w:cs="Arial" w:eastAsia="Arial" w:hAnsi="Arial"/>
@@ -10466,7 +10755,7 @@
             <w:pPr>
               <w:spacing w:after="20" w:before="0"/>
             </w:pPr>
-            <w:hyperlink w:history="1" r:id="rIdtczh74ajlqvw7vcvhfwcv">
+            <w:hyperlink w:history="1" r:id="rIdlwkhmezn3rwp3evavhco5">
               <w:r>
                 <w:rPr>
                   <w:rFonts w:ascii="Arial" w:cs="Arial" w:eastAsia="Arial" w:hAnsi="Arial"/>
@@ -10499,7 +10788,7 @@
               <w:spacing w:after="10" w:before="0"/>
               <w:ind w:left="120"/>
             </w:pPr>
-            <w:hyperlink w:history="1" r:id="rIdp1cqtgxxu7sbus7qyz21z">
+            <w:hyperlink w:history="1" r:id="rIdntllvggw_0ejcrz2lpsqm">
               <w:r>
                 <w:rPr>
                   <w:rFonts w:ascii="Arial" w:cs="Arial" w:eastAsia="Arial" w:hAnsi="Arial"/>
@@ -10544,7 +10833,7 @@
             <w:pPr>
               <w:spacing w:after="20" w:before="0"/>
             </w:pPr>
-            <w:hyperlink w:history="1" r:id="rIdjfjm0huxfs2dpcprmndgm">
+            <w:hyperlink w:history="1" r:id="rIdcfye6io3dnktbbetppfy7">
               <w:r>
                 <w:rPr>
                   <w:rFonts w:ascii="Arial" w:cs="Arial" w:eastAsia="Arial" w:hAnsi="Arial"/>
@@ -10577,7 +10866,7 @@
               <w:spacing w:after="10" w:before="0"/>
               <w:ind w:left="120"/>
             </w:pPr>
-            <w:hyperlink w:history="1" r:id="rIdafxn6lkpe0tgmbu_rpalz">
+            <w:hyperlink w:history="1" r:id="rIdnv7y9fhontvcwk8aju-jy">
               <w:r>
                 <w:rPr>
                   <w:rFonts w:ascii="Arial" w:cs="Arial" w:eastAsia="Arial" w:hAnsi="Arial"/>
@@ -11187,6 +11476,65 @@
         </w:tc>
       </w:tr>
     </w:tbl>
+    <w:p>
+      <w:pPr>
+        <w:pBdr>
+          <w:top w:val="single" w:color="BBBBBB" w:sz="4" w:space="4"/>
+        </w:pBdr>
+        <w:spacing w:after="0" w:before="160"/>
+      </w:pPr>
+      <w:r>
+        <w:rPr>
+          <w:rFonts w:ascii="Arial" w:cs="Arial" w:eastAsia="Arial" w:hAnsi="Arial"/>
+          <w:color w:val="666666"/>
+          <w:sz w:val="14"/>
+          <w:szCs w:val="14"/>
+        </w:rPr>
+        <w:t xml:space="preserve">© 2026 SeaVuria and ARES. Aligned with KICD objectives. Developed by SeaVuria; technical implementation by ARES (with AI assistance from Claude). Licensed under </w:t>
+      </w:r>
+      <w:hyperlink w:history="1" r:id="rIdpkulunjrlxcrbx7vpulep">
+        <w:r>
+          <w:rPr>
+            <w:rFonts w:ascii="Arial" w:cs="Arial" w:eastAsia="Arial" w:hAnsi="Arial"/>
+            <w:color w:val="1F6B75"/>
+            <w:sz w:val="14"/>
+            <w:szCs w:val="14"/>
+            <w:u w:val="single" w:color="1F6B75"/>
+          </w:rPr>
+          <w:t xml:space="preserve">CC BY-NC 4.0</w:t>
+        </w:r>
+      </w:hyperlink>
+      <w:r>
+        <w:rPr>
+          <w:rFonts w:ascii="Arial" w:cs="Arial" w:eastAsia="Arial" w:hAnsi="Arial"/>
+          <w:color w:val="666666"/>
+          <w:sz w:val="14"/>
+          <w:szCs w:val="14"/>
+        </w:rPr>
+        <w:t xml:space="preserve"> (</w:t>
+      </w:r>
+      <w:hyperlink w:history="1" r:id="rIdar0y2-ulcwcjdflakweks">
+        <w:r>
+          <w:rPr>
+            <w:rFonts w:ascii="Arial" w:cs="Arial" w:eastAsia="Arial" w:hAnsi="Arial"/>
+            <w:color w:val="1F6B75"/>
+            <w:sz w:val="14"/>
+            <w:szCs w:val="14"/>
+            <w:u w:val="single" w:color="1F6B75"/>
+          </w:rPr>
+          <w:t xml:space="preserve">https://creativecommons.org/licenses/by-nc/4.0/</w:t>
+        </w:r>
+      </w:hyperlink>
+      <w:r>
+        <w:rPr>
+          <w:rFonts w:ascii="Arial" w:cs="Arial" w:eastAsia="Arial" w:hAnsi="Arial"/>
+          <w:color w:val="666666"/>
+          <w:sz w:val="14"/>
+          <w:szCs w:val="14"/>
+        </w:rPr>
+        <w:t xml:space="preserve">).</w:t>
+      </w:r>
+    </w:p>
     <w:p>
       <w:r>
         <w:br w:type="page"/>
@@ -12178,7 +12526,7 @@
             <w:pPr>
               <w:spacing w:after="20" w:before="0"/>
             </w:pPr>
-            <w:hyperlink w:history="1" r:id="rId07-ovlzfjgmwd8mqu5sv5">
+            <w:hyperlink w:history="1" r:id="rIdffgixb-vwwoxj9is8yio3">
               <w:r>
                 <w:rPr>
                   <w:rFonts w:ascii="Arial" w:cs="Arial" w:eastAsia="Arial" w:hAnsi="Arial"/>
@@ -12211,7 +12559,7 @@
               <w:spacing w:after="10" w:before="0"/>
               <w:ind w:left="120"/>
             </w:pPr>
-            <w:hyperlink w:history="1" r:id="rIdd8txoo5v3jmufqaccpaqf">
+            <w:hyperlink w:history="1" r:id="rIdemeu734trsnwihmbupikr">
               <w:r>
                 <w:rPr>
                   <w:rFonts w:ascii="Arial" w:cs="Arial" w:eastAsia="Arial" w:hAnsi="Arial"/>
@@ -12256,7 +12604,7 @@
             <w:pPr>
               <w:spacing w:after="20" w:before="0"/>
             </w:pPr>
-            <w:hyperlink w:history="1" r:id="rIdrepxxverggzlx8vcuq2vm">
+            <w:hyperlink w:history="1" r:id="rIdmuizsib9gzrbepxgbwlq6">
               <w:r>
                 <w:rPr>
                   <w:rFonts w:ascii="Arial" w:cs="Arial" w:eastAsia="Arial" w:hAnsi="Arial"/>
@@ -12289,7 +12637,7 @@
               <w:spacing w:after="10" w:before="0"/>
               <w:ind w:left="120"/>
             </w:pPr>
-            <w:hyperlink w:history="1" r:id="rIdbt4xtq045qnjqss9zmdoz">
+            <w:hyperlink w:history="1" r:id="rIdftss2pkkegvugdaaxgf7m">
               <w:r>
                 <w:rPr>
                   <w:rFonts w:ascii="Arial" w:cs="Arial" w:eastAsia="Arial" w:hAnsi="Arial"/>
@@ -12484,7 +12832,7 @@
             <w:pPr>
               <w:spacing w:after="20" w:before="0"/>
             </w:pPr>
-            <w:hyperlink w:history="1" r:id="rIdp-wvmya6w3zvzhvvzfanh">
+            <w:hyperlink w:history="1" r:id="rIdn9ysbwizpoym4_pjrv4mr">
               <w:r>
                 <w:rPr>
                   <w:rFonts w:ascii="Arial" w:cs="Arial" w:eastAsia="Arial" w:hAnsi="Arial"/>
@@ -12517,7 +12865,7 @@
               <w:spacing w:after="10" w:before="0"/>
               <w:ind w:left="120"/>
             </w:pPr>
-            <w:hyperlink w:history="1" r:id="rIdhfrokacn5cdnmwwzu7xo5">
+            <w:hyperlink w:history="1" r:id="rIdz46ldmpmrvipmdphosmcs">
               <w:r>
                 <w:rPr>
                   <w:rFonts w:ascii="Arial" w:cs="Arial" w:eastAsia="Arial" w:hAnsi="Arial"/>
@@ -12562,7 +12910,7 @@
             <w:pPr>
               <w:spacing w:after="20" w:before="0"/>
             </w:pPr>
-            <w:hyperlink w:history="1" r:id="rIdcq2vv1rt5llkqmggv9fwe">
+            <w:hyperlink w:history="1" r:id="rId1_ttx9dqin-ji2mf8jn0b">
               <w:r>
                 <w:rPr>
                   <w:rFonts w:ascii="Arial" w:cs="Arial" w:eastAsia="Arial" w:hAnsi="Arial"/>
@@ -12595,7 +12943,7 @@
               <w:spacing w:after="10" w:before="0"/>
               <w:ind w:left="120"/>
             </w:pPr>
-            <w:hyperlink w:history="1" r:id="rIdg4sjk0oawdc3vpszhvzlq">
+            <w:hyperlink w:history="1" r:id="rIdghgcga1sr80gkaijy2zxw">
               <w:r>
                 <w:rPr>
                   <w:rFonts w:ascii="Arial" w:cs="Arial" w:eastAsia="Arial" w:hAnsi="Arial"/>
@@ -12828,7 +13176,7 @@
             <w:pPr>
               <w:spacing w:after="20" w:before="0"/>
             </w:pPr>
-            <w:hyperlink w:history="1" r:id="rIdsada-zstgnpx--ki1fwla">
+            <w:hyperlink w:history="1" r:id="rId7trgxhwmikwvfglwrpzdd">
               <w:r>
                 <w:rPr>
                   <w:rFonts w:ascii="Arial" w:cs="Arial" w:eastAsia="Arial" w:hAnsi="Arial"/>
@@ -12861,7 +13209,7 @@
               <w:spacing w:after="10" w:before="0"/>
               <w:ind w:left="120"/>
             </w:pPr>
-            <w:hyperlink w:history="1" r:id="rId4wyx3gjg21ibexbdl6xba">
+            <w:hyperlink w:history="1" r:id="rId9cdmtt4br03v3tob4aztj">
               <w:r>
                 <w:rPr>
                   <w:rFonts w:ascii="Arial" w:cs="Arial" w:eastAsia="Arial" w:hAnsi="Arial"/>
@@ -12906,7 +13254,7 @@
             <w:pPr>
               <w:spacing w:after="20" w:before="0"/>
             </w:pPr>
-            <w:hyperlink w:history="1" r:id="rIdjjovaewvxfhqk_p37xofv">
+            <w:hyperlink w:history="1" r:id="rId-ypqrkysrxxliburlz1mj">
               <w:r>
                 <w:rPr>
                   <w:rFonts w:ascii="Arial" w:cs="Arial" w:eastAsia="Arial" w:hAnsi="Arial"/>
@@ -12939,7 +13287,7 @@
               <w:spacing w:after="10" w:before="0"/>
               <w:ind w:left="120"/>
             </w:pPr>
-            <w:hyperlink w:history="1" r:id="rIdkz4yssfa-aiaidn0lmf2e">
+            <w:hyperlink w:history="1" r:id="rIdh-qvmopopqmbekbh64ryz">
               <w:r>
                 <w:rPr>
                   <w:rFonts w:ascii="Arial" w:cs="Arial" w:eastAsia="Arial" w:hAnsi="Arial"/>
@@ -13476,7 +13824,7 @@
             <w:pPr>
               <w:spacing w:after="20" w:before="0"/>
             </w:pPr>
-            <w:hyperlink w:history="1" r:id="rId1hwx9nzeuvnxzuwkdetec">
+            <w:hyperlink w:history="1" r:id="rIdrpn1feohzept61hjt2gzy">
               <w:r>
                 <w:rPr>
                   <w:rFonts w:ascii="Arial" w:cs="Arial" w:eastAsia="Arial" w:hAnsi="Arial"/>
@@ -13509,7 +13857,7 @@
               <w:spacing w:after="10" w:before="0"/>
               <w:ind w:left="120"/>
             </w:pPr>
-            <w:hyperlink w:history="1" r:id="rId56t1stubkrf4_jngyzbwg">
+            <w:hyperlink w:history="1" r:id="rIdpgsgusvmkyexrjp7yt1xq">
               <w:r>
                 <w:rPr>
                   <w:rFonts w:ascii="Arial" w:cs="Arial" w:eastAsia="Arial" w:hAnsi="Arial"/>
@@ -13554,7 +13902,7 @@
             <w:pPr>
               <w:spacing w:after="20" w:before="0"/>
             </w:pPr>
-            <w:hyperlink w:history="1" r:id="rId-ybhjxbflzd7eejn1-itf">
+            <w:hyperlink w:history="1" r:id="rIdkxuedzbfgojnjdrvapjjc">
               <w:r>
                 <w:rPr>
                   <w:rFonts w:ascii="Arial" w:cs="Arial" w:eastAsia="Arial" w:hAnsi="Arial"/>
@@ -13587,7 +13935,7 @@
               <w:spacing w:after="10" w:before="0"/>
               <w:ind w:left="120"/>
             </w:pPr>
-            <w:hyperlink w:history="1" r:id="rIdlneh6-3unxldzvu1fd9wc">
+            <w:hyperlink w:history="1" r:id="rIdeyde9gzbs62ogky9tmwdy">
               <w:r>
                 <w:rPr>
                   <w:rFonts w:ascii="Arial" w:cs="Arial" w:eastAsia="Arial" w:hAnsi="Arial"/>
@@ -13839,7 +14187,7 @@
             <w:pPr>
               <w:spacing w:after="20" w:before="0"/>
             </w:pPr>
-            <w:hyperlink w:history="1" r:id="rIdfmljv00u8gpcik7soaioe">
+            <w:hyperlink w:history="1" r:id="rIdpcgqb-rri3ehrreaaiz7b">
               <w:r>
                 <w:rPr>
                   <w:rFonts w:ascii="Arial" w:cs="Arial" w:eastAsia="Arial" w:hAnsi="Arial"/>
@@ -13872,7 +14220,7 @@
               <w:spacing w:after="10" w:before="0"/>
               <w:ind w:left="120"/>
             </w:pPr>
-            <w:hyperlink w:history="1" r:id="rIdsrpo9ko2pqhr-bvwrgit2">
+            <w:hyperlink w:history="1" r:id="rIdgdnekgcpumerbhd7hj6rj">
               <w:r>
                 <w:rPr>
                   <w:rFonts w:ascii="Arial" w:cs="Arial" w:eastAsia="Arial" w:hAnsi="Arial"/>
@@ -13917,7 +14265,7 @@
             <w:pPr>
               <w:spacing w:after="20" w:before="0"/>
             </w:pPr>
-            <w:hyperlink w:history="1" r:id="rIdacndirq6fhyxbw71twijz">
+            <w:hyperlink w:history="1" r:id="rIdizyrlkajawov0udyk1i2g">
               <w:r>
                 <w:rPr>
                   <w:rFonts w:ascii="Arial" w:cs="Arial" w:eastAsia="Arial" w:hAnsi="Arial"/>
@@ -13950,7 +14298,7 @@
               <w:spacing w:after="10" w:before="0"/>
               <w:ind w:left="120"/>
             </w:pPr>
-            <w:hyperlink w:history="1" r:id="rId6nq3knrquuthqiu8ngnta">
+            <w:hyperlink w:history="1" r:id="rIdmt7mihgmp5iuqs7omdqbx">
               <w:r>
                 <w:rPr>
                   <w:rFonts w:ascii="Arial" w:cs="Arial" w:eastAsia="Arial" w:hAnsi="Arial"/>
@@ -14560,6 +14908,65 @@
         </w:tc>
       </w:tr>
     </w:tbl>
+    <w:p>
+      <w:pPr>
+        <w:pBdr>
+          <w:top w:val="single" w:color="BBBBBB" w:sz="4" w:space="4"/>
+        </w:pBdr>
+        <w:spacing w:after="0" w:before="160"/>
+      </w:pPr>
+      <w:r>
+        <w:rPr>
+          <w:rFonts w:ascii="Arial" w:cs="Arial" w:eastAsia="Arial" w:hAnsi="Arial"/>
+          <w:color w:val="666666"/>
+          <w:sz w:val="14"/>
+          <w:szCs w:val="14"/>
+        </w:rPr>
+        <w:t xml:space="preserve">© 2026 SeaVuria and ARES. Aligned with KICD objectives. Developed by SeaVuria; technical implementation by ARES (with AI assistance from Claude). Licensed under </w:t>
+      </w:r>
+      <w:hyperlink w:history="1" r:id="rIdw9h5zseior0lufosn1vx-">
+        <w:r>
+          <w:rPr>
+            <w:rFonts w:ascii="Arial" w:cs="Arial" w:eastAsia="Arial" w:hAnsi="Arial"/>
+            <w:color w:val="1F6B75"/>
+            <w:sz w:val="14"/>
+            <w:szCs w:val="14"/>
+            <w:u w:val="single" w:color="1F6B75"/>
+          </w:rPr>
+          <w:t xml:space="preserve">CC BY-NC 4.0</w:t>
+        </w:r>
+      </w:hyperlink>
+      <w:r>
+        <w:rPr>
+          <w:rFonts w:ascii="Arial" w:cs="Arial" w:eastAsia="Arial" w:hAnsi="Arial"/>
+          <w:color w:val="666666"/>
+          <w:sz w:val="14"/>
+          <w:szCs w:val="14"/>
+        </w:rPr>
+        <w:t xml:space="preserve"> (</w:t>
+      </w:r>
+      <w:hyperlink w:history="1" r:id="rIdpogwmp06reqbdbrmznung">
+        <w:r>
+          <w:rPr>
+            <w:rFonts w:ascii="Arial" w:cs="Arial" w:eastAsia="Arial" w:hAnsi="Arial"/>
+            <w:color w:val="1F6B75"/>
+            <w:sz w:val="14"/>
+            <w:szCs w:val="14"/>
+            <w:u w:val="single" w:color="1F6B75"/>
+          </w:rPr>
+          <w:t xml:space="preserve">https://creativecommons.org/licenses/by-nc/4.0/</w:t>
+        </w:r>
+      </w:hyperlink>
+      <w:r>
+        <w:rPr>
+          <w:rFonts w:ascii="Arial" w:cs="Arial" w:eastAsia="Arial" w:hAnsi="Arial"/>
+          <w:color w:val="666666"/>
+          <w:sz w:val="14"/>
+          <w:szCs w:val="14"/>
+        </w:rPr>
+        <w:t xml:space="preserve">).</w:t>
+      </w:r>
+    </w:p>
     <w:p>
       <w:r>
         <w:br w:type="page"/>
@@ -15551,7 +15958,7 @@
             <w:pPr>
               <w:spacing w:after="20" w:before="0"/>
             </w:pPr>
-            <w:hyperlink w:history="1" r:id="rIdy-2xou01380-cenjgdxxg">
+            <w:hyperlink w:history="1" r:id="rIdbc7e_7oakaqyaejfj-jf1">
               <w:r>
                 <w:rPr>
                   <w:rFonts w:ascii="Arial" w:cs="Arial" w:eastAsia="Arial" w:hAnsi="Arial"/>
@@ -15584,7 +15991,7 @@
               <w:spacing w:after="10" w:before="0"/>
               <w:ind w:left="120"/>
             </w:pPr>
-            <w:hyperlink w:history="1" r:id="rIdtrcotpolxyogzvdsu4qiu">
+            <w:hyperlink w:history="1" r:id="rIdyawznbat5x7qv1u8t6eei">
               <w:r>
                 <w:rPr>
                   <w:rFonts w:ascii="Arial" w:cs="Arial" w:eastAsia="Arial" w:hAnsi="Arial"/>
@@ -15629,7 +16036,7 @@
             <w:pPr>
               <w:spacing w:after="20" w:before="0"/>
             </w:pPr>
-            <w:hyperlink w:history="1" r:id="rId8pat0g-isgkz3sxvlaut3">
+            <w:hyperlink w:history="1" r:id="rIdv0r1jyzrnljsmyyds7xqw">
               <w:r>
                 <w:rPr>
                   <w:rFonts w:ascii="Arial" w:cs="Arial" w:eastAsia="Arial" w:hAnsi="Arial"/>
@@ -15662,7 +16069,7 @@
               <w:spacing w:after="10" w:before="0"/>
               <w:ind w:left="120"/>
             </w:pPr>
-            <w:hyperlink w:history="1" r:id="rIdrvyeutuf38iur72ubiwh4">
+            <w:hyperlink w:history="1" r:id="rIdtytrbmgsouqpudr3atlbf">
               <w:r>
                 <w:rPr>
                   <w:rFonts w:ascii="Arial" w:cs="Arial" w:eastAsia="Arial" w:hAnsi="Arial"/>
@@ -15857,7 +16264,7 @@
             <w:pPr>
               <w:spacing w:after="20" w:before="0"/>
             </w:pPr>
-            <w:hyperlink w:history="1" r:id="rIdvgzu7k617-32totwadhtr">
+            <w:hyperlink w:history="1" r:id="rIddgwuibhudxbikm9cyfn8p">
               <w:r>
                 <w:rPr>
                   <w:rFonts w:ascii="Arial" w:cs="Arial" w:eastAsia="Arial" w:hAnsi="Arial"/>
@@ -15890,7 +16297,7 @@
               <w:spacing w:after="10" w:before="0"/>
               <w:ind w:left="120"/>
             </w:pPr>
-            <w:hyperlink w:history="1" r:id="rId2uzyu50ey0k1ydxd3axr8">
+            <w:hyperlink w:history="1" r:id="rIdgy7l27fevgposxe-zmb8r">
               <w:r>
                 <w:rPr>
                   <w:rFonts w:ascii="Arial" w:cs="Arial" w:eastAsia="Arial" w:hAnsi="Arial"/>
@@ -15935,7 +16342,7 @@
             <w:pPr>
               <w:spacing w:after="20" w:before="0"/>
             </w:pPr>
-            <w:hyperlink w:history="1" r:id="rId1vgibkugkozged-asodhy">
+            <w:hyperlink w:history="1" r:id="rIdfxc30yptsfwdcy4ieya_k">
               <w:r>
                 <w:rPr>
                   <w:rFonts w:ascii="Arial" w:cs="Arial" w:eastAsia="Arial" w:hAnsi="Arial"/>
@@ -15968,7 +16375,7 @@
               <w:spacing w:after="10" w:before="0"/>
               <w:ind w:left="120"/>
             </w:pPr>
-            <w:hyperlink w:history="1" r:id="rIdtg1rka9fp_8xzn8astcso">
+            <w:hyperlink w:history="1" r:id="rIdgrn3qwcmtot8clmpmfngk">
               <w:r>
                 <w:rPr>
                   <w:rFonts w:ascii="Arial" w:cs="Arial" w:eastAsia="Arial" w:hAnsi="Arial"/>
@@ -16163,7 +16570,7 @@
             <w:pPr>
               <w:spacing w:after="20" w:before="0"/>
             </w:pPr>
-            <w:hyperlink w:history="1" r:id="rIdxhxccdonntxksmxx21duz">
+            <w:hyperlink w:history="1" r:id="rIdlcbkkzfwyr1l_xrffgt5x">
               <w:r>
                 <w:rPr>
                   <w:rFonts w:ascii="Arial" w:cs="Arial" w:eastAsia="Arial" w:hAnsi="Arial"/>
@@ -16196,7 +16603,7 @@
               <w:spacing w:after="10" w:before="0"/>
               <w:ind w:left="120"/>
             </w:pPr>
-            <w:hyperlink w:history="1" r:id="rIdl5ls6bj9fe5udnkjnl1c2">
+            <w:hyperlink w:history="1" r:id="rIdghhx-hawcpwhdxtuui4g1">
               <w:r>
                 <w:rPr>
                   <w:rFonts w:ascii="Arial" w:cs="Arial" w:eastAsia="Arial" w:hAnsi="Arial"/>
@@ -16241,7 +16648,7 @@
             <w:pPr>
               <w:spacing w:after="20" w:before="0"/>
             </w:pPr>
-            <w:hyperlink w:history="1" r:id="rIdjkgqxadcndpkbsrwrsetk">
+            <w:hyperlink w:history="1" r:id="rIdexagj2jbcooz7qrdfnvbb">
               <w:r>
                 <w:rPr>
                   <w:rFonts w:ascii="Arial" w:cs="Arial" w:eastAsia="Arial" w:hAnsi="Arial"/>
@@ -16274,7 +16681,7 @@
               <w:spacing w:after="10" w:before="0"/>
               <w:ind w:left="120"/>
             </w:pPr>
-            <w:hyperlink w:history="1" r:id="rIdykrsmbwxpvn_4h3vbtdbt">
+            <w:hyperlink w:history="1" r:id="rIdr2rfyek2rjsr6twito2ww">
               <w:r>
                 <w:rPr>
                   <w:rFonts w:ascii="Arial" w:cs="Arial" w:eastAsia="Arial" w:hAnsi="Arial"/>
@@ -16469,7 +16876,7 @@
             <w:pPr>
               <w:spacing w:after="20" w:before="0"/>
             </w:pPr>
-            <w:hyperlink w:history="1" r:id="rIdu0qk3vmcpw0e8oyex9prg">
+            <w:hyperlink w:history="1" r:id="rIdejucmobwgusmp04mp1sgf">
               <w:r>
                 <w:rPr>
                   <w:rFonts w:ascii="Arial" w:cs="Arial" w:eastAsia="Arial" w:hAnsi="Arial"/>
@@ -16502,7 +16909,7 @@
               <w:spacing w:after="10" w:before="0"/>
               <w:ind w:left="120"/>
             </w:pPr>
-            <w:hyperlink w:history="1" r:id="rIdzmaopwg0l_tnhxwhdbjxc">
+            <w:hyperlink w:history="1" r:id="rIdcts-4rag3v-ibrohgcxsj">
               <w:r>
                 <w:rPr>
                   <w:rFonts w:ascii="Arial" w:cs="Arial" w:eastAsia="Arial" w:hAnsi="Arial"/>
@@ -16547,7 +16954,7 @@
             <w:pPr>
               <w:spacing w:after="20" w:before="0"/>
             </w:pPr>
-            <w:hyperlink w:history="1" r:id="rIdv8hrwodfmyqyysvhfkil_">
+            <w:hyperlink w:history="1" r:id="rIddjtghefsq_d_jauwgj0ld">
               <w:r>
                 <w:rPr>
                   <w:rFonts w:ascii="Arial" w:cs="Arial" w:eastAsia="Arial" w:hAnsi="Arial"/>
@@ -16580,7 +16987,7 @@
               <w:spacing w:after="10" w:before="0"/>
               <w:ind w:left="120"/>
             </w:pPr>
-            <w:hyperlink w:history="1" r:id="rIdjbp951xpq5f1jsw6efg7u">
+            <w:hyperlink w:history="1" r:id="rId6px-0iekmmrt7vrtuhpnw">
               <w:r>
                 <w:rPr>
                   <w:rFonts w:ascii="Arial" w:cs="Arial" w:eastAsia="Arial" w:hAnsi="Arial"/>
@@ -16775,7 +17182,7 @@
             <w:pPr>
               <w:spacing w:after="20" w:before="0"/>
             </w:pPr>
-            <w:hyperlink w:history="1" r:id="rId09gdvqegv_6qtxa9aippw">
+            <w:hyperlink w:history="1" r:id="rId6612ds6z999tprrctoplg">
               <w:r>
                 <w:rPr>
                   <w:rFonts w:ascii="Arial" w:cs="Arial" w:eastAsia="Arial" w:hAnsi="Arial"/>
@@ -16808,7 +17215,7 @@
               <w:spacing w:after="10" w:before="0"/>
               <w:ind w:left="120"/>
             </w:pPr>
-            <w:hyperlink w:history="1" r:id="rIdul3czvdvicnph0jowkuyw">
+            <w:hyperlink w:history="1" r:id="rIdotsa_i9huvox6shwqznmj">
               <w:r>
                 <w:rPr>
                   <w:rFonts w:ascii="Arial" w:cs="Arial" w:eastAsia="Arial" w:hAnsi="Arial"/>
@@ -16853,7 +17260,7 @@
             <w:pPr>
               <w:spacing w:after="20" w:before="0"/>
             </w:pPr>
-            <w:hyperlink w:history="1" r:id="rId5eohbut74jqn7fwow8vyy">
+            <w:hyperlink w:history="1" r:id="rIdpp66zygdpiqfgghlz4hmn">
               <w:r>
                 <w:rPr>
                   <w:rFonts w:ascii="Arial" w:cs="Arial" w:eastAsia="Arial" w:hAnsi="Arial"/>
@@ -16886,7 +17293,7 @@
               <w:spacing w:after="10" w:before="0"/>
               <w:ind w:left="120"/>
             </w:pPr>
-            <w:hyperlink w:history="1" r:id="rIdmhdzibnpkzvk2nbn8kqlu">
+            <w:hyperlink w:history="1" r:id="rIddd5tkggqjdrj3e3mv3ddx">
               <w:r>
                 <w:rPr>
                   <w:rFonts w:ascii="Arial" w:cs="Arial" w:eastAsia="Arial" w:hAnsi="Arial"/>
@@ -17382,6 +17789,65 @@
         </w:tc>
       </w:tr>
     </w:tbl>
+    <w:p>
+      <w:pPr>
+        <w:pBdr>
+          <w:top w:val="single" w:color="BBBBBB" w:sz="4" w:space="4"/>
+        </w:pBdr>
+        <w:spacing w:after="0" w:before="160"/>
+      </w:pPr>
+      <w:r>
+        <w:rPr>
+          <w:rFonts w:ascii="Arial" w:cs="Arial" w:eastAsia="Arial" w:hAnsi="Arial"/>
+          <w:color w:val="666666"/>
+          <w:sz w:val="14"/>
+          <w:szCs w:val="14"/>
+        </w:rPr>
+        <w:t xml:space="preserve">© 2026 SeaVuria and ARES. Aligned with KICD objectives. Developed by SeaVuria; technical implementation by ARES (with AI assistance from Claude). Licensed under </w:t>
+      </w:r>
+      <w:hyperlink w:history="1" r:id="rIdkahv-1biirzl117ica6ja">
+        <w:r>
+          <w:rPr>
+            <w:rFonts w:ascii="Arial" w:cs="Arial" w:eastAsia="Arial" w:hAnsi="Arial"/>
+            <w:color w:val="1F6B75"/>
+            <w:sz w:val="14"/>
+            <w:szCs w:val="14"/>
+            <w:u w:val="single" w:color="1F6B75"/>
+          </w:rPr>
+          <w:t xml:space="preserve">CC BY-NC 4.0</w:t>
+        </w:r>
+      </w:hyperlink>
+      <w:r>
+        <w:rPr>
+          <w:rFonts w:ascii="Arial" w:cs="Arial" w:eastAsia="Arial" w:hAnsi="Arial"/>
+          <w:color w:val="666666"/>
+          <w:sz w:val="14"/>
+          <w:szCs w:val="14"/>
+        </w:rPr>
+        <w:t xml:space="preserve"> (</w:t>
+      </w:r>
+      <w:hyperlink w:history="1" r:id="rIdiduu8rnwsdji89so18lmx">
+        <w:r>
+          <w:rPr>
+            <w:rFonts w:ascii="Arial" w:cs="Arial" w:eastAsia="Arial" w:hAnsi="Arial"/>
+            <w:color w:val="1F6B75"/>
+            <w:sz w:val="14"/>
+            <w:szCs w:val="14"/>
+            <w:u w:val="single" w:color="1F6B75"/>
+          </w:rPr>
+          <w:t xml:space="preserve">https://creativecommons.org/licenses/by-nc/4.0/</w:t>
+        </w:r>
+      </w:hyperlink>
+      <w:r>
+        <w:rPr>
+          <w:rFonts w:ascii="Arial" w:cs="Arial" w:eastAsia="Arial" w:hAnsi="Arial"/>
+          <w:color w:val="666666"/>
+          <w:sz w:val="14"/>
+          <w:szCs w:val="14"/>
+        </w:rPr>
+        <w:t xml:space="preserve">).</w:t>
+      </w:r>
+    </w:p>
     <w:p>
       <w:r>
         <w:br w:type="page"/>
@@ -18373,7 +18839,7 @@
             <w:pPr>
               <w:spacing w:after="20" w:before="0"/>
             </w:pPr>
-            <w:hyperlink w:history="1" r:id="rIdirnfxgwadkjyzoluwq1io">
+            <w:hyperlink w:history="1" r:id="rId-uprydat7fbgmcnenphan">
               <w:r>
                 <w:rPr>
                   <w:rFonts w:ascii="Arial" w:cs="Arial" w:eastAsia="Arial" w:hAnsi="Arial"/>
@@ -18406,7 +18872,7 @@
               <w:spacing w:after="10" w:before="0"/>
               <w:ind w:left="120"/>
             </w:pPr>
-            <w:hyperlink w:history="1" r:id="rId7iwoismwvapkn0h3ovpkv">
+            <w:hyperlink w:history="1" r:id="rIdhn0jbbtm2h4hzh0nledyy">
               <w:r>
                 <w:rPr>
                   <w:rFonts w:ascii="Arial" w:cs="Arial" w:eastAsia="Arial" w:hAnsi="Arial"/>
@@ -18451,7 +18917,7 @@
             <w:pPr>
               <w:spacing w:after="20" w:before="0"/>
             </w:pPr>
-            <w:hyperlink w:history="1" r:id="rIdaeci3jhrsh-9oogsy0vjo">
+            <w:hyperlink w:history="1" r:id="rIdffeqvfhurxyohb0_mrorr">
               <w:r>
                 <w:rPr>
                   <w:rFonts w:ascii="Arial" w:cs="Arial" w:eastAsia="Arial" w:hAnsi="Arial"/>
@@ -18484,7 +18950,7 @@
               <w:spacing w:after="10" w:before="0"/>
               <w:ind w:left="120"/>
             </w:pPr>
-            <w:hyperlink w:history="1" r:id="rIdimgx1ryjbjxx07o66hcrh">
+            <w:hyperlink w:history="1" r:id="rIdnep7ikjhjxoucphqx6ivz">
               <w:r>
                 <w:rPr>
                   <w:rFonts w:ascii="Arial" w:cs="Arial" w:eastAsia="Arial" w:hAnsi="Arial"/>
@@ -18679,7 +19145,7 @@
             <w:pPr>
               <w:spacing w:after="20" w:before="0"/>
             </w:pPr>
-            <w:hyperlink w:history="1" r:id="rIdwze5ljothbqml7drm0t_x">
+            <w:hyperlink w:history="1" r:id="rIdzgvhm_flhg64_au33avpw">
               <w:r>
                 <w:rPr>
                   <w:rFonts w:ascii="Arial" w:cs="Arial" w:eastAsia="Arial" w:hAnsi="Arial"/>
@@ -18712,7 +19178,7 @@
               <w:spacing w:after="10" w:before="0"/>
               <w:ind w:left="120"/>
             </w:pPr>
-            <w:hyperlink w:history="1" r:id="rIdcux-8fuuvz__gxrq2wotv">
+            <w:hyperlink w:history="1" r:id="rIdlesklxhgkijk7i-bvugle">
               <w:r>
                 <w:rPr>
                   <w:rFonts w:ascii="Arial" w:cs="Arial" w:eastAsia="Arial" w:hAnsi="Arial"/>
@@ -18757,7 +19223,7 @@
             <w:pPr>
               <w:spacing w:after="20" w:before="0"/>
             </w:pPr>
-            <w:hyperlink w:history="1" r:id="rIdsipyqbjylljdm16gslnsz">
+            <w:hyperlink w:history="1" r:id="rIdcpbg_8gco-nh8nhbyu7i9">
               <w:r>
                 <w:rPr>
                   <w:rFonts w:ascii="Arial" w:cs="Arial" w:eastAsia="Arial" w:hAnsi="Arial"/>
@@ -18790,7 +19256,7 @@
               <w:spacing w:after="10" w:before="0"/>
               <w:ind w:left="120"/>
             </w:pPr>
-            <w:hyperlink w:history="1" r:id="rIdmjbogh-iynvzgdr3eohg0">
+            <w:hyperlink w:history="1" r:id="rIdg3ivr9bpvihstophyirik">
               <w:r>
                 <w:rPr>
                   <w:rFonts w:ascii="Arial" w:cs="Arial" w:eastAsia="Arial" w:hAnsi="Arial"/>
@@ -18985,7 +19451,7 @@
             <w:pPr>
               <w:spacing w:after="20" w:before="0"/>
             </w:pPr>
-            <w:hyperlink w:history="1" r:id="rIdwivj5cwqsis4nt-nabibh">
+            <w:hyperlink w:history="1" r:id="rIddzloldsfgj_14ue7jgmpq">
               <w:r>
                 <w:rPr>
                   <w:rFonts w:ascii="Arial" w:cs="Arial" w:eastAsia="Arial" w:hAnsi="Arial"/>
@@ -19018,7 +19484,7 @@
               <w:spacing w:after="10" w:before="0"/>
               <w:ind w:left="120"/>
             </w:pPr>
-            <w:hyperlink w:history="1" r:id="rIddqiogde6r1rhvh4-yljqf">
+            <w:hyperlink w:history="1" r:id="rIdvhysfbm2a1ji8cbnol2dp">
               <w:r>
                 <w:rPr>
                   <w:rFonts w:ascii="Arial" w:cs="Arial" w:eastAsia="Arial" w:hAnsi="Arial"/>
@@ -19063,7 +19529,7 @@
             <w:pPr>
               <w:spacing w:after="20" w:before="0"/>
             </w:pPr>
-            <w:hyperlink w:history="1" r:id="rIdicdjumhhcfj_1wos3yvb6">
+            <w:hyperlink w:history="1" r:id="rId80zh-j_rfdfc6avhcvlod">
               <w:r>
                 <w:rPr>
                   <w:rFonts w:ascii="Arial" w:cs="Arial" w:eastAsia="Arial" w:hAnsi="Arial"/>
@@ -19096,7 +19562,7 @@
               <w:spacing w:after="10" w:before="0"/>
               <w:ind w:left="120"/>
             </w:pPr>
-            <w:hyperlink w:history="1" r:id="rId9cvzm5_6x44csmrw4ftqm">
+            <w:hyperlink w:history="1" r:id="rIdwwwwq0whbgl9bjaxihtgz">
               <w:r>
                 <w:rPr>
                   <w:rFonts w:ascii="Arial" w:cs="Arial" w:eastAsia="Arial" w:hAnsi="Arial"/>
@@ -19291,7 +19757,7 @@
             <w:pPr>
               <w:spacing w:after="20" w:before="0"/>
             </w:pPr>
-            <w:hyperlink w:history="1" r:id="rIdqyjcxtra9tsrmvb1adrqd">
+            <w:hyperlink w:history="1" r:id="rIdkptnqzdaawh9tkyukj-de">
               <w:r>
                 <w:rPr>
                   <w:rFonts w:ascii="Arial" w:cs="Arial" w:eastAsia="Arial" w:hAnsi="Arial"/>
@@ -19324,7 +19790,7 @@
               <w:spacing w:after="10" w:before="0"/>
               <w:ind w:left="120"/>
             </w:pPr>
-            <w:hyperlink w:history="1" r:id="rIdlaycq652nwmntdaf8qpld">
+            <w:hyperlink w:history="1" r:id="rIdbcu_t4yyaroiij5z47zuc">
               <w:r>
                 <w:rPr>
                   <w:rFonts w:ascii="Arial" w:cs="Arial" w:eastAsia="Arial" w:hAnsi="Arial"/>
@@ -19369,7 +19835,7 @@
             <w:pPr>
               <w:spacing w:after="20" w:before="0"/>
             </w:pPr>
-            <w:hyperlink w:history="1" r:id="rIdtrrmgrninfvr8ivzidviz">
+            <w:hyperlink w:history="1" r:id="rIdhbflom1a93plvixtxxyrr">
               <w:r>
                 <w:rPr>
                   <w:rFonts w:ascii="Arial" w:cs="Arial" w:eastAsia="Arial" w:hAnsi="Arial"/>
@@ -19402,7 +19868,7 @@
               <w:spacing w:after="10" w:before="0"/>
               <w:ind w:left="120"/>
             </w:pPr>
-            <w:hyperlink w:history="1" r:id="rIdqwoj83u_ftx7yutqlwn8m">
+            <w:hyperlink w:history="1" r:id="rIdu96or6kgeuehkaltvi0xz">
               <w:r>
                 <w:rPr>
                   <w:rFonts w:ascii="Arial" w:cs="Arial" w:eastAsia="Arial" w:hAnsi="Arial"/>
@@ -19597,7 +20063,7 @@
             <w:pPr>
               <w:spacing w:after="20" w:before="0"/>
             </w:pPr>
-            <w:hyperlink w:history="1" r:id="rIdgt7empynzcgdot-2h5786">
+            <w:hyperlink w:history="1" r:id="rIdk8q3dnecdpo9paex5vhro">
               <w:r>
                 <w:rPr>
                   <w:rFonts w:ascii="Arial" w:cs="Arial" w:eastAsia="Arial" w:hAnsi="Arial"/>
@@ -19630,7 +20096,7 @@
               <w:spacing w:after="10" w:before="0"/>
               <w:ind w:left="120"/>
             </w:pPr>
-            <w:hyperlink w:history="1" r:id="rIdffkjfwcfxtbkpnqdcisxm">
+            <w:hyperlink w:history="1" r:id="rIdruxd1yrohhwgmlwkgghg8">
               <w:r>
                 <w:rPr>
                   <w:rFonts w:ascii="Arial" w:cs="Arial" w:eastAsia="Arial" w:hAnsi="Arial"/>
@@ -19675,7 +20141,7 @@
             <w:pPr>
               <w:spacing w:after="20" w:before="0"/>
             </w:pPr>
-            <w:hyperlink w:history="1" r:id="rIdwkors4-h6fo2udikngjzu">
+            <w:hyperlink w:history="1" r:id="rIdiuqhlcgfhib3tma7qctri">
               <w:r>
                 <w:rPr>
                   <w:rFonts w:ascii="Arial" w:cs="Arial" w:eastAsia="Arial" w:hAnsi="Arial"/>
@@ -19708,7 +20174,7 @@
               <w:spacing w:after="10" w:before="0"/>
               <w:ind w:left="120"/>
             </w:pPr>
-            <w:hyperlink w:history="1" r:id="rIdzylneqtak4sqb5_uefqtz">
+            <w:hyperlink w:history="1" r:id="rIdf9hdteyigblndmpfr54mf">
               <w:r>
                 <w:rPr>
                   <w:rFonts w:ascii="Arial" w:cs="Arial" w:eastAsia="Arial" w:hAnsi="Arial"/>
@@ -20204,6 +20670,65 @@
         </w:tc>
       </w:tr>
     </w:tbl>
+    <w:p>
+      <w:pPr>
+        <w:pBdr>
+          <w:top w:val="single" w:color="BBBBBB" w:sz="4" w:space="4"/>
+        </w:pBdr>
+        <w:spacing w:after="0" w:before="160"/>
+      </w:pPr>
+      <w:r>
+        <w:rPr>
+          <w:rFonts w:ascii="Arial" w:cs="Arial" w:eastAsia="Arial" w:hAnsi="Arial"/>
+          <w:color w:val="666666"/>
+          <w:sz w:val="14"/>
+          <w:szCs w:val="14"/>
+        </w:rPr>
+        <w:t xml:space="preserve">© 2026 SeaVuria and ARES. Aligned with KICD objectives. Developed by SeaVuria; technical implementation by ARES (with AI assistance from Claude). Licensed under </w:t>
+      </w:r>
+      <w:hyperlink w:history="1" r:id="rIdj7o_kwx17tniql5l6lpjn">
+        <w:r>
+          <w:rPr>
+            <w:rFonts w:ascii="Arial" w:cs="Arial" w:eastAsia="Arial" w:hAnsi="Arial"/>
+            <w:color w:val="1F6B75"/>
+            <w:sz w:val="14"/>
+            <w:szCs w:val="14"/>
+            <w:u w:val="single" w:color="1F6B75"/>
+          </w:rPr>
+          <w:t xml:space="preserve">CC BY-NC 4.0</w:t>
+        </w:r>
+      </w:hyperlink>
+      <w:r>
+        <w:rPr>
+          <w:rFonts w:ascii="Arial" w:cs="Arial" w:eastAsia="Arial" w:hAnsi="Arial"/>
+          <w:color w:val="666666"/>
+          <w:sz w:val="14"/>
+          <w:szCs w:val="14"/>
+        </w:rPr>
+        <w:t xml:space="preserve"> (</w:t>
+      </w:r>
+      <w:hyperlink w:history="1" r:id="rIdiecp605traepykhz9zzxf">
+        <w:r>
+          <w:rPr>
+            <w:rFonts w:ascii="Arial" w:cs="Arial" w:eastAsia="Arial" w:hAnsi="Arial"/>
+            <w:color w:val="1F6B75"/>
+            <w:sz w:val="14"/>
+            <w:szCs w:val="14"/>
+            <w:u w:val="single" w:color="1F6B75"/>
+          </w:rPr>
+          <w:t xml:space="preserve">https://creativecommons.org/licenses/by-nc/4.0/</w:t>
+        </w:r>
+      </w:hyperlink>
+      <w:r>
+        <w:rPr>
+          <w:rFonts w:ascii="Arial" w:cs="Arial" w:eastAsia="Arial" w:hAnsi="Arial"/>
+          <w:color w:val="666666"/>
+          <w:sz w:val="14"/>
+          <w:szCs w:val="14"/>
+        </w:rPr>
+        <w:t xml:space="preserve">).</w:t>
+      </w:r>
+    </w:p>
     <w:p>
       <w:r>
         <w:br w:type="page"/>
@@ -21212,7 +21737,7 @@
               <w:spacing w:after="10" w:before="0"/>
               <w:ind w:left="120"/>
             </w:pPr>
-            <w:hyperlink w:history="1" r:id="rId-p2jms95bzkrin0b3wxna">
+            <w:hyperlink w:history="1" r:id="rIdngbgnosspc6aenjf3my8t">
               <w:r>
                 <w:rPr>
                   <w:rFonts w:ascii="Arial" w:cs="Arial" w:eastAsia="Arial" w:hAnsi="Arial"/>
@@ -21272,7 +21797,7 @@
             <w:pPr>
               <w:spacing w:after="20" w:before="0"/>
             </w:pPr>
-            <w:hyperlink w:history="1" r:id="rIdgdkdlqplcgkuuwpmnxip8">
+            <w:hyperlink w:history="1" r:id="rIdp5fy1wy4w8lzeht3pwzm9">
               <w:r>
                 <w:rPr>
                   <w:rFonts w:ascii="Arial" w:cs="Arial" w:eastAsia="Arial" w:hAnsi="Arial"/>
@@ -21305,7 +21830,7 @@
               <w:spacing w:after="10" w:before="0"/>
               <w:ind w:left="120"/>
             </w:pPr>
-            <w:hyperlink w:history="1" r:id="rIdztcctz4yyksaoiozhfsmb">
+            <w:hyperlink w:history="1" r:id="rId8mj4ewgvoe8ceovfu7ye0">
               <w:r>
                 <w:rPr>
                   <w:rFonts w:ascii="Arial" w:cs="Arial" w:eastAsia="Arial" w:hAnsi="Arial"/>
@@ -21517,7 +22042,7 @@
               <w:spacing w:after="10" w:before="0"/>
               <w:ind w:left="120"/>
             </w:pPr>
-            <w:hyperlink w:history="1" r:id="rIdyxalqideymko1s7bqrzfq">
+            <w:hyperlink w:history="1" r:id="rId5j4lwyiqdo3yzp_-e5jah">
               <w:r>
                 <w:rPr>
                   <w:rFonts w:ascii="Arial" w:cs="Arial" w:eastAsia="Arial" w:hAnsi="Arial"/>
@@ -21577,7 +22102,7 @@
             <w:pPr>
               <w:spacing w:after="20" w:before="0"/>
             </w:pPr>
-            <w:hyperlink w:history="1" r:id="rIdhlhlsdvf8k8ssem9swtaa">
+            <w:hyperlink w:history="1" r:id="rId7nkz8c_o3a-oich8a-hel">
               <w:r>
                 <w:rPr>
                   <w:rFonts w:ascii="Arial" w:cs="Arial" w:eastAsia="Arial" w:hAnsi="Arial"/>
@@ -21610,7 +22135,7 @@
               <w:spacing w:after="10" w:before="0"/>
               <w:ind w:left="120"/>
             </w:pPr>
-            <w:hyperlink w:history="1" r:id="rIdtkpcm9kq7u6obltx9h8n_">
+            <w:hyperlink w:history="1" r:id="rIdl-gkkkjjorw4aqbeam_qb">
               <w:r>
                 <w:rPr>
                   <w:rFonts w:ascii="Arial" w:cs="Arial" w:eastAsia="Arial" w:hAnsi="Arial"/>
@@ -21822,7 +22347,7 @@
               <w:spacing w:after="10" w:before="0"/>
               <w:ind w:left="120"/>
             </w:pPr>
-            <w:hyperlink w:history="1" r:id="rIdfz2aqtxq7hzzyyxipwqag">
+            <w:hyperlink w:history="1" r:id="rId9shq7qk0irwben5t4rxgh">
               <w:r>
                 <w:rPr>
                   <w:rFonts w:ascii="Arial" w:cs="Arial" w:eastAsia="Arial" w:hAnsi="Arial"/>
@@ -21882,7 +22407,7 @@
             <w:pPr>
               <w:spacing w:after="20" w:before="0"/>
             </w:pPr>
-            <w:hyperlink w:history="1" r:id="rIdmlnbdodcufyjvwwjudwe8">
+            <w:hyperlink w:history="1" r:id="rIdxnndnfyg1o0kq_e-td2k5">
               <w:r>
                 <w:rPr>
                   <w:rFonts w:ascii="Arial" w:cs="Arial" w:eastAsia="Arial" w:hAnsi="Arial"/>
@@ -21915,7 +22440,7 @@
               <w:spacing w:after="10" w:before="0"/>
               <w:ind w:left="120"/>
             </w:pPr>
-            <w:hyperlink w:history="1" r:id="rId8w1hk51ckuqwxbamx8rxz">
+            <w:hyperlink w:history="1" r:id="rIdw2wb_qn4tftib2f0bqc-l">
               <w:r>
                 <w:rPr>
                   <w:rFonts w:ascii="Arial" w:cs="Arial" w:eastAsia="Arial" w:hAnsi="Arial"/>
@@ -22127,7 +22652,7 @@
               <w:spacing w:after="10" w:before="0"/>
               <w:ind w:left="120"/>
             </w:pPr>
-            <w:hyperlink w:history="1" r:id="rIdnc4a_j1twb-39m8m1bhg9">
+            <w:hyperlink w:history="1" r:id="rIdn_qszgpbcwmdjwym-kgt0">
               <w:r>
                 <w:rPr>
                   <w:rFonts w:ascii="Arial" w:cs="Arial" w:eastAsia="Arial" w:hAnsi="Arial"/>
@@ -22187,7 +22712,7 @@
             <w:pPr>
               <w:spacing w:after="20" w:before="0"/>
             </w:pPr>
-            <w:hyperlink w:history="1" r:id="rIdnnuu_4jhjw3gecpagnca0">
+            <w:hyperlink w:history="1" r:id="rIdqdnxn_zd0hrd-7uagetwj">
               <w:r>
                 <w:rPr>
                   <w:rFonts w:ascii="Arial" w:cs="Arial" w:eastAsia="Arial" w:hAnsi="Arial"/>
@@ -22220,7 +22745,7 @@
               <w:spacing w:after="10" w:before="0"/>
               <w:ind w:left="120"/>
             </w:pPr>
-            <w:hyperlink w:history="1" r:id="rIddqzh82i8rztqlnk-yc1aq">
+            <w:hyperlink w:history="1" r:id="rId7pccvr2a-_yywusjrxqxe">
               <w:r>
                 <w:rPr>
                   <w:rFonts w:ascii="Arial" w:cs="Arial" w:eastAsia="Arial" w:hAnsi="Arial"/>
@@ -22432,7 +22957,7 @@
               <w:spacing w:after="10" w:before="0"/>
               <w:ind w:left="120"/>
             </w:pPr>
-            <w:hyperlink w:history="1" r:id="rId7qivyvvsdkutbuisie55m">
+            <w:hyperlink w:history="1" r:id="rIdgvo3afch-0szxp6hsxgib">
               <w:r>
                 <w:rPr>
                   <w:rFonts w:ascii="Arial" w:cs="Arial" w:eastAsia="Arial" w:hAnsi="Arial"/>
@@ -22492,7 +23017,7 @@
             <w:pPr>
               <w:spacing w:after="20" w:before="0"/>
             </w:pPr>
-            <w:hyperlink w:history="1" r:id="rIdihiwnevozz2xjuaeix0z9">
+            <w:hyperlink w:history="1" r:id="rIdoev1fbkzg6pf6qwxxqp6a">
               <w:r>
                 <w:rPr>
                   <w:rFonts w:ascii="Arial" w:cs="Arial" w:eastAsia="Arial" w:hAnsi="Arial"/>
@@ -22525,7 +23050,7 @@
               <w:spacing w:after="10" w:before="0"/>
               <w:ind w:left="120"/>
             </w:pPr>
-            <w:hyperlink w:history="1" r:id="rIdirgz9rnhgqao4g6lk_kms">
+            <w:hyperlink w:history="1" r:id="rId3mjedq2ijok6lzmqis4jt">
               <w:r>
                 <w:rPr>
                   <w:rFonts w:ascii="Arial" w:cs="Arial" w:eastAsia="Arial" w:hAnsi="Arial"/>
@@ -23135,6 +23660,65 @@
         </w:tc>
       </w:tr>
     </w:tbl>
+    <w:p>
+      <w:pPr>
+        <w:pBdr>
+          <w:top w:val="single" w:color="BBBBBB" w:sz="4" w:space="4"/>
+        </w:pBdr>
+        <w:spacing w:after="0" w:before="160"/>
+      </w:pPr>
+      <w:r>
+        <w:rPr>
+          <w:rFonts w:ascii="Arial" w:cs="Arial" w:eastAsia="Arial" w:hAnsi="Arial"/>
+          <w:color w:val="666666"/>
+          <w:sz w:val="14"/>
+          <w:szCs w:val="14"/>
+        </w:rPr>
+        <w:t xml:space="preserve">© 2026 SeaVuria and ARES. Aligned with KICD objectives. Developed by SeaVuria; technical implementation by ARES (with AI assistance from Claude). Licensed under </w:t>
+      </w:r>
+      <w:hyperlink w:history="1" r:id="rIdcezzbw5xfp4p7os3rxpxy">
+        <w:r>
+          <w:rPr>
+            <w:rFonts w:ascii="Arial" w:cs="Arial" w:eastAsia="Arial" w:hAnsi="Arial"/>
+            <w:color w:val="1F6B75"/>
+            <w:sz w:val="14"/>
+            <w:szCs w:val="14"/>
+            <w:u w:val="single" w:color="1F6B75"/>
+          </w:rPr>
+          <w:t xml:space="preserve">CC BY-NC 4.0</w:t>
+        </w:r>
+      </w:hyperlink>
+      <w:r>
+        <w:rPr>
+          <w:rFonts w:ascii="Arial" w:cs="Arial" w:eastAsia="Arial" w:hAnsi="Arial"/>
+          <w:color w:val="666666"/>
+          <w:sz w:val="14"/>
+          <w:szCs w:val="14"/>
+        </w:rPr>
+        <w:t xml:space="preserve"> (</w:t>
+      </w:r>
+      <w:hyperlink w:history="1" r:id="rId4t00nzdlrbqfqlfs4dwoa">
+        <w:r>
+          <w:rPr>
+            <w:rFonts w:ascii="Arial" w:cs="Arial" w:eastAsia="Arial" w:hAnsi="Arial"/>
+            <w:color w:val="1F6B75"/>
+            <w:sz w:val="14"/>
+            <w:szCs w:val="14"/>
+            <w:u w:val="single" w:color="1F6B75"/>
+          </w:rPr>
+          <w:t xml:space="preserve">https://creativecommons.org/licenses/by-nc/4.0/</w:t>
+        </w:r>
+      </w:hyperlink>
+      <w:r>
+        <w:rPr>
+          <w:rFonts w:ascii="Arial" w:cs="Arial" w:eastAsia="Arial" w:hAnsi="Arial"/>
+          <w:color w:val="666666"/>
+          <w:sz w:val="14"/>
+          <w:szCs w:val="14"/>
+        </w:rPr>
+        <w:t xml:space="preserve">).</w:t>
+      </w:r>
+    </w:p>
     <w:p>
       <w:r>
         <w:br w:type="page"/>
@@ -24126,7 +24710,7 @@
             <w:pPr>
               <w:spacing w:after="20" w:before="0"/>
             </w:pPr>
-            <w:hyperlink w:history="1" r:id="rIdi7fbx4lf2ymelelofuglg">
+            <w:hyperlink w:history="1" r:id="rIdnm1byalnlhsld8obb4pmg">
               <w:r>
                 <w:rPr>
                   <w:rFonts w:ascii="Arial" w:cs="Arial" w:eastAsia="Arial" w:hAnsi="Arial"/>
@@ -24159,7 +24743,7 @@
               <w:spacing w:after="10" w:before="0"/>
               <w:ind w:left="120"/>
             </w:pPr>
-            <w:hyperlink w:history="1" r:id="rIdxiosozgntn1mxopnu2vdb">
+            <w:hyperlink w:history="1" r:id="rIdb-9kql_ghikhmpjlvxqwc">
               <w:r>
                 <w:rPr>
                   <w:rFonts w:ascii="Arial" w:cs="Arial" w:eastAsia="Arial" w:hAnsi="Arial"/>
@@ -24204,7 +24788,7 @@
             <w:pPr>
               <w:spacing w:after="20" w:before="0"/>
             </w:pPr>
-            <w:hyperlink w:history="1" r:id="rIdbzvxam2gkxjav3tiea3ui">
+            <w:hyperlink w:history="1" r:id="rIdzq52sbjfmq6dn3zr0bdsl">
               <w:r>
                 <w:rPr>
                   <w:rFonts w:ascii="Arial" w:cs="Arial" w:eastAsia="Arial" w:hAnsi="Arial"/>
@@ -24237,7 +24821,7 @@
               <w:spacing w:after="10" w:before="0"/>
               <w:ind w:left="120"/>
             </w:pPr>
-            <w:hyperlink w:history="1" r:id="rIdsduuca58dox3aponnfhif">
+            <w:hyperlink w:history="1" r:id="rIde-stahxtlcesochp3y2vh">
               <w:r>
                 <w:rPr>
                   <w:rFonts w:ascii="Arial" w:cs="Arial" w:eastAsia="Arial" w:hAnsi="Arial"/>
@@ -24432,7 +25016,7 @@
             <w:pPr>
               <w:spacing w:after="20" w:before="0"/>
             </w:pPr>
-            <w:hyperlink w:history="1" r:id="rIdoeqanami0m8rtxmcomcaz">
+            <w:hyperlink w:history="1" r:id="rIdl6ig8pwza7kplc3w_z47h">
               <w:r>
                 <w:rPr>
                   <w:rFonts w:ascii="Arial" w:cs="Arial" w:eastAsia="Arial" w:hAnsi="Arial"/>
@@ -24465,7 +25049,7 @@
               <w:spacing w:after="10" w:before="0"/>
               <w:ind w:left="120"/>
             </w:pPr>
-            <w:hyperlink w:history="1" r:id="rIdycld8ijtd_be7hxb_kqul">
+            <w:hyperlink w:history="1" r:id="rIdo4e0zenpeoloscdowsnfp">
               <w:r>
                 <w:rPr>
                   <w:rFonts w:ascii="Arial" w:cs="Arial" w:eastAsia="Arial" w:hAnsi="Arial"/>
@@ -24510,7 +25094,7 @@
             <w:pPr>
               <w:spacing w:after="20" w:before="0"/>
             </w:pPr>
-            <w:hyperlink w:history="1" r:id="rIdm1ywyalzj0r5xpsoeatkz">
+            <w:hyperlink w:history="1" r:id="rIdwwvuhbiplz3ky3fxlayp9">
               <w:r>
                 <w:rPr>
                   <w:rFonts w:ascii="Arial" w:cs="Arial" w:eastAsia="Arial" w:hAnsi="Arial"/>
@@ -24543,7 +25127,7 @@
               <w:spacing w:after="10" w:before="0"/>
               <w:ind w:left="120"/>
             </w:pPr>
-            <w:hyperlink w:history="1" r:id="rIdhqyy1akfwshdnc9gq5j9l">
+            <w:hyperlink w:history="1" r:id="rIdjjlbxiokfg-sxahgnedws">
               <w:r>
                 <w:rPr>
                   <w:rFonts w:ascii="Arial" w:cs="Arial" w:eastAsia="Arial" w:hAnsi="Arial"/>
@@ -24738,7 +25322,7 @@
             <w:pPr>
               <w:spacing w:after="20" w:before="0"/>
             </w:pPr>
-            <w:hyperlink w:history="1" r:id="rIdrcshgnhabuwiyaa2064xu">
+            <w:hyperlink w:history="1" r:id="rId-fzczpyactunmwhaumdts">
               <w:r>
                 <w:rPr>
                   <w:rFonts w:ascii="Arial" w:cs="Arial" w:eastAsia="Arial" w:hAnsi="Arial"/>
@@ -24771,7 +25355,7 @@
               <w:spacing w:after="10" w:before="0"/>
               <w:ind w:left="120"/>
             </w:pPr>
-            <w:hyperlink w:history="1" r:id="rIda3ylqn9zwfkf1ktxek-mb">
+            <w:hyperlink w:history="1" r:id="rIdjdeuwjkicnemgxthmmuoi">
               <w:r>
                 <w:rPr>
                   <w:rFonts w:ascii="Arial" w:cs="Arial" w:eastAsia="Arial" w:hAnsi="Arial"/>
@@ -24816,7 +25400,7 @@
             <w:pPr>
               <w:spacing w:after="20" w:before="0"/>
             </w:pPr>
-            <w:hyperlink w:history="1" r:id="rIds6diw-iutnxtv6ypm999t">
+            <w:hyperlink w:history="1" r:id="rIdm83elbo5_i2xhg-dcsw2h">
               <w:r>
                 <w:rPr>
                   <w:rFonts w:ascii="Arial" w:cs="Arial" w:eastAsia="Arial" w:hAnsi="Arial"/>
@@ -24849,7 +25433,7 @@
               <w:spacing w:after="10" w:before="0"/>
               <w:ind w:left="120"/>
             </w:pPr>
-            <w:hyperlink w:history="1" r:id="rIdvvtn4qxhqgijjxv5gazpv">
+            <w:hyperlink w:history="1" r:id="rIdzzoipuwrwihu53mw1ciac">
               <w:r>
                 <w:rPr>
                   <w:rFonts w:ascii="Arial" w:cs="Arial" w:eastAsia="Arial" w:hAnsi="Arial"/>
@@ -25044,7 +25628,7 @@
             <w:pPr>
               <w:spacing w:after="20" w:before="0"/>
             </w:pPr>
-            <w:hyperlink w:history="1" r:id="rIdmr8oidi8ce_jcd8flsv2v">
+            <w:hyperlink w:history="1" r:id="rIdoagh2d2uectm0gbp77jme">
               <w:r>
                 <w:rPr>
                   <w:rFonts w:ascii="Arial" w:cs="Arial" w:eastAsia="Arial" w:hAnsi="Arial"/>
@@ -25077,7 +25661,7 @@
               <w:spacing w:after="10" w:before="0"/>
               <w:ind w:left="120"/>
             </w:pPr>
-            <w:hyperlink w:history="1" r:id="rIdik0xlvlygw-mr_gpgzj_q">
+            <w:hyperlink w:history="1" r:id="rIdbmnfo4dktsz7rvf1frxpj">
               <w:r>
                 <w:rPr>
                   <w:rFonts w:ascii="Arial" w:cs="Arial" w:eastAsia="Arial" w:hAnsi="Arial"/>
@@ -25122,7 +25706,7 @@
             <w:pPr>
               <w:spacing w:after="20" w:before="0"/>
             </w:pPr>
-            <w:hyperlink w:history="1" r:id="rIdjzd3bmfngou-lc4m0gchb">
+            <w:hyperlink w:history="1" r:id="rId4zk6_fskwz99kcf466lag">
               <w:r>
                 <w:rPr>
                   <w:rFonts w:ascii="Arial" w:cs="Arial" w:eastAsia="Arial" w:hAnsi="Arial"/>
@@ -25155,7 +25739,7 @@
               <w:spacing w:after="10" w:before="0"/>
               <w:ind w:left="120"/>
             </w:pPr>
-            <w:hyperlink w:history="1" r:id="rIdyb_razurqiovhafnqkrkr">
+            <w:hyperlink w:history="1" r:id="rId1yddlbuvjnhthulqbaegq">
               <w:r>
                 <w:rPr>
                   <w:rFonts w:ascii="Arial" w:cs="Arial" w:eastAsia="Arial" w:hAnsi="Arial"/>
@@ -25350,7 +25934,7 @@
             <w:pPr>
               <w:spacing w:after="20" w:before="0"/>
             </w:pPr>
-            <w:hyperlink w:history="1" r:id="rId7w62nopkmjofaanco4xka">
+            <w:hyperlink w:history="1" r:id="rIdsh-ojdtl-xqag-7hwumxu">
               <w:r>
                 <w:rPr>
                   <w:rFonts w:ascii="Arial" w:cs="Arial" w:eastAsia="Arial" w:hAnsi="Arial"/>
@@ -25383,7 +25967,7 @@
               <w:spacing w:after="10" w:before="0"/>
               <w:ind w:left="120"/>
             </w:pPr>
-            <w:hyperlink w:history="1" r:id="rIdpq9_iohfmwfwemeveg42h">
+            <w:hyperlink w:history="1" r:id="rIdjwvamqt_vu9bwb6ynlnil">
               <w:r>
                 <w:rPr>
                   <w:rFonts w:ascii="Arial" w:cs="Arial" w:eastAsia="Arial" w:hAnsi="Arial"/>
@@ -25428,7 +26012,7 @@
             <w:pPr>
               <w:spacing w:after="20" w:before="0"/>
             </w:pPr>
-            <w:hyperlink w:history="1" r:id="rIdewxdujs8r16l7w9swctg6">
+            <w:hyperlink w:history="1" r:id="rId9xyrweygrnjfxbewgeyo5">
               <w:r>
                 <w:rPr>
                   <w:rFonts w:ascii="Arial" w:cs="Arial" w:eastAsia="Arial" w:hAnsi="Arial"/>
@@ -25461,7 +26045,7 @@
               <w:spacing w:after="10" w:before="0"/>
               <w:ind w:left="120"/>
             </w:pPr>
-            <w:hyperlink w:history="1" r:id="rIdnltawngczi3nzxkjjw13j">
+            <w:hyperlink w:history="1" r:id="rId0y1zgjhemio3dzsgz-ots">
               <w:r>
                 <w:rPr>
                   <w:rFonts w:ascii="Arial" w:cs="Arial" w:eastAsia="Arial" w:hAnsi="Arial"/>
@@ -26185,6 +26769,65 @@
         </w:tc>
       </w:tr>
     </w:tbl>
+    <w:p>
+      <w:pPr>
+        <w:pBdr>
+          <w:top w:val="single" w:color="BBBBBB" w:sz="4" w:space="4"/>
+        </w:pBdr>
+        <w:spacing w:after="0" w:before="160"/>
+      </w:pPr>
+      <w:r>
+        <w:rPr>
+          <w:rFonts w:ascii="Arial" w:cs="Arial" w:eastAsia="Arial" w:hAnsi="Arial"/>
+          <w:color w:val="666666"/>
+          <w:sz w:val="14"/>
+          <w:szCs w:val="14"/>
+        </w:rPr>
+        <w:t xml:space="preserve">© 2026 SeaVuria and ARES. Aligned with KICD objectives. Developed by SeaVuria; technical implementation by ARES (with AI assistance from Claude). Licensed under </w:t>
+      </w:r>
+      <w:hyperlink w:history="1" r:id="rIdeeng5_rk0h-1tzcv40llu">
+        <w:r>
+          <w:rPr>
+            <w:rFonts w:ascii="Arial" w:cs="Arial" w:eastAsia="Arial" w:hAnsi="Arial"/>
+            <w:color w:val="1F6B75"/>
+            <w:sz w:val="14"/>
+            <w:szCs w:val="14"/>
+            <w:u w:val="single" w:color="1F6B75"/>
+          </w:rPr>
+          <w:t xml:space="preserve">CC BY-NC 4.0</w:t>
+        </w:r>
+      </w:hyperlink>
+      <w:r>
+        <w:rPr>
+          <w:rFonts w:ascii="Arial" w:cs="Arial" w:eastAsia="Arial" w:hAnsi="Arial"/>
+          <w:color w:val="666666"/>
+          <w:sz w:val="14"/>
+          <w:szCs w:val="14"/>
+        </w:rPr>
+        <w:t xml:space="preserve"> (</w:t>
+      </w:r>
+      <w:hyperlink w:history="1" r:id="rIdwayexfcxqf6v4g5ziymx8">
+        <w:r>
+          <w:rPr>
+            <w:rFonts w:ascii="Arial" w:cs="Arial" w:eastAsia="Arial" w:hAnsi="Arial"/>
+            <w:color w:val="1F6B75"/>
+            <w:sz w:val="14"/>
+            <w:szCs w:val="14"/>
+            <w:u w:val="single" w:color="1F6B75"/>
+          </w:rPr>
+          <w:t xml:space="preserve">https://creativecommons.org/licenses/by-nc/4.0/</w:t>
+        </w:r>
+      </w:hyperlink>
+      <w:r>
+        <w:rPr>
+          <w:rFonts w:ascii="Arial" w:cs="Arial" w:eastAsia="Arial" w:hAnsi="Arial"/>
+          <w:color w:val="666666"/>
+          <w:sz w:val="14"/>
+          <w:szCs w:val="14"/>
+        </w:rPr>
+        <w:t xml:space="preserve">).</w:t>
+      </w:r>
+    </w:p>
     <w:p>
       <w:r>
         <w:br w:type="page"/>

--- a/data/outputs/v2/General_Science/SS1.5_Respiration/General_Science_Respiration_CBE_LessonSequence.docx
+++ b/data/outputs/v2/General_Science/SS1.5_Respiration/General_Science_Respiration_CBE_LessonSequence.docx
@@ -38,6 +38,2079 @@
           <w:szCs w:val="22"/>
         </w:rPr>
         <w:t xml:space="preserve">CBE Phenomenon-Driven Lesson Sequence — Sub-Strand 1.5 (8 Lessons)</w:t>
+      </w:r>
+    </w:p>
+    <w:p>
+      <w:pPr>
+        <w:spacing w:after="120"/>
+      </w:pPr>
+      <w:r>
+        <w:t xml:space="preserve"/>
+      </w:r>
+    </w:p>
+    <w:tbl>
+      <w:tblPr>
+        <w:tblW w:type="dxa" w:w="13680"/>
+        <w:tblBorders>
+          <w:top w:val="single" w:color="AAAAAA" w:sz="4"/>
+          <w:left w:val="single" w:color="AAAAAA" w:sz="4"/>
+          <w:bottom w:val="single" w:color="AAAAAA" w:sz="4"/>
+          <w:right w:val="single" w:color="AAAAAA" w:sz="4"/>
+          <w:insideH w:val="single" w:color="auto" w:sz="4"/>
+          <w:insideV w:val="single" w:color="auto" w:sz="4"/>
+        </w:tblBorders>
+        <w:tblLayout w:type="fixed"/>
+      </w:tblPr>
+      <w:tblGrid>
+        <w:gridCol w:w="3000"/>
+        <w:gridCol w:w="10680"/>
+      </w:tblGrid>
+      <w:tr>
+        <w:tc>
+          <w:tcPr>
+            <w:tcW w:type="dxa" w:w="13680"/>
+            <w:gridSpan w:val="2"/>
+            <w:shd w:fill="1F3864" w:color="auto" w:val="clear"/>
+            <w:tcMar>
+              <w:top w:type="dxa" w:w="60"/>
+              <w:left w:type="dxa" w:w="120"/>
+              <w:bottom w:type="dxa" w:w="60"/>
+              <w:right w:type="dxa" w:w="120"/>
+            </w:tcMar>
+            <w:vAlign w:val="top"/>
+          </w:tcPr>
+          <w:p>
+            <w:pPr>
+              <w:spacing w:after="40" w:before="0"/>
+              <w:jc w:val="center"/>
+            </w:pPr>
+            <w:r>
+              <w:rPr>
+                <w:rFonts w:ascii="Arial" w:cs="Arial" w:eastAsia="Arial" w:hAnsi="Arial"/>
+                <w:b/>
+                <w:bCs/>
+                <w:i w:val="false"/>
+                <w:iCs w:val="false"/>
+                <w:color w:val="FFFFFF"/>
+                <w:sz w:val="22"/>
+                <w:szCs w:val="22"/>
+              </w:rPr>
+              <w:t xml:space="preserve">SUB-STRAND OVERVIEW</w:t>
+            </w:r>
+          </w:p>
+        </w:tc>
+      </w:tr>
+      <w:tr>
+        <w:tc>
+          <w:tcPr>
+            <w:tcW w:type="dxa" w:w="3000"/>
+            <w:shd w:fill="D5E8F0" w:color="auto" w:val="clear"/>
+            <w:tcMar>
+              <w:top w:type="dxa" w:w="60"/>
+              <w:left w:type="dxa" w:w="120"/>
+              <w:bottom w:type="dxa" w:w="60"/>
+              <w:right w:type="dxa" w:w="120"/>
+            </w:tcMar>
+            <w:vAlign w:val="top"/>
+          </w:tcPr>
+          <w:p>
+            <w:pPr>
+              <w:spacing w:after="40" w:before="0"/>
+              <w:jc w:val="left"/>
+            </w:pPr>
+            <w:r>
+              <w:rPr>
+                <w:rFonts w:ascii="Arial" w:cs="Arial" w:eastAsia="Arial" w:hAnsi="Arial"/>
+                <w:b/>
+                <w:bCs/>
+                <w:i w:val="false"/>
+                <w:iCs w:val="false"/>
+                <w:color w:val="000000"/>
+                <w:sz w:val="18"/>
+                <w:szCs w:val="18"/>
+              </w:rPr>
+              <w:t xml:space="preserve">Grade Level</w:t>
+            </w:r>
+          </w:p>
+        </w:tc>
+        <w:tc>
+          <w:tcPr>
+            <w:tcW w:type="dxa" w:w="10680"/>
+            <w:shd w:fill="FFFFFF" w:color="auto" w:val="clear"/>
+            <w:tcMar>
+              <w:top w:type="dxa" w:w="60"/>
+              <w:left w:type="dxa" w:w="120"/>
+              <w:bottom w:type="dxa" w:w="60"/>
+              <w:right w:type="dxa" w:w="120"/>
+            </w:tcMar>
+            <w:vAlign w:val="top"/>
+          </w:tcPr>
+          <w:p>
+            <w:pPr>
+              <w:spacing w:after="40" w:before="0"/>
+              <w:jc w:val="left"/>
+            </w:pPr>
+            <w:r>
+              <w:rPr>
+                <w:rFonts w:ascii="Arial" w:cs="Arial" w:eastAsia="Arial" w:hAnsi="Arial"/>
+                <w:b w:val="false"/>
+                <w:bCs w:val="false"/>
+                <w:i w:val="false"/>
+                <w:iCs w:val="false"/>
+                <w:color w:val="000000"/>
+                <w:sz w:val="18"/>
+                <w:szCs w:val="18"/>
+              </w:rPr>
+              <w:t xml:space="preserve">10</w:t>
+            </w:r>
+          </w:p>
+        </w:tc>
+      </w:tr>
+      <w:tr>
+        <w:tc>
+          <w:tcPr>
+            <w:tcW w:type="dxa" w:w="3000"/>
+            <w:shd w:fill="D5E8F0" w:color="auto" w:val="clear"/>
+            <w:tcMar>
+              <w:top w:type="dxa" w:w="60"/>
+              <w:left w:type="dxa" w:w="120"/>
+              <w:bottom w:type="dxa" w:w="60"/>
+              <w:right w:type="dxa" w:w="120"/>
+            </w:tcMar>
+            <w:vAlign w:val="top"/>
+          </w:tcPr>
+          <w:p>
+            <w:pPr>
+              <w:spacing w:after="40" w:before="0"/>
+              <w:jc w:val="left"/>
+            </w:pPr>
+            <w:r>
+              <w:rPr>
+                <w:rFonts w:ascii="Arial" w:cs="Arial" w:eastAsia="Arial" w:hAnsi="Arial"/>
+                <w:b/>
+                <w:bCs/>
+                <w:i w:val="false"/>
+                <w:iCs w:val="false"/>
+                <w:color w:val="000000"/>
+                <w:sz w:val="18"/>
+                <w:szCs w:val="18"/>
+              </w:rPr>
+              <w:t xml:space="preserve">Subject</w:t>
+            </w:r>
+          </w:p>
+        </w:tc>
+        <w:tc>
+          <w:tcPr>
+            <w:tcW w:type="dxa" w:w="10680"/>
+            <w:shd w:fill="FFFFFF" w:color="auto" w:val="clear"/>
+            <w:tcMar>
+              <w:top w:type="dxa" w:w="60"/>
+              <w:left w:type="dxa" w:w="120"/>
+              <w:bottom w:type="dxa" w:w="60"/>
+              <w:right w:type="dxa" w:w="120"/>
+            </w:tcMar>
+            <w:vAlign w:val="top"/>
+          </w:tcPr>
+          <w:p>
+            <w:pPr>
+              <w:spacing w:after="40" w:before="0"/>
+              <w:jc w:val="left"/>
+            </w:pPr>
+            <w:r>
+              <w:rPr>
+                <w:rFonts w:ascii="Arial" w:cs="Arial" w:eastAsia="Arial" w:hAnsi="Arial"/>
+                <w:b w:val="false"/>
+                <w:bCs w:val="false"/>
+                <w:i w:val="false"/>
+                <w:iCs w:val="false"/>
+                <w:color w:val="000000"/>
+                <w:sz w:val="18"/>
+                <w:szCs w:val="18"/>
+              </w:rPr>
+              <w:t xml:space="preserve">General Science</w:t>
+            </w:r>
+          </w:p>
+        </w:tc>
+      </w:tr>
+      <w:tr>
+        <w:tc>
+          <w:tcPr>
+            <w:tcW w:type="dxa" w:w="3000"/>
+            <w:shd w:fill="D5E8F0" w:color="auto" w:val="clear"/>
+            <w:tcMar>
+              <w:top w:type="dxa" w:w="60"/>
+              <w:left w:type="dxa" w:w="120"/>
+              <w:bottom w:type="dxa" w:w="60"/>
+              <w:right w:type="dxa" w:w="120"/>
+            </w:tcMar>
+            <w:vAlign w:val="top"/>
+          </w:tcPr>
+          <w:p>
+            <w:pPr>
+              <w:spacing w:after="40" w:before="0"/>
+              <w:jc w:val="left"/>
+            </w:pPr>
+            <w:r>
+              <w:rPr>
+                <w:rFonts w:ascii="Arial" w:cs="Arial" w:eastAsia="Arial" w:hAnsi="Arial"/>
+                <w:b/>
+                <w:bCs/>
+                <w:i w:val="false"/>
+                <w:iCs w:val="false"/>
+                <w:color w:val="000000"/>
+                <w:sz w:val="18"/>
+                <w:szCs w:val="18"/>
+              </w:rPr>
+              <w:t xml:space="preserve">Strand</w:t>
+            </w:r>
+          </w:p>
+        </w:tc>
+        <w:tc>
+          <w:tcPr>
+            <w:tcW w:type="dxa" w:w="10680"/>
+            <w:shd w:fill="FFFFFF" w:color="auto" w:val="clear"/>
+            <w:tcMar>
+              <w:top w:type="dxa" w:w="60"/>
+              <w:left w:type="dxa" w:w="120"/>
+              <w:bottom w:type="dxa" w:w="60"/>
+              <w:right w:type="dxa" w:w="120"/>
+            </w:tcMar>
+            <w:vAlign w:val="top"/>
+          </w:tcPr>
+          <w:p>
+            <w:pPr>
+              <w:spacing w:after="40" w:before="0"/>
+              <w:jc w:val="left"/>
+            </w:pPr>
+            <w:r>
+              <w:rPr>
+                <w:rFonts w:ascii="Arial" w:cs="Arial" w:eastAsia="Arial" w:hAnsi="Arial"/>
+                <w:b w:val="false"/>
+                <w:bCs w:val="false"/>
+                <w:i w:val="false"/>
+                <w:iCs w:val="false"/>
+                <w:color w:val="000000"/>
+                <w:sz w:val="18"/>
+                <w:szCs w:val="18"/>
+              </w:rPr>
+              <w:t xml:space="preserve">Strand 1.0: Life Science</w:t>
+            </w:r>
+          </w:p>
+        </w:tc>
+      </w:tr>
+      <w:tr>
+        <w:tc>
+          <w:tcPr>
+            <w:tcW w:type="dxa" w:w="3000"/>
+            <w:shd w:fill="D5E8F0" w:color="auto" w:val="clear"/>
+            <w:tcMar>
+              <w:top w:type="dxa" w:w="60"/>
+              <w:left w:type="dxa" w:w="120"/>
+              <w:bottom w:type="dxa" w:w="60"/>
+              <w:right w:type="dxa" w:w="120"/>
+            </w:tcMar>
+            <w:vAlign w:val="top"/>
+          </w:tcPr>
+          <w:p>
+            <w:pPr>
+              <w:spacing w:after="40" w:before="0"/>
+              <w:jc w:val="left"/>
+            </w:pPr>
+            <w:r>
+              <w:rPr>
+                <w:rFonts w:ascii="Arial" w:cs="Arial" w:eastAsia="Arial" w:hAnsi="Arial"/>
+                <w:b/>
+                <w:bCs/>
+                <w:i w:val="false"/>
+                <w:iCs w:val="false"/>
+                <w:color w:val="000000"/>
+                <w:sz w:val="18"/>
+                <w:szCs w:val="18"/>
+              </w:rPr>
+              <w:t xml:space="preserve">Sub-Strand</w:t>
+            </w:r>
+          </w:p>
+        </w:tc>
+        <w:tc>
+          <w:tcPr>
+            <w:tcW w:type="dxa" w:w="10680"/>
+            <w:shd w:fill="FFFFFF" w:color="auto" w:val="clear"/>
+            <w:tcMar>
+              <w:top w:type="dxa" w:w="60"/>
+              <w:left w:type="dxa" w:w="120"/>
+              <w:bottom w:type="dxa" w:w="60"/>
+              <w:right w:type="dxa" w:w="120"/>
+            </w:tcMar>
+            <w:vAlign w:val="top"/>
+          </w:tcPr>
+          <w:p>
+            <w:pPr>
+              <w:spacing w:after="40" w:before="0"/>
+              <w:jc w:val="left"/>
+            </w:pPr>
+            <w:r>
+              <w:rPr>
+                <w:rFonts w:ascii="Arial" w:cs="Arial" w:eastAsia="Arial" w:hAnsi="Arial"/>
+                <w:b w:val="false"/>
+                <w:bCs w:val="false"/>
+                <w:i w:val="false"/>
+                <w:iCs w:val="false"/>
+                <w:color w:val="000000"/>
+                <w:sz w:val="18"/>
+                <w:szCs w:val="18"/>
+              </w:rPr>
+              <w:t xml:space="preserve">Sub-Strand 1.5: Respiration</w:t>
+            </w:r>
+          </w:p>
+        </w:tc>
+      </w:tr>
+      <w:tr>
+        <w:tc>
+          <w:tcPr>
+            <w:tcW w:type="dxa" w:w="3000"/>
+            <w:shd w:fill="D5E8F0" w:color="auto" w:val="clear"/>
+            <w:tcMar>
+              <w:top w:type="dxa" w:w="60"/>
+              <w:left w:type="dxa" w:w="120"/>
+              <w:bottom w:type="dxa" w:w="60"/>
+              <w:right w:type="dxa" w:w="120"/>
+            </w:tcMar>
+            <w:vAlign w:val="top"/>
+          </w:tcPr>
+          <w:p>
+            <w:pPr>
+              <w:spacing w:after="40" w:before="0"/>
+              <w:jc w:val="left"/>
+            </w:pPr>
+            <w:r>
+              <w:rPr>
+                <w:rFonts w:ascii="Arial" w:cs="Arial" w:eastAsia="Arial" w:hAnsi="Arial"/>
+                <w:b/>
+                <w:bCs/>
+                <w:i w:val="false"/>
+                <w:iCs w:val="false"/>
+                <w:color w:val="000000"/>
+                <w:sz w:val="18"/>
+                <w:szCs w:val="18"/>
+              </w:rPr>
+              <w:t xml:space="preserve">Total Duration</w:t>
+            </w:r>
+          </w:p>
+        </w:tc>
+        <w:tc>
+          <w:tcPr>
+            <w:tcW w:type="dxa" w:w="10680"/>
+            <w:shd w:fill="FFFFFF" w:color="auto" w:val="clear"/>
+            <w:tcMar>
+              <w:top w:type="dxa" w:w="60"/>
+              <w:left w:type="dxa" w:w="120"/>
+              <w:bottom w:type="dxa" w:w="60"/>
+              <w:right w:type="dxa" w:w="120"/>
+            </w:tcMar>
+            <w:vAlign w:val="top"/>
+          </w:tcPr>
+          <w:p>
+            <w:pPr>
+              <w:spacing w:after="40" w:before="0"/>
+              <w:jc w:val="left"/>
+            </w:pPr>
+            <w:r>
+              <w:rPr>
+                <w:rFonts w:ascii="Arial" w:cs="Arial" w:eastAsia="Arial" w:hAnsi="Arial"/>
+                <w:b w:val="false"/>
+                <w:bCs w:val="false"/>
+                <w:i w:val="false"/>
+                <w:iCs w:val="false"/>
+                <w:color w:val="000000"/>
+                <w:sz w:val="18"/>
+                <w:szCs w:val="18"/>
+              </w:rPr>
+              <w:t xml:space="preserve">8 lessons × 40 minutes = 320 minutes total</w:t>
+            </w:r>
+          </w:p>
+        </w:tc>
+      </w:tr>
+      <w:tr>
+        <w:tc>
+          <w:tcPr>
+            <w:tcW w:type="dxa" w:w="3000"/>
+            <w:shd w:fill="D5E8F0" w:color="auto" w:val="clear"/>
+            <w:tcMar>
+              <w:top w:type="dxa" w:w="60"/>
+              <w:left w:type="dxa" w:w="120"/>
+              <w:bottom w:type="dxa" w:w="60"/>
+              <w:right w:type="dxa" w:w="120"/>
+            </w:tcMar>
+            <w:vAlign w:val="top"/>
+          </w:tcPr>
+          <w:p>
+            <w:pPr>
+              <w:spacing w:after="40" w:before="0"/>
+              <w:jc w:val="left"/>
+            </w:pPr>
+            <w:r>
+              <w:rPr>
+                <w:rFonts w:ascii="Arial" w:cs="Arial" w:eastAsia="Arial" w:hAnsi="Arial"/>
+                <w:b/>
+                <w:bCs/>
+                <w:i w:val="false"/>
+                <w:iCs w:val="false"/>
+                <w:color w:val="000000"/>
+                <w:sz w:val="18"/>
+                <w:szCs w:val="18"/>
+              </w:rPr>
+              <w:t xml:space="preserve">Sub-Strand Content</w:t>
+            </w:r>
+          </w:p>
+        </w:tc>
+        <w:tc>
+          <w:tcPr>
+            <w:tcW w:type="dxa" w:w="10680"/>
+            <w:shd w:fill="FFFFFF" w:color="auto" w:val="clear"/>
+            <w:tcMar>
+              <w:top w:type="dxa" w:w="60"/>
+              <w:left w:type="dxa" w:w="120"/>
+              <w:bottom w:type="dxa" w:w="60"/>
+              <w:right w:type="dxa" w:w="120"/>
+            </w:tcMar>
+            <w:vAlign w:val="top"/>
+          </w:tcPr>
+          <w:p>
+            <w:pPr>
+              <w:spacing w:after="30" w:before="0"/>
+              <w:ind w:left="360" w:hanging="180"/>
+              <w:jc w:val="left"/>
+            </w:pPr>
+            <w:r>
+              <w:rPr>
+                <w:rFonts w:ascii="Arial" w:cs="Arial" w:eastAsia="Arial" w:hAnsi="Arial"/>
+                <w:b w:val="false"/>
+                <w:bCs w:val="false"/>
+                <w:i w:val="false"/>
+                <w:iCs w:val="false"/>
+                <w:color w:val="000000"/>
+                <w:sz w:val="18"/>
+                <w:szCs w:val="18"/>
+              </w:rPr>
+              <w:t xml:space="preserve">–  Aerobic and anaerobic respiration in living things</w:t>
+            </w:r>
+          </w:p>
+          <w:p>
+            <w:pPr>
+              <w:spacing w:after="30" w:before="0"/>
+              <w:ind w:left="360" w:hanging="180"/>
+              <w:jc w:val="left"/>
+            </w:pPr>
+            <w:r>
+              <w:rPr>
+                <w:rFonts w:ascii="Arial" w:cs="Arial" w:eastAsia="Arial" w:hAnsi="Arial"/>
+                <w:b w:val="false"/>
+                <w:bCs w:val="false"/>
+                <w:i w:val="false"/>
+                <w:iCs w:val="false"/>
+                <w:color w:val="000000"/>
+                <w:sz w:val="18"/>
+                <w:szCs w:val="18"/>
+              </w:rPr>
+              <w:t xml:space="preserve">–  Respiratory substrates and respiratory quotient (RQ)</w:t>
+            </w:r>
+          </w:p>
+          <w:p>
+            <w:pPr>
+              <w:spacing w:after="30" w:before="0"/>
+              <w:ind w:left="360" w:hanging="180"/>
+              <w:jc w:val="left"/>
+            </w:pPr>
+            <w:r>
+              <w:rPr>
+                <w:rFonts w:ascii="Arial" w:cs="Arial" w:eastAsia="Arial" w:hAnsi="Arial"/>
+                <w:b w:val="false"/>
+                <w:bCs w:val="false"/>
+                <w:i w:val="false"/>
+                <w:iCs w:val="false"/>
+                <w:color w:val="000000"/>
+                <w:sz w:val="18"/>
+                <w:szCs w:val="18"/>
+              </w:rPr>
+              <w:t xml:space="preserve">–  Factors affecting respiration in living things</w:t>
+            </w:r>
+          </w:p>
+          <w:p>
+            <w:pPr>
+              <w:spacing w:after="30" w:before="0"/>
+              <w:ind w:left="360" w:hanging="180"/>
+              <w:jc w:val="left"/>
+            </w:pPr>
+            <w:r>
+              <w:rPr>
+                <w:rFonts w:ascii="Arial" w:cs="Arial" w:eastAsia="Arial" w:hAnsi="Arial"/>
+                <w:b w:val="false"/>
+                <w:bCs w:val="false"/>
+                <w:i w:val="false"/>
+                <w:iCs w:val="false"/>
+                <w:color w:val="000000"/>
+                <w:sz w:val="18"/>
+                <w:szCs w:val="18"/>
+              </w:rPr>
+              <w:t xml:space="preserve">–  Economic importance of anaerobic respiration at home and in industry</w:t>
+            </w:r>
+          </w:p>
+          <w:p>
+            <w:pPr>
+              <w:spacing w:after="30" w:before="0"/>
+              <w:ind w:left="360" w:hanging="180"/>
+              <w:jc w:val="left"/>
+            </w:pPr>
+            <w:r>
+              <w:rPr>
+                <w:rFonts w:ascii="Arial" w:cs="Arial" w:eastAsia="Arial" w:hAnsi="Arial"/>
+                <w:b w:val="false"/>
+                <w:bCs w:val="false"/>
+                <w:i w:val="false"/>
+                <w:iCs w:val="false"/>
+                <w:color w:val="000000"/>
+                <w:sz w:val="18"/>
+                <w:szCs w:val="18"/>
+              </w:rPr>
+              <w:t xml:space="preserve">–  Fermentation investigations using yeast cells</w:t>
+            </w:r>
+          </w:p>
+          <w:p>
+            <w:pPr>
+              <w:spacing w:after="30" w:before="0"/>
+              <w:ind w:left="360" w:hanging="180"/>
+              <w:jc w:val="left"/>
+            </w:pPr>
+            <w:r>
+              <w:rPr>
+                <w:rFonts w:ascii="Arial" w:cs="Arial" w:eastAsia="Arial" w:hAnsi="Arial"/>
+                <w:b w:val="false"/>
+                <w:bCs w:val="false"/>
+                <w:i w:val="false"/>
+                <w:iCs w:val="false"/>
+                <w:color w:val="000000"/>
+                <w:sz w:val="18"/>
+                <w:szCs w:val="18"/>
+              </w:rPr>
+              <w:t xml:space="preserve">–  Properties of fermented products (acidity)</w:t>
+            </w:r>
+          </w:p>
+          <w:p>
+            <w:pPr>
+              <w:spacing w:after="30" w:before="0"/>
+              <w:ind w:left="360" w:hanging="180"/>
+              <w:jc w:val="left"/>
+            </w:pPr>
+            <w:r>
+              <w:rPr>
+                <w:rFonts w:ascii="Arial" w:cs="Arial" w:eastAsia="Arial" w:hAnsi="Arial"/>
+                <w:b w:val="false"/>
+                <w:bCs w:val="false"/>
+                <w:i w:val="false"/>
+                <w:iCs w:val="false"/>
+                <w:color w:val="000000"/>
+                <w:sz w:val="18"/>
+                <w:szCs w:val="18"/>
+              </w:rPr>
+              <w:t xml:space="preserve">–  Project: value-addition products using anaerobic respiration (yoghurt, uji/porridge, biogas)</w:t>
+            </w:r>
+          </w:p>
+        </w:tc>
+      </w:tr>
+      <w:tr>
+        <w:tc>
+          <w:tcPr>
+            <w:tcW w:type="dxa" w:w="3000"/>
+            <w:shd w:fill="D5E8F0" w:color="auto" w:val="clear"/>
+            <w:tcMar>
+              <w:top w:type="dxa" w:w="60"/>
+              <w:left w:type="dxa" w:w="120"/>
+              <w:bottom w:type="dxa" w:w="60"/>
+              <w:right w:type="dxa" w:w="120"/>
+            </w:tcMar>
+            <w:vAlign w:val="top"/>
+          </w:tcPr>
+          <w:p>
+            <w:pPr>
+              <w:spacing w:after="40" w:before="0"/>
+              <w:jc w:val="left"/>
+            </w:pPr>
+            <w:r>
+              <w:rPr>
+                <w:rFonts w:ascii="Arial" w:cs="Arial" w:eastAsia="Arial" w:hAnsi="Arial"/>
+                <w:b/>
+                <w:bCs/>
+                <w:i w:val="false"/>
+                <w:iCs w:val="false"/>
+                <w:color w:val="000000"/>
+                <w:sz w:val="18"/>
+                <w:szCs w:val="18"/>
+              </w:rPr>
+              <w:t xml:space="preserve">Learning Outcomes</w:t>
+            </w:r>
+          </w:p>
+        </w:tc>
+        <w:tc>
+          <w:tcPr>
+            <w:tcW w:type="dxa" w:w="10680"/>
+            <w:shd w:fill="FFFFFF" w:color="auto" w:val="clear"/>
+            <w:tcMar>
+              <w:top w:type="dxa" w:w="60"/>
+              <w:left w:type="dxa" w:w="120"/>
+              <w:bottom w:type="dxa" w:w="60"/>
+              <w:right w:type="dxa" w:w="120"/>
+            </w:tcMar>
+            <w:vAlign w:val="top"/>
+          </w:tcPr>
+          <w:p>
+            <w:pPr>
+              <w:spacing w:after="40" w:before="0"/>
+              <w:jc w:val="left"/>
+            </w:pPr>
+            <w:r>
+              <w:rPr>
+                <w:rFonts w:ascii="Arial" w:cs="Arial" w:eastAsia="Arial" w:hAnsi="Arial"/>
+                <w:b w:val="false"/>
+                <w:bCs w:val="false"/>
+                <w:i w:val="false"/>
+                <w:iCs w:val="false"/>
+                <w:color w:val="000000"/>
+                <w:sz w:val="18"/>
+                <w:szCs w:val="18"/>
+              </w:rPr>
+              <w:t xml:space="preserve">By the end of the sub-strand, the learner should be able to:</w:t>
+            </w:r>
+          </w:p>
+          <w:p>
+            <w:pPr>
+              <w:spacing w:after="40" w:before="0"/>
+              <w:jc w:val="left"/>
+            </w:pPr>
+            <w:r>
+              <w:rPr>
+                <w:rFonts w:ascii="Arial" w:cs="Arial" w:eastAsia="Arial" w:hAnsi="Arial"/>
+                <w:b w:val="false"/>
+                <w:bCs w:val="false"/>
+                <w:i w:val="false"/>
+                <w:iCs w:val="false"/>
+                <w:color w:val="000000"/>
+                <w:sz w:val="18"/>
+                <w:szCs w:val="18"/>
+              </w:rPr>
+              <w:t xml:space="preserve">a) explain the meaning of respiration in living things,</w:t>
+            </w:r>
+          </w:p>
+          <w:p>
+            <w:pPr>
+              <w:spacing w:after="40" w:before="0"/>
+              <w:jc w:val="left"/>
+            </w:pPr>
+            <w:r>
+              <w:rPr>
+                <w:rFonts w:ascii="Arial" w:cs="Arial" w:eastAsia="Arial" w:hAnsi="Arial"/>
+                <w:b w:val="false"/>
+                <w:bCs w:val="false"/>
+                <w:i w:val="false"/>
+                <w:iCs w:val="false"/>
+                <w:color w:val="000000"/>
+                <w:sz w:val="18"/>
+                <w:szCs w:val="18"/>
+              </w:rPr>
+              <w:t xml:space="preserve">b) describe aerobic and anaerobic respiration in living things,</w:t>
+            </w:r>
+          </w:p>
+          <w:p>
+            <w:pPr>
+              <w:spacing w:after="40" w:before="0"/>
+              <w:jc w:val="left"/>
+            </w:pPr>
+            <w:r>
+              <w:rPr>
+                <w:rFonts w:ascii="Arial" w:cs="Arial" w:eastAsia="Arial" w:hAnsi="Arial"/>
+                <w:b w:val="false"/>
+                <w:bCs w:val="false"/>
+                <w:i w:val="false"/>
+                <w:iCs w:val="false"/>
+                <w:color w:val="000000"/>
+                <w:sz w:val="18"/>
+                <w:szCs w:val="18"/>
+              </w:rPr>
+              <w:t xml:space="preserve">c) relate the respiratory quotient to the type of substrate and type of respiration in living things,</w:t>
+            </w:r>
+          </w:p>
+          <w:p>
+            <w:pPr>
+              <w:spacing w:after="40" w:before="0"/>
+              <w:jc w:val="left"/>
+            </w:pPr>
+            <w:r>
+              <w:rPr>
+                <w:rFonts w:ascii="Arial" w:cs="Arial" w:eastAsia="Arial" w:hAnsi="Arial"/>
+                <w:b w:val="false"/>
+                <w:bCs w:val="false"/>
+                <w:i w:val="false"/>
+                <w:iCs w:val="false"/>
+                <w:color w:val="000000"/>
+                <w:sz w:val="18"/>
+                <w:szCs w:val="18"/>
+              </w:rPr>
+              <w:t xml:space="preserve">d) explain factors affecting respiration in living things,</w:t>
+            </w:r>
+          </w:p>
+          <w:p>
+            <w:pPr>
+              <w:spacing w:after="40" w:before="0"/>
+              <w:jc w:val="left"/>
+            </w:pPr>
+            <w:r>
+              <w:rPr>
+                <w:rFonts w:ascii="Arial" w:cs="Arial" w:eastAsia="Arial" w:hAnsi="Arial"/>
+                <w:b w:val="false"/>
+                <w:bCs w:val="false"/>
+                <w:i w:val="false"/>
+                <w:iCs w:val="false"/>
+                <w:color w:val="000000"/>
+                <w:sz w:val="18"/>
+                <w:szCs w:val="18"/>
+              </w:rPr>
+              <w:t xml:space="preserve">e) describe economic importance of anaerobic respiration at home and in industry,</w:t>
+            </w:r>
+          </w:p>
+          <w:p>
+            <w:pPr>
+              <w:spacing w:after="40" w:before="0"/>
+              <w:jc w:val="left"/>
+            </w:pPr>
+            <w:r>
+              <w:rPr>
+                <w:rFonts w:ascii="Arial" w:cs="Arial" w:eastAsia="Arial" w:hAnsi="Arial"/>
+                <w:b w:val="false"/>
+                <w:bCs w:val="false"/>
+                <w:i w:val="false"/>
+                <w:iCs w:val="false"/>
+                <w:color w:val="000000"/>
+                <w:sz w:val="18"/>
+                <w:szCs w:val="18"/>
+              </w:rPr>
+              <w:t xml:space="preserve">f) appreciate the significance of respiration in living things.</w:t>
+            </w:r>
+          </w:p>
+        </w:tc>
+      </w:tr>
+      <w:tr>
+        <w:tc>
+          <w:tcPr>
+            <w:tcW w:type="dxa" w:w="3000"/>
+            <w:shd w:fill="D5E8F0" w:color="auto" w:val="clear"/>
+            <w:tcMar>
+              <w:top w:type="dxa" w:w="60"/>
+              <w:left w:type="dxa" w:w="120"/>
+              <w:bottom w:type="dxa" w:w="60"/>
+              <w:right w:type="dxa" w:w="120"/>
+            </w:tcMar>
+            <w:vAlign w:val="top"/>
+          </w:tcPr>
+          <w:p>
+            <w:pPr>
+              <w:spacing w:after="40" w:before="0"/>
+              <w:jc w:val="left"/>
+            </w:pPr>
+            <w:r>
+              <w:rPr>
+                <w:rFonts w:ascii="Arial" w:cs="Arial" w:eastAsia="Arial" w:hAnsi="Arial"/>
+                <w:b/>
+                <w:bCs/>
+                <w:i w:val="false"/>
+                <w:iCs w:val="false"/>
+                <w:color w:val="000000"/>
+                <w:sz w:val="18"/>
+                <w:szCs w:val="18"/>
+              </w:rPr>
+              <w:t xml:space="preserve">Core Competencies</w:t>
+            </w:r>
+          </w:p>
+        </w:tc>
+        <w:tc>
+          <w:tcPr>
+            <w:tcW w:type="dxa" w:w="10680"/>
+            <w:shd w:fill="FFFFFF" w:color="auto" w:val="clear"/>
+            <w:tcMar>
+              <w:top w:type="dxa" w:w="60"/>
+              <w:left w:type="dxa" w:w="120"/>
+              <w:bottom w:type="dxa" w:w="60"/>
+              <w:right w:type="dxa" w:w="120"/>
+            </w:tcMar>
+            <w:vAlign w:val="top"/>
+          </w:tcPr>
+          <w:p>
+            <w:pPr>
+              <w:spacing w:after="30" w:before="0"/>
+              <w:ind w:left="360" w:hanging="180"/>
+              <w:jc w:val="left"/>
+            </w:pPr>
+            <w:r>
+              <w:rPr>
+                <w:rFonts w:ascii="Arial" w:cs="Arial" w:eastAsia="Arial" w:hAnsi="Arial"/>
+                <w:b w:val="false"/>
+                <w:bCs w:val="false"/>
+                <w:i w:val="false"/>
+                <w:iCs w:val="false"/>
+                <w:color w:val="000000"/>
+                <w:sz w:val="18"/>
+                <w:szCs w:val="18"/>
+              </w:rPr>
+              <w:t xml:space="preserve">–  Communication and Collaboration: as the learner discusses with peers the factors affecting energy requirements in human beings, presents findings on aerobic and anaerobic respiration in plenary, and collaborates on fermentation investigations and value-addition projects.</w:t>
+            </w:r>
+          </w:p>
+          <w:p>
+            <w:pPr>
+              <w:spacing w:after="30" w:before="0"/>
+              <w:ind w:left="360" w:hanging="180"/>
+              <w:jc w:val="left"/>
+            </w:pPr>
+            <w:r>
+              <w:rPr>
+                <w:rFonts w:ascii="Arial" w:cs="Arial" w:eastAsia="Arial" w:hAnsi="Arial"/>
+                <w:b w:val="false"/>
+                <w:bCs w:val="false"/>
+                <w:i w:val="false"/>
+                <w:iCs w:val="false"/>
+                <w:color w:val="000000"/>
+                <w:sz w:val="18"/>
+                <w:szCs w:val="18"/>
+              </w:rPr>
+              <w:t xml:space="preserve">–  Learning to Learn: as the learner carries out activities to investigate anaerobic respiration in living organisms (fermentation using yeast cells), reflects on experimental results, and adjusts approaches based on evidence gathered.</w:t>
+            </w:r>
+          </w:p>
+        </w:tc>
+      </w:tr>
+      <w:tr>
+        <w:tc>
+          <w:tcPr>
+            <w:tcW w:type="dxa" w:w="3000"/>
+            <w:shd w:fill="E2EFDA" w:color="auto" w:val="clear"/>
+            <w:tcMar>
+              <w:top w:type="dxa" w:w="60"/>
+              <w:left w:type="dxa" w:w="120"/>
+              <w:bottom w:type="dxa" w:w="60"/>
+              <w:right w:type="dxa" w:w="120"/>
+            </w:tcMar>
+            <w:vAlign w:val="top"/>
+          </w:tcPr>
+          <w:p>
+            <w:pPr>
+              <w:spacing w:after="40" w:before="0"/>
+              <w:jc w:val="left"/>
+            </w:pPr>
+            <w:r>
+              <w:rPr>
+                <w:rFonts w:ascii="Arial" w:cs="Arial" w:eastAsia="Arial" w:hAnsi="Arial"/>
+                <w:b/>
+                <w:bCs/>
+                <w:i w:val="false"/>
+                <w:iCs w:val="false"/>
+                <w:color w:val="000000"/>
+                <w:sz w:val="18"/>
+                <w:szCs w:val="18"/>
+              </w:rPr>
+              <w:t xml:space="preserve">Core Values</w:t>
+            </w:r>
+          </w:p>
+        </w:tc>
+        <w:tc>
+          <w:tcPr>
+            <w:tcW w:type="dxa" w:w="10680"/>
+            <w:shd w:fill="FFFFFF" w:color="auto" w:val="clear"/>
+            <w:tcMar>
+              <w:top w:type="dxa" w:w="60"/>
+              <w:left w:type="dxa" w:w="120"/>
+              <w:bottom w:type="dxa" w:w="60"/>
+              <w:right w:type="dxa" w:w="120"/>
+            </w:tcMar>
+            <w:vAlign w:val="top"/>
+          </w:tcPr>
+          <w:p>
+            <w:pPr>
+              <w:spacing w:after="30" w:before="0"/>
+              <w:ind w:left="360" w:hanging="180"/>
+              <w:jc w:val="left"/>
+            </w:pPr>
+            <w:r>
+              <w:rPr>
+                <w:rFonts w:ascii="Arial" w:cs="Arial" w:eastAsia="Arial" w:hAnsi="Arial"/>
+                <w:b w:val="false"/>
+                <w:bCs w:val="false"/>
+                <w:i w:val="false"/>
+                <w:iCs w:val="false"/>
+                <w:color w:val="000000"/>
+                <w:sz w:val="18"/>
+                <w:szCs w:val="18"/>
+              </w:rPr>
+              <w:t xml:space="preserve">–  Integrity: as the learner observes ethical behaviour when working on a project of value addition of food products (such as yoghurt and uji/porridge) that utilises the concept of anaerobic respiration, accurately recording results without falsification.</w:t>
+            </w:r>
+          </w:p>
+          <w:p>
+            <w:pPr>
+              <w:spacing w:after="30" w:before="0"/>
+              <w:ind w:left="360" w:hanging="180"/>
+              <w:jc w:val="left"/>
+            </w:pPr>
+            <w:r>
+              <w:rPr>
+                <w:rFonts w:ascii="Arial" w:cs="Arial" w:eastAsia="Arial" w:hAnsi="Arial"/>
+                <w:b w:val="false"/>
+                <w:bCs w:val="false"/>
+                <w:i w:val="false"/>
+                <w:iCs w:val="false"/>
+                <w:color w:val="000000"/>
+                <w:sz w:val="18"/>
+                <w:szCs w:val="18"/>
+              </w:rPr>
+              <w:t xml:space="preserve">–  Peace: as the learner works harmoniously with others in carrying out a project that utilises the concept of anaerobic respiration such as making of yoghurt, porridge, biogas, respecting group roles and others' contributions.</w:t>
+            </w:r>
+          </w:p>
+        </w:tc>
+      </w:tr>
+      <w:tr>
+        <w:tc>
+          <w:tcPr>
+            <w:tcW w:type="dxa" w:w="3000"/>
+            <w:shd w:fill="D5E8F0" w:color="auto" w:val="clear"/>
+            <w:tcMar>
+              <w:top w:type="dxa" w:w="60"/>
+              <w:left w:type="dxa" w:w="120"/>
+              <w:bottom w:type="dxa" w:w="60"/>
+              <w:right w:type="dxa" w:w="120"/>
+            </w:tcMar>
+            <w:vAlign w:val="top"/>
+          </w:tcPr>
+          <w:p>
+            <w:pPr>
+              <w:spacing w:after="40" w:before="0"/>
+              <w:jc w:val="left"/>
+            </w:pPr>
+            <w:r>
+              <w:rPr>
+                <w:rFonts w:ascii="Arial" w:cs="Arial" w:eastAsia="Arial" w:hAnsi="Arial"/>
+                <w:b/>
+                <w:bCs/>
+                <w:i w:val="false"/>
+                <w:iCs w:val="false"/>
+                <w:color w:val="000000"/>
+                <w:sz w:val="18"/>
+                <w:szCs w:val="18"/>
+              </w:rPr>
+              <w:t xml:space="preserve">Science &amp; Engineering Practices</w:t>
+            </w:r>
+          </w:p>
+        </w:tc>
+        <w:tc>
+          <w:tcPr>
+            <w:tcW w:type="dxa" w:w="10680"/>
+            <w:shd w:fill="FFFFFF" w:color="auto" w:val="clear"/>
+            <w:tcMar>
+              <w:top w:type="dxa" w:w="60"/>
+              <w:left w:type="dxa" w:w="120"/>
+              <w:bottom w:type="dxa" w:w="60"/>
+              <w:right w:type="dxa" w:w="120"/>
+            </w:tcMar>
+            <w:vAlign w:val="top"/>
+          </w:tcPr>
+          <w:p>
+            <w:pPr>
+              <w:spacing w:after="30" w:before="0"/>
+              <w:ind w:left="360" w:hanging="180"/>
+              <w:jc w:val="left"/>
+            </w:pPr>
+            <w:r>
+              <w:rPr>
+                <w:rFonts w:ascii="Arial" w:cs="Arial" w:eastAsia="Arial" w:hAnsi="Arial"/>
+                <w:b w:val="false"/>
+                <w:bCs w:val="false"/>
+                <w:i w:val="false"/>
+                <w:iCs w:val="false"/>
+                <w:color w:val="000000"/>
+                <w:sz w:val="18"/>
+                <w:szCs w:val="18"/>
+              </w:rPr>
+              <w:t xml:space="preserve">–  Asking Questions and Defining Problems: as learners formulate testable questions about why dough rises, why uji turns sour, or why a sealed bottle of juice fizzes — anchoring inquiry in observable Kenyan food phenomena before formal instruction.</w:t>
+            </w:r>
+          </w:p>
+          <w:p>
+            <w:pPr>
+              <w:spacing w:after="30" w:before="0"/>
+              <w:ind w:left="360" w:hanging="180"/>
+              <w:jc w:val="left"/>
+            </w:pPr>
+            <w:r>
+              <w:rPr>
+                <w:rFonts w:ascii="Arial" w:cs="Arial" w:eastAsia="Arial" w:hAnsi="Arial"/>
+                <w:b w:val="false"/>
+                <w:bCs w:val="false"/>
+                <w:i w:val="false"/>
+                <w:iCs w:val="false"/>
+                <w:color w:val="000000"/>
+                <w:sz w:val="18"/>
+                <w:szCs w:val="18"/>
+              </w:rPr>
+              <w:t xml:space="preserve">–  Planning and Carrying Out Investigations: as learners design and conduct fermentation experiments using yeast cells, controlling variables (temperature, sugar concentration, substrate type) and recording observations systematically.</w:t>
+            </w:r>
+          </w:p>
+          <w:p>
+            <w:pPr>
+              <w:spacing w:after="30" w:before="0"/>
+              <w:ind w:left="360" w:hanging="180"/>
+              <w:jc w:val="left"/>
+            </w:pPr>
+            <w:r>
+              <w:rPr>
+                <w:rFonts w:ascii="Arial" w:cs="Arial" w:eastAsia="Arial" w:hAnsi="Arial"/>
+                <w:b w:val="false"/>
+                <w:bCs w:val="false"/>
+                <w:i w:val="false"/>
+                <w:iCs w:val="false"/>
+                <w:color w:val="000000"/>
+                <w:sz w:val="18"/>
+                <w:szCs w:val="18"/>
+              </w:rPr>
+              <w:t xml:space="preserve">–  Analysing and Interpreting Data: as learners calculate the Respiratory Quotient (RQ) from experimental or provided data to determine the type of substrate and type of respiration occurring in a living organism.</w:t>
+            </w:r>
+          </w:p>
+          <w:p>
+            <w:pPr>
+              <w:spacing w:after="30" w:before="0"/>
+              <w:ind w:left="360" w:hanging="180"/>
+              <w:jc w:val="left"/>
+            </w:pPr>
+            <w:r>
+              <w:rPr>
+                <w:rFonts w:ascii="Arial" w:cs="Arial" w:eastAsia="Arial" w:hAnsi="Arial"/>
+                <w:b w:val="false"/>
+                <w:bCs w:val="false"/>
+                <w:i w:val="false"/>
+                <w:iCs w:val="false"/>
+                <w:color w:val="000000"/>
+                <w:sz w:val="18"/>
+                <w:szCs w:val="18"/>
+              </w:rPr>
+              <w:t xml:space="preserve">–  Constructing Explanations: as learners use evidence from fermentation investigations and RQ calculations to explain the difference between aerobic and anaerobic respiration and relate this to real-world food and energy processes in Kenya.</w:t>
+            </w:r>
+          </w:p>
+          <w:p>
+            <w:pPr>
+              <w:spacing w:after="30" w:before="0"/>
+              <w:ind w:left="360" w:hanging="180"/>
+              <w:jc w:val="left"/>
+            </w:pPr>
+            <w:r>
+              <w:rPr>
+                <w:rFonts w:ascii="Arial" w:cs="Arial" w:eastAsia="Arial" w:hAnsi="Arial"/>
+                <w:b w:val="false"/>
+                <w:bCs w:val="false"/>
+                <w:i w:val="false"/>
+                <w:iCs w:val="false"/>
+                <w:color w:val="000000"/>
+                <w:sz w:val="18"/>
+                <w:szCs w:val="18"/>
+              </w:rPr>
+              <w:t xml:space="preserve">–  Engaging in Argument from Evidence: as learners present and defend their conclusions about factors affecting respiration and the economic value of anaerobic respiration in peer discussions and plenary sessions.</w:t>
+            </w:r>
+          </w:p>
+        </w:tc>
+      </w:tr>
+      <w:tr>
+        <w:tc>
+          <w:tcPr>
+            <w:tcW w:type="dxa" w:w="3000"/>
+            <w:shd w:fill="FCE4D6" w:color="auto" w:val="clear"/>
+            <w:tcMar>
+              <w:top w:type="dxa" w:w="60"/>
+              <w:left w:type="dxa" w:w="120"/>
+              <w:bottom w:type="dxa" w:w="60"/>
+              <w:right w:type="dxa" w:w="120"/>
+            </w:tcMar>
+            <w:vAlign w:val="top"/>
+          </w:tcPr>
+          <w:p>
+            <w:pPr>
+              <w:spacing w:after="40" w:before="0"/>
+              <w:jc w:val="left"/>
+            </w:pPr>
+            <w:r>
+              <w:rPr>
+                <w:rFonts w:ascii="Arial" w:cs="Arial" w:eastAsia="Arial" w:hAnsi="Arial"/>
+                <w:b/>
+                <w:bCs/>
+                <w:i w:val="false"/>
+                <w:iCs w:val="false"/>
+                <w:color w:val="000000"/>
+                <w:sz w:val="18"/>
+                <w:szCs w:val="18"/>
+              </w:rPr>
+              <w:t xml:space="preserve">Pertinent &amp; Contemporary Issues (PCIs)</w:t>
+            </w:r>
+          </w:p>
+        </w:tc>
+        <w:tc>
+          <w:tcPr>
+            <w:tcW w:type="dxa" w:w="10680"/>
+            <w:shd w:fill="FFFFFF" w:color="auto" w:val="clear"/>
+            <w:tcMar>
+              <w:top w:type="dxa" w:w="60"/>
+              <w:left w:type="dxa" w:w="120"/>
+              <w:bottom w:type="dxa" w:w="60"/>
+              <w:right w:type="dxa" w:w="120"/>
+            </w:tcMar>
+            <w:vAlign w:val="top"/>
+          </w:tcPr>
+          <w:p>
+            <w:pPr>
+              <w:spacing w:after="30" w:before="0"/>
+              <w:ind w:left="360" w:hanging="180"/>
+              <w:jc w:val="left"/>
+            </w:pPr>
+            <w:r>
+              <w:rPr>
+                <w:rFonts w:ascii="Arial" w:cs="Arial" w:eastAsia="Arial" w:hAnsi="Arial"/>
+                <w:b w:val="false"/>
+                <w:bCs w:val="false"/>
+                <w:i w:val="false"/>
+                <w:iCs w:val="false"/>
+                <w:color w:val="000000"/>
+                <w:sz w:val="18"/>
+                <w:szCs w:val="18"/>
+              </w:rPr>
+              <w:t xml:space="preserve">–  Financial Literacy: as the learner undertakes a project that utilises the concept of anaerobic respiration in value addition of food products such as milk (yoghurt) and flour/maize (uji/porridge), recognising income-generating potential for Kenyan households and small enterprises.</w:t>
+            </w:r>
+          </w:p>
+          <w:p>
+            <w:pPr>
+              <w:spacing w:after="30" w:before="0"/>
+              <w:ind w:left="360" w:hanging="180"/>
+              <w:jc w:val="left"/>
+            </w:pPr>
+            <w:r>
+              <w:rPr>
+                <w:rFonts w:ascii="Arial" w:cs="Arial" w:eastAsia="Arial" w:hAnsi="Arial"/>
+                <w:b w:val="false"/>
+                <w:bCs w:val="false"/>
+                <w:i w:val="false"/>
+                <w:iCs w:val="false"/>
+                <w:color w:val="000000"/>
+                <w:sz w:val="18"/>
+                <w:szCs w:val="18"/>
+              </w:rPr>
+              <w:t xml:space="preserve">–  Environmental Issues: as the learner develops the skill of making biogas as an alternative source of fuel (energy), understanding how anaerobic respiration can reduce dependence on firewood and charcoal, and contribute to environmental sustainability in Kenya.</w:t>
+            </w:r>
+          </w:p>
+        </w:tc>
+      </w:tr>
+      <w:tr>
+        <w:tc>
+          <w:tcPr>
+            <w:tcW w:type="dxa" w:w="3000"/>
+            <w:shd w:fill="D9EEF1" w:color="auto" w:val="clear"/>
+            <w:tcMar>
+              <w:top w:type="dxa" w:w="60"/>
+              <w:left w:type="dxa" w:w="120"/>
+              <w:bottom w:type="dxa" w:w="60"/>
+              <w:right w:type="dxa" w:w="120"/>
+            </w:tcMar>
+            <w:vAlign w:val="top"/>
+          </w:tcPr>
+          <w:p>
+            <w:pPr>
+              <w:spacing w:after="40" w:before="0"/>
+              <w:jc w:val="left"/>
+            </w:pPr>
+            <w:r>
+              <w:rPr>
+                <w:rFonts w:ascii="Arial" w:cs="Arial" w:eastAsia="Arial" w:hAnsi="Arial"/>
+                <w:b/>
+                <w:bCs/>
+                <w:i w:val="false"/>
+                <w:iCs w:val="false"/>
+                <w:color w:val="000000"/>
+                <w:sz w:val="18"/>
+                <w:szCs w:val="18"/>
+              </w:rPr>
+              <w:t xml:space="preserve">Career Connections</w:t>
+            </w:r>
+          </w:p>
+        </w:tc>
+        <w:tc>
+          <w:tcPr>
+            <w:tcW w:type="dxa" w:w="10680"/>
+            <w:shd w:fill="FFFFFF" w:color="auto" w:val="clear"/>
+            <w:tcMar>
+              <w:top w:type="dxa" w:w="60"/>
+              <w:left w:type="dxa" w:w="120"/>
+              <w:bottom w:type="dxa" w:w="60"/>
+              <w:right w:type="dxa" w:w="120"/>
+            </w:tcMar>
+            <w:vAlign w:val="top"/>
+          </w:tcPr>
+          <w:p>
+            <w:pPr>
+              <w:spacing w:after="30" w:before="0"/>
+              <w:ind w:left="360" w:hanging="180"/>
+              <w:jc w:val="left"/>
+            </w:pPr>
+            <w:r>
+              <w:rPr>
+                <w:rFonts w:ascii="Arial" w:cs="Arial" w:eastAsia="Arial" w:hAnsi="Arial"/>
+                <w:b w:val="false"/>
+                <w:bCs w:val="false"/>
+                <w:i w:val="false"/>
+                <w:iCs w:val="false"/>
+                <w:color w:val="000000"/>
+                <w:sz w:val="18"/>
+                <w:szCs w:val="18"/>
+              </w:rPr>
+              <w:t xml:space="preserve">–  Food Scientist / Food Technologist: this sub-strand directly connects to fermentation science underlying production of yoghurt, uji, togwa, and other fermented Kenyan foods — a growing agro-processing industry sector.</w:t>
+            </w:r>
+          </w:p>
+          <w:p>
+            <w:pPr>
+              <w:spacing w:after="30" w:before="0"/>
+              <w:ind w:left="360" w:hanging="180"/>
+              <w:jc w:val="left"/>
+            </w:pPr>
+            <w:r>
+              <w:rPr>
+                <w:rFonts w:ascii="Arial" w:cs="Arial" w:eastAsia="Arial" w:hAnsi="Arial"/>
+                <w:b w:val="false"/>
+                <w:bCs w:val="false"/>
+                <w:i w:val="false"/>
+                <w:iCs w:val="false"/>
+                <w:color w:val="000000"/>
+                <w:sz w:val="18"/>
+                <w:szCs w:val="18"/>
+              </w:rPr>
+              <w:t xml:space="preserve">–  Biochemist / Biotechnologist: understanding aerobic and anaerobic pathways, RQ calculations, and enzyme-driven substrate breakdown underpins careers in biochemical research, pharmaceutical production, and industrial biotechnology.</w:t>
+            </w:r>
+          </w:p>
+          <w:p>
+            <w:pPr>
+              <w:spacing w:after="30" w:before="0"/>
+              <w:ind w:left="360" w:hanging="180"/>
+              <w:jc w:val="left"/>
+            </w:pPr>
+            <w:r>
+              <w:rPr>
+                <w:rFonts w:ascii="Arial" w:cs="Arial" w:eastAsia="Arial" w:hAnsi="Arial"/>
+                <w:b w:val="false"/>
+                <w:bCs w:val="false"/>
+                <w:i w:val="false"/>
+                <w:iCs w:val="false"/>
+                <w:color w:val="000000"/>
+                <w:sz w:val="18"/>
+                <w:szCs w:val="18"/>
+              </w:rPr>
+              <w:t xml:space="preserve">–  Agricultural Engineer / Biogas Engineer: the economic importance of anaerobic respiration connects to biogas production from animal waste and crop residues, a growing renewable energy field relevant to Kenyan rural communities and Vision 2030.</w:t>
+            </w:r>
+          </w:p>
+          <w:p>
+            <w:pPr>
+              <w:spacing w:after="30" w:before="0"/>
+              <w:ind w:left="360" w:hanging="180"/>
+              <w:jc w:val="left"/>
+            </w:pPr>
+            <w:r>
+              <w:rPr>
+                <w:rFonts w:ascii="Arial" w:cs="Arial" w:eastAsia="Arial" w:hAnsi="Arial"/>
+                <w:b w:val="false"/>
+                <w:bCs w:val="false"/>
+                <w:i w:val="false"/>
+                <w:iCs w:val="false"/>
+                <w:color w:val="000000"/>
+                <w:sz w:val="18"/>
+                <w:szCs w:val="18"/>
+              </w:rPr>
+              <w:t xml:space="preserve">–  Nutritionist / Dietitian: knowledge of respiratory substrates (carbohydrates, fats, proteins) and how the body selects and oxidises them connects directly to dietary planning, sports nutrition, and public health practice in Kenya.</w:t>
+            </w:r>
+          </w:p>
+          <w:p>
+            <w:pPr>
+              <w:spacing w:after="30" w:before="0"/>
+              <w:ind w:left="360" w:hanging="180"/>
+              <w:jc w:val="left"/>
+            </w:pPr>
+            <w:r>
+              <w:rPr>
+                <w:rFonts w:ascii="Arial" w:cs="Arial" w:eastAsia="Arial" w:hAnsi="Arial"/>
+                <w:b w:val="false"/>
+                <w:bCs w:val="false"/>
+                <w:i w:val="false"/>
+                <w:iCs w:val="false"/>
+                <w:color w:val="000000"/>
+                <w:sz w:val="18"/>
+                <w:szCs w:val="18"/>
+              </w:rPr>
+              <w:t xml:space="preserve">–  Brewer / Dairy Technologist: fermentation principles underlie industrial production of dairy products, non-alcoholic malt drinks, and other fermented beverages, offering entrepreneurship pathways within Kenya's food and beverage industry.</w:t>
+            </w:r>
+          </w:p>
+        </w:tc>
+      </w:tr>
+      <w:tr>
+        <w:tc>
+          <w:tcPr>
+            <w:tcW w:type="dxa" w:w="3000"/>
+            <w:shd w:fill="D5E8F0" w:color="auto" w:val="clear"/>
+            <w:tcMar>
+              <w:top w:type="dxa" w:w="60"/>
+              <w:left w:type="dxa" w:w="120"/>
+              <w:bottom w:type="dxa" w:w="60"/>
+              <w:right w:type="dxa" w:w="120"/>
+            </w:tcMar>
+            <w:vAlign w:val="top"/>
+          </w:tcPr>
+          <w:p>
+            <w:pPr>
+              <w:spacing w:after="40" w:before="0"/>
+              <w:jc w:val="left"/>
+            </w:pPr>
+            <w:r>
+              <w:rPr>
+                <w:rFonts w:ascii="Arial" w:cs="Arial" w:eastAsia="Arial" w:hAnsi="Arial"/>
+                <w:b/>
+                <w:bCs/>
+                <w:i w:val="false"/>
+                <w:iCs w:val="false"/>
+                <w:color w:val="000000"/>
+                <w:sz w:val="18"/>
+                <w:szCs w:val="18"/>
+              </w:rPr>
+              <w:t xml:space="preserve">Focus for Lessons</w:t>
+            </w:r>
+          </w:p>
+        </w:tc>
+        <w:tc>
+          <w:tcPr>
+            <w:tcW w:type="dxa" w:w="10680"/>
+            <w:shd w:fill="FFFFFF" w:color="auto" w:val="clear"/>
+            <w:tcMar>
+              <w:top w:type="dxa" w:w="60"/>
+              <w:left w:type="dxa" w:w="120"/>
+              <w:bottom w:type="dxa" w:w="60"/>
+              <w:right w:type="dxa" w:w="120"/>
+            </w:tcMar>
+            <w:vAlign w:val="top"/>
+          </w:tcPr>
+          <w:p>
+            <w:pPr>
+              <w:spacing w:after="40" w:before="0"/>
+              <w:jc w:val="left"/>
+            </w:pPr>
+            <w:r>
+              <w:rPr>
+                <w:rFonts w:ascii="Arial" w:cs="Arial" w:eastAsia="Arial" w:hAnsi="Arial"/>
+                <w:b w:val="false"/>
+                <w:bCs w:val="false"/>
+                <w:i w:val="false"/>
+                <w:iCs w:val="false"/>
+                <w:color w:val="000000"/>
+                <w:sz w:val="18"/>
+                <w:szCs w:val="18"/>
+              </w:rPr>
+              <w:t xml:space="preserve">This unit investigates how living organisms — from yeast cells fermenting maize flour into uji, to the muscles of a Kenyan marathon runner pushing through the final kilometre — release energy from food through aerobic and anaerobic respiration. Learners move from concrete, locally familiar observations (rising dough, souring milk, biogas digesters in rural Kenya) toward quantitative understanding of respiratory substrates and the Respiratory Quotient, and then outward to the economic and environmental significance of anaerobic processes. The unit is anchored in hands-on fermentation investigations and a value-addition project, ensuring that scientific understanding is directly connected to entrepreneurship, food security, and environmental sustainability in the Kenyan context.</w:t>
+            </w:r>
+          </w:p>
+        </w:tc>
+      </w:tr>
+      <w:tr>
+        <w:tc>
+          <w:tcPr>
+            <w:tcW w:type="dxa" w:w="3000"/>
+            <w:shd w:fill="EAD1F5" w:color="auto" w:val="clear"/>
+            <w:tcMar>
+              <w:top w:type="dxa" w:w="60"/>
+              <w:left w:type="dxa" w:w="120"/>
+              <w:bottom w:type="dxa" w:w="60"/>
+              <w:right w:type="dxa" w:w="120"/>
+            </w:tcMar>
+            <w:vAlign w:val="top"/>
+          </w:tcPr>
+          <w:p>
+            <w:pPr>
+              <w:spacing w:after="40" w:before="0"/>
+              <w:jc w:val="left"/>
+            </w:pPr>
+            <w:r>
+              <w:rPr>
+                <w:rFonts w:ascii="Arial" w:cs="Arial" w:eastAsia="Arial" w:hAnsi="Arial"/>
+                <w:b/>
+                <w:bCs/>
+                <w:i w:val="false"/>
+                <w:iCs w:val="false"/>
+                <w:color w:val="000000"/>
+                <w:sz w:val="18"/>
+                <w:szCs w:val="18"/>
+              </w:rPr>
+              <w:t xml:space="preserve">Driving Question / Key Inquiry Questions</w:t>
+            </w:r>
+          </w:p>
+        </w:tc>
+        <w:tc>
+          <w:tcPr>
+            <w:tcW w:type="dxa" w:w="10680"/>
+            <w:shd w:fill="FFFFFF" w:color="auto" w:val="clear"/>
+            <w:tcMar>
+              <w:top w:type="dxa" w:w="60"/>
+              <w:left w:type="dxa" w:w="120"/>
+              <w:bottom w:type="dxa" w:w="60"/>
+              <w:right w:type="dxa" w:w="120"/>
+            </w:tcMar>
+            <w:vAlign w:val="top"/>
+          </w:tcPr>
+          <w:p>
+            <w:pPr>
+              <w:spacing w:after="40" w:before="0"/>
+              <w:jc w:val="left"/>
+            </w:pPr>
+            <w:r>
+              <w:rPr>
+                <w:rFonts w:ascii="Arial" w:cs="Arial" w:eastAsia="Arial" w:hAnsi="Arial"/>
+                <w:b w:val="false"/>
+                <w:bCs w:val="false"/>
+                <w:i w:val="false"/>
+                <w:iCs w:val="false"/>
+                <w:color w:val="000000"/>
+                <w:sz w:val="18"/>
+                <w:szCs w:val="18"/>
+              </w:rPr>
+              <w:t xml:space="preserve">DRIVING QUESTION: How do living organisms — from the yeast in our uji to the cells in our own muscles — release energy from food, and how can we use these invisible processes to create useful products and solve real problems in our communities?</w:t>
+            </w:r>
+          </w:p>
+          <w:p>
+            <w:pPr>
+              <w:spacing w:after="40" w:before="0"/>
+              <w:jc w:val="left"/>
+            </w:pPr>
+            <w:r>
+              <w:rPr>
+                <w:rFonts w:ascii="Arial" w:cs="Arial" w:eastAsia="Arial" w:hAnsi="Arial"/>
+                <w:b w:val="false"/>
+                <w:bCs w:val="false"/>
+                <w:i w:val="false"/>
+                <w:iCs w:val="false"/>
+                <w:color w:val="000000"/>
+                <w:sz w:val="18"/>
+                <w:szCs w:val="18"/>
+              </w:rPr>
+              <w:t xml:space="preserve"/>
+            </w:r>
+          </w:p>
+          <w:p>
+            <w:pPr>
+              <w:spacing w:after="40" w:before="0"/>
+              <w:jc w:val="left"/>
+            </w:pPr>
+            <w:r>
+              <w:rPr>
+                <w:rFonts w:ascii="Arial" w:cs="Arial" w:eastAsia="Arial" w:hAnsi="Arial"/>
+                <w:b w:val="false"/>
+                <w:bCs w:val="false"/>
+                <w:i w:val="false"/>
+                <w:iCs w:val="false"/>
+                <w:color w:val="000000"/>
+                <w:sz w:val="18"/>
+                <w:szCs w:val="18"/>
+              </w:rPr>
+              <w:t xml:space="preserve">KICD KEY INQUIRY QUESTION:</w:t>
+            </w:r>
+          </w:p>
+          <w:p>
+            <w:pPr>
+              <w:spacing w:after="40" w:before="0"/>
+              <w:jc w:val="left"/>
+            </w:pPr>
+            <w:r>
+              <w:rPr>
+                <w:rFonts w:ascii="Arial" w:cs="Arial" w:eastAsia="Arial" w:hAnsi="Arial"/>
+                <w:b w:val="false"/>
+                <w:bCs w:val="false"/>
+                <w:i w:val="false"/>
+                <w:iCs w:val="false"/>
+                <w:color w:val="000000"/>
+                <w:sz w:val="18"/>
+                <w:szCs w:val="18"/>
+              </w:rPr>
+              <w:t xml:space="preserve">1. How is aerobic and anaerobic respiration important in a society's economy?</w:t>
+            </w:r>
+          </w:p>
+        </w:tc>
+      </w:tr>
+      <w:tr>
+        <w:tc>
+          <w:tcPr>
+            <w:tcW w:type="dxa" w:w="3000"/>
+            <w:shd w:fill="EAD1F5" w:color="auto" w:val="clear"/>
+            <w:tcMar>
+              <w:top w:type="dxa" w:w="60"/>
+              <w:left w:type="dxa" w:w="120"/>
+              <w:bottom w:type="dxa" w:w="60"/>
+              <w:right w:type="dxa" w:w="120"/>
+            </w:tcMar>
+            <w:vAlign w:val="top"/>
+          </w:tcPr>
+          <w:p>
+            <w:pPr>
+              <w:spacing w:after="40" w:before="0"/>
+              <w:jc w:val="left"/>
+            </w:pPr>
+            <w:r>
+              <w:rPr>
+                <w:rFonts w:ascii="Arial" w:cs="Arial" w:eastAsia="Arial" w:hAnsi="Arial"/>
+                <w:b/>
+                <w:bCs/>
+                <w:i w:val="false"/>
+                <w:iCs w:val="false"/>
+                <w:color w:val="000000"/>
+                <w:sz w:val="18"/>
+                <w:szCs w:val="18"/>
+              </w:rPr>
+              <w:t xml:space="preserve">Anchoring Phenomenon</w:t>
+            </w:r>
+          </w:p>
+        </w:tc>
+        <w:tc>
+          <w:tcPr>
+            <w:tcW w:type="dxa" w:w="10680"/>
+            <w:shd w:fill="FFFFFF" w:color="auto" w:val="clear"/>
+            <w:tcMar>
+              <w:top w:type="dxa" w:w="60"/>
+              <w:left w:type="dxa" w:w="120"/>
+              <w:bottom w:type="dxa" w:w="60"/>
+              <w:right w:type="dxa" w:w="120"/>
+            </w:tcMar>
+            <w:vAlign w:val="top"/>
+          </w:tcPr>
+          <w:p>
+            <w:pPr>
+              <w:spacing w:after="40" w:before="0"/>
+              <w:jc w:val="left"/>
+            </w:pPr>
+            <w:r>
+              <w:rPr>
+                <w:rFonts w:ascii="Arial" w:cs="Arial" w:eastAsia="Arial" w:hAnsi="Arial"/>
+                <w:b w:val="false"/>
+                <w:bCs w:val="false"/>
+                <w:i w:val="false"/>
+                <w:iCs w:val="false"/>
+                <w:color w:val="000000"/>
+                <w:sz w:val="18"/>
+                <w:szCs w:val="18"/>
+              </w:rPr>
+              <w:t xml:space="preserve">ANCHORING PHENOMENON — "The Sealed Thermos of Uji That Keeps Changing"</w:t>
+            </w:r>
+          </w:p>
+          <w:p>
+            <w:pPr>
+              <w:spacing w:after="40" w:before="0"/>
+              <w:jc w:val="left"/>
+            </w:pPr>
+            <w:r>
+              <w:rPr>
+                <w:rFonts w:ascii="Arial" w:cs="Arial" w:eastAsia="Arial" w:hAnsi="Arial"/>
+                <w:b w:val="false"/>
+                <w:bCs w:val="false"/>
+                <w:i w:val="false"/>
+                <w:iCs w:val="false"/>
+                <w:color w:val="000000"/>
+                <w:sz w:val="18"/>
+                <w:szCs w:val="18"/>
+              </w:rPr>
+              <w:t xml:space="preserve"/>
+            </w:r>
+          </w:p>
+          <w:p>
+            <w:pPr>
+              <w:spacing w:after="40" w:before="0"/>
+              <w:jc w:val="left"/>
+            </w:pPr>
+            <w:r>
+              <w:rPr>
+                <w:rFonts w:ascii="Arial" w:cs="Arial" w:eastAsia="Arial" w:hAnsi="Arial"/>
+                <w:b w:val="false"/>
+                <w:bCs w:val="false"/>
+                <w:i w:val="false"/>
+                <w:iCs w:val="false"/>
+                <w:color w:val="000000"/>
+                <w:sz w:val="18"/>
+                <w:szCs w:val="18"/>
+              </w:rPr>
+              <w:t xml:space="preserve">A Form 4 student in Kisumu notices something puzzling during the school's morning break. She pours uji (fermented maize porridge) from a thermos flask into a cup and sees tiny bubbles rising inside the flask. When she smells the remaining uji, it is more sour than it was when she left home two hours ago. The thermos was sealed the entire time — no new ingredients were added, no heat was applied — yet the uji has visibly changed: it bubbles, smells more acidic, and tastes increasingly sour. The student is confused: where are the bubbles coming from if the flask was sealed? What is producing the sour taste? Is something alive inside the uji making these changes happen? And why does the same thing NOT happen to fresh maize porridge (uji wa kawaida) that has not been fermented? This puzzling, everyday observation — invisible agents transforming food chemistry inside a sealed container using only the food itself as fuel — is the anchoring phenomenon for the entire unit on respiration. It raises immediate questions about what respiration really means, who or what is doing it, what molecules are being consumed and produced, and why these processes matter for both the body and the economy.</w:t>
+            </w:r>
+          </w:p>
+        </w:tc>
+      </w:tr>
+      <w:tr>
+        <w:tc>
+          <w:tcPr>
+            <w:tcW w:type="dxa" w:w="3000"/>
+            <w:shd w:fill="D9EEF1" w:color="auto" w:val="clear"/>
+            <w:tcMar>
+              <w:top w:type="dxa" w:w="60"/>
+              <w:left w:type="dxa" w:w="120"/>
+              <w:bottom w:type="dxa" w:w="60"/>
+              <w:right w:type="dxa" w:w="120"/>
+            </w:tcMar>
+            <w:vAlign w:val="top"/>
+          </w:tcPr>
+          <w:p>
+            <w:pPr>
+              <w:spacing w:after="40" w:before="0"/>
+              <w:jc w:val="left"/>
+            </w:pPr>
+            <w:r>
+              <w:rPr>
+                <w:rFonts w:ascii="Arial" w:cs="Arial" w:eastAsia="Arial" w:hAnsi="Arial"/>
+                <w:b/>
+                <w:bCs/>
+                <w:i w:val="false"/>
+                <w:iCs w:val="false"/>
+                <w:color w:val="000000"/>
+                <w:sz w:val="18"/>
+                <w:szCs w:val="18"/>
+              </w:rPr>
+              <w:t xml:space="preserve">Storyline Thread</w:t>
+            </w:r>
+          </w:p>
+        </w:tc>
+        <w:tc>
+          <w:tcPr>
+            <w:tcW w:type="dxa" w:w="10680"/>
+            <w:shd w:fill="FFFFFF" w:color="auto" w:val="clear"/>
+            <w:tcMar>
+              <w:top w:type="dxa" w:w="60"/>
+              <w:left w:type="dxa" w:w="120"/>
+              <w:bottom w:type="dxa" w:w="60"/>
+              <w:right w:type="dxa" w:w="120"/>
+            </w:tcMar>
+            <w:vAlign w:val="top"/>
+          </w:tcPr>
+          <w:p>
+            <w:pPr>
+              <w:spacing w:after="40" w:before="0"/>
+              <w:jc w:val="left"/>
+            </w:pPr>
+            <w:r>
+              <w:rPr>
+                <w:rFonts w:ascii="Arial" w:cs="Arial" w:eastAsia="Arial" w:hAnsi="Arial"/>
+                <w:b w:val="false"/>
+                <w:bCs w:val="false"/>
+                <w:i w:val="false"/>
+                <w:iCs w:val="false"/>
+                <w:color w:val="000000"/>
+                <w:sz w:val="18"/>
+                <w:szCs w:val="18"/>
+              </w:rPr>
+              <w:t xml:space="preserve">Lesson 1 — PREDICT &amp; ANCHOR: Students observe the anchoring phenomenon (sealed thermos of sour, bubbling uji) and make written predictions about what is happening inside and why. Class constructs an initial Driving Question Board (DQB), generating "need-to-know" questions. Teacher introduces the distinction between breathing and cellular respiration to begin resolving confusion.</w:t>
+            </w:r>
+          </w:p>
+          <w:p>
+            <w:pPr>
+              <w:spacing w:after="40" w:before="0"/>
+              <w:jc w:val="left"/>
+            </w:pPr>
+            <w:r>
+              <w:rPr>
+                <w:rFonts w:ascii="Arial" w:cs="Arial" w:eastAsia="Arial" w:hAnsi="Arial"/>
+                <w:b w:val="false"/>
+                <w:bCs w:val="false"/>
+                <w:i w:val="false"/>
+                <w:iCs w:val="false"/>
+                <w:color w:val="000000"/>
+                <w:sz w:val="18"/>
+                <w:szCs w:val="18"/>
+              </w:rPr>
+              <w:t xml:space="preserve"/>
+            </w:r>
+          </w:p>
+          <w:p>
+            <w:pPr>
+              <w:spacing w:after="40" w:before="0"/>
+              <w:jc w:val="left"/>
+            </w:pPr>
+            <w:r>
+              <w:rPr>
+                <w:rFonts w:ascii="Arial" w:cs="Arial" w:eastAsia="Arial" w:hAnsi="Arial"/>
+                <w:b w:val="false"/>
+                <w:bCs w:val="false"/>
+                <w:i w:val="false"/>
+                <w:iCs w:val="false"/>
+                <w:color w:val="000000"/>
+                <w:sz w:val="18"/>
+                <w:szCs w:val="18"/>
+              </w:rPr>
+              <w:t xml:space="preserve">Lesson 2 — OBSERVE &amp; EXPLORE (Aerobic Respiration): Learners discuss the meaning of respiration in living things and use print/digital resources to investigate aerobic respiration — word equation, reactants, products, and sites of reaction. Connecting to the sprinter/marathon runner supporting phenomenon, learners explain why continuous oxygen supply matters for sustained energy release, and map aerobic respiration onto human dietary substrates (ugali → glucose → ATP).</w:t>
+            </w:r>
+          </w:p>
+          <w:p>
+            <w:pPr>
+              <w:spacing w:after="40" w:before="0"/>
+              <w:jc w:val="left"/>
+            </w:pPr>
+            <w:r>
+              <w:rPr>
+                <w:rFonts w:ascii="Arial" w:cs="Arial" w:eastAsia="Arial" w:hAnsi="Arial"/>
+                <w:b w:val="false"/>
+                <w:bCs w:val="false"/>
+                <w:i w:val="false"/>
+                <w:iCs w:val="false"/>
+                <w:color w:val="000000"/>
+                <w:sz w:val="18"/>
+                <w:szCs w:val="18"/>
+              </w:rPr>
+              <w:t xml:space="preserve"/>
+            </w:r>
+          </w:p>
+          <w:p>
+            <w:pPr>
+              <w:spacing w:after="40" w:before="0"/>
+              <w:jc w:val="left"/>
+            </w:pPr>
+            <w:r>
+              <w:rPr>
+                <w:rFonts w:ascii="Arial" w:cs="Arial" w:eastAsia="Arial" w:hAnsi="Arial"/>
+                <w:b w:val="false"/>
+                <w:bCs w:val="false"/>
+                <w:i w:val="false"/>
+                <w:iCs w:val="false"/>
+                <w:color w:val="000000"/>
+                <w:sz w:val="18"/>
+                <w:szCs w:val="18"/>
+              </w:rPr>
+              <w:t xml:space="preserve">Lesson 3 — OBSERVE &amp; INVESTIGATE (Anaerobic Respiration in Yeast): Learners carry out a guided fermentation investigation — yeast + glucose solution in a sealed flask with a lime-water indicator tube — observing CO₂ production and comparing to a no-yeast control. Results are recorded and shared in plenary. The anchoring phenomenon (uji bubbles) is revisited: learners now explain what is producing the bubbles in the thermos.</w:t>
+            </w:r>
+          </w:p>
+          <w:p>
+            <w:pPr>
+              <w:spacing w:after="40" w:before="0"/>
+              <w:jc w:val="left"/>
+            </w:pPr>
+            <w:r>
+              <w:rPr>
+                <w:rFonts w:ascii="Arial" w:cs="Arial" w:eastAsia="Arial" w:hAnsi="Arial"/>
+                <w:b w:val="false"/>
+                <w:bCs w:val="false"/>
+                <w:i w:val="false"/>
+                <w:iCs w:val="false"/>
+                <w:color w:val="000000"/>
+                <w:sz w:val="18"/>
+                <w:szCs w:val="18"/>
+              </w:rPr>
+              <w:t xml:space="preserve"/>
+            </w:r>
+          </w:p>
+          <w:p>
+            <w:pPr>
+              <w:spacing w:after="40" w:before="0"/>
+              <w:jc w:val="left"/>
+            </w:pPr>
+            <w:r>
+              <w:rPr>
+                <w:rFonts w:ascii="Arial" w:cs="Arial" w:eastAsia="Arial" w:hAnsi="Arial"/>
+                <w:b w:val="false"/>
+                <w:bCs w:val="false"/>
+                <w:i w:val="false"/>
+                <w:iCs w:val="false"/>
+                <w:color w:val="000000"/>
+                <w:sz w:val="18"/>
+                <w:szCs w:val="18"/>
+              </w:rPr>
+              <w:t xml:space="preserve">Lesson 4 — EXPLAIN (Anaerobic Respiration in Animals &amp; Plants; Products &amp; Equations): Learners describe anaerobic respiration in animals (lactic acid pathway — connecting to the burning thigh muscles of the Nairobi sprinter) and in yeast/plants (ethanol + CO₂ pathway). Word and chemical equations are written. Learners test fermented product acidity using universal indicator, connecting pH change to the sour taste of uji and mala.</w:t>
+            </w:r>
+          </w:p>
+          <w:p>
+            <w:pPr>
+              <w:spacing w:after="40" w:before="0"/>
+              <w:jc w:val="left"/>
+            </w:pPr>
+            <w:r>
+              <w:rPr>
+                <w:rFonts w:ascii="Arial" w:cs="Arial" w:eastAsia="Arial" w:hAnsi="Arial"/>
+                <w:b w:val="false"/>
+                <w:bCs w:val="false"/>
+                <w:i w:val="false"/>
+                <w:iCs w:val="false"/>
+                <w:color w:val="000000"/>
+                <w:sz w:val="18"/>
+                <w:szCs w:val="18"/>
+              </w:rPr>
+              <w:t xml:space="preserve"/>
+            </w:r>
+          </w:p>
+          <w:p>
+            <w:pPr>
+              <w:spacing w:after="40" w:before="0"/>
+              <w:jc w:val="left"/>
+            </w:pPr>
+            <w:r>
+              <w:rPr>
+                <w:rFonts w:ascii="Arial" w:cs="Arial" w:eastAsia="Arial" w:hAnsi="Arial"/>
+                <w:b w:val="false"/>
+                <w:bCs w:val="false"/>
+                <w:i w:val="false"/>
+                <w:iCs w:val="false"/>
+                <w:color w:val="000000"/>
+                <w:sz w:val="18"/>
+                <w:szCs w:val="18"/>
+              </w:rPr>
+              <w:t xml:space="preserve">Lesson 5 — EXPLAIN (Respiratory Substrates &amp; Respiratory Quotient): Learners use print/digital resources to distinguish respiratory substrates (carbohydrates, fats, proteins) and are guided to calculate the RQ using provided data sets (e.g., RQ for glucose = 1, for fat ≈ 0.7, for protein ≈ 0.8). Learners relate RQ values to the type of substrate being respired and the type of respiration occurring, applying calculations to Kenyan dietary contexts (maize-based ugali vs. nyama choma/meat).</w:t>
+            </w:r>
+          </w:p>
+          <w:p>
+            <w:pPr>
+              <w:spacing w:after="40" w:before="0"/>
+              <w:jc w:val="left"/>
+            </w:pPr>
+            <w:r>
+              <w:rPr>
+                <w:rFonts w:ascii="Arial" w:cs="Arial" w:eastAsia="Arial" w:hAnsi="Arial"/>
+                <w:b w:val="false"/>
+                <w:bCs w:val="false"/>
+                <w:i w:val="false"/>
+                <w:iCs w:val="false"/>
+                <w:color w:val="000000"/>
+                <w:sz w:val="18"/>
+                <w:szCs w:val="18"/>
+              </w:rPr>
+              <w:t xml:space="preserve"/>
+            </w:r>
+          </w:p>
+          <w:p>
+            <w:pPr>
+              <w:spacing w:after="40" w:before="0"/>
+              <w:jc w:val="left"/>
+            </w:pPr>
+            <w:r>
+              <w:rPr>
+                <w:rFonts w:ascii="Arial" w:cs="Arial" w:eastAsia="Arial" w:hAnsi="Arial"/>
+                <w:b w:val="false"/>
+                <w:bCs w:val="false"/>
+                <w:i w:val="false"/>
+                <w:iCs w:val="false"/>
+                <w:color w:val="000000"/>
+                <w:sz w:val="18"/>
+                <w:szCs w:val="18"/>
+              </w:rPr>
+              <w:t xml:space="preserve">Lesson 6 — EXPLAIN (Factors Affecting Respiration): Learners discuss and investigate factors affecting the rate of respiration — temperature, oxygen availability, substrate concentration, surface area (germinating beans vs. dry seeds). Results are presented in peer groups and connected back to the anchoring phenomenon: why does the uji ferment faster on a hot Mombasa afternoon than in a cool Kericho highland morning?</w:t>
+            </w:r>
+          </w:p>
+          <w:p>
+            <w:pPr>
+              <w:spacing w:after="40" w:before="0"/>
+              <w:jc w:val="left"/>
+            </w:pPr>
+            <w:r>
+              <w:rPr>
+                <w:rFonts w:ascii="Arial" w:cs="Arial" w:eastAsia="Arial" w:hAnsi="Arial"/>
+                <w:b w:val="false"/>
+                <w:bCs w:val="false"/>
+                <w:i w:val="false"/>
+                <w:iCs w:val="false"/>
+                <w:color w:val="000000"/>
+                <w:sz w:val="18"/>
+                <w:szCs w:val="18"/>
+              </w:rPr>
+              <w:t xml:space="preserve"/>
+            </w:r>
+          </w:p>
+          <w:p>
+            <w:pPr>
+              <w:spacing w:after="40" w:before="0"/>
+              <w:jc w:val="left"/>
+            </w:pPr>
+            <w:r>
+              <w:rPr>
+                <w:rFonts w:ascii="Arial" w:cs="Arial" w:eastAsia="Arial" w:hAnsi="Arial"/>
+                <w:b w:val="false"/>
+                <w:bCs w:val="false"/>
+                <w:i w:val="false"/>
+                <w:iCs w:val="false"/>
+                <w:color w:val="000000"/>
+                <w:sz w:val="18"/>
+                <w:szCs w:val="18"/>
+              </w:rPr>
+              <w:t xml:space="preserve">Lesson 7 — DRIVING QUESTION BOARD REVISION &amp; ECONOMIC IMPORTANCE: Learners revisit and update the DQB, crossing off questions now answered and identifying remaining gaps. They then research and present (using digital/print media) the economic importance of anaerobic respiration — yoghurt/mala production, uji/togwa fermentation, biogas from the Rift Valley dairy farm, silage making, bread and mandazi leavening — connecting science directly to entrepreneurship and Kenya's Vision 2030 agro-processing goals. CAUTION on brewing of alcoholic substances is explicitly discussed.</w:t>
+            </w:r>
+          </w:p>
+          <w:p>
+            <w:pPr>
+              <w:spacing w:after="40" w:before="0"/>
+              <w:jc w:val="left"/>
+            </w:pPr>
+            <w:r>
+              <w:rPr>
+                <w:rFonts w:ascii="Arial" w:cs="Arial" w:eastAsia="Arial" w:hAnsi="Arial"/>
+                <w:b w:val="false"/>
+                <w:bCs w:val="false"/>
+                <w:i w:val="false"/>
+                <w:iCs w:val="false"/>
+                <w:color w:val="000000"/>
+                <w:sz w:val="18"/>
+                <w:szCs w:val="18"/>
+              </w:rPr>
+              <w:t xml:space="preserve"/>
+            </w:r>
+          </w:p>
+          <w:p>
+            <w:pPr>
+              <w:spacing w:after="40" w:before="0"/>
+              <w:jc w:val="left"/>
+            </w:pPr>
+            <w:r>
+              <w:rPr>
+                <w:rFonts w:ascii="Arial" w:cs="Arial" w:eastAsia="Arial" w:hAnsi="Arial"/>
+                <w:b w:val="false"/>
+                <w:bCs w:val="false"/>
+                <w:i w:val="false"/>
+                <w:iCs w:val="false"/>
+                <w:color w:val="000000"/>
+                <w:sz w:val="18"/>
+                <w:szCs w:val="18"/>
+              </w:rPr>
+              <w:t xml:space="preserve">Lesson 8 — MODEL BUILDING &amp; PROJECT SHOWCASE: Learner groups present their value-addition projects (yoghurt, uji/porridge fermentation, or biogas model) and revise their cumulative explanatory model of respiration. Each group submits a final annotated model diagram connecting the anchoring phenomenon (sealed uji thermos) to aerobic/anaerobic pathways, RQ, factors affecting respiration, and economic applications. Peer and teacher assessment using the KICD rubric on RQ, factors, and experimental procedure.</w:t>
+            </w:r>
+          </w:p>
+        </w:tc>
+      </w:tr>
+      <w:tr>
+        <w:tc>
+          <w:tcPr>
+            <w:tcW w:type="dxa" w:w="3000"/>
+            <w:shd w:fill="EAD1F5" w:color="auto" w:val="clear"/>
+            <w:tcMar>
+              <w:top w:type="dxa" w:w="60"/>
+              <w:left w:type="dxa" w:w="120"/>
+              <w:bottom w:type="dxa" w:w="60"/>
+              <w:right w:type="dxa" w:w="120"/>
+            </w:tcMar>
+            <w:vAlign w:val="top"/>
+          </w:tcPr>
+          <w:p>
+            <w:pPr>
+              <w:spacing w:after="40" w:before="0"/>
+              <w:jc w:val="left"/>
+            </w:pPr>
+            <w:r>
+              <w:rPr>
+                <w:rFonts w:ascii="Arial" w:cs="Arial" w:eastAsia="Arial" w:hAnsi="Arial"/>
+                <w:b/>
+                <w:bCs/>
+                <w:i w:val="false"/>
+                <w:iCs w:val="false"/>
+                <w:color w:val="000000"/>
+                <w:sz w:val="18"/>
+                <w:szCs w:val="18"/>
+              </w:rPr>
+              <w:t xml:space="preserve">Supporting Phenomena</w:t>
+            </w:r>
+          </w:p>
+        </w:tc>
+        <w:tc>
+          <w:tcPr>
+            <w:tcW w:type="dxa" w:w="10680"/>
+            <w:shd w:fill="FFFFFF" w:color="auto" w:val="clear"/>
+            <w:tcMar>
+              <w:top w:type="dxa" w:w="60"/>
+              <w:left w:type="dxa" w:w="120"/>
+              <w:bottom w:type="dxa" w:w="60"/>
+              <w:right w:type="dxa" w:w="120"/>
+            </w:tcMar>
+            <w:vAlign w:val="top"/>
+          </w:tcPr>
+          <w:p>
+            <w:pPr>
+              <w:spacing w:after="30" w:before="0"/>
+              <w:ind w:left="360" w:hanging="180"/>
+              <w:jc w:val="left"/>
+            </w:pPr>
+            <w:r>
+              <w:rPr>
+                <w:rFonts w:ascii="Arial" w:cs="Arial" w:eastAsia="Arial" w:hAnsi="Arial"/>
+                <w:b w:val="false"/>
+                <w:bCs w:val="false"/>
+                <w:i w:val="false"/>
+                <w:iCs w:val="false"/>
+                <w:color w:val="000000"/>
+                <w:sz w:val="18"/>
+                <w:szCs w:val="18"/>
+              </w:rPr>
+              <w:t xml:space="preserve">–  Rising Chapati Dough: a Nairobi street vendor's dough ball, left covered for 30 minutes after adding a pinch of instant yeast and sugar, visibly doubles in size and develops a slightly alcoholic smell — yet no air was pumped in. Where did the gas come from, and what process produced it?</w:t>
+            </w:r>
+          </w:p>
+          <w:p>
+            <w:pPr>
+              <w:spacing w:after="30" w:before="0"/>
+              <w:ind w:left="360" w:hanging="180"/>
+              <w:jc w:val="left"/>
+            </w:pPr>
+            <w:r>
+              <w:rPr>
+                <w:rFonts w:ascii="Arial" w:cs="Arial" w:eastAsia="Arial" w:hAnsi="Arial"/>
+                <w:b w:val="false"/>
+                <w:bCs w:val="false"/>
+                <w:i w:val="false"/>
+                <w:iCs w:val="false"/>
+                <w:color w:val="000000"/>
+                <w:sz w:val="18"/>
+                <w:szCs w:val="18"/>
+              </w:rPr>
+              <w:t xml:space="preserve">–  The Sprinter vs. the Marathon Runner: during the Nairobi Schools Athletics Championships, the 100 m sprinter crosses the finish line gasping and feeling a burning sensation in her thighs, while the 10 km runner breathes harder but steadily throughout. Why do their muscles respond so differently even though both are "running"?</w:t>
+            </w:r>
+          </w:p>
+          <w:p>
+            <w:pPr>
+              <w:spacing w:after="30" w:before="0"/>
+              <w:ind w:left="360" w:hanging="180"/>
+              <w:jc w:val="left"/>
+            </w:pPr>
+            <w:r>
+              <w:rPr>
+                <w:rFonts w:ascii="Arial" w:cs="Arial" w:eastAsia="Arial" w:hAnsi="Arial"/>
+                <w:b w:val="false"/>
+                <w:bCs w:val="false"/>
+                <w:i w:val="false"/>
+                <w:iCs w:val="false"/>
+                <w:color w:val="000000"/>
+                <w:sz w:val="18"/>
+                <w:szCs w:val="18"/>
+              </w:rPr>
+              <w:t xml:space="preserve">–  Biogas Digester at a Rift Valley Dairy Farm: a farmer near Nakuru feeds cow dung into a sealed underground tank and, two weeks later, has enough gas through the outlet pipe to cook three meals a day for his family. Nothing was burned — so where does the cooking gas come from, and what is happening inside the sealed tank?</w:t>
+            </w:r>
+          </w:p>
+          <w:p>
+            <w:pPr>
+              <w:spacing w:after="30" w:before="0"/>
+              <w:ind w:left="360" w:hanging="180"/>
+              <w:jc w:val="left"/>
+            </w:pPr>
+            <w:r>
+              <w:rPr>
+                <w:rFonts w:ascii="Arial" w:cs="Arial" w:eastAsia="Arial" w:hAnsi="Arial"/>
+                <w:b w:val="false"/>
+                <w:bCs w:val="false"/>
+                <w:i w:val="false"/>
+                <w:iCs w:val="false"/>
+                <w:color w:val="000000"/>
+                <w:sz w:val="18"/>
+                <w:szCs w:val="18"/>
+              </w:rPr>
+              <w:t xml:space="preserve">–  Fresh Milk vs. Mala (Fermented Milk): fresh milk left at room temperature in Mombasa's heat turns solid, smells sour, and separates into curds and whey within hours — but a dairy factory deliberately uses this same process to produce mala and yoghurt that people pay for. What organisms and chemical processes are responsible, and how is the outcome controlled?</w:t>
+            </w:r>
+          </w:p>
+        </w:tc>
+      </w:tr>
+    </w:tbl>
+    <w:p>
+      <w:pPr>
+        <w:spacing w:after="120"/>
+      </w:pPr>
+      <w:r>
+        <w:t xml:space="preserve"/>
       </w:r>
     </w:p>
     <w:p>
@@ -150,7 +2223,7 @@
         </w:rPr>
         <w:t xml:space="preserve">© 2026 SeaVuria and ARES. This work is licensed under a </w:t>
       </w:r>
-      <w:hyperlink w:history="1" r:id="rIdk4s7zktqehjg9mtssy7ue">
+      <w:hyperlink w:history="1" r:id="rIdkxf5k503nizl6mhjdbrhb">
         <w:r>
           <w:rPr>
             <w:rFonts w:ascii="Arial" w:cs="Arial" w:eastAsia="Arial" w:hAnsi="Arial"/>
@@ -170,7 +2243,7 @@
         </w:rPr>
         <w:t xml:space="preserve"> (</w:t>
       </w:r>
-      <w:hyperlink w:history="1" r:id="rIdrxunpvpgb6ub3oo_7lojs">
+      <w:hyperlink w:history="1" r:id="rIdacnmg68g33zx9hyftqt6h">
         <w:r>
           <w:rPr>
             <w:rFonts w:ascii="Arial" w:cs="Arial" w:eastAsia="Arial" w:hAnsi="Arial"/>
@@ -190,7 +2263,7 @@
         </w:rPr>
         <w:t xml:space="preserve">). To view a copy of this license, visit </w:t>
       </w:r>
-      <w:hyperlink w:history="1" r:id="rId_9kw0qbwasfpchualvfjv">
+      <w:hyperlink w:history="1" r:id="rIdfzulss9khae3hnfhkpocu">
         <w:r>
           <w:rPr>
             <w:rFonts w:ascii="Arial" w:cs="Arial" w:eastAsia="Arial" w:hAnsi="Arial"/>
@@ -209,2079 +2282,6 @@
           <w:szCs w:val="17"/>
         </w:rPr>
         <w:t xml:space="preserve">. You are free to copy, redistribute, and adapt this material in any medium or format, provided appropriate credit is given and the material is not used for commercial purposes. KICD learning outcomes and curriculum designations reproduced here for alignment purposes remain the property of KICD and are not covered by this license. Linked external resources (e.g. CK-12, Khan Academy, PhET) are subject to their own licenses.</w:t>
-      </w:r>
-    </w:p>
-    <w:p>
-      <w:pPr>
-        <w:spacing w:after="120"/>
-      </w:pPr>
-      <w:r>
-        <w:t xml:space="preserve"/>
-      </w:r>
-    </w:p>
-    <w:tbl>
-      <w:tblPr>
-        <w:tblW w:type="dxa" w:w="13680"/>
-        <w:tblBorders>
-          <w:top w:val="single" w:color="AAAAAA" w:sz="4"/>
-          <w:left w:val="single" w:color="AAAAAA" w:sz="4"/>
-          <w:bottom w:val="single" w:color="AAAAAA" w:sz="4"/>
-          <w:right w:val="single" w:color="AAAAAA" w:sz="4"/>
-          <w:insideH w:val="single" w:color="auto" w:sz="4"/>
-          <w:insideV w:val="single" w:color="auto" w:sz="4"/>
-        </w:tblBorders>
-        <w:tblLayout w:type="fixed"/>
-      </w:tblPr>
-      <w:tblGrid>
-        <w:gridCol w:w="3000"/>
-        <w:gridCol w:w="10680"/>
-      </w:tblGrid>
-      <w:tr>
-        <w:tc>
-          <w:tcPr>
-            <w:tcW w:type="dxa" w:w="13680"/>
-            <w:gridSpan w:val="2"/>
-            <w:shd w:fill="1F3864" w:color="auto" w:val="clear"/>
-            <w:tcMar>
-              <w:top w:type="dxa" w:w="60"/>
-              <w:left w:type="dxa" w:w="120"/>
-              <w:bottom w:type="dxa" w:w="60"/>
-              <w:right w:type="dxa" w:w="120"/>
-            </w:tcMar>
-            <w:vAlign w:val="top"/>
-          </w:tcPr>
-          <w:p>
-            <w:pPr>
-              <w:spacing w:after="40" w:before="0"/>
-              <w:jc w:val="center"/>
-            </w:pPr>
-            <w:r>
-              <w:rPr>
-                <w:rFonts w:ascii="Arial" w:cs="Arial" w:eastAsia="Arial" w:hAnsi="Arial"/>
-                <w:b/>
-                <w:bCs/>
-                <w:i w:val="false"/>
-                <w:iCs w:val="false"/>
-                <w:color w:val="FFFFFF"/>
-                <w:sz w:val="22"/>
-                <w:szCs w:val="22"/>
-              </w:rPr>
-              <w:t xml:space="preserve">SUB-STRAND OVERVIEW</w:t>
-            </w:r>
-          </w:p>
-        </w:tc>
-      </w:tr>
-      <w:tr>
-        <w:tc>
-          <w:tcPr>
-            <w:tcW w:type="dxa" w:w="3000"/>
-            <w:shd w:fill="D5E8F0" w:color="auto" w:val="clear"/>
-            <w:tcMar>
-              <w:top w:type="dxa" w:w="60"/>
-              <w:left w:type="dxa" w:w="120"/>
-              <w:bottom w:type="dxa" w:w="60"/>
-              <w:right w:type="dxa" w:w="120"/>
-            </w:tcMar>
-            <w:vAlign w:val="top"/>
-          </w:tcPr>
-          <w:p>
-            <w:pPr>
-              <w:spacing w:after="40" w:before="0"/>
-              <w:jc w:val="left"/>
-            </w:pPr>
-            <w:r>
-              <w:rPr>
-                <w:rFonts w:ascii="Arial" w:cs="Arial" w:eastAsia="Arial" w:hAnsi="Arial"/>
-                <w:b/>
-                <w:bCs/>
-                <w:i w:val="false"/>
-                <w:iCs w:val="false"/>
-                <w:color w:val="000000"/>
-                <w:sz w:val="18"/>
-                <w:szCs w:val="18"/>
-              </w:rPr>
-              <w:t xml:space="preserve">Grade Level</w:t>
-            </w:r>
-          </w:p>
-        </w:tc>
-        <w:tc>
-          <w:tcPr>
-            <w:tcW w:type="dxa" w:w="10680"/>
-            <w:shd w:fill="FFFFFF" w:color="auto" w:val="clear"/>
-            <w:tcMar>
-              <w:top w:type="dxa" w:w="60"/>
-              <w:left w:type="dxa" w:w="120"/>
-              <w:bottom w:type="dxa" w:w="60"/>
-              <w:right w:type="dxa" w:w="120"/>
-            </w:tcMar>
-            <w:vAlign w:val="top"/>
-          </w:tcPr>
-          <w:p>
-            <w:pPr>
-              <w:spacing w:after="40" w:before="0"/>
-              <w:jc w:val="left"/>
-            </w:pPr>
-            <w:r>
-              <w:rPr>
-                <w:rFonts w:ascii="Arial" w:cs="Arial" w:eastAsia="Arial" w:hAnsi="Arial"/>
-                <w:b w:val="false"/>
-                <w:bCs w:val="false"/>
-                <w:i w:val="false"/>
-                <w:iCs w:val="false"/>
-                <w:color w:val="000000"/>
-                <w:sz w:val="18"/>
-                <w:szCs w:val="18"/>
-              </w:rPr>
-              <w:t xml:space="preserve">10</w:t>
-            </w:r>
-          </w:p>
-        </w:tc>
-      </w:tr>
-      <w:tr>
-        <w:tc>
-          <w:tcPr>
-            <w:tcW w:type="dxa" w:w="3000"/>
-            <w:shd w:fill="D5E8F0" w:color="auto" w:val="clear"/>
-            <w:tcMar>
-              <w:top w:type="dxa" w:w="60"/>
-              <w:left w:type="dxa" w:w="120"/>
-              <w:bottom w:type="dxa" w:w="60"/>
-              <w:right w:type="dxa" w:w="120"/>
-            </w:tcMar>
-            <w:vAlign w:val="top"/>
-          </w:tcPr>
-          <w:p>
-            <w:pPr>
-              <w:spacing w:after="40" w:before="0"/>
-              <w:jc w:val="left"/>
-            </w:pPr>
-            <w:r>
-              <w:rPr>
-                <w:rFonts w:ascii="Arial" w:cs="Arial" w:eastAsia="Arial" w:hAnsi="Arial"/>
-                <w:b/>
-                <w:bCs/>
-                <w:i w:val="false"/>
-                <w:iCs w:val="false"/>
-                <w:color w:val="000000"/>
-                <w:sz w:val="18"/>
-                <w:szCs w:val="18"/>
-              </w:rPr>
-              <w:t xml:space="preserve">Subject</w:t>
-            </w:r>
-          </w:p>
-        </w:tc>
-        <w:tc>
-          <w:tcPr>
-            <w:tcW w:type="dxa" w:w="10680"/>
-            <w:shd w:fill="FFFFFF" w:color="auto" w:val="clear"/>
-            <w:tcMar>
-              <w:top w:type="dxa" w:w="60"/>
-              <w:left w:type="dxa" w:w="120"/>
-              <w:bottom w:type="dxa" w:w="60"/>
-              <w:right w:type="dxa" w:w="120"/>
-            </w:tcMar>
-            <w:vAlign w:val="top"/>
-          </w:tcPr>
-          <w:p>
-            <w:pPr>
-              <w:spacing w:after="40" w:before="0"/>
-              <w:jc w:val="left"/>
-            </w:pPr>
-            <w:r>
-              <w:rPr>
-                <w:rFonts w:ascii="Arial" w:cs="Arial" w:eastAsia="Arial" w:hAnsi="Arial"/>
-                <w:b w:val="false"/>
-                <w:bCs w:val="false"/>
-                <w:i w:val="false"/>
-                <w:iCs w:val="false"/>
-                <w:color w:val="000000"/>
-                <w:sz w:val="18"/>
-                <w:szCs w:val="18"/>
-              </w:rPr>
-              <w:t xml:space="preserve">General Science</w:t>
-            </w:r>
-          </w:p>
-        </w:tc>
-      </w:tr>
-      <w:tr>
-        <w:tc>
-          <w:tcPr>
-            <w:tcW w:type="dxa" w:w="3000"/>
-            <w:shd w:fill="D5E8F0" w:color="auto" w:val="clear"/>
-            <w:tcMar>
-              <w:top w:type="dxa" w:w="60"/>
-              <w:left w:type="dxa" w:w="120"/>
-              <w:bottom w:type="dxa" w:w="60"/>
-              <w:right w:type="dxa" w:w="120"/>
-            </w:tcMar>
-            <w:vAlign w:val="top"/>
-          </w:tcPr>
-          <w:p>
-            <w:pPr>
-              <w:spacing w:after="40" w:before="0"/>
-              <w:jc w:val="left"/>
-            </w:pPr>
-            <w:r>
-              <w:rPr>
-                <w:rFonts w:ascii="Arial" w:cs="Arial" w:eastAsia="Arial" w:hAnsi="Arial"/>
-                <w:b/>
-                <w:bCs/>
-                <w:i w:val="false"/>
-                <w:iCs w:val="false"/>
-                <w:color w:val="000000"/>
-                <w:sz w:val="18"/>
-                <w:szCs w:val="18"/>
-              </w:rPr>
-              <w:t xml:space="preserve">Strand</w:t>
-            </w:r>
-          </w:p>
-        </w:tc>
-        <w:tc>
-          <w:tcPr>
-            <w:tcW w:type="dxa" w:w="10680"/>
-            <w:shd w:fill="FFFFFF" w:color="auto" w:val="clear"/>
-            <w:tcMar>
-              <w:top w:type="dxa" w:w="60"/>
-              <w:left w:type="dxa" w:w="120"/>
-              <w:bottom w:type="dxa" w:w="60"/>
-              <w:right w:type="dxa" w:w="120"/>
-            </w:tcMar>
-            <w:vAlign w:val="top"/>
-          </w:tcPr>
-          <w:p>
-            <w:pPr>
-              <w:spacing w:after="40" w:before="0"/>
-              <w:jc w:val="left"/>
-            </w:pPr>
-            <w:r>
-              <w:rPr>
-                <w:rFonts w:ascii="Arial" w:cs="Arial" w:eastAsia="Arial" w:hAnsi="Arial"/>
-                <w:b w:val="false"/>
-                <w:bCs w:val="false"/>
-                <w:i w:val="false"/>
-                <w:iCs w:val="false"/>
-                <w:color w:val="000000"/>
-                <w:sz w:val="18"/>
-                <w:szCs w:val="18"/>
-              </w:rPr>
-              <w:t xml:space="preserve">Strand 1.0: Life Science</w:t>
-            </w:r>
-          </w:p>
-        </w:tc>
-      </w:tr>
-      <w:tr>
-        <w:tc>
-          <w:tcPr>
-            <w:tcW w:type="dxa" w:w="3000"/>
-            <w:shd w:fill="D5E8F0" w:color="auto" w:val="clear"/>
-            <w:tcMar>
-              <w:top w:type="dxa" w:w="60"/>
-              <w:left w:type="dxa" w:w="120"/>
-              <w:bottom w:type="dxa" w:w="60"/>
-              <w:right w:type="dxa" w:w="120"/>
-            </w:tcMar>
-            <w:vAlign w:val="top"/>
-          </w:tcPr>
-          <w:p>
-            <w:pPr>
-              <w:spacing w:after="40" w:before="0"/>
-              <w:jc w:val="left"/>
-            </w:pPr>
-            <w:r>
-              <w:rPr>
-                <w:rFonts w:ascii="Arial" w:cs="Arial" w:eastAsia="Arial" w:hAnsi="Arial"/>
-                <w:b/>
-                <w:bCs/>
-                <w:i w:val="false"/>
-                <w:iCs w:val="false"/>
-                <w:color w:val="000000"/>
-                <w:sz w:val="18"/>
-                <w:szCs w:val="18"/>
-              </w:rPr>
-              <w:t xml:space="preserve">Sub-Strand</w:t>
-            </w:r>
-          </w:p>
-        </w:tc>
-        <w:tc>
-          <w:tcPr>
-            <w:tcW w:type="dxa" w:w="10680"/>
-            <w:shd w:fill="FFFFFF" w:color="auto" w:val="clear"/>
-            <w:tcMar>
-              <w:top w:type="dxa" w:w="60"/>
-              <w:left w:type="dxa" w:w="120"/>
-              <w:bottom w:type="dxa" w:w="60"/>
-              <w:right w:type="dxa" w:w="120"/>
-            </w:tcMar>
-            <w:vAlign w:val="top"/>
-          </w:tcPr>
-          <w:p>
-            <w:pPr>
-              <w:spacing w:after="40" w:before="0"/>
-              <w:jc w:val="left"/>
-            </w:pPr>
-            <w:r>
-              <w:rPr>
-                <w:rFonts w:ascii="Arial" w:cs="Arial" w:eastAsia="Arial" w:hAnsi="Arial"/>
-                <w:b w:val="false"/>
-                <w:bCs w:val="false"/>
-                <w:i w:val="false"/>
-                <w:iCs w:val="false"/>
-                <w:color w:val="000000"/>
-                <w:sz w:val="18"/>
-                <w:szCs w:val="18"/>
-              </w:rPr>
-              <w:t xml:space="preserve">Sub-Strand 1.5: Respiration</w:t>
-            </w:r>
-          </w:p>
-        </w:tc>
-      </w:tr>
-      <w:tr>
-        <w:tc>
-          <w:tcPr>
-            <w:tcW w:type="dxa" w:w="3000"/>
-            <w:shd w:fill="D5E8F0" w:color="auto" w:val="clear"/>
-            <w:tcMar>
-              <w:top w:type="dxa" w:w="60"/>
-              <w:left w:type="dxa" w:w="120"/>
-              <w:bottom w:type="dxa" w:w="60"/>
-              <w:right w:type="dxa" w:w="120"/>
-            </w:tcMar>
-            <w:vAlign w:val="top"/>
-          </w:tcPr>
-          <w:p>
-            <w:pPr>
-              <w:spacing w:after="40" w:before="0"/>
-              <w:jc w:val="left"/>
-            </w:pPr>
-            <w:r>
-              <w:rPr>
-                <w:rFonts w:ascii="Arial" w:cs="Arial" w:eastAsia="Arial" w:hAnsi="Arial"/>
-                <w:b/>
-                <w:bCs/>
-                <w:i w:val="false"/>
-                <w:iCs w:val="false"/>
-                <w:color w:val="000000"/>
-                <w:sz w:val="18"/>
-                <w:szCs w:val="18"/>
-              </w:rPr>
-              <w:t xml:space="preserve">Total Duration</w:t>
-            </w:r>
-          </w:p>
-        </w:tc>
-        <w:tc>
-          <w:tcPr>
-            <w:tcW w:type="dxa" w:w="10680"/>
-            <w:shd w:fill="FFFFFF" w:color="auto" w:val="clear"/>
-            <w:tcMar>
-              <w:top w:type="dxa" w:w="60"/>
-              <w:left w:type="dxa" w:w="120"/>
-              <w:bottom w:type="dxa" w:w="60"/>
-              <w:right w:type="dxa" w:w="120"/>
-            </w:tcMar>
-            <w:vAlign w:val="top"/>
-          </w:tcPr>
-          <w:p>
-            <w:pPr>
-              <w:spacing w:after="40" w:before="0"/>
-              <w:jc w:val="left"/>
-            </w:pPr>
-            <w:r>
-              <w:rPr>
-                <w:rFonts w:ascii="Arial" w:cs="Arial" w:eastAsia="Arial" w:hAnsi="Arial"/>
-                <w:b w:val="false"/>
-                <w:bCs w:val="false"/>
-                <w:i w:val="false"/>
-                <w:iCs w:val="false"/>
-                <w:color w:val="000000"/>
-                <w:sz w:val="18"/>
-                <w:szCs w:val="18"/>
-              </w:rPr>
-              <w:t xml:space="preserve">8 lessons × 40 minutes = 320 minutes total</w:t>
-            </w:r>
-          </w:p>
-        </w:tc>
-      </w:tr>
-      <w:tr>
-        <w:tc>
-          <w:tcPr>
-            <w:tcW w:type="dxa" w:w="3000"/>
-            <w:shd w:fill="D5E8F0" w:color="auto" w:val="clear"/>
-            <w:tcMar>
-              <w:top w:type="dxa" w:w="60"/>
-              <w:left w:type="dxa" w:w="120"/>
-              <w:bottom w:type="dxa" w:w="60"/>
-              <w:right w:type="dxa" w:w="120"/>
-            </w:tcMar>
-            <w:vAlign w:val="top"/>
-          </w:tcPr>
-          <w:p>
-            <w:pPr>
-              <w:spacing w:after="40" w:before="0"/>
-              <w:jc w:val="left"/>
-            </w:pPr>
-            <w:r>
-              <w:rPr>
-                <w:rFonts w:ascii="Arial" w:cs="Arial" w:eastAsia="Arial" w:hAnsi="Arial"/>
-                <w:b/>
-                <w:bCs/>
-                <w:i w:val="false"/>
-                <w:iCs w:val="false"/>
-                <w:color w:val="000000"/>
-                <w:sz w:val="18"/>
-                <w:szCs w:val="18"/>
-              </w:rPr>
-              <w:t xml:space="preserve">Sub-Strand Content</w:t>
-            </w:r>
-          </w:p>
-        </w:tc>
-        <w:tc>
-          <w:tcPr>
-            <w:tcW w:type="dxa" w:w="10680"/>
-            <w:shd w:fill="FFFFFF" w:color="auto" w:val="clear"/>
-            <w:tcMar>
-              <w:top w:type="dxa" w:w="60"/>
-              <w:left w:type="dxa" w:w="120"/>
-              <w:bottom w:type="dxa" w:w="60"/>
-              <w:right w:type="dxa" w:w="120"/>
-            </w:tcMar>
-            <w:vAlign w:val="top"/>
-          </w:tcPr>
-          <w:p>
-            <w:pPr>
-              <w:spacing w:after="30" w:before="0"/>
-              <w:ind w:left="360" w:hanging="180"/>
-              <w:jc w:val="left"/>
-            </w:pPr>
-            <w:r>
-              <w:rPr>
-                <w:rFonts w:ascii="Arial" w:cs="Arial" w:eastAsia="Arial" w:hAnsi="Arial"/>
-                <w:b w:val="false"/>
-                <w:bCs w:val="false"/>
-                <w:i w:val="false"/>
-                <w:iCs w:val="false"/>
-                <w:color w:val="000000"/>
-                <w:sz w:val="18"/>
-                <w:szCs w:val="18"/>
-              </w:rPr>
-              <w:t xml:space="preserve">–  Aerobic and anaerobic respiration in living things</w:t>
-            </w:r>
-          </w:p>
-          <w:p>
-            <w:pPr>
-              <w:spacing w:after="30" w:before="0"/>
-              <w:ind w:left="360" w:hanging="180"/>
-              <w:jc w:val="left"/>
-            </w:pPr>
-            <w:r>
-              <w:rPr>
-                <w:rFonts w:ascii="Arial" w:cs="Arial" w:eastAsia="Arial" w:hAnsi="Arial"/>
-                <w:b w:val="false"/>
-                <w:bCs w:val="false"/>
-                <w:i w:val="false"/>
-                <w:iCs w:val="false"/>
-                <w:color w:val="000000"/>
-                <w:sz w:val="18"/>
-                <w:szCs w:val="18"/>
-              </w:rPr>
-              <w:t xml:space="preserve">–  Respiratory substrates and respiratory quotient (RQ)</w:t>
-            </w:r>
-          </w:p>
-          <w:p>
-            <w:pPr>
-              <w:spacing w:after="30" w:before="0"/>
-              <w:ind w:left="360" w:hanging="180"/>
-              <w:jc w:val="left"/>
-            </w:pPr>
-            <w:r>
-              <w:rPr>
-                <w:rFonts w:ascii="Arial" w:cs="Arial" w:eastAsia="Arial" w:hAnsi="Arial"/>
-                <w:b w:val="false"/>
-                <w:bCs w:val="false"/>
-                <w:i w:val="false"/>
-                <w:iCs w:val="false"/>
-                <w:color w:val="000000"/>
-                <w:sz w:val="18"/>
-                <w:szCs w:val="18"/>
-              </w:rPr>
-              <w:t xml:space="preserve">–  Factors affecting respiration in living things</w:t>
-            </w:r>
-          </w:p>
-          <w:p>
-            <w:pPr>
-              <w:spacing w:after="30" w:before="0"/>
-              <w:ind w:left="360" w:hanging="180"/>
-              <w:jc w:val="left"/>
-            </w:pPr>
-            <w:r>
-              <w:rPr>
-                <w:rFonts w:ascii="Arial" w:cs="Arial" w:eastAsia="Arial" w:hAnsi="Arial"/>
-                <w:b w:val="false"/>
-                <w:bCs w:val="false"/>
-                <w:i w:val="false"/>
-                <w:iCs w:val="false"/>
-                <w:color w:val="000000"/>
-                <w:sz w:val="18"/>
-                <w:szCs w:val="18"/>
-              </w:rPr>
-              <w:t xml:space="preserve">–  Economic importance of anaerobic respiration at home and in industry</w:t>
-            </w:r>
-          </w:p>
-          <w:p>
-            <w:pPr>
-              <w:spacing w:after="30" w:before="0"/>
-              <w:ind w:left="360" w:hanging="180"/>
-              <w:jc w:val="left"/>
-            </w:pPr>
-            <w:r>
-              <w:rPr>
-                <w:rFonts w:ascii="Arial" w:cs="Arial" w:eastAsia="Arial" w:hAnsi="Arial"/>
-                <w:b w:val="false"/>
-                <w:bCs w:val="false"/>
-                <w:i w:val="false"/>
-                <w:iCs w:val="false"/>
-                <w:color w:val="000000"/>
-                <w:sz w:val="18"/>
-                <w:szCs w:val="18"/>
-              </w:rPr>
-              <w:t xml:space="preserve">–  Fermentation investigations using yeast cells</w:t>
-            </w:r>
-          </w:p>
-          <w:p>
-            <w:pPr>
-              <w:spacing w:after="30" w:before="0"/>
-              <w:ind w:left="360" w:hanging="180"/>
-              <w:jc w:val="left"/>
-            </w:pPr>
-            <w:r>
-              <w:rPr>
-                <w:rFonts w:ascii="Arial" w:cs="Arial" w:eastAsia="Arial" w:hAnsi="Arial"/>
-                <w:b w:val="false"/>
-                <w:bCs w:val="false"/>
-                <w:i w:val="false"/>
-                <w:iCs w:val="false"/>
-                <w:color w:val="000000"/>
-                <w:sz w:val="18"/>
-                <w:szCs w:val="18"/>
-              </w:rPr>
-              <w:t xml:space="preserve">–  Properties of fermented products (acidity)</w:t>
-            </w:r>
-          </w:p>
-          <w:p>
-            <w:pPr>
-              <w:spacing w:after="30" w:before="0"/>
-              <w:ind w:left="360" w:hanging="180"/>
-              <w:jc w:val="left"/>
-            </w:pPr>
-            <w:r>
-              <w:rPr>
-                <w:rFonts w:ascii="Arial" w:cs="Arial" w:eastAsia="Arial" w:hAnsi="Arial"/>
-                <w:b w:val="false"/>
-                <w:bCs w:val="false"/>
-                <w:i w:val="false"/>
-                <w:iCs w:val="false"/>
-                <w:color w:val="000000"/>
-                <w:sz w:val="18"/>
-                <w:szCs w:val="18"/>
-              </w:rPr>
-              <w:t xml:space="preserve">–  Project: value-addition products using anaerobic respiration (yoghurt, uji/porridge, biogas)</w:t>
-            </w:r>
-          </w:p>
-        </w:tc>
-      </w:tr>
-      <w:tr>
-        <w:tc>
-          <w:tcPr>
-            <w:tcW w:type="dxa" w:w="3000"/>
-            <w:shd w:fill="D5E8F0" w:color="auto" w:val="clear"/>
-            <w:tcMar>
-              <w:top w:type="dxa" w:w="60"/>
-              <w:left w:type="dxa" w:w="120"/>
-              <w:bottom w:type="dxa" w:w="60"/>
-              <w:right w:type="dxa" w:w="120"/>
-            </w:tcMar>
-            <w:vAlign w:val="top"/>
-          </w:tcPr>
-          <w:p>
-            <w:pPr>
-              <w:spacing w:after="40" w:before="0"/>
-              <w:jc w:val="left"/>
-            </w:pPr>
-            <w:r>
-              <w:rPr>
-                <w:rFonts w:ascii="Arial" w:cs="Arial" w:eastAsia="Arial" w:hAnsi="Arial"/>
-                <w:b/>
-                <w:bCs/>
-                <w:i w:val="false"/>
-                <w:iCs w:val="false"/>
-                <w:color w:val="000000"/>
-                <w:sz w:val="18"/>
-                <w:szCs w:val="18"/>
-              </w:rPr>
-              <w:t xml:space="preserve">Learning Outcomes</w:t>
-            </w:r>
-          </w:p>
-        </w:tc>
-        <w:tc>
-          <w:tcPr>
-            <w:tcW w:type="dxa" w:w="10680"/>
-            <w:shd w:fill="FFFFFF" w:color="auto" w:val="clear"/>
-            <w:tcMar>
-              <w:top w:type="dxa" w:w="60"/>
-              <w:left w:type="dxa" w:w="120"/>
-              <w:bottom w:type="dxa" w:w="60"/>
-              <w:right w:type="dxa" w:w="120"/>
-            </w:tcMar>
-            <w:vAlign w:val="top"/>
-          </w:tcPr>
-          <w:p>
-            <w:pPr>
-              <w:spacing w:after="40" w:before="0"/>
-              <w:jc w:val="left"/>
-            </w:pPr>
-            <w:r>
-              <w:rPr>
-                <w:rFonts w:ascii="Arial" w:cs="Arial" w:eastAsia="Arial" w:hAnsi="Arial"/>
-                <w:b w:val="false"/>
-                <w:bCs w:val="false"/>
-                <w:i w:val="false"/>
-                <w:iCs w:val="false"/>
-                <w:color w:val="000000"/>
-                <w:sz w:val="18"/>
-                <w:szCs w:val="18"/>
-              </w:rPr>
-              <w:t xml:space="preserve">By the end of the sub-strand, the learner should be able to:</w:t>
-            </w:r>
-          </w:p>
-          <w:p>
-            <w:pPr>
-              <w:spacing w:after="40" w:before="0"/>
-              <w:jc w:val="left"/>
-            </w:pPr>
-            <w:r>
-              <w:rPr>
-                <w:rFonts w:ascii="Arial" w:cs="Arial" w:eastAsia="Arial" w:hAnsi="Arial"/>
-                <w:b w:val="false"/>
-                <w:bCs w:val="false"/>
-                <w:i w:val="false"/>
-                <w:iCs w:val="false"/>
-                <w:color w:val="000000"/>
-                <w:sz w:val="18"/>
-                <w:szCs w:val="18"/>
-              </w:rPr>
-              <w:t xml:space="preserve">a) explain the meaning of respiration in living things,</w:t>
-            </w:r>
-          </w:p>
-          <w:p>
-            <w:pPr>
-              <w:spacing w:after="40" w:before="0"/>
-              <w:jc w:val="left"/>
-            </w:pPr>
-            <w:r>
-              <w:rPr>
-                <w:rFonts w:ascii="Arial" w:cs="Arial" w:eastAsia="Arial" w:hAnsi="Arial"/>
-                <w:b w:val="false"/>
-                <w:bCs w:val="false"/>
-                <w:i w:val="false"/>
-                <w:iCs w:val="false"/>
-                <w:color w:val="000000"/>
-                <w:sz w:val="18"/>
-                <w:szCs w:val="18"/>
-              </w:rPr>
-              <w:t xml:space="preserve">b) describe aerobic and anaerobic respiration in living things,</w:t>
-            </w:r>
-          </w:p>
-          <w:p>
-            <w:pPr>
-              <w:spacing w:after="40" w:before="0"/>
-              <w:jc w:val="left"/>
-            </w:pPr>
-            <w:r>
-              <w:rPr>
-                <w:rFonts w:ascii="Arial" w:cs="Arial" w:eastAsia="Arial" w:hAnsi="Arial"/>
-                <w:b w:val="false"/>
-                <w:bCs w:val="false"/>
-                <w:i w:val="false"/>
-                <w:iCs w:val="false"/>
-                <w:color w:val="000000"/>
-                <w:sz w:val="18"/>
-                <w:szCs w:val="18"/>
-              </w:rPr>
-              <w:t xml:space="preserve">c) relate the respiratory quotient to the type of substrate and type of respiration in living things,</w:t>
-            </w:r>
-          </w:p>
-          <w:p>
-            <w:pPr>
-              <w:spacing w:after="40" w:before="0"/>
-              <w:jc w:val="left"/>
-            </w:pPr>
-            <w:r>
-              <w:rPr>
-                <w:rFonts w:ascii="Arial" w:cs="Arial" w:eastAsia="Arial" w:hAnsi="Arial"/>
-                <w:b w:val="false"/>
-                <w:bCs w:val="false"/>
-                <w:i w:val="false"/>
-                <w:iCs w:val="false"/>
-                <w:color w:val="000000"/>
-                <w:sz w:val="18"/>
-                <w:szCs w:val="18"/>
-              </w:rPr>
-              <w:t xml:space="preserve">d) explain factors affecting respiration in living things,</w:t>
-            </w:r>
-          </w:p>
-          <w:p>
-            <w:pPr>
-              <w:spacing w:after="40" w:before="0"/>
-              <w:jc w:val="left"/>
-            </w:pPr>
-            <w:r>
-              <w:rPr>
-                <w:rFonts w:ascii="Arial" w:cs="Arial" w:eastAsia="Arial" w:hAnsi="Arial"/>
-                <w:b w:val="false"/>
-                <w:bCs w:val="false"/>
-                <w:i w:val="false"/>
-                <w:iCs w:val="false"/>
-                <w:color w:val="000000"/>
-                <w:sz w:val="18"/>
-                <w:szCs w:val="18"/>
-              </w:rPr>
-              <w:t xml:space="preserve">e) describe economic importance of anaerobic respiration at home and in industry,</w:t>
-            </w:r>
-          </w:p>
-          <w:p>
-            <w:pPr>
-              <w:spacing w:after="40" w:before="0"/>
-              <w:jc w:val="left"/>
-            </w:pPr>
-            <w:r>
-              <w:rPr>
-                <w:rFonts w:ascii="Arial" w:cs="Arial" w:eastAsia="Arial" w:hAnsi="Arial"/>
-                <w:b w:val="false"/>
-                <w:bCs w:val="false"/>
-                <w:i w:val="false"/>
-                <w:iCs w:val="false"/>
-                <w:color w:val="000000"/>
-                <w:sz w:val="18"/>
-                <w:szCs w:val="18"/>
-              </w:rPr>
-              <w:t xml:space="preserve">f) appreciate the significance of respiration in living things.</w:t>
-            </w:r>
-          </w:p>
-        </w:tc>
-      </w:tr>
-      <w:tr>
-        <w:tc>
-          <w:tcPr>
-            <w:tcW w:type="dxa" w:w="3000"/>
-            <w:shd w:fill="D5E8F0" w:color="auto" w:val="clear"/>
-            <w:tcMar>
-              <w:top w:type="dxa" w:w="60"/>
-              <w:left w:type="dxa" w:w="120"/>
-              <w:bottom w:type="dxa" w:w="60"/>
-              <w:right w:type="dxa" w:w="120"/>
-            </w:tcMar>
-            <w:vAlign w:val="top"/>
-          </w:tcPr>
-          <w:p>
-            <w:pPr>
-              <w:spacing w:after="40" w:before="0"/>
-              <w:jc w:val="left"/>
-            </w:pPr>
-            <w:r>
-              <w:rPr>
-                <w:rFonts w:ascii="Arial" w:cs="Arial" w:eastAsia="Arial" w:hAnsi="Arial"/>
-                <w:b/>
-                <w:bCs/>
-                <w:i w:val="false"/>
-                <w:iCs w:val="false"/>
-                <w:color w:val="000000"/>
-                <w:sz w:val="18"/>
-                <w:szCs w:val="18"/>
-              </w:rPr>
-              <w:t xml:space="preserve">Core Competencies</w:t>
-            </w:r>
-          </w:p>
-        </w:tc>
-        <w:tc>
-          <w:tcPr>
-            <w:tcW w:type="dxa" w:w="10680"/>
-            <w:shd w:fill="FFFFFF" w:color="auto" w:val="clear"/>
-            <w:tcMar>
-              <w:top w:type="dxa" w:w="60"/>
-              <w:left w:type="dxa" w:w="120"/>
-              <w:bottom w:type="dxa" w:w="60"/>
-              <w:right w:type="dxa" w:w="120"/>
-            </w:tcMar>
-            <w:vAlign w:val="top"/>
-          </w:tcPr>
-          <w:p>
-            <w:pPr>
-              <w:spacing w:after="30" w:before="0"/>
-              <w:ind w:left="360" w:hanging="180"/>
-              <w:jc w:val="left"/>
-            </w:pPr>
-            <w:r>
-              <w:rPr>
-                <w:rFonts w:ascii="Arial" w:cs="Arial" w:eastAsia="Arial" w:hAnsi="Arial"/>
-                <w:b w:val="false"/>
-                <w:bCs w:val="false"/>
-                <w:i w:val="false"/>
-                <w:iCs w:val="false"/>
-                <w:color w:val="000000"/>
-                <w:sz w:val="18"/>
-                <w:szCs w:val="18"/>
-              </w:rPr>
-              <w:t xml:space="preserve">–  Communication and Collaboration: as the learner discusses with peers the factors affecting energy requirements in human beings, presents findings on aerobic and anaerobic respiration in plenary, and collaborates on fermentation investigations and value-addition projects.</w:t>
-            </w:r>
-          </w:p>
-          <w:p>
-            <w:pPr>
-              <w:spacing w:after="30" w:before="0"/>
-              <w:ind w:left="360" w:hanging="180"/>
-              <w:jc w:val="left"/>
-            </w:pPr>
-            <w:r>
-              <w:rPr>
-                <w:rFonts w:ascii="Arial" w:cs="Arial" w:eastAsia="Arial" w:hAnsi="Arial"/>
-                <w:b w:val="false"/>
-                <w:bCs w:val="false"/>
-                <w:i w:val="false"/>
-                <w:iCs w:val="false"/>
-                <w:color w:val="000000"/>
-                <w:sz w:val="18"/>
-                <w:szCs w:val="18"/>
-              </w:rPr>
-              <w:t xml:space="preserve">–  Learning to Learn: as the learner carries out activities to investigate anaerobic respiration in living organisms (fermentation using yeast cells), reflects on experimental results, and adjusts approaches based on evidence gathered.</w:t>
-            </w:r>
-          </w:p>
-        </w:tc>
-      </w:tr>
-      <w:tr>
-        <w:tc>
-          <w:tcPr>
-            <w:tcW w:type="dxa" w:w="3000"/>
-            <w:shd w:fill="E2EFDA" w:color="auto" w:val="clear"/>
-            <w:tcMar>
-              <w:top w:type="dxa" w:w="60"/>
-              <w:left w:type="dxa" w:w="120"/>
-              <w:bottom w:type="dxa" w:w="60"/>
-              <w:right w:type="dxa" w:w="120"/>
-            </w:tcMar>
-            <w:vAlign w:val="top"/>
-          </w:tcPr>
-          <w:p>
-            <w:pPr>
-              <w:spacing w:after="40" w:before="0"/>
-              <w:jc w:val="left"/>
-            </w:pPr>
-            <w:r>
-              <w:rPr>
-                <w:rFonts w:ascii="Arial" w:cs="Arial" w:eastAsia="Arial" w:hAnsi="Arial"/>
-                <w:b/>
-                <w:bCs/>
-                <w:i w:val="false"/>
-                <w:iCs w:val="false"/>
-                <w:color w:val="000000"/>
-                <w:sz w:val="18"/>
-                <w:szCs w:val="18"/>
-              </w:rPr>
-              <w:t xml:space="preserve">Core Values</w:t>
-            </w:r>
-          </w:p>
-        </w:tc>
-        <w:tc>
-          <w:tcPr>
-            <w:tcW w:type="dxa" w:w="10680"/>
-            <w:shd w:fill="FFFFFF" w:color="auto" w:val="clear"/>
-            <w:tcMar>
-              <w:top w:type="dxa" w:w="60"/>
-              <w:left w:type="dxa" w:w="120"/>
-              <w:bottom w:type="dxa" w:w="60"/>
-              <w:right w:type="dxa" w:w="120"/>
-            </w:tcMar>
-            <w:vAlign w:val="top"/>
-          </w:tcPr>
-          <w:p>
-            <w:pPr>
-              <w:spacing w:after="30" w:before="0"/>
-              <w:ind w:left="360" w:hanging="180"/>
-              <w:jc w:val="left"/>
-            </w:pPr>
-            <w:r>
-              <w:rPr>
-                <w:rFonts w:ascii="Arial" w:cs="Arial" w:eastAsia="Arial" w:hAnsi="Arial"/>
-                <w:b w:val="false"/>
-                <w:bCs w:val="false"/>
-                <w:i w:val="false"/>
-                <w:iCs w:val="false"/>
-                <w:color w:val="000000"/>
-                <w:sz w:val="18"/>
-                <w:szCs w:val="18"/>
-              </w:rPr>
-              <w:t xml:space="preserve">–  Integrity: as the learner observes ethical behaviour when working on a project of value addition of food products (such as yoghurt and uji/porridge) that utilises the concept of anaerobic respiration, accurately recording results without falsification.</w:t>
-            </w:r>
-          </w:p>
-          <w:p>
-            <w:pPr>
-              <w:spacing w:after="30" w:before="0"/>
-              <w:ind w:left="360" w:hanging="180"/>
-              <w:jc w:val="left"/>
-            </w:pPr>
-            <w:r>
-              <w:rPr>
-                <w:rFonts w:ascii="Arial" w:cs="Arial" w:eastAsia="Arial" w:hAnsi="Arial"/>
-                <w:b w:val="false"/>
-                <w:bCs w:val="false"/>
-                <w:i w:val="false"/>
-                <w:iCs w:val="false"/>
-                <w:color w:val="000000"/>
-                <w:sz w:val="18"/>
-                <w:szCs w:val="18"/>
-              </w:rPr>
-              <w:t xml:space="preserve">–  Peace: as the learner works harmoniously with others in carrying out a project that utilises the concept of anaerobic respiration such as making of yoghurt, porridge, biogas, respecting group roles and others' contributions.</w:t>
-            </w:r>
-          </w:p>
-        </w:tc>
-      </w:tr>
-      <w:tr>
-        <w:tc>
-          <w:tcPr>
-            <w:tcW w:type="dxa" w:w="3000"/>
-            <w:shd w:fill="D5E8F0" w:color="auto" w:val="clear"/>
-            <w:tcMar>
-              <w:top w:type="dxa" w:w="60"/>
-              <w:left w:type="dxa" w:w="120"/>
-              <w:bottom w:type="dxa" w:w="60"/>
-              <w:right w:type="dxa" w:w="120"/>
-            </w:tcMar>
-            <w:vAlign w:val="top"/>
-          </w:tcPr>
-          <w:p>
-            <w:pPr>
-              <w:spacing w:after="40" w:before="0"/>
-              <w:jc w:val="left"/>
-            </w:pPr>
-            <w:r>
-              <w:rPr>
-                <w:rFonts w:ascii="Arial" w:cs="Arial" w:eastAsia="Arial" w:hAnsi="Arial"/>
-                <w:b/>
-                <w:bCs/>
-                <w:i w:val="false"/>
-                <w:iCs w:val="false"/>
-                <w:color w:val="000000"/>
-                <w:sz w:val="18"/>
-                <w:szCs w:val="18"/>
-              </w:rPr>
-              <w:t xml:space="preserve">Science &amp; Engineering Practices</w:t>
-            </w:r>
-          </w:p>
-        </w:tc>
-        <w:tc>
-          <w:tcPr>
-            <w:tcW w:type="dxa" w:w="10680"/>
-            <w:shd w:fill="FFFFFF" w:color="auto" w:val="clear"/>
-            <w:tcMar>
-              <w:top w:type="dxa" w:w="60"/>
-              <w:left w:type="dxa" w:w="120"/>
-              <w:bottom w:type="dxa" w:w="60"/>
-              <w:right w:type="dxa" w:w="120"/>
-            </w:tcMar>
-            <w:vAlign w:val="top"/>
-          </w:tcPr>
-          <w:p>
-            <w:pPr>
-              <w:spacing w:after="30" w:before="0"/>
-              <w:ind w:left="360" w:hanging="180"/>
-              <w:jc w:val="left"/>
-            </w:pPr>
-            <w:r>
-              <w:rPr>
-                <w:rFonts w:ascii="Arial" w:cs="Arial" w:eastAsia="Arial" w:hAnsi="Arial"/>
-                <w:b w:val="false"/>
-                <w:bCs w:val="false"/>
-                <w:i w:val="false"/>
-                <w:iCs w:val="false"/>
-                <w:color w:val="000000"/>
-                <w:sz w:val="18"/>
-                <w:szCs w:val="18"/>
-              </w:rPr>
-              <w:t xml:space="preserve">–  Asking Questions and Defining Problems: as learners formulate testable questions about why dough rises, why uji turns sour, or why a sealed bottle of juice fizzes — anchoring inquiry in observable Kenyan food phenomena before formal instruction.</w:t>
-            </w:r>
-          </w:p>
-          <w:p>
-            <w:pPr>
-              <w:spacing w:after="30" w:before="0"/>
-              <w:ind w:left="360" w:hanging="180"/>
-              <w:jc w:val="left"/>
-            </w:pPr>
-            <w:r>
-              <w:rPr>
-                <w:rFonts w:ascii="Arial" w:cs="Arial" w:eastAsia="Arial" w:hAnsi="Arial"/>
-                <w:b w:val="false"/>
-                <w:bCs w:val="false"/>
-                <w:i w:val="false"/>
-                <w:iCs w:val="false"/>
-                <w:color w:val="000000"/>
-                <w:sz w:val="18"/>
-                <w:szCs w:val="18"/>
-              </w:rPr>
-              <w:t xml:space="preserve">–  Planning and Carrying Out Investigations: as learners design and conduct fermentation experiments using yeast cells, controlling variables (temperature, sugar concentration, substrate type) and recording observations systematically.</w:t>
-            </w:r>
-          </w:p>
-          <w:p>
-            <w:pPr>
-              <w:spacing w:after="30" w:before="0"/>
-              <w:ind w:left="360" w:hanging="180"/>
-              <w:jc w:val="left"/>
-            </w:pPr>
-            <w:r>
-              <w:rPr>
-                <w:rFonts w:ascii="Arial" w:cs="Arial" w:eastAsia="Arial" w:hAnsi="Arial"/>
-                <w:b w:val="false"/>
-                <w:bCs w:val="false"/>
-                <w:i w:val="false"/>
-                <w:iCs w:val="false"/>
-                <w:color w:val="000000"/>
-                <w:sz w:val="18"/>
-                <w:szCs w:val="18"/>
-              </w:rPr>
-              <w:t xml:space="preserve">–  Analysing and Interpreting Data: as learners calculate the Respiratory Quotient (RQ) from experimental or provided data to determine the type of substrate and type of respiration occurring in a living organism.</w:t>
-            </w:r>
-          </w:p>
-          <w:p>
-            <w:pPr>
-              <w:spacing w:after="30" w:before="0"/>
-              <w:ind w:left="360" w:hanging="180"/>
-              <w:jc w:val="left"/>
-            </w:pPr>
-            <w:r>
-              <w:rPr>
-                <w:rFonts w:ascii="Arial" w:cs="Arial" w:eastAsia="Arial" w:hAnsi="Arial"/>
-                <w:b w:val="false"/>
-                <w:bCs w:val="false"/>
-                <w:i w:val="false"/>
-                <w:iCs w:val="false"/>
-                <w:color w:val="000000"/>
-                <w:sz w:val="18"/>
-                <w:szCs w:val="18"/>
-              </w:rPr>
-              <w:t xml:space="preserve">–  Constructing Explanations: as learners use evidence from fermentation investigations and RQ calculations to explain the difference between aerobic and anaerobic respiration and relate this to real-world food and energy processes in Kenya.</w:t>
-            </w:r>
-          </w:p>
-          <w:p>
-            <w:pPr>
-              <w:spacing w:after="30" w:before="0"/>
-              <w:ind w:left="360" w:hanging="180"/>
-              <w:jc w:val="left"/>
-            </w:pPr>
-            <w:r>
-              <w:rPr>
-                <w:rFonts w:ascii="Arial" w:cs="Arial" w:eastAsia="Arial" w:hAnsi="Arial"/>
-                <w:b w:val="false"/>
-                <w:bCs w:val="false"/>
-                <w:i w:val="false"/>
-                <w:iCs w:val="false"/>
-                <w:color w:val="000000"/>
-                <w:sz w:val="18"/>
-                <w:szCs w:val="18"/>
-              </w:rPr>
-              <w:t xml:space="preserve">–  Engaging in Argument from Evidence: as learners present and defend their conclusions about factors affecting respiration and the economic value of anaerobic respiration in peer discussions and plenary sessions.</w:t>
-            </w:r>
-          </w:p>
-        </w:tc>
-      </w:tr>
-      <w:tr>
-        <w:tc>
-          <w:tcPr>
-            <w:tcW w:type="dxa" w:w="3000"/>
-            <w:shd w:fill="FCE4D6" w:color="auto" w:val="clear"/>
-            <w:tcMar>
-              <w:top w:type="dxa" w:w="60"/>
-              <w:left w:type="dxa" w:w="120"/>
-              <w:bottom w:type="dxa" w:w="60"/>
-              <w:right w:type="dxa" w:w="120"/>
-            </w:tcMar>
-            <w:vAlign w:val="top"/>
-          </w:tcPr>
-          <w:p>
-            <w:pPr>
-              <w:spacing w:after="40" w:before="0"/>
-              <w:jc w:val="left"/>
-            </w:pPr>
-            <w:r>
-              <w:rPr>
-                <w:rFonts w:ascii="Arial" w:cs="Arial" w:eastAsia="Arial" w:hAnsi="Arial"/>
-                <w:b/>
-                <w:bCs/>
-                <w:i w:val="false"/>
-                <w:iCs w:val="false"/>
-                <w:color w:val="000000"/>
-                <w:sz w:val="18"/>
-                <w:szCs w:val="18"/>
-              </w:rPr>
-              <w:t xml:space="preserve">Pertinent &amp; Contemporary Issues (PCIs)</w:t>
-            </w:r>
-          </w:p>
-        </w:tc>
-        <w:tc>
-          <w:tcPr>
-            <w:tcW w:type="dxa" w:w="10680"/>
-            <w:shd w:fill="FFFFFF" w:color="auto" w:val="clear"/>
-            <w:tcMar>
-              <w:top w:type="dxa" w:w="60"/>
-              <w:left w:type="dxa" w:w="120"/>
-              <w:bottom w:type="dxa" w:w="60"/>
-              <w:right w:type="dxa" w:w="120"/>
-            </w:tcMar>
-            <w:vAlign w:val="top"/>
-          </w:tcPr>
-          <w:p>
-            <w:pPr>
-              <w:spacing w:after="30" w:before="0"/>
-              <w:ind w:left="360" w:hanging="180"/>
-              <w:jc w:val="left"/>
-            </w:pPr>
-            <w:r>
-              <w:rPr>
-                <w:rFonts w:ascii="Arial" w:cs="Arial" w:eastAsia="Arial" w:hAnsi="Arial"/>
-                <w:b w:val="false"/>
-                <w:bCs w:val="false"/>
-                <w:i w:val="false"/>
-                <w:iCs w:val="false"/>
-                <w:color w:val="000000"/>
-                <w:sz w:val="18"/>
-                <w:szCs w:val="18"/>
-              </w:rPr>
-              <w:t xml:space="preserve">–  Financial Literacy: as the learner undertakes a project that utilises the concept of anaerobic respiration in value addition of food products such as milk (yoghurt) and flour/maize (uji/porridge), recognising income-generating potential for Kenyan households and small enterprises.</w:t>
-            </w:r>
-          </w:p>
-          <w:p>
-            <w:pPr>
-              <w:spacing w:after="30" w:before="0"/>
-              <w:ind w:left="360" w:hanging="180"/>
-              <w:jc w:val="left"/>
-            </w:pPr>
-            <w:r>
-              <w:rPr>
-                <w:rFonts w:ascii="Arial" w:cs="Arial" w:eastAsia="Arial" w:hAnsi="Arial"/>
-                <w:b w:val="false"/>
-                <w:bCs w:val="false"/>
-                <w:i w:val="false"/>
-                <w:iCs w:val="false"/>
-                <w:color w:val="000000"/>
-                <w:sz w:val="18"/>
-                <w:szCs w:val="18"/>
-              </w:rPr>
-              <w:t xml:space="preserve">–  Environmental Issues: as the learner develops the skill of making biogas as an alternative source of fuel (energy), understanding how anaerobic respiration can reduce dependence on firewood and charcoal, and contribute to environmental sustainability in Kenya.</w:t>
-            </w:r>
-          </w:p>
-        </w:tc>
-      </w:tr>
-      <w:tr>
-        <w:tc>
-          <w:tcPr>
-            <w:tcW w:type="dxa" w:w="3000"/>
-            <w:shd w:fill="D9EEF1" w:color="auto" w:val="clear"/>
-            <w:tcMar>
-              <w:top w:type="dxa" w:w="60"/>
-              <w:left w:type="dxa" w:w="120"/>
-              <w:bottom w:type="dxa" w:w="60"/>
-              <w:right w:type="dxa" w:w="120"/>
-            </w:tcMar>
-            <w:vAlign w:val="top"/>
-          </w:tcPr>
-          <w:p>
-            <w:pPr>
-              <w:spacing w:after="40" w:before="0"/>
-              <w:jc w:val="left"/>
-            </w:pPr>
-            <w:r>
-              <w:rPr>
-                <w:rFonts w:ascii="Arial" w:cs="Arial" w:eastAsia="Arial" w:hAnsi="Arial"/>
-                <w:b/>
-                <w:bCs/>
-                <w:i w:val="false"/>
-                <w:iCs w:val="false"/>
-                <w:color w:val="000000"/>
-                <w:sz w:val="18"/>
-                <w:szCs w:val="18"/>
-              </w:rPr>
-              <w:t xml:space="preserve">Career Connections</w:t>
-            </w:r>
-          </w:p>
-        </w:tc>
-        <w:tc>
-          <w:tcPr>
-            <w:tcW w:type="dxa" w:w="10680"/>
-            <w:shd w:fill="FFFFFF" w:color="auto" w:val="clear"/>
-            <w:tcMar>
-              <w:top w:type="dxa" w:w="60"/>
-              <w:left w:type="dxa" w:w="120"/>
-              <w:bottom w:type="dxa" w:w="60"/>
-              <w:right w:type="dxa" w:w="120"/>
-            </w:tcMar>
-            <w:vAlign w:val="top"/>
-          </w:tcPr>
-          <w:p>
-            <w:pPr>
-              <w:spacing w:after="30" w:before="0"/>
-              <w:ind w:left="360" w:hanging="180"/>
-              <w:jc w:val="left"/>
-            </w:pPr>
-            <w:r>
-              <w:rPr>
-                <w:rFonts w:ascii="Arial" w:cs="Arial" w:eastAsia="Arial" w:hAnsi="Arial"/>
-                <w:b w:val="false"/>
-                <w:bCs w:val="false"/>
-                <w:i w:val="false"/>
-                <w:iCs w:val="false"/>
-                <w:color w:val="000000"/>
-                <w:sz w:val="18"/>
-                <w:szCs w:val="18"/>
-              </w:rPr>
-              <w:t xml:space="preserve">–  Food Scientist / Food Technologist: this sub-strand directly connects to fermentation science underlying production of yoghurt, uji, togwa, and other fermented Kenyan foods — a growing agro-processing industry sector.</w:t>
-            </w:r>
-          </w:p>
-          <w:p>
-            <w:pPr>
-              <w:spacing w:after="30" w:before="0"/>
-              <w:ind w:left="360" w:hanging="180"/>
-              <w:jc w:val="left"/>
-            </w:pPr>
-            <w:r>
-              <w:rPr>
-                <w:rFonts w:ascii="Arial" w:cs="Arial" w:eastAsia="Arial" w:hAnsi="Arial"/>
-                <w:b w:val="false"/>
-                <w:bCs w:val="false"/>
-                <w:i w:val="false"/>
-                <w:iCs w:val="false"/>
-                <w:color w:val="000000"/>
-                <w:sz w:val="18"/>
-                <w:szCs w:val="18"/>
-              </w:rPr>
-              <w:t xml:space="preserve">–  Biochemist / Biotechnologist: understanding aerobic and anaerobic pathways, RQ calculations, and enzyme-driven substrate breakdown underpins careers in biochemical research, pharmaceutical production, and industrial biotechnology.</w:t>
-            </w:r>
-          </w:p>
-          <w:p>
-            <w:pPr>
-              <w:spacing w:after="30" w:before="0"/>
-              <w:ind w:left="360" w:hanging="180"/>
-              <w:jc w:val="left"/>
-            </w:pPr>
-            <w:r>
-              <w:rPr>
-                <w:rFonts w:ascii="Arial" w:cs="Arial" w:eastAsia="Arial" w:hAnsi="Arial"/>
-                <w:b w:val="false"/>
-                <w:bCs w:val="false"/>
-                <w:i w:val="false"/>
-                <w:iCs w:val="false"/>
-                <w:color w:val="000000"/>
-                <w:sz w:val="18"/>
-                <w:szCs w:val="18"/>
-              </w:rPr>
-              <w:t xml:space="preserve">–  Agricultural Engineer / Biogas Engineer: the economic importance of anaerobic respiration connects to biogas production from animal waste and crop residues, a growing renewable energy field relevant to Kenyan rural communities and Vision 2030.</w:t>
-            </w:r>
-          </w:p>
-          <w:p>
-            <w:pPr>
-              <w:spacing w:after="30" w:before="0"/>
-              <w:ind w:left="360" w:hanging="180"/>
-              <w:jc w:val="left"/>
-            </w:pPr>
-            <w:r>
-              <w:rPr>
-                <w:rFonts w:ascii="Arial" w:cs="Arial" w:eastAsia="Arial" w:hAnsi="Arial"/>
-                <w:b w:val="false"/>
-                <w:bCs w:val="false"/>
-                <w:i w:val="false"/>
-                <w:iCs w:val="false"/>
-                <w:color w:val="000000"/>
-                <w:sz w:val="18"/>
-                <w:szCs w:val="18"/>
-              </w:rPr>
-              <w:t xml:space="preserve">–  Nutritionist / Dietitian: knowledge of respiratory substrates (carbohydrates, fats, proteins) and how the body selects and oxidises them connects directly to dietary planning, sports nutrition, and public health practice in Kenya.</w:t>
-            </w:r>
-          </w:p>
-          <w:p>
-            <w:pPr>
-              <w:spacing w:after="30" w:before="0"/>
-              <w:ind w:left="360" w:hanging="180"/>
-              <w:jc w:val="left"/>
-            </w:pPr>
-            <w:r>
-              <w:rPr>
-                <w:rFonts w:ascii="Arial" w:cs="Arial" w:eastAsia="Arial" w:hAnsi="Arial"/>
-                <w:b w:val="false"/>
-                <w:bCs w:val="false"/>
-                <w:i w:val="false"/>
-                <w:iCs w:val="false"/>
-                <w:color w:val="000000"/>
-                <w:sz w:val="18"/>
-                <w:szCs w:val="18"/>
-              </w:rPr>
-              <w:t xml:space="preserve">–  Brewer / Dairy Technologist: fermentation principles underlie industrial production of dairy products, non-alcoholic malt drinks, and other fermented beverages, offering entrepreneurship pathways within Kenya's food and beverage industry.</w:t>
-            </w:r>
-          </w:p>
-        </w:tc>
-      </w:tr>
-      <w:tr>
-        <w:tc>
-          <w:tcPr>
-            <w:tcW w:type="dxa" w:w="3000"/>
-            <w:shd w:fill="D5E8F0" w:color="auto" w:val="clear"/>
-            <w:tcMar>
-              <w:top w:type="dxa" w:w="60"/>
-              <w:left w:type="dxa" w:w="120"/>
-              <w:bottom w:type="dxa" w:w="60"/>
-              <w:right w:type="dxa" w:w="120"/>
-            </w:tcMar>
-            <w:vAlign w:val="top"/>
-          </w:tcPr>
-          <w:p>
-            <w:pPr>
-              <w:spacing w:after="40" w:before="0"/>
-              <w:jc w:val="left"/>
-            </w:pPr>
-            <w:r>
-              <w:rPr>
-                <w:rFonts w:ascii="Arial" w:cs="Arial" w:eastAsia="Arial" w:hAnsi="Arial"/>
-                <w:b/>
-                <w:bCs/>
-                <w:i w:val="false"/>
-                <w:iCs w:val="false"/>
-                <w:color w:val="000000"/>
-                <w:sz w:val="18"/>
-                <w:szCs w:val="18"/>
-              </w:rPr>
-              <w:t xml:space="preserve">Focus for Lessons</w:t>
-            </w:r>
-          </w:p>
-        </w:tc>
-        <w:tc>
-          <w:tcPr>
-            <w:tcW w:type="dxa" w:w="10680"/>
-            <w:shd w:fill="FFFFFF" w:color="auto" w:val="clear"/>
-            <w:tcMar>
-              <w:top w:type="dxa" w:w="60"/>
-              <w:left w:type="dxa" w:w="120"/>
-              <w:bottom w:type="dxa" w:w="60"/>
-              <w:right w:type="dxa" w:w="120"/>
-            </w:tcMar>
-            <w:vAlign w:val="top"/>
-          </w:tcPr>
-          <w:p>
-            <w:pPr>
-              <w:spacing w:after="40" w:before="0"/>
-              <w:jc w:val="left"/>
-            </w:pPr>
-            <w:r>
-              <w:rPr>
-                <w:rFonts w:ascii="Arial" w:cs="Arial" w:eastAsia="Arial" w:hAnsi="Arial"/>
-                <w:b w:val="false"/>
-                <w:bCs w:val="false"/>
-                <w:i w:val="false"/>
-                <w:iCs w:val="false"/>
-                <w:color w:val="000000"/>
-                <w:sz w:val="18"/>
-                <w:szCs w:val="18"/>
-              </w:rPr>
-              <w:t xml:space="preserve">This unit investigates how living organisms — from yeast cells fermenting maize flour into uji, to the muscles of a Kenyan marathon runner pushing through the final kilometre — release energy from food through aerobic and anaerobic respiration. Learners move from concrete, locally familiar observations (rising dough, souring milk, biogas digesters in rural Kenya) toward quantitative understanding of respiratory substrates and the Respiratory Quotient, and then outward to the economic and environmental significance of anaerobic processes. The unit is anchored in hands-on fermentation investigations and a value-addition project, ensuring that scientific understanding is directly connected to entrepreneurship, food security, and environmental sustainability in the Kenyan context.</w:t>
-            </w:r>
-          </w:p>
-        </w:tc>
-      </w:tr>
-      <w:tr>
-        <w:tc>
-          <w:tcPr>
-            <w:tcW w:type="dxa" w:w="3000"/>
-            <w:shd w:fill="EAD1F5" w:color="auto" w:val="clear"/>
-            <w:tcMar>
-              <w:top w:type="dxa" w:w="60"/>
-              <w:left w:type="dxa" w:w="120"/>
-              <w:bottom w:type="dxa" w:w="60"/>
-              <w:right w:type="dxa" w:w="120"/>
-            </w:tcMar>
-            <w:vAlign w:val="top"/>
-          </w:tcPr>
-          <w:p>
-            <w:pPr>
-              <w:spacing w:after="40" w:before="0"/>
-              <w:jc w:val="left"/>
-            </w:pPr>
-            <w:r>
-              <w:rPr>
-                <w:rFonts w:ascii="Arial" w:cs="Arial" w:eastAsia="Arial" w:hAnsi="Arial"/>
-                <w:b/>
-                <w:bCs/>
-                <w:i w:val="false"/>
-                <w:iCs w:val="false"/>
-                <w:color w:val="000000"/>
-                <w:sz w:val="18"/>
-                <w:szCs w:val="18"/>
-              </w:rPr>
-              <w:t xml:space="preserve">Driving Question / Key Inquiry Questions</w:t>
-            </w:r>
-          </w:p>
-        </w:tc>
-        <w:tc>
-          <w:tcPr>
-            <w:tcW w:type="dxa" w:w="10680"/>
-            <w:shd w:fill="FFFFFF" w:color="auto" w:val="clear"/>
-            <w:tcMar>
-              <w:top w:type="dxa" w:w="60"/>
-              <w:left w:type="dxa" w:w="120"/>
-              <w:bottom w:type="dxa" w:w="60"/>
-              <w:right w:type="dxa" w:w="120"/>
-            </w:tcMar>
-            <w:vAlign w:val="top"/>
-          </w:tcPr>
-          <w:p>
-            <w:pPr>
-              <w:spacing w:after="40" w:before="0"/>
-              <w:jc w:val="left"/>
-            </w:pPr>
-            <w:r>
-              <w:rPr>
-                <w:rFonts w:ascii="Arial" w:cs="Arial" w:eastAsia="Arial" w:hAnsi="Arial"/>
-                <w:b w:val="false"/>
-                <w:bCs w:val="false"/>
-                <w:i w:val="false"/>
-                <w:iCs w:val="false"/>
-                <w:color w:val="000000"/>
-                <w:sz w:val="18"/>
-                <w:szCs w:val="18"/>
-              </w:rPr>
-              <w:t xml:space="preserve">DRIVING QUESTION: How do living organisms — from the yeast in our uji to the cells in our own muscles — release energy from food, and how can we use these invisible processes to create useful products and solve real problems in our communities?</w:t>
-            </w:r>
-          </w:p>
-          <w:p>
-            <w:pPr>
-              <w:spacing w:after="40" w:before="0"/>
-              <w:jc w:val="left"/>
-            </w:pPr>
-            <w:r>
-              <w:rPr>
-                <w:rFonts w:ascii="Arial" w:cs="Arial" w:eastAsia="Arial" w:hAnsi="Arial"/>
-                <w:b w:val="false"/>
-                <w:bCs w:val="false"/>
-                <w:i w:val="false"/>
-                <w:iCs w:val="false"/>
-                <w:color w:val="000000"/>
-                <w:sz w:val="18"/>
-                <w:szCs w:val="18"/>
-              </w:rPr>
-              <w:t xml:space="preserve"/>
-            </w:r>
-          </w:p>
-          <w:p>
-            <w:pPr>
-              <w:spacing w:after="40" w:before="0"/>
-              <w:jc w:val="left"/>
-            </w:pPr>
-            <w:r>
-              <w:rPr>
-                <w:rFonts w:ascii="Arial" w:cs="Arial" w:eastAsia="Arial" w:hAnsi="Arial"/>
-                <w:b w:val="false"/>
-                <w:bCs w:val="false"/>
-                <w:i w:val="false"/>
-                <w:iCs w:val="false"/>
-                <w:color w:val="000000"/>
-                <w:sz w:val="18"/>
-                <w:szCs w:val="18"/>
-              </w:rPr>
-              <w:t xml:space="preserve">KICD KEY INQUIRY QUESTION:</w:t>
-            </w:r>
-          </w:p>
-          <w:p>
-            <w:pPr>
-              <w:spacing w:after="40" w:before="0"/>
-              <w:jc w:val="left"/>
-            </w:pPr>
-            <w:r>
-              <w:rPr>
-                <w:rFonts w:ascii="Arial" w:cs="Arial" w:eastAsia="Arial" w:hAnsi="Arial"/>
-                <w:b w:val="false"/>
-                <w:bCs w:val="false"/>
-                <w:i w:val="false"/>
-                <w:iCs w:val="false"/>
-                <w:color w:val="000000"/>
-                <w:sz w:val="18"/>
-                <w:szCs w:val="18"/>
-              </w:rPr>
-              <w:t xml:space="preserve">1. How is aerobic and anaerobic respiration important in a society's economy?</w:t>
-            </w:r>
-          </w:p>
-        </w:tc>
-      </w:tr>
-      <w:tr>
-        <w:tc>
-          <w:tcPr>
-            <w:tcW w:type="dxa" w:w="3000"/>
-            <w:shd w:fill="EAD1F5" w:color="auto" w:val="clear"/>
-            <w:tcMar>
-              <w:top w:type="dxa" w:w="60"/>
-              <w:left w:type="dxa" w:w="120"/>
-              <w:bottom w:type="dxa" w:w="60"/>
-              <w:right w:type="dxa" w:w="120"/>
-            </w:tcMar>
-            <w:vAlign w:val="top"/>
-          </w:tcPr>
-          <w:p>
-            <w:pPr>
-              <w:spacing w:after="40" w:before="0"/>
-              <w:jc w:val="left"/>
-            </w:pPr>
-            <w:r>
-              <w:rPr>
-                <w:rFonts w:ascii="Arial" w:cs="Arial" w:eastAsia="Arial" w:hAnsi="Arial"/>
-                <w:b/>
-                <w:bCs/>
-                <w:i w:val="false"/>
-                <w:iCs w:val="false"/>
-                <w:color w:val="000000"/>
-                <w:sz w:val="18"/>
-                <w:szCs w:val="18"/>
-              </w:rPr>
-              <w:t xml:space="preserve">Anchoring Phenomenon</w:t>
-            </w:r>
-          </w:p>
-        </w:tc>
-        <w:tc>
-          <w:tcPr>
-            <w:tcW w:type="dxa" w:w="10680"/>
-            <w:shd w:fill="FFFFFF" w:color="auto" w:val="clear"/>
-            <w:tcMar>
-              <w:top w:type="dxa" w:w="60"/>
-              <w:left w:type="dxa" w:w="120"/>
-              <w:bottom w:type="dxa" w:w="60"/>
-              <w:right w:type="dxa" w:w="120"/>
-            </w:tcMar>
-            <w:vAlign w:val="top"/>
-          </w:tcPr>
-          <w:p>
-            <w:pPr>
-              <w:spacing w:after="40" w:before="0"/>
-              <w:jc w:val="left"/>
-            </w:pPr>
-            <w:r>
-              <w:rPr>
-                <w:rFonts w:ascii="Arial" w:cs="Arial" w:eastAsia="Arial" w:hAnsi="Arial"/>
-                <w:b w:val="false"/>
-                <w:bCs w:val="false"/>
-                <w:i w:val="false"/>
-                <w:iCs w:val="false"/>
-                <w:color w:val="000000"/>
-                <w:sz w:val="18"/>
-                <w:szCs w:val="18"/>
-              </w:rPr>
-              <w:t xml:space="preserve">ANCHORING PHENOMENON — "The Sealed Thermos of Uji That Keeps Changing"</w:t>
-            </w:r>
-          </w:p>
-          <w:p>
-            <w:pPr>
-              <w:spacing w:after="40" w:before="0"/>
-              <w:jc w:val="left"/>
-            </w:pPr>
-            <w:r>
-              <w:rPr>
-                <w:rFonts w:ascii="Arial" w:cs="Arial" w:eastAsia="Arial" w:hAnsi="Arial"/>
-                <w:b w:val="false"/>
-                <w:bCs w:val="false"/>
-                <w:i w:val="false"/>
-                <w:iCs w:val="false"/>
-                <w:color w:val="000000"/>
-                <w:sz w:val="18"/>
-                <w:szCs w:val="18"/>
-              </w:rPr>
-              <w:t xml:space="preserve"/>
-            </w:r>
-          </w:p>
-          <w:p>
-            <w:pPr>
-              <w:spacing w:after="40" w:before="0"/>
-              <w:jc w:val="left"/>
-            </w:pPr>
-            <w:r>
-              <w:rPr>
-                <w:rFonts w:ascii="Arial" w:cs="Arial" w:eastAsia="Arial" w:hAnsi="Arial"/>
-                <w:b w:val="false"/>
-                <w:bCs w:val="false"/>
-                <w:i w:val="false"/>
-                <w:iCs w:val="false"/>
-                <w:color w:val="000000"/>
-                <w:sz w:val="18"/>
-                <w:szCs w:val="18"/>
-              </w:rPr>
-              <w:t xml:space="preserve">A Form 4 student in Kisumu notices something puzzling during the school's morning break. She pours uji (fermented maize porridge) from a thermos flask into a cup and sees tiny bubbles rising inside the flask. When she smells the remaining uji, it is more sour than it was when she left home two hours ago. The thermos was sealed the entire time — no new ingredients were added, no heat was applied — yet the uji has visibly changed: it bubbles, smells more acidic, and tastes increasingly sour. The student is confused: where are the bubbles coming from if the flask was sealed? What is producing the sour taste? Is something alive inside the uji making these changes happen? And why does the same thing NOT happen to fresh maize porridge (uji wa kawaida) that has not been fermented? This puzzling, everyday observation — invisible agents transforming food chemistry inside a sealed container using only the food itself as fuel — is the anchoring phenomenon for the entire unit on respiration. It raises immediate questions about what respiration really means, who or what is doing it, what molecules are being consumed and produced, and why these processes matter for both the body and the economy.</w:t>
-            </w:r>
-          </w:p>
-        </w:tc>
-      </w:tr>
-      <w:tr>
-        <w:tc>
-          <w:tcPr>
-            <w:tcW w:type="dxa" w:w="3000"/>
-            <w:shd w:fill="D9EEF1" w:color="auto" w:val="clear"/>
-            <w:tcMar>
-              <w:top w:type="dxa" w:w="60"/>
-              <w:left w:type="dxa" w:w="120"/>
-              <w:bottom w:type="dxa" w:w="60"/>
-              <w:right w:type="dxa" w:w="120"/>
-            </w:tcMar>
-            <w:vAlign w:val="top"/>
-          </w:tcPr>
-          <w:p>
-            <w:pPr>
-              <w:spacing w:after="40" w:before="0"/>
-              <w:jc w:val="left"/>
-            </w:pPr>
-            <w:r>
-              <w:rPr>
-                <w:rFonts w:ascii="Arial" w:cs="Arial" w:eastAsia="Arial" w:hAnsi="Arial"/>
-                <w:b/>
-                <w:bCs/>
-                <w:i w:val="false"/>
-                <w:iCs w:val="false"/>
-                <w:color w:val="000000"/>
-                <w:sz w:val="18"/>
-                <w:szCs w:val="18"/>
-              </w:rPr>
-              <w:t xml:space="preserve">Storyline Thread</w:t>
-            </w:r>
-          </w:p>
-        </w:tc>
-        <w:tc>
-          <w:tcPr>
-            <w:tcW w:type="dxa" w:w="10680"/>
-            <w:shd w:fill="FFFFFF" w:color="auto" w:val="clear"/>
-            <w:tcMar>
-              <w:top w:type="dxa" w:w="60"/>
-              <w:left w:type="dxa" w:w="120"/>
-              <w:bottom w:type="dxa" w:w="60"/>
-              <w:right w:type="dxa" w:w="120"/>
-            </w:tcMar>
-            <w:vAlign w:val="top"/>
-          </w:tcPr>
-          <w:p>
-            <w:pPr>
-              <w:spacing w:after="40" w:before="0"/>
-              <w:jc w:val="left"/>
-            </w:pPr>
-            <w:r>
-              <w:rPr>
-                <w:rFonts w:ascii="Arial" w:cs="Arial" w:eastAsia="Arial" w:hAnsi="Arial"/>
-                <w:b w:val="false"/>
-                <w:bCs w:val="false"/>
-                <w:i w:val="false"/>
-                <w:iCs w:val="false"/>
-                <w:color w:val="000000"/>
-                <w:sz w:val="18"/>
-                <w:szCs w:val="18"/>
-              </w:rPr>
-              <w:t xml:space="preserve">Lesson 1 — PREDICT &amp; ANCHOR: Students observe the anchoring phenomenon (sealed thermos of sour, bubbling uji) and make written predictions about what is happening inside and why. Class constructs an initial Driving Question Board (DQB), generating "need-to-know" questions. Teacher introduces the distinction between breathing and cellular respiration to begin resolving confusion.</w:t>
-            </w:r>
-          </w:p>
-          <w:p>
-            <w:pPr>
-              <w:spacing w:after="40" w:before="0"/>
-              <w:jc w:val="left"/>
-            </w:pPr>
-            <w:r>
-              <w:rPr>
-                <w:rFonts w:ascii="Arial" w:cs="Arial" w:eastAsia="Arial" w:hAnsi="Arial"/>
-                <w:b w:val="false"/>
-                <w:bCs w:val="false"/>
-                <w:i w:val="false"/>
-                <w:iCs w:val="false"/>
-                <w:color w:val="000000"/>
-                <w:sz w:val="18"/>
-                <w:szCs w:val="18"/>
-              </w:rPr>
-              <w:t xml:space="preserve"/>
-            </w:r>
-          </w:p>
-          <w:p>
-            <w:pPr>
-              <w:spacing w:after="40" w:before="0"/>
-              <w:jc w:val="left"/>
-            </w:pPr>
-            <w:r>
-              <w:rPr>
-                <w:rFonts w:ascii="Arial" w:cs="Arial" w:eastAsia="Arial" w:hAnsi="Arial"/>
-                <w:b w:val="false"/>
-                <w:bCs w:val="false"/>
-                <w:i w:val="false"/>
-                <w:iCs w:val="false"/>
-                <w:color w:val="000000"/>
-                <w:sz w:val="18"/>
-                <w:szCs w:val="18"/>
-              </w:rPr>
-              <w:t xml:space="preserve">Lesson 2 — OBSERVE &amp; EXPLORE (Aerobic Respiration): Learners discuss the meaning of respiration in living things and use print/digital resources to investigate aerobic respiration — word equation, reactants, products, and sites of reaction. Connecting to the sprinter/marathon runner supporting phenomenon, learners explain why continuous oxygen supply matters for sustained energy release, and map aerobic respiration onto human dietary substrates (ugali → glucose → ATP).</w:t>
-            </w:r>
-          </w:p>
-          <w:p>
-            <w:pPr>
-              <w:spacing w:after="40" w:before="0"/>
-              <w:jc w:val="left"/>
-            </w:pPr>
-            <w:r>
-              <w:rPr>
-                <w:rFonts w:ascii="Arial" w:cs="Arial" w:eastAsia="Arial" w:hAnsi="Arial"/>
-                <w:b w:val="false"/>
-                <w:bCs w:val="false"/>
-                <w:i w:val="false"/>
-                <w:iCs w:val="false"/>
-                <w:color w:val="000000"/>
-                <w:sz w:val="18"/>
-                <w:szCs w:val="18"/>
-              </w:rPr>
-              <w:t xml:space="preserve"/>
-            </w:r>
-          </w:p>
-          <w:p>
-            <w:pPr>
-              <w:spacing w:after="40" w:before="0"/>
-              <w:jc w:val="left"/>
-            </w:pPr>
-            <w:r>
-              <w:rPr>
-                <w:rFonts w:ascii="Arial" w:cs="Arial" w:eastAsia="Arial" w:hAnsi="Arial"/>
-                <w:b w:val="false"/>
-                <w:bCs w:val="false"/>
-                <w:i w:val="false"/>
-                <w:iCs w:val="false"/>
-                <w:color w:val="000000"/>
-                <w:sz w:val="18"/>
-                <w:szCs w:val="18"/>
-              </w:rPr>
-              <w:t xml:space="preserve">Lesson 3 — OBSERVE &amp; INVESTIGATE (Anaerobic Respiration in Yeast): Learners carry out a guided fermentation investigation — yeast + glucose solution in a sealed flask with a lime-water indicator tube — observing CO₂ production and comparing to a no-yeast control. Results are recorded and shared in plenary. The anchoring phenomenon (uji bubbles) is revisited: learners now explain what is producing the bubbles in the thermos.</w:t>
-            </w:r>
-          </w:p>
-          <w:p>
-            <w:pPr>
-              <w:spacing w:after="40" w:before="0"/>
-              <w:jc w:val="left"/>
-            </w:pPr>
-            <w:r>
-              <w:rPr>
-                <w:rFonts w:ascii="Arial" w:cs="Arial" w:eastAsia="Arial" w:hAnsi="Arial"/>
-                <w:b w:val="false"/>
-                <w:bCs w:val="false"/>
-                <w:i w:val="false"/>
-                <w:iCs w:val="false"/>
-                <w:color w:val="000000"/>
-                <w:sz w:val="18"/>
-                <w:szCs w:val="18"/>
-              </w:rPr>
-              <w:t xml:space="preserve"/>
-            </w:r>
-          </w:p>
-          <w:p>
-            <w:pPr>
-              <w:spacing w:after="40" w:before="0"/>
-              <w:jc w:val="left"/>
-            </w:pPr>
-            <w:r>
-              <w:rPr>
-                <w:rFonts w:ascii="Arial" w:cs="Arial" w:eastAsia="Arial" w:hAnsi="Arial"/>
-                <w:b w:val="false"/>
-                <w:bCs w:val="false"/>
-                <w:i w:val="false"/>
-                <w:iCs w:val="false"/>
-                <w:color w:val="000000"/>
-                <w:sz w:val="18"/>
-                <w:szCs w:val="18"/>
-              </w:rPr>
-              <w:t xml:space="preserve">Lesson 4 — EXPLAIN (Anaerobic Respiration in Animals &amp; Plants; Products &amp; Equations): Learners describe anaerobic respiration in animals (lactic acid pathway — connecting to the burning thigh muscles of the Nairobi sprinter) and in yeast/plants (ethanol + CO₂ pathway). Word and chemical equations are written. Learners test fermented product acidity using universal indicator, connecting pH change to the sour taste of uji and mala.</w:t>
-            </w:r>
-          </w:p>
-          <w:p>
-            <w:pPr>
-              <w:spacing w:after="40" w:before="0"/>
-              <w:jc w:val="left"/>
-            </w:pPr>
-            <w:r>
-              <w:rPr>
-                <w:rFonts w:ascii="Arial" w:cs="Arial" w:eastAsia="Arial" w:hAnsi="Arial"/>
-                <w:b w:val="false"/>
-                <w:bCs w:val="false"/>
-                <w:i w:val="false"/>
-                <w:iCs w:val="false"/>
-                <w:color w:val="000000"/>
-                <w:sz w:val="18"/>
-                <w:szCs w:val="18"/>
-              </w:rPr>
-              <w:t xml:space="preserve"/>
-            </w:r>
-          </w:p>
-          <w:p>
-            <w:pPr>
-              <w:spacing w:after="40" w:before="0"/>
-              <w:jc w:val="left"/>
-            </w:pPr>
-            <w:r>
-              <w:rPr>
-                <w:rFonts w:ascii="Arial" w:cs="Arial" w:eastAsia="Arial" w:hAnsi="Arial"/>
-                <w:b w:val="false"/>
-                <w:bCs w:val="false"/>
-                <w:i w:val="false"/>
-                <w:iCs w:val="false"/>
-                <w:color w:val="000000"/>
-                <w:sz w:val="18"/>
-                <w:szCs w:val="18"/>
-              </w:rPr>
-              <w:t xml:space="preserve">Lesson 5 — EXPLAIN (Respiratory Substrates &amp; Respiratory Quotient): Learners use print/digital resources to distinguish respiratory substrates (carbohydrates, fats, proteins) and are guided to calculate the RQ using provided data sets (e.g., RQ for glucose = 1, for fat ≈ 0.7, for protein ≈ 0.8). Learners relate RQ values to the type of substrate being respired and the type of respiration occurring, applying calculations to Kenyan dietary contexts (maize-based ugali vs. nyama choma/meat).</w:t>
-            </w:r>
-          </w:p>
-          <w:p>
-            <w:pPr>
-              <w:spacing w:after="40" w:before="0"/>
-              <w:jc w:val="left"/>
-            </w:pPr>
-            <w:r>
-              <w:rPr>
-                <w:rFonts w:ascii="Arial" w:cs="Arial" w:eastAsia="Arial" w:hAnsi="Arial"/>
-                <w:b w:val="false"/>
-                <w:bCs w:val="false"/>
-                <w:i w:val="false"/>
-                <w:iCs w:val="false"/>
-                <w:color w:val="000000"/>
-                <w:sz w:val="18"/>
-                <w:szCs w:val="18"/>
-              </w:rPr>
-              <w:t xml:space="preserve"/>
-            </w:r>
-          </w:p>
-          <w:p>
-            <w:pPr>
-              <w:spacing w:after="40" w:before="0"/>
-              <w:jc w:val="left"/>
-            </w:pPr>
-            <w:r>
-              <w:rPr>
-                <w:rFonts w:ascii="Arial" w:cs="Arial" w:eastAsia="Arial" w:hAnsi="Arial"/>
-                <w:b w:val="false"/>
-                <w:bCs w:val="false"/>
-                <w:i w:val="false"/>
-                <w:iCs w:val="false"/>
-                <w:color w:val="000000"/>
-                <w:sz w:val="18"/>
-                <w:szCs w:val="18"/>
-              </w:rPr>
-              <w:t xml:space="preserve">Lesson 6 — EXPLAIN (Factors Affecting Respiration): Learners discuss and investigate factors affecting the rate of respiration — temperature, oxygen availability, substrate concentration, surface area (germinating beans vs. dry seeds). Results are presented in peer groups and connected back to the anchoring phenomenon: why does the uji ferment faster on a hot Mombasa afternoon than in a cool Kericho highland morning?</w:t>
-            </w:r>
-          </w:p>
-          <w:p>
-            <w:pPr>
-              <w:spacing w:after="40" w:before="0"/>
-              <w:jc w:val="left"/>
-            </w:pPr>
-            <w:r>
-              <w:rPr>
-                <w:rFonts w:ascii="Arial" w:cs="Arial" w:eastAsia="Arial" w:hAnsi="Arial"/>
-                <w:b w:val="false"/>
-                <w:bCs w:val="false"/>
-                <w:i w:val="false"/>
-                <w:iCs w:val="false"/>
-                <w:color w:val="000000"/>
-                <w:sz w:val="18"/>
-                <w:szCs w:val="18"/>
-              </w:rPr>
-              <w:t xml:space="preserve"/>
-            </w:r>
-          </w:p>
-          <w:p>
-            <w:pPr>
-              <w:spacing w:after="40" w:before="0"/>
-              <w:jc w:val="left"/>
-            </w:pPr>
-            <w:r>
-              <w:rPr>
-                <w:rFonts w:ascii="Arial" w:cs="Arial" w:eastAsia="Arial" w:hAnsi="Arial"/>
-                <w:b w:val="false"/>
-                <w:bCs w:val="false"/>
-                <w:i w:val="false"/>
-                <w:iCs w:val="false"/>
-                <w:color w:val="000000"/>
-                <w:sz w:val="18"/>
-                <w:szCs w:val="18"/>
-              </w:rPr>
-              <w:t xml:space="preserve">Lesson 7 — DRIVING QUESTION BOARD REVISION &amp; ECONOMIC IMPORTANCE: Learners revisit and update the DQB, crossing off questions now answered and identifying remaining gaps. They then research and present (using digital/print media) the economic importance of anaerobic respiration — yoghurt/mala production, uji/togwa fermentation, biogas from the Rift Valley dairy farm, silage making, bread and mandazi leavening — connecting science directly to entrepreneurship and Kenya's Vision 2030 agro-processing goals. CAUTION on brewing of alcoholic substances is explicitly discussed.</w:t>
-            </w:r>
-          </w:p>
-          <w:p>
-            <w:pPr>
-              <w:spacing w:after="40" w:before="0"/>
-              <w:jc w:val="left"/>
-            </w:pPr>
-            <w:r>
-              <w:rPr>
-                <w:rFonts w:ascii="Arial" w:cs="Arial" w:eastAsia="Arial" w:hAnsi="Arial"/>
-                <w:b w:val="false"/>
-                <w:bCs w:val="false"/>
-                <w:i w:val="false"/>
-                <w:iCs w:val="false"/>
-                <w:color w:val="000000"/>
-                <w:sz w:val="18"/>
-                <w:szCs w:val="18"/>
-              </w:rPr>
-              <w:t xml:space="preserve"/>
-            </w:r>
-          </w:p>
-          <w:p>
-            <w:pPr>
-              <w:spacing w:after="40" w:before="0"/>
-              <w:jc w:val="left"/>
-            </w:pPr>
-            <w:r>
-              <w:rPr>
-                <w:rFonts w:ascii="Arial" w:cs="Arial" w:eastAsia="Arial" w:hAnsi="Arial"/>
-                <w:b w:val="false"/>
-                <w:bCs w:val="false"/>
-                <w:i w:val="false"/>
-                <w:iCs w:val="false"/>
-                <w:color w:val="000000"/>
-                <w:sz w:val="18"/>
-                <w:szCs w:val="18"/>
-              </w:rPr>
-              <w:t xml:space="preserve">Lesson 8 — MODEL BUILDING &amp; PROJECT SHOWCASE: Learner groups present their value-addition projects (yoghurt, uji/porridge fermentation, or biogas model) and revise their cumulative explanatory model of respiration. Each group submits a final annotated model diagram connecting the anchoring phenomenon (sealed uji thermos) to aerobic/anaerobic pathways, RQ, factors affecting respiration, and economic applications. Peer and teacher assessment using the KICD rubric on RQ, factors, and experimental procedure.</w:t>
-            </w:r>
-          </w:p>
-        </w:tc>
-      </w:tr>
-      <w:tr>
-        <w:tc>
-          <w:tcPr>
-            <w:tcW w:type="dxa" w:w="3000"/>
-            <w:shd w:fill="EAD1F5" w:color="auto" w:val="clear"/>
-            <w:tcMar>
-              <w:top w:type="dxa" w:w="60"/>
-              <w:left w:type="dxa" w:w="120"/>
-              <w:bottom w:type="dxa" w:w="60"/>
-              <w:right w:type="dxa" w:w="120"/>
-            </w:tcMar>
-            <w:vAlign w:val="top"/>
-          </w:tcPr>
-          <w:p>
-            <w:pPr>
-              <w:spacing w:after="40" w:before="0"/>
-              <w:jc w:val="left"/>
-            </w:pPr>
-            <w:r>
-              <w:rPr>
-                <w:rFonts w:ascii="Arial" w:cs="Arial" w:eastAsia="Arial" w:hAnsi="Arial"/>
-                <w:b/>
-                <w:bCs/>
-                <w:i w:val="false"/>
-                <w:iCs w:val="false"/>
-                <w:color w:val="000000"/>
-                <w:sz w:val="18"/>
-                <w:szCs w:val="18"/>
-              </w:rPr>
-              <w:t xml:space="preserve">Supporting Phenomena</w:t>
-            </w:r>
-          </w:p>
-        </w:tc>
-        <w:tc>
-          <w:tcPr>
-            <w:tcW w:type="dxa" w:w="10680"/>
-            <w:shd w:fill="FFFFFF" w:color="auto" w:val="clear"/>
-            <w:tcMar>
-              <w:top w:type="dxa" w:w="60"/>
-              <w:left w:type="dxa" w:w="120"/>
-              <w:bottom w:type="dxa" w:w="60"/>
-              <w:right w:type="dxa" w:w="120"/>
-            </w:tcMar>
-            <w:vAlign w:val="top"/>
-          </w:tcPr>
-          <w:p>
-            <w:pPr>
-              <w:spacing w:after="30" w:before="0"/>
-              <w:ind w:left="360" w:hanging="180"/>
-              <w:jc w:val="left"/>
-            </w:pPr>
-            <w:r>
-              <w:rPr>
-                <w:rFonts w:ascii="Arial" w:cs="Arial" w:eastAsia="Arial" w:hAnsi="Arial"/>
-                <w:b w:val="false"/>
-                <w:bCs w:val="false"/>
-                <w:i w:val="false"/>
-                <w:iCs w:val="false"/>
-                <w:color w:val="000000"/>
-                <w:sz w:val="18"/>
-                <w:szCs w:val="18"/>
-              </w:rPr>
-              <w:t xml:space="preserve">–  Rising Chapati Dough: a Nairobi street vendor's dough ball, left covered for 30 minutes after adding a pinch of instant yeast and sugar, visibly doubles in size and develops a slightly alcoholic smell — yet no air was pumped in. Where did the gas come from, and what process produced it?</w:t>
-            </w:r>
-          </w:p>
-          <w:p>
-            <w:pPr>
-              <w:spacing w:after="30" w:before="0"/>
-              <w:ind w:left="360" w:hanging="180"/>
-              <w:jc w:val="left"/>
-            </w:pPr>
-            <w:r>
-              <w:rPr>
-                <w:rFonts w:ascii="Arial" w:cs="Arial" w:eastAsia="Arial" w:hAnsi="Arial"/>
-                <w:b w:val="false"/>
-                <w:bCs w:val="false"/>
-                <w:i w:val="false"/>
-                <w:iCs w:val="false"/>
-                <w:color w:val="000000"/>
-                <w:sz w:val="18"/>
-                <w:szCs w:val="18"/>
-              </w:rPr>
-              <w:t xml:space="preserve">–  The Sprinter vs. the Marathon Runner: during the Nairobi Schools Athletics Championships, the 100 m sprinter crosses the finish line gasping and feeling a burning sensation in her thighs, while the 10 km runner breathes harder but steadily throughout. Why do their muscles respond so differently even though both are "running"?</w:t>
-            </w:r>
-          </w:p>
-          <w:p>
-            <w:pPr>
-              <w:spacing w:after="30" w:before="0"/>
-              <w:ind w:left="360" w:hanging="180"/>
-              <w:jc w:val="left"/>
-            </w:pPr>
-            <w:r>
-              <w:rPr>
-                <w:rFonts w:ascii="Arial" w:cs="Arial" w:eastAsia="Arial" w:hAnsi="Arial"/>
-                <w:b w:val="false"/>
-                <w:bCs w:val="false"/>
-                <w:i w:val="false"/>
-                <w:iCs w:val="false"/>
-                <w:color w:val="000000"/>
-                <w:sz w:val="18"/>
-                <w:szCs w:val="18"/>
-              </w:rPr>
-              <w:t xml:space="preserve">–  Biogas Digester at a Rift Valley Dairy Farm: a farmer near Nakuru feeds cow dung into a sealed underground tank and, two weeks later, has enough gas through the outlet pipe to cook three meals a day for his family. Nothing was burned — so where does the cooking gas come from, and what is happening inside the sealed tank?</w:t>
-            </w:r>
-          </w:p>
-          <w:p>
-            <w:pPr>
-              <w:spacing w:after="30" w:before="0"/>
-              <w:ind w:left="360" w:hanging="180"/>
-              <w:jc w:val="left"/>
-            </w:pPr>
-            <w:r>
-              <w:rPr>
-                <w:rFonts w:ascii="Arial" w:cs="Arial" w:eastAsia="Arial" w:hAnsi="Arial"/>
-                <w:b w:val="false"/>
-                <w:bCs w:val="false"/>
-                <w:i w:val="false"/>
-                <w:iCs w:val="false"/>
-                <w:color w:val="000000"/>
-                <w:sz w:val="18"/>
-                <w:szCs w:val="18"/>
-              </w:rPr>
-              <w:t xml:space="preserve">–  Fresh Milk vs. Mala (Fermented Milk): fresh milk left at room temperature in Mombasa's heat turns solid, smells sour, and separates into curds and whey within hours — but a dairy factory deliberately uses this same process to produce mala and yoghurt that people pay for. What organisms and chemical processes are responsible, and how is the outcome controlled?</w:t>
-            </w:r>
-          </w:p>
-        </w:tc>
-      </w:tr>
-    </w:tbl>
-    <w:p>
-      <w:pPr>
-        <w:spacing w:after="120"/>
-      </w:pPr>
-      <w:r>
-        <w:t xml:space="preserve"/>
       </w:r>
     </w:p>
     <w:p>
@@ -3275,7 +3275,7 @@
             <w:pPr>
               <w:spacing w:after="20" w:before="0"/>
             </w:pPr>
-            <w:hyperlink w:history="1" r:id="rIdzifzwvlc_vil3zaytq8gu">
+            <w:hyperlink w:history="1" r:id="rIdh7mn0xnncgnpjshu8nqwc">
               <w:r>
                 <w:rPr>
                   <w:rFonts w:ascii="Arial" w:cs="Arial" w:eastAsia="Arial" w:hAnsi="Arial"/>
@@ -3308,7 +3308,7 @@
               <w:spacing w:after="10" w:before="0"/>
               <w:ind w:left="120"/>
             </w:pPr>
-            <w:hyperlink w:history="1" r:id="rIdqoubs68gibf0irevb5qvc">
+            <w:hyperlink w:history="1" r:id="rIddlhj_wf1tzhzytadjgzgs">
               <w:r>
                 <w:rPr>
                   <w:rFonts w:ascii="Arial" w:cs="Arial" w:eastAsia="Arial" w:hAnsi="Arial"/>
@@ -3353,7 +3353,7 @@
             <w:pPr>
               <w:spacing w:after="20" w:before="0"/>
             </w:pPr>
-            <w:hyperlink w:history="1" r:id="rIdlcdgagil0h1xy_vgrqdt0">
+            <w:hyperlink w:history="1" r:id="rIdkbsybhrdzt836fewmlx8r">
               <w:r>
                 <w:rPr>
                   <w:rFonts w:ascii="Arial" w:cs="Arial" w:eastAsia="Arial" w:hAnsi="Arial"/>
@@ -3386,7 +3386,7 @@
               <w:spacing w:after="10" w:before="0"/>
               <w:ind w:left="120"/>
             </w:pPr>
-            <w:hyperlink w:history="1" r:id="rIdcnlg7myyffqw5urz2riu9">
+            <w:hyperlink w:history="1" r:id="rIdyylvitoe-gs75bot1byig">
               <w:r>
                 <w:rPr>
                   <w:rFonts w:ascii="Arial" w:cs="Arial" w:eastAsia="Arial" w:hAnsi="Arial"/>
@@ -3676,7 +3676,7 @@
             <w:pPr>
               <w:spacing w:after="20" w:before="0"/>
             </w:pPr>
-            <w:hyperlink w:history="1" r:id="rId_kf8eip8wgen_v02r3exs">
+            <w:hyperlink w:history="1" r:id="rIdtd-l9oasec6uv3pv-i6n9">
               <w:r>
                 <w:rPr>
                   <w:rFonts w:ascii="Arial" w:cs="Arial" w:eastAsia="Arial" w:hAnsi="Arial"/>
@@ -3709,7 +3709,7 @@
               <w:spacing w:after="10" w:before="0"/>
               <w:ind w:left="120"/>
             </w:pPr>
-            <w:hyperlink w:history="1" r:id="rIdzbvvfdccoujd7m0izi2ah">
+            <w:hyperlink w:history="1" r:id="rIdlst85ca9mu3z4x8zlhkxz">
               <w:r>
                 <w:rPr>
                   <w:rFonts w:ascii="Arial" w:cs="Arial" w:eastAsia="Arial" w:hAnsi="Arial"/>
@@ -3754,7 +3754,7 @@
             <w:pPr>
               <w:spacing w:after="20" w:before="0"/>
             </w:pPr>
-            <w:hyperlink w:history="1" r:id="rIdexshyniltubzaez1w4xke">
+            <w:hyperlink w:history="1" r:id="rId-tdkbrceclgnrrw9ahumu">
               <w:r>
                 <w:rPr>
                   <w:rFonts w:ascii="Arial" w:cs="Arial" w:eastAsia="Arial" w:hAnsi="Arial"/>
@@ -3787,7 +3787,7 @@
               <w:spacing w:after="10" w:before="0"/>
               <w:ind w:left="120"/>
             </w:pPr>
-            <w:hyperlink w:history="1" r:id="rIddncegb01vw0tpcygkeljm">
+            <w:hyperlink w:history="1" r:id="rIdsmqbevek0nvufz3iz5pqo">
               <w:r>
                 <w:rPr>
                   <w:rFonts w:ascii="Arial" w:cs="Arial" w:eastAsia="Arial" w:hAnsi="Arial"/>
@@ -4058,7 +4058,7 @@
             <w:pPr>
               <w:spacing w:after="20" w:before="0"/>
             </w:pPr>
-            <w:hyperlink w:history="1" r:id="rIda5p4voirvz6znryff5vrm">
+            <w:hyperlink w:history="1" r:id="rIdo8yfvaoe7sbd5_03ytsg4">
               <w:r>
                 <w:rPr>
                   <w:rFonts w:ascii="Arial" w:cs="Arial" w:eastAsia="Arial" w:hAnsi="Arial"/>
@@ -4091,7 +4091,7 @@
               <w:spacing w:after="10" w:before="0"/>
               <w:ind w:left="120"/>
             </w:pPr>
-            <w:hyperlink w:history="1" r:id="rIdt-92wyj39pehrdsxl0fb-">
+            <w:hyperlink w:history="1" r:id="rIdcnnuvwmiz4bpvhgjy0bb4">
               <w:r>
                 <w:rPr>
                   <w:rFonts w:ascii="Arial" w:cs="Arial" w:eastAsia="Arial" w:hAnsi="Arial"/>
@@ -4136,7 +4136,7 @@
             <w:pPr>
               <w:spacing w:after="20" w:before="0"/>
             </w:pPr>
-            <w:hyperlink w:history="1" r:id="rIdf6wgspofg7e481y2keyrc">
+            <w:hyperlink w:history="1" r:id="rIdglmqims2ywhndagpmi8ue">
               <w:r>
                 <w:rPr>
                   <w:rFonts w:ascii="Arial" w:cs="Arial" w:eastAsia="Arial" w:hAnsi="Arial"/>
@@ -4169,7 +4169,7 @@
               <w:spacing w:after="10" w:before="0"/>
               <w:ind w:left="120"/>
             </w:pPr>
-            <w:hyperlink w:history="1" r:id="rId5xoxkhkt33wqlv5utmvws">
+            <w:hyperlink w:history="1" r:id="rId34jfnn0omx_t-6vdprs6w">
               <w:r>
                 <w:rPr>
                   <w:rFonts w:ascii="Arial" w:cs="Arial" w:eastAsia="Arial" w:hAnsi="Arial"/>
@@ -4440,7 +4440,7 @@
             <w:pPr>
               <w:spacing w:after="20" w:before="0"/>
             </w:pPr>
-            <w:hyperlink w:history="1" r:id="rId1irgdwbbuce188qcwu6t1">
+            <w:hyperlink w:history="1" r:id="rIdsgy1mns-po6bobutadfix">
               <w:r>
                 <w:rPr>
                   <w:rFonts w:ascii="Arial" w:cs="Arial" w:eastAsia="Arial" w:hAnsi="Arial"/>
@@ -4473,7 +4473,7 @@
               <w:spacing w:after="10" w:before="0"/>
               <w:ind w:left="120"/>
             </w:pPr>
-            <w:hyperlink w:history="1" r:id="rId_dhl8qro6ufqpx_3fojvt">
+            <w:hyperlink w:history="1" r:id="rId3jrgct-hnwh63asnj6m_u">
               <w:r>
                 <w:rPr>
                   <w:rFonts w:ascii="Arial" w:cs="Arial" w:eastAsia="Arial" w:hAnsi="Arial"/>
@@ -4518,7 +4518,7 @@
             <w:pPr>
               <w:spacing w:after="20" w:before="0"/>
             </w:pPr>
-            <w:hyperlink w:history="1" r:id="rIdexodua_znsj-ce-fpishx">
+            <w:hyperlink w:history="1" r:id="rIdfk_kbxcqkn9qxpoqfcohn">
               <w:r>
                 <w:rPr>
                   <w:rFonts w:ascii="Arial" w:cs="Arial" w:eastAsia="Arial" w:hAnsi="Arial"/>
@@ -4551,7 +4551,7 @@
               <w:spacing w:after="10" w:before="0"/>
               <w:ind w:left="120"/>
             </w:pPr>
-            <w:hyperlink w:history="1" r:id="rId5koja8bvdongtxkc43r3k">
+            <w:hyperlink w:history="1" r:id="rId6pych-ujiuy4nx1-zqnzv">
               <w:r>
                 <w:rPr>
                   <w:rFonts w:ascii="Arial" w:cs="Arial" w:eastAsia="Arial" w:hAnsi="Arial"/>
@@ -4841,7 +4841,7 @@
             <w:pPr>
               <w:spacing w:after="20" w:before="0"/>
             </w:pPr>
-            <w:hyperlink w:history="1" r:id="rIdu71uambdyx25mruso144y">
+            <w:hyperlink w:history="1" r:id="rIdieimu3_y7evqnlcqkyrdi">
               <w:r>
                 <w:rPr>
                   <w:rFonts w:ascii="Arial" w:cs="Arial" w:eastAsia="Arial" w:hAnsi="Arial"/>
@@ -4874,7 +4874,7 @@
               <w:spacing w:after="10" w:before="0"/>
               <w:ind w:left="120"/>
             </w:pPr>
-            <w:hyperlink w:history="1" r:id="rIdzzlsnohdv1w7lzfuvoksc">
+            <w:hyperlink w:history="1" r:id="rIddygl2qcgqp2qzo0ob-vjc">
               <w:r>
                 <w:rPr>
                   <w:rFonts w:ascii="Arial" w:cs="Arial" w:eastAsia="Arial" w:hAnsi="Arial"/>
@@ -4919,7 +4919,7 @@
             <w:pPr>
               <w:spacing w:after="20" w:before="0"/>
             </w:pPr>
-            <w:hyperlink w:history="1" r:id="rIdtuyr_uy3n3upo_xjant9s">
+            <w:hyperlink w:history="1" r:id="rIde5g7s612dynprflowrpdo">
               <w:r>
                 <w:rPr>
                   <w:rFonts w:ascii="Arial" w:cs="Arial" w:eastAsia="Arial" w:hAnsi="Arial"/>
@@ -4952,7 +4952,7 @@
               <w:spacing w:after="10" w:before="0"/>
               <w:ind w:left="120"/>
             </w:pPr>
-            <w:hyperlink w:history="1" r:id="rId0cxjg9v0h_34mbjztdjyl">
+            <w:hyperlink w:history="1" r:id="rIdjfai6vvxsp4ud5ks2ulqj">
               <w:r>
                 <w:rPr>
                   <w:rFonts w:ascii="Arial" w:cs="Arial" w:eastAsia="Arial" w:hAnsi="Arial"/>
@@ -5616,7 +5616,7 @@
         </w:rPr>
         <w:t xml:space="preserve">© 2026 SeaVuria and ARES. Aligned with KICD objectives. Developed by SeaVuria; technical implementation by ARES (with AI assistance from Claude). Licensed under </w:t>
       </w:r>
-      <w:hyperlink w:history="1" r:id="rIdxzmirdzgb_2dh2m5pd2sn">
+      <w:hyperlink w:history="1" r:id="rId-3x23y5aflzd8tjxemfrr">
         <w:r>
           <w:rPr>
             <w:rFonts w:ascii="Arial" w:cs="Arial" w:eastAsia="Arial" w:hAnsi="Arial"/>
@@ -5637,7 +5637,7 @@
         </w:rPr>
         <w:t xml:space="preserve"> (</w:t>
       </w:r>
-      <w:hyperlink w:history="1" r:id="rIdlflcsep5noaqi_ym2rk7l">
+      <w:hyperlink w:history="1" r:id="rId49yuqxgeubqo762af10_q">
         <w:r>
           <w:rPr>
             <w:rFonts w:ascii="Arial" w:cs="Arial" w:eastAsia="Arial" w:hAnsi="Arial"/>
@@ -6650,7 +6650,7 @@
             <w:pPr>
               <w:spacing w:after="20" w:before="0"/>
             </w:pPr>
-            <w:hyperlink w:history="1" r:id="rId3bakxdrzxxqszrplra2vj">
+            <w:hyperlink w:history="1" r:id="rIdubj985dzssn1pzko0izpg">
               <w:r>
                 <w:rPr>
                   <w:rFonts w:ascii="Arial" w:cs="Arial" w:eastAsia="Arial" w:hAnsi="Arial"/>
@@ -6683,7 +6683,7 @@
               <w:spacing w:after="10" w:before="0"/>
               <w:ind w:left="120"/>
             </w:pPr>
-            <w:hyperlink w:history="1" r:id="rIdiwcjqbyyylpnay2ll5och">
+            <w:hyperlink w:history="1" r:id="rIdqs-hk37e4l2twdf8xxikk">
               <w:r>
                 <w:rPr>
                   <w:rFonts w:ascii="Arial" w:cs="Arial" w:eastAsia="Arial" w:hAnsi="Arial"/>
@@ -6728,7 +6728,7 @@
             <w:pPr>
               <w:spacing w:after="20" w:before="0"/>
             </w:pPr>
-            <w:hyperlink w:history="1" r:id="rId-4mubuuuk94jbt-btp8hh">
+            <w:hyperlink w:history="1" r:id="rIdibdf5kxeeyc9nrvg8dii9">
               <w:r>
                 <w:rPr>
                   <w:rFonts w:ascii="Arial" w:cs="Arial" w:eastAsia="Arial" w:hAnsi="Arial"/>
@@ -6761,7 +6761,7 @@
               <w:spacing w:after="10" w:before="0"/>
               <w:ind w:left="120"/>
             </w:pPr>
-            <w:hyperlink w:history="1" r:id="rIdz0agigvrju4w22_dowb7e">
+            <w:hyperlink w:history="1" r:id="rIdfe251y6tcfn7aow3oxk5k">
               <w:r>
                 <w:rPr>
                   <w:rFonts w:ascii="Arial" w:cs="Arial" w:eastAsia="Arial" w:hAnsi="Arial"/>
@@ -6956,7 +6956,7 @@
             <w:pPr>
               <w:spacing w:after="20" w:before="0"/>
             </w:pPr>
-            <w:hyperlink w:history="1" r:id="rIdvaittx8ssbghlxtmcdhol">
+            <w:hyperlink w:history="1" r:id="rId16a9fue7kolrqske5zpv_">
               <w:r>
                 <w:rPr>
                   <w:rFonts w:ascii="Arial" w:cs="Arial" w:eastAsia="Arial" w:hAnsi="Arial"/>
@@ -6989,7 +6989,7 @@
               <w:spacing w:after="10" w:before="0"/>
               <w:ind w:left="120"/>
             </w:pPr>
-            <w:hyperlink w:history="1" r:id="rIdd0qzaf4jpcsacx6hz66vz">
+            <w:hyperlink w:history="1" r:id="rId6gc73xmzyrxpr2emqwtwr">
               <w:r>
                 <w:rPr>
                   <w:rFonts w:ascii="Arial" w:cs="Arial" w:eastAsia="Arial" w:hAnsi="Arial"/>
@@ -7034,7 +7034,7 @@
             <w:pPr>
               <w:spacing w:after="20" w:before="0"/>
             </w:pPr>
-            <w:hyperlink w:history="1" r:id="rIdg-7mr2egotnvh0ct4w55c">
+            <w:hyperlink w:history="1" r:id="rIdra1bitehhvl72uvdovkng">
               <w:r>
                 <w:rPr>
                   <w:rFonts w:ascii="Arial" w:cs="Arial" w:eastAsia="Arial" w:hAnsi="Arial"/>
@@ -7067,7 +7067,7 @@
               <w:spacing w:after="10" w:before="0"/>
               <w:ind w:left="120"/>
             </w:pPr>
-            <w:hyperlink w:history="1" r:id="rIdyqtbkxr84acr6wvrprsjl">
+            <w:hyperlink w:history="1" r:id="rId6ow2k6pk-kilc7xijtvor">
               <w:r>
                 <w:rPr>
                   <w:rFonts w:ascii="Arial" w:cs="Arial" w:eastAsia="Arial" w:hAnsi="Arial"/>
@@ -7262,7 +7262,7 @@
             <w:pPr>
               <w:spacing w:after="20" w:before="0"/>
             </w:pPr>
-            <w:hyperlink w:history="1" r:id="rId6eahh4qmyi-f1-1eoikyi">
+            <w:hyperlink w:history="1" r:id="rIdlf7onsrbzegoi6yactraa">
               <w:r>
                 <w:rPr>
                   <w:rFonts w:ascii="Arial" w:cs="Arial" w:eastAsia="Arial" w:hAnsi="Arial"/>
@@ -7295,7 +7295,7 @@
               <w:spacing w:after="10" w:before="0"/>
               <w:ind w:left="120"/>
             </w:pPr>
-            <w:hyperlink w:history="1" r:id="rId8cxnpeptpuwupy6voetx5">
+            <w:hyperlink w:history="1" r:id="rIdzvvdprtoagf_mlbllosun">
               <w:r>
                 <w:rPr>
                   <w:rFonts w:ascii="Arial" w:cs="Arial" w:eastAsia="Arial" w:hAnsi="Arial"/>
@@ -7340,7 +7340,7 @@
             <w:pPr>
               <w:spacing w:after="20" w:before="0"/>
             </w:pPr>
-            <w:hyperlink w:history="1" r:id="rIdujspfohvslggdz4-kcr27">
+            <w:hyperlink w:history="1" r:id="rIdggcczr_izalbvtgtmyo5g">
               <w:r>
                 <w:rPr>
                   <w:rFonts w:ascii="Arial" w:cs="Arial" w:eastAsia="Arial" w:hAnsi="Arial"/>
@@ -7373,7 +7373,7 @@
               <w:spacing w:after="10" w:before="0"/>
               <w:ind w:left="120"/>
             </w:pPr>
-            <w:hyperlink w:history="1" r:id="rIdvm6y1oydtqiwurdfjlv3u">
+            <w:hyperlink w:history="1" r:id="rIdin983yujezgziufl685ut">
               <w:r>
                 <w:rPr>
                   <w:rFonts w:ascii="Arial" w:cs="Arial" w:eastAsia="Arial" w:hAnsi="Arial"/>
@@ -7568,7 +7568,7 @@
             <w:pPr>
               <w:spacing w:after="20" w:before="0"/>
             </w:pPr>
-            <w:hyperlink w:history="1" r:id="rIdevfxiepks36p5xq31yzux">
+            <w:hyperlink w:history="1" r:id="rIdnwai7jv_h8llgacrdrn5_">
               <w:r>
                 <w:rPr>
                   <w:rFonts w:ascii="Arial" w:cs="Arial" w:eastAsia="Arial" w:hAnsi="Arial"/>
@@ -7601,7 +7601,7 @@
               <w:spacing w:after="10" w:before="0"/>
               <w:ind w:left="120"/>
             </w:pPr>
-            <w:hyperlink w:history="1" r:id="rIdiciluswydp8v7bcoeievi">
+            <w:hyperlink w:history="1" r:id="rId3hxn9fqubuy5j7ufvjqzu">
               <w:r>
                 <w:rPr>
                   <w:rFonts w:ascii="Arial" w:cs="Arial" w:eastAsia="Arial" w:hAnsi="Arial"/>
@@ -7646,7 +7646,7 @@
             <w:pPr>
               <w:spacing w:after="20" w:before="0"/>
             </w:pPr>
-            <w:hyperlink w:history="1" r:id="rIdwvb7n2itllnikhy-jnfx-">
+            <w:hyperlink w:history="1" r:id="rIdijj_fzc-qwatkhasdplj9">
               <w:r>
                 <w:rPr>
                   <w:rFonts w:ascii="Arial" w:cs="Arial" w:eastAsia="Arial" w:hAnsi="Arial"/>
@@ -7679,7 +7679,7 @@
               <w:spacing w:after="10" w:before="0"/>
               <w:ind w:left="120"/>
             </w:pPr>
-            <w:hyperlink w:history="1" r:id="rIdi6nhqgk5ipqmjohowntfq">
+            <w:hyperlink w:history="1" r:id="rIdooacl_kzawydm3e0zhapl">
               <w:r>
                 <w:rPr>
                   <w:rFonts w:ascii="Arial" w:cs="Arial" w:eastAsia="Arial" w:hAnsi="Arial"/>
@@ -7874,7 +7874,7 @@
             <w:pPr>
               <w:spacing w:after="20" w:before="0"/>
             </w:pPr>
-            <w:hyperlink w:history="1" r:id="rIdxgemeamxhaoxf2gidgujh">
+            <w:hyperlink w:history="1" r:id="rIddqfza-a4xhjar1npgc9wl">
               <w:r>
                 <w:rPr>
                   <w:rFonts w:ascii="Arial" w:cs="Arial" w:eastAsia="Arial" w:hAnsi="Arial"/>
@@ -7907,7 +7907,7 @@
               <w:spacing w:after="10" w:before="0"/>
               <w:ind w:left="120"/>
             </w:pPr>
-            <w:hyperlink w:history="1" r:id="rId8hy3jobdkhwpwqnaqgbfm">
+            <w:hyperlink w:history="1" r:id="rIdipnjhdvfpypq-b4xv4vya">
               <w:r>
                 <w:rPr>
                   <w:rFonts w:ascii="Arial" w:cs="Arial" w:eastAsia="Arial" w:hAnsi="Arial"/>
@@ -7952,7 +7952,7 @@
             <w:pPr>
               <w:spacing w:after="20" w:before="0"/>
             </w:pPr>
-            <w:hyperlink w:history="1" r:id="rIdx3kjzowhdwsflkm59_82q">
+            <w:hyperlink w:history="1" r:id="rIdhrkayeeka7swsotqp5swy">
               <w:r>
                 <w:rPr>
                   <w:rFonts w:ascii="Arial" w:cs="Arial" w:eastAsia="Arial" w:hAnsi="Arial"/>
@@ -7985,7 +7985,7 @@
               <w:spacing w:after="10" w:before="0"/>
               <w:ind w:left="120"/>
             </w:pPr>
-            <w:hyperlink w:history="1" r:id="rIds0paec_alrymglrsz36h4">
+            <w:hyperlink w:history="1" r:id="rIddgqmbg9jr5dt4n3fkad6z">
               <w:r>
                 <w:rPr>
                   <w:rFonts w:ascii="Arial" w:cs="Arial" w:eastAsia="Arial" w:hAnsi="Arial"/>
@@ -8497,7 +8497,7 @@
         </w:rPr>
         <w:t xml:space="preserve">© 2026 SeaVuria and ARES. Aligned with KICD objectives. Developed by SeaVuria; technical implementation by ARES (with AI assistance from Claude). Licensed under </w:t>
       </w:r>
-      <w:hyperlink w:history="1" r:id="rIdom4uencfzr31vkibfyrwo">
+      <w:hyperlink w:history="1" r:id="rIdzeshuwhfssgx_oe_y7lae">
         <w:r>
           <w:rPr>
             <w:rFonts w:ascii="Arial" w:cs="Arial" w:eastAsia="Arial" w:hAnsi="Arial"/>
@@ -8518,7 +8518,7 @@
         </w:rPr>
         <w:t xml:space="preserve"> (</w:t>
       </w:r>
-      <w:hyperlink w:history="1" r:id="rIdcis5roiab2zzdku9lzcrr">
+      <w:hyperlink w:history="1" r:id="rIdnmjvuzwrvy3bgn6xwfq-a">
         <w:r>
           <w:rPr>
             <w:rFonts w:ascii="Arial" w:cs="Arial" w:eastAsia="Arial" w:hAnsi="Arial"/>
@@ -9531,7 +9531,7 @@
             <w:pPr>
               <w:spacing w:after="20" w:before="0"/>
             </w:pPr>
-            <w:hyperlink w:history="1" r:id="rIdry_4mvogvqcgyk3ylg7a-">
+            <w:hyperlink w:history="1" r:id="rIdaptzji-uwvt6f8uotqeyy">
               <w:r>
                 <w:rPr>
                   <w:rFonts w:ascii="Arial" w:cs="Arial" w:eastAsia="Arial" w:hAnsi="Arial"/>
@@ -9564,7 +9564,7 @@
               <w:spacing w:after="10" w:before="0"/>
               <w:ind w:left="120"/>
             </w:pPr>
-            <w:hyperlink w:history="1" r:id="rIdviuikrcxo0punkxkwxkcc">
+            <w:hyperlink w:history="1" r:id="rIdllzk_pbgz7nh5uaxuquz5">
               <w:r>
                 <w:rPr>
                   <w:rFonts w:ascii="Arial" w:cs="Arial" w:eastAsia="Arial" w:hAnsi="Arial"/>
@@ -9609,7 +9609,7 @@
             <w:pPr>
               <w:spacing w:after="20" w:before="0"/>
             </w:pPr>
-            <w:hyperlink w:history="1" r:id="rIdkjjxn_v-oui1g91kdxgnu">
+            <w:hyperlink w:history="1" r:id="rIdo87rfgr7bzsezj4f_l0ye">
               <w:r>
                 <w:rPr>
                   <w:rFonts w:ascii="Arial" w:cs="Arial" w:eastAsia="Arial" w:hAnsi="Arial"/>
@@ -9642,7 +9642,7 @@
               <w:spacing w:after="10" w:before="0"/>
               <w:ind w:left="120"/>
             </w:pPr>
-            <w:hyperlink w:history="1" r:id="rId1z1jwk-dlurtoqvnfsyji">
+            <w:hyperlink w:history="1" r:id="rIdwp-ownkfs8d0mamk4hcaf">
               <w:r>
                 <w:rPr>
                   <w:rFonts w:ascii="Arial" w:cs="Arial" w:eastAsia="Arial" w:hAnsi="Arial"/>
@@ -9837,7 +9837,7 @@
             <w:pPr>
               <w:spacing w:after="20" w:before="0"/>
             </w:pPr>
-            <w:hyperlink w:history="1" r:id="rIdcz_anctprsnscvhk68azb">
+            <w:hyperlink w:history="1" r:id="rIdo9-klue4d-9ymgut8wffx">
               <w:r>
                 <w:rPr>
                   <w:rFonts w:ascii="Arial" w:cs="Arial" w:eastAsia="Arial" w:hAnsi="Arial"/>
@@ -9870,7 +9870,7 @@
               <w:spacing w:after="10" w:before="0"/>
               <w:ind w:left="120"/>
             </w:pPr>
-            <w:hyperlink w:history="1" r:id="rIdfdynkkrgml2lrwimr5pd4">
+            <w:hyperlink w:history="1" r:id="rIdnkipswx6xazc9g1xjjzoa">
               <w:r>
                 <w:rPr>
                   <w:rFonts w:ascii="Arial" w:cs="Arial" w:eastAsia="Arial" w:hAnsi="Arial"/>
@@ -9915,7 +9915,7 @@
             <w:pPr>
               <w:spacing w:after="20" w:before="0"/>
             </w:pPr>
-            <w:hyperlink w:history="1" r:id="rIdyfffzkddemdhxjqiufmuj">
+            <w:hyperlink w:history="1" r:id="rIdbnpyofcroxqpjihvgrvll">
               <w:r>
                 <w:rPr>
                   <w:rFonts w:ascii="Arial" w:cs="Arial" w:eastAsia="Arial" w:hAnsi="Arial"/>
@@ -9948,7 +9948,7 @@
               <w:spacing w:after="10" w:before="0"/>
               <w:ind w:left="120"/>
             </w:pPr>
-            <w:hyperlink w:history="1" r:id="rIdu2bznd44eqgkf6eudazo1">
+            <w:hyperlink w:history="1" r:id="rId3enz1gdtp6goj0jpcynew">
               <w:r>
                 <w:rPr>
                   <w:rFonts w:ascii="Arial" w:cs="Arial" w:eastAsia="Arial" w:hAnsi="Arial"/>
@@ -10143,7 +10143,7 @@
             <w:pPr>
               <w:spacing w:after="20" w:before="0"/>
             </w:pPr>
-            <w:hyperlink w:history="1" r:id="rIdg4bkfo1cifin1cl-okees">
+            <w:hyperlink w:history="1" r:id="rIdoul_iyx5riiv65uleu2g7">
               <w:r>
                 <w:rPr>
                   <w:rFonts w:ascii="Arial" w:cs="Arial" w:eastAsia="Arial" w:hAnsi="Arial"/>
@@ -10176,7 +10176,7 @@
               <w:spacing w:after="10" w:before="0"/>
               <w:ind w:left="120"/>
             </w:pPr>
-            <w:hyperlink w:history="1" r:id="rId4cnfzen3fpvffmoyzttta">
+            <w:hyperlink w:history="1" r:id="rIdv9tisi12zjlc-hfof370o">
               <w:r>
                 <w:rPr>
                   <w:rFonts w:ascii="Arial" w:cs="Arial" w:eastAsia="Arial" w:hAnsi="Arial"/>
@@ -10221,7 +10221,7 @@
             <w:pPr>
               <w:spacing w:after="20" w:before="0"/>
             </w:pPr>
-            <w:hyperlink w:history="1" r:id="rIdjgxkjh8uftbdot7a59szb">
+            <w:hyperlink w:history="1" r:id="rIdiljw80i2_yfdcyxt-vf5g">
               <w:r>
                 <w:rPr>
                   <w:rFonts w:ascii="Arial" w:cs="Arial" w:eastAsia="Arial" w:hAnsi="Arial"/>
@@ -10254,7 +10254,7 @@
               <w:spacing w:after="10" w:before="0"/>
               <w:ind w:left="120"/>
             </w:pPr>
-            <w:hyperlink w:history="1" r:id="rIduepikwa0d8cr08a-x8ljo">
+            <w:hyperlink w:history="1" r:id="rIdw_wwfekv-woirejkywoic">
               <w:r>
                 <w:rPr>
                   <w:rFonts w:ascii="Arial" w:cs="Arial" w:eastAsia="Arial" w:hAnsi="Arial"/>
@@ -10449,7 +10449,7 @@
             <w:pPr>
               <w:spacing w:after="20" w:before="0"/>
             </w:pPr>
-            <w:hyperlink w:history="1" r:id="rId5zh6lst9_aznl0u3l17zy">
+            <w:hyperlink w:history="1" r:id="rIdtj14vgeuht0o7zgqjvxx-">
               <w:r>
                 <w:rPr>
                   <w:rFonts w:ascii="Arial" w:cs="Arial" w:eastAsia="Arial" w:hAnsi="Arial"/>
@@ -10482,7 +10482,7 @@
               <w:spacing w:after="10" w:before="0"/>
               <w:ind w:left="120"/>
             </w:pPr>
-            <w:hyperlink w:history="1" r:id="rIdrqej8po-yy4tq1yamx8ek">
+            <w:hyperlink w:history="1" r:id="rIdvjfyglif--f8bx-brvj-v">
               <w:r>
                 <w:rPr>
                   <w:rFonts w:ascii="Arial" w:cs="Arial" w:eastAsia="Arial" w:hAnsi="Arial"/>
@@ -10527,7 +10527,7 @@
             <w:pPr>
               <w:spacing w:after="20" w:before="0"/>
             </w:pPr>
-            <w:hyperlink w:history="1" r:id="rIdwlavx6rwjlfo03f5ktiee">
+            <w:hyperlink w:history="1" r:id="rIdpvoexoisn_mx1ouarjywc">
               <w:r>
                 <w:rPr>
                   <w:rFonts w:ascii="Arial" w:cs="Arial" w:eastAsia="Arial" w:hAnsi="Arial"/>
@@ -10560,7 +10560,7 @@
               <w:spacing w:after="10" w:before="0"/>
               <w:ind w:left="120"/>
             </w:pPr>
-            <w:hyperlink w:history="1" r:id="rIdhibulkj2yq3jphved9_kh">
+            <w:hyperlink w:history="1" r:id="rIdolop_ogseqhtzibcupoqn">
               <w:r>
                 <w:rPr>
                   <w:rFonts w:ascii="Arial" w:cs="Arial" w:eastAsia="Arial" w:hAnsi="Arial"/>
@@ -10755,7 +10755,7 @@
             <w:pPr>
               <w:spacing w:after="20" w:before="0"/>
             </w:pPr>
-            <w:hyperlink w:history="1" r:id="rIdlwkhmezn3rwp3evavhco5">
+            <w:hyperlink w:history="1" r:id="rIdzv9vf7brifhavotu37q56">
               <w:r>
                 <w:rPr>
                   <w:rFonts w:ascii="Arial" w:cs="Arial" w:eastAsia="Arial" w:hAnsi="Arial"/>
@@ -10788,7 +10788,7 @@
               <w:spacing w:after="10" w:before="0"/>
               <w:ind w:left="120"/>
             </w:pPr>
-            <w:hyperlink w:history="1" r:id="rIdntllvggw_0ejcrz2lpsqm">
+            <w:hyperlink w:history="1" r:id="rId5w452szpt16qkzp2rzrpl">
               <w:r>
                 <w:rPr>
                   <w:rFonts w:ascii="Arial" w:cs="Arial" w:eastAsia="Arial" w:hAnsi="Arial"/>
@@ -10833,7 +10833,7 @@
             <w:pPr>
               <w:spacing w:after="20" w:before="0"/>
             </w:pPr>
-            <w:hyperlink w:history="1" r:id="rIdcfye6io3dnktbbetppfy7">
+            <w:hyperlink w:history="1" r:id="rIdcgjc36tinpgqscwdb5eid">
               <w:r>
                 <w:rPr>
                   <w:rFonts w:ascii="Arial" w:cs="Arial" w:eastAsia="Arial" w:hAnsi="Arial"/>
@@ -10866,7 +10866,7 @@
               <w:spacing w:after="10" w:before="0"/>
               <w:ind w:left="120"/>
             </w:pPr>
-            <w:hyperlink w:history="1" r:id="rIdnv7y9fhontvcwk8aju-jy">
+            <w:hyperlink w:history="1" r:id="rIdhfait1x8zktofiw_ttuqv">
               <w:r>
                 <w:rPr>
                   <w:rFonts w:ascii="Arial" w:cs="Arial" w:eastAsia="Arial" w:hAnsi="Arial"/>
@@ -11492,7 +11492,7 @@
         </w:rPr>
         <w:t xml:space="preserve">© 2026 SeaVuria and ARES. Aligned with KICD objectives. Developed by SeaVuria; technical implementation by ARES (with AI assistance from Claude). Licensed under </w:t>
       </w:r>
-      <w:hyperlink w:history="1" r:id="rIdpkulunjrlxcrbx7vpulep">
+      <w:hyperlink w:history="1" r:id="rId_9xdhsjkwkmshavwaxzbj">
         <w:r>
           <w:rPr>
             <w:rFonts w:ascii="Arial" w:cs="Arial" w:eastAsia="Arial" w:hAnsi="Arial"/>
@@ -11513,7 +11513,7 @@
         </w:rPr>
         <w:t xml:space="preserve"> (</w:t>
       </w:r>
-      <w:hyperlink w:history="1" r:id="rIdar0y2-ulcwcjdflakweks">
+      <w:hyperlink w:history="1" r:id="rIda60btbfxpqnpjrziirwgv">
         <w:r>
           <w:rPr>
             <w:rFonts w:ascii="Arial" w:cs="Arial" w:eastAsia="Arial" w:hAnsi="Arial"/>
@@ -12526,7 +12526,7 @@
             <w:pPr>
               <w:spacing w:after="20" w:before="0"/>
             </w:pPr>
-            <w:hyperlink w:history="1" r:id="rIdffgixb-vwwoxj9is8yio3">
+            <w:hyperlink w:history="1" r:id="rIddyciyg84oyje24nsz7vqz">
               <w:r>
                 <w:rPr>
                   <w:rFonts w:ascii="Arial" w:cs="Arial" w:eastAsia="Arial" w:hAnsi="Arial"/>
@@ -12559,7 +12559,7 @@
               <w:spacing w:after="10" w:before="0"/>
               <w:ind w:left="120"/>
             </w:pPr>
-            <w:hyperlink w:history="1" r:id="rIdemeu734trsnwihmbupikr">
+            <w:hyperlink w:history="1" r:id="rIduev94qirdoy0dht7gb2c1">
               <w:r>
                 <w:rPr>
                   <w:rFonts w:ascii="Arial" w:cs="Arial" w:eastAsia="Arial" w:hAnsi="Arial"/>
@@ -12604,7 +12604,7 @@
             <w:pPr>
               <w:spacing w:after="20" w:before="0"/>
             </w:pPr>
-            <w:hyperlink w:history="1" r:id="rIdmuizsib9gzrbepxgbwlq6">
+            <w:hyperlink w:history="1" r:id="rIdqxbbkmrtsm7jm1xqkxwuj">
               <w:r>
                 <w:rPr>
                   <w:rFonts w:ascii="Arial" w:cs="Arial" w:eastAsia="Arial" w:hAnsi="Arial"/>
@@ -12637,7 +12637,7 @@
               <w:spacing w:after="10" w:before="0"/>
               <w:ind w:left="120"/>
             </w:pPr>
-            <w:hyperlink w:history="1" r:id="rIdftss2pkkegvugdaaxgf7m">
+            <w:hyperlink w:history="1" r:id="rIdqbts_hryrcuokynjch0sv">
               <w:r>
                 <w:rPr>
                   <w:rFonts w:ascii="Arial" w:cs="Arial" w:eastAsia="Arial" w:hAnsi="Arial"/>
@@ -12832,7 +12832,7 @@
             <w:pPr>
               <w:spacing w:after="20" w:before="0"/>
             </w:pPr>
-            <w:hyperlink w:history="1" r:id="rIdn9ysbwizpoym4_pjrv4mr">
+            <w:hyperlink w:history="1" r:id="rIdodsqi_vagf4lpkgz1icih">
               <w:r>
                 <w:rPr>
                   <w:rFonts w:ascii="Arial" w:cs="Arial" w:eastAsia="Arial" w:hAnsi="Arial"/>
@@ -12865,7 +12865,7 @@
               <w:spacing w:after="10" w:before="0"/>
               <w:ind w:left="120"/>
             </w:pPr>
-            <w:hyperlink w:history="1" r:id="rIdz46ldmpmrvipmdphosmcs">
+            <w:hyperlink w:history="1" r:id="rIdzbjsap3rj4n1pcfsmnazg">
               <w:r>
                 <w:rPr>
                   <w:rFonts w:ascii="Arial" w:cs="Arial" w:eastAsia="Arial" w:hAnsi="Arial"/>
@@ -12910,7 +12910,7 @@
             <w:pPr>
               <w:spacing w:after="20" w:before="0"/>
             </w:pPr>
-            <w:hyperlink w:history="1" r:id="rId1_ttx9dqin-ji2mf8jn0b">
+            <w:hyperlink w:history="1" r:id="rId10cwcnsc0xzceahxlbr8u">
               <w:r>
                 <w:rPr>
                   <w:rFonts w:ascii="Arial" w:cs="Arial" w:eastAsia="Arial" w:hAnsi="Arial"/>
@@ -12943,7 +12943,7 @@
               <w:spacing w:after="10" w:before="0"/>
               <w:ind w:left="120"/>
             </w:pPr>
-            <w:hyperlink w:history="1" r:id="rIdghgcga1sr80gkaijy2zxw">
+            <w:hyperlink w:history="1" r:id="rId_ary_tljgu8ls5_rq6qro">
               <w:r>
                 <w:rPr>
                   <w:rFonts w:ascii="Arial" w:cs="Arial" w:eastAsia="Arial" w:hAnsi="Arial"/>
@@ -13176,7 +13176,7 @@
             <w:pPr>
               <w:spacing w:after="20" w:before="0"/>
             </w:pPr>
-            <w:hyperlink w:history="1" r:id="rId7trgxhwmikwvfglwrpzdd">
+            <w:hyperlink w:history="1" r:id="rIdqqffp4jwgura4ipyxtotf">
               <w:r>
                 <w:rPr>
                   <w:rFonts w:ascii="Arial" w:cs="Arial" w:eastAsia="Arial" w:hAnsi="Arial"/>
@@ -13209,7 +13209,7 @@
               <w:spacing w:after="10" w:before="0"/>
               <w:ind w:left="120"/>
             </w:pPr>
-            <w:hyperlink w:history="1" r:id="rId9cdmtt4br03v3tob4aztj">
+            <w:hyperlink w:history="1" r:id="rIdaonpt3yws4fytpxt3oe2j">
               <w:r>
                 <w:rPr>
                   <w:rFonts w:ascii="Arial" w:cs="Arial" w:eastAsia="Arial" w:hAnsi="Arial"/>
@@ -13254,7 +13254,7 @@
             <w:pPr>
               <w:spacing w:after="20" w:before="0"/>
             </w:pPr>
-            <w:hyperlink w:history="1" r:id="rId-ypqrkysrxxliburlz1mj">
+            <w:hyperlink w:history="1" r:id="rIdkim83h4qr_eylbkaom5ef">
               <w:r>
                 <w:rPr>
                   <w:rFonts w:ascii="Arial" w:cs="Arial" w:eastAsia="Arial" w:hAnsi="Arial"/>
@@ -13287,7 +13287,7 @@
               <w:spacing w:after="10" w:before="0"/>
               <w:ind w:left="120"/>
             </w:pPr>
-            <w:hyperlink w:history="1" r:id="rIdh-qvmopopqmbekbh64ryz">
+            <w:hyperlink w:history="1" r:id="rId4aek7h700u7fcs5jr39gm">
               <w:r>
                 <w:rPr>
                   <w:rFonts w:ascii="Arial" w:cs="Arial" w:eastAsia="Arial" w:hAnsi="Arial"/>
@@ -13824,7 +13824,7 @@
             <w:pPr>
               <w:spacing w:after="20" w:before="0"/>
             </w:pPr>
-            <w:hyperlink w:history="1" r:id="rIdrpn1feohzept61hjt2gzy">
+            <w:hyperlink w:history="1" r:id="rIdadlkqwxywfvyeeyke1v-s">
               <w:r>
                 <w:rPr>
                   <w:rFonts w:ascii="Arial" w:cs="Arial" w:eastAsia="Arial" w:hAnsi="Arial"/>
@@ -13857,7 +13857,7 @@
               <w:spacing w:after="10" w:before="0"/>
               <w:ind w:left="120"/>
             </w:pPr>
-            <w:hyperlink w:history="1" r:id="rIdpgsgusvmkyexrjp7yt1xq">
+            <w:hyperlink w:history="1" r:id="rIdjmhahtgnfy84y4vxovtiy">
               <w:r>
                 <w:rPr>
                   <w:rFonts w:ascii="Arial" w:cs="Arial" w:eastAsia="Arial" w:hAnsi="Arial"/>
@@ -13902,7 +13902,7 @@
             <w:pPr>
               <w:spacing w:after="20" w:before="0"/>
             </w:pPr>
-            <w:hyperlink w:history="1" r:id="rIdkxuedzbfgojnjdrvapjjc">
+            <w:hyperlink w:history="1" r:id="rIdzk7gshref8na7vb6tsdv_">
               <w:r>
                 <w:rPr>
                   <w:rFonts w:ascii="Arial" w:cs="Arial" w:eastAsia="Arial" w:hAnsi="Arial"/>
@@ -13935,7 +13935,7 @@
               <w:spacing w:after="10" w:before="0"/>
               <w:ind w:left="120"/>
             </w:pPr>
-            <w:hyperlink w:history="1" r:id="rIdeyde9gzbs62ogky9tmwdy">
+            <w:hyperlink w:history="1" r:id="rIdjtuplvkemas8d0ff3q8el">
               <w:r>
                 <w:rPr>
                   <w:rFonts w:ascii="Arial" w:cs="Arial" w:eastAsia="Arial" w:hAnsi="Arial"/>
@@ -14187,7 +14187,7 @@
             <w:pPr>
               <w:spacing w:after="20" w:before="0"/>
             </w:pPr>
-            <w:hyperlink w:history="1" r:id="rIdpcgqb-rri3ehrreaaiz7b">
+            <w:hyperlink w:history="1" r:id="rIdsahdla1ga7eczvflobdsi">
               <w:r>
                 <w:rPr>
                   <w:rFonts w:ascii="Arial" w:cs="Arial" w:eastAsia="Arial" w:hAnsi="Arial"/>
@@ -14220,7 +14220,7 @@
               <w:spacing w:after="10" w:before="0"/>
               <w:ind w:left="120"/>
             </w:pPr>
-            <w:hyperlink w:history="1" r:id="rIdgdnekgcpumerbhd7hj6rj">
+            <w:hyperlink w:history="1" r:id="rIdxsewu_jpkwat6j_6bn6ut">
               <w:r>
                 <w:rPr>
                   <w:rFonts w:ascii="Arial" w:cs="Arial" w:eastAsia="Arial" w:hAnsi="Arial"/>
@@ -14265,7 +14265,7 @@
             <w:pPr>
               <w:spacing w:after="20" w:before="0"/>
             </w:pPr>
-            <w:hyperlink w:history="1" r:id="rIdizyrlkajawov0udyk1i2g">
+            <w:hyperlink w:history="1" r:id="rIdqpj-hzeltl9mwjgx51uny">
               <w:r>
                 <w:rPr>
                   <w:rFonts w:ascii="Arial" w:cs="Arial" w:eastAsia="Arial" w:hAnsi="Arial"/>
@@ -14298,7 +14298,7 @@
               <w:spacing w:after="10" w:before="0"/>
               <w:ind w:left="120"/>
             </w:pPr>
-            <w:hyperlink w:history="1" r:id="rIdmt7mihgmp5iuqs7omdqbx">
+            <w:hyperlink w:history="1" r:id="rIdhanqgeyhdwenyubt9i1mz">
               <w:r>
                 <w:rPr>
                   <w:rFonts w:ascii="Arial" w:cs="Arial" w:eastAsia="Arial" w:hAnsi="Arial"/>
@@ -14924,7 +14924,7 @@
         </w:rPr>
         <w:t xml:space="preserve">© 2026 SeaVuria and ARES. Aligned with KICD objectives. Developed by SeaVuria; technical implementation by ARES (with AI assistance from Claude). Licensed under </w:t>
       </w:r>
-      <w:hyperlink w:history="1" r:id="rIdw9h5zseior0lufosn1vx-">
+      <w:hyperlink w:history="1" r:id="rIdrkvm5ragytqtpgpukbjor">
         <w:r>
           <w:rPr>
             <w:rFonts w:ascii="Arial" w:cs="Arial" w:eastAsia="Arial" w:hAnsi="Arial"/>
@@ -14945,7 +14945,7 @@
         </w:rPr>
         <w:t xml:space="preserve"> (</w:t>
       </w:r>
-      <w:hyperlink w:history="1" r:id="rIdpogwmp06reqbdbrmznung">
+      <w:hyperlink w:history="1" r:id="rIdblqhje96b_89e25zd7rh4">
         <w:r>
           <w:rPr>
             <w:rFonts w:ascii="Arial" w:cs="Arial" w:eastAsia="Arial" w:hAnsi="Arial"/>
@@ -15958,7 +15958,7 @@
             <w:pPr>
               <w:spacing w:after="20" w:before="0"/>
             </w:pPr>
-            <w:hyperlink w:history="1" r:id="rIdbc7e_7oakaqyaejfj-jf1">
+            <w:hyperlink w:history="1" r:id="rIdjbvrdynbzyzhv2stun83v">
               <w:r>
                 <w:rPr>
                   <w:rFonts w:ascii="Arial" w:cs="Arial" w:eastAsia="Arial" w:hAnsi="Arial"/>
@@ -15991,7 +15991,7 @@
               <w:spacing w:after="10" w:before="0"/>
               <w:ind w:left="120"/>
             </w:pPr>
-            <w:hyperlink w:history="1" r:id="rIdyawznbat5x7qv1u8t6eei">
+            <w:hyperlink w:history="1" r:id="rId7yn2o-vis3ytyiz4nja3z">
               <w:r>
                 <w:rPr>
                   <w:rFonts w:ascii="Arial" w:cs="Arial" w:eastAsia="Arial" w:hAnsi="Arial"/>
@@ -16036,7 +16036,7 @@
             <w:pPr>
               <w:spacing w:after="20" w:before="0"/>
             </w:pPr>
-            <w:hyperlink w:history="1" r:id="rIdv0r1jyzrnljsmyyds7xqw">
+            <w:hyperlink w:history="1" r:id="rId8czpwh3_extvcaakdwx4w">
               <w:r>
                 <w:rPr>
                   <w:rFonts w:ascii="Arial" w:cs="Arial" w:eastAsia="Arial" w:hAnsi="Arial"/>
@@ -16069,7 +16069,7 @@
               <w:spacing w:after="10" w:before="0"/>
               <w:ind w:left="120"/>
             </w:pPr>
-            <w:hyperlink w:history="1" r:id="rIdtytrbmgsouqpudr3atlbf">
+            <w:hyperlink w:history="1" r:id="rIdmkxnmimtnxrut5yly4rdf">
               <w:r>
                 <w:rPr>
                   <w:rFonts w:ascii="Arial" w:cs="Arial" w:eastAsia="Arial" w:hAnsi="Arial"/>
@@ -16264,7 +16264,7 @@
             <w:pPr>
               <w:spacing w:after="20" w:before="0"/>
             </w:pPr>
-            <w:hyperlink w:history="1" r:id="rIddgwuibhudxbikm9cyfn8p">
+            <w:hyperlink w:history="1" r:id="rIdgcz2lzxfbmggz5chthybe">
               <w:r>
                 <w:rPr>
                   <w:rFonts w:ascii="Arial" w:cs="Arial" w:eastAsia="Arial" w:hAnsi="Arial"/>
@@ -16297,7 +16297,7 @@
               <w:spacing w:after="10" w:before="0"/>
               <w:ind w:left="120"/>
             </w:pPr>
-            <w:hyperlink w:history="1" r:id="rIdgy7l27fevgposxe-zmb8r">
+            <w:hyperlink w:history="1" r:id="rIdsuryp_jwzr6bmwylpiqwr">
               <w:r>
                 <w:rPr>
                   <w:rFonts w:ascii="Arial" w:cs="Arial" w:eastAsia="Arial" w:hAnsi="Arial"/>
@@ -16342,7 +16342,7 @@
             <w:pPr>
               <w:spacing w:after="20" w:before="0"/>
             </w:pPr>
-            <w:hyperlink w:history="1" r:id="rIdfxc30yptsfwdcy4ieya_k">
+            <w:hyperlink w:history="1" r:id="rIdy1bzc4vywpdtaprhvbstq">
               <w:r>
                 <w:rPr>
                   <w:rFonts w:ascii="Arial" w:cs="Arial" w:eastAsia="Arial" w:hAnsi="Arial"/>
@@ -16375,7 +16375,7 @@
               <w:spacing w:after="10" w:before="0"/>
               <w:ind w:left="120"/>
             </w:pPr>
-            <w:hyperlink w:history="1" r:id="rIdgrn3qwcmtot8clmpmfngk">
+            <w:hyperlink w:history="1" r:id="rIdxibye2sjas7wmzn5zshcd">
               <w:r>
                 <w:rPr>
                   <w:rFonts w:ascii="Arial" w:cs="Arial" w:eastAsia="Arial" w:hAnsi="Arial"/>
@@ -16570,7 +16570,7 @@
             <w:pPr>
               <w:spacing w:after="20" w:before="0"/>
             </w:pPr>
-            <w:hyperlink w:history="1" r:id="rIdlcbkkzfwyr1l_xrffgt5x">
+            <w:hyperlink w:history="1" r:id="rIdhg_dkrxdpkkhurd9widlc">
               <w:r>
                 <w:rPr>
                   <w:rFonts w:ascii="Arial" w:cs="Arial" w:eastAsia="Arial" w:hAnsi="Arial"/>
@@ -16603,7 +16603,7 @@
               <w:spacing w:after="10" w:before="0"/>
               <w:ind w:left="120"/>
             </w:pPr>
-            <w:hyperlink w:history="1" r:id="rIdghhx-hawcpwhdxtuui4g1">
+            <w:hyperlink w:history="1" r:id="rId6khu2fcrwyyluwesxblzx">
               <w:r>
                 <w:rPr>
                   <w:rFonts w:ascii="Arial" w:cs="Arial" w:eastAsia="Arial" w:hAnsi="Arial"/>
@@ -16648,7 +16648,7 @@
             <w:pPr>
               <w:spacing w:after="20" w:before="0"/>
             </w:pPr>
-            <w:hyperlink w:history="1" r:id="rIdexagj2jbcooz7qrdfnvbb">
+            <w:hyperlink w:history="1" r:id="rIdk6sv0drv4nchkv0iguvjw">
               <w:r>
                 <w:rPr>
                   <w:rFonts w:ascii="Arial" w:cs="Arial" w:eastAsia="Arial" w:hAnsi="Arial"/>
@@ -16681,7 +16681,7 @@
               <w:spacing w:after="10" w:before="0"/>
               <w:ind w:left="120"/>
             </w:pPr>
-            <w:hyperlink w:history="1" r:id="rIdr2rfyek2rjsr6twito2ww">
+            <w:hyperlink w:history="1" r:id="rIdqduog_oxwi-4zsvhbzqo4">
               <w:r>
                 <w:rPr>
                   <w:rFonts w:ascii="Arial" w:cs="Arial" w:eastAsia="Arial" w:hAnsi="Arial"/>
@@ -16876,7 +16876,7 @@
             <w:pPr>
               <w:spacing w:after="20" w:before="0"/>
             </w:pPr>
-            <w:hyperlink w:history="1" r:id="rIdejucmobwgusmp04mp1sgf">
+            <w:hyperlink w:history="1" r:id="rIdton_5abuvnv3hb1yc2yrc">
               <w:r>
                 <w:rPr>
                   <w:rFonts w:ascii="Arial" w:cs="Arial" w:eastAsia="Arial" w:hAnsi="Arial"/>
@@ -16909,7 +16909,7 @@
               <w:spacing w:after="10" w:before="0"/>
               <w:ind w:left="120"/>
             </w:pPr>
-            <w:hyperlink w:history="1" r:id="rIdcts-4rag3v-ibrohgcxsj">
+            <w:hyperlink w:history="1" r:id="rIdcxnjy_ydcqsq-sabfnnu0">
               <w:r>
                 <w:rPr>
                   <w:rFonts w:ascii="Arial" w:cs="Arial" w:eastAsia="Arial" w:hAnsi="Arial"/>
@@ -16954,7 +16954,7 @@
             <w:pPr>
               <w:spacing w:after="20" w:before="0"/>
             </w:pPr>
-            <w:hyperlink w:history="1" r:id="rIddjtghefsq_d_jauwgj0ld">
+            <w:hyperlink w:history="1" r:id="rIdl4fupfavjzg-lzhvv_ehr">
               <w:r>
                 <w:rPr>
                   <w:rFonts w:ascii="Arial" w:cs="Arial" w:eastAsia="Arial" w:hAnsi="Arial"/>
@@ -16987,7 +16987,7 @@
               <w:spacing w:after="10" w:before="0"/>
               <w:ind w:left="120"/>
             </w:pPr>
-            <w:hyperlink w:history="1" r:id="rId6px-0iekmmrt7vrtuhpnw">
+            <w:hyperlink w:history="1" r:id="rIdc0_vilsmovclku_hhmne-">
               <w:r>
                 <w:rPr>
                   <w:rFonts w:ascii="Arial" w:cs="Arial" w:eastAsia="Arial" w:hAnsi="Arial"/>
@@ -17182,7 +17182,7 @@
             <w:pPr>
               <w:spacing w:after="20" w:before="0"/>
             </w:pPr>
-            <w:hyperlink w:history="1" r:id="rId6612ds6z999tprrctoplg">
+            <w:hyperlink w:history="1" r:id="rId2unz32rqzhxf8c8wq5geh">
               <w:r>
                 <w:rPr>
                   <w:rFonts w:ascii="Arial" w:cs="Arial" w:eastAsia="Arial" w:hAnsi="Arial"/>
@@ -17215,7 +17215,7 @@
               <w:spacing w:after="10" w:before="0"/>
               <w:ind w:left="120"/>
             </w:pPr>
-            <w:hyperlink w:history="1" r:id="rIdotsa_i9huvox6shwqznmj">
+            <w:hyperlink w:history="1" r:id="rId2rgiv1pslusuugdffsonx">
               <w:r>
                 <w:rPr>
                   <w:rFonts w:ascii="Arial" w:cs="Arial" w:eastAsia="Arial" w:hAnsi="Arial"/>
@@ -17260,7 +17260,7 @@
             <w:pPr>
               <w:spacing w:after="20" w:before="0"/>
             </w:pPr>
-            <w:hyperlink w:history="1" r:id="rIdpp66zygdpiqfgghlz4hmn">
+            <w:hyperlink w:history="1" r:id="rIdn3sdjvasgxbspmmpx1qdh">
               <w:r>
                 <w:rPr>
                   <w:rFonts w:ascii="Arial" w:cs="Arial" w:eastAsia="Arial" w:hAnsi="Arial"/>
@@ -17293,7 +17293,7 @@
               <w:spacing w:after="10" w:before="0"/>
               <w:ind w:left="120"/>
             </w:pPr>
-            <w:hyperlink w:history="1" r:id="rIddd5tkggqjdrj3e3mv3ddx">
+            <w:hyperlink w:history="1" r:id="rIdptzbu_b0tjnh7j5ryw0yp">
               <w:r>
                 <w:rPr>
                   <w:rFonts w:ascii="Arial" w:cs="Arial" w:eastAsia="Arial" w:hAnsi="Arial"/>
@@ -17805,7 +17805,7 @@
         </w:rPr>
         <w:t xml:space="preserve">© 2026 SeaVuria and ARES. Aligned with KICD objectives. Developed by SeaVuria; technical implementation by ARES (with AI assistance from Claude). Licensed under </w:t>
       </w:r>
-      <w:hyperlink w:history="1" r:id="rIdkahv-1biirzl117ica6ja">
+      <w:hyperlink w:history="1" r:id="rIdwzqhdxayzyx3ngoycuycw">
         <w:r>
           <w:rPr>
             <w:rFonts w:ascii="Arial" w:cs="Arial" w:eastAsia="Arial" w:hAnsi="Arial"/>
@@ -17826,7 +17826,7 @@
         </w:rPr>
         <w:t xml:space="preserve"> (</w:t>
       </w:r>
-      <w:hyperlink w:history="1" r:id="rIdiduu8rnwsdji89so18lmx">
+      <w:hyperlink w:history="1" r:id="rIdbxglhihfnahqp3woi43w9">
         <w:r>
           <w:rPr>
             <w:rFonts w:ascii="Arial" w:cs="Arial" w:eastAsia="Arial" w:hAnsi="Arial"/>
@@ -18839,7 +18839,7 @@
             <w:pPr>
               <w:spacing w:after="20" w:before="0"/>
             </w:pPr>
-            <w:hyperlink w:history="1" r:id="rId-uprydat7fbgmcnenphan">
+            <w:hyperlink w:history="1" r:id="rIdxvi_nspgjkoiqazssz_qt">
               <w:r>
                 <w:rPr>
                   <w:rFonts w:ascii="Arial" w:cs="Arial" w:eastAsia="Arial" w:hAnsi="Arial"/>
@@ -18872,7 +18872,7 @@
               <w:spacing w:after="10" w:before="0"/>
               <w:ind w:left="120"/>
             </w:pPr>
-            <w:hyperlink w:history="1" r:id="rIdhn0jbbtm2h4hzh0nledyy">
+            <w:hyperlink w:history="1" r:id="rIdxpnnhfk-he-fbnyocswvf">
               <w:r>
                 <w:rPr>
                   <w:rFonts w:ascii="Arial" w:cs="Arial" w:eastAsia="Arial" w:hAnsi="Arial"/>
@@ -18917,7 +18917,7 @@
             <w:pPr>
               <w:spacing w:after="20" w:before="0"/>
             </w:pPr>
-            <w:hyperlink w:history="1" r:id="rIdffeqvfhurxyohb0_mrorr">
+            <w:hyperlink w:history="1" r:id="rIdccqzu8ffwtwfse6c-plcu">
               <w:r>
                 <w:rPr>
                   <w:rFonts w:ascii="Arial" w:cs="Arial" w:eastAsia="Arial" w:hAnsi="Arial"/>
@@ -18950,7 +18950,7 @@
               <w:spacing w:after="10" w:before="0"/>
               <w:ind w:left="120"/>
             </w:pPr>
-            <w:hyperlink w:history="1" r:id="rIdnep7ikjhjxoucphqx6ivz">
+            <w:hyperlink w:history="1" r:id="rIdzlp09anrqeyqggj63fymw">
               <w:r>
                 <w:rPr>
                   <w:rFonts w:ascii="Arial" w:cs="Arial" w:eastAsia="Arial" w:hAnsi="Arial"/>
@@ -19145,7 +19145,7 @@
             <w:pPr>
               <w:spacing w:after="20" w:before="0"/>
             </w:pPr>
-            <w:hyperlink w:history="1" r:id="rIdzgvhm_flhg64_au33avpw">
+            <w:hyperlink w:history="1" r:id="rId5ru5tjbl9wgydvngxzcmn">
               <w:r>
                 <w:rPr>
                   <w:rFonts w:ascii="Arial" w:cs="Arial" w:eastAsia="Arial" w:hAnsi="Arial"/>
@@ -19178,7 +19178,7 @@
               <w:spacing w:after="10" w:before="0"/>
               <w:ind w:left="120"/>
             </w:pPr>
-            <w:hyperlink w:history="1" r:id="rIdlesklxhgkijk7i-bvugle">
+            <w:hyperlink w:history="1" r:id="rIdm0lsipnkm9nkgkzpysiqi">
               <w:r>
                 <w:rPr>
                   <w:rFonts w:ascii="Arial" w:cs="Arial" w:eastAsia="Arial" w:hAnsi="Arial"/>
@@ -19223,7 +19223,7 @@
             <w:pPr>
               <w:spacing w:after="20" w:before="0"/>
             </w:pPr>
-            <w:hyperlink w:history="1" r:id="rIdcpbg_8gco-nh8nhbyu7i9">
+            <w:hyperlink w:history="1" r:id="rIdkxetdarsekwg5ocuii_vq">
               <w:r>
                 <w:rPr>
                   <w:rFonts w:ascii="Arial" w:cs="Arial" w:eastAsia="Arial" w:hAnsi="Arial"/>
@@ -19256,7 +19256,7 @@
               <w:spacing w:after="10" w:before="0"/>
               <w:ind w:left="120"/>
             </w:pPr>
-            <w:hyperlink w:history="1" r:id="rIdg3ivr9bpvihstophyirik">
+            <w:hyperlink w:history="1" r:id="rIdl6sxga1a-phvlip7na-by">
               <w:r>
                 <w:rPr>
                   <w:rFonts w:ascii="Arial" w:cs="Arial" w:eastAsia="Arial" w:hAnsi="Arial"/>
@@ -19451,7 +19451,7 @@
             <w:pPr>
               <w:spacing w:after="20" w:before="0"/>
             </w:pPr>
-            <w:hyperlink w:history="1" r:id="rIddzloldsfgj_14ue7jgmpq">
+            <w:hyperlink w:history="1" r:id="rIdkuv3ut7s_f8aiu8m5qrwg">
               <w:r>
                 <w:rPr>
                   <w:rFonts w:ascii="Arial" w:cs="Arial" w:eastAsia="Arial" w:hAnsi="Arial"/>
@@ -19484,7 +19484,7 @@
               <w:spacing w:after="10" w:before="0"/>
               <w:ind w:left="120"/>
             </w:pPr>
-            <w:hyperlink w:history="1" r:id="rIdvhysfbm2a1ji8cbnol2dp">
+            <w:hyperlink w:history="1" r:id="rIdkylyvfgqzoxbgqcfoecrv">
               <w:r>
                 <w:rPr>
                   <w:rFonts w:ascii="Arial" w:cs="Arial" w:eastAsia="Arial" w:hAnsi="Arial"/>
@@ -19529,7 +19529,7 @@
             <w:pPr>
               <w:spacing w:after="20" w:before="0"/>
             </w:pPr>
-            <w:hyperlink w:history="1" r:id="rId80zh-j_rfdfc6avhcvlod">
+            <w:hyperlink w:history="1" r:id="rIdrbgz-tngba1c0ojyb1t2n">
               <w:r>
                 <w:rPr>
                   <w:rFonts w:ascii="Arial" w:cs="Arial" w:eastAsia="Arial" w:hAnsi="Arial"/>
@@ -19562,7 +19562,7 @@
               <w:spacing w:after="10" w:before="0"/>
               <w:ind w:left="120"/>
             </w:pPr>
-            <w:hyperlink w:history="1" r:id="rIdwwwwq0whbgl9bjaxihtgz">
+            <w:hyperlink w:history="1" r:id="rIdm2evrd9xpsfjg3unxavax">
               <w:r>
                 <w:rPr>
                   <w:rFonts w:ascii="Arial" w:cs="Arial" w:eastAsia="Arial" w:hAnsi="Arial"/>
@@ -19757,7 +19757,7 @@
             <w:pPr>
               <w:spacing w:after="20" w:before="0"/>
             </w:pPr>
-            <w:hyperlink w:history="1" r:id="rIdkptnqzdaawh9tkyukj-de">
+            <w:hyperlink w:history="1" r:id="rId9aopbjlfyb-dvgfv0ty57">
               <w:r>
                 <w:rPr>
                   <w:rFonts w:ascii="Arial" w:cs="Arial" w:eastAsia="Arial" w:hAnsi="Arial"/>
@@ -19790,7 +19790,7 @@
               <w:spacing w:after="10" w:before="0"/>
               <w:ind w:left="120"/>
             </w:pPr>
-            <w:hyperlink w:history="1" r:id="rIdbcu_t4yyaroiij5z47zuc">
+            <w:hyperlink w:history="1" r:id="rIda3vzy93dvwzbgn0lzwyp4">
               <w:r>
                 <w:rPr>
                   <w:rFonts w:ascii="Arial" w:cs="Arial" w:eastAsia="Arial" w:hAnsi="Arial"/>
@@ -19835,7 +19835,7 @@
             <w:pPr>
               <w:spacing w:after="20" w:before="0"/>
             </w:pPr>
-            <w:hyperlink w:history="1" r:id="rIdhbflom1a93plvixtxxyrr">
+            <w:hyperlink w:history="1" r:id="rIdspuppueovce83tc3zu1gd">
               <w:r>
                 <w:rPr>
                   <w:rFonts w:ascii="Arial" w:cs="Arial" w:eastAsia="Arial" w:hAnsi="Arial"/>
@@ -19868,7 +19868,7 @@
               <w:spacing w:after="10" w:before="0"/>
               <w:ind w:left="120"/>
             </w:pPr>
-            <w:hyperlink w:history="1" r:id="rIdu96or6kgeuehkaltvi0xz">
+            <w:hyperlink w:history="1" r:id="rIdv8hrgpaemvpqw9k3-2tbd">
               <w:r>
                 <w:rPr>
                   <w:rFonts w:ascii="Arial" w:cs="Arial" w:eastAsia="Arial" w:hAnsi="Arial"/>
@@ -20063,7 +20063,7 @@
             <w:pPr>
               <w:spacing w:after="20" w:before="0"/>
             </w:pPr>
-            <w:hyperlink w:history="1" r:id="rIdk8q3dnecdpo9paex5vhro">
+            <w:hyperlink w:history="1" r:id="rIddf3uh6vj_16ohvn7duk6l">
               <w:r>
                 <w:rPr>
                   <w:rFonts w:ascii="Arial" w:cs="Arial" w:eastAsia="Arial" w:hAnsi="Arial"/>
@@ -20096,7 +20096,7 @@
               <w:spacing w:after="10" w:before="0"/>
               <w:ind w:left="120"/>
             </w:pPr>
-            <w:hyperlink w:history="1" r:id="rIdruxd1yrohhwgmlwkgghg8">
+            <w:hyperlink w:history="1" r:id="rIdf997ekkcwbiojc1nhwgfq">
               <w:r>
                 <w:rPr>
                   <w:rFonts w:ascii="Arial" w:cs="Arial" w:eastAsia="Arial" w:hAnsi="Arial"/>
@@ -20141,7 +20141,7 @@
             <w:pPr>
               <w:spacing w:after="20" w:before="0"/>
             </w:pPr>
-            <w:hyperlink w:history="1" r:id="rIdiuqhlcgfhib3tma7qctri">
+            <w:hyperlink w:history="1" r:id="rIdi29bs81yway7fb65q8i99">
               <w:r>
                 <w:rPr>
                   <w:rFonts w:ascii="Arial" w:cs="Arial" w:eastAsia="Arial" w:hAnsi="Arial"/>
@@ -20174,7 +20174,7 @@
               <w:spacing w:after="10" w:before="0"/>
               <w:ind w:left="120"/>
             </w:pPr>
-            <w:hyperlink w:history="1" r:id="rIdf9hdteyigblndmpfr54mf">
+            <w:hyperlink w:history="1" r:id="rIdumirgok51hb1gbg50mf8m">
               <w:r>
                 <w:rPr>
                   <w:rFonts w:ascii="Arial" w:cs="Arial" w:eastAsia="Arial" w:hAnsi="Arial"/>
@@ -20686,7 +20686,7 @@
         </w:rPr>
         <w:t xml:space="preserve">© 2026 SeaVuria and ARES. Aligned with KICD objectives. Developed by SeaVuria; technical implementation by ARES (with AI assistance from Claude). Licensed under </w:t>
       </w:r>
-      <w:hyperlink w:history="1" r:id="rIdj7o_kwx17tniql5l6lpjn">
+      <w:hyperlink w:history="1" r:id="rId0aaua75npcm3c_eede-uo">
         <w:r>
           <w:rPr>
             <w:rFonts w:ascii="Arial" w:cs="Arial" w:eastAsia="Arial" w:hAnsi="Arial"/>
@@ -20707,7 +20707,7 @@
         </w:rPr>
         <w:t xml:space="preserve"> (</w:t>
       </w:r>
-      <w:hyperlink w:history="1" r:id="rIdiecp605traepykhz9zzxf">
+      <w:hyperlink w:history="1" r:id="rIdvdelrgfczvry6vk2rttvi">
         <w:r>
           <w:rPr>
             <w:rFonts w:ascii="Arial" w:cs="Arial" w:eastAsia="Arial" w:hAnsi="Arial"/>
@@ -21737,7 +21737,7 @@
               <w:spacing w:after="10" w:before="0"/>
               <w:ind w:left="120"/>
             </w:pPr>
-            <w:hyperlink w:history="1" r:id="rIdngbgnosspc6aenjf3my8t">
+            <w:hyperlink w:history="1" r:id="rIdxy24wlbrr9dbnzzcolvmf">
               <w:r>
                 <w:rPr>
                   <w:rFonts w:ascii="Arial" w:cs="Arial" w:eastAsia="Arial" w:hAnsi="Arial"/>
@@ -21797,7 +21797,7 @@
             <w:pPr>
               <w:spacing w:after="20" w:before="0"/>
             </w:pPr>
-            <w:hyperlink w:history="1" r:id="rIdp5fy1wy4w8lzeht3pwzm9">
+            <w:hyperlink w:history="1" r:id="rIdf-xfvzhwdncf3jabnax7v">
               <w:r>
                 <w:rPr>
                   <w:rFonts w:ascii="Arial" w:cs="Arial" w:eastAsia="Arial" w:hAnsi="Arial"/>
@@ -21830,7 +21830,7 @@
               <w:spacing w:after="10" w:before="0"/>
               <w:ind w:left="120"/>
             </w:pPr>
-            <w:hyperlink w:history="1" r:id="rId8mj4ewgvoe8ceovfu7ye0">
+            <w:hyperlink w:history="1" r:id="rIdqyf13ortf_unctfivljb3">
               <w:r>
                 <w:rPr>
                   <w:rFonts w:ascii="Arial" w:cs="Arial" w:eastAsia="Arial" w:hAnsi="Arial"/>
@@ -22042,7 +22042,7 @@
               <w:spacing w:after="10" w:before="0"/>
               <w:ind w:left="120"/>
             </w:pPr>
-            <w:hyperlink w:history="1" r:id="rId5j4lwyiqdo3yzp_-e5jah">
+            <w:hyperlink w:history="1" r:id="rIdal1jsec2qncmai1leq352">
               <w:r>
                 <w:rPr>
                   <w:rFonts w:ascii="Arial" w:cs="Arial" w:eastAsia="Arial" w:hAnsi="Arial"/>
@@ -22102,7 +22102,7 @@
             <w:pPr>
               <w:spacing w:after="20" w:before="0"/>
             </w:pPr>
-            <w:hyperlink w:history="1" r:id="rId7nkz8c_o3a-oich8a-hel">
+            <w:hyperlink w:history="1" r:id="rId2gm-nwjixxrlfctozudl7">
               <w:r>
                 <w:rPr>
                   <w:rFonts w:ascii="Arial" w:cs="Arial" w:eastAsia="Arial" w:hAnsi="Arial"/>
@@ -22135,7 +22135,7 @@
               <w:spacing w:after="10" w:before="0"/>
               <w:ind w:left="120"/>
             </w:pPr>
-            <w:hyperlink w:history="1" r:id="rIdl-gkkkjjorw4aqbeam_qb">
+            <w:hyperlink w:history="1" r:id="rIdo-xab3za19ejnql_fszwn">
               <w:r>
                 <w:rPr>
                   <w:rFonts w:ascii="Arial" w:cs="Arial" w:eastAsia="Arial" w:hAnsi="Arial"/>
@@ -22347,7 +22347,7 @@
               <w:spacing w:after="10" w:before="0"/>
               <w:ind w:left="120"/>
             </w:pPr>
-            <w:hyperlink w:history="1" r:id="rId9shq7qk0irwben5t4rxgh">
+            <w:hyperlink w:history="1" r:id="rIdwokeonhkv3jp4lfmeh9ea">
               <w:r>
                 <w:rPr>
                   <w:rFonts w:ascii="Arial" w:cs="Arial" w:eastAsia="Arial" w:hAnsi="Arial"/>
@@ -22407,7 +22407,7 @@
             <w:pPr>
               <w:spacing w:after="20" w:before="0"/>
             </w:pPr>
-            <w:hyperlink w:history="1" r:id="rIdxnndnfyg1o0kq_e-td2k5">
+            <w:hyperlink w:history="1" r:id="rIdlhbhgabmwpnzhp5qvix-c">
               <w:r>
                 <w:rPr>
                   <w:rFonts w:ascii="Arial" w:cs="Arial" w:eastAsia="Arial" w:hAnsi="Arial"/>
@@ -22440,7 +22440,7 @@
               <w:spacing w:after="10" w:before="0"/>
               <w:ind w:left="120"/>
             </w:pPr>
-            <w:hyperlink w:history="1" r:id="rIdw2wb_qn4tftib2f0bqc-l">
+            <w:hyperlink w:history="1" r:id="rIdjql5yf4ibbfvyu0-uy30d">
               <w:r>
                 <w:rPr>
                   <w:rFonts w:ascii="Arial" w:cs="Arial" w:eastAsia="Arial" w:hAnsi="Arial"/>
@@ -22652,7 +22652,7 @@
               <w:spacing w:after="10" w:before="0"/>
               <w:ind w:left="120"/>
             </w:pPr>
-            <w:hyperlink w:history="1" r:id="rIdn_qszgpbcwmdjwym-kgt0">
+            <w:hyperlink w:history="1" r:id="rId1lyoyufnhookxculrbjxg">
               <w:r>
                 <w:rPr>
                   <w:rFonts w:ascii="Arial" w:cs="Arial" w:eastAsia="Arial" w:hAnsi="Arial"/>
@@ -22712,7 +22712,7 @@
             <w:pPr>
               <w:spacing w:after="20" w:before="0"/>
             </w:pPr>
-            <w:hyperlink w:history="1" r:id="rIdqdnxn_zd0hrd-7uagetwj">
+            <w:hyperlink w:history="1" r:id="rIdht3_kc59lnhojfqiche7x">
               <w:r>
                 <w:rPr>
                   <w:rFonts w:ascii="Arial" w:cs="Arial" w:eastAsia="Arial" w:hAnsi="Arial"/>
@@ -22745,7 +22745,7 @@
               <w:spacing w:after="10" w:before="0"/>
               <w:ind w:left="120"/>
             </w:pPr>
-            <w:hyperlink w:history="1" r:id="rId7pccvr2a-_yywusjrxqxe">
+            <w:hyperlink w:history="1" r:id="rIdf__dqlerazkr0hnwrqo5q">
               <w:r>
                 <w:rPr>
                   <w:rFonts w:ascii="Arial" w:cs="Arial" w:eastAsia="Arial" w:hAnsi="Arial"/>
@@ -22957,7 +22957,7 @@
               <w:spacing w:after="10" w:before="0"/>
               <w:ind w:left="120"/>
             </w:pPr>
-            <w:hyperlink w:history="1" r:id="rIdgvo3afch-0szxp6hsxgib">
+            <w:hyperlink w:history="1" r:id="rIdn6c531txke1qfyw0mqfkb">
               <w:r>
                 <w:rPr>
                   <w:rFonts w:ascii="Arial" w:cs="Arial" w:eastAsia="Arial" w:hAnsi="Arial"/>
@@ -23017,7 +23017,7 @@
             <w:pPr>
               <w:spacing w:after="20" w:before="0"/>
             </w:pPr>
-            <w:hyperlink w:history="1" r:id="rIdoev1fbkzg6pf6qwxxqp6a">
+            <w:hyperlink w:history="1" r:id="rIdql8fdlbqogrqupapynmp8">
               <w:r>
                 <w:rPr>
                   <w:rFonts w:ascii="Arial" w:cs="Arial" w:eastAsia="Arial" w:hAnsi="Arial"/>
@@ -23050,7 +23050,7 @@
               <w:spacing w:after="10" w:before="0"/>
               <w:ind w:left="120"/>
             </w:pPr>
-            <w:hyperlink w:history="1" r:id="rId3mjedq2ijok6lzmqis4jt">
+            <w:hyperlink w:history="1" r:id="rId5merdxn5_igz3tcqcshqr">
               <w:r>
                 <w:rPr>
                   <w:rFonts w:ascii="Arial" w:cs="Arial" w:eastAsia="Arial" w:hAnsi="Arial"/>
@@ -23676,7 +23676,7 @@
         </w:rPr>
         <w:t xml:space="preserve">© 2026 SeaVuria and ARES. Aligned with KICD objectives. Developed by SeaVuria; technical implementation by ARES (with AI assistance from Claude). Licensed under </w:t>
       </w:r>
-      <w:hyperlink w:history="1" r:id="rIdcezzbw5xfp4p7os3rxpxy">
+      <w:hyperlink w:history="1" r:id="rIdfitqe_wrxge9jetlvpr5i">
         <w:r>
           <w:rPr>
             <w:rFonts w:ascii="Arial" w:cs="Arial" w:eastAsia="Arial" w:hAnsi="Arial"/>
@@ -23697,7 +23697,7 @@
         </w:rPr>
         <w:t xml:space="preserve"> (</w:t>
       </w:r>
-      <w:hyperlink w:history="1" r:id="rId4t00nzdlrbqfqlfs4dwoa">
+      <w:hyperlink w:history="1" r:id="rIdscvl_6aeb0njbqjm1_otl">
         <w:r>
           <w:rPr>
             <w:rFonts w:ascii="Arial" w:cs="Arial" w:eastAsia="Arial" w:hAnsi="Arial"/>
@@ -24710,7 +24710,7 @@
             <w:pPr>
               <w:spacing w:after="20" w:before="0"/>
             </w:pPr>
-            <w:hyperlink w:history="1" r:id="rIdnm1byalnlhsld8obb4pmg">
+            <w:hyperlink w:history="1" r:id="rIdt_oec4apn9m3j5cc4ecg2">
               <w:r>
                 <w:rPr>
                   <w:rFonts w:ascii="Arial" w:cs="Arial" w:eastAsia="Arial" w:hAnsi="Arial"/>
@@ -24743,7 +24743,7 @@
               <w:spacing w:after="10" w:before="0"/>
               <w:ind w:left="120"/>
             </w:pPr>
-            <w:hyperlink w:history="1" r:id="rIdb-9kql_ghikhmpjlvxqwc">
+            <w:hyperlink w:history="1" r:id="rId6pnbckfs_oylwyibctsr2">
               <w:r>
                 <w:rPr>
                   <w:rFonts w:ascii="Arial" w:cs="Arial" w:eastAsia="Arial" w:hAnsi="Arial"/>
@@ -24788,7 +24788,7 @@
             <w:pPr>
               <w:spacing w:after="20" w:before="0"/>
             </w:pPr>
-            <w:hyperlink w:history="1" r:id="rIdzq52sbjfmq6dn3zr0bdsl">
+            <w:hyperlink w:history="1" r:id="rIdzjmlunqzhhx6cxqwzpcbh">
               <w:r>
                 <w:rPr>
                   <w:rFonts w:ascii="Arial" w:cs="Arial" w:eastAsia="Arial" w:hAnsi="Arial"/>
@@ -24821,7 +24821,7 @@
               <w:spacing w:after="10" w:before="0"/>
               <w:ind w:left="120"/>
             </w:pPr>
-            <w:hyperlink w:history="1" r:id="rIde-stahxtlcesochp3y2vh">
+            <w:hyperlink w:history="1" r:id="rIdvcg1rlq-fl3oq8bgqc0p_">
               <w:r>
                 <w:rPr>
                   <w:rFonts w:ascii="Arial" w:cs="Arial" w:eastAsia="Arial" w:hAnsi="Arial"/>
@@ -25016,7 +25016,7 @@
             <w:pPr>
               <w:spacing w:after="20" w:before="0"/>
             </w:pPr>
-            <w:hyperlink w:history="1" r:id="rIdl6ig8pwza7kplc3w_z47h">
+            <w:hyperlink w:history="1" r:id="rIdvnwuucbqarzkkeoqpgv_x">
               <w:r>
                 <w:rPr>
                   <w:rFonts w:ascii="Arial" w:cs="Arial" w:eastAsia="Arial" w:hAnsi="Arial"/>
@@ -25049,7 +25049,7 @@
               <w:spacing w:after="10" w:before="0"/>
               <w:ind w:left="120"/>
             </w:pPr>
-            <w:hyperlink w:history="1" r:id="rIdo4e0zenpeoloscdowsnfp">
+            <w:hyperlink w:history="1" r:id="rIdnq-nz9vnvzaoh-bj9rfus">
               <w:r>
                 <w:rPr>
                   <w:rFonts w:ascii="Arial" w:cs="Arial" w:eastAsia="Arial" w:hAnsi="Arial"/>
@@ -25094,7 +25094,7 @@
             <w:pPr>
               <w:spacing w:after="20" w:before="0"/>
             </w:pPr>
-            <w:hyperlink w:history="1" r:id="rIdwwvuhbiplz3ky3fxlayp9">
+            <w:hyperlink w:history="1" r:id="rId3yz_ayaugdezkt19bjujr">
               <w:r>
                 <w:rPr>
                   <w:rFonts w:ascii="Arial" w:cs="Arial" w:eastAsia="Arial" w:hAnsi="Arial"/>
@@ -25127,7 +25127,7 @@
               <w:spacing w:after="10" w:before="0"/>
               <w:ind w:left="120"/>
             </w:pPr>
-            <w:hyperlink w:history="1" r:id="rIdjjlbxiokfg-sxahgnedws">
+            <w:hyperlink w:history="1" r:id="rId3pgs26tvzq3xmgsdxnubg">
               <w:r>
                 <w:rPr>
                   <w:rFonts w:ascii="Arial" w:cs="Arial" w:eastAsia="Arial" w:hAnsi="Arial"/>
@@ -25322,7 +25322,7 @@
             <w:pPr>
               <w:spacing w:after="20" w:before="0"/>
             </w:pPr>
-            <w:hyperlink w:history="1" r:id="rId-fzczpyactunmwhaumdts">
+            <w:hyperlink w:history="1" r:id="rIdnd0t6b-cnxvv-ocoh1hyw">
               <w:r>
                 <w:rPr>
                   <w:rFonts w:ascii="Arial" w:cs="Arial" w:eastAsia="Arial" w:hAnsi="Arial"/>
@@ -25355,7 +25355,7 @@
               <w:spacing w:after="10" w:before="0"/>
               <w:ind w:left="120"/>
             </w:pPr>
-            <w:hyperlink w:history="1" r:id="rIdjdeuwjkicnemgxthmmuoi">
+            <w:hyperlink w:history="1" r:id="rIdxnagrarqo-lgiazokcqlt">
               <w:r>
                 <w:rPr>
                   <w:rFonts w:ascii="Arial" w:cs="Arial" w:eastAsia="Arial" w:hAnsi="Arial"/>
@@ -25400,7 +25400,7 @@
             <w:pPr>
               <w:spacing w:after="20" w:before="0"/>
             </w:pPr>
-            <w:hyperlink w:history="1" r:id="rIdm83elbo5_i2xhg-dcsw2h">
+            <w:hyperlink w:history="1" r:id="rIdh2lyxj1r1f9g2mbpqjm0w">
               <w:r>
                 <w:rPr>
                   <w:rFonts w:ascii="Arial" w:cs="Arial" w:eastAsia="Arial" w:hAnsi="Arial"/>
@@ -25433,7 +25433,7 @@
               <w:spacing w:after="10" w:before="0"/>
               <w:ind w:left="120"/>
             </w:pPr>
-            <w:hyperlink w:history="1" r:id="rIdzzoipuwrwihu53mw1ciac">
+            <w:hyperlink w:history="1" r:id="rIdedqe9pgvk5yv8jwxqsgjk">
               <w:r>
                 <w:rPr>
                   <w:rFonts w:ascii="Arial" w:cs="Arial" w:eastAsia="Arial" w:hAnsi="Arial"/>
@@ -25628,7 +25628,7 @@
             <w:pPr>
               <w:spacing w:after="20" w:before="0"/>
             </w:pPr>
-            <w:hyperlink w:history="1" r:id="rIdoagh2d2uectm0gbp77jme">
+            <w:hyperlink w:history="1" r:id="rIdrxfjyiczwkag76ra8sxg5">
               <w:r>
                 <w:rPr>
                   <w:rFonts w:ascii="Arial" w:cs="Arial" w:eastAsia="Arial" w:hAnsi="Arial"/>
@@ -25661,7 +25661,7 @@
               <w:spacing w:after="10" w:before="0"/>
               <w:ind w:left="120"/>
             </w:pPr>
-            <w:hyperlink w:history="1" r:id="rIdbmnfo4dktsz7rvf1frxpj">
+            <w:hyperlink w:history="1" r:id="rIddwgmwj0zyafmrl3qbpge0">
               <w:r>
                 <w:rPr>
                   <w:rFonts w:ascii="Arial" w:cs="Arial" w:eastAsia="Arial" w:hAnsi="Arial"/>
@@ -25706,7 +25706,7 @@
             <w:pPr>
               <w:spacing w:after="20" w:before="0"/>
             </w:pPr>
-            <w:hyperlink w:history="1" r:id="rId4zk6_fskwz99kcf466lag">
+            <w:hyperlink w:history="1" r:id="rIdniug-2y5lwmk19qnrechr">
               <w:r>
                 <w:rPr>
                   <w:rFonts w:ascii="Arial" w:cs="Arial" w:eastAsia="Arial" w:hAnsi="Arial"/>
@@ -25739,7 +25739,7 @@
               <w:spacing w:after="10" w:before="0"/>
               <w:ind w:left="120"/>
             </w:pPr>
-            <w:hyperlink w:history="1" r:id="rId1yddlbuvjnhthulqbaegq">
+            <w:hyperlink w:history="1" r:id="rIdsq-x6autxz32tf6kxi-mh">
               <w:r>
                 <w:rPr>
                   <w:rFonts w:ascii="Arial" w:cs="Arial" w:eastAsia="Arial" w:hAnsi="Arial"/>
@@ -25934,7 +25934,7 @@
             <w:pPr>
               <w:spacing w:after="20" w:before="0"/>
             </w:pPr>
-            <w:hyperlink w:history="1" r:id="rIdsh-ojdtl-xqag-7hwumxu">
+            <w:hyperlink w:history="1" r:id="rIdq71iumwzsaqaqmyhv7m6r">
               <w:r>
                 <w:rPr>
                   <w:rFonts w:ascii="Arial" w:cs="Arial" w:eastAsia="Arial" w:hAnsi="Arial"/>
@@ -25967,7 +25967,7 @@
               <w:spacing w:after="10" w:before="0"/>
               <w:ind w:left="120"/>
             </w:pPr>
-            <w:hyperlink w:history="1" r:id="rIdjwvamqt_vu9bwb6ynlnil">
+            <w:hyperlink w:history="1" r:id="rIdcmgjekgexwysdqlr_nvgi">
               <w:r>
                 <w:rPr>
                   <w:rFonts w:ascii="Arial" w:cs="Arial" w:eastAsia="Arial" w:hAnsi="Arial"/>
@@ -26012,7 +26012,7 @@
             <w:pPr>
               <w:spacing w:after="20" w:before="0"/>
             </w:pPr>
-            <w:hyperlink w:history="1" r:id="rId9xyrweygrnjfxbewgeyo5">
+            <w:hyperlink w:history="1" r:id="rIddqvk9vli7g-2w5qunq-jy">
               <w:r>
                 <w:rPr>
                   <w:rFonts w:ascii="Arial" w:cs="Arial" w:eastAsia="Arial" w:hAnsi="Arial"/>
@@ -26045,7 +26045,7 @@
               <w:spacing w:after="10" w:before="0"/>
               <w:ind w:left="120"/>
             </w:pPr>
-            <w:hyperlink w:history="1" r:id="rId0y1zgjhemio3dzsgz-ots">
+            <w:hyperlink w:history="1" r:id="rIduj8dqou0qdjzpkbcpb0mq">
               <w:r>
                 <w:rPr>
                   <w:rFonts w:ascii="Arial" w:cs="Arial" w:eastAsia="Arial" w:hAnsi="Arial"/>
@@ -26785,7 +26785,7 @@
         </w:rPr>
         <w:t xml:space="preserve">© 2026 SeaVuria and ARES. Aligned with KICD objectives. Developed by SeaVuria; technical implementation by ARES (with AI assistance from Claude). Licensed under </w:t>
       </w:r>
-      <w:hyperlink w:history="1" r:id="rIdeeng5_rk0h-1tzcv40llu">
+      <w:hyperlink w:history="1" r:id="rIdfhvmjfiolspchelwosylp">
         <w:r>
           <w:rPr>
             <w:rFonts w:ascii="Arial" w:cs="Arial" w:eastAsia="Arial" w:hAnsi="Arial"/>
@@ -26806,7 +26806,7 @@
         </w:rPr>
         <w:t xml:space="preserve"> (</w:t>
       </w:r>
-      <w:hyperlink w:history="1" r:id="rIdwayexfcxqf6v4g5ziymx8">
+      <w:hyperlink w:history="1" r:id="rIdigmpnmkar6vfxaig4sitb">
         <w:r>
           <w:rPr>
             <w:rFonts w:ascii="Arial" w:cs="Arial" w:eastAsia="Arial" w:hAnsi="Arial"/>

--- a/data/outputs/v2/General_Science/SS1.5_Respiration/General_Science_Respiration_CBE_LessonSequence.docx
+++ b/data/outputs/v2/General_Science/SS1.5_Respiration/General_Science_Respiration_CBE_LessonSequence.docx
@@ -2223,7 +2223,7 @@
         </w:rPr>
         <w:t xml:space="preserve">© 2026 SeaVuria and ARES. This work is licensed under a </w:t>
       </w:r>
-      <w:hyperlink w:history="1" r:id="rIdwfxdirkw3v7qtwclmv1rj">
+      <w:hyperlink w:history="1" r:id="rIdne5k6vyaf-ykaopdcduvm">
         <w:r>
           <w:rPr>
             <w:rFonts w:ascii="Arial" w:cs="Arial" w:eastAsia="Arial" w:hAnsi="Arial"/>
@@ -2243,7 +2243,7 @@
         </w:rPr>
         <w:t xml:space="preserve"> (</w:t>
       </w:r>
-      <w:hyperlink w:history="1" r:id="rIdemgwdgqjbaes1a_l2_zfv">
+      <w:hyperlink w:history="1" r:id="rIdqa2lfaf3stjwvxueuvq-d">
         <w:r>
           <w:rPr>
             <w:rFonts w:ascii="Arial" w:cs="Arial" w:eastAsia="Arial" w:hAnsi="Arial"/>
@@ -2263,7 +2263,7 @@
         </w:rPr>
         <w:t xml:space="preserve">). To view a copy of this license, visit </w:t>
       </w:r>
-      <w:hyperlink w:history="1" r:id="rIdzhbgwjv-nvezpclfo93tv">
+      <w:hyperlink w:history="1" r:id="rIdtzmznuvilcf7kfe-mrgnh">
         <w:r>
           <w:rPr>
             <w:rFonts w:ascii="Arial" w:cs="Arial" w:eastAsia="Arial" w:hAnsi="Arial"/>
@@ -3275,7 +3275,7 @@
             <w:pPr>
               <w:spacing w:after="20" w:before="0"/>
             </w:pPr>
-            <w:hyperlink w:history="1" r:id="rIda-yv0vjxto6_ql5-7yyb4">
+            <w:hyperlink w:history="1" r:id="rId5lhjccjdieyqsfcs863y9">
               <w:r>
                 <w:rPr>
                   <w:rFonts w:ascii="Arial" w:cs="Arial" w:eastAsia="Arial" w:hAnsi="Arial"/>
@@ -3308,7 +3308,7 @@
               <w:spacing w:after="10" w:before="0"/>
               <w:ind w:left="120"/>
             </w:pPr>
-            <w:hyperlink w:history="1" r:id="rIdg3-gcbg88-faaybftb15n">
+            <w:hyperlink w:history="1" r:id="rIdkbmnkgdcfzevoq1dx-q_k">
               <w:r>
                 <w:rPr>
                   <w:rFonts w:ascii="Arial" w:cs="Arial" w:eastAsia="Arial" w:hAnsi="Arial"/>
@@ -3353,7 +3353,7 @@
             <w:pPr>
               <w:spacing w:after="20" w:before="0"/>
             </w:pPr>
-            <w:hyperlink w:history="1" r:id="rId1j_nib1xt5xgmudbnkkge">
+            <w:hyperlink w:history="1" r:id="rId9-mg3rl-iwvpgybhgdwsm">
               <w:r>
                 <w:rPr>
                   <w:rFonts w:ascii="Arial" w:cs="Arial" w:eastAsia="Arial" w:hAnsi="Arial"/>
@@ -3386,7 +3386,7 @@
               <w:spacing w:after="10" w:before="0"/>
               <w:ind w:left="120"/>
             </w:pPr>
-            <w:hyperlink w:history="1" r:id="rId0kf97mjzkjndkwuemdprn">
+            <w:hyperlink w:history="1" r:id="rIdrmb9qokv-kbxzdgqwrdzl">
               <w:r>
                 <w:rPr>
                   <w:rFonts w:ascii="Arial" w:cs="Arial" w:eastAsia="Arial" w:hAnsi="Arial"/>
@@ -3676,7 +3676,7 @@
             <w:pPr>
               <w:spacing w:after="20" w:before="0"/>
             </w:pPr>
-            <w:hyperlink w:history="1" r:id="rIddwchvsnelawxlf-d1dc4k">
+            <w:hyperlink w:history="1" r:id="rIddx-trjtre6kizrwvtwiep">
               <w:r>
                 <w:rPr>
                   <w:rFonts w:ascii="Arial" w:cs="Arial" w:eastAsia="Arial" w:hAnsi="Arial"/>
@@ -3709,7 +3709,7 @@
               <w:spacing w:after="10" w:before="0"/>
               <w:ind w:left="120"/>
             </w:pPr>
-            <w:hyperlink w:history="1" r:id="rIdkpayvcxocd65cxtfchnzw">
+            <w:hyperlink w:history="1" r:id="rIdubbwgywpzdy_ww6lko3o1">
               <w:r>
                 <w:rPr>
                   <w:rFonts w:ascii="Arial" w:cs="Arial" w:eastAsia="Arial" w:hAnsi="Arial"/>
@@ -3754,7 +3754,7 @@
             <w:pPr>
               <w:spacing w:after="20" w:before="0"/>
             </w:pPr>
-            <w:hyperlink w:history="1" r:id="rIdnchinalgef6kaofi-bzbj">
+            <w:hyperlink w:history="1" r:id="rIdx-bfwed_lj56krlfezqke">
               <w:r>
                 <w:rPr>
                   <w:rFonts w:ascii="Arial" w:cs="Arial" w:eastAsia="Arial" w:hAnsi="Arial"/>
@@ -3787,7 +3787,7 @@
               <w:spacing w:after="10" w:before="0"/>
               <w:ind w:left="120"/>
             </w:pPr>
-            <w:hyperlink w:history="1" r:id="rIdgn57_rywj_pfbq-pthhuq">
+            <w:hyperlink w:history="1" r:id="rIdvnodgouiubahqewhm45jh">
               <w:r>
                 <w:rPr>
                   <w:rFonts w:ascii="Arial" w:cs="Arial" w:eastAsia="Arial" w:hAnsi="Arial"/>
@@ -4058,7 +4058,7 @@
             <w:pPr>
               <w:spacing w:after="20" w:before="0"/>
             </w:pPr>
-            <w:hyperlink w:history="1" r:id="rIdz3y8ebynjhch9ui43hdlc">
+            <w:hyperlink w:history="1" r:id="rIdlpl93yaenygttsi_f9t9p">
               <w:r>
                 <w:rPr>
                   <w:rFonts w:ascii="Arial" w:cs="Arial" w:eastAsia="Arial" w:hAnsi="Arial"/>
@@ -4091,7 +4091,7 @@
               <w:spacing w:after="10" w:before="0"/>
               <w:ind w:left="120"/>
             </w:pPr>
-            <w:hyperlink w:history="1" r:id="rId1khkupdvpxiqtwea38jpw">
+            <w:hyperlink w:history="1" r:id="rIdmyhcdj_czlnrcijd45oxl">
               <w:r>
                 <w:rPr>
                   <w:rFonts w:ascii="Arial" w:cs="Arial" w:eastAsia="Arial" w:hAnsi="Arial"/>
@@ -4136,7 +4136,7 @@
             <w:pPr>
               <w:spacing w:after="20" w:before="0"/>
             </w:pPr>
-            <w:hyperlink w:history="1" r:id="rIdhs2lfzjlyaw2izzjbnr7q">
+            <w:hyperlink w:history="1" r:id="rIdioxtd9gtpxo8-qxtnbplp">
               <w:r>
                 <w:rPr>
                   <w:rFonts w:ascii="Arial" w:cs="Arial" w:eastAsia="Arial" w:hAnsi="Arial"/>
@@ -4169,7 +4169,7 @@
               <w:spacing w:after="10" w:before="0"/>
               <w:ind w:left="120"/>
             </w:pPr>
-            <w:hyperlink w:history="1" r:id="rIdpwjzn0gbptp9espvp2uvl">
+            <w:hyperlink w:history="1" r:id="rIdo9pbvkzeuzmlrwahzq7e6">
               <w:r>
                 <w:rPr>
                   <w:rFonts w:ascii="Arial" w:cs="Arial" w:eastAsia="Arial" w:hAnsi="Arial"/>
@@ -4440,7 +4440,7 @@
             <w:pPr>
               <w:spacing w:after="20" w:before="0"/>
             </w:pPr>
-            <w:hyperlink w:history="1" r:id="rIdgjydvmjhro55uamtna8l0">
+            <w:hyperlink w:history="1" r:id="rIdfxuar_q1fkajykbic7z7v">
               <w:r>
                 <w:rPr>
                   <w:rFonts w:ascii="Arial" w:cs="Arial" w:eastAsia="Arial" w:hAnsi="Arial"/>
@@ -4473,7 +4473,7 @@
               <w:spacing w:after="10" w:before="0"/>
               <w:ind w:left="120"/>
             </w:pPr>
-            <w:hyperlink w:history="1" r:id="rIdjcuidvicph_0pa5x03ign">
+            <w:hyperlink w:history="1" r:id="rId0s_k5xngvmduqdymnvasq">
               <w:r>
                 <w:rPr>
                   <w:rFonts w:ascii="Arial" w:cs="Arial" w:eastAsia="Arial" w:hAnsi="Arial"/>
@@ -4518,7 +4518,7 @@
             <w:pPr>
               <w:spacing w:after="20" w:before="0"/>
             </w:pPr>
-            <w:hyperlink w:history="1" r:id="rIdtup5mqmzzztajrssfbbsa">
+            <w:hyperlink w:history="1" r:id="rId9gxwkpqfsuuwi_epar3tk">
               <w:r>
                 <w:rPr>
                   <w:rFonts w:ascii="Arial" w:cs="Arial" w:eastAsia="Arial" w:hAnsi="Arial"/>
@@ -4551,7 +4551,7 @@
               <w:spacing w:after="10" w:before="0"/>
               <w:ind w:left="120"/>
             </w:pPr>
-            <w:hyperlink w:history="1" r:id="rIdi4zx8llpheflnmnt06m_0">
+            <w:hyperlink w:history="1" r:id="rIdiatzb9rmtqu3ymn3lk5ax">
               <w:r>
                 <w:rPr>
                   <w:rFonts w:ascii="Arial" w:cs="Arial" w:eastAsia="Arial" w:hAnsi="Arial"/>
@@ -4841,7 +4841,7 @@
             <w:pPr>
               <w:spacing w:after="20" w:before="0"/>
             </w:pPr>
-            <w:hyperlink w:history="1" r:id="rIdua0ac5f7gcl5wp19yrvfd">
+            <w:hyperlink w:history="1" r:id="rIdz1_c0can_dbektki5epzk">
               <w:r>
                 <w:rPr>
                   <w:rFonts w:ascii="Arial" w:cs="Arial" w:eastAsia="Arial" w:hAnsi="Arial"/>
@@ -4874,7 +4874,7 @@
               <w:spacing w:after="10" w:before="0"/>
               <w:ind w:left="120"/>
             </w:pPr>
-            <w:hyperlink w:history="1" r:id="rIdrirx2thmkr1bw4r6ewhmu">
+            <w:hyperlink w:history="1" r:id="rIdnxadeo74sxx7fnewikifi">
               <w:r>
                 <w:rPr>
                   <w:rFonts w:ascii="Arial" w:cs="Arial" w:eastAsia="Arial" w:hAnsi="Arial"/>
@@ -4919,7 +4919,7 @@
             <w:pPr>
               <w:spacing w:after="20" w:before="0"/>
             </w:pPr>
-            <w:hyperlink w:history="1" r:id="rIdmofwmpafx2i5th7b2wnav">
+            <w:hyperlink w:history="1" r:id="rIduyjgyxcnasf4ijgvtvgpw">
               <w:r>
                 <w:rPr>
                   <w:rFonts w:ascii="Arial" w:cs="Arial" w:eastAsia="Arial" w:hAnsi="Arial"/>
@@ -4952,7 +4952,7 @@
               <w:spacing w:after="10" w:before="0"/>
               <w:ind w:left="120"/>
             </w:pPr>
-            <w:hyperlink w:history="1" r:id="rIdeglim0ubwhcwjps3pl7jk">
+            <w:hyperlink w:history="1" r:id="rIdhtu5xuksqqsqaza0ceuto">
               <w:r>
                 <w:rPr>
                   <w:rFonts w:ascii="Arial" w:cs="Arial" w:eastAsia="Arial" w:hAnsi="Arial"/>
@@ -5616,7 +5616,7 @@
         </w:rPr>
         <w:t xml:space="preserve">© 2026 SeaVuria and ARES. Aligned with KICD objectives. Developed by SeaVuria; technical implementation by ARES (with AI assistance from Claude). Licensed under </w:t>
       </w:r>
-      <w:hyperlink w:history="1" r:id="rIdycc9u6iz2lh5bilxervil">
+      <w:hyperlink w:history="1" r:id="rIdisuejngexyuaxxegekz0z">
         <w:r>
           <w:rPr>
             <w:rFonts w:ascii="Arial" w:cs="Arial" w:eastAsia="Arial" w:hAnsi="Arial"/>
@@ -5637,7 +5637,7 @@
         </w:rPr>
         <w:t xml:space="preserve"> (</w:t>
       </w:r>
-      <w:hyperlink w:history="1" r:id="rIdhuyrtbf_jyifgxjwz6xri">
+      <w:hyperlink w:history="1" r:id="rIdwfqjxm8fmjv31ubjgnyvy">
         <w:r>
           <w:rPr>
             <w:rFonts w:ascii="Arial" w:cs="Arial" w:eastAsia="Arial" w:hAnsi="Arial"/>
@@ -6650,7 +6650,7 @@
             <w:pPr>
               <w:spacing w:after="20" w:before="0"/>
             </w:pPr>
-            <w:hyperlink w:history="1" r:id="rIdklmm1n18bahsk2lgjutg3">
+            <w:hyperlink w:history="1" r:id="rIdapu8bazilank_rkhgcawc">
               <w:r>
                 <w:rPr>
                   <w:rFonts w:ascii="Arial" w:cs="Arial" w:eastAsia="Arial" w:hAnsi="Arial"/>
@@ -6683,7 +6683,7 @@
               <w:spacing w:after="10" w:before="0"/>
               <w:ind w:left="120"/>
             </w:pPr>
-            <w:hyperlink w:history="1" r:id="rIdzzmcgticgi2oj8o5lc9ks">
+            <w:hyperlink w:history="1" r:id="rIdd1xfrap0zakjktr_5zins">
               <w:r>
                 <w:rPr>
                   <w:rFonts w:ascii="Arial" w:cs="Arial" w:eastAsia="Arial" w:hAnsi="Arial"/>
@@ -6728,7 +6728,7 @@
             <w:pPr>
               <w:spacing w:after="20" w:before="0"/>
             </w:pPr>
-            <w:hyperlink w:history="1" r:id="rIdioawgn7vdszxrm9nd5wgu">
+            <w:hyperlink w:history="1" r:id="rIdx4xplxa6qpb3exb3zkmvg">
               <w:r>
                 <w:rPr>
                   <w:rFonts w:ascii="Arial" w:cs="Arial" w:eastAsia="Arial" w:hAnsi="Arial"/>
@@ -6761,7 +6761,7 @@
               <w:spacing w:after="10" w:before="0"/>
               <w:ind w:left="120"/>
             </w:pPr>
-            <w:hyperlink w:history="1" r:id="rIdvum93zi9jcoqalxgcupg8">
+            <w:hyperlink w:history="1" r:id="rIdxthcl54chnjsfezw24uuc">
               <w:r>
                 <w:rPr>
                   <w:rFonts w:ascii="Arial" w:cs="Arial" w:eastAsia="Arial" w:hAnsi="Arial"/>
@@ -6956,7 +6956,7 @@
             <w:pPr>
               <w:spacing w:after="20" w:before="0"/>
             </w:pPr>
-            <w:hyperlink w:history="1" r:id="rIdabgzcqrn_omfuz-xz2c_x">
+            <w:hyperlink w:history="1" r:id="rIdsic1y17ut1dkhniinpxi6">
               <w:r>
                 <w:rPr>
                   <w:rFonts w:ascii="Arial" w:cs="Arial" w:eastAsia="Arial" w:hAnsi="Arial"/>
@@ -6989,7 +6989,7 @@
               <w:spacing w:after="10" w:before="0"/>
               <w:ind w:left="120"/>
             </w:pPr>
-            <w:hyperlink w:history="1" r:id="rIdf5pwfnn1zn58mfpymkiaj">
+            <w:hyperlink w:history="1" r:id="rIdjmsosrz7w-yc7venwztg5">
               <w:r>
                 <w:rPr>
                   <w:rFonts w:ascii="Arial" w:cs="Arial" w:eastAsia="Arial" w:hAnsi="Arial"/>
@@ -7034,7 +7034,7 @@
             <w:pPr>
               <w:spacing w:after="20" w:before="0"/>
             </w:pPr>
-            <w:hyperlink w:history="1" r:id="rIdswh1gxvfttm7frvsixwig">
+            <w:hyperlink w:history="1" r:id="rIdajo26n7hfky-gvlxs7f55">
               <w:r>
                 <w:rPr>
                   <w:rFonts w:ascii="Arial" w:cs="Arial" w:eastAsia="Arial" w:hAnsi="Arial"/>
@@ -7067,7 +7067,7 @@
               <w:spacing w:after="10" w:before="0"/>
               <w:ind w:left="120"/>
             </w:pPr>
-            <w:hyperlink w:history="1" r:id="rIdcsd15nog3y3w2g7o5-y-j">
+            <w:hyperlink w:history="1" r:id="rIdva3l-ifhle5oejvpjj7l5">
               <w:r>
                 <w:rPr>
                   <w:rFonts w:ascii="Arial" w:cs="Arial" w:eastAsia="Arial" w:hAnsi="Arial"/>
@@ -7262,7 +7262,7 @@
             <w:pPr>
               <w:spacing w:after="20" w:before="0"/>
             </w:pPr>
-            <w:hyperlink w:history="1" r:id="rIdvgfirpiun8pr_sh7hn6ph">
+            <w:hyperlink w:history="1" r:id="rIdtlh8bpv8ywup_jo48oskq">
               <w:r>
                 <w:rPr>
                   <w:rFonts w:ascii="Arial" w:cs="Arial" w:eastAsia="Arial" w:hAnsi="Arial"/>
@@ -7311,7 +7311,7 @@
               <w:spacing w:after="10" w:before="0"/>
               <w:ind w:left="120"/>
             </w:pPr>
-            <w:hyperlink w:history="1" r:id="rIdfmycsomub71tljo58mn73">
+            <w:hyperlink w:history="1" r:id="rId2haeupro8sdpj73sqnsfd">
               <w:r>
                 <w:rPr>
                   <w:rFonts w:ascii="Arial" w:cs="Arial" w:eastAsia="Arial" w:hAnsi="Arial"/>
@@ -7356,7 +7356,7 @@
             <w:pPr>
               <w:spacing w:after="20" w:before="0"/>
             </w:pPr>
-            <w:hyperlink w:history="1" r:id="rId_8v-feiludkyxz51iwero">
+            <w:hyperlink w:history="1" r:id="rIdn904egqq_hj9ip_4wu55d">
               <w:r>
                 <w:rPr>
                   <w:rFonts w:ascii="Arial" w:cs="Arial" w:eastAsia="Arial" w:hAnsi="Arial"/>
@@ -7389,7 +7389,7 @@
               <w:spacing w:after="10" w:before="0"/>
               <w:ind w:left="120"/>
             </w:pPr>
-            <w:hyperlink w:history="1" r:id="rId2j7-oc3rlxkppigavs914">
+            <w:hyperlink w:history="1" r:id="rId89lcvbrt2uhzkhc9q6seb">
               <w:r>
                 <w:rPr>
                   <w:rFonts w:ascii="Arial" w:cs="Arial" w:eastAsia="Arial" w:hAnsi="Arial"/>
@@ -7584,7 +7584,7 @@
             <w:pPr>
               <w:spacing w:after="20" w:before="0"/>
             </w:pPr>
-            <w:hyperlink w:history="1" r:id="rId9iwas-gj2wdnxfb2qfxzg">
+            <w:hyperlink w:history="1" r:id="rId9zuqzazqad4jw34syyw9f">
               <w:r>
                 <w:rPr>
                   <w:rFonts w:ascii="Arial" w:cs="Arial" w:eastAsia="Arial" w:hAnsi="Arial"/>
@@ -7633,7 +7633,7 @@
               <w:spacing w:after="10" w:before="0"/>
               <w:ind w:left="120"/>
             </w:pPr>
-            <w:hyperlink w:history="1" r:id="rIdml2yepd0k6aro8squgys1">
+            <w:hyperlink w:history="1" r:id="rIdl4fkywqr0n7nugsobfc36">
               <w:r>
                 <w:rPr>
                   <w:rFonts w:ascii="Arial" w:cs="Arial" w:eastAsia="Arial" w:hAnsi="Arial"/>
@@ -7678,7 +7678,7 @@
             <w:pPr>
               <w:spacing w:after="20" w:before="0"/>
             </w:pPr>
-            <w:hyperlink w:history="1" r:id="rIdrjgyven4_u3jjjadc7uhx">
+            <w:hyperlink w:history="1" r:id="rIdwzvlfdy7fi_qagvmieg2a">
               <w:r>
                 <w:rPr>
                   <w:rFonts w:ascii="Arial" w:cs="Arial" w:eastAsia="Arial" w:hAnsi="Arial"/>
@@ -7711,7 +7711,7 @@
               <w:spacing w:after="10" w:before="0"/>
               <w:ind w:left="120"/>
             </w:pPr>
-            <w:hyperlink w:history="1" r:id="rIdzy_heqk1gdllxuubus3jq">
+            <w:hyperlink w:history="1" r:id="rIdi-z4xq6svystacadgncf_">
               <w:r>
                 <w:rPr>
                   <w:rFonts w:ascii="Arial" w:cs="Arial" w:eastAsia="Arial" w:hAnsi="Arial"/>
@@ -7906,7 +7906,7 @@
             <w:pPr>
               <w:spacing w:after="20" w:before="0"/>
             </w:pPr>
-            <w:hyperlink w:history="1" r:id="rIdllqpnqbctxqw0zk5vh6cv">
+            <w:hyperlink w:history="1" r:id="rIdr8nmriueuf_wkawd7f8mt">
               <w:r>
                 <w:rPr>
                   <w:rFonts w:ascii="Arial" w:cs="Arial" w:eastAsia="Arial" w:hAnsi="Arial"/>
@@ -7955,7 +7955,7 @@
               <w:spacing w:after="10" w:before="0"/>
               <w:ind w:left="120"/>
             </w:pPr>
-            <w:hyperlink w:history="1" r:id="rId3vmuy3nqmkom5zwb--hkd">
+            <w:hyperlink w:history="1" r:id="rIdm9tdyx1hsieusa4ptn7aj">
               <w:r>
                 <w:rPr>
                   <w:rFonts w:ascii="Arial" w:cs="Arial" w:eastAsia="Arial" w:hAnsi="Arial"/>
@@ -8000,7 +8000,7 @@
             <w:pPr>
               <w:spacing w:after="20" w:before="0"/>
             </w:pPr>
-            <w:hyperlink w:history="1" r:id="rIdmosjyul_yektwbdn01jts">
+            <w:hyperlink w:history="1" r:id="rIdgqtehsqz0ppw1ai1c2pkc">
               <w:r>
                 <w:rPr>
                   <w:rFonts w:ascii="Arial" w:cs="Arial" w:eastAsia="Arial" w:hAnsi="Arial"/>
@@ -8033,7 +8033,7 @@
               <w:spacing w:after="10" w:before="0"/>
               <w:ind w:left="120"/>
             </w:pPr>
-            <w:hyperlink w:history="1" r:id="rId5l2eflu1uq0lwfdbiygg1">
+            <w:hyperlink w:history="1" r:id="rIdbmj1wr8nfalbhsudz3k1e">
               <w:r>
                 <w:rPr>
                   <w:rFonts w:ascii="Arial" w:cs="Arial" w:eastAsia="Arial" w:hAnsi="Arial"/>
@@ -8545,7 +8545,7 @@
         </w:rPr>
         <w:t xml:space="preserve">© 2026 SeaVuria and ARES. Aligned with KICD objectives. Developed by SeaVuria; technical implementation by ARES (with AI assistance from Claude). Licensed under </w:t>
       </w:r>
-      <w:hyperlink w:history="1" r:id="rIdmyupi4otnxzq7qkyqrr2c">
+      <w:hyperlink w:history="1" r:id="rIdpyjavd6a--qwdf6icauvp">
         <w:r>
           <w:rPr>
             <w:rFonts w:ascii="Arial" w:cs="Arial" w:eastAsia="Arial" w:hAnsi="Arial"/>
@@ -8566,7 +8566,7 @@
         </w:rPr>
         <w:t xml:space="preserve"> (</w:t>
       </w:r>
-      <w:hyperlink w:history="1" r:id="rIdxkdyf-m504apol2prt_mo">
+      <w:hyperlink w:history="1" r:id="rIdhal85zf54nnwxyx5ozqlm">
         <w:r>
           <w:rPr>
             <w:rFonts w:ascii="Arial" w:cs="Arial" w:eastAsia="Arial" w:hAnsi="Arial"/>
@@ -9579,7 +9579,7 @@
             <w:pPr>
               <w:spacing w:after="20" w:before="0"/>
             </w:pPr>
-            <w:hyperlink w:history="1" r:id="rId7h-rpnnrmop3_rjeqgere">
+            <w:hyperlink w:history="1" r:id="rIda1vuysrhir9hb6kcjskm1">
               <w:r>
                 <w:rPr>
                   <w:rFonts w:ascii="Arial" w:cs="Arial" w:eastAsia="Arial" w:hAnsi="Arial"/>
@@ -9612,7 +9612,7 @@
               <w:spacing w:after="10" w:before="0"/>
               <w:ind w:left="120"/>
             </w:pPr>
-            <w:hyperlink w:history="1" r:id="rIdakuwmmysgn6mcpqngmwao">
+            <w:hyperlink w:history="1" r:id="rIdpp4x9jaetgrseobnafpri">
               <w:r>
                 <w:rPr>
                   <w:rFonts w:ascii="Arial" w:cs="Arial" w:eastAsia="Arial" w:hAnsi="Arial"/>
@@ -9657,7 +9657,7 @@
             <w:pPr>
               <w:spacing w:after="20" w:before="0"/>
             </w:pPr>
-            <w:hyperlink w:history="1" r:id="rIdtim9zo3ro1j-ffbkrdjdy">
+            <w:hyperlink w:history="1" r:id="rIdv0qy0dqltcktihypu-dmz">
               <w:r>
                 <w:rPr>
                   <w:rFonts w:ascii="Arial" w:cs="Arial" w:eastAsia="Arial" w:hAnsi="Arial"/>
@@ -9690,7 +9690,7 @@
               <w:spacing w:after="10" w:before="0"/>
               <w:ind w:left="120"/>
             </w:pPr>
-            <w:hyperlink w:history="1" r:id="rIdekxxpbu_hcfpvbd6q5-tp">
+            <w:hyperlink w:history="1" r:id="rIdpa17zqhcpbs0iizudhtpw">
               <w:r>
                 <w:rPr>
                   <w:rFonts w:ascii="Arial" w:cs="Arial" w:eastAsia="Arial" w:hAnsi="Arial"/>
@@ -9885,7 +9885,7 @@
             <w:pPr>
               <w:spacing w:after="20" w:before="0"/>
             </w:pPr>
-            <w:hyperlink w:history="1" r:id="rIdpnug4c4c5azx88m1glynh">
+            <w:hyperlink w:history="1" r:id="rId_u49yqocdjmg9zxbqnhwe">
               <w:r>
                 <w:rPr>
                   <w:rFonts w:ascii="Arial" w:cs="Arial" w:eastAsia="Arial" w:hAnsi="Arial"/>
@@ -9918,7 +9918,7 @@
               <w:spacing w:after="10" w:before="0"/>
               <w:ind w:left="120"/>
             </w:pPr>
-            <w:hyperlink w:history="1" r:id="rIdzfkimgmlpan5iv3-m2xpt">
+            <w:hyperlink w:history="1" r:id="rIdbgw-q2zsreayjea-n3ekf">
               <w:r>
                 <w:rPr>
                   <w:rFonts w:ascii="Arial" w:cs="Arial" w:eastAsia="Arial" w:hAnsi="Arial"/>
@@ -9963,7 +9963,7 @@
             <w:pPr>
               <w:spacing w:after="20" w:before="0"/>
             </w:pPr>
-            <w:hyperlink w:history="1" r:id="rIdcwrx7cnmaulmcy6sdlgol">
+            <w:hyperlink w:history="1" r:id="rIdbanwyuwpkfvgyv7pcbnnw">
               <w:r>
                 <w:rPr>
                   <w:rFonts w:ascii="Arial" w:cs="Arial" w:eastAsia="Arial" w:hAnsi="Arial"/>
@@ -9996,7 +9996,7 @@
               <w:spacing w:after="10" w:before="0"/>
               <w:ind w:left="120"/>
             </w:pPr>
-            <w:hyperlink w:history="1" r:id="rIds4rclmluljwsfbnoa0m7x">
+            <w:hyperlink w:history="1" r:id="rIddz1dwkaxxeynzfintscgv">
               <w:r>
                 <w:rPr>
                   <w:rFonts w:ascii="Arial" w:cs="Arial" w:eastAsia="Arial" w:hAnsi="Arial"/>
@@ -10191,7 +10191,7 @@
             <w:pPr>
               <w:spacing w:after="20" w:before="0"/>
             </w:pPr>
-            <w:hyperlink w:history="1" r:id="rIdxqbwpjkcwc-hzd0d_xrto">
+            <w:hyperlink w:history="1" r:id="rId0gogvckn8hubmigmoyecs">
               <w:r>
                 <w:rPr>
                   <w:rFonts w:ascii="Arial" w:cs="Arial" w:eastAsia="Arial" w:hAnsi="Arial"/>
@@ -10240,7 +10240,7 @@
               <w:spacing w:after="10" w:before="0"/>
               <w:ind w:left="120"/>
             </w:pPr>
-            <w:hyperlink w:history="1" r:id="rIdpjjygx6asczhxdlyozbyu">
+            <w:hyperlink w:history="1" r:id="rIdw7w0tylou6dzrmgagzwwn">
               <w:r>
                 <w:rPr>
                   <w:rFonts w:ascii="Arial" w:cs="Arial" w:eastAsia="Arial" w:hAnsi="Arial"/>
@@ -10285,7 +10285,7 @@
             <w:pPr>
               <w:spacing w:after="20" w:before="0"/>
             </w:pPr>
-            <w:hyperlink w:history="1" r:id="rIdtyarzsex464agtgwyptoq">
+            <w:hyperlink w:history="1" r:id="rIdax8ho0opdwjhitqol_psx">
               <w:r>
                 <w:rPr>
                   <w:rFonts w:ascii="Arial" w:cs="Arial" w:eastAsia="Arial" w:hAnsi="Arial"/>
@@ -10334,7 +10334,7 @@
               <w:spacing w:after="10" w:before="0"/>
               <w:ind w:left="120"/>
             </w:pPr>
-            <w:hyperlink w:history="1" r:id="rIdyu2kuyox57k7zxcvas71k">
+            <w:hyperlink w:history="1" r:id="rId0_z_lx0iwkfzus2ribnjo">
               <w:r>
                 <w:rPr>
                   <w:rFonts w:ascii="Arial" w:cs="Arial" w:eastAsia="Arial" w:hAnsi="Arial"/>
@@ -10529,7 +10529,7 @@
             <w:pPr>
               <w:spacing w:after="20" w:before="0"/>
             </w:pPr>
-            <w:hyperlink w:history="1" r:id="rIdol76jg6smgzd_7lrlvbny">
+            <w:hyperlink w:history="1" r:id="rId6bol2otpszg2upntrvjzt">
               <w:r>
                 <w:rPr>
                   <w:rFonts w:ascii="Arial" w:cs="Arial" w:eastAsia="Arial" w:hAnsi="Arial"/>
@@ -10578,7 +10578,7 @@
               <w:spacing w:after="10" w:before="0"/>
               <w:ind w:left="120"/>
             </w:pPr>
-            <w:hyperlink w:history="1" r:id="rIdhxce6sjia0teixxdilerw">
+            <w:hyperlink w:history="1" r:id="rIdw8ocgwtursm0qc_fxl9-b">
               <w:r>
                 <w:rPr>
                   <w:rFonts w:ascii="Arial" w:cs="Arial" w:eastAsia="Arial" w:hAnsi="Arial"/>
@@ -10623,7 +10623,7 @@
             <w:pPr>
               <w:spacing w:after="20" w:before="0"/>
             </w:pPr>
-            <w:hyperlink w:history="1" r:id="rId88j2yaany7hghtqbrhkxt">
+            <w:hyperlink w:history="1" r:id="rIda9j-otc9zl5wte_gakk1s">
               <w:r>
                 <w:rPr>
                   <w:rFonts w:ascii="Arial" w:cs="Arial" w:eastAsia="Arial" w:hAnsi="Arial"/>
@@ -10672,7 +10672,7 @@
               <w:spacing w:after="10" w:before="0"/>
               <w:ind w:left="120"/>
             </w:pPr>
-            <w:hyperlink w:history="1" r:id="rIdjfgtlfjepvnc0gqqze8ni">
+            <w:hyperlink w:history="1" r:id="rIdqrupsxeyelb_hxxunioa3">
               <w:r>
                 <w:rPr>
                   <w:rFonts w:ascii="Arial" w:cs="Arial" w:eastAsia="Arial" w:hAnsi="Arial"/>
@@ -10867,7 +10867,7 @@
             <w:pPr>
               <w:spacing w:after="20" w:before="0"/>
             </w:pPr>
-            <w:hyperlink w:history="1" r:id="rIda-weukhhf5tzyt7whb65u">
+            <w:hyperlink w:history="1" r:id="rIdvs3zxhklr1wzi4ragvuxk">
               <w:r>
                 <w:rPr>
                   <w:rFonts w:ascii="Arial" w:cs="Arial" w:eastAsia="Arial" w:hAnsi="Arial"/>
@@ -10900,7 +10900,7 @@
               <w:spacing w:after="10" w:before="0"/>
               <w:ind w:left="120"/>
             </w:pPr>
-            <w:hyperlink w:history="1" r:id="rIdsywkgia1w9w5fm9yw-7ie">
+            <w:hyperlink w:history="1" r:id="rIdmn_flcrgcko67wjgmxfc_">
               <w:r>
                 <w:rPr>
                   <w:rFonts w:ascii="Arial" w:cs="Arial" w:eastAsia="Arial" w:hAnsi="Arial"/>
@@ -10945,7 +10945,7 @@
             <w:pPr>
               <w:spacing w:after="20" w:before="0"/>
             </w:pPr>
-            <w:hyperlink w:history="1" r:id="rIdfbv1e1yn_svpwvsst93p-">
+            <w:hyperlink w:history="1" r:id="rIdondx-wcg4-aj6ab5ejbxs">
               <w:r>
                 <w:rPr>
                   <w:rFonts w:ascii="Arial" w:cs="Arial" w:eastAsia="Arial" w:hAnsi="Arial"/>
@@ -10978,7 +10978,7 @@
               <w:spacing w:after="10" w:before="0"/>
               <w:ind w:left="120"/>
             </w:pPr>
-            <w:hyperlink w:history="1" r:id="rIdwixnjzs1gm5zifhdv7qxk">
+            <w:hyperlink w:history="1" r:id="rIdtrbio7br7ikhmc50evw0o">
               <w:r>
                 <w:rPr>
                   <w:rFonts w:ascii="Arial" w:cs="Arial" w:eastAsia="Arial" w:hAnsi="Arial"/>
@@ -11604,7 +11604,7 @@
         </w:rPr>
         <w:t xml:space="preserve">© 2026 SeaVuria and ARES. Aligned with KICD objectives. Developed by SeaVuria; technical implementation by ARES (with AI assistance from Claude). Licensed under </w:t>
       </w:r>
-      <w:hyperlink w:history="1" r:id="rIdiz1bkep3z0q5wottibgr8">
+      <w:hyperlink w:history="1" r:id="rIdkj7vslsmmuecmfmgh0pnv">
         <w:r>
           <w:rPr>
             <w:rFonts w:ascii="Arial" w:cs="Arial" w:eastAsia="Arial" w:hAnsi="Arial"/>
@@ -11625,7 +11625,7 @@
         </w:rPr>
         <w:t xml:space="preserve"> (</w:t>
       </w:r>
-      <w:hyperlink w:history="1" r:id="rIdqgr-cvsq_ajnsv90cm1an">
+      <w:hyperlink w:history="1" r:id="rIduip_emmoys6glssnyngy8">
         <w:r>
           <w:rPr>
             <w:rFonts w:ascii="Arial" w:cs="Arial" w:eastAsia="Arial" w:hAnsi="Arial"/>
@@ -12638,7 +12638,7 @@
             <w:pPr>
               <w:spacing w:after="20" w:before="0"/>
             </w:pPr>
-            <w:hyperlink w:history="1" r:id="rIdmnp6trorcfgztm3uq-pks">
+            <w:hyperlink w:history="1" r:id="rIdbjpcxztbtfrk0jibw--vf">
               <w:r>
                 <w:rPr>
                   <w:rFonts w:ascii="Arial" w:cs="Arial" w:eastAsia="Arial" w:hAnsi="Arial"/>
@@ -12671,7 +12671,7 @@
               <w:spacing w:after="10" w:before="0"/>
               <w:ind w:left="120"/>
             </w:pPr>
-            <w:hyperlink w:history="1" r:id="rIdrgcozuyu_kairlgbrdpuy">
+            <w:hyperlink w:history="1" r:id="rIdjabbgeza3amoo4waf7teo">
               <w:r>
                 <w:rPr>
                   <w:rFonts w:ascii="Arial" w:cs="Arial" w:eastAsia="Arial" w:hAnsi="Arial"/>
@@ -12716,7 +12716,7 @@
             <w:pPr>
               <w:spacing w:after="20" w:before="0"/>
             </w:pPr>
-            <w:hyperlink w:history="1" r:id="rIdbm9uswbku2us81culucbx">
+            <w:hyperlink w:history="1" r:id="rId9jqqli3_gp6_r8-e3-lss">
               <w:r>
                 <w:rPr>
                   <w:rFonts w:ascii="Arial" w:cs="Arial" w:eastAsia="Arial" w:hAnsi="Arial"/>
@@ -12749,7 +12749,7 @@
               <w:spacing w:after="10" w:before="0"/>
               <w:ind w:left="120"/>
             </w:pPr>
-            <w:hyperlink w:history="1" r:id="rIdb85xcsgi1ge4a120ncxhj">
+            <w:hyperlink w:history="1" r:id="rIdjlfepdcudlg14vba_wnkg">
               <w:r>
                 <w:rPr>
                   <w:rFonts w:ascii="Arial" w:cs="Arial" w:eastAsia="Arial" w:hAnsi="Arial"/>
@@ -12944,7 +12944,7 @@
             <w:pPr>
               <w:spacing w:after="20" w:before="0"/>
             </w:pPr>
-            <w:hyperlink w:history="1" r:id="rId3ddeuzmtwrllse1wmfrma">
+            <w:hyperlink w:history="1" r:id="rIdke8dizor7bg4rhrcqe90x">
               <w:r>
                 <w:rPr>
                   <w:rFonts w:ascii="Arial" w:cs="Arial" w:eastAsia="Arial" w:hAnsi="Arial"/>
@@ -12977,7 +12977,7 @@
               <w:spacing w:after="10" w:before="0"/>
               <w:ind w:left="120"/>
             </w:pPr>
-            <w:hyperlink w:history="1" r:id="rIdijrrpvzz4yruttxlktqmd">
+            <w:hyperlink w:history="1" r:id="rId0xz1cwnthd8hxbd6qp9ny">
               <w:r>
                 <w:rPr>
                   <w:rFonts w:ascii="Arial" w:cs="Arial" w:eastAsia="Arial" w:hAnsi="Arial"/>
@@ -13022,7 +13022,7 @@
             <w:pPr>
               <w:spacing w:after="20" w:before="0"/>
             </w:pPr>
-            <w:hyperlink w:history="1" r:id="rIdaqsnygibkyhbecy_bixr8">
+            <w:hyperlink w:history="1" r:id="rIdbv05losr9-1i57q1mluac">
               <w:r>
                 <w:rPr>
                   <w:rFonts w:ascii="Arial" w:cs="Arial" w:eastAsia="Arial" w:hAnsi="Arial"/>
@@ -13055,7 +13055,7 @@
               <w:spacing w:after="10" w:before="0"/>
               <w:ind w:left="120"/>
             </w:pPr>
-            <w:hyperlink w:history="1" r:id="rIdpdaor5qffpyhgmh6te3hw">
+            <w:hyperlink w:history="1" r:id="rIdo_mppzo_fay1senuawbyj">
               <w:r>
                 <w:rPr>
                   <w:rFonts w:ascii="Arial" w:cs="Arial" w:eastAsia="Arial" w:hAnsi="Arial"/>
@@ -13288,7 +13288,7 @@
             <w:pPr>
               <w:spacing w:after="20" w:before="0"/>
             </w:pPr>
-            <w:hyperlink w:history="1" r:id="rId6hizbr4wut_vees3pkiho">
+            <w:hyperlink w:history="1" r:id="rIdlxlxz5bs3miogwawd1svx">
               <w:r>
                 <w:rPr>
                   <w:rFonts w:ascii="Arial" w:cs="Arial" w:eastAsia="Arial" w:hAnsi="Arial"/>
@@ -13337,7 +13337,7 @@
               <w:spacing w:after="10" w:before="0"/>
               <w:ind w:left="120"/>
             </w:pPr>
-            <w:hyperlink w:history="1" r:id="rId109goxeelkd25gkom-mrh">
+            <w:hyperlink w:history="1" r:id="rId_szkcuio1mn5i4_soskny">
               <w:r>
                 <w:rPr>
                   <w:rFonts w:ascii="Arial" w:cs="Arial" w:eastAsia="Arial" w:hAnsi="Arial"/>
@@ -13382,7 +13382,7 @@
             <w:pPr>
               <w:spacing w:after="20" w:before="0"/>
             </w:pPr>
-            <w:hyperlink w:history="1" r:id="rId92dux_r4_fvcsuyh_gmrf">
+            <w:hyperlink w:history="1" r:id="rIdwgq2ysmeqgqltgzey21wx">
               <w:r>
                 <w:rPr>
                   <w:rFonts w:ascii="Arial" w:cs="Arial" w:eastAsia="Arial" w:hAnsi="Arial"/>
@@ -13415,7 +13415,7 @@
               <w:spacing w:after="10" w:before="0"/>
               <w:ind w:left="120"/>
             </w:pPr>
-            <w:hyperlink w:history="1" r:id="rIdjtbq7fifnqdxfjrsm-3va">
+            <w:hyperlink w:history="1" r:id="rIdvys88nfjmdsdio1qpmuee">
               <w:r>
                 <w:rPr>
                   <w:rFonts w:ascii="Arial" w:cs="Arial" w:eastAsia="Arial" w:hAnsi="Arial"/>
@@ -13952,7 +13952,7 @@
             <w:pPr>
               <w:spacing w:after="20" w:before="0"/>
             </w:pPr>
-            <w:hyperlink w:history="1" r:id="rIdimq24nlhrrxhfegiyczrk">
+            <w:hyperlink w:history="1" r:id="rIdjc2jfvtrwqlt1xnso31cp">
               <w:r>
                 <w:rPr>
                   <w:rFonts w:ascii="Arial" w:cs="Arial" w:eastAsia="Arial" w:hAnsi="Arial"/>
@@ -13985,7 +13985,7 @@
               <w:spacing w:after="10" w:before="0"/>
               <w:ind w:left="120"/>
             </w:pPr>
-            <w:hyperlink w:history="1" r:id="rIdexkalkldlbe6erjwfnyh_">
+            <w:hyperlink w:history="1" r:id="rId70ozxz20akz5p2fc0ubcd">
               <w:r>
                 <w:rPr>
                   <w:rFonts w:ascii="Arial" w:cs="Arial" w:eastAsia="Arial" w:hAnsi="Arial"/>
@@ -14030,7 +14030,7 @@
             <w:pPr>
               <w:spacing w:after="20" w:before="0"/>
             </w:pPr>
-            <w:hyperlink w:history="1" r:id="rId4wflofybfaculggk5wveb">
+            <w:hyperlink w:history="1" r:id="rIdhf4iv2bst_vx-cxu2vbiu">
               <w:r>
                 <w:rPr>
                   <w:rFonts w:ascii="Arial" w:cs="Arial" w:eastAsia="Arial" w:hAnsi="Arial"/>
@@ -14063,7 +14063,7 @@
               <w:spacing w:after="10" w:before="0"/>
               <w:ind w:left="120"/>
             </w:pPr>
-            <w:hyperlink w:history="1" r:id="rId0yiu8og4qwshmj50_cnvw">
+            <w:hyperlink w:history="1" r:id="rId0cqdms7dq4-mtnlilbw8q">
               <w:r>
                 <w:rPr>
                   <w:rFonts w:ascii="Arial" w:cs="Arial" w:eastAsia="Arial" w:hAnsi="Arial"/>
@@ -14315,7 +14315,7 @@
             <w:pPr>
               <w:spacing w:after="20" w:before="0"/>
             </w:pPr>
-            <w:hyperlink w:history="1" r:id="rIdyg1feeiddmx7o94rzepfx">
+            <w:hyperlink w:history="1" r:id="rId2lu3uturezpb3-kxt0qog">
               <w:r>
                 <w:rPr>
                   <w:rFonts w:ascii="Arial" w:cs="Arial" w:eastAsia="Arial" w:hAnsi="Arial"/>
@@ -14348,7 +14348,7 @@
               <w:spacing w:after="10" w:before="0"/>
               <w:ind w:left="120"/>
             </w:pPr>
-            <w:hyperlink w:history="1" r:id="rId7-u2rquiri8uijhhbwlaz">
+            <w:hyperlink w:history="1" r:id="rIdhe0yt_ap2erw4zzjk9enh">
               <w:r>
                 <w:rPr>
                   <w:rFonts w:ascii="Arial" w:cs="Arial" w:eastAsia="Arial" w:hAnsi="Arial"/>
@@ -14393,7 +14393,7 @@
             <w:pPr>
               <w:spacing w:after="20" w:before="0"/>
             </w:pPr>
-            <w:hyperlink w:history="1" r:id="rIdkd2dtf5wvq90ewov9zzga">
+            <w:hyperlink w:history="1" r:id="rIdk71d1do6hnrnk5qih-7gm">
               <w:r>
                 <w:rPr>
                   <w:rFonts w:ascii="Arial" w:cs="Arial" w:eastAsia="Arial" w:hAnsi="Arial"/>
@@ -14442,7 +14442,7 @@
               <w:spacing w:after="10" w:before="0"/>
               <w:ind w:left="120"/>
             </w:pPr>
-            <w:hyperlink w:history="1" r:id="rIdgzyesyvb8gqyzf-kzg-qi">
+            <w:hyperlink w:history="1" r:id="rId0bx2gscvfya64htxwpwt-">
               <w:r>
                 <w:rPr>
                   <w:rFonts w:ascii="Arial" w:cs="Arial" w:eastAsia="Arial" w:hAnsi="Arial"/>
@@ -15068,7 +15068,7 @@
         </w:rPr>
         <w:t xml:space="preserve">© 2026 SeaVuria and ARES. Aligned with KICD objectives. Developed by SeaVuria; technical implementation by ARES (with AI assistance from Claude). Licensed under </w:t>
       </w:r>
-      <w:hyperlink w:history="1" r:id="rIdneefw-t7tvhli75p5zaqg">
+      <w:hyperlink w:history="1" r:id="rIdpxqghpgfssaddw0d29yl4">
         <w:r>
           <w:rPr>
             <w:rFonts w:ascii="Arial" w:cs="Arial" w:eastAsia="Arial" w:hAnsi="Arial"/>
@@ -15089,7 +15089,7 @@
         </w:rPr>
         <w:t xml:space="preserve"> (</w:t>
       </w:r>
-      <w:hyperlink w:history="1" r:id="rIdqdqw-f_as7t817lb4vg03">
+      <w:hyperlink w:history="1" r:id="rIdp0cg7deppqci_aqpyzltg">
         <w:r>
           <w:rPr>
             <w:rFonts w:ascii="Arial" w:cs="Arial" w:eastAsia="Arial" w:hAnsi="Arial"/>
@@ -16119,7 +16119,7 @@
               <w:spacing w:after="10" w:before="0"/>
               <w:ind w:left="120"/>
             </w:pPr>
-            <w:hyperlink w:history="1" r:id="rIdz1wcqptr-_thcg8yeqnzg">
+            <w:hyperlink w:history="1" r:id="rId9mlktnkmqeb4kt1vgswxt">
               <w:r>
                 <w:rPr>
                   <w:rFonts w:ascii="Arial" w:cs="Arial" w:eastAsia="Arial" w:hAnsi="Arial"/>
@@ -16179,7 +16179,7 @@
             <w:pPr>
               <w:spacing w:after="20" w:before="0"/>
             </w:pPr>
-            <w:hyperlink w:history="1" r:id="rIdcdpx7j8piqf24h4znqoki">
+            <w:hyperlink w:history="1" r:id="rIdcxf78v6ysfe-rmc3mmm5d">
               <w:r>
                 <w:rPr>
                   <w:rFonts w:ascii="Arial" w:cs="Arial" w:eastAsia="Arial" w:hAnsi="Arial"/>
@@ -16228,7 +16228,7 @@
               <w:spacing w:after="10" w:before="0"/>
               <w:ind w:left="120"/>
             </w:pPr>
-            <w:hyperlink w:history="1" r:id="rIdjy_lpoacomcjxt_y2hqe2">
+            <w:hyperlink w:history="1" r:id="rIdjbz-yombh1_2ny28l7_gy">
               <w:r>
                 <w:rPr>
                   <w:rFonts w:ascii="Arial" w:cs="Arial" w:eastAsia="Arial" w:hAnsi="Arial"/>
@@ -16440,7 +16440,7 @@
               <w:spacing w:after="10" w:before="0"/>
               <w:ind w:left="120"/>
             </w:pPr>
-            <w:hyperlink w:history="1" r:id="rIdfj0i-kcjxj0eavmmmes6l">
+            <w:hyperlink w:history="1" r:id="rId1ckfncbpyuploae6gfbo7">
               <w:r>
                 <w:rPr>
                   <w:rFonts w:ascii="Arial" w:cs="Arial" w:eastAsia="Arial" w:hAnsi="Arial"/>
@@ -16500,7 +16500,7 @@
             <w:pPr>
               <w:spacing w:after="20" w:before="0"/>
             </w:pPr>
-            <w:hyperlink w:history="1" r:id="rIdtz3xou2dl7idzzsiiitmp">
+            <w:hyperlink w:history="1" r:id="rIdmxlvclvzuqlhc5q0v5rqb">
               <w:r>
                 <w:rPr>
                   <w:rFonts w:ascii="Arial" w:cs="Arial" w:eastAsia="Arial" w:hAnsi="Arial"/>
@@ -16549,7 +16549,7 @@
               <w:spacing w:after="10" w:before="0"/>
               <w:ind w:left="120"/>
             </w:pPr>
-            <w:hyperlink w:history="1" r:id="rIdow_jjjtfeqoictssoz9ix">
+            <w:hyperlink w:history="1" r:id="rId4pz_2eongwltpqiw_mwpw">
               <w:r>
                 <w:rPr>
                   <w:rFonts w:ascii="Arial" w:cs="Arial" w:eastAsia="Arial" w:hAnsi="Arial"/>
@@ -16761,7 +16761,7 @@
               <w:spacing w:after="10" w:before="0"/>
               <w:ind w:left="120"/>
             </w:pPr>
-            <w:hyperlink w:history="1" r:id="rIdqkplsgqfj7txljmhggwj9">
+            <w:hyperlink w:history="1" r:id="rId9l_l_i49_3w6vmiaf-3_t">
               <w:r>
                 <w:rPr>
                   <w:rFonts w:ascii="Arial" w:cs="Arial" w:eastAsia="Arial" w:hAnsi="Arial"/>
@@ -16821,7 +16821,7 @@
             <w:pPr>
               <w:spacing w:after="20" w:before="0"/>
             </w:pPr>
-            <w:hyperlink w:history="1" r:id="rIduvdeibunhenkjdypi6xy9">
+            <w:hyperlink w:history="1" r:id="rIdtvgu0ewwlgyk5oqw1e6qh">
               <w:r>
                 <w:rPr>
                   <w:rFonts w:ascii="Arial" w:cs="Arial" w:eastAsia="Arial" w:hAnsi="Arial"/>
@@ -16870,7 +16870,7 @@
               <w:spacing w:after="10" w:before="0"/>
               <w:ind w:left="120"/>
             </w:pPr>
-            <w:hyperlink w:history="1" r:id="rIdamcbw_3eny4nhw1fft2oh">
+            <w:hyperlink w:history="1" r:id="rIdlwsorpnjqdvph7aeuehie">
               <w:r>
                 <w:rPr>
                   <w:rFonts w:ascii="Arial" w:cs="Arial" w:eastAsia="Arial" w:hAnsi="Arial"/>
@@ -17082,7 +17082,7 @@
               <w:spacing w:after="10" w:before="0"/>
               <w:ind w:left="120"/>
             </w:pPr>
-            <w:hyperlink w:history="1" r:id="rId99tfbop_ddeb0-05hej8q">
+            <w:hyperlink w:history="1" r:id="rIdm7tfhluohigff6ezchfgh">
               <w:r>
                 <w:rPr>
                   <w:rFonts w:ascii="Arial" w:cs="Arial" w:eastAsia="Arial" w:hAnsi="Arial"/>
@@ -17142,7 +17142,7 @@
             <w:pPr>
               <w:spacing w:after="20" w:before="0"/>
             </w:pPr>
-            <w:hyperlink w:history="1" r:id="rIder45gxffqm4hvrsuzcsrh">
+            <w:hyperlink w:history="1" r:id="rId0qcfjjkxdgo4ghn8wtfgd">
               <w:r>
                 <w:rPr>
                   <w:rFonts w:ascii="Arial" w:cs="Arial" w:eastAsia="Arial" w:hAnsi="Arial"/>
@@ -17191,7 +17191,7 @@
               <w:spacing w:after="10" w:before="0"/>
               <w:ind w:left="120"/>
             </w:pPr>
-            <w:hyperlink w:history="1" r:id="rIdxuqo0f7mtcur7a2jxmpbv">
+            <w:hyperlink w:history="1" r:id="rIdsvrjo0-levir21qxsw4zl">
               <w:r>
                 <w:rPr>
                   <w:rFonts w:ascii="Arial" w:cs="Arial" w:eastAsia="Arial" w:hAnsi="Arial"/>
@@ -17403,7 +17403,7 @@
               <w:spacing w:after="10" w:before="0"/>
               <w:ind w:left="120"/>
             </w:pPr>
-            <w:hyperlink w:history="1" r:id="rIdkio4vjlxx14r8puecav0x">
+            <w:hyperlink w:history="1" r:id="rId2hyzzdhmsrzcnpfyydxmz">
               <w:r>
                 <w:rPr>
                   <w:rFonts w:ascii="Arial" w:cs="Arial" w:eastAsia="Arial" w:hAnsi="Arial"/>
@@ -17463,7 +17463,7 @@
             <w:pPr>
               <w:spacing w:after="20" w:before="0"/>
             </w:pPr>
-            <w:hyperlink w:history="1" r:id="rIdlsku-lj-bgh9f3c-3pdje">
+            <w:hyperlink w:history="1" r:id="rIdwra9f1xnpmje4_lz2yowy">
               <w:r>
                 <w:rPr>
                   <w:rFonts w:ascii="Arial" w:cs="Arial" w:eastAsia="Arial" w:hAnsi="Arial"/>
@@ -17512,7 +17512,7 @@
               <w:spacing w:after="10" w:before="0"/>
               <w:ind w:left="120"/>
             </w:pPr>
-            <w:hyperlink w:history="1" r:id="rIdqj-ncbz3ocjt7jr29afeb">
+            <w:hyperlink w:history="1" r:id="rIdslfia7mzhm_ckdngbyigz">
               <w:r>
                 <w:rPr>
                   <w:rFonts w:ascii="Arial" w:cs="Arial" w:eastAsia="Arial" w:hAnsi="Arial"/>
@@ -18024,7 +18024,7 @@
         </w:rPr>
         <w:t xml:space="preserve">© 2026 SeaVuria and ARES. Aligned with KICD objectives. Developed by SeaVuria; technical implementation by ARES (with AI assistance from Claude). Licensed under </w:t>
       </w:r>
-      <w:hyperlink w:history="1" r:id="rIdgstiyqiuogqdhj7jizh0t">
+      <w:hyperlink w:history="1" r:id="rIdvsquf20zmxiec5_jekxpk">
         <w:r>
           <w:rPr>
             <w:rFonts w:ascii="Arial" w:cs="Arial" w:eastAsia="Arial" w:hAnsi="Arial"/>
@@ -18045,7 +18045,7 @@
         </w:rPr>
         <w:t xml:space="preserve"> (</w:t>
       </w:r>
-      <w:hyperlink w:history="1" r:id="rIdkfafqwgqctwj4l6ngfjza">
+      <w:hyperlink w:history="1" r:id="rId-axs4akbugzejlz2zlpfb">
         <w:r>
           <w:rPr>
             <w:rFonts w:ascii="Arial" w:cs="Arial" w:eastAsia="Arial" w:hAnsi="Arial"/>
@@ -19058,7 +19058,7 @@
             <w:pPr>
               <w:spacing w:after="20" w:before="0"/>
             </w:pPr>
-            <w:hyperlink w:history="1" r:id="rIdcskle2fuwhb4frqab00fo">
+            <w:hyperlink w:history="1" r:id="rIdxouzo3v87vzjc473ftt-j">
               <w:r>
                 <w:rPr>
                   <w:rFonts w:ascii="Arial" w:cs="Arial" w:eastAsia="Arial" w:hAnsi="Arial"/>
@@ -19107,7 +19107,7 @@
               <w:spacing w:after="10" w:before="0"/>
               <w:ind w:left="120"/>
             </w:pPr>
-            <w:hyperlink w:history="1" r:id="rIdxiyiduxbxc4pz6krgqxio">
+            <w:hyperlink w:history="1" r:id="rIdqlo4ccaua9zvbyfreyr2p">
               <w:r>
                 <w:rPr>
                   <w:rFonts w:ascii="Arial" w:cs="Arial" w:eastAsia="Arial" w:hAnsi="Arial"/>
@@ -19152,7 +19152,7 @@
             <w:pPr>
               <w:spacing w:after="20" w:before="0"/>
             </w:pPr>
-            <w:hyperlink w:history="1" r:id="rIdl95kn_1m5liibsmbctk8-">
+            <w:hyperlink w:history="1" r:id="rId1aqrshwb1xr_sclgp2ubf">
               <w:r>
                 <w:rPr>
                   <w:rFonts w:ascii="Arial" w:cs="Arial" w:eastAsia="Arial" w:hAnsi="Arial"/>
@@ -19185,7 +19185,7 @@
               <w:spacing w:after="10" w:before="0"/>
               <w:ind w:left="120"/>
             </w:pPr>
-            <w:hyperlink w:history="1" r:id="rIdovtznql23_xq6k8mu2w1p">
+            <w:hyperlink w:history="1" r:id="rIdk__mx-j31ixonk54azdul">
               <w:r>
                 <w:rPr>
                   <w:rFonts w:ascii="Arial" w:cs="Arial" w:eastAsia="Arial" w:hAnsi="Arial"/>
@@ -19227,7 +19227,7 @@
                 <w:sz w:val="18"/>
                 <w:szCs w:val="18"/>
               </w:rPr>
-              <w:t xml:space="preserve">Learners individually read a two-sentence stimulus card: 'Aisha pours uji from her thermos at 8 a.m. in Kisumu — mild bubbling, slightly sour. Her cousin in Mombasa pours identical uji at the same time — vigorous bubbling, very sour already. Her other cousin in Kericho pours the same uji — barely any bubbles, almost no sourness yet.' Learners write a 3-minute silent prediction in their science journals: (1) List at least THREE factors you think might explain the difference. (2) For each factor, state whether you think MORE of it speeds up or slows down the fermentation, and WHY. Learners then share predictions with a shoulder partner for 2 minutes.</w:t>
+              <w:t xml:space="preserve">Learners individually read a two-sentence stimulus card: 'Achieng pours uji from her thermos at 8 a.m. in Kisumu — mild bubbling, slightly sour. Her cousin in Mombasa pours identical uji at the same time — vigorous bubbling, very sour already. Her other cousin in Kericho pours the same uji — barely any bubbles, almost no sourness yet.' Learners write a 3-minute silent prediction in their science journals: (1) List at least THREE factors you think might explain the difference. (2) For each factor, state whether you think MORE of it speeds up or slows down the fermentation, and WHY. Learners then share predictions with a shoulder partner for 2 minutes.</w:t>
             </w:r>
           </w:p>
         </w:tc>
@@ -19380,7 +19380,7 @@
             <w:pPr>
               <w:spacing w:after="20" w:before="0"/>
             </w:pPr>
-            <w:hyperlink w:history="1" r:id="rIdvvrqh9cq3zwprec4l4pgx">
+            <w:hyperlink w:history="1" r:id="rIdhfoswlvykni0jhhzwsoqk">
               <w:r>
                 <w:rPr>
                   <w:rFonts w:ascii="Arial" w:cs="Arial" w:eastAsia="Arial" w:hAnsi="Arial"/>
@@ -19429,7 +19429,7 @@
               <w:spacing w:after="10" w:before="0"/>
               <w:ind w:left="120"/>
             </w:pPr>
-            <w:hyperlink w:history="1" r:id="rIdyca5svd_xhs3-ggene0ay">
+            <w:hyperlink w:history="1" r:id="rId2ofoi2bhohlpprssfmm-t">
               <w:r>
                 <w:rPr>
                   <w:rFonts w:ascii="Arial" w:cs="Arial" w:eastAsia="Arial" w:hAnsi="Arial"/>
@@ -19474,7 +19474,7 @@
             <w:pPr>
               <w:spacing w:after="20" w:before="0"/>
             </w:pPr>
-            <w:hyperlink w:history="1" r:id="rIdpmdwgjn9ld48llgq4hzug">
+            <w:hyperlink w:history="1" r:id="rIdvzwnxjxockenmjy93yopq">
               <w:r>
                 <w:rPr>
                   <w:rFonts w:ascii="Arial" w:cs="Arial" w:eastAsia="Arial" w:hAnsi="Arial"/>
@@ -19507,7 +19507,7 @@
               <w:spacing w:after="10" w:before="0"/>
               <w:ind w:left="120"/>
             </w:pPr>
-            <w:hyperlink w:history="1" r:id="rIdqmevgmj2-ztlwmxzv2_m1">
+            <w:hyperlink w:history="1" r:id="rId_pl7xyhdankbvdekuamq9">
               <w:r>
                 <w:rPr>
                   <w:rFonts w:ascii="Arial" w:cs="Arial" w:eastAsia="Arial" w:hAnsi="Arial"/>
@@ -19702,7 +19702,7 @@
             <w:pPr>
               <w:spacing w:after="20" w:before="0"/>
             </w:pPr>
-            <w:hyperlink w:history="1" r:id="rId6rt9uwgprfopjhxtw-zn-">
+            <w:hyperlink w:history="1" r:id="rIddsf7kh5wxiaaz08zbixl0">
               <w:r>
                 <w:rPr>
                   <w:rFonts w:ascii="Arial" w:cs="Arial" w:eastAsia="Arial" w:hAnsi="Arial"/>
@@ -19751,7 +19751,7 @@
               <w:spacing w:after="10" w:before="0"/>
               <w:ind w:left="120"/>
             </w:pPr>
-            <w:hyperlink w:history="1" r:id="rIddpk7rabnufkq9mavjejw7">
+            <w:hyperlink w:history="1" r:id="rId9e7bljk67zpnkd-u-noew">
               <w:r>
                 <w:rPr>
                   <w:rFonts w:ascii="Arial" w:cs="Arial" w:eastAsia="Arial" w:hAnsi="Arial"/>
@@ -19796,7 +19796,7 @@
             <w:pPr>
               <w:spacing w:after="20" w:before="0"/>
             </w:pPr>
-            <w:hyperlink w:history="1" r:id="rIdcw0bmiekjxtujlndoycaq">
+            <w:hyperlink w:history="1" r:id="rIdk-k-hqhzbeiukkimv1ifr">
               <w:r>
                 <w:rPr>
                   <w:rFonts w:ascii="Arial" w:cs="Arial" w:eastAsia="Arial" w:hAnsi="Arial"/>
@@ -19829,7 +19829,7 @@
               <w:spacing w:after="10" w:before="0"/>
               <w:ind w:left="120"/>
             </w:pPr>
-            <w:hyperlink w:history="1" r:id="rIdhw5wkpfeiokv2v6gikevx">
+            <w:hyperlink w:history="1" r:id="rIdz2oi4loyq8b8kpyegpp-w">
               <w:r>
                 <w:rPr>
                   <w:rFonts w:ascii="Arial" w:cs="Arial" w:eastAsia="Arial" w:hAnsi="Arial"/>
@@ -20024,7 +20024,7 @@
             <w:pPr>
               <w:spacing w:after="20" w:before="0"/>
             </w:pPr>
-            <w:hyperlink w:history="1" r:id="rIdcjc6nm97xh5nmoqdvqywo">
+            <w:hyperlink w:history="1" r:id="rIdn5ci26pntgyqdlvisa0ow">
               <w:r>
                 <w:rPr>
                   <w:rFonts w:ascii="Arial" w:cs="Arial" w:eastAsia="Arial" w:hAnsi="Arial"/>
@@ -20073,7 +20073,7 @@
               <w:spacing w:after="10" w:before="0"/>
               <w:ind w:left="120"/>
             </w:pPr>
-            <w:hyperlink w:history="1" r:id="rIdulfqjl_qequpi7vcw19oj">
+            <w:hyperlink w:history="1" r:id="rId0fdkt2wiauzmjhjimdcvn">
               <w:r>
                 <w:rPr>
                   <w:rFonts w:ascii="Arial" w:cs="Arial" w:eastAsia="Arial" w:hAnsi="Arial"/>
@@ -20118,7 +20118,7 @@
             <w:pPr>
               <w:spacing w:after="20" w:before="0"/>
             </w:pPr>
-            <w:hyperlink w:history="1" r:id="rId_poxj_wslrlyultateq5u">
+            <w:hyperlink w:history="1" r:id="rIdxhgh_y3pqzqhlsgvxmxa8">
               <w:r>
                 <w:rPr>
                   <w:rFonts w:ascii="Arial" w:cs="Arial" w:eastAsia="Arial" w:hAnsi="Arial"/>
@@ -20151,7 +20151,7 @@
               <w:spacing w:after="10" w:before="0"/>
               <w:ind w:left="120"/>
             </w:pPr>
-            <w:hyperlink w:history="1" r:id="rIddu84yk-7g8cwl9_h9xxb2">
+            <w:hyperlink w:history="1" r:id="rIdzbuofrgz95wp3jtegt35u">
               <w:r>
                 <w:rPr>
                   <w:rFonts w:ascii="Arial" w:cs="Arial" w:eastAsia="Arial" w:hAnsi="Arial"/>
@@ -20346,7 +20346,7 @@
             <w:pPr>
               <w:spacing w:after="20" w:before="0"/>
             </w:pPr>
-            <w:hyperlink w:history="1" r:id="rIdaej9riyf0myjpokoeh0fh">
+            <w:hyperlink w:history="1" r:id="rIdj497w4ec73en0d7pddsln">
               <w:r>
                 <w:rPr>
                   <w:rFonts w:ascii="Arial" w:cs="Arial" w:eastAsia="Arial" w:hAnsi="Arial"/>
@@ -20395,7 +20395,7 @@
               <w:spacing w:after="10" w:before="0"/>
               <w:ind w:left="120"/>
             </w:pPr>
-            <w:hyperlink w:history="1" r:id="rId27tu_tkwr6ve-u3kerwal">
+            <w:hyperlink w:history="1" r:id="rId4mrlladxwr8lu0jmttjk2">
               <w:r>
                 <w:rPr>
                   <w:rFonts w:ascii="Arial" w:cs="Arial" w:eastAsia="Arial" w:hAnsi="Arial"/>
@@ -20440,7 +20440,7 @@
             <w:pPr>
               <w:spacing w:after="20" w:before="0"/>
             </w:pPr>
-            <w:hyperlink w:history="1" r:id="rIddr2vovvcdqsc-co83shfr">
+            <w:hyperlink w:history="1" r:id="rIdcfm9zqxr8slfoynodv8it">
               <w:r>
                 <w:rPr>
                   <w:rFonts w:ascii="Arial" w:cs="Arial" w:eastAsia="Arial" w:hAnsi="Arial"/>
@@ -20473,7 +20473,7 @@
               <w:spacing w:after="10" w:before="0"/>
               <w:ind w:left="120"/>
             </w:pPr>
-            <w:hyperlink w:history="1" r:id="rIdrxmwlx7v1pex8fltefimm">
+            <w:hyperlink w:history="1" r:id="rIdecyqu04kryzo000spduom">
               <w:r>
                 <w:rPr>
                   <w:rFonts w:ascii="Arial" w:cs="Arial" w:eastAsia="Arial" w:hAnsi="Arial"/>
@@ -20897,7 +20897,7 @@
                 <w:sz w:val="18"/>
                 <w:szCs w:val="18"/>
               </w:rPr>
-              <w:t xml:space="preserve">The rate of respiration in living organisms — whether yeast in uji or cells in germinating seeds — is controlled by at least four key factors: (1) Temperature: higher temperatures increase enzyme activity and therefore increase respiration rate, up to an optimum beyond which enzymes denature; (2) Oxygen availability: aerobic respiration is faster and more efficient, but anaerobic respiration proceeds when oxygen is limited, producing acids and CO₂; (3) Substrate concentration: more glucose (or other respiratory substrate) provides more fuel, increasing respiration rate up to enzyme saturation; (4) Surface area and metabolic activity: germinating seeds have greater metabolic activity and surface area for gas exchange, producing more CO₂ per unit time than dormant dry seeds. These factors explain why the uji in the Kisumu thermos ferments noticeably faster on a warm Mombasa afternoon (~30–35 °C) than during a cool Kericho highland morning (~13–16 °C) — the higher temperature accelerates yeast enzyme activity, increasing the rate of anaerobic fermentation, CO₂ production, and acid accumulation.</w:t>
+              <w:t xml:space="preserve">The rate of respiration in living organisms — whether yeast in uji or cells in germinating seeds — is controlled by at least four key factors: (1) Temperature: higher temperatures increase enzyme activity and therefore increase respiration rate, up to an optimum beyond which enzymes denature; (2) Oxygen availability: aerobic respiration is faster and more efficient, but anaerobic respiration proceeds when oxygen is limited, producing acids and CO₂; (3) Substrate concentration: more glucose (or other respiratory substrate) provides more fuel, increasing respiration rate up to enzyme saturation; (4) Surface area and metabolic activity: germinating seeds have greater metabolic activity and surface area for gas exchange, producing more CO₂ per unit time than dormant dry seeds. These factors explain why identical uji ferments noticeably faster on a warm Mombasa afternoon (~30–35 °C) than during a cool Kericho highland morning (~13–16 °C) — the higher temperature accelerates yeast enzyme activity, increasing the rate of anaerobic fermentation, CO₂ production, and acid accumulation.</w:t>
             </w:r>
           </w:p>
         </w:tc>
@@ -20985,7 +20985,7 @@
         </w:rPr>
         <w:t xml:space="preserve">© 2026 SeaVuria and ARES. Aligned with KICD objectives. Developed by SeaVuria; technical implementation by ARES (with AI assistance from Claude). Licensed under </w:t>
       </w:r>
-      <w:hyperlink w:history="1" r:id="rId6uywnj_a6owza8us9-zkj">
+      <w:hyperlink w:history="1" r:id="rIdqkzfgrh9gmgodgs9qekof">
         <w:r>
           <w:rPr>
             <w:rFonts w:ascii="Arial" w:cs="Arial" w:eastAsia="Arial" w:hAnsi="Arial"/>
@@ -21006,7 +21006,7 @@
         </w:rPr>
         <w:t xml:space="preserve"> (</w:t>
       </w:r>
-      <w:hyperlink w:history="1" r:id="rIdqejp5xxnmrfopgbxdfa8-">
+      <w:hyperlink w:history="1" r:id="rIdm2k3gd45govfg0n7i-j1g">
         <w:r>
           <w:rPr>
             <w:rFonts w:ascii="Arial" w:cs="Arial" w:eastAsia="Arial" w:hAnsi="Arial"/>
@@ -22036,7 +22036,7 @@
               <w:spacing w:after="10" w:before="0"/>
               <w:ind w:left="120"/>
             </w:pPr>
-            <w:hyperlink w:history="1" r:id="rIdckbf3nbs5p4fucx23jjy1">
+            <w:hyperlink w:history="1" r:id="rIdsrpgvwmais4-h0mjbeup2">
               <w:r>
                 <w:rPr>
                   <w:rFonts w:ascii="Arial" w:cs="Arial" w:eastAsia="Arial" w:hAnsi="Arial"/>
@@ -22096,7 +22096,7 @@
             <w:pPr>
               <w:spacing w:after="20" w:before="0"/>
             </w:pPr>
-            <w:hyperlink w:history="1" r:id="rIdowop_ism6ovnuf3-6y8ge">
+            <w:hyperlink w:history="1" r:id="rIdfm-5ssf2ksrt6lhuu5chj">
               <w:r>
                 <w:rPr>
                   <w:rFonts w:ascii="Arial" w:cs="Arial" w:eastAsia="Arial" w:hAnsi="Arial"/>
@@ -22129,7 +22129,7 @@
               <w:spacing w:after="10" w:before="0"/>
               <w:ind w:left="120"/>
             </w:pPr>
-            <w:hyperlink w:history="1" r:id="rIdszuqanq2pnpa8bjaehpio">
+            <w:hyperlink w:history="1" r:id="rIdxlqbforjgp7bukmgaysru">
               <w:r>
                 <w:rPr>
                   <w:rFonts w:ascii="Arial" w:cs="Arial" w:eastAsia="Arial" w:hAnsi="Arial"/>
@@ -22341,7 +22341,7 @@
               <w:spacing w:after="10" w:before="0"/>
               <w:ind w:left="120"/>
             </w:pPr>
-            <w:hyperlink w:history="1" r:id="rIdxwaf0bd3jiq8hyvwpreg8">
+            <w:hyperlink w:history="1" r:id="rIdsqpbunbbscqmo7wzjsbso">
               <w:r>
                 <w:rPr>
                   <w:rFonts w:ascii="Arial" w:cs="Arial" w:eastAsia="Arial" w:hAnsi="Arial"/>
@@ -22401,7 +22401,7 @@
             <w:pPr>
               <w:spacing w:after="20" w:before="0"/>
             </w:pPr>
-            <w:hyperlink w:history="1" r:id="rIdvh5oldolrdj611th5fxqt">
+            <w:hyperlink w:history="1" r:id="rId-3logmpftcmv75sqtt6f9">
               <w:r>
                 <w:rPr>
                   <w:rFonts w:ascii="Arial" w:cs="Arial" w:eastAsia="Arial" w:hAnsi="Arial"/>
@@ -22434,7 +22434,7 @@
               <w:spacing w:after="10" w:before="0"/>
               <w:ind w:left="120"/>
             </w:pPr>
-            <w:hyperlink w:history="1" r:id="rIdwunjsv53zbtwo6votln21">
+            <w:hyperlink w:history="1" r:id="rIdbeck16z_mqeenc025dtk0">
               <w:r>
                 <w:rPr>
                   <w:rFonts w:ascii="Arial" w:cs="Arial" w:eastAsia="Arial" w:hAnsi="Arial"/>
@@ -22646,7 +22646,7 @@
               <w:spacing w:after="10" w:before="0"/>
               <w:ind w:left="120"/>
             </w:pPr>
-            <w:hyperlink w:history="1" r:id="rId0wlpi-7huady3gi-nxceu">
+            <w:hyperlink w:history="1" r:id="rId-0ox9owtr5-gwaqlvi-70">
               <w:r>
                 <w:rPr>
                   <w:rFonts w:ascii="Arial" w:cs="Arial" w:eastAsia="Arial" w:hAnsi="Arial"/>
@@ -22706,7 +22706,7 @@
             <w:pPr>
               <w:spacing w:after="20" w:before="0"/>
             </w:pPr>
-            <w:hyperlink w:history="1" r:id="rIdlqjr1tjvgnd3dqqwuiblt">
+            <w:hyperlink w:history="1" r:id="rIdacfp7fxeadkflell8oume">
               <w:r>
                 <w:rPr>
                   <w:rFonts w:ascii="Arial" w:cs="Arial" w:eastAsia="Arial" w:hAnsi="Arial"/>
@@ -22755,7 +22755,7 @@
               <w:spacing w:after="10" w:before="0"/>
               <w:ind w:left="120"/>
             </w:pPr>
-            <w:hyperlink w:history="1" r:id="rIdczfzifjxenbf1ewsqwprp">
+            <w:hyperlink w:history="1" r:id="rIdl8r09xrpzccxncixegvhv">
               <w:r>
                 <w:rPr>
                   <w:rFonts w:ascii="Arial" w:cs="Arial" w:eastAsia="Arial" w:hAnsi="Arial"/>
@@ -22967,7 +22967,7 @@
               <w:spacing w:after="10" w:before="0"/>
               <w:ind w:left="120"/>
             </w:pPr>
-            <w:hyperlink w:history="1" r:id="rIdefk8mvus03rk41pbf8wgf">
+            <w:hyperlink w:history="1" r:id="rIdjwnpsn4_hssv0skb5miih">
               <w:r>
                 <w:rPr>
                   <w:rFonts w:ascii="Arial" w:cs="Arial" w:eastAsia="Arial" w:hAnsi="Arial"/>
@@ -23027,7 +23027,7 @@
             <w:pPr>
               <w:spacing w:after="20" w:before="0"/>
             </w:pPr>
-            <w:hyperlink w:history="1" r:id="rIdmwxtholwid1deoul8epxh">
+            <w:hyperlink w:history="1" r:id="rId9i_eoqjfgehogmiwvchyq">
               <w:r>
                 <w:rPr>
                   <w:rFonts w:ascii="Arial" w:cs="Arial" w:eastAsia="Arial" w:hAnsi="Arial"/>
@@ -23076,7 +23076,7 @@
               <w:spacing w:after="10" w:before="0"/>
               <w:ind w:left="120"/>
             </w:pPr>
-            <w:hyperlink w:history="1" r:id="rId3hxw2to1ywdsr_vfgeui8">
+            <w:hyperlink w:history="1" r:id="rIdd6ryc-16avd2vljjlykie">
               <w:r>
                 <w:rPr>
                   <w:rFonts w:ascii="Arial" w:cs="Arial" w:eastAsia="Arial" w:hAnsi="Arial"/>
@@ -23288,7 +23288,7 @@
               <w:spacing w:after="10" w:before="0"/>
               <w:ind w:left="120"/>
             </w:pPr>
-            <w:hyperlink w:history="1" r:id="rIdcrskedu1bss_sq28yaaf4">
+            <w:hyperlink w:history="1" r:id="rIdhpp-w7bktci0jh_xatt4g">
               <w:r>
                 <w:rPr>
                   <w:rFonts w:ascii="Arial" w:cs="Arial" w:eastAsia="Arial" w:hAnsi="Arial"/>
@@ -23348,7 +23348,7 @@
             <w:pPr>
               <w:spacing w:after="20" w:before="0"/>
             </w:pPr>
-            <w:hyperlink w:history="1" r:id="rId24to_nbaygakmd3vl4ifl">
+            <w:hyperlink w:history="1" r:id="rIdgtvixf3yf8vmbqb7s7dn-">
               <w:r>
                 <w:rPr>
                   <w:rFonts w:ascii="Arial" w:cs="Arial" w:eastAsia="Arial" w:hAnsi="Arial"/>
@@ -23397,7 +23397,7 @@
               <w:spacing w:after="10" w:before="0"/>
               <w:ind w:left="120"/>
             </w:pPr>
-            <w:hyperlink w:history="1" r:id="rIdo1x4ofw1qhovgavr1wd8y">
+            <w:hyperlink w:history="1" r:id="rIdstzm80nwu4pl9ykrpynkl">
               <w:r>
                 <w:rPr>
                   <w:rFonts w:ascii="Arial" w:cs="Arial" w:eastAsia="Arial" w:hAnsi="Arial"/>
@@ -24023,7 +24023,7 @@
         </w:rPr>
         <w:t xml:space="preserve">© 2026 SeaVuria and ARES. Aligned with KICD objectives. Developed by SeaVuria; technical implementation by ARES (with AI assistance from Claude). Licensed under </w:t>
       </w:r>
-      <w:hyperlink w:history="1" r:id="rIdeistr5aovbgzwiba2mfdj">
+      <w:hyperlink w:history="1" r:id="rIdixh7wiw4as82enreaqzqp">
         <w:r>
           <w:rPr>
             <w:rFonts w:ascii="Arial" w:cs="Arial" w:eastAsia="Arial" w:hAnsi="Arial"/>
@@ -24044,7 +24044,7 @@
         </w:rPr>
         <w:t xml:space="preserve"> (</w:t>
       </w:r>
-      <w:hyperlink w:history="1" r:id="rId1gygimtrgskv4_dkf4y8s">
+      <w:hyperlink w:history="1" r:id="rId7lgpnwqlnitwxnpeevdc9">
         <w:r>
           <w:rPr>
             <w:rFonts w:ascii="Arial" w:cs="Arial" w:eastAsia="Arial" w:hAnsi="Arial"/>
@@ -25057,7 +25057,7 @@
             <w:pPr>
               <w:spacing w:after="20" w:before="0"/>
             </w:pPr>
-            <w:hyperlink w:history="1" r:id="rIdulnbtuox8gyhcod1_mgjh">
+            <w:hyperlink w:history="1" r:id="rIdqszv6slase2mczjh9dreh">
               <w:r>
                 <w:rPr>
                   <w:rFonts w:ascii="Arial" w:cs="Arial" w:eastAsia="Arial" w:hAnsi="Arial"/>
@@ -25090,7 +25090,7 @@
               <w:spacing w:after="10" w:before="0"/>
               <w:ind w:left="120"/>
             </w:pPr>
-            <w:hyperlink w:history="1" r:id="rIdckn9fddmo2uppro7nw6mp">
+            <w:hyperlink w:history="1" r:id="rIdzwx5_yrahulhjm1ij0qvn">
               <w:r>
                 <w:rPr>
                   <w:rFonts w:ascii="Arial" w:cs="Arial" w:eastAsia="Arial" w:hAnsi="Arial"/>
@@ -25135,7 +25135,7 @@
             <w:pPr>
               <w:spacing w:after="20" w:before="0"/>
             </w:pPr>
-            <w:hyperlink w:history="1" r:id="rIdu0-s4tmbbt52daj_3p1lu">
+            <w:hyperlink w:history="1" r:id="rIdvsmmuhyduccvonww1bxvd">
               <w:r>
                 <w:rPr>
                   <w:rFonts w:ascii="Arial" w:cs="Arial" w:eastAsia="Arial" w:hAnsi="Arial"/>
@@ -25168,7 +25168,7 @@
               <w:spacing w:after="10" w:before="0"/>
               <w:ind w:left="120"/>
             </w:pPr>
-            <w:hyperlink w:history="1" r:id="rIdhtdnw5vcm70nm_v45cimk">
+            <w:hyperlink w:history="1" r:id="rIdccxqfk9m0nekqoojv5uy2">
               <w:r>
                 <w:rPr>
                   <w:rFonts w:ascii="Arial" w:cs="Arial" w:eastAsia="Arial" w:hAnsi="Arial"/>
@@ -25363,7 +25363,7 @@
             <w:pPr>
               <w:spacing w:after="20" w:before="0"/>
             </w:pPr>
-            <w:hyperlink w:history="1" r:id="rIdzvf7i6plq3ktk_4ky4rvd">
+            <w:hyperlink w:history="1" r:id="rIdfpzfk114ksdiwwpuhnpqs">
               <w:r>
                 <w:rPr>
                   <w:rFonts w:ascii="Arial" w:cs="Arial" w:eastAsia="Arial" w:hAnsi="Arial"/>
@@ -25396,7 +25396,7 @@
               <w:spacing w:after="10" w:before="0"/>
               <w:ind w:left="120"/>
             </w:pPr>
-            <w:hyperlink w:history="1" r:id="rId2mrg2puneov6nfqz49ihy">
+            <w:hyperlink w:history="1" r:id="rIdc63mj4e16gsk6uh0e6aje">
               <w:r>
                 <w:rPr>
                   <w:rFonts w:ascii="Arial" w:cs="Arial" w:eastAsia="Arial" w:hAnsi="Arial"/>
@@ -25441,7 +25441,7 @@
             <w:pPr>
               <w:spacing w:after="20" w:before="0"/>
             </w:pPr>
-            <w:hyperlink w:history="1" r:id="rIdi7otgu-ywfuue01zy72ur">
+            <w:hyperlink w:history="1" r:id="rIdvb1k22thmbqki1c1ecohf">
               <w:r>
                 <w:rPr>
                   <w:rFonts w:ascii="Arial" w:cs="Arial" w:eastAsia="Arial" w:hAnsi="Arial"/>
@@ -25474,7 +25474,7 @@
               <w:spacing w:after="10" w:before="0"/>
               <w:ind w:left="120"/>
             </w:pPr>
-            <w:hyperlink w:history="1" r:id="rIdfvrprb2gfl9d2z2-z1jcy">
+            <w:hyperlink w:history="1" r:id="rId_jvkkjjt3be4onwgo8gnq">
               <w:r>
                 <w:rPr>
                   <w:rFonts w:ascii="Arial" w:cs="Arial" w:eastAsia="Arial" w:hAnsi="Arial"/>
@@ -25669,7 +25669,7 @@
             <w:pPr>
               <w:spacing w:after="20" w:before="0"/>
             </w:pPr>
-            <w:hyperlink w:history="1" r:id="rId3w9iqpfojfvittqwu9cjs">
+            <w:hyperlink w:history="1" r:id="rIdbqzpomlm58warnhulje-i">
               <w:r>
                 <w:rPr>
                   <w:rFonts w:ascii="Arial" w:cs="Arial" w:eastAsia="Arial" w:hAnsi="Arial"/>
@@ -25702,7 +25702,7 @@
               <w:spacing w:after="10" w:before="0"/>
               <w:ind w:left="120"/>
             </w:pPr>
-            <w:hyperlink w:history="1" r:id="rId82oubp8b4mjh8gdkpswgi">
+            <w:hyperlink w:history="1" r:id="rIdxblpastg5hpaq2zw-rzhb">
               <w:r>
                 <w:rPr>
                   <w:rFonts w:ascii="Arial" w:cs="Arial" w:eastAsia="Arial" w:hAnsi="Arial"/>
@@ -25747,7 +25747,7 @@
             <w:pPr>
               <w:spacing w:after="20" w:before="0"/>
             </w:pPr>
-            <w:hyperlink w:history="1" r:id="rIdvopkzdf_izx6njr8tqj2u">
+            <w:hyperlink w:history="1" r:id="rIdrzn5_cjaakfg8sg_vdimx">
               <w:r>
                 <w:rPr>
                   <w:rFonts w:ascii="Arial" w:cs="Arial" w:eastAsia="Arial" w:hAnsi="Arial"/>
@@ -25780,7 +25780,7 @@
               <w:spacing w:after="10" w:before="0"/>
               <w:ind w:left="120"/>
             </w:pPr>
-            <w:hyperlink w:history="1" r:id="rIdeuycup-rdpdgequbvd_80">
+            <w:hyperlink w:history="1" r:id="rIdjzkibuau7qvr4ncruv75_">
               <w:r>
                 <w:rPr>
                   <w:rFonts w:ascii="Arial" w:cs="Arial" w:eastAsia="Arial" w:hAnsi="Arial"/>
@@ -25975,7 +25975,7 @@
             <w:pPr>
               <w:spacing w:after="20" w:before="0"/>
             </w:pPr>
-            <w:hyperlink w:history="1" r:id="rIds50uknl_yqyvbjafaa9db">
+            <w:hyperlink w:history="1" r:id="rIdjgsfon-uvwkojroggtbro">
               <w:r>
                 <w:rPr>
                   <w:rFonts w:ascii="Arial" w:cs="Arial" w:eastAsia="Arial" w:hAnsi="Arial"/>
@@ -26008,7 +26008,7 @@
               <w:spacing w:after="10" w:before="0"/>
               <w:ind w:left="120"/>
             </w:pPr>
-            <w:hyperlink w:history="1" r:id="rIdqdgtw0mwqnfakb0dzocqz">
+            <w:hyperlink w:history="1" r:id="rIdu27fd9kxtz-dffmjt0vyg">
               <w:r>
                 <w:rPr>
                   <w:rFonts w:ascii="Arial" w:cs="Arial" w:eastAsia="Arial" w:hAnsi="Arial"/>
@@ -26053,7 +26053,7 @@
             <w:pPr>
               <w:spacing w:after="20" w:before="0"/>
             </w:pPr>
-            <w:hyperlink w:history="1" r:id="rIdwfpysdmh7vxafbgpceyy8">
+            <w:hyperlink w:history="1" r:id="rIdhjfptvas_5nasoeyi8asb">
               <w:r>
                 <w:rPr>
                   <w:rFonts w:ascii="Arial" w:cs="Arial" w:eastAsia="Arial" w:hAnsi="Arial"/>
@@ -26086,7 +26086,7 @@
               <w:spacing w:after="10" w:before="0"/>
               <w:ind w:left="120"/>
             </w:pPr>
-            <w:hyperlink w:history="1" r:id="rId6xroeq3omzdswdt2ocbbl">
+            <w:hyperlink w:history="1" r:id="rIdv4stdbao4j-emy0utxfmf">
               <w:r>
                 <w:rPr>
                   <w:rFonts w:ascii="Arial" w:cs="Arial" w:eastAsia="Arial" w:hAnsi="Arial"/>
@@ -26281,7 +26281,7 @@
             <w:pPr>
               <w:spacing w:after="20" w:before="0"/>
             </w:pPr>
-            <w:hyperlink w:history="1" r:id="rIdxhekcidl67svtc6lxps1e">
+            <w:hyperlink w:history="1" r:id="rIdmn26tto6f_ivmkaovili_">
               <w:r>
                 <w:rPr>
                   <w:rFonts w:ascii="Arial" w:cs="Arial" w:eastAsia="Arial" w:hAnsi="Arial"/>
@@ -26330,7 +26330,7 @@
               <w:spacing w:after="10" w:before="0"/>
               <w:ind w:left="120"/>
             </w:pPr>
-            <w:hyperlink w:history="1" r:id="rIdsu-0jttxtm_pskmma5uxu">
+            <w:hyperlink w:history="1" r:id="rIdfuvsefyctj5et4b3iafk2">
               <w:r>
                 <w:rPr>
                   <w:rFonts w:ascii="Arial" w:cs="Arial" w:eastAsia="Arial" w:hAnsi="Arial"/>
@@ -26375,7 +26375,7 @@
             <w:pPr>
               <w:spacing w:after="20" w:before="0"/>
             </w:pPr>
-            <w:hyperlink w:history="1" r:id="rIdbebwr6h0qduzezgtfnsws">
+            <w:hyperlink w:history="1" r:id="rIdlcwtytuwhzcmg93pvkuab">
               <w:r>
                 <w:rPr>
                   <w:rFonts w:ascii="Arial" w:cs="Arial" w:eastAsia="Arial" w:hAnsi="Arial"/>
@@ -26408,7 +26408,7 @@
               <w:spacing w:after="10" w:before="0"/>
               <w:ind w:left="120"/>
             </w:pPr>
-            <w:hyperlink w:history="1" r:id="rIdeng_mei5brgg36oow0bjk">
+            <w:hyperlink w:history="1" r:id="rIdcpwg4wmrk8kdaoropd7ws">
               <w:r>
                 <w:rPr>
                   <w:rFonts w:ascii="Arial" w:cs="Arial" w:eastAsia="Arial" w:hAnsi="Arial"/>
@@ -27148,7 +27148,7 @@
         </w:rPr>
         <w:t xml:space="preserve">© 2026 SeaVuria and ARES. Aligned with KICD objectives. Developed by SeaVuria; technical implementation by ARES (with AI assistance from Claude). Licensed under </w:t>
       </w:r>
-      <w:hyperlink w:history="1" r:id="rId08miyvci8y4aayjjvy0qd">
+      <w:hyperlink w:history="1" r:id="rId0zzi4pqwgqa_lijfe6-wr">
         <w:r>
           <w:rPr>
             <w:rFonts w:ascii="Arial" w:cs="Arial" w:eastAsia="Arial" w:hAnsi="Arial"/>
@@ -27169,7 +27169,7 @@
         </w:rPr>
         <w:t xml:space="preserve"> (</w:t>
       </w:r>
-      <w:hyperlink w:history="1" r:id="rId-2ppr6vz7jh8jwu3hrigv">
+      <w:hyperlink w:history="1" r:id="rIdylqfhqfyyxg3rdh9daaf6">
         <w:r>
           <w:rPr>
             <w:rFonts w:ascii="Arial" w:cs="Arial" w:eastAsia="Arial" w:hAnsi="Arial"/>

--- a/data/outputs/v2/General_Science/SS1.5_Respiration/General_Science_Respiration_CBE_LessonSequence.docx
+++ b/data/outputs/v2/General_Science/SS1.5_Respiration/General_Science_Respiration_CBE_LessonSequence.docx
@@ -2223,7 +2223,7 @@
         </w:rPr>
         <w:t xml:space="preserve">© 2026 SeaVuria and ARES. This work is licensed under a </w:t>
       </w:r>
-      <w:hyperlink w:history="1" r:id="rIdne5k6vyaf-ykaopdcduvm">
+      <w:hyperlink w:history="1" r:id="rId0q2cizm49qj66vr05lu5q">
         <w:r>
           <w:rPr>
             <w:rFonts w:ascii="Arial" w:cs="Arial" w:eastAsia="Arial" w:hAnsi="Arial"/>
@@ -2243,7 +2243,7 @@
         </w:rPr>
         <w:t xml:space="preserve"> (</w:t>
       </w:r>
-      <w:hyperlink w:history="1" r:id="rIdqa2lfaf3stjwvxueuvq-d">
+      <w:hyperlink w:history="1" r:id="rIdptbgjkkw2dwkwyvghu8dd">
         <w:r>
           <w:rPr>
             <w:rFonts w:ascii="Arial" w:cs="Arial" w:eastAsia="Arial" w:hAnsi="Arial"/>
@@ -2263,7 +2263,7 @@
         </w:rPr>
         <w:t xml:space="preserve">). To view a copy of this license, visit </w:t>
       </w:r>
-      <w:hyperlink w:history="1" r:id="rIdtzmznuvilcf7kfe-mrgnh">
+      <w:hyperlink w:history="1" r:id="rIdlh-_znkk6de9hg3d36ahr">
         <w:r>
           <w:rPr>
             <w:rFonts w:ascii="Arial" w:cs="Arial" w:eastAsia="Arial" w:hAnsi="Arial"/>
@@ -3275,7 +3275,7 @@
             <w:pPr>
               <w:spacing w:after="20" w:before="0"/>
             </w:pPr>
-            <w:hyperlink w:history="1" r:id="rId5lhjccjdieyqsfcs863y9">
+            <w:hyperlink w:history="1" r:id="rIdyjmz7plk4llvonmyyg1lr">
               <w:r>
                 <w:rPr>
                   <w:rFonts w:ascii="Arial" w:cs="Arial" w:eastAsia="Arial" w:hAnsi="Arial"/>
@@ -3308,7 +3308,7 @@
               <w:spacing w:after="10" w:before="0"/>
               <w:ind w:left="120"/>
             </w:pPr>
-            <w:hyperlink w:history="1" r:id="rIdkbmnkgdcfzevoq1dx-q_k">
+            <w:hyperlink w:history="1" r:id="rIdqfge45z9jybd6shcqndnm">
               <w:r>
                 <w:rPr>
                   <w:rFonts w:ascii="Arial" w:cs="Arial" w:eastAsia="Arial" w:hAnsi="Arial"/>
@@ -3353,7 +3353,7 @@
             <w:pPr>
               <w:spacing w:after="20" w:before="0"/>
             </w:pPr>
-            <w:hyperlink w:history="1" r:id="rId9-mg3rl-iwvpgybhgdwsm">
+            <w:hyperlink w:history="1" r:id="rIdzyjtocectuumsabrbj2xf">
               <w:r>
                 <w:rPr>
                   <w:rFonts w:ascii="Arial" w:cs="Arial" w:eastAsia="Arial" w:hAnsi="Arial"/>
@@ -3386,7 +3386,7 @@
               <w:spacing w:after="10" w:before="0"/>
               <w:ind w:left="120"/>
             </w:pPr>
-            <w:hyperlink w:history="1" r:id="rIdrmb9qokv-kbxzdgqwrdzl">
+            <w:hyperlink w:history="1" r:id="rIdlascpqijdavgwomdoe3vz">
               <w:r>
                 <w:rPr>
                   <w:rFonts w:ascii="Arial" w:cs="Arial" w:eastAsia="Arial" w:hAnsi="Arial"/>
@@ -3676,7 +3676,7 @@
             <w:pPr>
               <w:spacing w:after="20" w:before="0"/>
             </w:pPr>
-            <w:hyperlink w:history="1" r:id="rIddx-trjtre6kizrwvtwiep">
+            <w:hyperlink w:history="1" r:id="rIdsq07nwaeuvqwvvtdnb_da">
               <w:r>
                 <w:rPr>
                   <w:rFonts w:ascii="Arial" w:cs="Arial" w:eastAsia="Arial" w:hAnsi="Arial"/>
@@ -3709,7 +3709,7 @@
               <w:spacing w:after="10" w:before="0"/>
               <w:ind w:left="120"/>
             </w:pPr>
-            <w:hyperlink w:history="1" r:id="rIdubbwgywpzdy_ww6lko3o1">
+            <w:hyperlink w:history="1" r:id="rId9gsvj879a2dxi4deljoz1">
               <w:r>
                 <w:rPr>
                   <w:rFonts w:ascii="Arial" w:cs="Arial" w:eastAsia="Arial" w:hAnsi="Arial"/>
@@ -3754,7 +3754,7 @@
             <w:pPr>
               <w:spacing w:after="20" w:before="0"/>
             </w:pPr>
-            <w:hyperlink w:history="1" r:id="rIdx-bfwed_lj56krlfezqke">
+            <w:hyperlink w:history="1" r:id="rIdbm1fperqdywmymenlezam">
               <w:r>
                 <w:rPr>
                   <w:rFonts w:ascii="Arial" w:cs="Arial" w:eastAsia="Arial" w:hAnsi="Arial"/>
@@ -3787,7 +3787,7 @@
               <w:spacing w:after="10" w:before="0"/>
               <w:ind w:left="120"/>
             </w:pPr>
-            <w:hyperlink w:history="1" r:id="rIdvnodgouiubahqewhm45jh">
+            <w:hyperlink w:history="1" r:id="rId-fwbmmq7101nd0d0j36wk">
               <w:r>
                 <w:rPr>
                   <w:rFonts w:ascii="Arial" w:cs="Arial" w:eastAsia="Arial" w:hAnsi="Arial"/>
@@ -4058,7 +4058,7 @@
             <w:pPr>
               <w:spacing w:after="20" w:before="0"/>
             </w:pPr>
-            <w:hyperlink w:history="1" r:id="rIdlpl93yaenygttsi_f9t9p">
+            <w:hyperlink w:history="1" r:id="rIdm141kwz9wxkedhvr0ptd-">
               <w:r>
                 <w:rPr>
                   <w:rFonts w:ascii="Arial" w:cs="Arial" w:eastAsia="Arial" w:hAnsi="Arial"/>
@@ -4091,7 +4091,7 @@
               <w:spacing w:after="10" w:before="0"/>
               <w:ind w:left="120"/>
             </w:pPr>
-            <w:hyperlink w:history="1" r:id="rIdmyhcdj_czlnrcijd45oxl">
+            <w:hyperlink w:history="1" r:id="rId1dnn-3fwfnqyoyrobepfq">
               <w:r>
                 <w:rPr>
                   <w:rFonts w:ascii="Arial" w:cs="Arial" w:eastAsia="Arial" w:hAnsi="Arial"/>
@@ -4136,7 +4136,7 @@
             <w:pPr>
               <w:spacing w:after="20" w:before="0"/>
             </w:pPr>
-            <w:hyperlink w:history="1" r:id="rIdioxtd9gtpxo8-qxtnbplp">
+            <w:hyperlink w:history="1" r:id="rId9pbtd4nclcnrfvzr9s9pm">
               <w:r>
                 <w:rPr>
                   <w:rFonts w:ascii="Arial" w:cs="Arial" w:eastAsia="Arial" w:hAnsi="Arial"/>
@@ -4169,7 +4169,7 @@
               <w:spacing w:after="10" w:before="0"/>
               <w:ind w:left="120"/>
             </w:pPr>
-            <w:hyperlink w:history="1" r:id="rIdo9pbvkzeuzmlrwahzq7e6">
+            <w:hyperlink w:history="1" r:id="rIdte0nuoexlvzxj3vq0kbax">
               <w:r>
                 <w:rPr>
                   <w:rFonts w:ascii="Arial" w:cs="Arial" w:eastAsia="Arial" w:hAnsi="Arial"/>
@@ -4440,7 +4440,7 @@
             <w:pPr>
               <w:spacing w:after="20" w:before="0"/>
             </w:pPr>
-            <w:hyperlink w:history="1" r:id="rIdfxuar_q1fkajykbic7z7v">
+            <w:hyperlink w:history="1" r:id="rIdrgdxm2fjlxf3gozvhr55v">
               <w:r>
                 <w:rPr>
                   <w:rFonts w:ascii="Arial" w:cs="Arial" w:eastAsia="Arial" w:hAnsi="Arial"/>
@@ -4473,7 +4473,7 @@
               <w:spacing w:after="10" w:before="0"/>
               <w:ind w:left="120"/>
             </w:pPr>
-            <w:hyperlink w:history="1" r:id="rId0s_k5xngvmduqdymnvasq">
+            <w:hyperlink w:history="1" r:id="rIdnrwkkejaw4djvsfzjxyor">
               <w:r>
                 <w:rPr>
                   <w:rFonts w:ascii="Arial" w:cs="Arial" w:eastAsia="Arial" w:hAnsi="Arial"/>
@@ -4518,7 +4518,7 @@
             <w:pPr>
               <w:spacing w:after="20" w:before="0"/>
             </w:pPr>
-            <w:hyperlink w:history="1" r:id="rId9gxwkpqfsuuwi_epar3tk">
+            <w:hyperlink w:history="1" r:id="rIdgkansctlqafqgylzqgmts">
               <w:r>
                 <w:rPr>
                   <w:rFonts w:ascii="Arial" w:cs="Arial" w:eastAsia="Arial" w:hAnsi="Arial"/>
@@ -4551,7 +4551,7 @@
               <w:spacing w:after="10" w:before="0"/>
               <w:ind w:left="120"/>
             </w:pPr>
-            <w:hyperlink w:history="1" r:id="rIdiatzb9rmtqu3ymn3lk5ax">
+            <w:hyperlink w:history="1" r:id="rIdjdekbv2ws3scywv49gzxw">
               <w:r>
                 <w:rPr>
                   <w:rFonts w:ascii="Arial" w:cs="Arial" w:eastAsia="Arial" w:hAnsi="Arial"/>
@@ -4841,7 +4841,7 @@
             <w:pPr>
               <w:spacing w:after="20" w:before="0"/>
             </w:pPr>
-            <w:hyperlink w:history="1" r:id="rIdz1_c0can_dbektki5epzk">
+            <w:hyperlink w:history="1" r:id="rIdmfwk7u2z26ytti40xnbzq">
               <w:r>
                 <w:rPr>
                   <w:rFonts w:ascii="Arial" w:cs="Arial" w:eastAsia="Arial" w:hAnsi="Arial"/>
@@ -4874,7 +4874,7 @@
               <w:spacing w:after="10" w:before="0"/>
               <w:ind w:left="120"/>
             </w:pPr>
-            <w:hyperlink w:history="1" r:id="rIdnxadeo74sxx7fnewikifi">
+            <w:hyperlink w:history="1" r:id="rId15prfibbdfct7790fqm2p">
               <w:r>
                 <w:rPr>
                   <w:rFonts w:ascii="Arial" w:cs="Arial" w:eastAsia="Arial" w:hAnsi="Arial"/>
@@ -4919,7 +4919,7 @@
             <w:pPr>
               <w:spacing w:after="20" w:before="0"/>
             </w:pPr>
-            <w:hyperlink w:history="1" r:id="rIduyjgyxcnasf4ijgvtvgpw">
+            <w:hyperlink w:history="1" r:id="rIdxjmwlfcupe8zrevnqa7c6">
               <w:r>
                 <w:rPr>
                   <w:rFonts w:ascii="Arial" w:cs="Arial" w:eastAsia="Arial" w:hAnsi="Arial"/>
@@ -4952,7 +4952,7 @@
               <w:spacing w:after="10" w:before="0"/>
               <w:ind w:left="120"/>
             </w:pPr>
-            <w:hyperlink w:history="1" r:id="rIdhtu5xuksqqsqaza0ceuto">
+            <w:hyperlink w:history="1" r:id="rIdssshcicnz29rbm4trhl72">
               <w:r>
                 <w:rPr>
                   <w:rFonts w:ascii="Arial" w:cs="Arial" w:eastAsia="Arial" w:hAnsi="Arial"/>
@@ -5616,7 +5616,7 @@
         </w:rPr>
         <w:t xml:space="preserve">© 2026 SeaVuria and ARES. Aligned with KICD objectives. Developed by SeaVuria; technical implementation by ARES (with AI assistance from Claude). Licensed under </w:t>
       </w:r>
-      <w:hyperlink w:history="1" r:id="rIdisuejngexyuaxxegekz0z">
+      <w:hyperlink w:history="1" r:id="rId6xhavmgqhzgkqsdp22med">
         <w:r>
           <w:rPr>
             <w:rFonts w:ascii="Arial" w:cs="Arial" w:eastAsia="Arial" w:hAnsi="Arial"/>
@@ -5637,7 +5637,7 @@
         </w:rPr>
         <w:t xml:space="preserve"> (</w:t>
       </w:r>
-      <w:hyperlink w:history="1" r:id="rIdwfqjxm8fmjv31ubjgnyvy">
+      <w:hyperlink w:history="1" r:id="rIdb87zkuf-ftkdjmintp7lw">
         <w:r>
           <w:rPr>
             <w:rFonts w:ascii="Arial" w:cs="Arial" w:eastAsia="Arial" w:hAnsi="Arial"/>
@@ -6650,7 +6650,7 @@
             <w:pPr>
               <w:spacing w:after="20" w:before="0"/>
             </w:pPr>
-            <w:hyperlink w:history="1" r:id="rIdapu8bazilank_rkhgcawc">
+            <w:hyperlink w:history="1" r:id="rIdhrwq01_wfubk4dn-0jzyp">
               <w:r>
                 <w:rPr>
                   <w:rFonts w:ascii="Arial" w:cs="Arial" w:eastAsia="Arial" w:hAnsi="Arial"/>
@@ -6683,7 +6683,7 @@
               <w:spacing w:after="10" w:before="0"/>
               <w:ind w:left="120"/>
             </w:pPr>
-            <w:hyperlink w:history="1" r:id="rIdd1xfrap0zakjktr_5zins">
+            <w:hyperlink w:history="1" r:id="rIdzbzqcywskh2lvksdnphaw">
               <w:r>
                 <w:rPr>
                   <w:rFonts w:ascii="Arial" w:cs="Arial" w:eastAsia="Arial" w:hAnsi="Arial"/>
@@ -6728,7 +6728,7 @@
             <w:pPr>
               <w:spacing w:after="20" w:before="0"/>
             </w:pPr>
-            <w:hyperlink w:history="1" r:id="rIdx4xplxa6qpb3exb3zkmvg">
+            <w:hyperlink w:history="1" r:id="rIddqwwkgo7giengzycqt2zh">
               <w:r>
                 <w:rPr>
                   <w:rFonts w:ascii="Arial" w:cs="Arial" w:eastAsia="Arial" w:hAnsi="Arial"/>
@@ -6761,7 +6761,7 @@
               <w:spacing w:after="10" w:before="0"/>
               <w:ind w:left="120"/>
             </w:pPr>
-            <w:hyperlink w:history="1" r:id="rIdxthcl54chnjsfezw24uuc">
+            <w:hyperlink w:history="1" r:id="rIdc4khkxo_mrybkmcmn98yw">
               <w:r>
                 <w:rPr>
                   <w:rFonts w:ascii="Arial" w:cs="Arial" w:eastAsia="Arial" w:hAnsi="Arial"/>
@@ -6956,7 +6956,7 @@
             <w:pPr>
               <w:spacing w:after="20" w:before="0"/>
             </w:pPr>
-            <w:hyperlink w:history="1" r:id="rIdsic1y17ut1dkhniinpxi6">
+            <w:hyperlink w:history="1" r:id="rId_vpksbhulddpo2o1-long">
               <w:r>
                 <w:rPr>
                   <w:rFonts w:ascii="Arial" w:cs="Arial" w:eastAsia="Arial" w:hAnsi="Arial"/>
@@ -6989,7 +6989,7 @@
               <w:spacing w:after="10" w:before="0"/>
               <w:ind w:left="120"/>
             </w:pPr>
-            <w:hyperlink w:history="1" r:id="rIdjmsosrz7w-yc7venwztg5">
+            <w:hyperlink w:history="1" r:id="rIdr43egff-ceamt-2wdntny">
               <w:r>
                 <w:rPr>
                   <w:rFonts w:ascii="Arial" w:cs="Arial" w:eastAsia="Arial" w:hAnsi="Arial"/>
@@ -7034,7 +7034,7 @@
             <w:pPr>
               <w:spacing w:after="20" w:before="0"/>
             </w:pPr>
-            <w:hyperlink w:history="1" r:id="rIdajo26n7hfky-gvlxs7f55">
+            <w:hyperlink w:history="1" r:id="rIdt1aqepxhllftycuv_9anp">
               <w:r>
                 <w:rPr>
                   <w:rFonts w:ascii="Arial" w:cs="Arial" w:eastAsia="Arial" w:hAnsi="Arial"/>
@@ -7067,7 +7067,7 @@
               <w:spacing w:after="10" w:before="0"/>
               <w:ind w:left="120"/>
             </w:pPr>
-            <w:hyperlink w:history="1" r:id="rIdva3l-ifhle5oejvpjj7l5">
+            <w:hyperlink w:history="1" r:id="rIde5hfoszwvvpnjhzjissgd">
               <w:r>
                 <w:rPr>
                   <w:rFonts w:ascii="Arial" w:cs="Arial" w:eastAsia="Arial" w:hAnsi="Arial"/>
@@ -7262,7 +7262,7 @@
             <w:pPr>
               <w:spacing w:after="20" w:before="0"/>
             </w:pPr>
-            <w:hyperlink w:history="1" r:id="rIdtlh8bpv8ywup_jo48oskq">
+            <w:hyperlink w:history="1" r:id="rId2az2sdyvtdxeud7rrbs33">
               <w:r>
                 <w:rPr>
                   <w:rFonts w:ascii="Arial" w:cs="Arial" w:eastAsia="Arial" w:hAnsi="Arial"/>
@@ -7311,7 +7311,7 @@
               <w:spacing w:after="10" w:before="0"/>
               <w:ind w:left="120"/>
             </w:pPr>
-            <w:hyperlink w:history="1" r:id="rId2haeupro8sdpj73sqnsfd">
+            <w:hyperlink w:history="1" r:id="rIdmjjksmaj-yevvwuwtwmn8">
               <w:r>
                 <w:rPr>
                   <w:rFonts w:ascii="Arial" w:cs="Arial" w:eastAsia="Arial" w:hAnsi="Arial"/>
@@ -7356,7 +7356,7 @@
             <w:pPr>
               <w:spacing w:after="20" w:before="0"/>
             </w:pPr>
-            <w:hyperlink w:history="1" r:id="rIdn904egqq_hj9ip_4wu55d">
+            <w:hyperlink w:history="1" r:id="rIdzxadxcmzztwvwojgkh5_t">
               <w:r>
                 <w:rPr>
                   <w:rFonts w:ascii="Arial" w:cs="Arial" w:eastAsia="Arial" w:hAnsi="Arial"/>
@@ -7389,7 +7389,7 @@
               <w:spacing w:after="10" w:before="0"/>
               <w:ind w:left="120"/>
             </w:pPr>
-            <w:hyperlink w:history="1" r:id="rId89lcvbrt2uhzkhc9q6seb">
+            <w:hyperlink w:history="1" r:id="rId50kumh-_ih-vbf5y16mey">
               <w:r>
                 <w:rPr>
                   <w:rFonts w:ascii="Arial" w:cs="Arial" w:eastAsia="Arial" w:hAnsi="Arial"/>
@@ -7584,7 +7584,7 @@
             <w:pPr>
               <w:spacing w:after="20" w:before="0"/>
             </w:pPr>
-            <w:hyperlink w:history="1" r:id="rId9zuqzazqad4jw34syyw9f">
+            <w:hyperlink w:history="1" r:id="rId-dkgq_n8zvmlcbsbtbdji">
               <w:r>
                 <w:rPr>
                   <w:rFonts w:ascii="Arial" w:cs="Arial" w:eastAsia="Arial" w:hAnsi="Arial"/>
@@ -7633,7 +7633,7 @@
               <w:spacing w:after="10" w:before="0"/>
               <w:ind w:left="120"/>
             </w:pPr>
-            <w:hyperlink w:history="1" r:id="rIdl4fkywqr0n7nugsobfc36">
+            <w:hyperlink w:history="1" r:id="rIdfzrm_7-puiohshoruwjno">
               <w:r>
                 <w:rPr>
                   <w:rFonts w:ascii="Arial" w:cs="Arial" w:eastAsia="Arial" w:hAnsi="Arial"/>
@@ -7678,7 +7678,7 @@
             <w:pPr>
               <w:spacing w:after="20" w:before="0"/>
             </w:pPr>
-            <w:hyperlink w:history="1" r:id="rIdwzvlfdy7fi_qagvmieg2a">
+            <w:hyperlink w:history="1" r:id="rId70rgq9pkughknkcd6tpcs">
               <w:r>
                 <w:rPr>
                   <w:rFonts w:ascii="Arial" w:cs="Arial" w:eastAsia="Arial" w:hAnsi="Arial"/>
@@ -7711,7 +7711,7 @@
               <w:spacing w:after="10" w:before="0"/>
               <w:ind w:left="120"/>
             </w:pPr>
-            <w:hyperlink w:history="1" r:id="rIdi-z4xq6svystacadgncf_">
+            <w:hyperlink w:history="1" r:id="rIdc2lqr0gykneakuptytmpz">
               <w:r>
                 <w:rPr>
                   <w:rFonts w:ascii="Arial" w:cs="Arial" w:eastAsia="Arial" w:hAnsi="Arial"/>
@@ -7906,7 +7906,7 @@
             <w:pPr>
               <w:spacing w:after="20" w:before="0"/>
             </w:pPr>
-            <w:hyperlink w:history="1" r:id="rIdr8nmriueuf_wkawd7f8mt">
+            <w:hyperlink w:history="1" r:id="rIdrei48-zltcp7_2gkqe97m">
               <w:r>
                 <w:rPr>
                   <w:rFonts w:ascii="Arial" w:cs="Arial" w:eastAsia="Arial" w:hAnsi="Arial"/>
@@ -7955,7 +7955,7 @@
               <w:spacing w:after="10" w:before="0"/>
               <w:ind w:left="120"/>
             </w:pPr>
-            <w:hyperlink w:history="1" r:id="rIdm9tdyx1hsieusa4ptn7aj">
+            <w:hyperlink w:history="1" r:id="rId6jzdof2yuaopulrdj6i9r">
               <w:r>
                 <w:rPr>
                   <w:rFonts w:ascii="Arial" w:cs="Arial" w:eastAsia="Arial" w:hAnsi="Arial"/>
@@ -8000,7 +8000,7 @@
             <w:pPr>
               <w:spacing w:after="20" w:before="0"/>
             </w:pPr>
-            <w:hyperlink w:history="1" r:id="rIdgqtehsqz0ppw1ai1c2pkc">
+            <w:hyperlink w:history="1" r:id="rIdhtnm0pfurdmbmwmbl9k5o">
               <w:r>
                 <w:rPr>
                   <w:rFonts w:ascii="Arial" w:cs="Arial" w:eastAsia="Arial" w:hAnsi="Arial"/>
@@ -8033,7 +8033,7 @@
               <w:spacing w:after="10" w:before="0"/>
               <w:ind w:left="120"/>
             </w:pPr>
-            <w:hyperlink w:history="1" r:id="rIdbmj1wr8nfalbhsudz3k1e">
+            <w:hyperlink w:history="1" r:id="rIdnzgtflmffwpzacxtmrzqf">
               <w:r>
                 <w:rPr>
                   <w:rFonts w:ascii="Arial" w:cs="Arial" w:eastAsia="Arial" w:hAnsi="Arial"/>
@@ -8545,7 +8545,7 @@
         </w:rPr>
         <w:t xml:space="preserve">© 2026 SeaVuria and ARES. Aligned with KICD objectives. Developed by SeaVuria; technical implementation by ARES (with AI assistance from Claude). Licensed under </w:t>
       </w:r>
-      <w:hyperlink w:history="1" r:id="rIdpyjavd6a--qwdf6icauvp">
+      <w:hyperlink w:history="1" r:id="rIdaabzagbwmq2cpw16javfh">
         <w:r>
           <w:rPr>
             <w:rFonts w:ascii="Arial" w:cs="Arial" w:eastAsia="Arial" w:hAnsi="Arial"/>
@@ -8566,7 +8566,7 @@
         </w:rPr>
         <w:t xml:space="preserve"> (</w:t>
       </w:r>
-      <w:hyperlink w:history="1" r:id="rIdhal85zf54nnwxyx5ozqlm">
+      <w:hyperlink w:history="1" r:id="rIdws5m280rhbvqgjhhh-kbw">
         <w:r>
           <w:rPr>
             <w:rFonts w:ascii="Arial" w:cs="Arial" w:eastAsia="Arial" w:hAnsi="Arial"/>
@@ -9579,7 +9579,7 @@
             <w:pPr>
               <w:spacing w:after="20" w:before="0"/>
             </w:pPr>
-            <w:hyperlink w:history="1" r:id="rIda1vuysrhir9hb6kcjskm1">
+            <w:hyperlink w:history="1" r:id="rIdkm_lqdtgjl-wexjencm-h">
               <w:r>
                 <w:rPr>
                   <w:rFonts w:ascii="Arial" w:cs="Arial" w:eastAsia="Arial" w:hAnsi="Arial"/>
@@ -9612,7 +9612,7 @@
               <w:spacing w:after="10" w:before="0"/>
               <w:ind w:left="120"/>
             </w:pPr>
-            <w:hyperlink w:history="1" r:id="rIdpp4x9jaetgrseobnafpri">
+            <w:hyperlink w:history="1" r:id="rIdxmt8ocbk07wyqu3trh4xu">
               <w:r>
                 <w:rPr>
                   <w:rFonts w:ascii="Arial" w:cs="Arial" w:eastAsia="Arial" w:hAnsi="Arial"/>
@@ -9657,7 +9657,7 @@
             <w:pPr>
               <w:spacing w:after="20" w:before="0"/>
             </w:pPr>
-            <w:hyperlink w:history="1" r:id="rIdv0qy0dqltcktihypu-dmz">
+            <w:hyperlink w:history="1" r:id="rIdpe7y45ctgm61kca3994su">
               <w:r>
                 <w:rPr>
                   <w:rFonts w:ascii="Arial" w:cs="Arial" w:eastAsia="Arial" w:hAnsi="Arial"/>
@@ -9690,7 +9690,7 @@
               <w:spacing w:after="10" w:before="0"/>
               <w:ind w:left="120"/>
             </w:pPr>
-            <w:hyperlink w:history="1" r:id="rIdpa17zqhcpbs0iizudhtpw">
+            <w:hyperlink w:history="1" r:id="rIdobkdd1n54orsxjq3nrdv9">
               <w:r>
                 <w:rPr>
                   <w:rFonts w:ascii="Arial" w:cs="Arial" w:eastAsia="Arial" w:hAnsi="Arial"/>
@@ -9885,7 +9885,7 @@
             <w:pPr>
               <w:spacing w:after="20" w:before="0"/>
             </w:pPr>
-            <w:hyperlink w:history="1" r:id="rId_u49yqocdjmg9zxbqnhwe">
+            <w:hyperlink w:history="1" r:id="rId2sp2lih99mejll0ktpg5r">
               <w:r>
                 <w:rPr>
                   <w:rFonts w:ascii="Arial" w:cs="Arial" w:eastAsia="Arial" w:hAnsi="Arial"/>
@@ -9918,7 +9918,7 @@
               <w:spacing w:after="10" w:before="0"/>
               <w:ind w:left="120"/>
             </w:pPr>
-            <w:hyperlink w:history="1" r:id="rIdbgw-q2zsreayjea-n3ekf">
+            <w:hyperlink w:history="1" r:id="rIdzhiqop2jt-rwbudbynly7">
               <w:r>
                 <w:rPr>
                   <w:rFonts w:ascii="Arial" w:cs="Arial" w:eastAsia="Arial" w:hAnsi="Arial"/>
@@ -9963,7 +9963,7 @@
             <w:pPr>
               <w:spacing w:after="20" w:before="0"/>
             </w:pPr>
-            <w:hyperlink w:history="1" r:id="rIdbanwyuwpkfvgyv7pcbnnw">
+            <w:hyperlink w:history="1" r:id="rIdbn-bczwwrlzjoykq0xouz">
               <w:r>
                 <w:rPr>
                   <w:rFonts w:ascii="Arial" w:cs="Arial" w:eastAsia="Arial" w:hAnsi="Arial"/>
@@ -9996,7 +9996,7 @@
               <w:spacing w:after="10" w:before="0"/>
               <w:ind w:left="120"/>
             </w:pPr>
-            <w:hyperlink w:history="1" r:id="rIddz1dwkaxxeynzfintscgv">
+            <w:hyperlink w:history="1" r:id="rIdtdwztkcj1yakniv_p3mhm">
               <w:r>
                 <w:rPr>
                   <w:rFonts w:ascii="Arial" w:cs="Arial" w:eastAsia="Arial" w:hAnsi="Arial"/>
@@ -10191,7 +10191,7 @@
             <w:pPr>
               <w:spacing w:after="20" w:before="0"/>
             </w:pPr>
-            <w:hyperlink w:history="1" r:id="rId0gogvckn8hubmigmoyecs">
+            <w:hyperlink w:history="1" r:id="rIde_80yuyedr8nauhlcujyy">
               <w:r>
                 <w:rPr>
                   <w:rFonts w:ascii="Arial" w:cs="Arial" w:eastAsia="Arial" w:hAnsi="Arial"/>
@@ -10240,7 +10240,7 @@
               <w:spacing w:after="10" w:before="0"/>
               <w:ind w:left="120"/>
             </w:pPr>
-            <w:hyperlink w:history="1" r:id="rIdw7w0tylou6dzrmgagzwwn">
+            <w:hyperlink w:history="1" r:id="rIdsrz6nd2x5um4pdsfgprm8">
               <w:r>
                 <w:rPr>
                   <w:rFonts w:ascii="Arial" w:cs="Arial" w:eastAsia="Arial" w:hAnsi="Arial"/>
@@ -10285,7 +10285,7 @@
             <w:pPr>
               <w:spacing w:after="20" w:before="0"/>
             </w:pPr>
-            <w:hyperlink w:history="1" r:id="rIdax8ho0opdwjhitqol_psx">
+            <w:hyperlink w:history="1" r:id="rIdp1fwhd0ngilr_7hnrbxnx">
               <w:r>
                 <w:rPr>
                   <w:rFonts w:ascii="Arial" w:cs="Arial" w:eastAsia="Arial" w:hAnsi="Arial"/>
@@ -10334,7 +10334,7 @@
               <w:spacing w:after="10" w:before="0"/>
               <w:ind w:left="120"/>
             </w:pPr>
-            <w:hyperlink w:history="1" r:id="rId0_z_lx0iwkfzus2ribnjo">
+            <w:hyperlink w:history="1" r:id="rId4jpsshpjfjvkh2y8qpvc0">
               <w:r>
                 <w:rPr>
                   <w:rFonts w:ascii="Arial" w:cs="Arial" w:eastAsia="Arial" w:hAnsi="Arial"/>
@@ -10529,7 +10529,7 @@
             <w:pPr>
               <w:spacing w:after="20" w:before="0"/>
             </w:pPr>
-            <w:hyperlink w:history="1" r:id="rId6bol2otpszg2upntrvjzt">
+            <w:hyperlink w:history="1" r:id="rId9buntcvezzkexx5dwu44a">
               <w:r>
                 <w:rPr>
                   <w:rFonts w:ascii="Arial" w:cs="Arial" w:eastAsia="Arial" w:hAnsi="Arial"/>
@@ -10578,7 +10578,7 @@
               <w:spacing w:after="10" w:before="0"/>
               <w:ind w:left="120"/>
             </w:pPr>
-            <w:hyperlink w:history="1" r:id="rIdw8ocgwtursm0qc_fxl9-b">
+            <w:hyperlink w:history="1" r:id="rIdqfym6bwj1vgciigbfhzpa">
               <w:r>
                 <w:rPr>
                   <w:rFonts w:ascii="Arial" w:cs="Arial" w:eastAsia="Arial" w:hAnsi="Arial"/>
@@ -10623,7 +10623,7 @@
             <w:pPr>
               <w:spacing w:after="20" w:before="0"/>
             </w:pPr>
-            <w:hyperlink w:history="1" r:id="rIda9j-otc9zl5wte_gakk1s">
+            <w:hyperlink w:history="1" r:id="rIdw6moxc3thkwpja0w47zmw">
               <w:r>
                 <w:rPr>
                   <w:rFonts w:ascii="Arial" w:cs="Arial" w:eastAsia="Arial" w:hAnsi="Arial"/>
@@ -10672,7 +10672,7 @@
               <w:spacing w:after="10" w:before="0"/>
               <w:ind w:left="120"/>
             </w:pPr>
-            <w:hyperlink w:history="1" r:id="rIdqrupsxeyelb_hxxunioa3">
+            <w:hyperlink w:history="1" r:id="rId4cjco2ulzuosn-v-bylhd">
               <w:r>
                 <w:rPr>
                   <w:rFonts w:ascii="Arial" w:cs="Arial" w:eastAsia="Arial" w:hAnsi="Arial"/>
@@ -10867,7 +10867,7 @@
             <w:pPr>
               <w:spacing w:after="20" w:before="0"/>
             </w:pPr>
-            <w:hyperlink w:history="1" r:id="rIdvs3zxhklr1wzi4ragvuxk">
+            <w:hyperlink w:history="1" r:id="rIdwv7uhta4masrm8uiwhr-w">
               <w:r>
                 <w:rPr>
                   <w:rFonts w:ascii="Arial" w:cs="Arial" w:eastAsia="Arial" w:hAnsi="Arial"/>
@@ -10900,7 +10900,7 @@
               <w:spacing w:after="10" w:before="0"/>
               <w:ind w:left="120"/>
             </w:pPr>
-            <w:hyperlink w:history="1" r:id="rIdmn_flcrgcko67wjgmxfc_">
+            <w:hyperlink w:history="1" r:id="rIdoqnwi9qc-lfa_ieq4vzbd">
               <w:r>
                 <w:rPr>
                   <w:rFonts w:ascii="Arial" w:cs="Arial" w:eastAsia="Arial" w:hAnsi="Arial"/>
@@ -10945,7 +10945,7 @@
             <w:pPr>
               <w:spacing w:after="20" w:before="0"/>
             </w:pPr>
-            <w:hyperlink w:history="1" r:id="rIdondx-wcg4-aj6ab5ejbxs">
+            <w:hyperlink w:history="1" r:id="rIdes0bjrlckqojzbh1vuerx">
               <w:r>
                 <w:rPr>
                   <w:rFonts w:ascii="Arial" w:cs="Arial" w:eastAsia="Arial" w:hAnsi="Arial"/>
@@ -10978,7 +10978,7 @@
               <w:spacing w:after="10" w:before="0"/>
               <w:ind w:left="120"/>
             </w:pPr>
-            <w:hyperlink w:history="1" r:id="rIdtrbio7br7ikhmc50evw0o">
+            <w:hyperlink w:history="1" r:id="rIdhqr3xdeooo6j3onxe8v_g">
               <w:r>
                 <w:rPr>
                   <w:rFonts w:ascii="Arial" w:cs="Arial" w:eastAsia="Arial" w:hAnsi="Arial"/>
@@ -11604,7 +11604,7 @@
         </w:rPr>
         <w:t xml:space="preserve">© 2026 SeaVuria and ARES. Aligned with KICD objectives. Developed by SeaVuria; technical implementation by ARES (with AI assistance from Claude). Licensed under </w:t>
       </w:r>
-      <w:hyperlink w:history="1" r:id="rIdkj7vslsmmuecmfmgh0pnv">
+      <w:hyperlink w:history="1" r:id="rIdj8zz51jue4pr3ehr_ifoa">
         <w:r>
           <w:rPr>
             <w:rFonts w:ascii="Arial" w:cs="Arial" w:eastAsia="Arial" w:hAnsi="Arial"/>
@@ -11625,7 +11625,7 @@
         </w:rPr>
         <w:t xml:space="preserve"> (</w:t>
       </w:r>
-      <w:hyperlink w:history="1" r:id="rIduip_emmoys6glssnyngy8">
+      <w:hyperlink w:history="1" r:id="rIdedpj6vzuhzpeq68inwitp">
         <w:r>
           <w:rPr>
             <w:rFonts w:ascii="Arial" w:cs="Arial" w:eastAsia="Arial" w:hAnsi="Arial"/>
@@ -12638,7 +12638,7 @@
             <w:pPr>
               <w:spacing w:after="20" w:before="0"/>
             </w:pPr>
-            <w:hyperlink w:history="1" r:id="rIdbjpcxztbtfrk0jibw--vf">
+            <w:hyperlink w:history="1" r:id="rIdf353nh_yupvbxvpre0k6j">
               <w:r>
                 <w:rPr>
                   <w:rFonts w:ascii="Arial" w:cs="Arial" w:eastAsia="Arial" w:hAnsi="Arial"/>
@@ -12671,7 +12671,7 @@
               <w:spacing w:after="10" w:before="0"/>
               <w:ind w:left="120"/>
             </w:pPr>
-            <w:hyperlink w:history="1" r:id="rIdjabbgeza3amoo4waf7teo">
+            <w:hyperlink w:history="1" r:id="rIdcure_hi9gimu-nn9hot_t">
               <w:r>
                 <w:rPr>
                   <w:rFonts w:ascii="Arial" w:cs="Arial" w:eastAsia="Arial" w:hAnsi="Arial"/>
@@ -12716,7 +12716,7 @@
             <w:pPr>
               <w:spacing w:after="20" w:before="0"/>
             </w:pPr>
-            <w:hyperlink w:history="1" r:id="rId9jqqli3_gp6_r8-e3-lss">
+            <w:hyperlink w:history="1" r:id="rIdrhfbqgh3uarrjlxwtv-e6">
               <w:r>
                 <w:rPr>
                   <w:rFonts w:ascii="Arial" w:cs="Arial" w:eastAsia="Arial" w:hAnsi="Arial"/>
@@ -12749,7 +12749,7 @@
               <w:spacing w:after="10" w:before="0"/>
               <w:ind w:left="120"/>
             </w:pPr>
-            <w:hyperlink w:history="1" r:id="rIdjlfepdcudlg14vba_wnkg">
+            <w:hyperlink w:history="1" r:id="rId5htwcmh81s8cwhs7tghfh">
               <w:r>
                 <w:rPr>
                   <w:rFonts w:ascii="Arial" w:cs="Arial" w:eastAsia="Arial" w:hAnsi="Arial"/>
@@ -12944,7 +12944,7 @@
             <w:pPr>
               <w:spacing w:after="20" w:before="0"/>
             </w:pPr>
-            <w:hyperlink w:history="1" r:id="rIdke8dizor7bg4rhrcqe90x">
+            <w:hyperlink w:history="1" r:id="rId3fqbjiujn3vdtbqdawwvg">
               <w:r>
                 <w:rPr>
                   <w:rFonts w:ascii="Arial" w:cs="Arial" w:eastAsia="Arial" w:hAnsi="Arial"/>
@@ -12977,7 +12977,7 @@
               <w:spacing w:after="10" w:before="0"/>
               <w:ind w:left="120"/>
             </w:pPr>
-            <w:hyperlink w:history="1" r:id="rId0xz1cwnthd8hxbd6qp9ny">
+            <w:hyperlink w:history="1" r:id="rIdz56dj_nkhmvtpocdw67ic">
               <w:r>
                 <w:rPr>
                   <w:rFonts w:ascii="Arial" w:cs="Arial" w:eastAsia="Arial" w:hAnsi="Arial"/>
@@ -13022,7 +13022,7 @@
             <w:pPr>
               <w:spacing w:after="20" w:before="0"/>
             </w:pPr>
-            <w:hyperlink w:history="1" r:id="rIdbv05losr9-1i57q1mluac">
+            <w:hyperlink w:history="1" r:id="rIdmtrjozcf4eenopuczu4rr">
               <w:r>
                 <w:rPr>
                   <w:rFonts w:ascii="Arial" w:cs="Arial" w:eastAsia="Arial" w:hAnsi="Arial"/>
@@ -13055,7 +13055,7 @@
               <w:spacing w:after="10" w:before="0"/>
               <w:ind w:left="120"/>
             </w:pPr>
-            <w:hyperlink w:history="1" r:id="rIdo_mppzo_fay1senuawbyj">
+            <w:hyperlink w:history="1" r:id="rIdybwq-_dahp61qj9twhyh6">
               <w:r>
                 <w:rPr>
                   <w:rFonts w:ascii="Arial" w:cs="Arial" w:eastAsia="Arial" w:hAnsi="Arial"/>
@@ -13288,7 +13288,7 @@
             <w:pPr>
               <w:spacing w:after="20" w:before="0"/>
             </w:pPr>
-            <w:hyperlink w:history="1" r:id="rIdlxlxz5bs3miogwawd1svx">
+            <w:hyperlink w:history="1" r:id="rIdxj0pnnfmwg8uafqhlntvp">
               <w:r>
                 <w:rPr>
                   <w:rFonts w:ascii="Arial" w:cs="Arial" w:eastAsia="Arial" w:hAnsi="Arial"/>
@@ -13337,7 +13337,7 @@
               <w:spacing w:after="10" w:before="0"/>
               <w:ind w:left="120"/>
             </w:pPr>
-            <w:hyperlink w:history="1" r:id="rId_szkcuio1mn5i4_soskny">
+            <w:hyperlink w:history="1" r:id="rId3jxfoheglazuhjl-5l9l9">
               <w:r>
                 <w:rPr>
                   <w:rFonts w:ascii="Arial" w:cs="Arial" w:eastAsia="Arial" w:hAnsi="Arial"/>
@@ -13382,7 +13382,7 @@
             <w:pPr>
               <w:spacing w:after="20" w:before="0"/>
             </w:pPr>
-            <w:hyperlink w:history="1" r:id="rIdwgq2ysmeqgqltgzey21wx">
+            <w:hyperlink w:history="1" r:id="rIdk4cuw2odm_0xgg2eyz78m">
               <w:r>
                 <w:rPr>
                   <w:rFonts w:ascii="Arial" w:cs="Arial" w:eastAsia="Arial" w:hAnsi="Arial"/>
@@ -13415,7 +13415,7 @@
               <w:spacing w:after="10" w:before="0"/>
               <w:ind w:left="120"/>
             </w:pPr>
-            <w:hyperlink w:history="1" r:id="rIdvys88nfjmdsdio1qpmuee">
+            <w:hyperlink w:history="1" r:id="rIdodvsjehgnzudbdid-djqd">
               <w:r>
                 <w:rPr>
                   <w:rFonts w:ascii="Arial" w:cs="Arial" w:eastAsia="Arial" w:hAnsi="Arial"/>
@@ -13952,7 +13952,7 @@
             <w:pPr>
               <w:spacing w:after="20" w:before="0"/>
             </w:pPr>
-            <w:hyperlink w:history="1" r:id="rIdjc2jfvtrwqlt1xnso31cp">
+            <w:hyperlink w:history="1" r:id="rIdbcbhabdxacxz-xtk_5vxf">
               <w:r>
                 <w:rPr>
                   <w:rFonts w:ascii="Arial" w:cs="Arial" w:eastAsia="Arial" w:hAnsi="Arial"/>
@@ -13985,7 +13985,7 @@
               <w:spacing w:after="10" w:before="0"/>
               <w:ind w:left="120"/>
             </w:pPr>
-            <w:hyperlink w:history="1" r:id="rId70ozxz20akz5p2fc0ubcd">
+            <w:hyperlink w:history="1" r:id="rIdwljvvggw2sem0epsm5a9h">
               <w:r>
                 <w:rPr>
                   <w:rFonts w:ascii="Arial" w:cs="Arial" w:eastAsia="Arial" w:hAnsi="Arial"/>
@@ -14030,7 +14030,7 @@
             <w:pPr>
               <w:spacing w:after="20" w:before="0"/>
             </w:pPr>
-            <w:hyperlink w:history="1" r:id="rIdhf4iv2bst_vx-cxu2vbiu">
+            <w:hyperlink w:history="1" r:id="rIdcmnqf9zmb5ghnaijxho8e">
               <w:r>
                 <w:rPr>
                   <w:rFonts w:ascii="Arial" w:cs="Arial" w:eastAsia="Arial" w:hAnsi="Arial"/>
@@ -14063,7 +14063,7 @@
               <w:spacing w:after="10" w:before="0"/>
               <w:ind w:left="120"/>
             </w:pPr>
-            <w:hyperlink w:history="1" r:id="rId0cqdms7dq4-mtnlilbw8q">
+            <w:hyperlink w:history="1" r:id="rIdgzbyijslivkdlmdgtgz7u">
               <w:r>
                 <w:rPr>
                   <w:rFonts w:ascii="Arial" w:cs="Arial" w:eastAsia="Arial" w:hAnsi="Arial"/>
@@ -14315,7 +14315,7 @@
             <w:pPr>
               <w:spacing w:after="20" w:before="0"/>
             </w:pPr>
-            <w:hyperlink w:history="1" r:id="rId2lu3uturezpb3-kxt0qog">
+            <w:hyperlink w:history="1" r:id="rIdfcni-jaa8_e8mv0uh-zsz">
               <w:r>
                 <w:rPr>
                   <w:rFonts w:ascii="Arial" w:cs="Arial" w:eastAsia="Arial" w:hAnsi="Arial"/>
@@ -14348,7 +14348,7 @@
               <w:spacing w:after="10" w:before="0"/>
               <w:ind w:left="120"/>
             </w:pPr>
-            <w:hyperlink w:history="1" r:id="rIdhe0yt_ap2erw4zzjk9enh">
+            <w:hyperlink w:history="1" r:id="rIdgtyh5u_wlhfnfff8nmtg0">
               <w:r>
                 <w:rPr>
                   <w:rFonts w:ascii="Arial" w:cs="Arial" w:eastAsia="Arial" w:hAnsi="Arial"/>
@@ -14393,7 +14393,7 @@
             <w:pPr>
               <w:spacing w:after="20" w:before="0"/>
             </w:pPr>
-            <w:hyperlink w:history="1" r:id="rIdk71d1do6hnrnk5qih-7gm">
+            <w:hyperlink w:history="1" r:id="rId5rmcdt1gjh5vrupcajqwz">
               <w:r>
                 <w:rPr>
                   <w:rFonts w:ascii="Arial" w:cs="Arial" w:eastAsia="Arial" w:hAnsi="Arial"/>
@@ -14442,7 +14442,7 @@
               <w:spacing w:after="10" w:before="0"/>
               <w:ind w:left="120"/>
             </w:pPr>
-            <w:hyperlink w:history="1" r:id="rId0bx2gscvfya64htxwpwt-">
+            <w:hyperlink w:history="1" r:id="rIdvffjsvskoezi5wfa7n0zh">
               <w:r>
                 <w:rPr>
                   <w:rFonts w:ascii="Arial" w:cs="Arial" w:eastAsia="Arial" w:hAnsi="Arial"/>
@@ -15068,7 +15068,7 @@
         </w:rPr>
         <w:t xml:space="preserve">© 2026 SeaVuria and ARES. Aligned with KICD objectives. Developed by SeaVuria; technical implementation by ARES (with AI assistance from Claude). Licensed under </w:t>
       </w:r>
-      <w:hyperlink w:history="1" r:id="rIdpxqghpgfssaddw0d29yl4">
+      <w:hyperlink w:history="1" r:id="rIdqw4kujfbitnxersbvdzzs">
         <w:r>
           <w:rPr>
             <w:rFonts w:ascii="Arial" w:cs="Arial" w:eastAsia="Arial" w:hAnsi="Arial"/>
@@ -15089,7 +15089,7 @@
         </w:rPr>
         <w:t xml:space="preserve"> (</w:t>
       </w:r>
-      <w:hyperlink w:history="1" r:id="rIdp0cg7deppqci_aqpyzltg">
+      <w:hyperlink w:history="1" r:id="rIdaq92631edohr86h2mw-li">
         <w:r>
           <w:rPr>
             <w:rFonts w:ascii="Arial" w:cs="Arial" w:eastAsia="Arial" w:hAnsi="Arial"/>
@@ -16119,7 +16119,7 @@
               <w:spacing w:after="10" w:before="0"/>
               <w:ind w:left="120"/>
             </w:pPr>
-            <w:hyperlink w:history="1" r:id="rId9mlktnkmqeb4kt1vgswxt">
+            <w:hyperlink w:history="1" r:id="rIdfaf3_7dinuk_q8ti3br5r">
               <w:r>
                 <w:rPr>
                   <w:rFonts w:ascii="Arial" w:cs="Arial" w:eastAsia="Arial" w:hAnsi="Arial"/>
@@ -16179,7 +16179,7 @@
             <w:pPr>
               <w:spacing w:after="20" w:before="0"/>
             </w:pPr>
-            <w:hyperlink w:history="1" r:id="rIdcxf78v6ysfe-rmc3mmm5d">
+            <w:hyperlink w:history="1" r:id="rIdzrctbpnsyx-6qbaszw0eo">
               <w:r>
                 <w:rPr>
                   <w:rFonts w:ascii="Arial" w:cs="Arial" w:eastAsia="Arial" w:hAnsi="Arial"/>
@@ -16228,7 +16228,7 @@
               <w:spacing w:after="10" w:before="0"/>
               <w:ind w:left="120"/>
             </w:pPr>
-            <w:hyperlink w:history="1" r:id="rIdjbz-yombh1_2ny28l7_gy">
+            <w:hyperlink w:history="1" r:id="rIdbp8ub-ecch8zjckzrivjf">
               <w:r>
                 <w:rPr>
                   <w:rFonts w:ascii="Arial" w:cs="Arial" w:eastAsia="Arial" w:hAnsi="Arial"/>
@@ -16440,7 +16440,7 @@
               <w:spacing w:after="10" w:before="0"/>
               <w:ind w:left="120"/>
             </w:pPr>
-            <w:hyperlink w:history="1" r:id="rId1ckfncbpyuploae6gfbo7">
+            <w:hyperlink w:history="1" r:id="rIdx-kexhligcl-wvddfdf7y">
               <w:r>
                 <w:rPr>
                   <w:rFonts w:ascii="Arial" w:cs="Arial" w:eastAsia="Arial" w:hAnsi="Arial"/>
@@ -16500,7 +16500,7 @@
             <w:pPr>
               <w:spacing w:after="20" w:before="0"/>
             </w:pPr>
-            <w:hyperlink w:history="1" r:id="rIdmxlvclvzuqlhc5q0v5rqb">
+            <w:hyperlink w:history="1" r:id="rId10cj-4zhavnuoripal6qc">
               <w:r>
                 <w:rPr>
                   <w:rFonts w:ascii="Arial" w:cs="Arial" w:eastAsia="Arial" w:hAnsi="Arial"/>
@@ -16549,7 +16549,7 @@
               <w:spacing w:after="10" w:before="0"/>
               <w:ind w:left="120"/>
             </w:pPr>
-            <w:hyperlink w:history="1" r:id="rId4pz_2eongwltpqiw_mwpw">
+            <w:hyperlink w:history="1" r:id="rIdnrnspejanluicqfjju0zo">
               <w:r>
                 <w:rPr>
                   <w:rFonts w:ascii="Arial" w:cs="Arial" w:eastAsia="Arial" w:hAnsi="Arial"/>
@@ -16761,7 +16761,7 @@
               <w:spacing w:after="10" w:before="0"/>
               <w:ind w:left="120"/>
             </w:pPr>
-            <w:hyperlink w:history="1" r:id="rId9l_l_i49_3w6vmiaf-3_t">
+            <w:hyperlink w:history="1" r:id="rIdmv9s4lxr0bbuzef_utlyb">
               <w:r>
                 <w:rPr>
                   <w:rFonts w:ascii="Arial" w:cs="Arial" w:eastAsia="Arial" w:hAnsi="Arial"/>
@@ -16821,7 +16821,7 @@
             <w:pPr>
               <w:spacing w:after="20" w:before="0"/>
             </w:pPr>
-            <w:hyperlink w:history="1" r:id="rIdtvgu0ewwlgyk5oqw1e6qh">
+            <w:hyperlink w:history="1" r:id="rIdc5qh6oov99fe6-mnt7zwi">
               <w:r>
                 <w:rPr>
                   <w:rFonts w:ascii="Arial" w:cs="Arial" w:eastAsia="Arial" w:hAnsi="Arial"/>
@@ -16870,7 +16870,7 @@
               <w:spacing w:after="10" w:before="0"/>
               <w:ind w:left="120"/>
             </w:pPr>
-            <w:hyperlink w:history="1" r:id="rIdlwsorpnjqdvph7aeuehie">
+            <w:hyperlink w:history="1" r:id="rId9ygdzdx2sifozp5ptsay3">
               <w:r>
                 <w:rPr>
                   <w:rFonts w:ascii="Arial" w:cs="Arial" w:eastAsia="Arial" w:hAnsi="Arial"/>
@@ -17082,7 +17082,7 @@
               <w:spacing w:after="10" w:before="0"/>
               <w:ind w:left="120"/>
             </w:pPr>
-            <w:hyperlink w:history="1" r:id="rIdm7tfhluohigff6ezchfgh">
+            <w:hyperlink w:history="1" r:id="rId0c9iurlluiyddpmbfnvj-">
               <w:r>
                 <w:rPr>
                   <w:rFonts w:ascii="Arial" w:cs="Arial" w:eastAsia="Arial" w:hAnsi="Arial"/>
@@ -17142,7 +17142,7 @@
             <w:pPr>
               <w:spacing w:after="20" w:before="0"/>
             </w:pPr>
-            <w:hyperlink w:history="1" r:id="rId0qcfjjkxdgo4ghn8wtfgd">
+            <w:hyperlink w:history="1" r:id="rIdjtbvqpr7h66wcqxcm1yph">
               <w:r>
                 <w:rPr>
                   <w:rFonts w:ascii="Arial" w:cs="Arial" w:eastAsia="Arial" w:hAnsi="Arial"/>
@@ -17191,7 +17191,7 @@
               <w:spacing w:after="10" w:before="0"/>
               <w:ind w:left="120"/>
             </w:pPr>
-            <w:hyperlink w:history="1" r:id="rIdsvrjo0-levir21qxsw4zl">
+            <w:hyperlink w:history="1" r:id="rId5gf7dqhd1dds74kwzeklr">
               <w:r>
                 <w:rPr>
                   <w:rFonts w:ascii="Arial" w:cs="Arial" w:eastAsia="Arial" w:hAnsi="Arial"/>
@@ -17403,7 +17403,7 @@
               <w:spacing w:after="10" w:before="0"/>
               <w:ind w:left="120"/>
             </w:pPr>
-            <w:hyperlink w:history="1" r:id="rId2hyzzdhmsrzcnpfyydxmz">
+            <w:hyperlink w:history="1" r:id="rIdfras8tl0e4r1pd2lqywph">
               <w:r>
                 <w:rPr>
                   <w:rFonts w:ascii="Arial" w:cs="Arial" w:eastAsia="Arial" w:hAnsi="Arial"/>
@@ -17463,7 +17463,7 @@
             <w:pPr>
               <w:spacing w:after="20" w:before="0"/>
             </w:pPr>
-            <w:hyperlink w:history="1" r:id="rIdwra9f1xnpmje4_lz2yowy">
+            <w:hyperlink w:history="1" r:id="rId-xlxa43i0oafbwjut7gi1">
               <w:r>
                 <w:rPr>
                   <w:rFonts w:ascii="Arial" w:cs="Arial" w:eastAsia="Arial" w:hAnsi="Arial"/>
@@ -17512,7 +17512,7 @@
               <w:spacing w:after="10" w:before="0"/>
               <w:ind w:left="120"/>
             </w:pPr>
-            <w:hyperlink w:history="1" r:id="rIdslfia7mzhm_ckdngbyigz">
+            <w:hyperlink w:history="1" r:id="rIdka5mebrqyr6cfhy8pmzus">
               <w:r>
                 <w:rPr>
                   <w:rFonts w:ascii="Arial" w:cs="Arial" w:eastAsia="Arial" w:hAnsi="Arial"/>
@@ -18024,7 +18024,7 @@
         </w:rPr>
         <w:t xml:space="preserve">© 2026 SeaVuria and ARES. Aligned with KICD objectives. Developed by SeaVuria; technical implementation by ARES (with AI assistance from Claude). Licensed under </w:t>
       </w:r>
-      <w:hyperlink w:history="1" r:id="rIdvsquf20zmxiec5_jekxpk">
+      <w:hyperlink w:history="1" r:id="rIdl_5t7c96rvr7ybao59hgs">
         <w:r>
           <w:rPr>
             <w:rFonts w:ascii="Arial" w:cs="Arial" w:eastAsia="Arial" w:hAnsi="Arial"/>
@@ -18045,7 +18045,7 @@
         </w:rPr>
         <w:t xml:space="preserve"> (</w:t>
       </w:r>
-      <w:hyperlink w:history="1" r:id="rId-axs4akbugzejlz2zlpfb">
+      <w:hyperlink w:history="1" r:id="rId9vs1uj7ofgqulzribp_oi">
         <w:r>
           <w:rPr>
             <w:rFonts w:ascii="Arial" w:cs="Arial" w:eastAsia="Arial" w:hAnsi="Arial"/>
@@ -19058,7 +19058,7 @@
             <w:pPr>
               <w:spacing w:after="20" w:before="0"/>
             </w:pPr>
-            <w:hyperlink w:history="1" r:id="rIdxouzo3v87vzjc473ftt-j">
+            <w:hyperlink w:history="1" r:id="rIdxbi1o6oy4w-vmmbn5tq8x">
               <w:r>
                 <w:rPr>
                   <w:rFonts w:ascii="Arial" w:cs="Arial" w:eastAsia="Arial" w:hAnsi="Arial"/>
@@ -19107,7 +19107,7 @@
               <w:spacing w:after="10" w:before="0"/>
               <w:ind w:left="120"/>
             </w:pPr>
-            <w:hyperlink w:history="1" r:id="rIdqlo4ccaua9zvbyfreyr2p">
+            <w:hyperlink w:history="1" r:id="rIdjgunwhpurvq3te3x2xjil">
               <w:r>
                 <w:rPr>
                   <w:rFonts w:ascii="Arial" w:cs="Arial" w:eastAsia="Arial" w:hAnsi="Arial"/>
@@ -19152,7 +19152,7 @@
             <w:pPr>
               <w:spacing w:after="20" w:before="0"/>
             </w:pPr>
-            <w:hyperlink w:history="1" r:id="rId1aqrshwb1xr_sclgp2ubf">
+            <w:hyperlink w:history="1" r:id="rIdxikyis-zhufdre2gsszbd">
               <w:r>
                 <w:rPr>
                   <w:rFonts w:ascii="Arial" w:cs="Arial" w:eastAsia="Arial" w:hAnsi="Arial"/>
@@ -19185,7 +19185,7 @@
               <w:spacing w:after="10" w:before="0"/>
               <w:ind w:left="120"/>
             </w:pPr>
-            <w:hyperlink w:history="1" r:id="rIdk__mx-j31ixonk54azdul">
+            <w:hyperlink w:history="1" r:id="rIdkhgvy6i0dc57mgsbodepl">
               <w:r>
                 <w:rPr>
                   <w:rFonts w:ascii="Arial" w:cs="Arial" w:eastAsia="Arial" w:hAnsi="Arial"/>
@@ -19380,7 +19380,7 @@
             <w:pPr>
               <w:spacing w:after="20" w:before="0"/>
             </w:pPr>
-            <w:hyperlink w:history="1" r:id="rIdhfoswlvykni0jhhzwsoqk">
+            <w:hyperlink w:history="1" r:id="rIdq71o10j-g-8vl9wfjbh1x">
               <w:r>
                 <w:rPr>
                   <w:rFonts w:ascii="Arial" w:cs="Arial" w:eastAsia="Arial" w:hAnsi="Arial"/>
@@ -19429,7 +19429,7 @@
               <w:spacing w:after="10" w:before="0"/>
               <w:ind w:left="120"/>
             </w:pPr>
-            <w:hyperlink w:history="1" r:id="rId2ofoi2bhohlpprssfmm-t">
+            <w:hyperlink w:history="1" r:id="rIdudw3vymfzo8kkvqeykbat">
               <w:r>
                 <w:rPr>
                   <w:rFonts w:ascii="Arial" w:cs="Arial" w:eastAsia="Arial" w:hAnsi="Arial"/>
@@ -19474,7 +19474,7 @@
             <w:pPr>
               <w:spacing w:after="20" w:before="0"/>
             </w:pPr>
-            <w:hyperlink w:history="1" r:id="rIdvzwnxjxockenmjy93yopq">
+            <w:hyperlink w:history="1" r:id="rIdbhr5oxuqksfydy3fncysr">
               <w:r>
                 <w:rPr>
                   <w:rFonts w:ascii="Arial" w:cs="Arial" w:eastAsia="Arial" w:hAnsi="Arial"/>
@@ -19507,7 +19507,7 @@
               <w:spacing w:after="10" w:before="0"/>
               <w:ind w:left="120"/>
             </w:pPr>
-            <w:hyperlink w:history="1" r:id="rId_pl7xyhdankbvdekuamq9">
+            <w:hyperlink w:history="1" r:id="rIdys361lvof4wkyyul48hks">
               <w:r>
                 <w:rPr>
                   <w:rFonts w:ascii="Arial" w:cs="Arial" w:eastAsia="Arial" w:hAnsi="Arial"/>
@@ -19702,7 +19702,7 @@
             <w:pPr>
               <w:spacing w:after="20" w:before="0"/>
             </w:pPr>
-            <w:hyperlink w:history="1" r:id="rIddsf7kh5wxiaaz08zbixl0">
+            <w:hyperlink w:history="1" r:id="rIdrlbdjlndjoqkzcvhx-88y">
               <w:r>
                 <w:rPr>
                   <w:rFonts w:ascii="Arial" w:cs="Arial" w:eastAsia="Arial" w:hAnsi="Arial"/>
@@ -19751,7 +19751,7 @@
               <w:spacing w:after="10" w:before="0"/>
               <w:ind w:left="120"/>
             </w:pPr>
-            <w:hyperlink w:history="1" r:id="rId9e7bljk67zpnkd-u-noew">
+            <w:hyperlink w:history="1" r:id="rIdaph3dobbeb_iypcrauuux">
               <w:r>
                 <w:rPr>
                   <w:rFonts w:ascii="Arial" w:cs="Arial" w:eastAsia="Arial" w:hAnsi="Arial"/>
@@ -19796,7 +19796,7 @@
             <w:pPr>
               <w:spacing w:after="20" w:before="0"/>
             </w:pPr>
-            <w:hyperlink w:history="1" r:id="rIdk-k-hqhzbeiukkimv1ifr">
+            <w:hyperlink w:history="1" r:id="rIda3-ax5syk_jaeh2zr1vhv">
               <w:r>
                 <w:rPr>
                   <w:rFonts w:ascii="Arial" w:cs="Arial" w:eastAsia="Arial" w:hAnsi="Arial"/>
@@ -19829,7 +19829,7 @@
               <w:spacing w:after="10" w:before="0"/>
               <w:ind w:left="120"/>
             </w:pPr>
-            <w:hyperlink w:history="1" r:id="rIdz2oi4loyq8b8kpyegpp-w">
+            <w:hyperlink w:history="1" r:id="rId4wc5jbh0gvngujwa8ycva">
               <w:r>
                 <w:rPr>
                   <w:rFonts w:ascii="Arial" w:cs="Arial" w:eastAsia="Arial" w:hAnsi="Arial"/>
@@ -20024,7 +20024,7 @@
             <w:pPr>
               <w:spacing w:after="20" w:before="0"/>
             </w:pPr>
-            <w:hyperlink w:history="1" r:id="rIdn5ci26pntgyqdlvisa0ow">
+            <w:hyperlink w:history="1" r:id="rIdtv0aysrc9zgkx_ay32q42">
               <w:r>
                 <w:rPr>
                   <w:rFonts w:ascii="Arial" w:cs="Arial" w:eastAsia="Arial" w:hAnsi="Arial"/>
@@ -20073,7 +20073,7 @@
               <w:spacing w:after="10" w:before="0"/>
               <w:ind w:left="120"/>
             </w:pPr>
-            <w:hyperlink w:history="1" r:id="rId0fdkt2wiauzmjhjimdcvn">
+            <w:hyperlink w:history="1" r:id="rId6du4qodoongz1apd7iali">
               <w:r>
                 <w:rPr>
                   <w:rFonts w:ascii="Arial" w:cs="Arial" w:eastAsia="Arial" w:hAnsi="Arial"/>
@@ -20118,7 +20118,7 @@
             <w:pPr>
               <w:spacing w:after="20" w:before="0"/>
             </w:pPr>
-            <w:hyperlink w:history="1" r:id="rIdxhgh_y3pqzqhlsgvxmxa8">
+            <w:hyperlink w:history="1" r:id="rId_u136wr70q9rz5tssryyy">
               <w:r>
                 <w:rPr>
                   <w:rFonts w:ascii="Arial" w:cs="Arial" w:eastAsia="Arial" w:hAnsi="Arial"/>
@@ -20151,7 +20151,7 @@
               <w:spacing w:after="10" w:before="0"/>
               <w:ind w:left="120"/>
             </w:pPr>
-            <w:hyperlink w:history="1" r:id="rIdzbuofrgz95wp3jtegt35u">
+            <w:hyperlink w:history="1" r:id="rIdelbhcqxbx98wtnldd0sse">
               <w:r>
                 <w:rPr>
                   <w:rFonts w:ascii="Arial" w:cs="Arial" w:eastAsia="Arial" w:hAnsi="Arial"/>
@@ -20346,7 +20346,7 @@
             <w:pPr>
               <w:spacing w:after="20" w:before="0"/>
             </w:pPr>
-            <w:hyperlink w:history="1" r:id="rIdj497w4ec73en0d7pddsln">
+            <w:hyperlink w:history="1" r:id="rIde-tz2r3q4qrlf-1qrtvha">
               <w:r>
                 <w:rPr>
                   <w:rFonts w:ascii="Arial" w:cs="Arial" w:eastAsia="Arial" w:hAnsi="Arial"/>
@@ -20395,7 +20395,7 @@
               <w:spacing w:after="10" w:before="0"/>
               <w:ind w:left="120"/>
             </w:pPr>
-            <w:hyperlink w:history="1" r:id="rId4mrlladxwr8lu0jmttjk2">
+            <w:hyperlink w:history="1" r:id="rId388wcnkzjt2lskihgxmt4">
               <w:r>
                 <w:rPr>
                   <w:rFonts w:ascii="Arial" w:cs="Arial" w:eastAsia="Arial" w:hAnsi="Arial"/>
@@ -20440,7 +20440,7 @@
             <w:pPr>
               <w:spacing w:after="20" w:before="0"/>
             </w:pPr>
-            <w:hyperlink w:history="1" r:id="rIdcfm9zqxr8slfoynodv8it">
+            <w:hyperlink w:history="1" r:id="rIdfssaqrvnfrdjtr9mtqblj">
               <w:r>
                 <w:rPr>
                   <w:rFonts w:ascii="Arial" w:cs="Arial" w:eastAsia="Arial" w:hAnsi="Arial"/>
@@ -20473,7 +20473,7 @@
               <w:spacing w:after="10" w:before="0"/>
               <w:ind w:left="120"/>
             </w:pPr>
-            <w:hyperlink w:history="1" r:id="rIdecyqu04kryzo000spduom">
+            <w:hyperlink w:history="1" r:id="rIdpetrvh2kmit62nakxkhpi">
               <w:r>
                 <w:rPr>
                   <w:rFonts w:ascii="Arial" w:cs="Arial" w:eastAsia="Arial" w:hAnsi="Arial"/>
@@ -20985,7 +20985,7 @@
         </w:rPr>
         <w:t xml:space="preserve">© 2026 SeaVuria and ARES. Aligned with KICD objectives. Developed by SeaVuria; technical implementation by ARES (with AI assistance from Claude). Licensed under </w:t>
       </w:r>
-      <w:hyperlink w:history="1" r:id="rIdqkzfgrh9gmgodgs9qekof">
+      <w:hyperlink w:history="1" r:id="rIdxqt6pmxwufqye1nbjcivm">
         <w:r>
           <w:rPr>
             <w:rFonts w:ascii="Arial" w:cs="Arial" w:eastAsia="Arial" w:hAnsi="Arial"/>
@@ -21006,7 +21006,7 @@
         </w:rPr>
         <w:t xml:space="preserve"> (</w:t>
       </w:r>
-      <w:hyperlink w:history="1" r:id="rIdm2k3gd45govfg0n7i-j1g">
+      <w:hyperlink w:history="1" r:id="rId90ob0cb9ddojgk4pcassg">
         <w:r>
           <w:rPr>
             <w:rFonts w:ascii="Arial" w:cs="Arial" w:eastAsia="Arial" w:hAnsi="Arial"/>
@@ -22036,7 +22036,7 @@
               <w:spacing w:after="10" w:before="0"/>
               <w:ind w:left="120"/>
             </w:pPr>
-            <w:hyperlink w:history="1" r:id="rIdsrpgvwmais4-h0mjbeup2">
+            <w:hyperlink w:history="1" r:id="rIdmfrze8yljavrxbxrfmfey">
               <w:r>
                 <w:rPr>
                   <w:rFonts w:ascii="Arial" w:cs="Arial" w:eastAsia="Arial" w:hAnsi="Arial"/>
@@ -22096,7 +22096,7 @@
             <w:pPr>
               <w:spacing w:after="20" w:before="0"/>
             </w:pPr>
-            <w:hyperlink w:history="1" r:id="rIdfm-5ssf2ksrt6lhuu5chj">
+            <w:hyperlink w:history="1" r:id="rIdb15kuhuccmfvuh_wyod1m">
               <w:r>
                 <w:rPr>
                   <w:rFonts w:ascii="Arial" w:cs="Arial" w:eastAsia="Arial" w:hAnsi="Arial"/>
@@ -22129,7 +22129,7 @@
               <w:spacing w:after="10" w:before="0"/>
               <w:ind w:left="120"/>
             </w:pPr>
-            <w:hyperlink w:history="1" r:id="rIdxlqbforjgp7bukmgaysru">
+            <w:hyperlink w:history="1" r:id="rIdvzk2j-cqqvkis75pf_xwl">
               <w:r>
                 <w:rPr>
                   <w:rFonts w:ascii="Arial" w:cs="Arial" w:eastAsia="Arial" w:hAnsi="Arial"/>
@@ -22341,7 +22341,7 @@
               <w:spacing w:after="10" w:before="0"/>
               <w:ind w:left="120"/>
             </w:pPr>
-            <w:hyperlink w:history="1" r:id="rIdsqpbunbbscqmo7wzjsbso">
+            <w:hyperlink w:history="1" r:id="rId5dguxqs4birxuentbaoq5">
               <w:r>
                 <w:rPr>
                   <w:rFonts w:ascii="Arial" w:cs="Arial" w:eastAsia="Arial" w:hAnsi="Arial"/>
@@ -22401,7 +22401,7 @@
             <w:pPr>
               <w:spacing w:after="20" w:before="0"/>
             </w:pPr>
-            <w:hyperlink w:history="1" r:id="rId-3logmpftcmv75sqtt6f9">
+            <w:hyperlink w:history="1" r:id="rIdhk9tl-h86oyprszvzsaap">
               <w:r>
                 <w:rPr>
                   <w:rFonts w:ascii="Arial" w:cs="Arial" w:eastAsia="Arial" w:hAnsi="Arial"/>
@@ -22434,7 +22434,7 @@
               <w:spacing w:after="10" w:before="0"/>
               <w:ind w:left="120"/>
             </w:pPr>
-            <w:hyperlink w:history="1" r:id="rIdbeck16z_mqeenc025dtk0">
+            <w:hyperlink w:history="1" r:id="rId1ck7rfxj5a0wz7tkezt6d">
               <w:r>
                 <w:rPr>
                   <w:rFonts w:ascii="Arial" w:cs="Arial" w:eastAsia="Arial" w:hAnsi="Arial"/>
@@ -22646,7 +22646,7 @@
               <w:spacing w:after="10" w:before="0"/>
               <w:ind w:left="120"/>
             </w:pPr>
-            <w:hyperlink w:history="1" r:id="rId-0ox9owtr5-gwaqlvi-70">
+            <w:hyperlink w:history="1" r:id="rIdpd25guhuohvnx7av7-y40">
               <w:r>
                 <w:rPr>
                   <w:rFonts w:ascii="Arial" w:cs="Arial" w:eastAsia="Arial" w:hAnsi="Arial"/>
@@ -22706,7 +22706,7 @@
             <w:pPr>
               <w:spacing w:after="20" w:before="0"/>
             </w:pPr>
-            <w:hyperlink w:history="1" r:id="rIdacfp7fxeadkflell8oume">
+            <w:hyperlink w:history="1" r:id="rId5i_6i0z4ewetvmkxi5dha">
               <w:r>
                 <w:rPr>
                   <w:rFonts w:ascii="Arial" w:cs="Arial" w:eastAsia="Arial" w:hAnsi="Arial"/>
@@ -22755,7 +22755,7 @@
               <w:spacing w:after="10" w:before="0"/>
               <w:ind w:left="120"/>
             </w:pPr>
-            <w:hyperlink w:history="1" r:id="rIdl8r09xrpzccxncixegvhv">
+            <w:hyperlink w:history="1" r:id="rIdqzlz-pyyelxlytojaasqf">
               <w:r>
                 <w:rPr>
                   <w:rFonts w:ascii="Arial" w:cs="Arial" w:eastAsia="Arial" w:hAnsi="Arial"/>
@@ -22967,7 +22967,7 @@
               <w:spacing w:after="10" w:before="0"/>
               <w:ind w:left="120"/>
             </w:pPr>
-            <w:hyperlink w:history="1" r:id="rIdjwnpsn4_hssv0skb5miih">
+            <w:hyperlink w:history="1" r:id="rIdeexrfkpqrvpfmgrc1r9u1">
               <w:r>
                 <w:rPr>
                   <w:rFonts w:ascii="Arial" w:cs="Arial" w:eastAsia="Arial" w:hAnsi="Arial"/>
@@ -23027,7 +23027,7 @@
             <w:pPr>
               <w:spacing w:after="20" w:before="0"/>
             </w:pPr>
-            <w:hyperlink w:history="1" r:id="rId9i_eoqjfgehogmiwvchyq">
+            <w:hyperlink w:history="1" r:id="rIdmjcv10tcmr0pyp7hqvsc2">
               <w:r>
                 <w:rPr>
                   <w:rFonts w:ascii="Arial" w:cs="Arial" w:eastAsia="Arial" w:hAnsi="Arial"/>
@@ -23076,7 +23076,7 @@
               <w:spacing w:after="10" w:before="0"/>
               <w:ind w:left="120"/>
             </w:pPr>
-            <w:hyperlink w:history="1" r:id="rIdd6ryc-16avd2vljjlykie">
+            <w:hyperlink w:history="1" r:id="rIdelcxgbah1otdkngucodba">
               <w:r>
                 <w:rPr>
                   <w:rFonts w:ascii="Arial" w:cs="Arial" w:eastAsia="Arial" w:hAnsi="Arial"/>
@@ -23288,7 +23288,7 @@
               <w:spacing w:after="10" w:before="0"/>
               <w:ind w:left="120"/>
             </w:pPr>
-            <w:hyperlink w:history="1" r:id="rIdhpp-w7bktci0jh_xatt4g">
+            <w:hyperlink w:history="1" r:id="rIdxgmborg61ej3oticv3gql">
               <w:r>
                 <w:rPr>
                   <w:rFonts w:ascii="Arial" w:cs="Arial" w:eastAsia="Arial" w:hAnsi="Arial"/>
@@ -23348,7 +23348,7 @@
             <w:pPr>
               <w:spacing w:after="20" w:before="0"/>
             </w:pPr>
-            <w:hyperlink w:history="1" r:id="rIdgtvixf3yf8vmbqb7s7dn-">
+            <w:hyperlink w:history="1" r:id="rIdwmoep5e9xw-dnzpiplm9q">
               <w:r>
                 <w:rPr>
                   <w:rFonts w:ascii="Arial" w:cs="Arial" w:eastAsia="Arial" w:hAnsi="Arial"/>
@@ -23397,7 +23397,7 @@
               <w:spacing w:after="10" w:before="0"/>
               <w:ind w:left="120"/>
             </w:pPr>
-            <w:hyperlink w:history="1" r:id="rIdstzm80nwu4pl9ykrpynkl">
+            <w:hyperlink w:history="1" r:id="rId6srooovqbvs3rts43kipb">
               <w:r>
                 <w:rPr>
                   <w:rFonts w:ascii="Arial" w:cs="Arial" w:eastAsia="Arial" w:hAnsi="Arial"/>
@@ -24023,7 +24023,7 @@
         </w:rPr>
         <w:t xml:space="preserve">© 2026 SeaVuria and ARES. Aligned with KICD objectives. Developed by SeaVuria; technical implementation by ARES (with AI assistance from Claude). Licensed under </w:t>
       </w:r>
-      <w:hyperlink w:history="1" r:id="rIdixh7wiw4as82enreaqzqp">
+      <w:hyperlink w:history="1" r:id="rId0tzag1yeahxbfovazti08">
         <w:r>
           <w:rPr>
             <w:rFonts w:ascii="Arial" w:cs="Arial" w:eastAsia="Arial" w:hAnsi="Arial"/>
@@ -24044,7 +24044,7 @@
         </w:rPr>
         <w:t xml:space="preserve"> (</w:t>
       </w:r>
-      <w:hyperlink w:history="1" r:id="rId7lgpnwqlnitwxnpeevdc9">
+      <w:hyperlink w:history="1" r:id="rIdiusouzhvobsyikxckzjdg">
         <w:r>
           <w:rPr>
             <w:rFonts w:ascii="Arial" w:cs="Arial" w:eastAsia="Arial" w:hAnsi="Arial"/>
@@ -25057,7 +25057,7 @@
             <w:pPr>
               <w:spacing w:after="20" w:before="0"/>
             </w:pPr>
-            <w:hyperlink w:history="1" r:id="rIdqszv6slase2mczjh9dreh">
+            <w:hyperlink w:history="1" r:id="rIdzsvuqsujfriz8s6icqkgz">
               <w:r>
                 <w:rPr>
                   <w:rFonts w:ascii="Arial" w:cs="Arial" w:eastAsia="Arial" w:hAnsi="Arial"/>
@@ -25090,7 +25090,7 @@
               <w:spacing w:after="10" w:before="0"/>
               <w:ind w:left="120"/>
             </w:pPr>
-            <w:hyperlink w:history="1" r:id="rIdzwx5_yrahulhjm1ij0qvn">
+            <w:hyperlink w:history="1" r:id="rIddwwqhlg3c0kcafo73zvmy">
               <w:r>
                 <w:rPr>
                   <w:rFonts w:ascii="Arial" w:cs="Arial" w:eastAsia="Arial" w:hAnsi="Arial"/>
@@ -25135,7 +25135,7 @@
             <w:pPr>
               <w:spacing w:after="20" w:before="0"/>
             </w:pPr>
-            <w:hyperlink w:history="1" r:id="rIdvsmmuhyduccvonww1bxvd">
+            <w:hyperlink w:history="1" r:id="rIdsznp39zupvajw0gonlptr">
               <w:r>
                 <w:rPr>
                   <w:rFonts w:ascii="Arial" w:cs="Arial" w:eastAsia="Arial" w:hAnsi="Arial"/>
@@ -25168,7 +25168,7 @@
               <w:spacing w:after="10" w:before="0"/>
               <w:ind w:left="120"/>
             </w:pPr>
-            <w:hyperlink w:history="1" r:id="rIdccxqfk9m0nekqoojv5uy2">
+            <w:hyperlink w:history="1" r:id="rIdv_dvydlrvucjmas0bgcc7">
               <w:r>
                 <w:rPr>
                   <w:rFonts w:ascii="Arial" w:cs="Arial" w:eastAsia="Arial" w:hAnsi="Arial"/>
@@ -25363,7 +25363,7 @@
             <w:pPr>
               <w:spacing w:after="20" w:before="0"/>
             </w:pPr>
-            <w:hyperlink w:history="1" r:id="rIdfpzfk114ksdiwwpuhnpqs">
+            <w:hyperlink w:history="1" r:id="rIdcbn-vzbq6oslj3vhuxkdn">
               <w:r>
                 <w:rPr>
                   <w:rFonts w:ascii="Arial" w:cs="Arial" w:eastAsia="Arial" w:hAnsi="Arial"/>
@@ -25396,7 +25396,7 @@
               <w:spacing w:after="10" w:before="0"/>
               <w:ind w:left="120"/>
             </w:pPr>
-            <w:hyperlink w:history="1" r:id="rIdc63mj4e16gsk6uh0e6aje">
+            <w:hyperlink w:history="1" r:id="rIdkhmbjwaczcib1m7wsue-f">
               <w:r>
                 <w:rPr>
                   <w:rFonts w:ascii="Arial" w:cs="Arial" w:eastAsia="Arial" w:hAnsi="Arial"/>
@@ -25441,7 +25441,7 @@
             <w:pPr>
               <w:spacing w:after="20" w:before="0"/>
             </w:pPr>
-            <w:hyperlink w:history="1" r:id="rIdvb1k22thmbqki1c1ecohf">
+            <w:hyperlink w:history="1" r:id="rId9j2q2b_r9wyzz6mccw1ls">
               <w:r>
                 <w:rPr>
                   <w:rFonts w:ascii="Arial" w:cs="Arial" w:eastAsia="Arial" w:hAnsi="Arial"/>
@@ -25474,7 +25474,7 @@
               <w:spacing w:after="10" w:before="0"/>
               <w:ind w:left="120"/>
             </w:pPr>
-            <w:hyperlink w:history="1" r:id="rId_jvkkjjt3be4onwgo8gnq">
+            <w:hyperlink w:history="1" r:id="rId3dezz3lvzclxskvvt_i20">
               <w:r>
                 <w:rPr>
                   <w:rFonts w:ascii="Arial" w:cs="Arial" w:eastAsia="Arial" w:hAnsi="Arial"/>
@@ -25669,7 +25669,7 @@
             <w:pPr>
               <w:spacing w:after="20" w:before="0"/>
             </w:pPr>
-            <w:hyperlink w:history="1" r:id="rIdbqzpomlm58warnhulje-i">
+            <w:hyperlink w:history="1" r:id="rId-ew-blwoybwbnziikxlqe">
               <w:r>
                 <w:rPr>
                   <w:rFonts w:ascii="Arial" w:cs="Arial" w:eastAsia="Arial" w:hAnsi="Arial"/>
@@ -25702,7 +25702,7 @@
               <w:spacing w:after="10" w:before="0"/>
               <w:ind w:left="120"/>
             </w:pPr>
-            <w:hyperlink w:history="1" r:id="rIdxblpastg5hpaq2zw-rzhb">
+            <w:hyperlink w:history="1" r:id="rIdk6kiv4tmb_ljxkudddfjz">
               <w:r>
                 <w:rPr>
                   <w:rFonts w:ascii="Arial" w:cs="Arial" w:eastAsia="Arial" w:hAnsi="Arial"/>
@@ -25747,7 +25747,7 @@
             <w:pPr>
               <w:spacing w:after="20" w:before="0"/>
             </w:pPr>
-            <w:hyperlink w:history="1" r:id="rIdrzn5_cjaakfg8sg_vdimx">
+            <w:hyperlink w:history="1" r:id="rIdc0wv2glj-itrn2ac5k5oj">
               <w:r>
                 <w:rPr>
                   <w:rFonts w:ascii="Arial" w:cs="Arial" w:eastAsia="Arial" w:hAnsi="Arial"/>
@@ -25780,7 +25780,7 @@
               <w:spacing w:after="10" w:before="0"/>
               <w:ind w:left="120"/>
             </w:pPr>
-            <w:hyperlink w:history="1" r:id="rIdjzkibuau7qvr4ncruv75_">
+            <w:hyperlink w:history="1" r:id="rIdgr23ohgeq6u1nxmybi1q9">
               <w:r>
                 <w:rPr>
                   <w:rFonts w:ascii="Arial" w:cs="Arial" w:eastAsia="Arial" w:hAnsi="Arial"/>
@@ -25975,7 +25975,7 @@
             <w:pPr>
               <w:spacing w:after="20" w:before="0"/>
             </w:pPr>
-            <w:hyperlink w:history="1" r:id="rIdjgsfon-uvwkojroggtbro">
+            <w:hyperlink w:history="1" r:id="rIdmzm6ngjqdryl6vtdudhln">
               <w:r>
                 <w:rPr>
                   <w:rFonts w:ascii="Arial" w:cs="Arial" w:eastAsia="Arial" w:hAnsi="Arial"/>
@@ -26008,7 +26008,7 @@
               <w:spacing w:after="10" w:before="0"/>
               <w:ind w:left="120"/>
             </w:pPr>
-            <w:hyperlink w:history="1" r:id="rIdu27fd9kxtz-dffmjt0vyg">
+            <w:hyperlink w:history="1" r:id="rId6x_n0hzbg8qkbcxqbziwu">
               <w:r>
                 <w:rPr>
                   <w:rFonts w:ascii="Arial" w:cs="Arial" w:eastAsia="Arial" w:hAnsi="Arial"/>
@@ -26053,7 +26053,7 @@
             <w:pPr>
               <w:spacing w:after="20" w:before="0"/>
             </w:pPr>
-            <w:hyperlink w:history="1" r:id="rIdhjfptvas_5nasoeyi8asb">
+            <w:hyperlink w:history="1" r:id="rIdztajqei-0tjk47w2q4vgo">
               <w:r>
                 <w:rPr>
                   <w:rFonts w:ascii="Arial" w:cs="Arial" w:eastAsia="Arial" w:hAnsi="Arial"/>
@@ -26086,7 +26086,7 @@
               <w:spacing w:after="10" w:before="0"/>
               <w:ind w:left="120"/>
             </w:pPr>
-            <w:hyperlink w:history="1" r:id="rIdv4stdbao4j-emy0utxfmf">
+            <w:hyperlink w:history="1" r:id="rId1swgyafehfkcyiwdnokf0">
               <w:r>
                 <w:rPr>
                   <w:rFonts w:ascii="Arial" w:cs="Arial" w:eastAsia="Arial" w:hAnsi="Arial"/>
@@ -26281,7 +26281,7 @@
             <w:pPr>
               <w:spacing w:after="20" w:before="0"/>
             </w:pPr>
-            <w:hyperlink w:history="1" r:id="rIdmn26tto6f_ivmkaovili_">
+            <w:hyperlink w:history="1" r:id="rIdsezak50aqzsdzsmeghrrs">
               <w:r>
                 <w:rPr>
                   <w:rFonts w:ascii="Arial" w:cs="Arial" w:eastAsia="Arial" w:hAnsi="Arial"/>
@@ -26330,7 +26330,7 @@
               <w:spacing w:after="10" w:before="0"/>
               <w:ind w:left="120"/>
             </w:pPr>
-            <w:hyperlink w:history="1" r:id="rIdfuvsefyctj5et4b3iafk2">
+            <w:hyperlink w:history="1" r:id="rIdnitw7w7qhwlsif-2hp41r">
               <w:r>
                 <w:rPr>
                   <w:rFonts w:ascii="Arial" w:cs="Arial" w:eastAsia="Arial" w:hAnsi="Arial"/>
@@ -26375,7 +26375,7 @@
             <w:pPr>
               <w:spacing w:after="20" w:before="0"/>
             </w:pPr>
-            <w:hyperlink w:history="1" r:id="rIdlcwtytuwhzcmg93pvkuab">
+            <w:hyperlink w:history="1" r:id="rIdmjauv-tbuwwwem_8gktnr">
               <w:r>
                 <w:rPr>
                   <w:rFonts w:ascii="Arial" w:cs="Arial" w:eastAsia="Arial" w:hAnsi="Arial"/>
@@ -26408,7 +26408,7 @@
               <w:spacing w:after="10" w:before="0"/>
               <w:ind w:left="120"/>
             </w:pPr>
-            <w:hyperlink w:history="1" r:id="rIdcpwg4wmrk8kdaoropd7ws">
+            <w:hyperlink w:history="1" r:id="rIdomf79ij2h3aobq4ybsttw">
               <w:r>
                 <w:rPr>
                   <w:rFonts w:ascii="Arial" w:cs="Arial" w:eastAsia="Arial" w:hAnsi="Arial"/>
@@ -27148,7 +27148,7 @@
         </w:rPr>
         <w:t xml:space="preserve">© 2026 SeaVuria and ARES. Aligned with KICD objectives. Developed by SeaVuria; technical implementation by ARES (with AI assistance from Claude). Licensed under </w:t>
       </w:r>
-      <w:hyperlink w:history="1" r:id="rId0zzi4pqwgqa_lijfe6-wr">
+      <w:hyperlink w:history="1" r:id="rIdro9ohi0w4fmcxdele_3ad">
         <w:r>
           <w:rPr>
             <w:rFonts w:ascii="Arial" w:cs="Arial" w:eastAsia="Arial" w:hAnsi="Arial"/>
@@ -27169,7 +27169,7 @@
         </w:rPr>
         <w:t xml:space="preserve"> (</w:t>
       </w:r>
-      <w:hyperlink w:history="1" r:id="rIdylqfhqfyyxg3rdh9daaf6">
+      <w:hyperlink w:history="1" r:id="rIdtctekr9bo_awy3wntzo7l">
         <w:r>
           <w:rPr>
             <w:rFonts w:ascii="Arial" w:cs="Arial" w:eastAsia="Arial" w:hAnsi="Arial"/>

--- a/data/outputs/v2/General_Science/SS1.5_Respiration/General_Science_Respiration_CBE_LessonSequence.docx
+++ b/data/outputs/v2/General_Science/SS1.5_Respiration/General_Science_Respiration_CBE_LessonSequence.docx
@@ -2223,7 +2223,7 @@
         </w:rPr>
         <w:t xml:space="preserve">© 2026 SeaVuria and ARES. This work is licensed under a </w:t>
       </w:r>
-      <w:hyperlink w:history="1" r:id="rId0q2cizm49qj66vr05lu5q">
+      <w:hyperlink w:history="1" r:id="rId0vq6n_pg5byachcly5pm1">
         <w:r>
           <w:rPr>
             <w:rFonts w:ascii="Arial" w:cs="Arial" w:eastAsia="Arial" w:hAnsi="Arial"/>
@@ -2243,7 +2243,7 @@
         </w:rPr>
         <w:t xml:space="preserve"> (</w:t>
       </w:r>
-      <w:hyperlink w:history="1" r:id="rIdptbgjkkw2dwkwyvghu8dd">
+      <w:hyperlink w:history="1" r:id="rIdw56jie_fihzy80agwg39-">
         <w:r>
           <w:rPr>
             <w:rFonts w:ascii="Arial" w:cs="Arial" w:eastAsia="Arial" w:hAnsi="Arial"/>
@@ -2263,7 +2263,7 @@
         </w:rPr>
         <w:t xml:space="preserve">). To view a copy of this license, visit </w:t>
       </w:r>
-      <w:hyperlink w:history="1" r:id="rIdlh-_znkk6de9hg3d36ahr">
+      <w:hyperlink w:history="1" r:id="rId6itljnws05vbrol4ddvov">
         <w:r>
           <w:rPr>
             <w:rFonts w:ascii="Arial" w:cs="Arial" w:eastAsia="Arial" w:hAnsi="Arial"/>
@@ -3275,7 +3275,7 @@
             <w:pPr>
               <w:spacing w:after="20" w:before="0"/>
             </w:pPr>
-            <w:hyperlink w:history="1" r:id="rIdyjmz7plk4llvonmyyg1lr">
+            <w:hyperlink w:history="1" r:id="rIdd2odbxvnejpbjf3czvsdu">
               <w:r>
                 <w:rPr>
                   <w:rFonts w:ascii="Arial" w:cs="Arial" w:eastAsia="Arial" w:hAnsi="Arial"/>
@@ -3308,7 +3308,7 @@
               <w:spacing w:after="10" w:before="0"/>
               <w:ind w:left="120"/>
             </w:pPr>
-            <w:hyperlink w:history="1" r:id="rIdqfge45z9jybd6shcqndnm">
+            <w:hyperlink w:history="1" r:id="rIdhqbdplqdhnysqmfvm1cid">
               <w:r>
                 <w:rPr>
                   <w:rFonts w:ascii="Arial" w:cs="Arial" w:eastAsia="Arial" w:hAnsi="Arial"/>
@@ -3353,7 +3353,7 @@
             <w:pPr>
               <w:spacing w:after="20" w:before="0"/>
             </w:pPr>
-            <w:hyperlink w:history="1" r:id="rIdzyjtocectuumsabrbj2xf">
+            <w:hyperlink w:history="1" r:id="rIddf3wtna5vwna6njajc5co">
               <w:r>
                 <w:rPr>
                   <w:rFonts w:ascii="Arial" w:cs="Arial" w:eastAsia="Arial" w:hAnsi="Arial"/>
@@ -3386,7 +3386,7 @@
               <w:spacing w:after="10" w:before="0"/>
               <w:ind w:left="120"/>
             </w:pPr>
-            <w:hyperlink w:history="1" r:id="rIdlascpqijdavgwomdoe3vz">
+            <w:hyperlink w:history="1" r:id="rIdwlxcb6qlzbqu1idjv7zj9">
               <w:r>
                 <w:rPr>
                   <w:rFonts w:ascii="Arial" w:cs="Arial" w:eastAsia="Arial" w:hAnsi="Arial"/>
@@ -3676,7 +3676,7 @@
             <w:pPr>
               <w:spacing w:after="20" w:before="0"/>
             </w:pPr>
-            <w:hyperlink w:history="1" r:id="rIdsq07nwaeuvqwvvtdnb_da">
+            <w:hyperlink w:history="1" r:id="rIdz4g4j25fkr_o7er1oohdf">
               <w:r>
                 <w:rPr>
                   <w:rFonts w:ascii="Arial" w:cs="Arial" w:eastAsia="Arial" w:hAnsi="Arial"/>
@@ -3709,7 +3709,7 @@
               <w:spacing w:after="10" w:before="0"/>
               <w:ind w:left="120"/>
             </w:pPr>
-            <w:hyperlink w:history="1" r:id="rId9gsvj879a2dxi4deljoz1">
+            <w:hyperlink w:history="1" r:id="rIdcinqs2qjcfxlaytlghzx3">
               <w:r>
                 <w:rPr>
                   <w:rFonts w:ascii="Arial" w:cs="Arial" w:eastAsia="Arial" w:hAnsi="Arial"/>
@@ -3754,7 +3754,7 @@
             <w:pPr>
               <w:spacing w:after="20" w:before="0"/>
             </w:pPr>
-            <w:hyperlink w:history="1" r:id="rIdbm1fperqdywmymenlezam">
+            <w:hyperlink w:history="1" r:id="rIdqoyus8qrdwa_ajuc6bibi">
               <w:r>
                 <w:rPr>
                   <w:rFonts w:ascii="Arial" w:cs="Arial" w:eastAsia="Arial" w:hAnsi="Arial"/>
@@ -3787,7 +3787,7 @@
               <w:spacing w:after="10" w:before="0"/>
               <w:ind w:left="120"/>
             </w:pPr>
-            <w:hyperlink w:history="1" r:id="rId-fwbmmq7101nd0d0j36wk">
+            <w:hyperlink w:history="1" r:id="rIdbh1kiww3kkyghvwrjxu-r">
               <w:r>
                 <w:rPr>
                   <w:rFonts w:ascii="Arial" w:cs="Arial" w:eastAsia="Arial" w:hAnsi="Arial"/>
@@ -4058,7 +4058,7 @@
             <w:pPr>
               <w:spacing w:after="20" w:before="0"/>
             </w:pPr>
-            <w:hyperlink w:history="1" r:id="rIdm141kwz9wxkedhvr0ptd-">
+            <w:hyperlink w:history="1" r:id="rIdm6tzdl3cm8iizogison9z">
               <w:r>
                 <w:rPr>
                   <w:rFonts w:ascii="Arial" w:cs="Arial" w:eastAsia="Arial" w:hAnsi="Arial"/>
@@ -4091,7 +4091,7 @@
               <w:spacing w:after="10" w:before="0"/>
               <w:ind w:left="120"/>
             </w:pPr>
-            <w:hyperlink w:history="1" r:id="rId1dnn-3fwfnqyoyrobepfq">
+            <w:hyperlink w:history="1" r:id="rIdckepvepouaszsgcgm_2aq">
               <w:r>
                 <w:rPr>
                   <w:rFonts w:ascii="Arial" w:cs="Arial" w:eastAsia="Arial" w:hAnsi="Arial"/>
@@ -4136,7 +4136,7 @@
             <w:pPr>
               <w:spacing w:after="20" w:before="0"/>
             </w:pPr>
-            <w:hyperlink w:history="1" r:id="rId9pbtd4nclcnrfvzr9s9pm">
+            <w:hyperlink w:history="1" r:id="rIdtvs0yaznhrdcuxjlo8smz">
               <w:r>
                 <w:rPr>
                   <w:rFonts w:ascii="Arial" w:cs="Arial" w:eastAsia="Arial" w:hAnsi="Arial"/>
@@ -4169,7 +4169,7 @@
               <w:spacing w:after="10" w:before="0"/>
               <w:ind w:left="120"/>
             </w:pPr>
-            <w:hyperlink w:history="1" r:id="rIdte0nuoexlvzxj3vq0kbax">
+            <w:hyperlink w:history="1" r:id="rIdn1soeiq0a6nm9tiavtiwu">
               <w:r>
                 <w:rPr>
                   <w:rFonts w:ascii="Arial" w:cs="Arial" w:eastAsia="Arial" w:hAnsi="Arial"/>
@@ -4440,7 +4440,7 @@
             <w:pPr>
               <w:spacing w:after="20" w:before="0"/>
             </w:pPr>
-            <w:hyperlink w:history="1" r:id="rIdrgdxm2fjlxf3gozvhr55v">
+            <w:hyperlink w:history="1" r:id="rIdl4keye_vhgodpddmj9lnq">
               <w:r>
                 <w:rPr>
                   <w:rFonts w:ascii="Arial" w:cs="Arial" w:eastAsia="Arial" w:hAnsi="Arial"/>
@@ -4473,7 +4473,7 @@
               <w:spacing w:after="10" w:before="0"/>
               <w:ind w:left="120"/>
             </w:pPr>
-            <w:hyperlink w:history="1" r:id="rIdnrwkkejaw4djvsfzjxyor">
+            <w:hyperlink w:history="1" r:id="rIdba4hdbh9u_q92uoziedfv">
               <w:r>
                 <w:rPr>
                   <w:rFonts w:ascii="Arial" w:cs="Arial" w:eastAsia="Arial" w:hAnsi="Arial"/>
@@ -4518,7 +4518,7 @@
             <w:pPr>
               <w:spacing w:after="20" w:before="0"/>
             </w:pPr>
-            <w:hyperlink w:history="1" r:id="rIdgkansctlqafqgylzqgmts">
+            <w:hyperlink w:history="1" r:id="rIditrv6ezhti1n9yhfgkpmh">
               <w:r>
                 <w:rPr>
                   <w:rFonts w:ascii="Arial" w:cs="Arial" w:eastAsia="Arial" w:hAnsi="Arial"/>
@@ -4551,7 +4551,7 @@
               <w:spacing w:after="10" w:before="0"/>
               <w:ind w:left="120"/>
             </w:pPr>
-            <w:hyperlink w:history="1" r:id="rIdjdekbv2ws3scywv49gzxw">
+            <w:hyperlink w:history="1" r:id="rIdpjcdqxyciz5a0mw5b3efc">
               <w:r>
                 <w:rPr>
                   <w:rFonts w:ascii="Arial" w:cs="Arial" w:eastAsia="Arial" w:hAnsi="Arial"/>
@@ -4841,7 +4841,7 @@
             <w:pPr>
               <w:spacing w:after="20" w:before="0"/>
             </w:pPr>
-            <w:hyperlink w:history="1" r:id="rIdmfwk7u2z26ytti40xnbzq">
+            <w:hyperlink w:history="1" r:id="rIdk52bseb7xtrj-8nmjkqla">
               <w:r>
                 <w:rPr>
                   <w:rFonts w:ascii="Arial" w:cs="Arial" w:eastAsia="Arial" w:hAnsi="Arial"/>
@@ -4874,7 +4874,7 @@
               <w:spacing w:after="10" w:before="0"/>
               <w:ind w:left="120"/>
             </w:pPr>
-            <w:hyperlink w:history="1" r:id="rId15prfibbdfct7790fqm2p">
+            <w:hyperlink w:history="1" r:id="rId1seomy4kt2zf9jmlmouhm">
               <w:r>
                 <w:rPr>
                   <w:rFonts w:ascii="Arial" w:cs="Arial" w:eastAsia="Arial" w:hAnsi="Arial"/>
@@ -4919,7 +4919,7 @@
             <w:pPr>
               <w:spacing w:after="20" w:before="0"/>
             </w:pPr>
-            <w:hyperlink w:history="1" r:id="rIdxjmwlfcupe8zrevnqa7c6">
+            <w:hyperlink w:history="1" r:id="rIdig9lfxq8zsfsrtvaawtvt">
               <w:r>
                 <w:rPr>
                   <w:rFonts w:ascii="Arial" w:cs="Arial" w:eastAsia="Arial" w:hAnsi="Arial"/>
@@ -4952,7 +4952,7 @@
               <w:spacing w:after="10" w:before="0"/>
               <w:ind w:left="120"/>
             </w:pPr>
-            <w:hyperlink w:history="1" r:id="rIdssshcicnz29rbm4trhl72">
+            <w:hyperlink w:history="1" r:id="rIdfvyhye4hrtv6472hy_wcx">
               <w:r>
                 <w:rPr>
                   <w:rFonts w:ascii="Arial" w:cs="Arial" w:eastAsia="Arial" w:hAnsi="Arial"/>
@@ -5616,7 +5616,7 @@
         </w:rPr>
         <w:t xml:space="preserve">© 2026 SeaVuria and ARES. Aligned with KICD objectives. Developed by SeaVuria; technical implementation by ARES (with AI assistance from Claude). Licensed under </w:t>
       </w:r>
-      <w:hyperlink w:history="1" r:id="rId6xhavmgqhzgkqsdp22med">
+      <w:hyperlink w:history="1" r:id="rId6xg3dasrxwzt76xtp5x29">
         <w:r>
           <w:rPr>
             <w:rFonts w:ascii="Arial" w:cs="Arial" w:eastAsia="Arial" w:hAnsi="Arial"/>
@@ -5637,7 +5637,7 @@
         </w:rPr>
         <w:t xml:space="preserve"> (</w:t>
       </w:r>
-      <w:hyperlink w:history="1" r:id="rIdb87zkuf-ftkdjmintp7lw">
+      <w:hyperlink w:history="1" r:id="rIdh9eamvtgh_kt6xxzf1jjl">
         <w:r>
           <w:rPr>
             <w:rFonts w:ascii="Arial" w:cs="Arial" w:eastAsia="Arial" w:hAnsi="Arial"/>
@@ -6650,7 +6650,7 @@
             <w:pPr>
               <w:spacing w:after="20" w:before="0"/>
             </w:pPr>
-            <w:hyperlink w:history="1" r:id="rIdhrwq01_wfubk4dn-0jzyp">
+            <w:hyperlink w:history="1" r:id="rIdtujb9alzsjjpeeldrwm97">
               <w:r>
                 <w:rPr>
                   <w:rFonts w:ascii="Arial" w:cs="Arial" w:eastAsia="Arial" w:hAnsi="Arial"/>
@@ -6683,7 +6683,7 @@
               <w:spacing w:after="10" w:before="0"/>
               <w:ind w:left="120"/>
             </w:pPr>
-            <w:hyperlink w:history="1" r:id="rIdzbzqcywskh2lvksdnphaw">
+            <w:hyperlink w:history="1" r:id="rId5zaaq9mnuf5911nmudpog">
               <w:r>
                 <w:rPr>
                   <w:rFonts w:ascii="Arial" w:cs="Arial" w:eastAsia="Arial" w:hAnsi="Arial"/>
@@ -6728,7 +6728,7 @@
             <w:pPr>
               <w:spacing w:after="20" w:before="0"/>
             </w:pPr>
-            <w:hyperlink w:history="1" r:id="rIddqwwkgo7giengzycqt2zh">
+            <w:hyperlink w:history="1" r:id="rIdxi_vxxehsn_xyb8vavk0u">
               <w:r>
                 <w:rPr>
                   <w:rFonts w:ascii="Arial" w:cs="Arial" w:eastAsia="Arial" w:hAnsi="Arial"/>
@@ -6761,7 +6761,7 @@
               <w:spacing w:after="10" w:before="0"/>
               <w:ind w:left="120"/>
             </w:pPr>
-            <w:hyperlink w:history="1" r:id="rIdc4khkxo_mrybkmcmn98yw">
+            <w:hyperlink w:history="1" r:id="rIdpvriqrqe1kd1l85_hgndh">
               <w:r>
                 <w:rPr>
                   <w:rFonts w:ascii="Arial" w:cs="Arial" w:eastAsia="Arial" w:hAnsi="Arial"/>
@@ -6956,7 +6956,7 @@
             <w:pPr>
               <w:spacing w:after="20" w:before="0"/>
             </w:pPr>
-            <w:hyperlink w:history="1" r:id="rId_vpksbhulddpo2o1-long">
+            <w:hyperlink w:history="1" r:id="rIdnega6kjtpgjsw0d7cduzw">
               <w:r>
                 <w:rPr>
                   <w:rFonts w:ascii="Arial" w:cs="Arial" w:eastAsia="Arial" w:hAnsi="Arial"/>
@@ -6989,7 +6989,7 @@
               <w:spacing w:after="10" w:before="0"/>
               <w:ind w:left="120"/>
             </w:pPr>
-            <w:hyperlink w:history="1" r:id="rIdr43egff-ceamt-2wdntny">
+            <w:hyperlink w:history="1" r:id="rIdcvt4vhl_1vxjzddcxf7ee">
               <w:r>
                 <w:rPr>
                   <w:rFonts w:ascii="Arial" w:cs="Arial" w:eastAsia="Arial" w:hAnsi="Arial"/>
@@ -7034,7 +7034,7 @@
             <w:pPr>
               <w:spacing w:after="20" w:before="0"/>
             </w:pPr>
-            <w:hyperlink w:history="1" r:id="rIdt1aqepxhllftycuv_9anp">
+            <w:hyperlink w:history="1" r:id="rIdkudyre54h6j6uow91bdx9">
               <w:r>
                 <w:rPr>
                   <w:rFonts w:ascii="Arial" w:cs="Arial" w:eastAsia="Arial" w:hAnsi="Arial"/>
@@ -7067,7 +7067,7 @@
               <w:spacing w:after="10" w:before="0"/>
               <w:ind w:left="120"/>
             </w:pPr>
-            <w:hyperlink w:history="1" r:id="rIde5hfoszwvvpnjhzjissgd">
+            <w:hyperlink w:history="1" r:id="rIdgm_c9kj_4xg2gfgj3ltmf">
               <w:r>
                 <w:rPr>
                   <w:rFonts w:ascii="Arial" w:cs="Arial" w:eastAsia="Arial" w:hAnsi="Arial"/>
@@ -7262,7 +7262,7 @@
             <w:pPr>
               <w:spacing w:after="20" w:before="0"/>
             </w:pPr>
-            <w:hyperlink w:history="1" r:id="rId2az2sdyvtdxeud7rrbs33">
+            <w:hyperlink w:history="1" r:id="rIdoxeoco4danfy3myynevl3">
               <w:r>
                 <w:rPr>
                   <w:rFonts w:ascii="Arial" w:cs="Arial" w:eastAsia="Arial" w:hAnsi="Arial"/>
@@ -7311,7 +7311,7 @@
               <w:spacing w:after="10" w:before="0"/>
               <w:ind w:left="120"/>
             </w:pPr>
-            <w:hyperlink w:history="1" r:id="rIdmjjksmaj-yevvwuwtwmn8">
+            <w:hyperlink w:history="1" r:id="rIdubhvpdxqgg_vzwokmencc">
               <w:r>
                 <w:rPr>
                   <w:rFonts w:ascii="Arial" w:cs="Arial" w:eastAsia="Arial" w:hAnsi="Arial"/>
@@ -7356,7 +7356,7 @@
             <w:pPr>
               <w:spacing w:after="20" w:before="0"/>
             </w:pPr>
-            <w:hyperlink w:history="1" r:id="rIdzxadxcmzztwvwojgkh5_t">
+            <w:hyperlink w:history="1" r:id="rIdgeshk5xkbtj-8mmakyzxy">
               <w:r>
                 <w:rPr>
                   <w:rFonts w:ascii="Arial" w:cs="Arial" w:eastAsia="Arial" w:hAnsi="Arial"/>
@@ -7389,7 +7389,7 @@
               <w:spacing w:after="10" w:before="0"/>
               <w:ind w:left="120"/>
             </w:pPr>
-            <w:hyperlink w:history="1" r:id="rId50kumh-_ih-vbf5y16mey">
+            <w:hyperlink w:history="1" r:id="rIdd8nhfbvgqwhdw-smilftf">
               <w:r>
                 <w:rPr>
                   <w:rFonts w:ascii="Arial" w:cs="Arial" w:eastAsia="Arial" w:hAnsi="Arial"/>
@@ -7584,7 +7584,7 @@
             <w:pPr>
               <w:spacing w:after="20" w:before="0"/>
             </w:pPr>
-            <w:hyperlink w:history="1" r:id="rId-dkgq_n8zvmlcbsbtbdji">
+            <w:hyperlink w:history="1" r:id="rId7jkf9xnqm6anl9qcjwmbp">
               <w:r>
                 <w:rPr>
                   <w:rFonts w:ascii="Arial" w:cs="Arial" w:eastAsia="Arial" w:hAnsi="Arial"/>
@@ -7633,7 +7633,7 @@
               <w:spacing w:after="10" w:before="0"/>
               <w:ind w:left="120"/>
             </w:pPr>
-            <w:hyperlink w:history="1" r:id="rIdfzrm_7-puiohshoruwjno">
+            <w:hyperlink w:history="1" r:id="rIdxm5dlwdshd55f_-fc8kut">
               <w:r>
                 <w:rPr>
                   <w:rFonts w:ascii="Arial" w:cs="Arial" w:eastAsia="Arial" w:hAnsi="Arial"/>
@@ -7678,7 +7678,7 @@
             <w:pPr>
               <w:spacing w:after="20" w:before="0"/>
             </w:pPr>
-            <w:hyperlink w:history="1" r:id="rId70rgq9pkughknkcd6tpcs">
+            <w:hyperlink w:history="1" r:id="rIdu4utyqpdafo0w2kqghzjf">
               <w:r>
                 <w:rPr>
                   <w:rFonts w:ascii="Arial" w:cs="Arial" w:eastAsia="Arial" w:hAnsi="Arial"/>
@@ -7711,7 +7711,7 @@
               <w:spacing w:after="10" w:before="0"/>
               <w:ind w:left="120"/>
             </w:pPr>
-            <w:hyperlink w:history="1" r:id="rIdc2lqr0gykneakuptytmpz">
+            <w:hyperlink w:history="1" r:id="rIdirxrswruzpalukbabbz-v">
               <w:r>
                 <w:rPr>
                   <w:rFonts w:ascii="Arial" w:cs="Arial" w:eastAsia="Arial" w:hAnsi="Arial"/>
@@ -7906,7 +7906,7 @@
             <w:pPr>
               <w:spacing w:after="20" w:before="0"/>
             </w:pPr>
-            <w:hyperlink w:history="1" r:id="rIdrei48-zltcp7_2gkqe97m">
+            <w:hyperlink w:history="1" r:id="rIdrtjfcqobsctcxjsoxjwk0">
               <w:r>
                 <w:rPr>
                   <w:rFonts w:ascii="Arial" w:cs="Arial" w:eastAsia="Arial" w:hAnsi="Arial"/>
@@ -7955,7 +7955,7 @@
               <w:spacing w:after="10" w:before="0"/>
               <w:ind w:left="120"/>
             </w:pPr>
-            <w:hyperlink w:history="1" r:id="rId6jzdof2yuaopulrdj6i9r">
+            <w:hyperlink w:history="1" r:id="rIdzxqnmcqsuz6nt_mg_eh46">
               <w:r>
                 <w:rPr>
                   <w:rFonts w:ascii="Arial" w:cs="Arial" w:eastAsia="Arial" w:hAnsi="Arial"/>
@@ -8000,7 +8000,7 @@
             <w:pPr>
               <w:spacing w:after="20" w:before="0"/>
             </w:pPr>
-            <w:hyperlink w:history="1" r:id="rIdhtnm0pfurdmbmwmbl9k5o">
+            <w:hyperlink w:history="1" r:id="rIddusr9liphswygycwe_bbb">
               <w:r>
                 <w:rPr>
                   <w:rFonts w:ascii="Arial" w:cs="Arial" w:eastAsia="Arial" w:hAnsi="Arial"/>
@@ -8033,7 +8033,7 @@
               <w:spacing w:after="10" w:before="0"/>
               <w:ind w:left="120"/>
             </w:pPr>
-            <w:hyperlink w:history="1" r:id="rIdnzgtflmffwpzacxtmrzqf">
+            <w:hyperlink w:history="1" r:id="rIdxbyztfr9tomg755vznh3v">
               <w:r>
                 <w:rPr>
                   <w:rFonts w:ascii="Arial" w:cs="Arial" w:eastAsia="Arial" w:hAnsi="Arial"/>
@@ -8545,7 +8545,7 @@
         </w:rPr>
         <w:t xml:space="preserve">© 2026 SeaVuria and ARES. Aligned with KICD objectives. Developed by SeaVuria; technical implementation by ARES (with AI assistance from Claude). Licensed under </w:t>
       </w:r>
-      <w:hyperlink w:history="1" r:id="rIdaabzagbwmq2cpw16javfh">
+      <w:hyperlink w:history="1" r:id="rIddj3ztqvziiokgpekcd3fh">
         <w:r>
           <w:rPr>
             <w:rFonts w:ascii="Arial" w:cs="Arial" w:eastAsia="Arial" w:hAnsi="Arial"/>
@@ -8566,7 +8566,7 @@
         </w:rPr>
         <w:t xml:space="preserve"> (</w:t>
       </w:r>
-      <w:hyperlink w:history="1" r:id="rIdws5m280rhbvqgjhhh-kbw">
+      <w:hyperlink w:history="1" r:id="rIdcx5firmninbbr1st7wrus">
         <w:r>
           <w:rPr>
             <w:rFonts w:ascii="Arial" w:cs="Arial" w:eastAsia="Arial" w:hAnsi="Arial"/>
@@ -9579,7 +9579,7 @@
             <w:pPr>
               <w:spacing w:after="20" w:before="0"/>
             </w:pPr>
-            <w:hyperlink w:history="1" r:id="rIdkm_lqdtgjl-wexjencm-h">
+            <w:hyperlink w:history="1" r:id="rIdtsw13gdkowyn1wwhzo0_p">
               <w:r>
                 <w:rPr>
                   <w:rFonts w:ascii="Arial" w:cs="Arial" w:eastAsia="Arial" w:hAnsi="Arial"/>
@@ -9612,7 +9612,7 @@
               <w:spacing w:after="10" w:before="0"/>
               <w:ind w:left="120"/>
             </w:pPr>
-            <w:hyperlink w:history="1" r:id="rIdxmt8ocbk07wyqu3trh4xu">
+            <w:hyperlink w:history="1" r:id="rIdjmejakw__fm07vk2nqsmj">
               <w:r>
                 <w:rPr>
                   <w:rFonts w:ascii="Arial" w:cs="Arial" w:eastAsia="Arial" w:hAnsi="Arial"/>
@@ -9657,7 +9657,7 @@
             <w:pPr>
               <w:spacing w:after="20" w:before="0"/>
             </w:pPr>
-            <w:hyperlink w:history="1" r:id="rIdpe7y45ctgm61kca3994su">
+            <w:hyperlink w:history="1" r:id="rIdqljy1pp2fg9y8eqtreups">
               <w:r>
                 <w:rPr>
                   <w:rFonts w:ascii="Arial" w:cs="Arial" w:eastAsia="Arial" w:hAnsi="Arial"/>
@@ -9690,7 +9690,7 @@
               <w:spacing w:after="10" w:before="0"/>
               <w:ind w:left="120"/>
             </w:pPr>
-            <w:hyperlink w:history="1" r:id="rIdobkdd1n54orsxjq3nrdv9">
+            <w:hyperlink w:history="1" r:id="rIdfs-ykl7gxojmemlajx7o5">
               <w:r>
                 <w:rPr>
                   <w:rFonts w:ascii="Arial" w:cs="Arial" w:eastAsia="Arial" w:hAnsi="Arial"/>
@@ -9885,7 +9885,7 @@
             <w:pPr>
               <w:spacing w:after="20" w:before="0"/>
             </w:pPr>
-            <w:hyperlink w:history="1" r:id="rId2sp2lih99mejll0ktpg5r">
+            <w:hyperlink w:history="1" r:id="rIdrr_klfjyehk6yv28dhgqg">
               <w:r>
                 <w:rPr>
                   <w:rFonts w:ascii="Arial" w:cs="Arial" w:eastAsia="Arial" w:hAnsi="Arial"/>
@@ -9918,7 +9918,7 @@
               <w:spacing w:after="10" w:before="0"/>
               <w:ind w:left="120"/>
             </w:pPr>
-            <w:hyperlink w:history="1" r:id="rIdzhiqop2jt-rwbudbynly7">
+            <w:hyperlink w:history="1" r:id="rIdkkhhy96m4d_1mvadp82xq">
               <w:r>
                 <w:rPr>
                   <w:rFonts w:ascii="Arial" w:cs="Arial" w:eastAsia="Arial" w:hAnsi="Arial"/>
@@ -9963,7 +9963,7 @@
             <w:pPr>
               <w:spacing w:after="20" w:before="0"/>
             </w:pPr>
-            <w:hyperlink w:history="1" r:id="rIdbn-bczwwrlzjoykq0xouz">
+            <w:hyperlink w:history="1" r:id="rIdmifxxtqd40pvy7uuogjqr">
               <w:r>
                 <w:rPr>
                   <w:rFonts w:ascii="Arial" w:cs="Arial" w:eastAsia="Arial" w:hAnsi="Arial"/>
@@ -9996,7 +9996,7 @@
               <w:spacing w:after="10" w:before="0"/>
               <w:ind w:left="120"/>
             </w:pPr>
-            <w:hyperlink w:history="1" r:id="rIdtdwztkcj1yakniv_p3mhm">
+            <w:hyperlink w:history="1" r:id="rIdge9eb0w0wkhiud56hae6d">
               <w:r>
                 <w:rPr>
                   <w:rFonts w:ascii="Arial" w:cs="Arial" w:eastAsia="Arial" w:hAnsi="Arial"/>
@@ -10191,7 +10191,7 @@
             <w:pPr>
               <w:spacing w:after="20" w:before="0"/>
             </w:pPr>
-            <w:hyperlink w:history="1" r:id="rIde_80yuyedr8nauhlcujyy">
+            <w:hyperlink w:history="1" r:id="rIdfhxyheimsaowuhfcrpdvt">
               <w:r>
                 <w:rPr>
                   <w:rFonts w:ascii="Arial" w:cs="Arial" w:eastAsia="Arial" w:hAnsi="Arial"/>
@@ -10240,7 +10240,7 @@
               <w:spacing w:after="10" w:before="0"/>
               <w:ind w:left="120"/>
             </w:pPr>
-            <w:hyperlink w:history="1" r:id="rIdsrz6nd2x5um4pdsfgprm8">
+            <w:hyperlink w:history="1" r:id="rIdsbgkna5e9gti6gx4oqafd">
               <w:r>
                 <w:rPr>
                   <w:rFonts w:ascii="Arial" w:cs="Arial" w:eastAsia="Arial" w:hAnsi="Arial"/>
@@ -10285,7 +10285,7 @@
             <w:pPr>
               <w:spacing w:after="20" w:before="0"/>
             </w:pPr>
-            <w:hyperlink w:history="1" r:id="rIdp1fwhd0ngilr_7hnrbxnx">
+            <w:hyperlink w:history="1" r:id="rIddw_jee5ofxli5gn2zmmfy">
               <w:r>
                 <w:rPr>
                   <w:rFonts w:ascii="Arial" w:cs="Arial" w:eastAsia="Arial" w:hAnsi="Arial"/>
@@ -10334,7 +10334,7 @@
               <w:spacing w:after="10" w:before="0"/>
               <w:ind w:left="120"/>
             </w:pPr>
-            <w:hyperlink w:history="1" r:id="rId4jpsshpjfjvkh2y8qpvc0">
+            <w:hyperlink w:history="1" r:id="rIdcfgno2ogipd_lfjoc-iqw">
               <w:r>
                 <w:rPr>
                   <w:rFonts w:ascii="Arial" w:cs="Arial" w:eastAsia="Arial" w:hAnsi="Arial"/>
@@ -10529,7 +10529,7 @@
             <w:pPr>
               <w:spacing w:after="20" w:before="0"/>
             </w:pPr>
-            <w:hyperlink w:history="1" r:id="rId9buntcvezzkexx5dwu44a">
+            <w:hyperlink w:history="1" r:id="rIdcpycda2t4pb8qxtaadwxs">
               <w:r>
                 <w:rPr>
                   <w:rFonts w:ascii="Arial" w:cs="Arial" w:eastAsia="Arial" w:hAnsi="Arial"/>
@@ -10578,7 +10578,7 @@
               <w:spacing w:after="10" w:before="0"/>
               <w:ind w:left="120"/>
             </w:pPr>
-            <w:hyperlink w:history="1" r:id="rIdqfym6bwj1vgciigbfhzpa">
+            <w:hyperlink w:history="1" r:id="rIdelw3jgtls1vg8iy6n5oa_">
               <w:r>
                 <w:rPr>
                   <w:rFonts w:ascii="Arial" w:cs="Arial" w:eastAsia="Arial" w:hAnsi="Arial"/>
@@ -10623,7 +10623,7 @@
             <w:pPr>
               <w:spacing w:after="20" w:before="0"/>
             </w:pPr>
-            <w:hyperlink w:history="1" r:id="rIdw6moxc3thkwpja0w47zmw">
+            <w:hyperlink w:history="1" r:id="rIdql8mvt-8vxe5cjx0w4gef">
               <w:r>
                 <w:rPr>
                   <w:rFonts w:ascii="Arial" w:cs="Arial" w:eastAsia="Arial" w:hAnsi="Arial"/>
@@ -10672,7 +10672,7 @@
               <w:spacing w:after="10" w:before="0"/>
               <w:ind w:left="120"/>
             </w:pPr>
-            <w:hyperlink w:history="1" r:id="rId4cjco2ulzuosn-v-bylhd">
+            <w:hyperlink w:history="1" r:id="rId2m-n-ehzjsauz0ybplt0b">
               <w:r>
                 <w:rPr>
                   <w:rFonts w:ascii="Arial" w:cs="Arial" w:eastAsia="Arial" w:hAnsi="Arial"/>
@@ -10867,7 +10867,7 @@
             <w:pPr>
               <w:spacing w:after="20" w:before="0"/>
             </w:pPr>
-            <w:hyperlink w:history="1" r:id="rIdwv7uhta4masrm8uiwhr-w">
+            <w:hyperlink w:history="1" r:id="rIdw0mzzivfsgejnjfwuoahk">
               <w:r>
                 <w:rPr>
                   <w:rFonts w:ascii="Arial" w:cs="Arial" w:eastAsia="Arial" w:hAnsi="Arial"/>
@@ -10900,7 +10900,7 @@
               <w:spacing w:after="10" w:before="0"/>
               <w:ind w:left="120"/>
             </w:pPr>
-            <w:hyperlink w:history="1" r:id="rIdoqnwi9qc-lfa_ieq4vzbd">
+            <w:hyperlink w:history="1" r:id="rIdvyovq4uk2egmvqetccdqv">
               <w:r>
                 <w:rPr>
                   <w:rFonts w:ascii="Arial" w:cs="Arial" w:eastAsia="Arial" w:hAnsi="Arial"/>
@@ -10945,7 +10945,7 @@
             <w:pPr>
               <w:spacing w:after="20" w:before="0"/>
             </w:pPr>
-            <w:hyperlink w:history="1" r:id="rIdes0bjrlckqojzbh1vuerx">
+            <w:hyperlink w:history="1" r:id="rIdz3j8-1ucdb6-sn-ykc4td">
               <w:r>
                 <w:rPr>
                   <w:rFonts w:ascii="Arial" w:cs="Arial" w:eastAsia="Arial" w:hAnsi="Arial"/>
@@ -10978,7 +10978,7 @@
               <w:spacing w:after="10" w:before="0"/>
               <w:ind w:left="120"/>
             </w:pPr>
-            <w:hyperlink w:history="1" r:id="rIdhqr3xdeooo6j3onxe8v_g">
+            <w:hyperlink w:history="1" r:id="rIdbs0yv3f2butamucioknjb">
               <w:r>
                 <w:rPr>
                   <w:rFonts w:ascii="Arial" w:cs="Arial" w:eastAsia="Arial" w:hAnsi="Arial"/>
@@ -11604,7 +11604,7 @@
         </w:rPr>
         <w:t xml:space="preserve">© 2026 SeaVuria and ARES. Aligned with KICD objectives. Developed by SeaVuria; technical implementation by ARES (with AI assistance from Claude). Licensed under </w:t>
       </w:r>
-      <w:hyperlink w:history="1" r:id="rIdj8zz51jue4pr3ehr_ifoa">
+      <w:hyperlink w:history="1" r:id="rIdpewf-wd6jqm1obw10thgv">
         <w:r>
           <w:rPr>
             <w:rFonts w:ascii="Arial" w:cs="Arial" w:eastAsia="Arial" w:hAnsi="Arial"/>
@@ -11625,7 +11625,7 @@
         </w:rPr>
         <w:t xml:space="preserve"> (</w:t>
       </w:r>
-      <w:hyperlink w:history="1" r:id="rIdedpj6vzuhzpeq68inwitp">
+      <w:hyperlink w:history="1" r:id="rIdsudi0a4imphyrtdzv3ggt">
         <w:r>
           <w:rPr>
             <w:rFonts w:ascii="Arial" w:cs="Arial" w:eastAsia="Arial" w:hAnsi="Arial"/>
@@ -12638,7 +12638,7 @@
             <w:pPr>
               <w:spacing w:after="20" w:before="0"/>
             </w:pPr>
-            <w:hyperlink w:history="1" r:id="rIdf353nh_yupvbxvpre0k6j">
+            <w:hyperlink w:history="1" r:id="rIdfcbrokivboxxncys77key">
               <w:r>
                 <w:rPr>
                   <w:rFonts w:ascii="Arial" w:cs="Arial" w:eastAsia="Arial" w:hAnsi="Arial"/>
@@ -12671,7 +12671,7 @@
               <w:spacing w:after="10" w:before="0"/>
               <w:ind w:left="120"/>
             </w:pPr>
-            <w:hyperlink w:history="1" r:id="rIdcure_hi9gimu-nn9hot_t">
+            <w:hyperlink w:history="1" r:id="rId7k2rw2qpm9kps5lzoaktx">
               <w:r>
                 <w:rPr>
                   <w:rFonts w:ascii="Arial" w:cs="Arial" w:eastAsia="Arial" w:hAnsi="Arial"/>
@@ -12716,7 +12716,7 @@
             <w:pPr>
               <w:spacing w:after="20" w:before="0"/>
             </w:pPr>
-            <w:hyperlink w:history="1" r:id="rIdrhfbqgh3uarrjlxwtv-e6">
+            <w:hyperlink w:history="1" r:id="rId08dz4siqevqhps9swr7ei">
               <w:r>
                 <w:rPr>
                   <w:rFonts w:ascii="Arial" w:cs="Arial" w:eastAsia="Arial" w:hAnsi="Arial"/>
@@ -12749,7 +12749,7 @@
               <w:spacing w:after="10" w:before="0"/>
               <w:ind w:left="120"/>
             </w:pPr>
-            <w:hyperlink w:history="1" r:id="rId5htwcmh81s8cwhs7tghfh">
+            <w:hyperlink w:history="1" r:id="rId5jzkwmp-4xxhj2njtlpha">
               <w:r>
                 <w:rPr>
                   <w:rFonts w:ascii="Arial" w:cs="Arial" w:eastAsia="Arial" w:hAnsi="Arial"/>
@@ -12944,7 +12944,7 @@
             <w:pPr>
               <w:spacing w:after="20" w:before="0"/>
             </w:pPr>
-            <w:hyperlink w:history="1" r:id="rId3fqbjiujn3vdtbqdawwvg">
+            <w:hyperlink w:history="1" r:id="rIdtovzlgcz5fmrnfiybe7et">
               <w:r>
                 <w:rPr>
                   <w:rFonts w:ascii="Arial" w:cs="Arial" w:eastAsia="Arial" w:hAnsi="Arial"/>
@@ -12977,7 +12977,7 @@
               <w:spacing w:after="10" w:before="0"/>
               <w:ind w:left="120"/>
             </w:pPr>
-            <w:hyperlink w:history="1" r:id="rIdz56dj_nkhmvtpocdw67ic">
+            <w:hyperlink w:history="1" r:id="rIdvlg8r4or-dnhubkpcemhp">
               <w:r>
                 <w:rPr>
                   <w:rFonts w:ascii="Arial" w:cs="Arial" w:eastAsia="Arial" w:hAnsi="Arial"/>
@@ -13022,7 +13022,7 @@
             <w:pPr>
               <w:spacing w:after="20" w:before="0"/>
             </w:pPr>
-            <w:hyperlink w:history="1" r:id="rIdmtrjozcf4eenopuczu4rr">
+            <w:hyperlink w:history="1" r:id="rIdjpuonpaseg6xhpc5vxgng">
               <w:r>
                 <w:rPr>
                   <w:rFonts w:ascii="Arial" w:cs="Arial" w:eastAsia="Arial" w:hAnsi="Arial"/>
@@ -13055,7 +13055,7 @@
               <w:spacing w:after="10" w:before="0"/>
               <w:ind w:left="120"/>
             </w:pPr>
-            <w:hyperlink w:history="1" r:id="rIdybwq-_dahp61qj9twhyh6">
+            <w:hyperlink w:history="1" r:id="rIdlxaf0yzyqaa09bxjibt1k">
               <w:r>
                 <w:rPr>
                   <w:rFonts w:ascii="Arial" w:cs="Arial" w:eastAsia="Arial" w:hAnsi="Arial"/>
@@ -13288,7 +13288,7 @@
             <w:pPr>
               <w:spacing w:after="20" w:before="0"/>
             </w:pPr>
-            <w:hyperlink w:history="1" r:id="rIdxj0pnnfmwg8uafqhlntvp">
+            <w:hyperlink w:history="1" r:id="rIdebr2k5x6akecw8hcmtqvy">
               <w:r>
                 <w:rPr>
                   <w:rFonts w:ascii="Arial" w:cs="Arial" w:eastAsia="Arial" w:hAnsi="Arial"/>
@@ -13337,7 +13337,7 @@
               <w:spacing w:after="10" w:before="0"/>
               <w:ind w:left="120"/>
             </w:pPr>
-            <w:hyperlink w:history="1" r:id="rId3jxfoheglazuhjl-5l9l9">
+            <w:hyperlink w:history="1" r:id="rIdsloiuoobwbkoe7ihqzg5e">
               <w:r>
                 <w:rPr>
                   <w:rFonts w:ascii="Arial" w:cs="Arial" w:eastAsia="Arial" w:hAnsi="Arial"/>
@@ -13382,7 +13382,7 @@
             <w:pPr>
               <w:spacing w:after="20" w:before="0"/>
             </w:pPr>
-            <w:hyperlink w:history="1" r:id="rIdk4cuw2odm_0xgg2eyz78m">
+            <w:hyperlink w:history="1" r:id="rId03btbgmnfxbnztmexzrnm">
               <w:r>
                 <w:rPr>
                   <w:rFonts w:ascii="Arial" w:cs="Arial" w:eastAsia="Arial" w:hAnsi="Arial"/>
@@ -13415,7 +13415,7 @@
               <w:spacing w:after="10" w:before="0"/>
               <w:ind w:left="120"/>
             </w:pPr>
-            <w:hyperlink w:history="1" r:id="rIdodvsjehgnzudbdid-djqd">
+            <w:hyperlink w:history="1" r:id="rIdzr-w6pw21vnczlsh2jgcg">
               <w:r>
                 <w:rPr>
                   <w:rFonts w:ascii="Arial" w:cs="Arial" w:eastAsia="Arial" w:hAnsi="Arial"/>
@@ -13952,7 +13952,7 @@
             <w:pPr>
               <w:spacing w:after="20" w:before="0"/>
             </w:pPr>
-            <w:hyperlink w:history="1" r:id="rIdbcbhabdxacxz-xtk_5vxf">
+            <w:hyperlink w:history="1" r:id="rIducw3zlqx-4gcsthm2q3un">
               <w:r>
                 <w:rPr>
                   <w:rFonts w:ascii="Arial" w:cs="Arial" w:eastAsia="Arial" w:hAnsi="Arial"/>
@@ -13985,7 +13985,7 @@
               <w:spacing w:after="10" w:before="0"/>
               <w:ind w:left="120"/>
             </w:pPr>
-            <w:hyperlink w:history="1" r:id="rIdwljvvggw2sem0epsm5a9h">
+            <w:hyperlink w:history="1" r:id="rIdckypytgy0jafrkdkfqoro">
               <w:r>
                 <w:rPr>
                   <w:rFonts w:ascii="Arial" w:cs="Arial" w:eastAsia="Arial" w:hAnsi="Arial"/>
@@ -14030,7 +14030,7 @@
             <w:pPr>
               <w:spacing w:after="20" w:before="0"/>
             </w:pPr>
-            <w:hyperlink w:history="1" r:id="rIdcmnqf9zmb5ghnaijxho8e">
+            <w:hyperlink w:history="1" r:id="rIdqp0jfpaeoz0cmqm6mw9dr">
               <w:r>
                 <w:rPr>
                   <w:rFonts w:ascii="Arial" w:cs="Arial" w:eastAsia="Arial" w:hAnsi="Arial"/>
@@ -14063,7 +14063,7 @@
               <w:spacing w:after="10" w:before="0"/>
               <w:ind w:left="120"/>
             </w:pPr>
-            <w:hyperlink w:history="1" r:id="rIdgzbyijslivkdlmdgtgz7u">
+            <w:hyperlink w:history="1" r:id="rIdoluzhvp1r0bbfdv2rkfoa">
               <w:r>
                 <w:rPr>
                   <w:rFonts w:ascii="Arial" w:cs="Arial" w:eastAsia="Arial" w:hAnsi="Arial"/>
@@ -14315,7 +14315,7 @@
             <w:pPr>
               <w:spacing w:after="20" w:before="0"/>
             </w:pPr>
-            <w:hyperlink w:history="1" r:id="rIdfcni-jaa8_e8mv0uh-zsz">
+            <w:hyperlink w:history="1" r:id="rIdfzfnysglbuq94yeaf9fo1">
               <w:r>
                 <w:rPr>
                   <w:rFonts w:ascii="Arial" w:cs="Arial" w:eastAsia="Arial" w:hAnsi="Arial"/>
@@ -14348,7 +14348,7 @@
               <w:spacing w:after="10" w:before="0"/>
               <w:ind w:left="120"/>
             </w:pPr>
-            <w:hyperlink w:history="1" r:id="rIdgtyh5u_wlhfnfff8nmtg0">
+            <w:hyperlink w:history="1" r:id="rIdxsq6vlztboue5vl4yvbzx">
               <w:r>
                 <w:rPr>
                   <w:rFonts w:ascii="Arial" w:cs="Arial" w:eastAsia="Arial" w:hAnsi="Arial"/>
@@ -14393,7 +14393,7 @@
             <w:pPr>
               <w:spacing w:after="20" w:before="0"/>
             </w:pPr>
-            <w:hyperlink w:history="1" r:id="rId5rmcdt1gjh5vrupcajqwz">
+            <w:hyperlink w:history="1" r:id="rIdwakj7mgks51zwuujnw-cx">
               <w:r>
                 <w:rPr>
                   <w:rFonts w:ascii="Arial" w:cs="Arial" w:eastAsia="Arial" w:hAnsi="Arial"/>
@@ -14442,7 +14442,7 @@
               <w:spacing w:after="10" w:before="0"/>
               <w:ind w:left="120"/>
             </w:pPr>
-            <w:hyperlink w:history="1" r:id="rIdvffjsvskoezi5wfa7n0zh">
+            <w:hyperlink w:history="1" r:id="rIdnprmvnynpan8dfy2pmo1b">
               <w:r>
                 <w:rPr>
                   <w:rFonts w:ascii="Arial" w:cs="Arial" w:eastAsia="Arial" w:hAnsi="Arial"/>
@@ -15068,7 +15068,7 @@
         </w:rPr>
         <w:t xml:space="preserve">© 2026 SeaVuria and ARES. Aligned with KICD objectives. Developed by SeaVuria; technical implementation by ARES (with AI assistance from Claude). Licensed under </w:t>
       </w:r>
-      <w:hyperlink w:history="1" r:id="rIdqw4kujfbitnxersbvdzzs">
+      <w:hyperlink w:history="1" r:id="rIdq6ducv1zfz9ha9cld1lfs">
         <w:r>
           <w:rPr>
             <w:rFonts w:ascii="Arial" w:cs="Arial" w:eastAsia="Arial" w:hAnsi="Arial"/>
@@ -15089,7 +15089,7 @@
         </w:rPr>
         <w:t xml:space="preserve"> (</w:t>
       </w:r>
-      <w:hyperlink w:history="1" r:id="rIdaq92631edohr86h2mw-li">
+      <w:hyperlink w:history="1" r:id="rIdspsgruekginddl_h_dyav">
         <w:r>
           <w:rPr>
             <w:rFonts w:ascii="Arial" w:cs="Arial" w:eastAsia="Arial" w:hAnsi="Arial"/>
@@ -16119,7 +16119,7 @@
               <w:spacing w:after="10" w:before="0"/>
               <w:ind w:left="120"/>
             </w:pPr>
-            <w:hyperlink w:history="1" r:id="rIdfaf3_7dinuk_q8ti3br5r">
+            <w:hyperlink w:history="1" r:id="rIdow00qanpovuo8h8truotm">
               <w:r>
                 <w:rPr>
                   <w:rFonts w:ascii="Arial" w:cs="Arial" w:eastAsia="Arial" w:hAnsi="Arial"/>
@@ -16179,7 +16179,7 @@
             <w:pPr>
               <w:spacing w:after="20" w:before="0"/>
             </w:pPr>
-            <w:hyperlink w:history="1" r:id="rIdzrctbpnsyx-6qbaszw0eo">
+            <w:hyperlink w:history="1" r:id="rIdvuxiisspqktosb-ep2pfd">
               <w:r>
                 <w:rPr>
                   <w:rFonts w:ascii="Arial" w:cs="Arial" w:eastAsia="Arial" w:hAnsi="Arial"/>
@@ -16228,7 +16228,7 @@
               <w:spacing w:after="10" w:before="0"/>
               <w:ind w:left="120"/>
             </w:pPr>
-            <w:hyperlink w:history="1" r:id="rIdbp8ub-ecch8zjckzrivjf">
+            <w:hyperlink w:history="1" r:id="rIdoezhequjeazqmwrjuf8fw">
               <w:r>
                 <w:rPr>
                   <w:rFonts w:ascii="Arial" w:cs="Arial" w:eastAsia="Arial" w:hAnsi="Arial"/>
@@ -16440,7 +16440,7 @@
               <w:spacing w:after="10" w:before="0"/>
               <w:ind w:left="120"/>
             </w:pPr>
-            <w:hyperlink w:history="1" r:id="rIdx-kexhligcl-wvddfdf7y">
+            <w:hyperlink w:history="1" r:id="rIdxj3_oopsl9n7qr2vlmg_b">
               <w:r>
                 <w:rPr>
                   <w:rFonts w:ascii="Arial" w:cs="Arial" w:eastAsia="Arial" w:hAnsi="Arial"/>
@@ -16500,7 +16500,7 @@
             <w:pPr>
               <w:spacing w:after="20" w:before="0"/>
             </w:pPr>
-            <w:hyperlink w:history="1" r:id="rId10cj-4zhavnuoripal6qc">
+            <w:hyperlink w:history="1" r:id="rId1468g_htusgqttuvuwtyh">
               <w:r>
                 <w:rPr>
                   <w:rFonts w:ascii="Arial" w:cs="Arial" w:eastAsia="Arial" w:hAnsi="Arial"/>
@@ -16549,7 +16549,7 @@
               <w:spacing w:after="10" w:before="0"/>
               <w:ind w:left="120"/>
             </w:pPr>
-            <w:hyperlink w:history="1" r:id="rIdnrnspejanluicqfjju0zo">
+            <w:hyperlink w:history="1" r:id="rIdmadkpp4dm5qjfzsu82ifv">
               <w:r>
                 <w:rPr>
                   <w:rFonts w:ascii="Arial" w:cs="Arial" w:eastAsia="Arial" w:hAnsi="Arial"/>
@@ -16761,7 +16761,7 @@
               <w:spacing w:after="10" w:before="0"/>
               <w:ind w:left="120"/>
             </w:pPr>
-            <w:hyperlink w:history="1" r:id="rIdmv9s4lxr0bbuzef_utlyb">
+            <w:hyperlink w:history="1" r:id="rIdcmh3akb_czvlpaxctyupi">
               <w:r>
                 <w:rPr>
                   <w:rFonts w:ascii="Arial" w:cs="Arial" w:eastAsia="Arial" w:hAnsi="Arial"/>
@@ -16821,7 +16821,7 @@
             <w:pPr>
               <w:spacing w:after="20" w:before="0"/>
             </w:pPr>
-            <w:hyperlink w:history="1" r:id="rIdc5qh6oov99fe6-mnt7zwi">
+            <w:hyperlink w:history="1" r:id="rIdpe1l4upgpdhckiugji-bu">
               <w:r>
                 <w:rPr>
                   <w:rFonts w:ascii="Arial" w:cs="Arial" w:eastAsia="Arial" w:hAnsi="Arial"/>
@@ -16870,7 +16870,7 @@
               <w:spacing w:after="10" w:before="0"/>
               <w:ind w:left="120"/>
             </w:pPr>
-            <w:hyperlink w:history="1" r:id="rId9ygdzdx2sifozp5ptsay3">
+            <w:hyperlink w:history="1" r:id="rIdceyxw13h_ks3kpf_ldzh-">
               <w:r>
                 <w:rPr>
                   <w:rFonts w:ascii="Arial" w:cs="Arial" w:eastAsia="Arial" w:hAnsi="Arial"/>
@@ -17082,7 +17082,7 @@
               <w:spacing w:after="10" w:before="0"/>
               <w:ind w:left="120"/>
             </w:pPr>
-            <w:hyperlink w:history="1" r:id="rId0c9iurlluiyddpmbfnvj-">
+            <w:hyperlink w:history="1" r:id="rIddolovemieben7a3gcbuyo">
               <w:r>
                 <w:rPr>
                   <w:rFonts w:ascii="Arial" w:cs="Arial" w:eastAsia="Arial" w:hAnsi="Arial"/>
@@ -17142,7 +17142,7 @@
             <w:pPr>
               <w:spacing w:after="20" w:before="0"/>
             </w:pPr>
-            <w:hyperlink w:history="1" r:id="rIdjtbvqpr7h66wcqxcm1yph">
+            <w:hyperlink w:history="1" r:id="rIdfhhhuqk3rbjjvtems6mp7">
               <w:r>
                 <w:rPr>
                   <w:rFonts w:ascii="Arial" w:cs="Arial" w:eastAsia="Arial" w:hAnsi="Arial"/>
@@ -17191,7 +17191,7 @@
               <w:spacing w:after="10" w:before="0"/>
               <w:ind w:left="120"/>
             </w:pPr>
-            <w:hyperlink w:history="1" r:id="rId5gf7dqhd1dds74kwzeklr">
+            <w:hyperlink w:history="1" r:id="rIdfiam82nuaztsa5enm-yx9">
               <w:r>
                 <w:rPr>
                   <w:rFonts w:ascii="Arial" w:cs="Arial" w:eastAsia="Arial" w:hAnsi="Arial"/>
@@ -17403,7 +17403,7 @@
               <w:spacing w:after="10" w:before="0"/>
               <w:ind w:left="120"/>
             </w:pPr>
-            <w:hyperlink w:history="1" r:id="rIdfras8tl0e4r1pd2lqywph">
+            <w:hyperlink w:history="1" r:id="rIdl9lbvzkldpa_xkcufv1z1">
               <w:r>
                 <w:rPr>
                   <w:rFonts w:ascii="Arial" w:cs="Arial" w:eastAsia="Arial" w:hAnsi="Arial"/>
@@ -17463,7 +17463,7 @@
             <w:pPr>
               <w:spacing w:after="20" w:before="0"/>
             </w:pPr>
-            <w:hyperlink w:history="1" r:id="rId-xlxa43i0oafbwjut7gi1">
+            <w:hyperlink w:history="1" r:id="rIduyrxpopiifavtdzn2jfmk">
               <w:r>
                 <w:rPr>
                   <w:rFonts w:ascii="Arial" w:cs="Arial" w:eastAsia="Arial" w:hAnsi="Arial"/>
@@ -17512,7 +17512,7 @@
               <w:spacing w:after="10" w:before="0"/>
               <w:ind w:left="120"/>
             </w:pPr>
-            <w:hyperlink w:history="1" r:id="rIdka5mebrqyr6cfhy8pmzus">
+            <w:hyperlink w:history="1" r:id="rIdym_edbm4hpsntlywt-kc6">
               <w:r>
                 <w:rPr>
                   <w:rFonts w:ascii="Arial" w:cs="Arial" w:eastAsia="Arial" w:hAnsi="Arial"/>
@@ -18024,7 +18024,7 @@
         </w:rPr>
         <w:t xml:space="preserve">© 2026 SeaVuria and ARES. Aligned with KICD objectives. Developed by SeaVuria; technical implementation by ARES (with AI assistance from Claude). Licensed under </w:t>
       </w:r>
-      <w:hyperlink w:history="1" r:id="rIdl_5t7c96rvr7ybao59hgs">
+      <w:hyperlink w:history="1" r:id="rIdpckmk10l59i_kely0lhf6">
         <w:r>
           <w:rPr>
             <w:rFonts w:ascii="Arial" w:cs="Arial" w:eastAsia="Arial" w:hAnsi="Arial"/>
@@ -18045,7 +18045,7 @@
         </w:rPr>
         <w:t xml:space="preserve"> (</w:t>
       </w:r>
-      <w:hyperlink w:history="1" r:id="rId9vs1uj7ofgqulzribp_oi">
+      <w:hyperlink w:history="1" r:id="rIdgbgyrtsqyge-jeuqtg8vr">
         <w:r>
           <w:rPr>
             <w:rFonts w:ascii="Arial" w:cs="Arial" w:eastAsia="Arial" w:hAnsi="Arial"/>
@@ -19058,7 +19058,7 @@
             <w:pPr>
               <w:spacing w:after="20" w:before="0"/>
             </w:pPr>
-            <w:hyperlink w:history="1" r:id="rIdxbi1o6oy4w-vmmbn5tq8x">
+            <w:hyperlink w:history="1" r:id="rIdxscwfvz_ivotfdg3lpug0">
               <w:r>
                 <w:rPr>
                   <w:rFonts w:ascii="Arial" w:cs="Arial" w:eastAsia="Arial" w:hAnsi="Arial"/>
@@ -19107,7 +19107,7 @@
               <w:spacing w:after="10" w:before="0"/>
               <w:ind w:left="120"/>
             </w:pPr>
-            <w:hyperlink w:history="1" r:id="rIdjgunwhpurvq3te3x2xjil">
+            <w:hyperlink w:history="1" r:id="rIdeb1ofprl-lmkiqruyawtv">
               <w:r>
                 <w:rPr>
                   <w:rFonts w:ascii="Arial" w:cs="Arial" w:eastAsia="Arial" w:hAnsi="Arial"/>
@@ -19152,7 +19152,7 @@
             <w:pPr>
               <w:spacing w:after="20" w:before="0"/>
             </w:pPr>
-            <w:hyperlink w:history="1" r:id="rIdxikyis-zhufdre2gsszbd">
+            <w:hyperlink w:history="1" r:id="rIdjvawh7ljmkhzzx5ebw5dt">
               <w:r>
                 <w:rPr>
                   <w:rFonts w:ascii="Arial" w:cs="Arial" w:eastAsia="Arial" w:hAnsi="Arial"/>
@@ -19185,7 +19185,7 @@
               <w:spacing w:after="10" w:before="0"/>
               <w:ind w:left="120"/>
             </w:pPr>
-            <w:hyperlink w:history="1" r:id="rIdkhgvy6i0dc57mgsbodepl">
+            <w:hyperlink w:history="1" r:id="rIdn-pkckhalkh8yzjumn3nb">
               <w:r>
                 <w:rPr>
                   <w:rFonts w:ascii="Arial" w:cs="Arial" w:eastAsia="Arial" w:hAnsi="Arial"/>
@@ -19380,7 +19380,7 @@
             <w:pPr>
               <w:spacing w:after="20" w:before="0"/>
             </w:pPr>
-            <w:hyperlink w:history="1" r:id="rIdq71o10j-g-8vl9wfjbh1x">
+            <w:hyperlink w:history="1" r:id="rIdawuj3lvlkvp-mrkxnfvrw">
               <w:r>
                 <w:rPr>
                   <w:rFonts w:ascii="Arial" w:cs="Arial" w:eastAsia="Arial" w:hAnsi="Arial"/>
@@ -19429,7 +19429,7 @@
               <w:spacing w:after="10" w:before="0"/>
               <w:ind w:left="120"/>
             </w:pPr>
-            <w:hyperlink w:history="1" r:id="rIdudw3vymfzo8kkvqeykbat">
+            <w:hyperlink w:history="1" r:id="rIddcuifqek0btmqdnag_fug">
               <w:r>
                 <w:rPr>
                   <w:rFonts w:ascii="Arial" w:cs="Arial" w:eastAsia="Arial" w:hAnsi="Arial"/>
@@ -19474,7 +19474,7 @@
             <w:pPr>
               <w:spacing w:after="20" w:before="0"/>
             </w:pPr>
-            <w:hyperlink w:history="1" r:id="rIdbhr5oxuqksfydy3fncysr">
+            <w:hyperlink w:history="1" r:id="rIdvtey9jvxhxhjwm4jzz3ci">
               <w:r>
                 <w:rPr>
                   <w:rFonts w:ascii="Arial" w:cs="Arial" w:eastAsia="Arial" w:hAnsi="Arial"/>
@@ -19507,7 +19507,7 @@
               <w:spacing w:after="10" w:before="0"/>
               <w:ind w:left="120"/>
             </w:pPr>
-            <w:hyperlink w:history="1" r:id="rIdys361lvof4wkyyul48hks">
+            <w:hyperlink w:history="1" r:id="rIdccmdee-lhyvcsdglkjedm">
               <w:r>
                 <w:rPr>
                   <w:rFonts w:ascii="Arial" w:cs="Arial" w:eastAsia="Arial" w:hAnsi="Arial"/>
@@ -19702,7 +19702,7 @@
             <w:pPr>
               <w:spacing w:after="20" w:before="0"/>
             </w:pPr>
-            <w:hyperlink w:history="1" r:id="rIdrlbdjlndjoqkzcvhx-88y">
+            <w:hyperlink w:history="1" r:id="rIdwkrnxnpaqgtywyzivlbc1">
               <w:r>
                 <w:rPr>
                   <w:rFonts w:ascii="Arial" w:cs="Arial" w:eastAsia="Arial" w:hAnsi="Arial"/>
@@ -19751,7 +19751,7 @@
               <w:spacing w:after="10" w:before="0"/>
               <w:ind w:left="120"/>
             </w:pPr>
-            <w:hyperlink w:history="1" r:id="rIdaph3dobbeb_iypcrauuux">
+            <w:hyperlink w:history="1" r:id="rIdikggks-rsre_egf3c8zla">
               <w:r>
                 <w:rPr>
                   <w:rFonts w:ascii="Arial" w:cs="Arial" w:eastAsia="Arial" w:hAnsi="Arial"/>
@@ -19796,7 +19796,7 @@
             <w:pPr>
               <w:spacing w:after="20" w:before="0"/>
             </w:pPr>
-            <w:hyperlink w:history="1" r:id="rIda3-ax5syk_jaeh2zr1vhv">
+            <w:hyperlink w:history="1" r:id="rId5dzcekwquepb0ilpod5jj">
               <w:r>
                 <w:rPr>
                   <w:rFonts w:ascii="Arial" w:cs="Arial" w:eastAsia="Arial" w:hAnsi="Arial"/>
@@ -19829,7 +19829,7 @@
               <w:spacing w:after="10" w:before="0"/>
               <w:ind w:left="120"/>
             </w:pPr>
-            <w:hyperlink w:history="1" r:id="rId4wc5jbh0gvngujwa8ycva">
+            <w:hyperlink w:history="1" r:id="rIdji9mv-7-hkxywfyojjh9o">
               <w:r>
                 <w:rPr>
                   <w:rFonts w:ascii="Arial" w:cs="Arial" w:eastAsia="Arial" w:hAnsi="Arial"/>
@@ -20024,7 +20024,7 @@
             <w:pPr>
               <w:spacing w:after="20" w:before="0"/>
             </w:pPr>
-            <w:hyperlink w:history="1" r:id="rIdtv0aysrc9zgkx_ay32q42">
+            <w:hyperlink w:history="1" r:id="rIdrsngzx43x3x__z27v_rfp">
               <w:r>
                 <w:rPr>
                   <w:rFonts w:ascii="Arial" w:cs="Arial" w:eastAsia="Arial" w:hAnsi="Arial"/>
@@ -20073,7 +20073,7 @@
               <w:spacing w:after="10" w:before="0"/>
               <w:ind w:left="120"/>
             </w:pPr>
-            <w:hyperlink w:history="1" r:id="rId6du4qodoongz1apd7iali">
+            <w:hyperlink w:history="1" r:id="rIdceqbfz-0hepn-_ymofdku">
               <w:r>
                 <w:rPr>
                   <w:rFonts w:ascii="Arial" w:cs="Arial" w:eastAsia="Arial" w:hAnsi="Arial"/>
@@ -20118,7 +20118,7 @@
             <w:pPr>
               <w:spacing w:after="20" w:before="0"/>
             </w:pPr>
-            <w:hyperlink w:history="1" r:id="rId_u136wr70q9rz5tssryyy">
+            <w:hyperlink w:history="1" r:id="rId94fh1rjijlnntds4mmoss">
               <w:r>
                 <w:rPr>
                   <w:rFonts w:ascii="Arial" w:cs="Arial" w:eastAsia="Arial" w:hAnsi="Arial"/>
@@ -20151,7 +20151,7 @@
               <w:spacing w:after="10" w:before="0"/>
               <w:ind w:left="120"/>
             </w:pPr>
-            <w:hyperlink w:history="1" r:id="rIdelbhcqxbx98wtnldd0sse">
+            <w:hyperlink w:history="1" r:id="rIdpjlljugp_6nib4aw461az">
               <w:r>
                 <w:rPr>
                   <w:rFonts w:ascii="Arial" w:cs="Arial" w:eastAsia="Arial" w:hAnsi="Arial"/>
@@ -20346,7 +20346,7 @@
             <w:pPr>
               <w:spacing w:after="20" w:before="0"/>
             </w:pPr>
-            <w:hyperlink w:history="1" r:id="rIde-tz2r3q4qrlf-1qrtvha">
+            <w:hyperlink w:history="1" r:id="rIdjdiaty8ygzw-v2mtp7abo">
               <w:r>
                 <w:rPr>
                   <w:rFonts w:ascii="Arial" w:cs="Arial" w:eastAsia="Arial" w:hAnsi="Arial"/>
@@ -20395,7 +20395,7 @@
               <w:spacing w:after="10" w:before="0"/>
               <w:ind w:left="120"/>
             </w:pPr>
-            <w:hyperlink w:history="1" r:id="rId388wcnkzjt2lskihgxmt4">
+            <w:hyperlink w:history="1" r:id="rIdcvekv3kw9e73d6w54z84l">
               <w:r>
                 <w:rPr>
                   <w:rFonts w:ascii="Arial" w:cs="Arial" w:eastAsia="Arial" w:hAnsi="Arial"/>
@@ -20440,7 +20440,7 @@
             <w:pPr>
               <w:spacing w:after="20" w:before="0"/>
             </w:pPr>
-            <w:hyperlink w:history="1" r:id="rIdfssaqrvnfrdjtr9mtqblj">
+            <w:hyperlink w:history="1" r:id="rIdd1uadxoxqfz4ffbrbrrut">
               <w:r>
                 <w:rPr>
                   <w:rFonts w:ascii="Arial" w:cs="Arial" w:eastAsia="Arial" w:hAnsi="Arial"/>
@@ -20473,7 +20473,7 @@
               <w:spacing w:after="10" w:before="0"/>
               <w:ind w:left="120"/>
             </w:pPr>
-            <w:hyperlink w:history="1" r:id="rIdpetrvh2kmit62nakxkhpi">
+            <w:hyperlink w:history="1" r:id="rId9hryag_o3phuhhnpbiqiw">
               <w:r>
                 <w:rPr>
                   <w:rFonts w:ascii="Arial" w:cs="Arial" w:eastAsia="Arial" w:hAnsi="Arial"/>
@@ -20963,7 +20963,7 @@
                 <w:sz w:val="18"/>
                 <w:szCs w:val="18"/>
               </w:rPr>
-              <w:t xml:space="preserve">The rate of anaerobic respiration (fermentation) in the yeast cells inside the sealed uji thermos is directly regulated by the temperature of the surroundings, the concentration of glucose in the uji, and the availability of oxygen diffusing through the porridge. At the warmer coastal temperatures of Mombasa, yeast enzymes catalyse the breakdown of glucose to ethanol and carbon dioxide at a faster rate — producing more bubbles and more lactic/acetic acid (sourness) per unit time. In the cooler Kericho highlands, the same enzymes work more slowly, reducing the fermentation rate and preserving the uji's freshness longer. This also explains why sealed, glucose-rich uji ferments faster than fresh unsweetened uji wa kawaida — the substrate concentration directly fuels enzyme activity. Understanding and controlling these factors has direct economic value: food processors in Nairobi can maintain optimal fermentation temperatures to standardise uji, yoghurt, and togwa production; biogas plants in the Rift Valley can maximise methane output by controlling substrate concentration and temperature; and farmers can store grain safely by keeping it cool and dry to suppress microbial respiration.</w:t>
+              <w:t xml:space="preserve">The rate of anaerobic respiration (fermentation) in the yeast cells inside the sealed uji thermos is directly regulated by the temperature of the surroundings, the concentration of glucose in the uji, and the availability of oxygen diffusing through the porridge. At the warmer coastal temperatures of Mombasa, yeast enzymes catalyse the breakdown of glucose to ethanol and carbon dioxide at a faster rate — producing more bubbles and more lactic/acetic acid (sourness) per unit time. In the cooler Kericho highlands, the same enzymes work more slowly, reducing the fermentation rate and preserving the uji's freshness longer. This also explains why sealed, glucose-rich uji ferments faster than fresh unsweetened uji wa kawaida — freshly cooked uji has few or no live fermenting microorganisms (cooking kills them), and where microorganisms are present a higher substrate concentration directly fuels enzyme activity. Understanding and controlling these factors has direct economic value: food processors in Nairobi can maintain optimal fermentation temperatures to standardise uji, yoghurt, and togwa production; biogas plants in the Rift Valley can maximise methane output by controlling substrate concentration and temperature; and farmers can store grain safely by keeping it cool and dry to suppress microbial respiration.</w:t>
             </w:r>
           </w:p>
         </w:tc>
@@ -20985,7 +20985,7 @@
         </w:rPr>
         <w:t xml:space="preserve">© 2026 SeaVuria and ARES. Aligned with KICD objectives. Developed by SeaVuria; technical implementation by ARES (with AI assistance from Claude). Licensed under </w:t>
       </w:r>
-      <w:hyperlink w:history="1" r:id="rIdxqt6pmxwufqye1nbjcivm">
+      <w:hyperlink w:history="1" r:id="rIdqnmjpojkyyfs2onutxw92">
         <w:r>
           <w:rPr>
             <w:rFonts w:ascii="Arial" w:cs="Arial" w:eastAsia="Arial" w:hAnsi="Arial"/>
@@ -21006,7 +21006,7 @@
         </w:rPr>
         <w:t xml:space="preserve"> (</w:t>
       </w:r>
-      <w:hyperlink w:history="1" r:id="rId90ob0cb9ddojgk4pcassg">
+      <w:hyperlink w:history="1" r:id="rIdfgacjx6_hviimrbrki_a_">
         <w:r>
           <w:rPr>
             <w:rFonts w:ascii="Arial" w:cs="Arial" w:eastAsia="Arial" w:hAnsi="Arial"/>
@@ -22036,7 +22036,7 @@
               <w:spacing w:after="10" w:before="0"/>
               <w:ind w:left="120"/>
             </w:pPr>
-            <w:hyperlink w:history="1" r:id="rIdmfrze8yljavrxbxrfmfey">
+            <w:hyperlink w:history="1" r:id="rId8tgcfmiwr6wqnh5xv8nf1">
               <w:r>
                 <w:rPr>
                   <w:rFonts w:ascii="Arial" w:cs="Arial" w:eastAsia="Arial" w:hAnsi="Arial"/>
@@ -22096,7 +22096,7 @@
             <w:pPr>
               <w:spacing w:after="20" w:before="0"/>
             </w:pPr>
-            <w:hyperlink w:history="1" r:id="rIdb15kuhuccmfvuh_wyod1m">
+            <w:hyperlink w:history="1" r:id="rIdxcoz7c2gbe1i1al0kbmfq">
               <w:r>
                 <w:rPr>
                   <w:rFonts w:ascii="Arial" w:cs="Arial" w:eastAsia="Arial" w:hAnsi="Arial"/>
@@ -22129,7 +22129,7 @@
               <w:spacing w:after="10" w:before="0"/>
               <w:ind w:left="120"/>
             </w:pPr>
-            <w:hyperlink w:history="1" r:id="rIdvzk2j-cqqvkis75pf_xwl">
+            <w:hyperlink w:history="1" r:id="rIdnhqljflqnouscj1q0utz8">
               <w:r>
                 <w:rPr>
                   <w:rFonts w:ascii="Arial" w:cs="Arial" w:eastAsia="Arial" w:hAnsi="Arial"/>
@@ -22341,7 +22341,7 @@
               <w:spacing w:after="10" w:before="0"/>
               <w:ind w:left="120"/>
             </w:pPr>
-            <w:hyperlink w:history="1" r:id="rId5dguxqs4birxuentbaoq5">
+            <w:hyperlink w:history="1" r:id="rIdawbajibmsqq8qyt35anvz">
               <w:r>
                 <w:rPr>
                   <w:rFonts w:ascii="Arial" w:cs="Arial" w:eastAsia="Arial" w:hAnsi="Arial"/>
@@ -22401,7 +22401,7 @@
             <w:pPr>
               <w:spacing w:after="20" w:before="0"/>
             </w:pPr>
-            <w:hyperlink w:history="1" r:id="rIdhk9tl-h86oyprszvzsaap">
+            <w:hyperlink w:history="1" r:id="rId5a7intblgeei-go4x4vvt">
               <w:r>
                 <w:rPr>
                   <w:rFonts w:ascii="Arial" w:cs="Arial" w:eastAsia="Arial" w:hAnsi="Arial"/>
@@ -22434,7 +22434,7 @@
               <w:spacing w:after="10" w:before="0"/>
               <w:ind w:left="120"/>
             </w:pPr>
-            <w:hyperlink w:history="1" r:id="rId1ck7rfxj5a0wz7tkezt6d">
+            <w:hyperlink w:history="1" r:id="rIdl_p9etmp65hww6ywggk8o">
               <w:r>
                 <w:rPr>
                   <w:rFonts w:ascii="Arial" w:cs="Arial" w:eastAsia="Arial" w:hAnsi="Arial"/>
@@ -22646,7 +22646,7 @@
               <w:spacing w:after="10" w:before="0"/>
               <w:ind w:left="120"/>
             </w:pPr>
-            <w:hyperlink w:history="1" r:id="rIdpd25guhuohvnx7av7-y40">
+            <w:hyperlink w:history="1" r:id="rIdbhge5je2v7pyrkt9kr0yp">
               <w:r>
                 <w:rPr>
                   <w:rFonts w:ascii="Arial" w:cs="Arial" w:eastAsia="Arial" w:hAnsi="Arial"/>
@@ -22706,7 +22706,7 @@
             <w:pPr>
               <w:spacing w:after="20" w:before="0"/>
             </w:pPr>
-            <w:hyperlink w:history="1" r:id="rId5i_6i0z4ewetvmkxi5dha">
+            <w:hyperlink w:history="1" r:id="rIdnv5eyhp4oy8zehydn-1pc">
               <w:r>
                 <w:rPr>
                   <w:rFonts w:ascii="Arial" w:cs="Arial" w:eastAsia="Arial" w:hAnsi="Arial"/>
@@ -22755,7 +22755,7 @@
               <w:spacing w:after="10" w:before="0"/>
               <w:ind w:left="120"/>
             </w:pPr>
-            <w:hyperlink w:history="1" r:id="rIdqzlz-pyyelxlytojaasqf">
+            <w:hyperlink w:history="1" r:id="rIdcytynobgzna7uxwdbpnhc">
               <w:r>
                 <w:rPr>
                   <w:rFonts w:ascii="Arial" w:cs="Arial" w:eastAsia="Arial" w:hAnsi="Arial"/>
@@ -22967,7 +22967,7 @@
               <w:spacing w:after="10" w:before="0"/>
               <w:ind w:left="120"/>
             </w:pPr>
-            <w:hyperlink w:history="1" r:id="rIdeexrfkpqrvpfmgrc1r9u1">
+            <w:hyperlink w:history="1" r:id="rIdgw30kgx0onz6cura2jyji">
               <w:r>
                 <w:rPr>
                   <w:rFonts w:ascii="Arial" w:cs="Arial" w:eastAsia="Arial" w:hAnsi="Arial"/>
@@ -23027,7 +23027,7 @@
             <w:pPr>
               <w:spacing w:after="20" w:before="0"/>
             </w:pPr>
-            <w:hyperlink w:history="1" r:id="rIdmjcv10tcmr0pyp7hqvsc2">
+            <w:hyperlink w:history="1" r:id="rIdvhutevdb606lera9j1mvt">
               <w:r>
                 <w:rPr>
                   <w:rFonts w:ascii="Arial" w:cs="Arial" w:eastAsia="Arial" w:hAnsi="Arial"/>
@@ -23076,7 +23076,7 @@
               <w:spacing w:after="10" w:before="0"/>
               <w:ind w:left="120"/>
             </w:pPr>
-            <w:hyperlink w:history="1" r:id="rIdelcxgbah1otdkngucodba">
+            <w:hyperlink w:history="1" r:id="rIdyuwsdung1qarp4kmtsqt5">
               <w:r>
                 <w:rPr>
                   <w:rFonts w:ascii="Arial" w:cs="Arial" w:eastAsia="Arial" w:hAnsi="Arial"/>
@@ -23288,7 +23288,7 @@
               <w:spacing w:after="10" w:before="0"/>
               <w:ind w:left="120"/>
             </w:pPr>
-            <w:hyperlink w:history="1" r:id="rIdxgmborg61ej3oticv3gql">
+            <w:hyperlink w:history="1" r:id="rIdvreqipnf-szeyw6zfzlge">
               <w:r>
                 <w:rPr>
                   <w:rFonts w:ascii="Arial" w:cs="Arial" w:eastAsia="Arial" w:hAnsi="Arial"/>
@@ -23348,7 +23348,7 @@
             <w:pPr>
               <w:spacing w:after="20" w:before="0"/>
             </w:pPr>
-            <w:hyperlink w:history="1" r:id="rIdwmoep5e9xw-dnzpiplm9q">
+            <w:hyperlink w:history="1" r:id="rIdqufzbbowayvnvtiz1eghc">
               <w:r>
                 <w:rPr>
                   <w:rFonts w:ascii="Arial" w:cs="Arial" w:eastAsia="Arial" w:hAnsi="Arial"/>
@@ -23397,7 +23397,7 @@
               <w:spacing w:after="10" w:before="0"/>
               <w:ind w:left="120"/>
             </w:pPr>
-            <w:hyperlink w:history="1" r:id="rId6srooovqbvs3rts43kipb">
+            <w:hyperlink w:history="1" r:id="rIdudpcr29mgfqrbmzui-gsl">
               <w:r>
                 <w:rPr>
                   <w:rFonts w:ascii="Arial" w:cs="Arial" w:eastAsia="Arial" w:hAnsi="Arial"/>
@@ -24023,7 +24023,7 @@
         </w:rPr>
         <w:t xml:space="preserve">© 2026 SeaVuria and ARES. Aligned with KICD objectives. Developed by SeaVuria; technical implementation by ARES (with AI assistance from Claude). Licensed under </w:t>
       </w:r>
-      <w:hyperlink w:history="1" r:id="rId0tzag1yeahxbfovazti08">
+      <w:hyperlink w:history="1" r:id="rIdgduqozk2wdx6up08baluc">
         <w:r>
           <w:rPr>
             <w:rFonts w:ascii="Arial" w:cs="Arial" w:eastAsia="Arial" w:hAnsi="Arial"/>
@@ -24044,7 +24044,7 @@
         </w:rPr>
         <w:t xml:space="preserve"> (</w:t>
       </w:r>
-      <w:hyperlink w:history="1" r:id="rIdiusouzhvobsyikxckzjdg">
+      <w:hyperlink w:history="1" r:id="rIdxf4rxnpmx0jab4yqhm7rl">
         <w:r>
           <w:rPr>
             <w:rFonts w:ascii="Arial" w:cs="Arial" w:eastAsia="Arial" w:hAnsi="Arial"/>
@@ -25057,7 +25057,7 @@
             <w:pPr>
               <w:spacing w:after="20" w:before="0"/>
             </w:pPr>
-            <w:hyperlink w:history="1" r:id="rIdzsvuqsujfriz8s6icqkgz">
+            <w:hyperlink w:history="1" r:id="rIdhuq5gfprdet5y4rhqlsw9">
               <w:r>
                 <w:rPr>
                   <w:rFonts w:ascii="Arial" w:cs="Arial" w:eastAsia="Arial" w:hAnsi="Arial"/>
@@ -25090,7 +25090,7 @@
               <w:spacing w:after="10" w:before="0"/>
               <w:ind w:left="120"/>
             </w:pPr>
-            <w:hyperlink w:history="1" r:id="rIddwwqhlg3c0kcafo73zvmy">
+            <w:hyperlink w:history="1" r:id="rIdpn29gmb5kfdnzma3hubn2">
               <w:r>
                 <w:rPr>
                   <w:rFonts w:ascii="Arial" w:cs="Arial" w:eastAsia="Arial" w:hAnsi="Arial"/>
@@ -25135,7 +25135,7 @@
             <w:pPr>
               <w:spacing w:after="20" w:before="0"/>
             </w:pPr>
-            <w:hyperlink w:history="1" r:id="rIdsznp39zupvajw0gonlptr">
+            <w:hyperlink w:history="1" r:id="rIdqipxkyv6vbk18pffrdp4o">
               <w:r>
                 <w:rPr>
                   <w:rFonts w:ascii="Arial" w:cs="Arial" w:eastAsia="Arial" w:hAnsi="Arial"/>
@@ -25168,7 +25168,7 @@
               <w:spacing w:after="10" w:before="0"/>
               <w:ind w:left="120"/>
             </w:pPr>
-            <w:hyperlink w:history="1" r:id="rIdv_dvydlrvucjmas0bgcc7">
+            <w:hyperlink w:history="1" r:id="rIdlwkc6yexmpbv4iysi8r4_">
               <w:r>
                 <w:rPr>
                   <w:rFonts w:ascii="Arial" w:cs="Arial" w:eastAsia="Arial" w:hAnsi="Arial"/>
@@ -25363,7 +25363,7 @@
             <w:pPr>
               <w:spacing w:after="20" w:before="0"/>
             </w:pPr>
-            <w:hyperlink w:history="1" r:id="rIdcbn-vzbq6oslj3vhuxkdn">
+            <w:hyperlink w:history="1" r:id="rIdkolbcmdq95yfdqf_4oi8-">
               <w:r>
                 <w:rPr>
                   <w:rFonts w:ascii="Arial" w:cs="Arial" w:eastAsia="Arial" w:hAnsi="Arial"/>
@@ -25396,7 +25396,7 @@
               <w:spacing w:after="10" w:before="0"/>
               <w:ind w:left="120"/>
             </w:pPr>
-            <w:hyperlink w:history="1" r:id="rIdkhmbjwaczcib1m7wsue-f">
+            <w:hyperlink w:history="1" r:id="rIdmgiuctgpwc6n0iwzu_e5j">
               <w:r>
                 <w:rPr>
                   <w:rFonts w:ascii="Arial" w:cs="Arial" w:eastAsia="Arial" w:hAnsi="Arial"/>
@@ -25441,7 +25441,7 @@
             <w:pPr>
               <w:spacing w:after="20" w:before="0"/>
             </w:pPr>
-            <w:hyperlink w:history="1" r:id="rId9j2q2b_r9wyzz6mccw1ls">
+            <w:hyperlink w:history="1" r:id="rIdquk4f8mwqgloke8rb62p9">
               <w:r>
                 <w:rPr>
                   <w:rFonts w:ascii="Arial" w:cs="Arial" w:eastAsia="Arial" w:hAnsi="Arial"/>
@@ -25474,7 +25474,7 @@
               <w:spacing w:after="10" w:before="0"/>
               <w:ind w:left="120"/>
             </w:pPr>
-            <w:hyperlink w:history="1" r:id="rId3dezz3lvzclxskvvt_i20">
+            <w:hyperlink w:history="1" r:id="rIddmw7_lz1zegvv_caenvf7">
               <w:r>
                 <w:rPr>
                   <w:rFonts w:ascii="Arial" w:cs="Arial" w:eastAsia="Arial" w:hAnsi="Arial"/>
@@ -25669,7 +25669,7 @@
             <w:pPr>
               <w:spacing w:after="20" w:before="0"/>
             </w:pPr>
-            <w:hyperlink w:history="1" r:id="rId-ew-blwoybwbnziikxlqe">
+            <w:hyperlink w:history="1" r:id="rIdetqvd4doasnuycnr8uz29">
               <w:r>
                 <w:rPr>
                   <w:rFonts w:ascii="Arial" w:cs="Arial" w:eastAsia="Arial" w:hAnsi="Arial"/>
@@ -25702,7 +25702,7 @@
               <w:spacing w:after="10" w:before="0"/>
               <w:ind w:left="120"/>
             </w:pPr>
-            <w:hyperlink w:history="1" r:id="rIdk6kiv4tmb_ljxkudddfjz">
+            <w:hyperlink w:history="1" r:id="rIddn__wn4_bxbogru6fr7wc">
               <w:r>
                 <w:rPr>
                   <w:rFonts w:ascii="Arial" w:cs="Arial" w:eastAsia="Arial" w:hAnsi="Arial"/>
@@ -25747,7 +25747,7 @@
             <w:pPr>
               <w:spacing w:after="20" w:before="0"/>
             </w:pPr>
-            <w:hyperlink w:history="1" r:id="rIdc0wv2glj-itrn2ac5k5oj">
+            <w:hyperlink w:history="1" r:id="rId4y1rpthdqfi5ile8krrpp">
               <w:r>
                 <w:rPr>
                   <w:rFonts w:ascii="Arial" w:cs="Arial" w:eastAsia="Arial" w:hAnsi="Arial"/>
@@ -25780,7 +25780,7 @@
               <w:spacing w:after="10" w:before="0"/>
               <w:ind w:left="120"/>
             </w:pPr>
-            <w:hyperlink w:history="1" r:id="rIdgr23ohgeq6u1nxmybi1q9">
+            <w:hyperlink w:history="1" r:id="rIdk25reilaxu3lb8y9cb5rz">
               <w:r>
                 <w:rPr>
                   <w:rFonts w:ascii="Arial" w:cs="Arial" w:eastAsia="Arial" w:hAnsi="Arial"/>
@@ -25975,7 +25975,7 @@
             <w:pPr>
               <w:spacing w:after="20" w:before="0"/>
             </w:pPr>
-            <w:hyperlink w:history="1" r:id="rIdmzm6ngjqdryl6vtdudhln">
+            <w:hyperlink w:history="1" r:id="rIdipn-5ginya1fbctaaefcm">
               <w:r>
                 <w:rPr>
                   <w:rFonts w:ascii="Arial" w:cs="Arial" w:eastAsia="Arial" w:hAnsi="Arial"/>
@@ -26008,7 +26008,7 @@
               <w:spacing w:after="10" w:before="0"/>
               <w:ind w:left="120"/>
             </w:pPr>
-            <w:hyperlink w:history="1" r:id="rId6x_n0hzbg8qkbcxqbziwu">
+            <w:hyperlink w:history="1" r:id="rId7uusbapfngqu54il3o88n">
               <w:r>
                 <w:rPr>
                   <w:rFonts w:ascii="Arial" w:cs="Arial" w:eastAsia="Arial" w:hAnsi="Arial"/>
@@ -26053,7 +26053,7 @@
             <w:pPr>
               <w:spacing w:after="20" w:before="0"/>
             </w:pPr>
-            <w:hyperlink w:history="1" r:id="rIdztajqei-0tjk47w2q4vgo">
+            <w:hyperlink w:history="1" r:id="rIddqj9ijpxxe4smjee1ilrq">
               <w:r>
                 <w:rPr>
                   <w:rFonts w:ascii="Arial" w:cs="Arial" w:eastAsia="Arial" w:hAnsi="Arial"/>
@@ -26086,7 +26086,7 @@
               <w:spacing w:after="10" w:before="0"/>
               <w:ind w:left="120"/>
             </w:pPr>
-            <w:hyperlink w:history="1" r:id="rId1swgyafehfkcyiwdnokf0">
+            <w:hyperlink w:history="1" r:id="rId-lhfaolreer2hlpswhnp1">
               <w:r>
                 <w:rPr>
                   <w:rFonts w:ascii="Arial" w:cs="Arial" w:eastAsia="Arial" w:hAnsi="Arial"/>
@@ -26281,7 +26281,7 @@
             <w:pPr>
               <w:spacing w:after="20" w:before="0"/>
             </w:pPr>
-            <w:hyperlink w:history="1" r:id="rIdsezak50aqzsdzsmeghrrs">
+            <w:hyperlink w:history="1" r:id="rIdh4emu6pmg7e7ljl1hbbys">
               <w:r>
                 <w:rPr>
                   <w:rFonts w:ascii="Arial" w:cs="Arial" w:eastAsia="Arial" w:hAnsi="Arial"/>
@@ -26330,7 +26330,7 @@
               <w:spacing w:after="10" w:before="0"/>
               <w:ind w:left="120"/>
             </w:pPr>
-            <w:hyperlink w:history="1" r:id="rIdnitw7w7qhwlsif-2hp41r">
+            <w:hyperlink w:history="1" r:id="rId2o1esrqwsldalaun_k3v4">
               <w:r>
                 <w:rPr>
                   <w:rFonts w:ascii="Arial" w:cs="Arial" w:eastAsia="Arial" w:hAnsi="Arial"/>
@@ -26375,7 +26375,7 @@
             <w:pPr>
               <w:spacing w:after="20" w:before="0"/>
             </w:pPr>
-            <w:hyperlink w:history="1" r:id="rIdmjauv-tbuwwwem_8gktnr">
+            <w:hyperlink w:history="1" r:id="rIdh_ftg8ijzjzrduqivjk-q">
               <w:r>
                 <w:rPr>
                   <w:rFonts w:ascii="Arial" w:cs="Arial" w:eastAsia="Arial" w:hAnsi="Arial"/>
@@ -26408,7 +26408,7 @@
               <w:spacing w:after="10" w:before="0"/>
               <w:ind w:left="120"/>
             </w:pPr>
-            <w:hyperlink w:history="1" r:id="rIdomf79ij2h3aobq4ybsttw">
+            <w:hyperlink w:history="1" r:id="rIdojevsmtmettu1tdyqzyn0">
               <w:r>
                 <w:rPr>
                   <w:rFonts w:ascii="Arial" w:cs="Arial" w:eastAsia="Arial" w:hAnsi="Arial"/>
@@ -27148,7 +27148,7 @@
         </w:rPr>
         <w:t xml:space="preserve">© 2026 SeaVuria and ARES. Aligned with KICD objectives. Developed by SeaVuria; technical implementation by ARES (with AI assistance from Claude). Licensed under </w:t>
       </w:r>
-      <w:hyperlink w:history="1" r:id="rIdro9ohi0w4fmcxdele_3ad">
+      <w:hyperlink w:history="1" r:id="rIdk7txv_yyfl376ziuksajv">
         <w:r>
           <w:rPr>
             <w:rFonts w:ascii="Arial" w:cs="Arial" w:eastAsia="Arial" w:hAnsi="Arial"/>
@@ -27169,7 +27169,7 @@
         </w:rPr>
         <w:t xml:space="preserve"> (</w:t>
       </w:r>
-      <w:hyperlink w:history="1" r:id="rIdtctekr9bo_awy3wntzo7l">
+      <w:hyperlink w:history="1" r:id="rIdfredesfxshrmyu4pwljjp">
         <w:r>
           <w:rPr>
             <w:rFonts w:ascii="Arial" w:cs="Arial" w:eastAsia="Arial" w:hAnsi="Arial"/>

--- a/data/outputs/v2/General_Science/SS1.5_Respiration/General_Science_Respiration_CBE_LessonSequence.docx
+++ b/data/outputs/v2/General_Science/SS1.5_Respiration/General_Science_Respiration_CBE_LessonSequence.docx
@@ -2223,7 +2223,7 @@
         </w:rPr>
         <w:t xml:space="preserve">© 2026 SeaVuria and ARES. This work is licensed under a </w:t>
       </w:r>
-      <w:hyperlink w:history="1" r:id="rId0vq6n_pg5byachcly5pm1">
+      <w:hyperlink w:history="1" r:id="rIdp5mmfm7xucwzxvn9-dujx">
         <w:r>
           <w:rPr>
             <w:rFonts w:ascii="Arial" w:cs="Arial" w:eastAsia="Arial" w:hAnsi="Arial"/>
@@ -2243,7 +2243,7 @@
         </w:rPr>
         <w:t xml:space="preserve"> (</w:t>
       </w:r>
-      <w:hyperlink w:history="1" r:id="rIdw56jie_fihzy80agwg39-">
+      <w:hyperlink w:history="1" r:id="rIdkbzlu02tbj7yz8hkpdb4p">
         <w:r>
           <w:rPr>
             <w:rFonts w:ascii="Arial" w:cs="Arial" w:eastAsia="Arial" w:hAnsi="Arial"/>
@@ -2263,7 +2263,7 @@
         </w:rPr>
         <w:t xml:space="preserve">). To view a copy of this license, visit </w:t>
       </w:r>
-      <w:hyperlink w:history="1" r:id="rId6itljnws05vbrol4ddvov">
+      <w:hyperlink w:history="1" r:id="rId6foez1a2aesydiztyndk6">
         <w:r>
           <w:rPr>
             <w:rFonts w:ascii="Arial" w:cs="Arial" w:eastAsia="Arial" w:hAnsi="Arial"/>
@@ -3275,7 +3275,7 @@
             <w:pPr>
               <w:spacing w:after="20" w:before="0"/>
             </w:pPr>
-            <w:hyperlink w:history="1" r:id="rIdd2odbxvnejpbjf3czvsdu">
+            <w:hyperlink w:history="1" r:id="rIdjpdt81bbosujak34-whum">
               <w:r>
                 <w:rPr>
                   <w:rFonts w:ascii="Arial" w:cs="Arial" w:eastAsia="Arial" w:hAnsi="Arial"/>
@@ -3308,7 +3308,7 @@
               <w:spacing w:after="10" w:before="0"/>
               <w:ind w:left="120"/>
             </w:pPr>
-            <w:hyperlink w:history="1" r:id="rIdhqbdplqdhnysqmfvm1cid">
+            <w:hyperlink w:history="1" r:id="rIdvfj6ywvxui3mzwol9c1wp">
               <w:r>
                 <w:rPr>
                   <w:rFonts w:ascii="Arial" w:cs="Arial" w:eastAsia="Arial" w:hAnsi="Arial"/>
@@ -3353,7 +3353,7 @@
             <w:pPr>
               <w:spacing w:after="20" w:before="0"/>
             </w:pPr>
-            <w:hyperlink w:history="1" r:id="rIddf3wtna5vwna6njajc5co">
+            <w:hyperlink w:history="1" r:id="rIdrmxye2ffjysm9njwkvhpp">
               <w:r>
                 <w:rPr>
                   <w:rFonts w:ascii="Arial" w:cs="Arial" w:eastAsia="Arial" w:hAnsi="Arial"/>
@@ -3386,7 +3386,7 @@
               <w:spacing w:after="10" w:before="0"/>
               <w:ind w:left="120"/>
             </w:pPr>
-            <w:hyperlink w:history="1" r:id="rIdwlxcb6qlzbqu1idjv7zj9">
+            <w:hyperlink w:history="1" r:id="rIdawrzgkpe_4z5rpvtjv-md">
               <w:r>
                 <w:rPr>
                   <w:rFonts w:ascii="Arial" w:cs="Arial" w:eastAsia="Arial" w:hAnsi="Arial"/>
@@ -3676,7 +3676,7 @@
             <w:pPr>
               <w:spacing w:after="20" w:before="0"/>
             </w:pPr>
-            <w:hyperlink w:history="1" r:id="rIdz4g4j25fkr_o7er1oohdf">
+            <w:hyperlink w:history="1" r:id="rIdxyuc6q7c1sqo0mywmnwuw">
               <w:r>
                 <w:rPr>
                   <w:rFonts w:ascii="Arial" w:cs="Arial" w:eastAsia="Arial" w:hAnsi="Arial"/>
@@ -3709,7 +3709,7 @@
               <w:spacing w:after="10" w:before="0"/>
               <w:ind w:left="120"/>
             </w:pPr>
-            <w:hyperlink w:history="1" r:id="rIdcinqs2qjcfxlaytlghzx3">
+            <w:hyperlink w:history="1" r:id="rIdzcocjo4dssn9ent4gdv_h">
               <w:r>
                 <w:rPr>
                   <w:rFonts w:ascii="Arial" w:cs="Arial" w:eastAsia="Arial" w:hAnsi="Arial"/>
@@ -3754,7 +3754,7 @@
             <w:pPr>
               <w:spacing w:after="20" w:before="0"/>
             </w:pPr>
-            <w:hyperlink w:history="1" r:id="rIdqoyus8qrdwa_ajuc6bibi">
+            <w:hyperlink w:history="1" r:id="rIdsegq0spb-2qviyknpx7co">
               <w:r>
                 <w:rPr>
                   <w:rFonts w:ascii="Arial" w:cs="Arial" w:eastAsia="Arial" w:hAnsi="Arial"/>
@@ -3787,7 +3787,7 @@
               <w:spacing w:after="10" w:before="0"/>
               <w:ind w:left="120"/>
             </w:pPr>
-            <w:hyperlink w:history="1" r:id="rIdbh1kiww3kkyghvwrjxu-r">
+            <w:hyperlink w:history="1" r:id="rIdt7mcr9wmkfyobgdfghoxx">
               <w:r>
                 <w:rPr>
                   <w:rFonts w:ascii="Arial" w:cs="Arial" w:eastAsia="Arial" w:hAnsi="Arial"/>
@@ -4058,7 +4058,7 @@
             <w:pPr>
               <w:spacing w:after="20" w:before="0"/>
             </w:pPr>
-            <w:hyperlink w:history="1" r:id="rIdm6tzdl3cm8iizogison9z">
+            <w:hyperlink w:history="1" r:id="rIdebycwrbzrq8z643ach-fh">
               <w:r>
                 <w:rPr>
                   <w:rFonts w:ascii="Arial" w:cs="Arial" w:eastAsia="Arial" w:hAnsi="Arial"/>
@@ -4091,7 +4091,7 @@
               <w:spacing w:after="10" w:before="0"/>
               <w:ind w:left="120"/>
             </w:pPr>
-            <w:hyperlink w:history="1" r:id="rIdckepvepouaszsgcgm_2aq">
+            <w:hyperlink w:history="1" r:id="rIdr5o4_inhf7dsb5bf_1zmh">
               <w:r>
                 <w:rPr>
                   <w:rFonts w:ascii="Arial" w:cs="Arial" w:eastAsia="Arial" w:hAnsi="Arial"/>
@@ -4136,7 +4136,7 @@
             <w:pPr>
               <w:spacing w:after="20" w:before="0"/>
             </w:pPr>
-            <w:hyperlink w:history="1" r:id="rIdtvs0yaznhrdcuxjlo8smz">
+            <w:hyperlink w:history="1" r:id="rIddu12tlfjct_6jdaalwhfs">
               <w:r>
                 <w:rPr>
                   <w:rFonts w:ascii="Arial" w:cs="Arial" w:eastAsia="Arial" w:hAnsi="Arial"/>
@@ -4169,7 +4169,7 @@
               <w:spacing w:after="10" w:before="0"/>
               <w:ind w:left="120"/>
             </w:pPr>
-            <w:hyperlink w:history="1" r:id="rIdn1soeiq0a6nm9tiavtiwu">
+            <w:hyperlink w:history="1" r:id="rIdyarytou1jomftzdemx2jf">
               <w:r>
                 <w:rPr>
                   <w:rFonts w:ascii="Arial" w:cs="Arial" w:eastAsia="Arial" w:hAnsi="Arial"/>
@@ -4440,7 +4440,7 @@
             <w:pPr>
               <w:spacing w:after="20" w:before="0"/>
             </w:pPr>
-            <w:hyperlink w:history="1" r:id="rIdl4keye_vhgodpddmj9lnq">
+            <w:hyperlink w:history="1" r:id="rIdqhfioz9t4tqxhwodmxt45">
               <w:r>
                 <w:rPr>
                   <w:rFonts w:ascii="Arial" w:cs="Arial" w:eastAsia="Arial" w:hAnsi="Arial"/>
@@ -4473,7 +4473,7 @@
               <w:spacing w:after="10" w:before="0"/>
               <w:ind w:left="120"/>
             </w:pPr>
-            <w:hyperlink w:history="1" r:id="rIdba4hdbh9u_q92uoziedfv">
+            <w:hyperlink w:history="1" r:id="rIdgcqnhj3zborsyvac_sx7h">
               <w:r>
                 <w:rPr>
                   <w:rFonts w:ascii="Arial" w:cs="Arial" w:eastAsia="Arial" w:hAnsi="Arial"/>
@@ -4518,7 +4518,7 @@
             <w:pPr>
               <w:spacing w:after="20" w:before="0"/>
             </w:pPr>
-            <w:hyperlink w:history="1" r:id="rIditrv6ezhti1n9yhfgkpmh">
+            <w:hyperlink w:history="1" r:id="rId0ddcrxafn5_kak-wo3tqj">
               <w:r>
                 <w:rPr>
                   <w:rFonts w:ascii="Arial" w:cs="Arial" w:eastAsia="Arial" w:hAnsi="Arial"/>
@@ -4551,7 +4551,7 @@
               <w:spacing w:after="10" w:before="0"/>
               <w:ind w:left="120"/>
             </w:pPr>
-            <w:hyperlink w:history="1" r:id="rIdpjcdqxyciz5a0mw5b3efc">
+            <w:hyperlink w:history="1" r:id="rIdg49haqah56gwplx3fsz8s">
               <w:r>
                 <w:rPr>
                   <w:rFonts w:ascii="Arial" w:cs="Arial" w:eastAsia="Arial" w:hAnsi="Arial"/>
@@ -4841,7 +4841,7 @@
             <w:pPr>
               <w:spacing w:after="20" w:before="0"/>
             </w:pPr>
-            <w:hyperlink w:history="1" r:id="rIdk52bseb7xtrj-8nmjkqla">
+            <w:hyperlink w:history="1" r:id="rIdnycqn_jftsb3l91hnizic">
               <w:r>
                 <w:rPr>
                   <w:rFonts w:ascii="Arial" w:cs="Arial" w:eastAsia="Arial" w:hAnsi="Arial"/>
@@ -4874,7 +4874,7 @@
               <w:spacing w:after="10" w:before="0"/>
               <w:ind w:left="120"/>
             </w:pPr>
-            <w:hyperlink w:history="1" r:id="rId1seomy4kt2zf9jmlmouhm">
+            <w:hyperlink w:history="1" r:id="rIdji2w02_exg7jodwk9gblu">
               <w:r>
                 <w:rPr>
                   <w:rFonts w:ascii="Arial" w:cs="Arial" w:eastAsia="Arial" w:hAnsi="Arial"/>
@@ -4919,7 +4919,7 @@
             <w:pPr>
               <w:spacing w:after="20" w:before="0"/>
             </w:pPr>
-            <w:hyperlink w:history="1" r:id="rIdig9lfxq8zsfsrtvaawtvt">
+            <w:hyperlink w:history="1" r:id="rIdlzheazn9atcndwpohblmo">
               <w:r>
                 <w:rPr>
                   <w:rFonts w:ascii="Arial" w:cs="Arial" w:eastAsia="Arial" w:hAnsi="Arial"/>
@@ -4952,7 +4952,7 @@
               <w:spacing w:after="10" w:before="0"/>
               <w:ind w:left="120"/>
             </w:pPr>
-            <w:hyperlink w:history="1" r:id="rIdfvyhye4hrtv6472hy_wcx">
+            <w:hyperlink w:history="1" r:id="rIdukc-o8rcwnos76jiwrtww">
               <w:r>
                 <w:rPr>
                   <w:rFonts w:ascii="Arial" w:cs="Arial" w:eastAsia="Arial" w:hAnsi="Arial"/>
@@ -5616,7 +5616,7 @@
         </w:rPr>
         <w:t xml:space="preserve">© 2026 SeaVuria and ARES. Aligned with KICD objectives. Developed by SeaVuria; technical implementation by ARES (with AI assistance from Claude). Licensed under </w:t>
       </w:r>
-      <w:hyperlink w:history="1" r:id="rId6xg3dasrxwzt76xtp5x29">
+      <w:hyperlink w:history="1" r:id="rIdzgh7awcrfoqauffnn_4ea">
         <w:r>
           <w:rPr>
             <w:rFonts w:ascii="Arial" w:cs="Arial" w:eastAsia="Arial" w:hAnsi="Arial"/>
@@ -5637,7 +5637,7 @@
         </w:rPr>
         <w:t xml:space="preserve"> (</w:t>
       </w:r>
-      <w:hyperlink w:history="1" r:id="rIdh9eamvtgh_kt6xxzf1jjl">
+      <w:hyperlink w:history="1" r:id="rIdtsovratx2zzvnvbe2-y2w">
         <w:r>
           <w:rPr>
             <w:rFonts w:ascii="Arial" w:cs="Arial" w:eastAsia="Arial" w:hAnsi="Arial"/>
@@ -6650,7 +6650,7 @@
             <w:pPr>
               <w:spacing w:after="20" w:before="0"/>
             </w:pPr>
-            <w:hyperlink w:history="1" r:id="rIdtujb9alzsjjpeeldrwm97">
+            <w:hyperlink w:history="1" r:id="rIdkdgiiclgszzoohggqimeb">
               <w:r>
                 <w:rPr>
                   <w:rFonts w:ascii="Arial" w:cs="Arial" w:eastAsia="Arial" w:hAnsi="Arial"/>
@@ -6683,7 +6683,7 @@
               <w:spacing w:after="10" w:before="0"/>
               <w:ind w:left="120"/>
             </w:pPr>
-            <w:hyperlink w:history="1" r:id="rId5zaaq9mnuf5911nmudpog">
+            <w:hyperlink w:history="1" r:id="rId61htfwmjfcx9dbz_cyqhh">
               <w:r>
                 <w:rPr>
                   <w:rFonts w:ascii="Arial" w:cs="Arial" w:eastAsia="Arial" w:hAnsi="Arial"/>
@@ -6728,7 +6728,7 @@
             <w:pPr>
               <w:spacing w:after="20" w:before="0"/>
             </w:pPr>
-            <w:hyperlink w:history="1" r:id="rIdxi_vxxehsn_xyb8vavk0u">
+            <w:hyperlink w:history="1" r:id="rIdt5lvomnwtgvranwnqeh3c">
               <w:r>
                 <w:rPr>
                   <w:rFonts w:ascii="Arial" w:cs="Arial" w:eastAsia="Arial" w:hAnsi="Arial"/>
@@ -6761,7 +6761,7 @@
               <w:spacing w:after="10" w:before="0"/>
               <w:ind w:left="120"/>
             </w:pPr>
-            <w:hyperlink w:history="1" r:id="rIdpvriqrqe1kd1l85_hgndh">
+            <w:hyperlink w:history="1" r:id="rIdt_tlsxfchb8jdznlmodb_">
               <w:r>
                 <w:rPr>
                   <w:rFonts w:ascii="Arial" w:cs="Arial" w:eastAsia="Arial" w:hAnsi="Arial"/>
@@ -6956,7 +6956,7 @@
             <w:pPr>
               <w:spacing w:after="20" w:before="0"/>
             </w:pPr>
-            <w:hyperlink w:history="1" r:id="rIdnega6kjtpgjsw0d7cduzw">
+            <w:hyperlink w:history="1" r:id="rIdc0_vfwknzxqf-i2lmrn3s">
               <w:r>
                 <w:rPr>
                   <w:rFonts w:ascii="Arial" w:cs="Arial" w:eastAsia="Arial" w:hAnsi="Arial"/>
@@ -6989,7 +6989,7 @@
               <w:spacing w:after="10" w:before="0"/>
               <w:ind w:left="120"/>
             </w:pPr>
-            <w:hyperlink w:history="1" r:id="rIdcvt4vhl_1vxjzddcxf7ee">
+            <w:hyperlink w:history="1" r:id="rIdsh7ijxtjwh6hzl62f5zes">
               <w:r>
                 <w:rPr>
                   <w:rFonts w:ascii="Arial" w:cs="Arial" w:eastAsia="Arial" w:hAnsi="Arial"/>
@@ -7034,7 +7034,7 @@
             <w:pPr>
               <w:spacing w:after="20" w:before="0"/>
             </w:pPr>
-            <w:hyperlink w:history="1" r:id="rIdkudyre54h6j6uow91bdx9">
+            <w:hyperlink w:history="1" r:id="rIdnsjawt2wu1a6wkobke_jz">
               <w:r>
                 <w:rPr>
                   <w:rFonts w:ascii="Arial" w:cs="Arial" w:eastAsia="Arial" w:hAnsi="Arial"/>
@@ -7067,7 +7067,7 @@
               <w:spacing w:after="10" w:before="0"/>
               <w:ind w:left="120"/>
             </w:pPr>
-            <w:hyperlink w:history="1" r:id="rIdgm_c9kj_4xg2gfgj3ltmf">
+            <w:hyperlink w:history="1" r:id="rIdf6dv74yft1bey2qve_vpn">
               <w:r>
                 <w:rPr>
                   <w:rFonts w:ascii="Arial" w:cs="Arial" w:eastAsia="Arial" w:hAnsi="Arial"/>
@@ -7262,7 +7262,7 @@
             <w:pPr>
               <w:spacing w:after="20" w:before="0"/>
             </w:pPr>
-            <w:hyperlink w:history="1" r:id="rIdoxeoco4danfy3myynevl3">
+            <w:hyperlink w:history="1" r:id="rIdu3hg9dumdigctpfiva5xb">
               <w:r>
                 <w:rPr>
                   <w:rFonts w:ascii="Arial" w:cs="Arial" w:eastAsia="Arial" w:hAnsi="Arial"/>
@@ -7311,7 +7311,7 @@
               <w:spacing w:after="10" w:before="0"/>
               <w:ind w:left="120"/>
             </w:pPr>
-            <w:hyperlink w:history="1" r:id="rIdubhvpdxqgg_vzwokmencc">
+            <w:hyperlink w:history="1" r:id="rIdqeto42amkoqjpjvtu3ftp">
               <w:r>
                 <w:rPr>
                   <w:rFonts w:ascii="Arial" w:cs="Arial" w:eastAsia="Arial" w:hAnsi="Arial"/>
@@ -7356,7 +7356,7 @@
             <w:pPr>
               <w:spacing w:after="20" w:before="0"/>
             </w:pPr>
-            <w:hyperlink w:history="1" r:id="rIdgeshk5xkbtj-8mmakyzxy">
+            <w:hyperlink w:history="1" r:id="rIdncvsihwzfpfvmjlmv_sbw">
               <w:r>
                 <w:rPr>
                   <w:rFonts w:ascii="Arial" w:cs="Arial" w:eastAsia="Arial" w:hAnsi="Arial"/>
@@ -7389,7 +7389,7 @@
               <w:spacing w:after="10" w:before="0"/>
               <w:ind w:left="120"/>
             </w:pPr>
-            <w:hyperlink w:history="1" r:id="rIdd8nhfbvgqwhdw-smilftf">
+            <w:hyperlink w:history="1" r:id="rIdqccjf_ryfgcwmzgmwoetq">
               <w:r>
                 <w:rPr>
                   <w:rFonts w:ascii="Arial" w:cs="Arial" w:eastAsia="Arial" w:hAnsi="Arial"/>
@@ -7584,7 +7584,7 @@
             <w:pPr>
               <w:spacing w:after="20" w:before="0"/>
             </w:pPr>
-            <w:hyperlink w:history="1" r:id="rId7jkf9xnqm6anl9qcjwmbp">
+            <w:hyperlink w:history="1" r:id="rIdoibx5mx5acqsvv29dyaft">
               <w:r>
                 <w:rPr>
                   <w:rFonts w:ascii="Arial" w:cs="Arial" w:eastAsia="Arial" w:hAnsi="Arial"/>
@@ -7633,7 +7633,7 @@
               <w:spacing w:after="10" w:before="0"/>
               <w:ind w:left="120"/>
             </w:pPr>
-            <w:hyperlink w:history="1" r:id="rIdxm5dlwdshd55f_-fc8kut">
+            <w:hyperlink w:history="1" r:id="rId7fkqf5kdwimgq6yc7zkol">
               <w:r>
                 <w:rPr>
                   <w:rFonts w:ascii="Arial" w:cs="Arial" w:eastAsia="Arial" w:hAnsi="Arial"/>
@@ -7678,7 +7678,7 @@
             <w:pPr>
               <w:spacing w:after="20" w:before="0"/>
             </w:pPr>
-            <w:hyperlink w:history="1" r:id="rIdu4utyqpdafo0w2kqghzjf">
+            <w:hyperlink w:history="1" r:id="rId1ozak2mkb8bkwrnku-wft">
               <w:r>
                 <w:rPr>
                   <w:rFonts w:ascii="Arial" w:cs="Arial" w:eastAsia="Arial" w:hAnsi="Arial"/>
@@ -7711,7 +7711,7 @@
               <w:spacing w:after="10" w:before="0"/>
               <w:ind w:left="120"/>
             </w:pPr>
-            <w:hyperlink w:history="1" r:id="rIdirxrswruzpalukbabbz-v">
+            <w:hyperlink w:history="1" r:id="rIdbcommry1lag_e2wm62oun">
               <w:r>
                 <w:rPr>
                   <w:rFonts w:ascii="Arial" w:cs="Arial" w:eastAsia="Arial" w:hAnsi="Arial"/>
@@ -7906,7 +7906,7 @@
             <w:pPr>
               <w:spacing w:after="20" w:before="0"/>
             </w:pPr>
-            <w:hyperlink w:history="1" r:id="rIdrtjfcqobsctcxjsoxjwk0">
+            <w:hyperlink w:history="1" r:id="rIdak68tqyohtuqvw-pb_j5o">
               <w:r>
                 <w:rPr>
                   <w:rFonts w:ascii="Arial" w:cs="Arial" w:eastAsia="Arial" w:hAnsi="Arial"/>
@@ -7955,7 +7955,7 @@
               <w:spacing w:after="10" w:before="0"/>
               <w:ind w:left="120"/>
             </w:pPr>
-            <w:hyperlink w:history="1" r:id="rIdzxqnmcqsuz6nt_mg_eh46">
+            <w:hyperlink w:history="1" r:id="rId5wcben8axuqle-gjx7hpk">
               <w:r>
                 <w:rPr>
                   <w:rFonts w:ascii="Arial" w:cs="Arial" w:eastAsia="Arial" w:hAnsi="Arial"/>
@@ -8000,7 +8000,7 @@
             <w:pPr>
               <w:spacing w:after="20" w:before="0"/>
             </w:pPr>
-            <w:hyperlink w:history="1" r:id="rIddusr9liphswygycwe_bbb">
+            <w:hyperlink w:history="1" r:id="rIdvsyilenurg1pc37yegrvs">
               <w:r>
                 <w:rPr>
                   <w:rFonts w:ascii="Arial" w:cs="Arial" w:eastAsia="Arial" w:hAnsi="Arial"/>
@@ -8033,7 +8033,7 @@
               <w:spacing w:after="10" w:before="0"/>
               <w:ind w:left="120"/>
             </w:pPr>
-            <w:hyperlink w:history="1" r:id="rIdxbyztfr9tomg755vznh3v">
+            <w:hyperlink w:history="1" r:id="rIdivflrwvdj1iovs-xpoozy">
               <w:r>
                 <w:rPr>
                   <w:rFonts w:ascii="Arial" w:cs="Arial" w:eastAsia="Arial" w:hAnsi="Arial"/>
@@ -8545,7 +8545,7 @@
         </w:rPr>
         <w:t xml:space="preserve">© 2026 SeaVuria and ARES. Aligned with KICD objectives. Developed by SeaVuria; technical implementation by ARES (with AI assistance from Claude). Licensed under </w:t>
       </w:r>
-      <w:hyperlink w:history="1" r:id="rIddj3ztqvziiokgpekcd3fh">
+      <w:hyperlink w:history="1" r:id="rIdaknj9wfd6sjhkks1jbt4n">
         <w:r>
           <w:rPr>
             <w:rFonts w:ascii="Arial" w:cs="Arial" w:eastAsia="Arial" w:hAnsi="Arial"/>
@@ -8566,7 +8566,7 @@
         </w:rPr>
         <w:t xml:space="preserve"> (</w:t>
       </w:r>
-      <w:hyperlink w:history="1" r:id="rIdcx5firmninbbr1st7wrus">
+      <w:hyperlink w:history="1" r:id="rId2gb1rncmgdcqsybbwnr-p">
         <w:r>
           <w:rPr>
             <w:rFonts w:ascii="Arial" w:cs="Arial" w:eastAsia="Arial" w:hAnsi="Arial"/>
@@ -9579,7 +9579,7 @@
             <w:pPr>
               <w:spacing w:after="20" w:before="0"/>
             </w:pPr>
-            <w:hyperlink w:history="1" r:id="rIdtsw13gdkowyn1wwhzo0_p">
+            <w:hyperlink w:history="1" r:id="rIdk3ag-muanbufclxyluyck">
               <w:r>
                 <w:rPr>
                   <w:rFonts w:ascii="Arial" w:cs="Arial" w:eastAsia="Arial" w:hAnsi="Arial"/>
@@ -9612,7 +9612,7 @@
               <w:spacing w:after="10" w:before="0"/>
               <w:ind w:left="120"/>
             </w:pPr>
-            <w:hyperlink w:history="1" r:id="rIdjmejakw__fm07vk2nqsmj">
+            <w:hyperlink w:history="1" r:id="rIdjz7494yksorzgjwqpegrn">
               <w:r>
                 <w:rPr>
                   <w:rFonts w:ascii="Arial" w:cs="Arial" w:eastAsia="Arial" w:hAnsi="Arial"/>
@@ -9657,7 +9657,7 @@
             <w:pPr>
               <w:spacing w:after="20" w:before="0"/>
             </w:pPr>
-            <w:hyperlink w:history="1" r:id="rIdqljy1pp2fg9y8eqtreups">
+            <w:hyperlink w:history="1" r:id="rIdsfm3pzlu9p3kf73jxkbmi">
               <w:r>
                 <w:rPr>
                   <w:rFonts w:ascii="Arial" w:cs="Arial" w:eastAsia="Arial" w:hAnsi="Arial"/>
@@ -9690,7 +9690,7 @@
               <w:spacing w:after="10" w:before="0"/>
               <w:ind w:left="120"/>
             </w:pPr>
-            <w:hyperlink w:history="1" r:id="rIdfs-ykl7gxojmemlajx7o5">
+            <w:hyperlink w:history="1" r:id="rId8unfear1wm_rrazbsab6n">
               <w:r>
                 <w:rPr>
                   <w:rFonts w:ascii="Arial" w:cs="Arial" w:eastAsia="Arial" w:hAnsi="Arial"/>
@@ -9885,7 +9885,7 @@
             <w:pPr>
               <w:spacing w:after="20" w:before="0"/>
             </w:pPr>
-            <w:hyperlink w:history="1" r:id="rIdrr_klfjyehk6yv28dhgqg">
+            <w:hyperlink w:history="1" r:id="rIdw-cchcj2od1jajjx6oube">
               <w:r>
                 <w:rPr>
                   <w:rFonts w:ascii="Arial" w:cs="Arial" w:eastAsia="Arial" w:hAnsi="Arial"/>
@@ -9918,7 +9918,7 @@
               <w:spacing w:after="10" w:before="0"/>
               <w:ind w:left="120"/>
             </w:pPr>
-            <w:hyperlink w:history="1" r:id="rIdkkhhy96m4d_1mvadp82xq">
+            <w:hyperlink w:history="1" r:id="rIdghkywakozhgcbmwblritf">
               <w:r>
                 <w:rPr>
                   <w:rFonts w:ascii="Arial" w:cs="Arial" w:eastAsia="Arial" w:hAnsi="Arial"/>
@@ -9963,7 +9963,7 @@
             <w:pPr>
               <w:spacing w:after="20" w:before="0"/>
             </w:pPr>
-            <w:hyperlink w:history="1" r:id="rIdmifxxtqd40pvy7uuogjqr">
+            <w:hyperlink w:history="1" r:id="rId7fav28dlmpjr14wsu3xrw">
               <w:r>
                 <w:rPr>
                   <w:rFonts w:ascii="Arial" w:cs="Arial" w:eastAsia="Arial" w:hAnsi="Arial"/>
@@ -9996,7 +9996,7 @@
               <w:spacing w:after="10" w:before="0"/>
               <w:ind w:left="120"/>
             </w:pPr>
-            <w:hyperlink w:history="1" r:id="rIdge9eb0w0wkhiud56hae6d">
+            <w:hyperlink w:history="1" r:id="rIdfzjdkitnpwk2d0ma2dxnl">
               <w:r>
                 <w:rPr>
                   <w:rFonts w:ascii="Arial" w:cs="Arial" w:eastAsia="Arial" w:hAnsi="Arial"/>
@@ -10191,7 +10191,7 @@
             <w:pPr>
               <w:spacing w:after="20" w:before="0"/>
             </w:pPr>
-            <w:hyperlink w:history="1" r:id="rIdfhxyheimsaowuhfcrpdvt">
+            <w:hyperlink w:history="1" r:id="rIdehlurrufr8guzqlrg_nwg">
               <w:r>
                 <w:rPr>
                   <w:rFonts w:ascii="Arial" w:cs="Arial" w:eastAsia="Arial" w:hAnsi="Arial"/>
@@ -10240,7 +10240,7 @@
               <w:spacing w:after="10" w:before="0"/>
               <w:ind w:left="120"/>
             </w:pPr>
-            <w:hyperlink w:history="1" r:id="rIdsbgkna5e9gti6gx4oqafd">
+            <w:hyperlink w:history="1" r:id="rIdkucghhb4ktnyukzpskckw">
               <w:r>
                 <w:rPr>
                   <w:rFonts w:ascii="Arial" w:cs="Arial" w:eastAsia="Arial" w:hAnsi="Arial"/>
@@ -10285,7 +10285,7 @@
             <w:pPr>
               <w:spacing w:after="20" w:before="0"/>
             </w:pPr>
-            <w:hyperlink w:history="1" r:id="rIddw_jee5ofxli5gn2zmmfy">
+            <w:hyperlink w:history="1" r:id="rId3czgtrcemzsm09iwwkppn">
               <w:r>
                 <w:rPr>
                   <w:rFonts w:ascii="Arial" w:cs="Arial" w:eastAsia="Arial" w:hAnsi="Arial"/>
@@ -10334,7 +10334,7 @@
               <w:spacing w:after="10" w:before="0"/>
               <w:ind w:left="120"/>
             </w:pPr>
-            <w:hyperlink w:history="1" r:id="rIdcfgno2ogipd_lfjoc-iqw">
+            <w:hyperlink w:history="1" r:id="rIdkiyebp9m7tmqo5l7kwcrq">
               <w:r>
                 <w:rPr>
                   <w:rFonts w:ascii="Arial" w:cs="Arial" w:eastAsia="Arial" w:hAnsi="Arial"/>
@@ -10529,7 +10529,7 @@
             <w:pPr>
               <w:spacing w:after="20" w:before="0"/>
             </w:pPr>
-            <w:hyperlink w:history="1" r:id="rIdcpycda2t4pb8qxtaadwxs">
+            <w:hyperlink w:history="1" r:id="rIdnb3zrztj5lx_209cfhlgl">
               <w:r>
                 <w:rPr>
                   <w:rFonts w:ascii="Arial" w:cs="Arial" w:eastAsia="Arial" w:hAnsi="Arial"/>
@@ -10578,7 +10578,7 @@
               <w:spacing w:after="10" w:before="0"/>
               <w:ind w:left="120"/>
             </w:pPr>
-            <w:hyperlink w:history="1" r:id="rIdelw3jgtls1vg8iy6n5oa_">
+            <w:hyperlink w:history="1" r:id="rIdmmhurx9lvm3hmhbm1p7xs">
               <w:r>
                 <w:rPr>
                   <w:rFonts w:ascii="Arial" w:cs="Arial" w:eastAsia="Arial" w:hAnsi="Arial"/>
@@ -10623,7 +10623,7 @@
             <w:pPr>
               <w:spacing w:after="20" w:before="0"/>
             </w:pPr>
-            <w:hyperlink w:history="1" r:id="rIdql8mvt-8vxe5cjx0w4gef">
+            <w:hyperlink w:history="1" r:id="rIdm19qd61srzpcdm410ut6q">
               <w:r>
                 <w:rPr>
                   <w:rFonts w:ascii="Arial" w:cs="Arial" w:eastAsia="Arial" w:hAnsi="Arial"/>
@@ -10672,7 +10672,7 @@
               <w:spacing w:after="10" w:before="0"/>
               <w:ind w:left="120"/>
             </w:pPr>
-            <w:hyperlink w:history="1" r:id="rId2m-n-ehzjsauz0ybplt0b">
+            <w:hyperlink w:history="1" r:id="rIdqphedxkpdonuuxd_bqxjj">
               <w:r>
                 <w:rPr>
                   <w:rFonts w:ascii="Arial" w:cs="Arial" w:eastAsia="Arial" w:hAnsi="Arial"/>
@@ -10867,7 +10867,7 @@
             <w:pPr>
               <w:spacing w:after="20" w:before="0"/>
             </w:pPr>
-            <w:hyperlink w:history="1" r:id="rIdw0mzzivfsgejnjfwuoahk">
+            <w:hyperlink w:history="1" r:id="rIdyg9z3xuga4wodzh9c9ne8">
               <w:r>
                 <w:rPr>
                   <w:rFonts w:ascii="Arial" w:cs="Arial" w:eastAsia="Arial" w:hAnsi="Arial"/>
@@ -10900,7 +10900,7 @@
               <w:spacing w:after="10" w:before="0"/>
               <w:ind w:left="120"/>
             </w:pPr>
-            <w:hyperlink w:history="1" r:id="rIdvyovq4uk2egmvqetccdqv">
+            <w:hyperlink w:history="1" r:id="rIdcpq3ughqij0lsbavbwwic">
               <w:r>
                 <w:rPr>
                   <w:rFonts w:ascii="Arial" w:cs="Arial" w:eastAsia="Arial" w:hAnsi="Arial"/>
@@ -10945,7 +10945,7 @@
             <w:pPr>
               <w:spacing w:after="20" w:before="0"/>
             </w:pPr>
-            <w:hyperlink w:history="1" r:id="rIdz3j8-1ucdb6-sn-ykc4td">
+            <w:hyperlink w:history="1" r:id="rIdjwzazpfthko5wi1t0e17v">
               <w:r>
                 <w:rPr>
                   <w:rFonts w:ascii="Arial" w:cs="Arial" w:eastAsia="Arial" w:hAnsi="Arial"/>
@@ -10978,7 +10978,7 @@
               <w:spacing w:after="10" w:before="0"/>
               <w:ind w:left="120"/>
             </w:pPr>
-            <w:hyperlink w:history="1" r:id="rIdbs0yv3f2butamucioknjb">
+            <w:hyperlink w:history="1" r:id="rIdxtlyitmppxytrzcn7q6fd">
               <w:r>
                 <w:rPr>
                   <w:rFonts w:ascii="Arial" w:cs="Arial" w:eastAsia="Arial" w:hAnsi="Arial"/>
@@ -11604,7 +11604,7 @@
         </w:rPr>
         <w:t xml:space="preserve">© 2026 SeaVuria and ARES. Aligned with KICD objectives. Developed by SeaVuria; technical implementation by ARES (with AI assistance from Claude). Licensed under </w:t>
       </w:r>
-      <w:hyperlink w:history="1" r:id="rIdpewf-wd6jqm1obw10thgv">
+      <w:hyperlink w:history="1" r:id="rIdrpvavrepbqfk_df7yz4jq">
         <w:r>
           <w:rPr>
             <w:rFonts w:ascii="Arial" w:cs="Arial" w:eastAsia="Arial" w:hAnsi="Arial"/>
@@ -11625,7 +11625,7 @@
         </w:rPr>
         <w:t xml:space="preserve"> (</w:t>
       </w:r>
-      <w:hyperlink w:history="1" r:id="rIdsudi0a4imphyrtdzv3ggt">
+      <w:hyperlink w:history="1" r:id="rIdehozcj2vdqlzj_srjcy3a">
         <w:r>
           <w:rPr>
             <w:rFonts w:ascii="Arial" w:cs="Arial" w:eastAsia="Arial" w:hAnsi="Arial"/>
@@ -12638,7 +12638,7 @@
             <w:pPr>
               <w:spacing w:after="20" w:before="0"/>
             </w:pPr>
-            <w:hyperlink w:history="1" r:id="rIdfcbrokivboxxncys77key">
+            <w:hyperlink w:history="1" r:id="rId0es1nhi8s1vuic9ce-mci">
               <w:r>
                 <w:rPr>
                   <w:rFonts w:ascii="Arial" w:cs="Arial" w:eastAsia="Arial" w:hAnsi="Arial"/>
@@ -12671,7 +12671,7 @@
               <w:spacing w:after="10" w:before="0"/>
               <w:ind w:left="120"/>
             </w:pPr>
-            <w:hyperlink w:history="1" r:id="rId7k2rw2qpm9kps5lzoaktx">
+            <w:hyperlink w:history="1" r:id="rIdrloyieeyfxrx8ef-iuffd">
               <w:r>
                 <w:rPr>
                   <w:rFonts w:ascii="Arial" w:cs="Arial" w:eastAsia="Arial" w:hAnsi="Arial"/>
@@ -12716,7 +12716,7 @@
             <w:pPr>
               <w:spacing w:after="20" w:before="0"/>
             </w:pPr>
-            <w:hyperlink w:history="1" r:id="rId08dz4siqevqhps9swr7ei">
+            <w:hyperlink w:history="1" r:id="rIdcr4-jmc-iybvx2fpnyet0">
               <w:r>
                 <w:rPr>
                   <w:rFonts w:ascii="Arial" w:cs="Arial" w:eastAsia="Arial" w:hAnsi="Arial"/>
@@ -12749,7 +12749,7 @@
               <w:spacing w:after="10" w:before="0"/>
               <w:ind w:left="120"/>
             </w:pPr>
-            <w:hyperlink w:history="1" r:id="rId5jzkwmp-4xxhj2njtlpha">
+            <w:hyperlink w:history="1" r:id="rIdilktbbsszxbobkmmb8qpd">
               <w:r>
                 <w:rPr>
                   <w:rFonts w:ascii="Arial" w:cs="Arial" w:eastAsia="Arial" w:hAnsi="Arial"/>
@@ -12944,7 +12944,7 @@
             <w:pPr>
               <w:spacing w:after="20" w:before="0"/>
             </w:pPr>
-            <w:hyperlink w:history="1" r:id="rIdtovzlgcz5fmrnfiybe7et">
+            <w:hyperlink w:history="1" r:id="rIdsy_oznhhspfe2-ulbeqfk">
               <w:r>
                 <w:rPr>
                   <w:rFonts w:ascii="Arial" w:cs="Arial" w:eastAsia="Arial" w:hAnsi="Arial"/>
@@ -12977,7 +12977,7 @@
               <w:spacing w:after="10" w:before="0"/>
               <w:ind w:left="120"/>
             </w:pPr>
-            <w:hyperlink w:history="1" r:id="rIdvlg8r4or-dnhubkpcemhp">
+            <w:hyperlink w:history="1" r:id="rIdvb4chtgxrheqlfb4ls8kt">
               <w:r>
                 <w:rPr>
                   <w:rFonts w:ascii="Arial" w:cs="Arial" w:eastAsia="Arial" w:hAnsi="Arial"/>
@@ -13022,7 +13022,7 @@
             <w:pPr>
               <w:spacing w:after="20" w:before="0"/>
             </w:pPr>
-            <w:hyperlink w:history="1" r:id="rIdjpuonpaseg6xhpc5vxgng">
+            <w:hyperlink w:history="1" r:id="rIdczzgjiddmawjswbyl6e54">
               <w:r>
                 <w:rPr>
                   <w:rFonts w:ascii="Arial" w:cs="Arial" w:eastAsia="Arial" w:hAnsi="Arial"/>
@@ -13055,7 +13055,7 @@
               <w:spacing w:after="10" w:before="0"/>
               <w:ind w:left="120"/>
             </w:pPr>
-            <w:hyperlink w:history="1" r:id="rIdlxaf0yzyqaa09bxjibt1k">
+            <w:hyperlink w:history="1" r:id="rIdajvrldswhvnhrc_a-7ryf">
               <w:r>
                 <w:rPr>
                   <w:rFonts w:ascii="Arial" w:cs="Arial" w:eastAsia="Arial" w:hAnsi="Arial"/>
@@ -13288,7 +13288,7 @@
             <w:pPr>
               <w:spacing w:after="20" w:before="0"/>
             </w:pPr>
-            <w:hyperlink w:history="1" r:id="rIdebr2k5x6akecw8hcmtqvy">
+            <w:hyperlink w:history="1" r:id="rId-jdic-55zvgswr89cofqd">
               <w:r>
                 <w:rPr>
                   <w:rFonts w:ascii="Arial" w:cs="Arial" w:eastAsia="Arial" w:hAnsi="Arial"/>
@@ -13337,7 +13337,7 @@
               <w:spacing w:after="10" w:before="0"/>
               <w:ind w:left="120"/>
             </w:pPr>
-            <w:hyperlink w:history="1" r:id="rIdsloiuoobwbkoe7ihqzg5e">
+            <w:hyperlink w:history="1" r:id="rId1exoirn9u0veejjxhpexj">
               <w:r>
                 <w:rPr>
                   <w:rFonts w:ascii="Arial" w:cs="Arial" w:eastAsia="Arial" w:hAnsi="Arial"/>
@@ -13382,7 +13382,7 @@
             <w:pPr>
               <w:spacing w:after="20" w:before="0"/>
             </w:pPr>
-            <w:hyperlink w:history="1" r:id="rId03btbgmnfxbnztmexzrnm">
+            <w:hyperlink w:history="1" r:id="rIduyjusygir9-tns_44dfjd">
               <w:r>
                 <w:rPr>
                   <w:rFonts w:ascii="Arial" w:cs="Arial" w:eastAsia="Arial" w:hAnsi="Arial"/>
@@ -13415,7 +13415,7 @@
               <w:spacing w:after="10" w:before="0"/>
               <w:ind w:left="120"/>
             </w:pPr>
-            <w:hyperlink w:history="1" r:id="rIdzr-w6pw21vnczlsh2jgcg">
+            <w:hyperlink w:history="1" r:id="rIdafwtrkudxpf6e3sabnty2">
               <w:r>
                 <w:rPr>
                   <w:rFonts w:ascii="Arial" w:cs="Arial" w:eastAsia="Arial" w:hAnsi="Arial"/>
@@ -13952,7 +13952,7 @@
             <w:pPr>
               <w:spacing w:after="20" w:before="0"/>
             </w:pPr>
-            <w:hyperlink w:history="1" r:id="rIducw3zlqx-4gcsthm2q3un">
+            <w:hyperlink w:history="1" r:id="rId7scw-bv7ntpkais7xnaut">
               <w:r>
                 <w:rPr>
                   <w:rFonts w:ascii="Arial" w:cs="Arial" w:eastAsia="Arial" w:hAnsi="Arial"/>
@@ -13985,7 +13985,7 @@
               <w:spacing w:after="10" w:before="0"/>
               <w:ind w:left="120"/>
             </w:pPr>
-            <w:hyperlink w:history="1" r:id="rIdckypytgy0jafrkdkfqoro">
+            <w:hyperlink w:history="1" r:id="rIdvf3lq7yeth7n5au0agurr">
               <w:r>
                 <w:rPr>
                   <w:rFonts w:ascii="Arial" w:cs="Arial" w:eastAsia="Arial" w:hAnsi="Arial"/>
@@ -14030,7 +14030,7 @@
             <w:pPr>
               <w:spacing w:after="20" w:before="0"/>
             </w:pPr>
-            <w:hyperlink w:history="1" r:id="rIdqp0jfpaeoz0cmqm6mw9dr">
+            <w:hyperlink w:history="1" r:id="rId5ug9tptjfwvtnlmsis2sw">
               <w:r>
                 <w:rPr>
                   <w:rFonts w:ascii="Arial" w:cs="Arial" w:eastAsia="Arial" w:hAnsi="Arial"/>
@@ -14063,7 +14063,7 @@
               <w:spacing w:after="10" w:before="0"/>
               <w:ind w:left="120"/>
             </w:pPr>
-            <w:hyperlink w:history="1" r:id="rIdoluzhvp1r0bbfdv2rkfoa">
+            <w:hyperlink w:history="1" r:id="rIdjgxsdy_-szg05okf68gyc">
               <w:r>
                 <w:rPr>
                   <w:rFonts w:ascii="Arial" w:cs="Arial" w:eastAsia="Arial" w:hAnsi="Arial"/>
@@ -14315,7 +14315,7 @@
             <w:pPr>
               <w:spacing w:after="20" w:before="0"/>
             </w:pPr>
-            <w:hyperlink w:history="1" r:id="rIdfzfnysglbuq94yeaf9fo1">
+            <w:hyperlink w:history="1" r:id="rIdhor8btyo0vaxstdnm5wsi">
               <w:r>
                 <w:rPr>
                   <w:rFonts w:ascii="Arial" w:cs="Arial" w:eastAsia="Arial" w:hAnsi="Arial"/>
@@ -14348,7 +14348,7 @@
               <w:spacing w:after="10" w:before="0"/>
               <w:ind w:left="120"/>
             </w:pPr>
-            <w:hyperlink w:history="1" r:id="rIdxsq6vlztboue5vl4yvbzx">
+            <w:hyperlink w:history="1" r:id="rIdb_gsadleri0caddqo-1lm">
               <w:r>
                 <w:rPr>
                   <w:rFonts w:ascii="Arial" w:cs="Arial" w:eastAsia="Arial" w:hAnsi="Arial"/>
@@ -14393,7 +14393,7 @@
             <w:pPr>
               <w:spacing w:after="20" w:before="0"/>
             </w:pPr>
-            <w:hyperlink w:history="1" r:id="rIdwakj7mgks51zwuujnw-cx">
+            <w:hyperlink w:history="1" r:id="rIdpl4i83fbpqxp-_c0xhrvt">
               <w:r>
                 <w:rPr>
                   <w:rFonts w:ascii="Arial" w:cs="Arial" w:eastAsia="Arial" w:hAnsi="Arial"/>
@@ -14442,7 +14442,7 @@
               <w:spacing w:after="10" w:before="0"/>
               <w:ind w:left="120"/>
             </w:pPr>
-            <w:hyperlink w:history="1" r:id="rIdnprmvnynpan8dfy2pmo1b">
+            <w:hyperlink w:history="1" r:id="rIdy30dmwm7qfzzvpvgteqgo">
               <w:r>
                 <w:rPr>
                   <w:rFonts w:ascii="Arial" w:cs="Arial" w:eastAsia="Arial" w:hAnsi="Arial"/>
@@ -15068,7 +15068,7 @@
         </w:rPr>
         <w:t xml:space="preserve">© 2026 SeaVuria and ARES. Aligned with KICD objectives. Developed by SeaVuria; technical implementation by ARES (with AI assistance from Claude). Licensed under </w:t>
       </w:r>
-      <w:hyperlink w:history="1" r:id="rIdq6ducv1zfz9ha9cld1lfs">
+      <w:hyperlink w:history="1" r:id="rIdo_00ioe-reoiwfwxrcdm6">
         <w:r>
           <w:rPr>
             <w:rFonts w:ascii="Arial" w:cs="Arial" w:eastAsia="Arial" w:hAnsi="Arial"/>
@@ -15089,7 +15089,7 @@
         </w:rPr>
         <w:t xml:space="preserve"> (</w:t>
       </w:r>
-      <w:hyperlink w:history="1" r:id="rIdspsgruekginddl_h_dyav">
+      <w:hyperlink w:history="1" r:id="rIdgr9dcuysbsdevkbk9rqg9">
         <w:r>
           <w:rPr>
             <w:rFonts w:ascii="Arial" w:cs="Arial" w:eastAsia="Arial" w:hAnsi="Arial"/>
@@ -16119,7 +16119,7 @@
               <w:spacing w:after="10" w:before="0"/>
               <w:ind w:left="120"/>
             </w:pPr>
-            <w:hyperlink w:history="1" r:id="rIdow00qanpovuo8h8truotm">
+            <w:hyperlink w:history="1" r:id="rIdvsdhnanazegmcgcezxmp7">
               <w:r>
                 <w:rPr>
                   <w:rFonts w:ascii="Arial" w:cs="Arial" w:eastAsia="Arial" w:hAnsi="Arial"/>
@@ -16179,7 +16179,7 @@
             <w:pPr>
               <w:spacing w:after="20" w:before="0"/>
             </w:pPr>
-            <w:hyperlink w:history="1" r:id="rIdvuxiisspqktosb-ep2pfd">
+            <w:hyperlink w:history="1" r:id="rIdke9ciqmtvoutb_tazpxfg">
               <w:r>
                 <w:rPr>
                   <w:rFonts w:ascii="Arial" w:cs="Arial" w:eastAsia="Arial" w:hAnsi="Arial"/>
@@ -16228,7 +16228,7 @@
               <w:spacing w:after="10" w:before="0"/>
               <w:ind w:left="120"/>
             </w:pPr>
-            <w:hyperlink w:history="1" r:id="rIdoezhequjeazqmwrjuf8fw">
+            <w:hyperlink w:history="1" r:id="rIdbsohikfyogpepdtbop4sj">
               <w:r>
                 <w:rPr>
                   <w:rFonts w:ascii="Arial" w:cs="Arial" w:eastAsia="Arial" w:hAnsi="Arial"/>
@@ -16440,7 +16440,7 @@
               <w:spacing w:after="10" w:before="0"/>
               <w:ind w:left="120"/>
             </w:pPr>
-            <w:hyperlink w:history="1" r:id="rIdxj3_oopsl9n7qr2vlmg_b">
+            <w:hyperlink w:history="1" r:id="rIdgnfvkhoih55tau44vhnua">
               <w:r>
                 <w:rPr>
                   <w:rFonts w:ascii="Arial" w:cs="Arial" w:eastAsia="Arial" w:hAnsi="Arial"/>
@@ -16500,7 +16500,7 @@
             <w:pPr>
               <w:spacing w:after="20" w:before="0"/>
             </w:pPr>
-            <w:hyperlink w:history="1" r:id="rId1468g_htusgqttuvuwtyh">
+            <w:hyperlink w:history="1" r:id="rId-zfdw8mfjioydb35vgguk">
               <w:r>
                 <w:rPr>
                   <w:rFonts w:ascii="Arial" w:cs="Arial" w:eastAsia="Arial" w:hAnsi="Arial"/>
@@ -16549,7 +16549,7 @@
               <w:spacing w:after="10" w:before="0"/>
               <w:ind w:left="120"/>
             </w:pPr>
-            <w:hyperlink w:history="1" r:id="rIdmadkpp4dm5qjfzsu82ifv">
+            <w:hyperlink w:history="1" r:id="rIdui6_kpd-3soq9yzjgf_gx">
               <w:r>
                 <w:rPr>
                   <w:rFonts w:ascii="Arial" w:cs="Arial" w:eastAsia="Arial" w:hAnsi="Arial"/>
@@ -16761,7 +16761,7 @@
               <w:spacing w:after="10" w:before="0"/>
               <w:ind w:left="120"/>
             </w:pPr>
-            <w:hyperlink w:history="1" r:id="rIdcmh3akb_czvlpaxctyupi">
+            <w:hyperlink w:history="1" r:id="rId8t__jvlr_jq-uayhenwjm">
               <w:r>
                 <w:rPr>
                   <w:rFonts w:ascii="Arial" w:cs="Arial" w:eastAsia="Arial" w:hAnsi="Arial"/>
@@ -16821,7 +16821,7 @@
             <w:pPr>
               <w:spacing w:after="20" w:before="0"/>
             </w:pPr>
-            <w:hyperlink w:history="1" r:id="rIdpe1l4upgpdhckiugji-bu">
+            <w:hyperlink w:history="1" r:id="rIdrjbv1usvogmgzedoettr1">
               <w:r>
                 <w:rPr>
                   <w:rFonts w:ascii="Arial" w:cs="Arial" w:eastAsia="Arial" w:hAnsi="Arial"/>
@@ -16870,7 +16870,7 @@
               <w:spacing w:after="10" w:before="0"/>
               <w:ind w:left="120"/>
             </w:pPr>
-            <w:hyperlink w:history="1" r:id="rIdceyxw13h_ks3kpf_ldzh-">
+            <w:hyperlink w:history="1" r:id="rIdl06ykg4xpxiimhg9udpbt">
               <w:r>
                 <w:rPr>
                   <w:rFonts w:ascii="Arial" w:cs="Arial" w:eastAsia="Arial" w:hAnsi="Arial"/>
@@ -17082,7 +17082,7 @@
               <w:spacing w:after="10" w:before="0"/>
               <w:ind w:left="120"/>
             </w:pPr>
-            <w:hyperlink w:history="1" r:id="rIddolovemieben7a3gcbuyo">
+            <w:hyperlink w:history="1" r:id="rIdn6lzetvlh3g8gdzdqkeaw">
               <w:r>
                 <w:rPr>
                   <w:rFonts w:ascii="Arial" w:cs="Arial" w:eastAsia="Arial" w:hAnsi="Arial"/>
@@ -17142,7 +17142,7 @@
             <w:pPr>
               <w:spacing w:after="20" w:before="0"/>
             </w:pPr>
-            <w:hyperlink w:history="1" r:id="rIdfhhhuqk3rbjjvtems6mp7">
+            <w:hyperlink w:history="1" r:id="rIdsokwnlrylghk2g5jgsnnw">
               <w:r>
                 <w:rPr>
                   <w:rFonts w:ascii="Arial" w:cs="Arial" w:eastAsia="Arial" w:hAnsi="Arial"/>
@@ -17191,7 +17191,7 @@
               <w:spacing w:after="10" w:before="0"/>
               <w:ind w:left="120"/>
             </w:pPr>
-            <w:hyperlink w:history="1" r:id="rIdfiam82nuaztsa5enm-yx9">
+            <w:hyperlink w:history="1" r:id="rIdw5td0e2b-w0k-z5cr8u1h">
               <w:r>
                 <w:rPr>
                   <w:rFonts w:ascii="Arial" w:cs="Arial" w:eastAsia="Arial" w:hAnsi="Arial"/>
@@ -17403,7 +17403,7 @@
               <w:spacing w:after="10" w:before="0"/>
               <w:ind w:left="120"/>
             </w:pPr>
-            <w:hyperlink w:history="1" r:id="rIdl9lbvzkldpa_xkcufv1z1">
+            <w:hyperlink w:history="1" r:id="rIdvvy8tcsh6qzdr1vlybdq_">
               <w:r>
                 <w:rPr>
                   <w:rFonts w:ascii="Arial" w:cs="Arial" w:eastAsia="Arial" w:hAnsi="Arial"/>
@@ -17463,7 +17463,7 @@
             <w:pPr>
               <w:spacing w:after="20" w:before="0"/>
             </w:pPr>
-            <w:hyperlink w:history="1" r:id="rIduyrxpopiifavtdzn2jfmk">
+            <w:hyperlink w:history="1" r:id="rId8mfbmtgnjcbtrkzfmbi0p">
               <w:r>
                 <w:rPr>
                   <w:rFonts w:ascii="Arial" w:cs="Arial" w:eastAsia="Arial" w:hAnsi="Arial"/>
@@ -17512,7 +17512,7 @@
               <w:spacing w:after="10" w:before="0"/>
               <w:ind w:left="120"/>
             </w:pPr>
-            <w:hyperlink w:history="1" r:id="rIdym_edbm4hpsntlywt-kc6">
+            <w:hyperlink w:history="1" r:id="rIdf1scgyxaryducteqtt00-">
               <w:r>
                 <w:rPr>
                   <w:rFonts w:ascii="Arial" w:cs="Arial" w:eastAsia="Arial" w:hAnsi="Arial"/>
@@ -18024,7 +18024,7 @@
         </w:rPr>
         <w:t xml:space="preserve">© 2026 SeaVuria and ARES. Aligned with KICD objectives. Developed by SeaVuria; technical implementation by ARES (with AI assistance from Claude). Licensed under </w:t>
       </w:r>
-      <w:hyperlink w:history="1" r:id="rIdpckmk10l59i_kely0lhf6">
+      <w:hyperlink w:history="1" r:id="rIdsz-z_sxdgfcinlpm49hh8">
         <w:r>
           <w:rPr>
             <w:rFonts w:ascii="Arial" w:cs="Arial" w:eastAsia="Arial" w:hAnsi="Arial"/>
@@ -18045,7 +18045,7 @@
         </w:rPr>
         <w:t xml:space="preserve"> (</w:t>
       </w:r>
-      <w:hyperlink w:history="1" r:id="rIdgbgyrtsqyge-jeuqtg8vr">
+      <w:hyperlink w:history="1" r:id="rIdccgo0_qrsr0c8kl-hsgnn">
         <w:r>
           <w:rPr>
             <w:rFonts w:ascii="Arial" w:cs="Arial" w:eastAsia="Arial" w:hAnsi="Arial"/>
@@ -19058,7 +19058,7 @@
             <w:pPr>
               <w:spacing w:after="20" w:before="0"/>
             </w:pPr>
-            <w:hyperlink w:history="1" r:id="rIdxscwfvz_ivotfdg3lpug0">
+            <w:hyperlink w:history="1" r:id="rIdhn8rpptkbve10myui0sbi">
               <w:r>
                 <w:rPr>
                   <w:rFonts w:ascii="Arial" w:cs="Arial" w:eastAsia="Arial" w:hAnsi="Arial"/>
@@ -19107,7 +19107,7 @@
               <w:spacing w:after="10" w:before="0"/>
               <w:ind w:left="120"/>
             </w:pPr>
-            <w:hyperlink w:history="1" r:id="rIdeb1ofprl-lmkiqruyawtv">
+            <w:hyperlink w:history="1" r:id="rId65yo8p0-fyln4nhwbf95v">
               <w:r>
                 <w:rPr>
                   <w:rFonts w:ascii="Arial" w:cs="Arial" w:eastAsia="Arial" w:hAnsi="Arial"/>
@@ -19152,7 +19152,7 @@
             <w:pPr>
               <w:spacing w:after="20" w:before="0"/>
             </w:pPr>
-            <w:hyperlink w:history="1" r:id="rIdjvawh7ljmkhzzx5ebw5dt">
+            <w:hyperlink w:history="1" r:id="rIdkbk9wiroc4_6far9_2lum">
               <w:r>
                 <w:rPr>
                   <w:rFonts w:ascii="Arial" w:cs="Arial" w:eastAsia="Arial" w:hAnsi="Arial"/>
@@ -19185,7 +19185,7 @@
               <w:spacing w:after="10" w:before="0"/>
               <w:ind w:left="120"/>
             </w:pPr>
-            <w:hyperlink w:history="1" r:id="rIdn-pkckhalkh8yzjumn3nb">
+            <w:hyperlink w:history="1" r:id="rIdhekaood60pkz-p00gkt0z">
               <w:r>
                 <w:rPr>
                   <w:rFonts w:ascii="Arial" w:cs="Arial" w:eastAsia="Arial" w:hAnsi="Arial"/>
@@ -19380,7 +19380,7 @@
             <w:pPr>
               <w:spacing w:after="20" w:before="0"/>
             </w:pPr>
-            <w:hyperlink w:history="1" r:id="rIdawuj3lvlkvp-mrkxnfvrw">
+            <w:hyperlink w:history="1" r:id="rIdtjahkafscguumpaeyykfy">
               <w:r>
                 <w:rPr>
                   <w:rFonts w:ascii="Arial" w:cs="Arial" w:eastAsia="Arial" w:hAnsi="Arial"/>
@@ -19429,7 +19429,7 @@
               <w:spacing w:after="10" w:before="0"/>
               <w:ind w:left="120"/>
             </w:pPr>
-            <w:hyperlink w:history="1" r:id="rIddcuifqek0btmqdnag_fug">
+            <w:hyperlink w:history="1" r:id="rIdccefvgbeaxmlzk9z2vli2">
               <w:r>
                 <w:rPr>
                   <w:rFonts w:ascii="Arial" w:cs="Arial" w:eastAsia="Arial" w:hAnsi="Arial"/>
@@ -19474,7 +19474,7 @@
             <w:pPr>
               <w:spacing w:after="20" w:before="0"/>
             </w:pPr>
-            <w:hyperlink w:history="1" r:id="rIdvtey9jvxhxhjwm4jzz3ci">
+            <w:hyperlink w:history="1" r:id="rIdclvnqj6egqllpq-ewzguy">
               <w:r>
                 <w:rPr>
                   <w:rFonts w:ascii="Arial" w:cs="Arial" w:eastAsia="Arial" w:hAnsi="Arial"/>
@@ -19507,7 +19507,7 @@
               <w:spacing w:after="10" w:before="0"/>
               <w:ind w:left="120"/>
             </w:pPr>
-            <w:hyperlink w:history="1" r:id="rIdccmdee-lhyvcsdglkjedm">
+            <w:hyperlink w:history="1" r:id="rIdnzqmroyphzrkomdbczm0a">
               <w:r>
                 <w:rPr>
                   <w:rFonts w:ascii="Arial" w:cs="Arial" w:eastAsia="Arial" w:hAnsi="Arial"/>
@@ -19702,7 +19702,7 @@
             <w:pPr>
               <w:spacing w:after="20" w:before="0"/>
             </w:pPr>
-            <w:hyperlink w:history="1" r:id="rIdwkrnxnpaqgtywyzivlbc1">
+            <w:hyperlink w:history="1" r:id="rIdjtapnlyxfu495y2l_nnnr">
               <w:r>
                 <w:rPr>
                   <w:rFonts w:ascii="Arial" w:cs="Arial" w:eastAsia="Arial" w:hAnsi="Arial"/>
@@ -19751,7 +19751,7 @@
               <w:spacing w:after="10" w:before="0"/>
               <w:ind w:left="120"/>
             </w:pPr>
-            <w:hyperlink w:history="1" r:id="rIdikggks-rsre_egf3c8zla">
+            <w:hyperlink w:history="1" r:id="rId8fsd9s_ohvgcqtesfmglf">
               <w:r>
                 <w:rPr>
                   <w:rFonts w:ascii="Arial" w:cs="Arial" w:eastAsia="Arial" w:hAnsi="Arial"/>
@@ -19796,7 +19796,7 @@
             <w:pPr>
               <w:spacing w:after="20" w:before="0"/>
             </w:pPr>
-            <w:hyperlink w:history="1" r:id="rId5dzcekwquepb0ilpod5jj">
+            <w:hyperlink w:history="1" r:id="rIdj7s2famlmc0kjn83c8h1d">
               <w:r>
                 <w:rPr>
                   <w:rFonts w:ascii="Arial" w:cs="Arial" w:eastAsia="Arial" w:hAnsi="Arial"/>
@@ -19829,7 +19829,7 @@
               <w:spacing w:after="10" w:before="0"/>
               <w:ind w:left="120"/>
             </w:pPr>
-            <w:hyperlink w:history="1" r:id="rIdji9mv-7-hkxywfyojjh9o">
+            <w:hyperlink w:history="1" r:id="rIdddjtnw7233wv7f9pwfwxw">
               <w:r>
                 <w:rPr>
                   <w:rFonts w:ascii="Arial" w:cs="Arial" w:eastAsia="Arial" w:hAnsi="Arial"/>
@@ -20024,7 +20024,7 @@
             <w:pPr>
               <w:spacing w:after="20" w:before="0"/>
             </w:pPr>
-            <w:hyperlink w:history="1" r:id="rIdrsngzx43x3x__z27v_rfp">
+            <w:hyperlink w:history="1" r:id="rIdttrpbgjtxidweg3rzczxq">
               <w:r>
                 <w:rPr>
                   <w:rFonts w:ascii="Arial" w:cs="Arial" w:eastAsia="Arial" w:hAnsi="Arial"/>
@@ -20073,7 +20073,7 @@
               <w:spacing w:after="10" w:before="0"/>
               <w:ind w:left="120"/>
             </w:pPr>
-            <w:hyperlink w:history="1" r:id="rIdceqbfz-0hepn-_ymofdku">
+            <w:hyperlink w:history="1" r:id="rIdjpangazolbpuytmaw_2pj">
               <w:r>
                 <w:rPr>
                   <w:rFonts w:ascii="Arial" w:cs="Arial" w:eastAsia="Arial" w:hAnsi="Arial"/>
@@ -20118,7 +20118,7 @@
             <w:pPr>
               <w:spacing w:after="20" w:before="0"/>
             </w:pPr>
-            <w:hyperlink w:history="1" r:id="rId94fh1rjijlnntds4mmoss">
+            <w:hyperlink w:history="1" r:id="rIds2eftjnzubhycb0v2i4uv">
               <w:r>
                 <w:rPr>
                   <w:rFonts w:ascii="Arial" w:cs="Arial" w:eastAsia="Arial" w:hAnsi="Arial"/>
@@ -20151,7 +20151,7 @@
               <w:spacing w:after="10" w:before="0"/>
               <w:ind w:left="120"/>
             </w:pPr>
-            <w:hyperlink w:history="1" r:id="rIdpjlljugp_6nib4aw461az">
+            <w:hyperlink w:history="1" r:id="rIdniimnhcb7c1g_ul4tmf-z">
               <w:r>
                 <w:rPr>
                   <w:rFonts w:ascii="Arial" w:cs="Arial" w:eastAsia="Arial" w:hAnsi="Arial"/>
@@ -20346,7 +20346,7 @@
             <w:pPr>
               <w:spacing w:after="20" w:before="0"/>
             </w:pPr>
-            <w:hyperlink w:history="1" r:id="rIdjdiaty8ygzw-v2mtp7abo">
+            <w:hyperlink w:history="1" r:id="rIdx6qounfvbfznn4ejfb-wf">
               <w:r>
                 <w:rPr>
                   <w:rFonts w:ascii="Arial" w:cs="Arial" w:eastAsia="Arial" w:hAnsi="Arial"/>
@@ -20395,7 +20395,7 @@
               <w:spacing w:after="10" w:before="0"/>
               <w:ind w:left="120"/>
             </w:pPr>
-            <w:hyperlink w:history="1" r:id="rIdcvekv3kw9e73d6w54z84l">
+            <w:hyperlink w:history="1" r:id="rIdsnrnjucbdsye4viazcgvy">
               <w:r>
                 <w:rPr>
                   <w:rFonts w:ascii="Arial" w:cs="Arial" w:eastAsia="Arial" w:hAnsi="Arial"/>
@@ -20440,7 +20440,7 @@
             <w:pPr>
               <w:spacing w:after="20" w:before="0"/>
             </w:pPr>
-            <w:hyperlink w:history="1" r:id="rIdd1uadxoxqfz4ffbrbrrut">
+            <w:hyperlink w:history="1" r:id="rIdvuuuem8a-rjdpehvia88t">
               <w:r>
                 <w:rPr>
                   <w:rFonts w:ascii="Arial" w:cs="Arial" w:eastAsia="Arial" w:hAnsi="Arial"/>
@@ -20473,7 +20473,7 @@
               <w:spacing w:after="10" w:before="0"/>
               <w:ind w:left="120"/>
             </w:pPr>
-            <w:hyperlink w:history="1" r:id="rId9hryag_o3phuhhnpbiqiw">
+            <w:hyperlink w:history="1" r:id="rId2l6l37h-m6mvvwa7f96he">
               <w:r>
                 <w:rPr>
                   <w:rFonts w:ascii="Arial" w:cs="Arial" w:eastAsia="Arial" w:hAnsi="Arial"/>
@@ -20985,7 +20985,7 @@
         </w:rPr>
         <w:t xml:space="preserve">© 2026 SeaVuria and ARES. Aligned with KICD objectives. Developed by SeaVuria; technical implementation by ARES (with AI assistance from Claude). Licensed under </w:t>
       </w:r>
-      <w:hyperlink w:history="1" r:id="rIdqnmjpojkyyfs2onutxw92">
+      <w:hyperlink w:history="1" r:id="rIdbhanhrud9gomok3fgykea">
         <w:r>
           <w:rPr>
             <w:rFonts w:ascii="Arial" w:cs="Arial" w:eastAsia="Arial" w:hAnsi="Arial"/>
@@ -21006,7 +21006,7 @@
         </w:rPr>
         <w:t xml:space="preserve"> (</w:t>
       </w:r>
-      <w:hyperlink w:history="1" r:id="rIdfgacjx6_hviimrbrki_a_">
+      <w:hyperlink w:history="1" r:id="rIdpyeewvtqiokx4ote64e8z">
         <w:r>
           <w:rPr>
             <w:rFonts w:ascii="Arial" w:cs="Arial" w:eastAsia="Arial" w:hAnsi="Arial"/>
@@ -22036,7 +22036,7 @@
               <w:spacing w:after="10" w:before="0"/>
               <w:ind w:left="120"/>
             </w:pPr>
-            <w:hyperlink w:history="1" r:id="rId8tgcfmiwr6wqnh5xv8nf1">
+            <w:hyperlink w:history="1" r:id="rIdpsiscuqsugy9tdkzcb2cr">
               <w:r>
                 <w:rPr>
                   <w:rFonts w:ascii="Arial" w:cs="Arial" w:eastAsia="Arial" w:hAnsi="Arial"/>
@@ -22096,7 +22096,7 @@
             <w:pPr>
               <w:spacing w:after="20" w:before="0"/>
             </w:pPr>
-            <w:hyperlink w:history="1" r:id="rIdxcoz7c2gbe1i1al0kbmfq">
+            <w:hyperlink w:history="1" r:id="rId6pbvakw9b1l8xhqfyrczo">
               <w:r>
                 <w:rPr>
                   <w:rFonts w:ascii="Arial" w:cs="Arial" w:eastAsia="Arial" w:hAnsi="Arial"/>
@@ -22129,7 +22129,7 @@
               <w:spacing w:after="10" w:before="0"/>
               <w:ind w:left="120"/>
             </w:pPr>
-            <w:hyperlink w:history="1" r:id="rIdnhqljflqnouscj1q0utz8">
+            <w:hyperlink w:history="1" r:id="rIda_mxw7hsvl8poe3adcwbq">
               <w:r>
                 <w:rPr>
                   <w:rFonts w:ascii="Arial" w:cs="Arial" w:eastAsia="Arial" w:hAnsi="Arial"/>
@@ -22341,7 +22341,7 @@
               <w:spacing w:after="10" w:before="0"/>
               <w:ind w:left="120"/>
             </w:pPr>
-            <w:hyperlink w:history="1" r:id="rIdawbajibmsqq8qyt35anvz">
+            <w:hyperlink w:history="1" r:id="rIdn_dgyfzp5f_nr0djs3cp_">
               <w:r>
                 <w:rPr>
                   <w:rFonts w:ascii="Arial" w:cs="Arial" w:eastAsia="Arial" w:hAnsi="Arial"/>
@@ -22401,7 +22401,7 @@
             <w:pPr>
               <w:spacing w:after="20" w:before="0"/>
             </w:pPr>
-            <w:hyperlink w:history="1" r:id="rId5a7intblgeei-go4x4vvt">
+            <w:hyperlink w:history="1" r:id="rIdjn1b_lja94dmkg5bfgaxi">
               <w:r>
                 <w:rPr>
                   <w:rFonts w:ascii="Arial" w:cs="Arial" w:eastAsia="Arial" w:hAnsi="Arial"/>
@@ -22434,7 +22434,7 @@
               <w:spacing w:after="10" w:before="0"/>
               <w:ind w:left="120"/>
             </w:pPr>
-            <w:hyperlink w:history="1" r:id="rIdl_p9etmp65hww6ywggk8o">
+            <w:hyperlink w:history="1" r:id="rIdfsx467uyep7zfevdpzqsy">
               <w:r>
                 <w:rPr>
                   <w:rFonts w:ascii="Arial" w:cs="Arial" w:eastAsia="Arial" w:hAnsi="Arial"/>
@@ -22646,7 +22646,7 @@
               <w:spacing w:after="10" w:before="0"/>
               <w:ind w:left="120"/>
             </w:pPr>
-            <w:hyperlink w:history="1" r:id="rIdbhge5je2v7pyrkt9kr0yp">
+            <w:hyperlink w:history="1" r:id="rIdtzn9kkuzmrtyhxu_bhqfo">
               <w:r>
                 <w:rPr>
                   <w:rFonts w:ascii="Arial" w:cs="Arial" w:eastAsia="Arial" w:hAnsi="Arial"/>
@@ -22706,7 +22706,7 @@
             <w:pPr>
               <w:spacing w:after="20" w:before="0"/>
             </w:pPr>
-            <w:hyperlink w:history="1" r:id="rIdnv5eyhp4oy8zehydn-1pc">
+            <w:hyperlink w:history="1" r:id="rIdhhvwx2yqaviahlg4q1l4d">
               <w:r>
                 <w:rPr>
                   <w:rFonts w:ascii="Arial" w:cs="Arial" w:eastAsia="Arial" w:hAnsi="Arial"/>
@@ -22755,7 +22755,7 @@
               <w:spacing w:after="10" w:before="0"/>
               <w:ind w:left="120"/>
             </w:pPr>
-            <w:hyperlink w:history="1" r:id="rIdcytynobgzna7uxwdbpnhc">
+            <w:hyperlink w:history="1" r:id="rIdzfheq4lqjrgij3ihtnhdc">
               <w:r>
                 <w:rPr>
                   <w:rFonts w:ascii="Arial" w:cs="Arial" w:eastAsia="Arial" w:hAnsi="Arial"/>
@@ -22967,7 +22967,7 @@
               <w:spacing w:after="10" w:before="0"/>
               <w:ind w:left="120"/>
             </w:pPr>
-            <w:hyperlink w:history="1" r:id="rIdgw30kgx0onz6cura2jyji">
+            <w:hyperlink w:history="1" r:id="rIddnej3b4k8dprnnq1uba4t">
               <w:r>
                 <w:rPr>
                   <w:rFonts w:ascii="Arial" w:cs="Arial" w:eastAsia="Arial" w:hAnsi="Arial"/>
@@ -23027,7 +23027,7 @@
             <w:pPr>
               <w:spacing w:after="20" w:before="0"/>
             </w:pPr>
-            <w:hyperlink w:history="1" r:id="rIdvhutevdb606lera9j1mvt">
+            <w:hyperlink w:history="1" r:id="rId37jvpespvmd8ccd5f4xr9">
               <w:r>
                 <w:rPr>
                   <w:rFonts w:ascii="Arial" w:cs="Arial" w:eastAsia="Arial" w:hAnsi="Arial"/>
@@ -23076,7 +23076,7 @@
               <w:spacing w:after="10" w:before="0"/>
               <w:ind w:left="120"/>
             </w:pPr>
-            <w:hyperlink w:history="1" r:id="rIdyuwsdung1qarp4kmtsqt5">
+            <w:hyperlink w:history="1" r:id="rIda-scijx9vpbqmydr9crec">
               <w:r>
                 <w:rPr>
                   <w:rFonts w:ascii="Arial" w:cs="Arial" w:eastAsia="Arial" w:hAnsi="Arial"/>
@@ -23288,7 +23288,7 @@
               <w:spacing w:after="10" w:before="0"/>
               <w:ind w:left="120"/>
             </w:pPr>
-            <w:hyperlink w:history="1" r:id="rIdvreqipnf-szeyw6zfzlge">
+            <w:hyperlink w:history="1" r:id="rIdjhiekzszvb0gihji7dbx5">
               <w:r>
                 <w:rPr>
                   <w:rFonts w:ascii="Arial" w:cs="Arial" w:eastAsia="Arial" w:hAnsi="Arial"/>
@@ -23348,7 +23348,7 @@
             <w:pPr>
               <w:spacing w:after="20" w:before="0"/>
             </w:pPr>
-            <w:hyperlink w:history="1" r:id="rIdqufzbbowayvnvtiz1eghc">
+            <w:hyperlink w:history="1" r:id="rIdz6bzjucs0ri5yn3hbldnu">
               <w:r>
                 <w:rPr>
                   <w:rFonts w:ascii="Arial" w:cs="Arial" w:eastAsia="Arial" w:hAnsi="Arial"/>
@@ -23397,7 +23397,7 @@
               <w:spacing w:after="10" w:before="0"/>
               <w:ind w:left="120"/>
             </w:pPr>
-            <w:hyperlink w:history="1" r:id="rIdudpcr29mgfqrbmzui-gsl">
+            <w:hyperlink w:history="1" r:id="rId-f0-l9ke7ibzwm3cbmhcs">
               <w:r>
                 <w:rPr>
                   <w:rFonts w:ascii="Arial" w:cs="Arial" w:eastAsia="Arial" w:hAnsi="Arial"/>
@@ -24023,7 +24023,7 @@
         </w:rPr>
         <w:t xml:space="preserve">© 2026 SeaVuria and ARES. Aligned with KICD objectives. Developed by SeaVuria; technical implementation by ARES (with AI assistance from Claude). Licensed under </w:t>
       </w:r>
-      <w:hyperlink w:history="1" r:id="rIdgduqozk2wdx6up08baluc">
+      <w:hyperlink w:history="1" r:id="rId463yvfo-we1jnxbvqkshr">
         <w:r>
           <w:rPr>
             <w:rFonts w:ascii="Arial" w:cs="Arial" w:eastAsia="Arial" w:hAnsi="Arial"/>
@@ -24044,7 +24044,7 @@
         </w:rPr>
         <w:t xml:space="preserve"> (</w:t>
       </w:r>
-      <w:hyperlink w:history="1" r:id="rIdxf4rxnpmx0jab4yqhm7rl">
+      <w:hyperlink w:history="1" r:id="rIduftu-qbnjvkcgygllfipy">
         <w:r>
           <w:rPr>
             <w:rFonts w:ascii="Arial" w:cs="Arial" w:eastAsia="Arial" w:hAnsi="Arial"/>
@@ -25057,7 +25057,7 @@
             <w:pPr>
               <w:spacing w:after="20" w:before="0"/>
             </w:pPr>
-            <w:hyperlink w:history="1" r:id="rIdhuq5gfprdet5y4rhqlsw9">
+            <w:hyperlink w:history="1" r:id="rIdak5tjmhwcdrycyzdc0uqb">
               <w:r>
                 <w:rPr>
                   <w:rFonts w:ascii="Arial" w:cs="Arial" w:eastAsia="Arial" w:hAnsi="Arial"/>
@@ -25090,7 +25090,7 @@
               <w:spacing w:after="10" w:before="0"/>
               <w:ind w:left="120"/>
             </w:pPr>
-            <w:hyperlink w:history="1" r:id="rIdpn29gmb5kfdnzma3hubn2">
+            <w:hyperlink w:history="1" r:id="rIdkakm2uhielhb_xm2iw_un">
               <w:r>
                 <w:rPr>
                   <w:rFonts w:ascii="Arial" w:cs="Arial" w:eastAsia="Arial" w:hAnsi="Arial"/>
@@ -25135,7 +25135,7 @@
             <w:pPr>
               <w:spacing w:after="20" w:before="0"/>
             </w:pPr>
-            <w:hyperlink w:history="1" r:id="rIdqipxkyv6vbk18pffrdp4o">
+            <w:hyperlink w:history="1" r:id="rIdcwnp9hsfnb2ldxzpq-uzr">
               <w:r>
                 <w:rPr>
                   <w:rFonts w:ascii="Arial" w:cs="Arial" w:eastAsia="Arial" w:hAnsi="Arial"/>
@@ -25168,7 +25168,7 @@
               <w:spacing w:after="10" w:before="0"/>
               <w:ind w:left="120"/>
             </w:pPr>
-            <w:hyperlink w:history="1" r:id="rIdlwkc6yexmpbv4iysi8r4_">
+            <w:hyperlink w:history="1" r:id="rIds_vx7nue-c2qt3isjr1vy">
               <w:r>
                 <w:rPr>
                   <w:rFonts w:ascii="Arial" w:cs="Arial" w:eastAsia="Arial" w:hAnsi="Arial"/>
@@ -25363,7 +25363,7 @@
             <w:pPr>
               <w:spacing w:after="20" w:before="0"/>
             </w:pPr>
-            <w:hyperlink w:history="1" r:id="rIdkolbcmdq95yfdqf_4oi8-">
+            <w:hyperlink w:history="1" r:id="rIdahg-uod5rsscuda-g1url">
               <w:r>
                 <w:rPr>
                   <w:rFonts w:ascii="Arial" w:cs="Arial" w:eastAsia="Arial" w:hAnsi="Arial"/>
@@ -25396,7 +25396,7 @@
               <w:spacing w:after="10" w:before="0"/>
               <w:ind w:left="120"/>
             </w:pPr>
-            <w:hyperlink w:history="1" r:id="rIdmgiuctgpwc6n0iwzu_e5j">
+            <w:hyperlink w:history="1" r:id="rIdzakqj9mv5zdtnck0wry4d">
               <w:r>
                 <w:rPr>
                   <w:rFonts w:ascii="Arial" w:cs="Arial" w:eastAsia="Arial" w:hAnsi="Arial"/>
@@ -25441,7 +25441,7 @@
             <w:pPr>
               <w:spacing w:after="20" w:before="0"/>
             </w:pPr>
-            <w:hyperlink w:history="1" r:id="rIdquk4f8mwqgloke8rb62p9">
+            <w:hyperlink w:history="1" r:id="rIdxumv-jnx5x9bzcwaut-2f">
               <w:r>
                 <w:rPr>
                   <w:rFonts w:ascii="Arial" w:cs="Arial" w:eastAsia="Arial" w:hAnsi="Arial"/>
@@ -25474,7 +25474,7 @@
               <w:spacing w:after="10" w:before="0"/>
               <w:ind w:left="120"/>
             </w:pPr>
-            <w:hyperlink w:history="1" r:id="rIddmw7_lz1zegvv_caenvf7">
+            <w:hyperlink w:history="1" r:id="rIdd-7s2rs9exhhhz6aw_xfl">
               <w:r>
                 <w:rPr>
                   <w:rFonts w:ascii="Arial" w:cs="Arial" w:eastAsia="Arial" w:hAnsi="Arial"/>
@@ -25669,7 +25669,7 @@
             <w:pPr>
               <w:spacing w:after="20" w:before="0"/>
             </w:pPr>
-            <w:hyperlink w:history="1" r:id="rIdetqvd4doasnuycnr8uz29">
+            <w:hyperlink w:history="1" r:id="rIdci-t7syiuxmlbh2zxg6zx">
               <w:r>
                 <w:rPr>
                   <w:rFonts w:ascii="Arial" w:cs="Arial" w:eastAsia="Arial" w:hAnsi="Arial"/>
@@ -25702,7 +25702,7 @@
               <w:spacing w:after="10" w:before="0"/>
               <w:ind w:left="120"/>
             </w:pPr>
-            <w:hyperlink w:history="1" r:id="rIddn__wn4_bxbogru6fr7wc">
+            <w:hyperlink w:history="1" r:id="rIdyrws11du-9dqlq0fr3r8i">
               <w:r>
                 <w:rPr>
                   <w:rFonts w:ascii="Arial" w:cs="Arial" w:eastAsia="Arial" w:hAnsi="Arial"/>
@@ -25747,7 +25747,7 @@
             <w:pPr>
               <w:spacing w:after="20" w:before="0"/>
             </w:pPr>
-            <w:hyperlink w:history="1" r:id="rId4y1rpthdqfi5ile8krrpp">
+            <w:hyperlink w:history="1" r:id="rIdsbj1haudyyx7kbvio_rfc">
               <w:r>
                 <w:rPr>
                   <w:rFonts w:ascii="Arial" w:cs="Arial" w:eastAsia="Arial" w:hAnsi="Arial"/>
@@ -25780,7 +25780,7 @@
               <w:spacing w:after="10" w:before="0"/>
               <w:ind w:left="120"/>
             </w:pPr>
-            <w:hyperlink w:history="1" r:id="rIdk25reilaxu3lb8y9cb5rz">
+            <w:hyperlink w:history="1" r:id="rIdlpck0st-lhvtr8_ol-_g7">
               <w:r>
                 <w:rPr>
                   <w:rFonts w:ascii="Arial" w:cs="Arial" w:eastAsia="Arial" w:hAnsi="Arial"/>
@@ -25975,7 +25975,7 @@
             <w:pPr>
               <w:spacing w:after="20" w:before="0"/>
             </w:pPr>
-            <w:hyperlink w:history="1" r:id="rIdipn-5ginya1fbctaaefcm">
+            <w:hyperlink w:history="1" r:id="rIdkrdxgqp_waj7olywdb05l">
               <w:r>
                 <w:rPr>
                   <w:rFonts w:ascii="Arial" w:cs="Arial" w:eastAsia="Arial" w:hAnsi="Arial"/>
@@ -26008,7 +26008,7 @@
               <w:spacing w:after="10" w:before="0"/>
               <w:ind w:left="120"/>
             </w:pPr>
-            <w:hyperlink w:history="1" r:id="rId7uusbapfngqu54il3o88n">
+            <w:hyperlink w:history="1" r:id="rId6qk0kuorzacdokxaaikul">
               <w:r>
                 <w:rPr>
                   <w:rFonts w:ascii="Arial" w:cs="Arial" w:eastAsia="Arial" w:hAnsi="Arial"/>
@@ -26053,7 +26053,7 @@
             <w:pPr>
               <w:spacing w:after="20" w:before="0"/>
             </w:pPr>
-            <w:hyperlink w:history="1" r:id="rIddqj9ijpxxe4smjee1ilrq">
+            <w:hyperlink w:history="1" r:id="rId8ln6sakdk23n2a-eugukd">
               <w:r>
                 <w:rPr>
                   <w:rFonts w:ascii="Arial" w:cs="Arial" w:eastAsia="Arial" w:hAnsi="Arial"/>
@@ -26086,7 +26086,7 @@
               <w:spacing w:after="10" w:before="0"/>
               <w:ind w:left="120"/>
             </w:pPr>
-            <w:hyperlink w:history="1" r:id="rId-lhfaolreer2hlpswhnp1">
+            <w:hyperlink w:history="1" r:id="rIdhtldeew4jjxbj5qruk7xk">
               <w:r>
                 <w:rPr>
                   <w:rFonts w:ascii="Arial" w:cs="Arial" w:eastAsia="Arial" w:hAnsi="Arial"/>
@@ -26281,7 +26281,7 @@
             <w:pPr>
               <w:spacing w:after="20" w:before="0"/>
             </w:pPr>
-            <w:hyperlink w:history="1" r:id="rIdh4emu6pmg7e7ljl1hbbys">
+            <w:hyperlink w:history="1" r:id="rIdlb1iuzocsbfcxz--ngxx_">
               <w:r>
                 <w:rPr>
                   <w:rFonts w:ascii="Arial" w:cs="Arial" w:eastAsia="Arial" w:hAnsi="Arial"/>
@@ -26330,7 +26330,7 @@
               <w:spacing w:after="10" w:before="0"/>
               <w:ind w:left="120"/>
             </w:pPr>
-            <w:hyperlink w:history="1" r:id="rId2o1esrqwsldalaun_k3v4">
+            <w:hyperlink w:history="1" r:id="rIdnrnd84wlr4cygznpsp2_s">
               <w:r>
                 <w:rPr>
                   <w:rFonts w:ascii="Arial" w:cs="Arial" w:eastAsia="Arial" w:hAnsi="Arial"/>
@@ -26375,7 +26375,7 @@
             <w:pPr>
               <w:spacing w:after="20" w:before="0"/>
             </w:pPr>
-            <w:hyperlink w:history="1" r:id="rIdh_ftg8ijzjzrduqivjk-q">
+            <w:hyperlink w:history="1" r:id="rIdduvxfv79dvboj2wwtng_d">
               <w:r>
                 <w:rPr>
                   <w:rFonts w:ascii="Arial" w:cs="Arial" w:eastAsia="Arial" w:hAnsi="Arial"/>
@@ -26408,7 +26408,7 @@
               <w:spacing w:after="10" w:before="0"/>
               <w:ind w:left="120"/>
             </w:pPr>
-            <w:hyperlink w:history="1" r:id="rIdojevsmtmettu1tdyqzyn0">
+            <w:hyperlink w:history="1" r:id="rIdwljun1d_qhgyxeuzbjnle">
               <w:r>
                 <w:rPr>
                   <w:rFonts w:ascii="Arial" w:cs="Arial" w:eastAsia="Arial" w:hAnsi="Arial"/>
@@ -27148,7 +27148,7 @@
         </w:rPr>
         <w:t xml:space="preserve">© 2026 SeaVuria and ARES. Aligned with KICD objectives. Developed by SeaVuria; technical implementation by ARES (with AI assistance from Claude). Licensed under </w:t>
       </w:r>
-      <w:hyperlink w:history="1" r:id="rIdk7txv_yyfl376ziuksajv">
+      <w:hyperlink w:history="1" r:id="rIdvmluelj3mlw5ezkh2axt-">
         <w:r>
           <w:rPr>
             <w:rFonts w:ascii="Arial" w:cs="Arial" w:eastAsia="Arial" w:hAnsi="Arial"/>
@@ -27169,7 +27169,7 @@
         </w:rPr>
         <w:t xml:space="preserve"> (</w:t>
       </w:r>
-      <w:hyperlink w:history="1" r:id="rIdfredesfxshrmyu4pwljjp">
+      <w:hyperlink w:history="1" r:id="rIddkwj5zx-qox_22vposbsw">
         <w:r>
           <w:rPr>
             <w:rFonts w:ascii="Arial" w:cs="Arial" w:eastAsia="Arial" w:hAnsi="Arial"/>

--- a/data/outputs/v2/General_Science/SS1.5_Respiration/General_Science_Respiration_CBE_LessonSequence.docx
+++ b/data/outputs/v2/General_Science/SS1.5_Respiration/General_Science_Respiration_CBE_LessonSequence.docx
@@ -4,6 +4,7 @@
   <w:body>
     <w:p>
       <w:pPr>
+        <w:keepNext w:val="false"/>
         <w:spacing w:after="30" w:before="0"/>
         <w:jc w:val="center"/>
       </w:pPr>
@@ -23,6 +24,7 @@
     </w:p>
     <w:p>
       <w:pPr>
+        <w:keepNext w:val="false"/>
         <w:spacing w:after="60" w:before="0"/>
         <w:jc w:val="center"/>
       </w:pPr>
@@ -81,6 +83,7 @@
           </w:tcPr>
           <w:p>
             <w:pPr>
+              <w:keepNext w:val="false"/>
               <w:spacing w:after="40" w:before="0"/>
               <w:jc w:val="center"/>
             </w:pPr>
@@ -115,6 +118,7 @@
           </w:tcPr>
           <w:p>
             <w:pPr>
+              <w:keepNext w:val="false"/>
               <w:spacing w:after="40" w:before="0"/>
               <w:jc w:val="left"/>
             </w:pPr>
@@ -147,6 +151,7 @@
           </w:tcPr>
           <w:p>
             <w:pPr>
+              <w:keepNext w:val="false"/>
               <w:spacing w:after="40" w:before="0"/>
               <w:jc w:val="left"/>
             </w:pPr>
@@ -181,6 +186,7 @@
           </w:tcPr>
           <w:p>
             <w:pPr>
+              <w:keepNext w:val="false"/>
               <w:spacing w:after="40" w:before="0"/>
               <w:jc w:val="left"/>
             </w:pPr>
@@ -213,6 +219,7 @@
           </w:tcPr>
           <w:p>
             <w:pPr>
+              <w:keepNext w:val="false"/>
               <w:spacing w:after="40" w:before="0"/>
               <w:jc w:val="left"/>
             </w:pPr>
@@ -247,6 +254,7 @@
           </w:tcPr>
           <w:p>
             <w:pPr>
+              <w:keepNext w:val="false"/>
               <w:spacing w:after="40" w:before="0"/>
               <w:jc w:val="left"/>
             </w:pPr>
@@ -279,6 +287,7 @@
           </w:tcPr>
           <w:p>
             <w:pPr>
+              <w:keepNext w:val="false"/>
               <w:spacing w:after="40" w:before="0"/>
               <w:jc w:val="left"/>
             </w:pPr>
@@ -313,6 +322,7 @@
           </w:tcPr>
           <w:p>
             <w:pPr>
+              <w:keepNext w:val="false"/>
               <w:spacing w:after="40" w:before="0"/>
               <w:jc w:val="left"/>
             </w:pPr>
@@ -345,6 +355,7 @@
           </w:tcPr>
           <w:p>
             <w:pPr>
+              <w:keepNext w:val="false"/>
               <w:spacing w:after="40" w:before="0"/>
               <w:jc w:val="left"/>
             </w:pPr>
@@ -379,6 +390,7 @@
           </w:tcPr>
           <w:p>
             <w:pPr>
+              <w:keepNext w:val="false"/>
               <w:spacing w:after="40" w:before="0"/>
               <w:jc w:val="left"/>
             </w:pPr>
@@ -411,6 +423,7 @@
           </w:tcPr>
           <w:p>
             <w:pPr>
+              <w:keepNext w:val="false"/>
               <w:spacing w:after="40" w:before="0"/>
               <w:jc w:val="left"/>
             </w:pPr>
@@ -445,6 +458,7 @@
           </w:tcPr>
           <w:p>
             <w:pPr>
+              <w:keepNext w:val="false"/>
               <w:spacing w:after="40" w:before="0"/>
               <w:jc w:val="left"/>
             </w:pPr>
@@ -632,6 +646,7 @@
           </w:tcPr>
           <w:p>
             <w:pPr>
+              <w:keepNext w:val="false"/>
               <w:spacing w:after="40" w:before="0"/>
               <w:jc w:val="left"/>
             </w:pPr>
@@ -664,6 +679,7 @@
           </w:tcPr>
           <w:p>
             <w:pPr>
+              <w:keepNext w:val="false"/>
               <w:spacing w:after="40" w:before="0"/>
               <w:jc w:val="left"/>
             </w:pPr>
@@ -683,6 +699,7 @@
           </w:p>
           <w:p>
             <w:pPr>
+              <w:keepNext w:val="false"/>
               <w:spacing w:after="40" w:before="0"/>
               <w:jc w:val="left"/>
             </w:pPr>
@@ -702,6 +719,7 @@
           </w:p>
           <w:p>
             <w:pPr>
+              <w:keepNext w:val="false"/>
               <w:spacing w:after="40" w:before="0"/>
               <w:jc w:val="left"/>
             </w:pPr>
@@ -721,6 +739,7 @@
           </w:p>
           <w:p>
             <w:pPr>
+              <w:keepNext w:val="false"/>
               <w:spacing w:after="40" w:before="0"/>
               <w:jc w:val="left"/>
             </w:pPr>
@@ -740,6 +759,7 @@
           </w:p>
           <w:p>
             <w:pPr>
+              <w:keepNext w:val="false"/>
               <w:spacing w:after="40" w:before="0"/>
               <w:jc w:val="left"/>
             </w:pPr>
@@ -759,6 +779,7 @@
           </w:p>
           <w:p>
             <w:pPr>
+              <w:keepNext w:val="false"/>
               <w:spacing w:after="40" w:before="0"/>
               <w:jc w:val="left"/>
             </w:pPr>
@@ -778,6 +799,7 @@
           </w:p>
           <w:p>
             <w:pPr>
+              <w:keepNext w:val="false"/>
               <w:spacing w:after="40" w:before="0"/>
               <w:jc w:val="left"/>
             </w:pPr>
@@ -812,6 +834,7 @@
           </w:tcPr>
           <w:p>
             <w:pPr>
+              <w:keepNext w:val="false"/>
               <w:spacing w:after="40" w:before="0"/>
               <w:jc w:val="left"/>
             </w:pPr>
@@ -899,6 +922,7 @@
           </w:tcPr>
           <w:p>
             <w:pPr>
+              <w:keepNext w:val="false"/>
               <w:spacing w:after="40" w:before="0"/>
               <w:jc w:val="left"/>
             </w:pPr>
@@ -986,6 +1010,7 @@
           </w:tcPr>
           <w:p>
             <w:pPr>
+              <w:keepNext w:val="false"/>
               <w:spacing w:after="40" w:before="0"/>
               <w:jc w:val="left"/>
             </w:pPr>
@@ -1133,6 +1158,7 @@
           </w:tcPr>
           <w:p>
             <w:pPr>
+              <w:keepNext w:val="false"/>
               <w:spacing w:after="40" w:before="0"/>
               <w:jc w:val="left"/>
             </w:pPr>
@@ -1220,6 +1246,7 @@
           </w:tcPr>
           <w:p>
             <w:pPr>
+              <w:keepNext w:val="false"/>
               <w:spacing w:after="40" w:before="0"/>
               <w:jc w:val="left"/>
             </w:pPr>
@@ -1367,6 +1394,7 @@
           </w:tcPr>
           <w:p>
             <w:pPr>
+              <w:keepNext w:val="false"/>
               <w:spacing w:after="40" w:before="0"/>
               <w:jc w:val="left"/>
             </w:pPr>
@@ -1399,6 +1427,7 @@
           </w:tcPr>
           <w:p>
             <w:pPr>
+              <w:keepNext w:val="false"/>
               <w:spacing w:after="40" w:before="0"/>
               <w:jc w:val="left"/>
             </w:pPr>
@@ -1433,6 +1462,7 @@
           </w:tcPr>
           <w:p>
             <w:pPr>
+              <w:keepNext w:val="false"/>
               <w:spacing w:after="40" w:before="0"/>
               <w:jc w:val="left"/>
             </w:pPr>
@@ -1465,6 +1495,7 @@
           </w:tcPr>
           <w:p>
             <w:pPr>
+              <w:keepNext w:val="false"/>
               <w:spacing w:after="40" w:before="0"/>
               <w:jc w:val="left"/>
             </w:pPr>
@@ -1484,6 +1515,7 @@
           </w:p>
           <w:p>
             <w:pPr>
+              <w:keepNext w:val="false"/>
               <w:spacing w:after="40" w:before="0"/>
               <w:jc w:val="left"/>
             </w:pPr>
@@ -1503,6 +1535,7 @@
           </w:p>
           <w:p>
             <w:pPr>
+              <w:keepNext w:val="false"/>
               <w:spacing w:after="40" w:before="0"/>
               <w:jc w:val="left"/>
             </w:pPr>
@@ -1522,6 +1555,7 @@
           </w:p>
           <w:p>
             <w:pPr>
+              <w:keepNext w:val="false"/>
               <w:spacing w:after="40" w:before="0"/>
               <w:jc w:val="left"/>
             </w:pPr>
@@ -1556,6 +1590,7 @@
           </w:tcPr>
           <w:p>
             <w:pPr>
+              <w:keepNext w:val="false"/>
               <w:spacing w:after="40" w:before="0"/>
               <w:jc w:val="left"/>
             </w:pPr>
@@ -1588,6 +1623,7 @@
           </w:tcPr>
           <w:p>
             <w:pPr>
+              <w:keepNext w:val="false"/>
               <w:spacing w:after="40" w:before="0"/>
               <w:jc w:val="left"/>
             </w:pPr>
@@ -1607,6 +1643,7 @@
           </w:p>
           <w:p>
             <w:pPr>
+              <w:keepNext w:val="false"/>
               <w:spacing w:after="40" w:before="0"/>
               <w:jc w:val="left"/>
             </w:pPr>
@@ -1626,6 +1663,7 @@
           </w:p>
           <w:p>
             <w:pPr>
+              <w:keepNext w:val="false"/>
               <w:spacing w:after="40" w:before="0"/>
               <w:jc w:val="left"/>
             </w:pPr>
@@ -1660,6 +1698,7 @@
           </w:tcPr>
           <w:p>
             <w:pPr>
+              <w:keepNext w:val="false"/>
               <w:spacing w:after="40" w:before="0"/>
               <w:jc w:val="left"/>
             </w:pPr>
@@ -1692,6 +1731,7 @@
           </w:tcPr>
           <w:p>
             <w:pPr>
+              <w:keepNext w:val="false"/>
               <w:spacing w:after="40" w:before="0"/>
               <w:jc w:val="left"/>
             </w:pPr>
@@ -1711,6 +1751,7 @@
           </w:p>
           <w:p>
             <w:pPr>
+              <w:keepNext w:val="false"/>
               <w:spacing w:after="40" w:before="0"/>
               <w:jc w:val="left"/>
             </w:pPr>
@@ -1730,6 +1771,7 @@
           </w:p>
           <w:p>
             <w:pPr>
+              <w:keepNext w:val="false"/>
               <w:spacing w:after="40" w:before="0"/>
               <w:jc w:val="left"/>
             </w:pPr>
@@ -1749,6 +1791,7 @@
           </w:p>
           <w:p>
             <w:pPr>
+              <w:keepNext w:val="false"/>
               <w:spacing w:after="40" w:before="0"/>
               <w:jc w:val="left"/>
             </w:pPr>
@@ -1768,6 +1811,7 @@
           </w:p>
           <w:p>
             <w:pPr>
+              <w:keepNext w:val="false"/>
               <w:spacing w:after="40" w:before="0"/>
               <w:jc w:val="left"/>
             </w:pPr>
@@ -1787,6 +1831,7 @@
           </w:p>
           <w:p>
             <w:pPr>
+              <w:keepNext w:val="false"/>
               <w:spacing w:after="40" w:before="0"/>
               <w:jc w:val="left"/>
             </w:pPr>
@@ -1806,6 +1851,7 @@
           </w:p>
           <w:p>
             <w:pPr>
+              <w:keepNext w:val="false"/>
               <w:spacing w:after="40" w:before="0"/>
               <w:jc w:val="left"/>
             </w:pPr>
@@ -1825,6 +1871,7 @@
           </w:p>
           <w:p>
             <w:pPr>
+              <w:keepNext w:val="false"/>
               <w:spacing w:after="40" w:before="0"/>
               <w:jc w:val="left"/>
             </w:pPr>
@@ -1844,6 +1891,7 @@
           </w:p>
           <w:p>
             <w:pPr>
+              <w:keepNext w:val="false"/>
               <w:spacing w:after="40" w:before="0"/>
               <w:jc w:val="left"/>
             </w:pPr>
@@ -1863,6 +1911,7 @@
           </w:p>
           <w:p>
             <w:pPr>
+              <w:keepNext w:val="false"/>
               <w:spacing w:after="40" w:before="0"/>
               <w:jc w:val="left"/>
             </w:pPr>
@@ -1882,6 +1931,7 @@
           </w:p>
           <w:p>
             <w:pPr>
+              <w:keepNext w:val="false"/>
               <w:spacing w:after="40" w:before="0"/>
               <w:jc w:val="left"/>
             </w:pPr>
@@ -1901,6 +1951,7 @@
           </w:p>
           <w:p>
             <w:pPr>
+              <w:keepNext w:val="false"/>
               <w:spacing w:after="40" w:before="0"/>
               <w:jc w:val="left"/>
             </w:pPr>
@@ -1920,6 +1971,7 @@
           </w:p>
           <w:p>
             <w:pPr>
+              <w:keepNext w:val="false"/>
               <w:spacing w:after="40" w:before="0"/>
               <w:jc w:val="left"/>
             </w:pPr>
@@ -1939,6 +1991,7 @@
           </w:p>
           <w:p>
             <w:pPr>
+              <w:keepNext w:val="false"/>
               <w:spacing w:after="40" w:before="0"/>
               <w:jc w:val="left"/>
             </w:pPr>
@@ -1958,6 +2011,7 @@
           </w:p>
           <w:p>
             <w:pPr>
+              <w:keepNext w:val="false"/>
               <w:spacing w:after="40" w:before="0"/>
               <w:jc w:val="left"/>
             </w:pPr>
@@ -1992,6 +2046,7 @@
           </w:tcPr>
           <w:p>
             <w:pPr>
+              <w:keepNext w:val="false"/>
               <w:spacing w:after="40" w:before="0"/>
               <w:jc w:val="left"/>
             </w:pPr>
@@ -2223,7 +2278,7 @@
         </w:rPr>
         <w:t xml:space="preserve">© 2026 SeaVuria and ARES. This work is licensed under a </w:t>
       </w:r>
-      <w:hyperlink w:history="1" r:id="rIdp5mmfm7xucwzxvn9-dujx">
+      <w:hyperlink w:history="1" r:id="rIdsp57sdztppddgzybvbnkv">
         <w:r>
           <w:rPr>
             <w:rFonts w:ascii="Arial" w:cs="Arial" w:eastAsia="Arial" w:hAnsi="Arial"/>
@@ -2243,7 +2298,7 @@
         </w:rPr>
         <w:t xml:space="preserve"> (</w:t>
       </w:r>
-      <w:hyperlink w:history="1" r:id="rIdkbzlu02tbj7yz8hkpdb4p">
+      <w:hyperlink w:history="1" r:id="rIdzmaxjgjag64kpttpyzwkz">
         <w:r>
           <w:rPr>
             <w:rFonts w:ascii="Arial" w:cs="Arial" w:eastAsia="Arial" w:hAnsi="Arial"/>
@@ -2263,7 +2318,7 @@
         </w:rPr>
         <w:t xml:space="preserve">). To view a copy of this license, visit </w:t>
       </w:r>
-      <w:hyperlink w:history="1" r:id="rId6foez1a2aesydiztyndk6">
+      <w:hyperlink w:history="1" r:id="rId0krbco-dj1cb07ebwbm1y">
         <w:r>
           <w:rPr>
             <w:rFonts w:ascii="Arial" w:cs="Arial" w:eastAsia="Arial" w:hAnsi="Arial"/>
@@ -2322,6 +2377,7 @@
           </w:tcPr>
           <w:p>
             <w:pPr>
+              <w:keepNext w:val="false"/>
               <w:spacing w:after="40" w:before="0"/>
               <w:jc w:val="center"/>
             </w:pPr>
@@ -2357,6 +2413,7 @@
           </w:tcPr>
           <w:p>
             <w:pPr>
+              <w:keepNext w:val="false"/>
               <w:spacing w:after="40" w:before="0"/>
               <w:jc w:val="center"/>
             </w:pPr>
@@ -2391,6 +2448,7 @@
           </w:tcPr>
           <w:p>
             <w:pPr>
+              <w:keepNext w:val="false"/>
               <w:spacing w:after="40" w:before="0"/>
               <w:jc w:val="left"/>
             </w:pPr>
@@ -2423,6 +2481,7 @@
           </w:tcPr>
           <w:p>
             <w:pPr>
+              <w:keepNext w:val="false"/>
               <w:spacing w:after="40" w:before="0"/>
               <w:jc w:val="left"/>
             </w:pPr>
@@ -2457,6 +2516,7 @@
           </w:tcPr>
           <w:p>
             <w:pPr>
+              <w:keepNext w:val="false"/>
               <w:spacing w:after="40" w:before="0"/>
               <w:jc w:val="left"/>
             </w:pPr>
@@ -2489,6 +2549,7 @@
           </w:tcPr>
           <w:p>
             <w:pPr>
+              <w:keepNext w:val="false"/>
               <w:spacing w:after="40" w:before="0"/>
               <w:jc w:val="left"/>
             </w:pPr>
@@ -2523,6 +2584,7 @@
           </w:tcPr>
           <w:p>
             <w:pPr>
+              <w:keepNext w:val="false"/>
               <w:spacing w:after="40" w:before="0"/>
               <w:jc w:val="left"/>
             </w:pPr>
@@ -2555,6 +2617,7 @@
           </w:tcPr>
           <w:p>
             <w:pPr>
+              <w:keepNext w:val="false"/>
               <w:spacing w:after="40" w:before="0"/>
               <w:jc w:val="left"/>
             </w:pPr>
@@ -2589,6 +2652,7 @@
           </w:tcPr>
           <w:p>
             <w:pPr>
+              <w:keepNext w:val="false"/>
               <w:spacing w:after="40" w:before="0"/>
               <w:jc w:val="left"/>
             </w:pPr>
@@ -2621,6 +2685,7 @@
           </w:tcPr>
           <w:p>
             <w:pPr>
+              <w:keepNext w:val="false"/>
               <w:spacing w:after="40" w:before="0"/>
               <w:jc w:val="left"/>
             </w:pPr>
@@ -2655,6 +2720,7 @@
           </w:tcPr>
           <w:p>
             <w:pPr>
+              <w:keepNext w:val="false"/>
               <w:spacing w:after="40" w:before="0"/>
               <w:jc w:val="left"/>
             </w:pPr>
@@ -2687,6 +2753,7 @@
           </w:tcPr>
           <w:p>
             <w:pPr>
+              <w:keepNext w:val="false"/>
               <w:spacing w:after="40" w:before="0"/>
               <w:jc w:val="left"/>
             </w:pPr>
@@ -2721,6 +2788,7 @@
           </w:tcPr>
           <w:p>
             <w:pPr>
+              <w:keepNext w:val="false"/>
               <w:spacing w:after="40" w:before="0"/>
               <w:jc w:val="left"/>
             </w:pPr>
@@ -2753,6 +2821,7 @@
           </w:tcPr>
           <w:p>
             <w:pPr>
+              <w:keepNext w:val="false"/>
               <w:spacing w:after="40" w:before="0"/>
               <w:jc w:val="left"/>
             </w:pPr>
@@ -2787,6 +2856,7 @@
           </w:tcPr>
           <w:p>
             <w:pPr>
+              <w:keepNext w:val="false"/>
               <w:spacing w:after="40" w:before="0"/>
               <w:jc w:val="left"/>
             </w:pPr>
@@ -2819,6 +2889,7 @@
           </w:tcPr>
           <w:p>
             <w:pPr>
+              <w:keepNext w:val="false"/>
               <w:spacing w:after="40" w:before="0"/>
               <w:jc w:val="left"/>
             </w:pPr>
@@ -2853,6 +2924,7 @@
           </w:tcPr>
           <w:p>
             <w:pPr>
+              <w:keepNext w:val="false"/>
               <w:spacing w:after="40" w:before="0"/>
               <w:jc w:val="left"/>
             </w:pPr>
@@ -2885,6 +2957,7 @@
           </w:tcPr>
           <w:p>
             <w:pPr>
+              <w:keepNext w:val="false"/>
               <w:spacing w:after="40" w:before="0"/>
               <w:jc w:val="left"/>
             </w:pPr>
@@ -2944,6 +3017,7 @@
           </w:tcPr>
           <w:p>
             <w:pPr>
+              <w:keepNext w:val="false"/>
               <w:spacing w:after="40" w:before="0"/>
               <w:jc w:val="center"/>
             </w:pPr>
@@ -2978,6 +3052,7 @@
           </w:tcPr>
           <w:p>
             <w:pPr>
+              <w:keepNext w:val="false"/>
               <w:spacing w:after="40" w:before="0"/>
               <w:jc w:val="left"/>
             </w:pPr>
@@ -3042,6 +3117,7 @@
           </w:tcPr>
           <w:p>
             <w:pPr>
+              <w:keepNext w:val="false"/>
               <w:spacing w:after="40" w:before="0"/>
               <w:jc w:val="center"/>
             </w:pPr>
@@ -3076,6 +3152,7 @@
           </w:tcPr>
           <w:p>
             <w:pPr>
+              <w:keepNext w:val="false"/>
               <w:spacing w:after="40" w:before="0"/>
               <w:jc w:val="left"/>
             </w:pPr>
@@ -3108,6 +3185,7 @@
           </w:tcPr>
           <w:p>
             <w:pPr>
+              <w:keepNext w:val="false"/>
               <w:spacing w:after="40" w:before="0"/>
               <w:jc w:val="left"/>
             </w:pPr>
@@ -3140,6 +3218,7 @@
           </w:tcPr>
           <w:p>
             <w:pPr>
+              <w:keepNext w:val="false"/>
               <w:spacing w:after="40" w:before="0"/>
               <w:jc w:val="left"/>
             </w:pPr>
@@ -3172,6 +3251,7 @@
           </w:tcPr>
           <w:p>
             <w:pPr>
+              <w:keepNext w:val="false"/>
               <w:spacing w:after="40" w:before="0"/>
               <w:jc w:val="left"/>
             </w:pPr>
@@ -3204,6 +3284,7 @@
           </w:tcPr>
           <w:p>
             <w:pPr>
+              <w:keepNext w:val="false"/>
               <w:spacing w:after="40" w:before="0"/>
               <w:jc w:val="left"/>
             </w:pPr>
@@ -3238,6 +3319,7 @@
           </w:tcPr>
           <w:p>
             <w:pPr>
+              <w:keepNext w:val="false"/>
               <w:spacing w:after="40" w:before="0"/>
               <w:jc w:val="left"/>
             </w:pPr>
@@ -3275,7 +3357,7 @@
             <w:pPr>
               <w:spacing w:after="20" w:before="0"/>
             </w:pPr>
-            <w:hyperlink w:history="1" r:id="rIdjpdt81bbosujak34-whum">
+            <w:hyperlink w:history="1" r:id="rIdl_83khjauanxrpsba5rpn">
               <w:r>
                 <w:rPr>
                   <w:rFonts w:ascii="Arial" w:cs="Arial" w:eastAsia="Arial" w:hAnsi="Arial"/>
@@ -3308,7 +3390,7 @@
               <w:spacing w:after="10" w:before="0"/>
               <w:ind w:left="120"/>
             </w:pPr>
-            <w:hyperlink w:history="1" r:id="rIdvfj6ywvxui3mzwol9c1wp">
+            <w:hyperlink w:history="1" r:id="rId643wcveqdz7nkgjmdkmeb">
               <w:r>
                 <w:rPr>
                   <w:rFonts w:ascii="Arial" w:cs="Arial" w:eastAsia="Arial" w:hAnsi="Arial"/>
@@ -3353,7 +3435,7 @@
             <w:pPr>
               <w:spacing w:after="20" w:before="0"/>
             </w:pPr>
-            <w:hyperlink w:history="1" r:id="rIdrmxye2ffjysm9njwkvhpp">
+            <w:hyperlink w:history="1" r:id="rId_ntxrj0wriuphqe8e-mfu">
               <w:r>
                 <w:rPr>
                   <w:rFonts w:ascii="Arial" w:cs="Arial" w:eastAsia="Arial" w:hAnsi="Arial"/>
@@ -3386,7 +3468,7 @@
               <w:spacing w:after="10" w:before="0"/>
               <w:ind w:left="120"/>
             </w:pPr>
-            <w:hyperlink w:history="1" r:id="rIdawrzgkpe_4z5rpvtjv-md">
+            <w:hyperlink w:history="1" r:id="rId9ksa4zy78jkl6h-_oib-g">
               <w:r>
                 <w:rPr>
                   <w:rFonts w:ascii="Arial" w:cs="Arial" w:eastAsia="Arial" w:hAnsi="Arial"/>
@@ -3414,6 +3496,7 @@
           </w:tcPr>
           <w:p>
             <w:pPr>
+              <w:keepNext w:val="false"/>
               <w:spacing w:after="40" w:before="0"/>
               <w:jc w:val="left"/>
             </w:pPr>
@@ -3446,6 +3529,7 @@
           </w:tcPr>
           <w:p>
             <w:pPr>
+              <w:keepNext w:val="false"/>
               <w:spacing w:after="40" w:before="0"/>
               <w:jc w:val="left"/>
             </w:pPr>
@@ -3465,6 +3549,7 @@
           </w:p>
           <w:p>
             <w:pPr>
+              <w:keepNext w:val="false"/>
               <w:spacing w:after="40" w:before="0"/>
               <w:jc w:val="left"/>
             </w:pPr>
@@ -3484,6 +3569,7 @@
           </w:p>
           <w:p>
             <w:pPr>
+              <w:keepNext w:val="false"/>
               <w:spacing w:after="40" w:before="0"/>
               <w:jc w:val="left"/>
             </w:pPr>
@@ -3503,6 +3589,7 @@
           </w:p>
           <w:p>
             <w:pPr>
+              <w:keepNext w:val="false"/>
               <w:spacing w:after="40" w:before="0"/>
               <w:jc w:val="left"/>
             </w:pPr>
@@ -3522,6 +3609,7 @@
           </w:p>
           <w:p>
             <w:pPr>
+              <w:keepNext w:val="false"/>
               <w:spacing w:after="40" w:before="0"/>
               <w:jc w:val="left"/>
             </w:pPr>
@@ -3541,6 +3629,7 @@
           </w:p>
           <w:p>
             <w:pPr>
+              <w:keepNext w:val="false"/>
               <w:spacing w:after="40" w:before="0"/>
               <w:jc w:val="left"/>
             </w:pPr>
@@ -3573,6 +3662,7 @@
           </w:tcPr>
           <w:p>
             <w:pPr>
+              <w:keepNext w:val="false"/>
               <w:spacing w:after="40" w:before="0"/>
               <w:jc w:val="left"/>
             </w:pPr>
@@ -3605,6 +3695,7 @@
           </w:tcPr>
           <w:p>
             <w:pPr>
+              <w:keepNext w:val="false"/>
               <w:spacing w:after="40" w:before="0"/>
               <w:jc w:val="left"/>
             </w:pPr>
@@ -3639,6 +3730,7 @@
           </w:tcPr>
           <w:p>
             <w:pPr>
+              <w:keepNext w:val="false"/>
               <w:spacing w:after="40" w:before="0"/>
               <w:jc w:val="left"/>
             </w:pPr>
@@ -3676,7 +3768,7 @@
             <w:pPr>
               <w:spacing w:after="20" w:before="0"/>
             </w:pPr>
-            <w:hyperlink w:history="1" r:id="rIdxyuc6q7c1sqo0mywmnwuw">
+            <w:hyperlink w:history="1" r:id="rIdnvqv7294p9hsmieydo0qo">
               <w:r>
                 <w:rPr>
                   <w:rFonts w:ascii="Arial" w:cs="Arial" w:eastAsia="Arial" w:hAnsi="Arial"/>
@@ -3709,7 +3801,7 @@
               <w:spacing w:after="10" w:before="0"/>
               <w:ind w:left="120"/>
             </w:pPr>
-            <w:hyperlink w:history="1" r:id="rIdzcocjo4dssn9ent4gdv_h">
+            <w:hyperlink w:history="1" r:id="rIdiscdt54y3m3unkqtjdxy6">
               <w:r>
                 <w:rPr>
                   <w:rFonts w:ascii="Arial" w:cs="Arial" w:eastAsia="Arial" w:hAnsi="Arial"/>
@@ -3754,7 +3846,7 @@
             <w:pPr>
               <w:spacing w:after="20" w:before="0"/>
             </w:pPr>
-            <w:hyperlink w:history="1" r:id="rIdsegq0spb-2qviyknpx7co">
+            <w:hyperlink w:history="1" r:id="rIddpc58mqkfto2hx9phrujv">
               <w:r>
                 <w:rPr>
                   <w:rFonts w:ascii="Arial" w:cs="Arial" w:eastAsia="Arial" w:hAnsi="Arial"/>
@@ -3787,7 +3879,7 @@
               <w:spacing w:after="10" w:before="0"/>
               <w:ind w:left="120"/>
             </w:pPr>
-            <w:hyperlink w:history="1" r:id="rIdt7mcr9wmkfyobgdfghoxx">
+            <w:hyperlink w:history="1" r:id="rIdhwzodtb2geh4f2udxob-0">
               <w:r>
                 <w:rPr>
                   <w:rFonts w:ascii="Arial" w:cs="Arial" w:eastAsia="Arial" w:hAnsi="Arial"/>
@@ -3815,6 +3907,7 @@
           </w:tcPr>
           <w:p>
             <w:pPr>
+              <w:keepNext w:val="false"/>
               <w:spacing w:after="40" w:before="0"/>
               <w:jc w:val="left"/>
             </w:pPr>
@@ -3847,6 +3940,7 @@
           </w:tcPr>
           <w:p>
             <w:pPr>
+              <w:keepNext w:val="false"/>
               <w:spacing w:after="40" w:before="0"/>
               <w:jc w:val="left"/>
             </w:pPr>
@@ -3866,6 +3960,7 @@
           </w:p>
           <w:p>
             <w:pPr>
+              <w:keepNext w:val="false"/>
               <w:spacing w:after="40" w:before="0"/>
               <w:jc w:val="left"/>
             </w:pPr>
@@ -3885,6 +3980,7 @@
           </w:p>
           <w:p>
             <w:pPr>
+              <w:keepNext w:val="false"/>
               <w:spacing w:after="40" w:before="0"/>
               <w:jc w:val="left"/>
             </w:pPr>
@@ -3904,6 +4000,7 @@
           </w:p>
           <w:p>
             <w:pPr>
+              <w:keepNext w:val="false"/>
               <w:spacing w:after="40" w:before="0"/>
               <w:jc w:val="left"/>
             </w:pPr>
@@ -3923,6 +4020,7 @@
           </w:p>
           <w:p>
             <w:pPr>
+              <w:keepNext w:val="false"/>
               <w:spacing w:after="40" w:before="0"/>
               <w:jc w:val="left"/>
             </w:pPr>
@@ -3955,6 +4053,7 @@
           </w:tcPr>
           <w:p>
             <w:pPr>
+              <w:keepNext w:val="false"/>
               <w:spacing w:after="40" w:before="0"/>
               <w:jc w:val="left"/>
             </w:pPr>
@@ -3987,6 +4086,7 @@
           </w:tcPr>
           <w:p>
             <w:pPr>
+              <w:keepNext w:val="false"/>
               <w:spacing w:after="40" w:before="0"/>
               <w:jc w:val="left"/>
             </w:pPr>
@@ -4021,6 +4121,7 @@
           </w:tcPr>
           <w:p>
             <w:pPr>
+              <w:keepNext w:val="false"/>
               <w:spacing w:after="40" w:before="0"/>
               <w:jc w:val="left"/>
             </w:pPr>
@@ -4058,7 +4159,7 @@
             <w:pPr>
               <w:spacing w:after="20" w:before="0"/>
             </w:pPr>
-            <w:hyperlink w:history="1" r:id="rIdebycwrbzrq8z643ach-fh">
+            <w:hyperlink w:history="1" r:id="rIdwi-rspblppjw6xx2-f5_w">
               <w:r>
                 <w:rPr>
                   <w:rFonts w:ascii="Arial" w:cs="Arial" w:eastAsia="Arial" w:hAnsi="Arial"/>
@@ -4091,7 +4192,7 @@
               <w:spacing w:after="10" w:before="0"/>
               <w:ind w:left="120"/>
             </w:pPr>
-            <w:hyperlink w:history="1" r:id="rIdr5o4_inhf7dsb5bf_1zmh">
+            <w:hyperlink w:history="1" r:id="rIdzvizir0n6wyxh5kapkfrp">
               <w:r>
                 <w:rPr>
                   <w:rFonts w:ascii="Arial" w:cs="Arial" w:eastAsia="Arial" w:hAnsi="Arial"/>
@@ -4136,7 +4237,7 @@
             <w:pPr>
               <w:spacing w:after="20" w:before="0"/>
             </w:pPr>
-            <w:hyperlink w:history="1" r:id="rIddu12tlfjct_6jdaalwhfs">
+            <w:hyperlink w:history="1" r:id="rIdeihfwg7fahpuduebkliyo">
               <w:r>
                 <w:rPr>
                   <w:rFonts w:ascii="Arial" w:cs="Arial" w:eastAsia="Arial" w:hAnsi="Arial"/>
@@ -4169,7 +4270,7 @@
               <w:spacing w:after="10" w:before="0"/>
               <w:ind w:left="120"/>
             </w:pPr>
-            <w:hyperlink w:history="1" r:id="rIdyarytou1jomftzdemx2jf">
+            <w:hyperlink w:history="1" r:id="rId0evm3y1vdrvallhsk_0bn">
               <w:r>
                 <w:rPr>
                   <w:rFonts w:ascii="Arial" w:cs="Arial" w:eastAsia="Arial" w:hAnsi="Arial"/>
@@ -4197,6 +4298,7 @@
           </w:tcPr>
           <w:p>
             <w:pPr>
+              <w:keepNext w:val="false"/>
               <w:spacing w:after="40" w:before="0"/>
               <w:jc w:val="left"/>
             </w:pPr>
@@ -4229,6 +4331,7 @@
           </w:tcPr>
           <w:p>
             <w:pPr>
+              <w:keepNext w:val="false"/>
               <w:spacing w:after="40" w:before="0"/>
               <w:jc w:val="left"/>
             </w:pPr>
@@ -4248,6 +4351,7 @@
           </w:p>
           <w:p>
             <w:pPr>
+              <w:keepNext w:val="false"/>
               <w:spacing w:after="40" w:before="0"/>
               <w:jc w:val="left"/>
             </w:pPr>
@@ -4267,6 +4371,7 @@
           </w:p>
           <w:p>
             <w:pPr>
+              <w:keepNext w:val="false"/>
               <w:spacing w:after="40" w:before="0"/>
               <w:jc w:val="left"/>
             </w:pPr>
@@ -4286,6 +4391,7 @@
           </w:p>
           <w:p>
             <w:pPr>
+              <w:keepNext w:val="false"/>
               <w:spacing w:after="40" w:before="0"/>
               <w:jc w:val="left"/>
             </w:pPr>
@@ -4305,6 +4411,7 @@
           </w:p>
           <w:p>
             <w:pPr>
+              <w:keepNext w:val="false"/>
               <w:spacing w:after="40" w:before="0"/>
               <w:jc w:val="left"/>
             </w:pPr>
@@ -4337,6 +4444,7 @@
           </w:tcPr>
           <w:p>
             <w:pPr>
+              <w:keepNext w:val="false"/>
               <w:spacing w:after="40" w:before="0"/>
               <w:jc w:val="left"/>
             </w:pPr>
@@ -4369,6 +4477,7 @@
           </w:tcPr>
           <w:p>
             <w:pPr>
+              <w:keepNext w:val="false"/>
               <w:spacing w:after="40" w:before="0"/>
               <w:jc w:val="left"/>
             </w:pPr>
@@ -4403,6 +4512,7 @@
           </w:tcPr>
           <w:p>
             <w:pPr>
+              <w:keepNext w:val="false"/>
               <w:spacing w:after="40" w:before="0"/>
               <w:jc w:val="left"/>
             </w:pPr>
@@ -4440,7 +4550,7 @@
             <w:pPr>
               <w:spacing w:after="20" w:before="0"/>
             </w:pPr>
-            <w:hyperlink w:history="1" r:id="rIdqhfioz9t4tqxhwodmxt45">
+            <w:hyperlink w:history="1" r:id="rIdxuzemp8yw1al9_n41sphp">
               <w:r>
                 <w:rPr>
                   <w:rFonts w:ascii="Arial" w:cs="Arial" w:eastAsia="Arial" w:hAnsi="Arial"/>
@@ -4473,7 +4583,7 @@
               <w:spacing w:after="10" w:before="0"/>
               <w:ind w:left="120"/>
             </w:pPr>
-            <w:hyperlink w:history="1" r:id="rIdgcqnhj3zborsyvac_sx7h">
+            <w:hyperlink w:history="1" r:id="rIdp_dxim7sbii2tqyninosp">
               <w:r>
                 <w:rPr>
                   <w:rFonts w:ascii="Arial" w:cs="Arial" w:eastAsia="Arial" w:hAnsi="Arial"/>
@@ -4518,7 +4628,7 @@
             <w:pPr>
               <w:spacing w:after="20" w:before="0"/>
             </w:pPr>
-            <w:hyperlink w:history="1" r:id="rId0ddcrxafn5_kak-wo3tqj">
+            <w:hyperlink w:history="1" r:id="rIdbox_4-jn4l-gszktoo_wk">
               <w:r>
                 <w:rPr>
                   <w:rFonts w:ascii="Arial" w:cs="Arial" w:eastAsia="Arial" w:hAnsi="Arial"/>
@@ -4551,7 +4661,7 @@
               <w:spacing w:after="10" w:before="0"/>
               <w:ind w:left="120"/>
             </w:pPr>
-            <w:hyperlink w:history="1" r:id="rIdg49haqah56gwplx3fsz8s">
+            <w:hyperlink w:history="1" r:id="rId2hz9kbe355sskr09eyeip">
               <w:r>
                 <w:rPr>
                   <w:rFonts w:ascii="Arial" w:cs="Arial" w:eastAsia="Arial" w:hAnsi="Arial"/>
@@ -4579,6 +4689,7 @@
           </w:tcPr>
           <w:p>
             <w:pPr>
+              <w:keepNext w:val="false"/>
               <w:spacing w:after="40" w:before="0"/>
               <w:jc w:val="left"/>
             </w:pPr>
@@ -4611,6 +4722,7 @@
           </w:tcPr>
           <w:p>
             <w:pPr>
+              <w:keepNext w:val="false"/>
               <w:spacing w:after="40" w:before="0"/>
               <w:jc w:val="left"/>
             </w:pPr>
@@ -4630,6 +4742,7 @@
           </w:p>
           <w:p>
             <w:pPr>
+              <w:keepNext w:val="false"/>
               <w:spacing w:after="40" w:before="0"/>
               <w:jc w:val="left"/>
             </w:pPr>
@@ -4649,6 +4762,7 @@
           </w:p>
           <w:p>
             <w:pPr>
+              <w:keepNext w:val="false"/>
               <w:spacing w:after="40" w:before="0"/>
               <w:jc w:val="left"/>
             </w:pPr>
@@ -4668,6 +4782,7 @@
           </w:p>
           <w:p>
             <w:pPr>
+              <w:keepNext w:val="false"/>
               <w:spacing w:after="40" w:before="0"/>
               <w:jc w:val="left"/>
             </w:pPr>
@@ -4687,6 +4802,7 @@
           </w:p>
           <w:p>
             <w:pPr>
+              <w:keepNext w:val="false"/>
               <w:spacing w:after="40" w:before="0"/>
               <w:jc w:val="left"/>
             </w:pPr>
@@ -4706,6 +4822,7 @@
           </w:p>
           <w:p>
             <w:pPr>
+              <w:keepNext w:val="false"/>
               <w:spacing w:after="40" w:before="0"/>
               <w:jc w:val="left"/>
             </w:pPr>
@@ -4738,6 +4855,7 @@
           </w:tcPr>
           <w:p>
             <w:pPr>
+              <w:keepNext w:val="false"/>
               <w:spacing w:after="40" w:before="0"/>
               <w:jc w:val="left"/>
             </w:pPr>
@@ -4770,6 +4888,7 @@
           </w:tcPr>
           <w:p>
             <w:pPr>
+              <w:keepNext w:val="false"/>
               <w:spacing w:after="40" w:before="0"/>
               <w:jc w:val="left"/>
             </w:pPr>
@@ -4804,6 +4923,7 @@
           </w:tcPr>
           <w:p>
             <w:pPr>
+              <w:keepNext w:val="false"/>
               <w:spacing w:after="40" w:before="0"/>
               <w:jc w:val="left"/>
             </w:pPr>
@@ -4841,7 +4961,7 @@
             <w:pPr>
               <w:spacing w:after="20" w:before="0"/>
             </w:pPr>
-            <w:hyperlink w:history="1" r:id="rIdnycqn_jftsb3l91hnizic">
+            <w:hyperlink w:history="1" r:id="rIdrmw0fwphrbfsgmmmrqzjo">
               <w:r>
                 <w:rPr>
                   <w:rFonts w:ascii="Arial" w:cs="Arial" w:eastAsia="Arial" w:hAnsi="Arial"/>
@@ -4874,7 +4994,7 @@
               <w:spacing w:after="10" w:before="0"/>
               <w:ind w:left="120"/>
             </w:pPr>
-            <w:hyperlink w:history="1" r:id="rIdji2w02_exg7jodwk9gblu">
+            <w:hyperlink w:history="1" r:id="rIdknwpqh34qvd9egcbowyze">
               <w:r>
                 <w:rPr>
                   <w:rFonts w:ascii="Arial" w:cs="Arial" w:eastAsia="Arial" w:hAnsi="Arial"/>
@@ -4919,7 +5039,7 @@
             <w:pPr>
               <w:spacing w:after="20" w:before="0"/>
             </w:pPr>
-            <w:hyperlink w:history="1" r:id="rIdlzheazn9atcndwpohblmo">
+            <w:hyperlink w:history="1" r:id="rIdrl2atg1j-nrvpm8z_rbhc">
               <w:r>
                 <w:rPr>
                   <w:rFonts w:ascii="Arial" w:cs="Arial" w:eastAsia="Arial" w:hAnsi="Arial"/>
@@ -4952,7 +5072,7 @@
               <w:spacing w:after="10" w:before="0"/>
               <w:ind w:left="120"/>
             </w:pPr>
-            <w:hyperlink w:history="1" r:id="rIdukc-o8rcwnos76jiwrtww">
+            <w:hyperlink w:history="1" r:id="rIdvounclkr7-iwyrph-x5_h">
               <w:r>
                 <w:rPr>
                   <w:rFonts w:ascii="Arial" w:cs="Arial" w:eastAsia="Arial" w:hAnsi="Arial"/>
@@ -4980,6 +5100,7 @@
           </w:tcPr>
           <w:p>
             <w:pPr>
+              <w:keepNext w:val="false"/>
               <w:spacing w:after="40" w:before="0"/>
               <w:jc w:val="left"/>
             </w:pPr>
@@ -5012,6 +5133,7 @@
           </w:tcPr>
           <w:p>
             <w:pPr>
+              <w:keepNext w:val="false"/>
               <w:spacing w:after="40" w:before="0"/>
               <w:jc w:val="left"/>
             </w:pPr>
@@ -5031,6 +5153,7 @@
           </w:p>
           <w:p>
             <w:pPr>
+              <w:keepNext w:val="false"/>
               <w:spacing w:after="40" w:before="0"/>
               <w:jc w:val="left"/>
             </w:pPr>
@@ -5050,6 +5173,7 @@
           </w:p>
           <w:p>
             <w:pPr>
+              <w:keepNext w:val="false"/>
               <w:spacing w:after="40" w:before="0"/>
               <w:jc w:val="left"/>
             </w:pPr>
@@ -5069,6 +5193,7 @@
           </w:p>
           <w:p>
             <w:pPr>
+              <w:keepNext w:val="false"/>
               <w:spacing w:after="40" w:before="0"/>
               <w:jc w:val="left"/>
             </w:pPr>
@@ -5101,6 +5226,7 @@
           </w:tcPr>
           <w:p>
             <w:pPr>
+              <w:keepNext w:val="false"/>
               <w:spacing w:after="40" w:before="0"/>
               <w:jc w:val="left"/>
             </w:pPr>
@@ -5133,6 +5259,7 @@
           </w:tcPr>
           <w:p>
             <w:pPr>
+              <w:keepNext w:val="false"/>
               <w:spacing w:after="40" w:before="0"/>
               <w:jc w:val="left"/>
             </w:pPr>
@@ -5192,6 +5319,7 @@
           </w:tcPr>
           <w:p>
             <w:pPr>
+              <w:keepNext w:val="false"/>
               <w:spacing w:after="40" w:before="0"/>
               <w:jc w:val="center"/>
             </w:pPr>
@@ -5226,6 +5354,7 @@
           </w:tcPr>
           <w:p>
             <w:pPr>
+              <w:keepNext w:val="false"/>
               <w:spacing w:after="40" w:before="0"/>
               <w:jc w:val="left"/>
             </w:pPr>
@@ -5245,6 +5374,7 @@
           </w:p>
           <w:p>
             <w:pPr>
+              <w:keepNext w:val="false"/>
               <w:spacing w:after="40" w:before="0"/>
               <w:jc w:val="left"/>
             </w:pPr>
@@ -5264,6 +5394,7 @@
           </w:p>
           <w:p>
             <w:pPr>
+              <w:keepNext w:val="false"/>
               <w:spacing w:after="40" w:before="0"/>
               <w:jc w:val="left"/>
             </w:pPr>
@@ -5283,6 +5414,7 @@
           </w:p>
           <w:p>
             <w:pPr>
+              <w:keepNext w:val="false"/>
               <w:spacing w:after="40" w:before="0"/>
               <w:jc w:val="left"/>
             </w:pPr>
@@ -5302,6 +5434,7 @@
           </w:p>
           <w:p>
             <w:pPr>
+              <w:keepNext w:val="false"/>
               <w:spacing w:after="40" w:before="0"/>
               <w:jc w:val="left"/>
             </w:pPr>
@@ -5321,6 +5454,7 @@
           </w:p>
           <w:p>
             <w:pPr>
+              <w:keepNext w:val="false"/>
               <w:spacing w:after="40" w:before="0"/>
               <w:jc w:val="left"/>
             </w:pPr>
@@ -5382,6 +5516,7 @@
           </w:tcPr>
           <w:p>
             <w:pPr>
+              <w:keepNext w:val="false"/>
               <w:spacing w:after="40" w:before="0"/>
               <w:jc w:val="center"/>
             </w:pPr>
@@ -5416,6 +5551,7 @@
           </w:tcPr>
           <w:p>
             <w:pPr>
+              <w:keepNext w:val="false"/>
               <w:spacing w:after="40" w:before="0"/>
               <w:jc w:val="left"/>
             </w:pPr>
@@ -5448,6 +5584,7 @@
           </w:tcPr>
           <w:p>
             <w:pPr>
+              <w:keepNext w:val="false"/>
               <w:spacing w:after="40" w:before="0"/>
               <w:jc w:val="left"/>
             </w:pPr>
@@ -5482,6 +5619,7 @@
           </w:tcPr>
           <w:p>
             <w:pPr>
+              <w:keepNext w:val="false"/>
               <w:spacing w:after="40" w:before="0"/>
               <w:jc w:val="left"/>
             </w:pPr>
@@ -5514,6 +5652,7 @@
           </w:tcPr>
           <w:p>
             <w:pPr>
+              <w:keepNext w:val="false"/>
               <w:spacing w:after="40" w:before="0"/>
               <w:jc w:val="left"/>
             </w:pPr>
@@ -5548,6 +5687,7 @@
           </w:tcPr>
           <w:p>
             <w:pPr>
+              <w:keepNext w:val="false"/>
               <w:spacing w:after="40" w:before="0"/>
               <w:jc w:val="left"/>
             </w:pPr>
@@ -5580,6 +5720,7 @@
           </w:tcPr>
           <w:p>
             <w:pPr>
+              <w:keepNext w:val="false"/>
               <w:spacing w:after="40" w:before="0"/>
               <w:jc w:val="left"/>
             </w:pPr>
@@ -5616,7 +5757,7 @@
         </w:rPr>
         <w:t xml:space="preserve">© 2026 SeaVuria and ARES. Aligned with KICD objectives. Developed by SeaVuria; technical implementation by ARES (with AI assistance from Claude). Licensed under </w:t>
       </w:r>
-      <w:hyperlink w:history="1" r:id="rIdzgh7awcrfoqauffnn_4ea">
+      <w:hyperlink w:history="1" r:id="rIdsglnecroa8hzokp2ua0ja">
         <w:r>
           <w:rPr>
             <w:rFonts w:ascii="Arial" w:cs="Arial" w:eastAsia="Arial" w:hAnsi="Arial"/>
@@ -5637,7 +5778,7 @@
         </w:rPr>
         <w:t xml:space="preserve"> (</w:t>
       </w:r>
-      <w:hyperlink w:history="1" r:id="rIdtsovratx2zzvnvbe2-y2w">
+      <w:hyperlink w:history="1" r:id="rIdl3h3klzigisojobvxthst">
         <w:r>
           <w:rPr>
             <w:rFonts w:ascii="Arial" w:cs="Arial" w:eastAsia="Arial" w:hAnsi="Arial"/>
@@ -5697,6 +5838,7 @@
           </w:tcPr>
           <w:p>
             <w:pPr>
+              <w:keepNext w:val="false"/>
               <w:spacing w:after="40" w:before="0"/>
               <w:jc w:val="center"/>
             </w:pPr>
@@ -5732,6 +5874,7 @@
           </w:tcPr>
           <w:p>
             <w:pPr>
+              <w:keepNext w:val="false"/>
               <w:spacing w:after="40" w:before="0"/>
               <w:jc w:val="center"/>
             </w:pPr>
@@ -5766,6 +5909,7 @@
           </w:tcPr>
           <w:p>
             <w:pPr>
+              <w:keepNext w:val="false"/>
               <w:spacing w:after="40" w:before="0"/>
               <w:jc w:val="left"/>
             </w:pPr>
@@ -5798,6 +5942,7 @@
           </w:tcPr>
           <w:p>
             <w:pPr>
+              <w:keepNext w:val="false"/>
               <w:spacing w:after="40" w:before="0"/>
               <w:jc w:val="left"/>
             </w:pPr>
@@ -5832,6 +5977,7 @@
           </w:tcPr>
           <w:p>
             <w:pPr>
+              <w:keepNext w:val="false"/>
               <w:spacing w:after="40" w:before="0"/>
               <w:jc w:val="left"/>
             </w:pPr>
@@ -5864,6 +6010,7 @@
           </w:tcPr>
           <w:p>
             <w:pPr>
+              <w:keepNext w:val="false"/>
               <w:spacing w:after="40" w:before="0"/>
               <w:jc w:val="left"/>
             </w:pPr>
@@ -5898,6 +6045,7 @@
           </w:tcPr>
           <w:p>
             <w:pPr>
+              <w:keepNext w:val="false"/>
               <w:spacing w:after="40" w:before="0"/>
               <w:jc w:val="left"/>
             </w:pPr>
@@ -5930,6 +6078,7 @@
           </w:tcPr>
           <w:p>
             <w:pPr>
+              <w:keepNext w:val="false"/>
               <w:spacing w:after="40" w:before="0"/>
               <w:jc w:val="left"/>
             </w:pPr>
@@ -5964,6 +6113,7 @@
           </w:tcPr>
           <w:p>
             <w:pPr>
+              <w:keepNext w:val="false"/>
               <w:spacing w:after="40" w:before="0"/>
               <w:jc w:val="left"/>
             </w:pPr>
@@ -5996,6 +6146,7 @@
           </w:tcPr>
           <w:p>
             <w:pPr>
+              <w:keepNext w:val="false"/>
               <w:spacing w:after="40" w:before="0"/>
               <w:jc w:val="left"/>
             </w:pPr>
@@ -6030,6 +6181,7 @@
           </w:tcPr>
           <w:p>
             <w:pPr>
+              <w:keepNext w:val="false"/>
               <w:spacing w:after="40" w:before="0"/>
               <w:jc w:val="left"/>
             </w:pPr>
@@ -6062,6 +6214,7 @@
           </w:tcPr>
           <w:p>
             <w:pPr>
+              <w:keepNext w:val="false"/>
               <w:spacing w:after="40" w:before="0"/>
               <w:jc w:val="left"/>
             </w:pPr>
@@ -6096,6 +6249,7 @@
           </w:tcPr>
           <w:p>
             <w:pPr>
+              <w:keepNext w:val="false"/>
               <w:spacing w:after="40" w:before="0"/>
               <w:jc w:val="left"/>
             </w:pPr>
@@ -6128,6 +6282,7 @@
           </w:tcPr>
           <w:p>
             <w:pPr>
+              <w:keepNext w:val="false"/>
               <w:spacing w:after="40" w:before="0"/>
               <w:jc w:val="left"/>
             </w:pPr>
@@ -6162,6 +6317,7 @@
           </w:tcPr>
           <w:p>
             <w:pPr>
+              <w:keepNext w:val="false"/>
               <w:spacing w:after="40" w:before="0"/>
               <w:jc w:val="left"/>
             </w:pPr>
@@ -6194,6 +6350,7 @@
           </w:tcPr>
           <w:p>
             <w:pPr>
+              <w:keepNext w:val="false"/>
               <w:spacing w:after="40" w:before="0"/>
               <w:jc w:val="left"/>
             </w:pPr>
@@ -6228,6 +6385,7 @@
           </w:tcPr>
           <w:p>
             <w:pPr>
+              <w:keepNext w:val="false"/>
               <w:spacing w:after="40" w:before="0"/>
               <w:jc w:val="left"/>
             </w:pPr>
@@ -6260,6 +6418,7 @@
           </w:tcPr>
           <w:p>
             <w:pPr>
+              <w:keepNext w:val="false"/>
               <w:spacing w:after="40" w:before="0"/>
               <w:jc w:val="left"/>
             </w:pPr>
@@ -6319,6 +6478,7 @@
           </w:tcPr>
           <w:p>
             <w:pPr>
+              <w:keepNext w:val="false"/>
               <w:spacing w:after="40" w:before="0"/>
               <w:jc w:val="center"/>
             </w:pPr>
@@ -6353,6 +6513,7 @@
           </w:tcPr>
           <w:p>
             <w:pPr>
+              <w:keepNext w:val="false"/>
               <w:spacing w:after="40" w:before="0"/>
               <w:jc w:val="left"/>
             </w:pPr>
@@ -6417,6 +6578,7 @@
           </w:tcPr>
           <w:p>
             <w:pPr>
+              <w:keepNext w:val="false"/>
               <w:spacing w:after="40" w:before="0"/>
               <w:jc w:val="center"/>
             </w:pPr>
@@ -6451,6 +6613,7 @@
           </w:tcPr>
           <w:p>
             <w:pPr>
+              <w:keepNext w:val="false"/>
               <w:spacing w:after="40" w:before="0"/>
               <w:jc w:val="left"/>
             </w:pPr>
@@ -6483,6 +6646,7 @@
           </w:tcPr>
           <w:p>
             <w:pPr>
+              <w:keepNext w:val="false"/>
               <w:spacing w:after="40" w:before="0"/>
               <w:jc w:val="left"/>
             </w:pPr>
@@ -6515,6 +6679,7 @@
           </w:tcPr>
           <w:p>
             <w:pPr>
+              <w:keepNext w:val="false"/>
               <w:spacing w:after="40" w:before="0"/>
               <w:jc w:val="left"/>
             </w:pPr>
@@ -6547,6 +6712,7 @@
           </w:tcPr>
           <w:p>
             <w:pPr>
+              <w:keepNext w:val="false"/>
               <w:spacing w:after="40" w:before="0"/>
               <w:jc w:val="left"/>
             </w:pPr>
@@ -6579,6 +6745,7 @@
           </w:tcPr>
           <w:p>
             <w:pPr>
+              <w:keepNext w:val="false"/>
               <w:spacing w:after="40" w:before="0"/>
               <w:jc w:val="left"/>
             </w:pPr>
@@ -6613,6 +6780,7 @@
           </w:tcPr>
           <w:p>
             <w:pPr>
+              <w:keepNext w:val="false"/>
               <w:spacing w:after="40" w:before="0"/>
               <w:jc w:val="left"/>
             </w:pPr>
@@ -6650,7 +6818,7 @@
             <w:pPr>
               <w:spacing w:after="20" w:before="0"/>
             </w:pPr>
-            <w:hyperlink w:history="1" r:id="rIdkdgiiclgszzoohggqimeb">
+            <w:hyperlink w:history="1" r:id="rId4bzz0bcgstvlgzpaz4uzt">
               <w:r>
                 <w:rPr>
                   <w:rFonts w:ascii="Arial" w:cs="Arial" w:eastAsia="Arial" w:hAnsi="Arial"/>
@@ -6683,7 +6851,7 @@
               <w:spacing w:after="10" w:before="0"/>
               <w:ind w:left="120"/>
             </w:pPr>
-            <w:hyperlink w:history="1" r:id="rId61htfwmjfcx9dbz_cyqhh">
+            <w:hyperlink w:history="1" r:id="rIdixfidrashllm_xega43jv">
               <w:r>
                 <w:rPr>
                   <w:rFonts w:ascii="Arial" w:cs="Arial" w:eastAsia="Arial" w:hAnsi="Arial"/>
@@ -6728,7 +6896,7 @@
             <w:pPr>
               <w:spacing w:after="20" w:before="0"/>
             </w:pPr>
-            <w:hyperlink w:history="1" r:id="rIdt5lvomnwtgvranwnqeh3c">
+            <w:hyperlink w:history="1" r:id="rId3sb4kb9hddo6rsd1thw_i">
               <w:r>
                 <w:rPr>
                   <w:rFonts w:ascii="Arial" w:cs="Arial" w:eastAsia="Arial" w:hAnsi="Arial"/>
@@ -6761,7 +6929,7 @@
               <w:spacing w:after="10" w:before="0"/>
               <w:ind w:left="120"/>
             </w:pPr>
-            <w:hyperlink w:history="1" r:id="rIdt_tlsxfchb8jdznlmodb_">
+            <w:hyperlink w:history="1" r:id="rIdl_tcosfnokyxhrzyz523p">
               <w:r>
                 <w:rPr>
                   <w:rFonts w:ascii="Arial" w:cs="Arial" w:eastAsia="Arial" w:hAnsi="Arial"/>
@@ -6789,6 +6957,7 @@
           </w:tcPr>
           <w:p>
             <w:pPr>
+              <w:keepNext w:val="false"/>
               <w:spacing w:after="40" w:before="0"/>
               <w:jc w:val="left"/>
             </w:pPr>
@@ -6821,6 +6990,7 @@
           </w:tcPr>
           <w:p>
             <w:pPr>
+              <w:keepNext w:val="false"/>
               <w:spacing w:after="40" w:before="0"/>
               <w:jc w:val="left"/>
             </w:pPr>
@@ -6853,6 +7023,7 @@
           </w:tcPr>
           <w:p>
             <w:pPr>
+              <w:keepNext w:val="false"/>
               <w:spacing w:after="40" w:before="0"/>
               <w:jc w:val="left"/>
             </w:pPr>
@@ -6885,6 +7056,7 @@
           </w:tcPr>
           <w:p>
             <w:pPr>
+              <w:keepNext w:val="false"/>
               <w:spacing w:after="40" w:before="0"/>
               <w:jc w:val="left"/>
             </w:pPr>
@@ -6919,6 +7091,7 @@
           </w:tcPr>
           <w:p>
             <w:pPr>
+              <w:keepNext w:val="false"/>
               <w:spacing w:after="40" w:before="0"/>
               <w:jc w:val="left"/>
             </w:pPr>
@@ -6956,7 +7129,7 @@
             <w:pPr>
               <w:spacing w:after="20" w:before="0"/>
             </w:pPr>
-            <w:hyperlink w:history="1" r:id="rIdc0_vfwknzxqf-i2lmrn3s">
+            <w:hyperlink w:history="1" r:id="rIde-1wvvxlm9u46igoj1jjq">
               <w:r>
                 <w:rPr>
                   <w:rFonts w:ascii="Arial" w:cs="Arial" w:eastAsia="Arial" w:hAnsi="Arial"/>
@@ -6989,7 +7162,7 @@
               <w:spacing w:after="10" w:before="0"/>
               <w:ind w:left="120"/>
             </w:pPr>
-            <w:hyperlink w:history="1" r:id="rIdsh7ijxtjwh6hzl62f5zes">
+            <w:hyperlink w:history="1" r:id="rIdzzv2dzcjbk3hao-ummh6u">
               <w:r>
                 <w:rPr>
                   <w:rFonts w:ascii="Arial" w:cs="Arial" w:eastAsia="Arial" w:hAnsi="Arial"/>
@@ -7034,7 +7207,7 @@
             <w:pPr>
               <w:spacing w:after="20" w:before="0"/>
             </w:pPr>
-            <w:hyperlink w:history="1" r:id="rIdnsjawt2wu1a6wkobke_jz">
+            <w:hyperlink w:history="1" r:id="rId9ncqyzncreqspjpqvqasy">
               <w:r>
                 <w:rPr>
                   <w:rFonts w:ascii="Arial" w:cs="Arial" w:eastAsia="Arial" w:hAnsi="Arial"/>
@@ -7067,7 +7240,7 @@
               <w:spacing w:after="10" w:before="0"/>
               <w:ind w:left="120"/>
             </w:pPr>
-            <w:hyperlink w:history="1" r:id="rIdf6dv74yft1bey2qve_vpn">
+            <w:hyperlink w:history="1" r:id="rIdiv6yuehlaiw78jiufyczr">
               <w:r>
                 <w:rPr>
                   <w:rFonts w:ascii="Arial" w:cs="Arial" w:eastAsia="Arial" w:hAnsi="Arial"/>
@@ -7095,6 +7268,7 @@
           </w:tcPr>
           <w:p>
             <w:pPr>
+              <w:keepNext w:val="false"/>
               <w:spacing w:after="40" w:before="0"/>
               <w:jc w:val="left"/>
             </w:pPr>
@@ -7127,6 +7301,7 @@
           </w:tcPr>
           <w:p>
             <w:pPr>
+              <w:keepNext w:val="false"/>
               <w:spacing w:after="40" w:before="0"/>
               <w:jc w:val="left"/>
             </w:pPr>
@@ -7159,6 +7334,7 @@
           </w:tcPr>
           <w:p>
             <w:pPr>
+              <w:keepNext w:val="false"/>
               <w:spacing w:after="40" w:before="0"/>
               <w:jc w:val="left"/>
             </w:pPr>
@@ -7191,6 +7367,7 @@
           </w:tcPr>
           <w:p>
             <w:pPr>
+              <w:keepNext w:val="false"/>
               <w:spacing w:after="40" w:before="0"/>
               <w:jc w:val="left"/>
             </w:pPr>
@@ -7225,6 +7402,7 @@
           </w:tcPr>
           <w:p>
             <w:pPr>
+              <w:keepNext w:val="false"/>
               <w:spacing w:after="40" w:before="0"/>
               <w:jc w:val="left"/>
             </w:pPr>
@@ -7262,7 +7440,7 @@
             <w:pPr>
               <w:spacing w:after="20" w:before="0"/>
             </w:pPr>
-            <w:hyperlink w:history="1" r:id="rIdu3hg9dumdigctpfiva5xb">
+            <w:hyperlink w:history="1" r:id="rIdsohgbh6r8d_mo2dno0w6w">
               <w:r>
                 <w:rPr>
                   <w:rFonts w:ascii="Arial" w:cs="Arial" w:eastAsia="Arial" w:hAnsi="Arial"/>
@@ -7311,7 +7489,7 @@
               <w:spacing w:after="10" w:before="0"/>
               <w:ind w:left="120"/>
             </w:pPr>
-            <w:hyperlink w:history="1" r:id="rIdqeto42amkoqjpjvtu3ftp">
+            <w:hyperlink w:history="1" r:id="rIdmcqkerexz_8izllafgwi-">
               <w:r>
                 <w:rPr>
                   <w:rFonts w:ascii="Arial" w:cs="Arial" w:eastAsia="Arial" w:hAnsi="Arial"/>
@@ -7356,7 +7534,7 @@
             <w:pPr>
               <w:spacing w:after="20" w:before="0"/>
             </w:pPr>
-            <w:hyperlink w:history="1" r:id="rIdncvsihwzfpfvmjlmv_sbw">
+            <w:hyperlink w:history="1" r:id="rIdls6sqqhvj9iu3vhtgsyhg">
               <w:r>
                 <w:rPr>
                   <w:rFonts w:ascii="Arial" w:cs="Arial" w:eastAsia="Arial" w:hAnsi="Arial"/>
@@ -7389,7 +7567,7 @@
               <w:spacing w:after="10" w:before="0"/>
               <w:ind w:left="120"/>
             </w:pPr>
-            <w:hyperlink w:history="1" r:id="rIdqccjf_ryfgcwmzgmwoetq">
+            <w:hyperlink w:history="1" r:id="rIdmgzxwtluryv0ijiuxzush">
               <w:r>
                 <w:rPr>
                   <w:rFonts w:ascii="Arial" w:cs="Arial" w:eastAsia="Arial" w:hAnsi="Arial"/>
@@ -7417,6 +7595,7 @@
           </w:tcPr>
           <w:p>
             <w:pPr>
+              <w:keepNext w:val="false"/>
               <w:spacing w:after="40" w:before="0"/>
               <w:jc w:val="left"/>
             </w:pPr>
@@ -7449,6 +7628,7 @@
           </w:tcPr>
           <w:p>
             <w:pPr>
+              <w:keepNext w:val="false"/>
               <w:spacing w:after="40" w:before="0"/>
               <w:jc w:val="left"/>
             </w:pPr>
@@ -7481,6 +7661,7 @@
           </w:tcPr>
           <w:p>
             <w:pPr>
+              <w:keepNext w:val="false"/>
               <w:spacing w:after="40" w:before="0"/>
               <w:jc w:val="left"/>
             </w:pPr>
@@ -7513,6 +7694,7 @@
           </w:tcPr>
           <w:p>
             <w:pPr>
+              <w:keepNext w:val="false"/>
               <w:spacing w:after="40" w:before="0"/>
               <w:jc w:val="left"/>
             </w:pPr>
@@ -7547,6 +7729,7 @@
           </w:tcPr>
           <w:p>
             <w:pPr>
+              <w:keepNext w:val="false"/>
               <w:spacing w:after="40" w:before="0"/>
               <w:jc w:val="left"/>
             </w:pPr>
@@ -7584,7 +7767,7 @@
             <w:pPr>
               <w:spacing w:after="20" w:before="0"/>
             </w:pPr>
-            <w:hyperlink w:history="1" r:id="rIdoibx5mx5acqsvv29dyaft">
+            <w:hyperlink w:history="1" r:id="rIdbnojctjyr8vtxhpb_6oml">
               <w:r>
                 <w:rPr>
                   <w:rFonts w:ascii="Arial" w:cs="Arial" w:eastAsia="Arial" w:hAnsi="Arial"/>
@@ -7633,7 +7816,7 @@
               <w:spacing w:after="10" w:before="0"/>
               <w:ind w:left="120"/>
             </w:pPr>
-            <w:hyperlink w:history="1" r:id="rId7fkqf5kdwimgq6yc7zkol">
+            <w:hyperlink w:history="1" r:id="rIdjco6ebkn3orjmr-nzmqaw">
               <w:r>
                 <w:rPr>
                   <w:rFonts w:ascii="Arial" w:cs="Arial" w:eastAsia="Arial" w:hAnsi="Arial"/>
@@ -7678,7 +7861,7 @@
             <w:pPr>
               <w:spacing w:after="20" w:before="0"/>
             </w:pPr>
-            <w:hyperlink w:history="1" r:id="rId1ozak2mkb8bkwrnku-wft">
+            <w:hyperlink w:history="1" r:id="rId6-mjyidrg7k21eqirwqoo">
               <w:r>
                 <w:rPr>
                   <w:rFonts w:ascii="Arial" w:cs="Arial" w:eastAsia="Arial" w:hAnsi="Arial"/>
@@ -7711,7 +7894,7 @@
               <w:spacing w:after="10" w:before="0"/>
               <w:ind w:left="120"/>
             </w:pPr>
-            <w:hyperlink w:history="1" r:id="rIdbcommry1lag_e2wm62oun">
+            <w:hyperlink w:history="1" r:id="rIdrpsnpwyojuhbfhu8wa7zi">
               <w:r>
                 <w:rPr>
                   <w:rFonts w:ascii="Arial" w:cs="Arial" w:eastAsia="Arial" w:hAnsi="Arial"/>
@@ -7739,6 +7922,7 @@
           </w:tcPr>
           <w:p>
             <w:pPr>
+              <w:keepNext w:val="false"/>
               <w:spacing w:after="40" w:before="0"/>
               <w:jc w:val="left"/>
             </w:pPr>
@@ -7771,6 +7955,7 @@
           </w:tcPr>
           <w:p>
             <w:pPr>
+              <w:keepNext w:val="false"/>
               <w:spacing w:after="40" w:before="0"/>
               <w:jc w:val="left"/>
             </w:pPr>
@@ -7803,6 +7988,7 @@
           </w:tcPr>
           <w:p>
             <w:pPr>
+              <w:keepNext w:val="false"/>
               <w:spacing w:after="40" w:before="0"/>
               <w:jc w:val="left"/>
             </w:pPr>
@@ -7835,6 +8021,7 @@
           </w:tcPr>
           <w:p>
             <w:pPr>
+              <w:keepNext w:val="false"/>
               <w:spacing w:after="40" w:before="0"/>
               <w:jc w:val="left"/>
             </w:pPr>
@@ -7869,6 +8056,7 @@
           </w:tcPr>
           <w:p>
             <w:pPr>
+              <w:keepNext w:val="false"/>
               <w:spacing w:after="40" w:before="0"/>
               <w:jc w:val="left"/>
             </w:pPr>
@@ -7906,7 +8094,7 @@
             <w:pPr>
               <w:spacing w:after="20" w:before="0"/>
             </w:pPr>
-            <w:hyperlink w:history="1" r:id="rIdak68tqyohtuqvw-pb_j5o">
+            <w:hyperlink w:history="1" r:id="rIdcf9uizeokr7zw-qgk3ilv">
               <w:r>
                 <w:rPr>
                   <w:rFonts w:ascii="Arial" w:cs="Arial" w:eastAsia="Arial" w:hAnsi="Arial"/>
@@ -7955,7 +8143,7 @@
               <w:spacing w:after="10" w:before="0"/>
               <w:ind w:left="120"/>
             </w:pPr>
-            <w:hyperlink w:history="1" r:id="rId5wcben8axuqle-gjx7hpk">
+            <w:hyperlink w:history="1" r:id="rIdffzmuhoh3hpggvzjinr9l">
               <w:r>
                 <w:rPr>
                   <w:rFonts w:ascii="Arial" w:cs="Arial" w:eastAsia="Arial" w:hAnsi="Arial"/>
@@ -8000,7 +8188,7 @@
             <w:pPr>
               <w:spacing w:after="20" w:before="0"/>
             </w:pPr>
-            <w:hyperlink w:history="1" r:id="rIdvsyilenurg1pc37yegrvs">
+            <w:hyperlink w:history="1" r:id="rIdbxeptekgszbxa5l5--dkq">
               <w:r>
                 <w:rPr>
                   <w:rFonts w:ascii="Arial" w:cs="Arial" w:eastAsia="Arial" w:hAnsi="Arial"/>
@@ -8033,7 +8221,7 @@
               <w:spacing w:after="10" w:before="0"/>
               <w:ind w:left="120"/>
             </w:pPr>
-            <w:hyperlink w:history="1" r:id="rIdivflrwvdj1iovs-xpoozy">
+            <w:hyperlink w:history="1" r:id="rId7r3abcz4p6pzwpfw1usef">
               <w:r>
                 <w:rPr>
                   <w:rFonts w:ascii="Arial" w:cs="Arial" w:eastAsia="Arial" w:hAnsi="Arial"/>
@@ -8061,6 +8249,7 @@
           </w:tcPr>
           <w:p>
             <w:pPr>
+              <w:keepNext w:val="false"/>
               <w:spacing w:after="40" w:before="0"/>
               <w:jc w:val="left"/>
             </w:pPr>
@@ -8093,6 +8282,7 @@
           </w:tcPr>
           <w:p>
             <w:pPr>
+              <w:keepNext w:val="false"/>
               <w:spacing w:after="40" w:before="0"/>
               <w:jc w:val="left"/>
             </w:pPr>
@@ -8125,6 +8315,7 @@
           </w:tcPr>
           <w:p>
             <w:pPr>
+              <w:keepNext w:val="false"/>
               <w:spacing w:after="40" w:before="0"/>
               <w:jc w:val="left"/>
             </w:pPr>
@@ -8157,6 +8348,7 @@
           </w:tcPr>
           <w:p>
             <w:pPr>
+              <w:keepNext w:val="false"/>
               <w:spacing w:after="40" w:before="0"/>
               <w:jc w:val="left"/>
             </w:pPr>
@@ -8216,6 +8408,7 @@
           </w:tcPr>
           <w:p>
             <w:pPr>
+              <w:keepNext w:val="false"/>
               <w:spacing w:after="40" w:before="0"/>
               <w:jc w:val="center"/>
             </w:pPr>
@@ -8250,6 +8443,7 @@
           </w:tcPr>
           <w:p>
             <w:pPr>
+              <w:keepNext w:val="false"/>
               <w:spacing w:after="40" w:before="0"/>
               <w:jc w:val="left"/>
             </w:pPr>
@@ -8311,6 +8505,7 @@
           </w:tcPr>
           <w:p>
             <w:pPr>
+              <w:keepNext w:val="false"/>
               <w:spacing w:after="40" w:before="0"/>
               <w:jc w:val="center"/>
             </w:pPr>
@@ -8345,6 +8540,7 @@
           </w:tcPr>
           <w:p>
             <w:pPr>
+              <w:keepNext w:val="false"/>
               <w:spacing w:after="40" w:before="0"/>
               <w:jc w:val="left"/>
             </w:pPr>
@@ -8377,6 +8573,7 @@
           </w:tcPr>
           <w:p>
             <w:pPr>
+              <w:keepNext w:val="false"/>
               <w:spacing w:after="40" w:before="0"/>
               <w:jc w:val="left"/>
             </w:pPr>
@@ -8411,6 +8608,7 @@
           </w:tcPr>
           <w:p>
             <w:pPr>
+              <w:keepNext w:val="false"/>
               <w:spacing w:after="40" w:before="0"/>
               <w:jc w:val="left"/>
             </w:pPr>
@@ -8443,6 +8641,7 @@
           </w:tcPr>
           <w:p>
             <w:pPr>
+              <w:keepNext w:val="false"/>
               <w:spacing w:after="40" w:before="0"/>
               <w:jc w:val="left"/>
             </w:pPr>
@@ -8477,6 +8676,7 @@
           </w:tcPr>
           <w:p>
             <w:pPr>
+              <w:keepNext w:val="false"/>
               <w:spacing w:after="40" w:before="0"/>
               <w:jc w:val="left"/>
             </w:pPr>
@@ -8509,6 +8709,7 @@
           </w:tcPr>
           <w:p>
             <w:pPr>
+              <w:keepNext w:val="false"/>
               <w:spacing w:after="40" w:before="0"/>
               <w:jc w:val="left"/>
             </w:pPr>
@@ -8545,7 +8746,7 @@
         </w:rPr>
         <w:t xml:space="preserve">© 2026 SeaVuria and ARES. Aligned with KICD objectives. Developed by SeaVuria; technical implementation by ARES (with AI assistance from Claude). Licensed under </w:t>
       </w:r>
-      <w:hyperlink w:history="1" r:id="rIdaknj9wfd6sjhkks1jbt4n">
+      <w:hyperlink w:history="1" r:id="rIdcnuyfhyow9rrhsobzyif8">
         <w:r>
           <w:rPr>
             <w:rFonts w:ascii="Arial" w:cs="Arial" w:eastAsia="Arial" w:hAnsi="Arial"/>
@@ -8566,7 +8767,7 @@
         </w:rPr>
         <w:t xml:space="preserve"> (</w:t>
       </w:r>
-      <w:hyperlink w:history="1" r:id="rId2gb1rncmgdcqsybbwnr-p">
+      <w:hyperlink w:history="1" r:id="rIdqbxx-a_ncuwssw-i1nlzz">
         <w:r>
           <w:rPr>
             <w:rFonts w:ascii="Arial" w:cs="Arial" w:eastAsia="Arial" w:hAnsi="Arial"/>
@@ -8626,6 +8827,7 @@
           </w:tcPr>
           <w:p>
             <w:pPr>
+              <w:keepNext w:val="false"/>
               <w:spacing w:after="40" w:before="0"/>
               <w:jc w:val="center"/>
             </w:pPr>
@@ -8661,6 +8863,7 @@
           </w:tcPr>
           <w:p>
             <w:pPr>
+              <w:keepNext w:val="false"/>
               <w:spacing w:after="40" w:before="0"/>
               <w:jc w:val="center"/>
             </w:pPr>
@@ -8695,6 +8898,7 @@
           </w:tcPr>
           <w:p>
             <w:pPr>
+              <w:keepNext w:val="false"/>
               <w:spacing w:after="40" w:before="0"/>
               <w:jc w:val="left"/>
             </w:pPr>
@@ -8727,6 +8931,7 @@
           </w:tcPr>
           <w:p>
             <w:pPr>
+              <w:keepNext w:val="false"/>
               <w:spacing w:after="40" w:before="0"/>
               <w:jc w:val="left"/>
             </w:pPr>
@@ -8761,6 +8966,7 @@
           </w:tcPr>
           <w:p>
             <w:pPr>
+              <w:keepNext w:val="false"/>
               <w:spacing w:after="40" w:before="0"/>
               <w:jc w:val="left"/>
             </w:pPr>
@@ -8793,6 +8999,7 @@
           </w:tcPr>
           <w:p>
             <w:pPr>
+              <w:keepNext w:val="false"/>
               <w:spacing w:after="40" w:before="0"/>
               <w:jc w:val="left"/>
             </w:pPr>
@@ -8827,6 +9034,7 @@
           </w:tcPr>
           <w:p>
             <w:pPr>
+              <w:keepNext w:val="false"/>
               <w:spacing w:after="40" w:before="0"/>
               <w:jc w:val="left"/>
             </w:pPr>
@@ -8859,6 +9067,7 @@
           </w:tcPr>
           <w:p>
             <w:pPr>
+              <w:keepNext w:val="false"/>
               <w:spacing w:after="40" w:before="0"/>
               <w:jc w:val="left"/>
             </w:pPr>
@@ -8893,6 +9102,7 @@
           </w:tcPr>
           <w:p>
             <w:pPr>
+              <w:keepNext w:val="false"/>
               <w:spacing w:after="40" w:before="0"/>
               <w:jc w:val="left"/>
             </w:pPr>
@@ -8925,6 +9135,7 @@
           </w:tcPr>
           <w:p>
             <w:pPr>
+              <w:keepNext w:val="false"/>
               <w:spacing w:after="40" w:before="0"/>
               <w:jc w:val="left"/>
             </w:pPr>
@@ -8959,6 +9170,7 @@
           </w:tcPr>
           <w:p>
             <w:pPr>
+              <w:keepNext w:val="false"/>
               <w:spacing w:after="40" w:before="0"/>
               <w:jc w:val="left"/>
             </w:pPr>
@@ -8991,6 +9203,7 @@
           </w:tcPr>
           <w:p>
             <w:pPr>
+              <w:keepNext w:val="false"/>
               <w:spacing w:after="40" w:before="0"/>
               <w:jc w:val="left"/>
             </w:pPr>
@@ -9025,6 +9238,7 @@
           </w:tcPr>
           <w:p>
             <w:pPr>
+              <w:keepNext w:val="false"/>
               <w:spacing w:after="40" w:before="0"/>
               <w:jc w:val="left"/>
             </w:pPr>
@@ -9057,6 +9271,7 @@
           </w:tcPr>
           <w:p>
             <w:pPr>
+              <w:keepNext w:val="false"/>
               <w:spacing w:after="40" w:before="0"/>
               <w:jc w:val="left"/>
             </w:pPr>
@@ -9091,6 +9306,7 @@
           </w:tcPr>
           <w:p>
             <w:pPr>
+              <w:keepNext w:val="false"/>
               <w:spacing w:after="40" w:before="0"/>
               <w:jc w:val="left"/>
             </w:pPr>
@@ -9123,6 +9339,7 @@
           </w:tcPr>
           <w:p>
             <w:pPr>
+              <w:keepNext w:val="false"/>
               <w:spacing w:after="40" w:before="0"/>
               <w:jc w:val="left"/>
             </w:pPr>
@@ -9157,6 +9374,7 @@
           </w:tcPr>
           <w:p>
             <w:pPr>
+              <w:keepNext w:val="false"/>
               <w:spacing w:after="40" w:before="0"/>
               <w:jc w:val="left"/>
             </w:pPr>
@@ -9189,6 +9407,7 @@
           </w:tcPr>
           <w:p>
             <w:pPr>
+              <w:keepNext w:val="false"/>
               <w:spacing w:after="40" w:before="0"/>
               <w:jc w:val="left"/>
             </w:pPr>
@@ -9248,6 +9467,7 @@
           </w:tcPr>
           <w:p>
             <w:pPr>
+              <w:keepNext w:val="false"/>
               <w:spacing w:after="40" w:before="0"/>
               <w:jc w:val="center"/>
             </w:pPr>
@@ -9282,6 +9502,7 @@
           </w:tcPr>
           <w:p>
             <w:pPr>
+              <w:keepNext w:val="false"/>
               <w:spacing w:after="40" w:before="0"/>
               <w:jc w:val="left"/>
             </w:pPr>
@@ -9346,6 +9567,7 @@
           </w:tcPr>
           <w:p>
             <w:pPr>
+              <w:keepNext w:val="false"/>
               <w:spacing w:after="40" w:before="0"/>
               <w:jc w:val="center"/>
             </w:pPr>
@@ -9380,6 +9602,7 @@
           </w:tcPr>
           <w:p>
             <w:pPr>
+              <w:keepNext w:val="false"/>
               <w:spacing w:after="40" w:before="0"/>
               <w:jc w:val="left"/>
             </w:pPr>
@@ -9412,6 +9635,7 @@
           </w:tcPr>
           <w:p>
             <w:pPr>
+              <w:keepNext w:val="false"/>
               <w:spacing w:after="40" w:before="0"/>
               <w:jc w:val="left"/>
             </w:pPr>
@@ -9444,6 +9668,7 @@
           </w:tcPr>
           <w:p>
             <w:pPr>
+              <w:keepNext w:val="false"/>
               <w:spacing w:after="40" w:before="0"/>
               <w:jc w:val="left"/>
             </w:pPr>
@@ -9476,6 +9701,7 @@
           </w:tcPr>
           <w:p>
             <w:pPr>
+              <w:keepNext w:val="false"/>
               <w:spacing w:after="40" w:before="0"/>
               <w:jc w:val="left"/>
             </w:pPr>
@@ -9508,6 +9734,7 @@
           </w:tcPr>
           <w:p>
             <w:pPr>
+              <w:keepNext w:val="false"/>
               <w:spacing w:after="40" w:before="0"/>
               <w:jc w:val="left"/>
             </w:pPr>
@@ -9542,6 +9769,7 @@
           </w:tcPr>
           <w:p>
             <w:pPr>
+              <w:keepNext w:val="false"/>
               <w:spacing w:after="40" w:before="0"/>
               <w:jc w:val="left"/>
             </w:pPr>
@@ -9579,7 +9807,7 @@
             <w:pPr>
               <w:spacing w:after="20" w:before="0"/>
             </w:pPr>
-            <w:hyperlink w:history="1" r:id="rIdk3ag-muanbufclxyluyck">
+            <w:hyperlink w:history="1" r:id="rIdhjuwq_bvkhkgod4wmxmmy">
               <w:r>
                 <w:rPr>
                   <w:rFonts w:ascii="Arial" w:cs="Arial" w:eastAsia="Arial" w:hAnsi="Arial"/>
@@ -9612,7 +9840,7 @@
               <w:spacing w:after="10" w:before="0"/>
               <w:ind w:left="120"/>
             </w:pPr>
-            <w:hyperlink w:history="1" r:id="rIdjz7494yksorzgjwqpegrn">
+            <w:hyperlink w:history="1" r:id="rIdsnj9ysp4zzobtzjcvatgq">
               <w:r>
                 <w:rPr>
                   <w:rFonts w:ascii="Arial" w:cs="Arial" w:eastAsia="Arial" w:hAnsi="Arial"/>
@@ -9657,7 +9885,7 @@
             <w:pPr>
               <w:spacing w:after="20" w:before="0"/>
             </w:pPr>
-            <w:hyperlink w:history="1" r:id="rIdsfm3pzlu9p3kf73jxkbmi">
+            <w:hyperlink w:history="1" r:id="rIdpvvo20a79hwn1wtl3fzno">
               <w:r>
                 <w:rPr>
                   <w:rFonts w:ascii="Arial" w:cs="Arial" w:eastAsia="Arial" w:hAnsi="Arial"/>
@@ -9690,7 +9918,7 @@
               <w:spacing w:after="10" w:before="0"/>
               <w:ind w:left="120"/>
             </w:pPr>
-            <w:hyperlink w:history="1" r:id="rId8unfear1wm_rrazbsab6n">
+            <w:hyperlink w:history="1" r:id="rId8_r9_keydnj4zlkz2wugx">
               <w:r>
                 <w:rPr>
                   <w:rFonts w:ascii="Arial" w:cs="Arial" w:eastAsia="Arial" w:hAnsi="Arial"/>
@@ -9718,6 +9946,7 @@
           </w:tcPr>
           <w:p>
             <w:pPr>
+              <w:keepNext w:val="false"/>
               <w:spacing w:after="40" w:before="0"/>
               <w:jc w:val="left"/>
             </w:pPr>
@@ -9750,6 +9979,7 @@
           </w:tcPr>
           <w:p>
             <w:pPr>
+              <w:keepNext w:val="false"/>
               <w:spacing w:after="40" w:before="0"/>
               <w:jc w:val="left"/>
             </w:pPr>
@@ -9782,6 +10012,7 @@
           </w:tcPr>
           <w:p>
             <w:pPr>
+              <w:keepNext w:val="false"/>
               <w:spacing w:after="40" w:before="0"/>
               <w:jc w:val="left"/>
             </w:pPr>
@@ -9814,6 +10045,7 @@
           </w:tcPr>
           <w:p>
             <w:pPr>
+              <w:keepNext w:val="false"/>
               <w:spacing w:after="40" w:before="0"/>
               <w:jc w:val="left"/>
             </w:pPr>
@@ -9848,6 +10080,7 @@
           </w:tcPr>
           <w:p>
             <w:pPr>
+              <w:keepNext w:val="false"/>
               <w:spacing w:after="40" w:before="0"/>
               <w:jc w:val="left"/>
             </w:pPr>
@@ -9885,7 +10118,7 @@
             <w:pPr>
               <w:spacing w:after="20" w:before="0"/>
             </w:pPr>
-            <w:hyperlink w:history="1" r:id="rIdw-cchcj2od1jajjx6oube">
+            <w:hyperlink w:history="1" r:id="rId3uwchy5viilufrjj_lok5">
               <w:r>
                 <w:rPr>
                   <w:rFonts w:ascii="Arial" w:cs="Arial" w:eastAsia="Arial" w:hAnsi="Arial"/>
@@ -9918,7 +10151,7 @@
               <w:spacing w:after="10" w:before="0"/>
               <w:ind w:left="120"/>
             </w:pPr>
-            <w:hyperlink w:history="1" r:id="rIdghkywakozhgcbmwblritf">
+            <w:hyperlink w:history="1" r:id="rIdfidlqshjkqchnejvispw4">
               <w:r>
                 <w:rPr>
                   <w:rFonts w:ascii="Arial" w:cs="Arial" w:eastAsia="Arial" w:hAnsi="Arial"/>
@@ -9963,7 +10196,7 @@
             <w:pPr>
               <w:spacing w:after="20" w:before="0"/>
             </w:pPr>
-            <w:hyperlink w:history="1" r:id="rId7fav28dlmpjr14wsu3xrw">
+            <w:hyperlink w:history="1" r:id="rIdkuyxmyva20cl7rcfylusu">
               <w:r>
                 <w:rPr>
                   <w:rFonts w:ascii="Arial" w:cs="Arial" w:eastAsia="Arial" w:hAnsi="Arial"/>
@@ -9996,7 +10229,7 @@
               <w:spacing w:after="10" w:before="0"/>
               <w:ind w:left="120"/>
             </w:pPr>
-            <w:hyperlink w:history="1" r:id="rIdfzjdkitnpwk2d0ma2dxnl">
+            <w:hyperlink w:history="1" r:id="rId8xsdqebcp-fyrkzedp7ga">
               <w:r>
                 <w:rPr>
                   <w:rFonts w:ascii="Arial" w:cs="Arial" w:eastAsia="Arial" w:hAnsi="Arial"/>
@@ -10024,6 +10257,7 @@
           </w:tcPr>
           <w:p>
             <w:pPr>
+              <w:keepNext w:val="false"/>
               <w:spacing w:after="40" w:before="0"/>
               <w:jc w:val="left"/>
             </w:pPr>
@@ -10056,6 +10290,7 @@
           </w:tcPr>
           <w:p>
             <w:pPr>
+              <w:keepNext w:val="false"/>
               <w:spacing w:after="40" w:before="0"/>
               <w:jc w:val="left"/>
             </w:pPr>
@@ -10088,6 +10323,7 @@
           </w:tcPr>
           <w:p>
             <w:pPr>
+              <w:keepNext w:val="false"/>
               <w:spacing w:after="40" w:before="0"/>
               <w:jc w:val="left"/>
             </w:pPr>
@@ -10120,6 +10356,7 @@
           </w:tcPr>
           <w:p>
             <w:pPr>
+              <w:keepNext w:val="false"/>
               <w:spacing w:after="40" w:before="0"/>
               <w:jc w:val="left"/>
             </w:pPr>
@@ -10154,6 +10391,7 @@
           </w:tcPr>
           <w:p>
             <w:pPr>
+              <w:keepNext w:val="false"/>
               <w:spacing w:after="40" w:before="0"/>
               <w:jc w:val="left"/>
             </w:pPr>
@@ -10191,7 +10429,7 @@
             <w:pPr>
               <w:spacing w:after="20" w:before="0"/>
             </w:pPr>
-            <w:hyperlink w:history="1" r:id="rIdehlurrufr8guzqlrg_nwg">
+            <w:hyperlink w:history="1" r:id="rId7d17v_xgrhu3d6z9b3hp-">
               <w:r>
                 <w:rPr>
                   <w:rFonts w:ascii="Arial" w:cs="Arial" w:eastAsia="Arial" w:hAnsi="Arial"/>
@@ -10240,7 +10478,7 @@
               <w:spacing w:after="10" w:before="0"/>
               <w:ind w:left="120"/>
             </w:pPr>
-            <w:hyperlink w:history="1" r:id="rIdkucghhb4ktnyukzpskckw">
+            <w:hyperlink w:history="1" r:id="rIdhpzyiihy438njvudcm045">
               <w:r>
                 <w:rPr>
                   <w:rFonts w:ascii="Arial" w:cs="Arial" w:eastAsia="Arial" w:hAnsi="Arial"/>
@@ -10285,7 +10523,7 @@
             <w:pPr>
               <w:spacing w:after="20" w:before="0"/>
             </w:pPr>
-            <w:hyperlink w:history="1" r:id="rId3czgtrcemzsm09iwwkppn">
+            <w:hyperlink w:history="1" r:id="rIdjipo5jncriovzfuzbld6l">
               <w:r>
                 <w:rPr>
                   <w:rFonts w:ascii="Arial" w:cs="Arial" w:eastAsia="Arial" w:hAnsi="Arial"/>
@@ -10334,7 +10572,7 @@
               <w:spacing w:after="10" w:before="0"/>
               <w:ind w:left="120"/>
             </w:pPr>
-            <w:hyperlink w:history="1" r:id="rIdkiyebp9m7tmqo5l7kwcrq">
+            <w:hyperlink w:history="1" r:id="rIdtcjtvui2dfbfaqeg_u5hb">
               <w:r>
                 <w:rPr>
                   <w:rFonts w:ascii="Arial" w:cs="Arial" w:eastAsia="Arial" w:hAnsi="Arial"/>
@@ -10362,6 +10600,7 @@
           </w:tcPr>
           <w:p>
             <w:pPr>
+              <w:keepNext w:val="false"/>
               <w:spacing w:after="40" w:before="0"/>
               <w:jc w:val="left"/>
             </w:pPr>
@@ -10394,6 +10633,7 @@
           </w:tcPr>
           <w:p>
             <w:pPr>
+              <w:keepNext w:val="false"/>
               <w:spacing w:after="40" w:before="0"/>
               <w:jc w:val="left"/>
             </w:pPr>
@@ -10426,6 +10666,7 @@
           </w:tcPr>
           <w:p>
             <w:pPr>
+              <w:keepNext w:val="false"/>
               <w:spacing w:after="40" w:before="0"/>
               <w:jc w:val="left"/>
             </w:pPr>
@@ -10458,6 +10699,7 @@
           </w:tcPr>
           <w:p>
             <w:pPr>
+              <w:keepNext w:val="false"/>
               <w:spacing w:after="40" w:before="0"/>
               <w:jc w:val="left"/>
             </w:pPr>
@@ -10492,6 +10734,7 @@
           </w:tcPr>
           <w:p>
             <w:pPr>
+              <w:keepNext w:val="false"/>
               <w:spacing w:after="40" w:before="0"/>
               <w:jc w:val="left"/>
             </w:pPr>
@@ -10529,7 +10772,7 @@
             <w:pPr>
               <w:spacing w:after="20" w:before="0"/>
             </w:pPr>
-            <w:hyperlink w:history="1" r:id="rIdnb3zrztj5lx_209cfhlgl">
+            <w:hyperlink w:history="1" r:id="rIdr4ozhhnxc0zng1snozkf3">
               <w:r>
                 <w:rPr>
                   <w:rFonts w:ascii="Arial" w:cs="Arial" w:eastAsia="Arial" w:hAnsi="Arial"/>
@@ -10578,7 +10821,7 @@
               <w:spacing w:after="10" w:before="0"/>
               <w:ind w:left="120"/>
             </w:pPr>
-            <w:hyperlink w:history="1" r:id="rIdmmhurx9lvm3hmhbm1p7xs">
+            <w:hyperlink w:history="1" r:id="rIdeziaclezzqihifedk4xh0">
               <w:r>
                 <w:rPr>
                   <w:rFonts w:ascii="Arial" w:cs="Arial" w:eastAsia="Arial" w:hAnsi="Arial"/>
@@ -10623,7 +10866,7 @@
             <w:pPr>
               <w:spacing w:after="20" w:before="0"/>
             </w:pPr>
-            <w:hyperlink w:history="1" r:id="rIdm19qd61srzpcdm410ut6q">
+            <w:hyperlink w:history="1" r:id="rId0dlktu5hh4s0kpqjivpjp">
               <w:r>
                 <w:rPr>
                   <w:rFonts w:ascii="Arial" w:cs="Arial" w:eastAsia="Arial" w:hAnsi="Arial"/>
@@ -10672,7 +10915,7 @@
               <w:spacing w:after="10" w:before="0"/>
               <w:ind w:left="120"/>
             </w:pPr>
-            <w:hyperlink w:history="1" r:id="rIdqphedxkpdonuuxd_bqxjj">
+            <w:hyperlink w:history="1" r:id="rId7toxs9erruhy-wnwy5uoz">
               <w:r>
                 <w:rPr>
                   <w:rFonts w:ascii="Arial" w:cs="Arial" w:eastAsia="Arial" w:hAnsi="Arial"/>
@@ -10700,6 +10943,7 @@
           </w:tcPr>
           <w:p>
             <w:pPr>
+              <w:keepNext w:val="false"/>
               <w:spacing w:after="40" w:before="0"/>
               <w:jc w:val="left"/>
             </w:pPr>
@@ -10732,6 +10976,7 @@
           </w:tcPr>
           <w:p>
             <w:pPr>
+              <w:keepNext w:val="false"/>
               <w:spacing w:after="40" w:before="0"/>
               <w:jc w:val="left"/>
             </w:pPr>
@@ -10764,6 +11009,7 @@
           </w:tcPr>
           <w:p>
             <w:pPr>
+              <w:keepNext w:val="false"/>
               <w:spacing w:after="40" w:before="0"/>
               <w:jc w:val="left"/>
             </w:pPr>
@@ -10796,6 +11042,7 @@
           </w:tcPr>
           <w:p>
             <w:pPr>
+              <w:keepNext w:val="false"/>
               <w:spacing w:after="40" w:before="0"/>
               <w:jc w:val="left"/>
             </w:pPr>
@@ -10830,6 +11077,7 @@
           </w:tcPr>
           <w:p>
             <w:pPr>
+              <w:keepNext w:val="false"/>
               <w:spacing w:after="40" w:before="0"/>
               <w:jc w:val="left"/>
             </w:pPr>
@@ -10867,7 +11115,7 @@
             <w:pPr>
               <w:spacing w:after="20" w:before="0"/>
             </w:pPr>
-            <w:hyperlink w:history="1" r:id="rIdyg9z3xuga4wodzh9c9ne8">
+            <w:hyperlink w:history="1" r:id="rIdowrpoezp8nwz_gtkjtaif">
               <w:r>
                 <w:rPr>
                   <w:rFonts w:ascii="Arial" w:cs="Arial" w:eastAsia="Arial" w:hAnsi="Arial"/>
@@ -10900,7 +11148,7 @@
               <w:spacing w:after="10" w:before="0"/>
               <w:ind w:left="120"/>
             </w:pPr>
-            <w:hyperlink w:history="1" r:id="rIdcpq3ughqij0lsbavbwwic">
+            <w:hyperlink w:history="1" r:id="rId5o2uha_jrufsznpyv9sdj">
               <w:r>
                 <w:rPr>
                   <w:rFonts w:ascii="Arial" w:cs="Arial" w:eastAsia="Arial" w:hAnsi="Arial"/>
@@ -10945,7 +11193,7 @@
             <w:pPr>
               <w:spacing w:after="20" w:before="0"/>
             </w:pPr>
-            <w:hyperlink w:history="1" r:id="rIdjwzazpfthko5wi1t0e17v">
+            <w:hyperlink w:history="1" r:id="rIdmabk0tnbcxj7dqwrmzr-y">
               <w:r>
                 <w:rPr>
                   <w:rFonts w:ascii="Arial" w:cs="Arial" w:eastAsia="Arial" w:hAnsi="Arial"/>
@@ -10978,7 +11226,7 @@
               <w:spacing w:after="10" w:before="0"/>
               <w:ind w:left="120"/>
             </w:pPr>
-            <w:hyperlink w:history="1" r:id="rIdxtlyitmppxytrzcn7q6fd">
+            <w:hyperlink w:history="1" r:id="rId991togrlxlda59j8sbyr5">
               <w:r>
                 <w:rPr>
                   <w:rFonts w:ascii="Arial" w:cs="Arial" w:eastAsia="Arial" w:hAnsi="Arial"/>
@@ -11006,6 +11254,7 @@
           </w:tcPr>
           <w:p>
             <w:pPr>
+              <w:keepNext w:val="false"/>
               <w:spacing w:after="40" w:before="0"/>
               <w:jc w:val="left"/>
             </w:pPr>
@@ -11038,6 +11287,7 @@
           </w:tcPr>
           <w:p>
             <w:pPr>
+              <w:keepNext w:val="false"/>
               <w:spacing w:after="40" w:before="0"/>
               <w:jc w:val="left"/>
             </w:pPr>
@@ -11070,6 +11320,7 @@
           </w:tcPr>
           <w:p>
             <w:pPr>
+              <w:keepNext w:val="false"/>
               <w:spacing w:after="40" w:before="0"/>
               <w:jc w:val="left"/>
             </w:pPr>
@@ -11102,6 +11353,7 @@
           </w:tcPr>
           <w:p>
             <w:pPr>
+              <w:keepNext w:val="false"/>
               <w:spacing w:after="40" w:before="0"/>
               <w:jc w:val="left"/>
             </w:pPr>
@@ -11161,6 +11413,7 @@
           </w:tcPr>
           <w:p>
             <w:pPr>
+              <w:keepNext w:val="false"/>
               <w:spacing w:after="40" w:before="0"/>
               <w:jc w:val="center"/>
             </w:pPr>
@@ -11195,6 +11448,7 @@
           </w:tcPr>
           <w:p>
             <w:pPr>
+              <w:keepNext w:val="false"/>
               <w:spacing w:after="40" w:before="0"/>
               <w:jc w:val="left"/>
             </w:pPr>
@@ -11214,6 +11468,7 @@
           </w:p>
           <w:p>
             <w:pPr>
+              <w:keepNext w:val="false"/>
               <w:spacing w:after="40" w:before="0"/>
               <w:jc w:val="left"/>
             </w:pPr>
@@ -11233,6 +11488,7 @@
           </w:p>
           <w:p>
             <w:pPr>
+              <w:keepNext w:val="false"/>
               <w:spacing w:after="40" w:before="0"/>
               <w:jc w:val="left"/>
             </w:pPr>
@@ -11252,6 +11508,7 @@
           </w:p>
           <w:p>
             <w:pPr>
+              <w:keepNext w:val="false"/>
               <w:spacing w:after="40" w:before="0"/>
               <w:jc w:val="left"/>
             </w:pPr>
@@ -11271,6 +11528,7 @@
           </w:p>
           <w:p>
             <w:pPr>
+              <w:keepNext w:val="false"/>
               <w:spacing w:after="40" w:before="0"/>
               <w:jc w:val="left"/>
             </w:pPr>
@@ -11290,6 +11548,7 @@
           </w:p>
           <w:p>
             <w:pPr>
+              <w:keepNext w:val="false"/>
               <w:spacing w:after="40" w:before="0"/>
               <w:jc w:val="left"/>
             </w:pPr>
@@ -11309,6 +11568,7 @@
           </w:p>
           <w:p>
             <w:pPr>
+              <w:keepNext w:val="false"/>
               <w:spacing w:after="40" w:before="0"/>
               <w:jc w:val="left"/>
             </w:pPr>
@@ -11370,6 +11630,7 @@
           </w:tcPr>
           <w:p>
             <w:pPr>
+              <w:keepNext w:val="false"/>
               <w:spacing w:after="40" w:before="0"/>
               <w:jc w:val="center"/>
             </w:pPr>
@@ -11404,6 +11665,7 @@
           </w:tcPr>
           <w:p>
             <w:pPr>
+              <w:keepNext w:val="false"/>
               <w:spacing w:after="40" w:before="0"/>
               <w:jc w:val="left"/>
             </w:pPr>
@@ -11436,6 +11698,7 @@
           </w:tcPr>
           <w:p>
             <w:pPr>
+              <w:keepNext w:val="false"/>
               <w:spacing w:after="40" w:before="0"/>
               <w:jc w:val="left"/>
             </w:pPr>
@@ -11470,6 +11733,7 @@
           </w:tcPr>
           <w:p>
             <w:pPr>
+              <w:keepNext w:val="false"/>
               <w:spacing w:after="40" w:before="0"/>
               <w:jc w:val="left"/>
             </w:pPr>
@@ -11502,6 +11766,7 @@
           </w:tcPr>
           <w:p>
             <w:pPr>
+              <w:keepNext w:val="false"/>
               <w:spacing w:after="40" w:before="0"/>
               <w:jc w:val="left"/>
             </w:pPr>
@@ -11536,6 +11801,7 @@
           </w:tcPr>
           <w:p>
             <w:pPr>
+              <w:keepNext w:val="false"/>
               <w:spacing w:after="40" w:before="0"/>
               <w:jc w:val="left"/>
             </w:pPr>
@@ -11568,6 +11834,7 @@
           </w:tcPr>
           <w:p>
             <w:pPr>
+              <w:keepNext w:val="false"/>
               <w:spacing w:after="40" w:before="0"/>
               <w:jc w:val="left"/>
             </w:pPr>
@@ -11604,7 +11871,7 @@
         </w:rPr>
         <w:t xml:space="preserve">© 2026 SeaVuria and ARES. Aligned with KICD objectives. Developed by SeaVuria; technical implementation by ARES (with AI assistance from Claude). Licensed under </w:t>
       </w:r>
-      <w:hyperlink w:history="1" r:id="rIdrpvavrepbqfk_df7yz4jq">
+      <w:hyperlink w:history="1" r:id="rIdyjvi8tr6q35swas97ntmd">
         <w:r>
           <w:rPr>
             <w:rFonts w:ascii="Arial" w:cs="Arial" w:eastAsia="Arial" w:hAnsi="Arial"/>
@@ -11625,7 +11892,7 @@
         </w:rPr>
         <w:t xml:space="preserve"> (</w:t>
       </w:r>
-      <w:hyperlink w:history="1" r:id="rIdehozcj2vdqlzj_srjcy3a">
+      <w:hyperlink w:history="1" r:id="rId2mzgaqwqqocjxjxfeznm_">
         <w:r>
           <w:rPr>
             <w:rFonts w:ascii="Arial" w:cs="Arial" w:eastAsia="Arial" w:hAnsi="Arial"/>
@@ -11685,6 +11952,7 @@
           </w:tcPr>
           <w:p>
             <w:pPr>
+              <w:keepNext w:val="false"/>
               <w:spacing w:after="40" w:before="0"/>
               <w:jc w:val="center"/>
             </w:pPr>
@@ -11720,6 +11988,7 @@
           </w:tcPr>
           <w:p>
             <w:pPr>
+              <w:keepNext w:val="false"/>
               <w:spacing w:after="40" w:before="0"/>
               <w:jc w:val="center"/>
             </w:pPr>
@@ -11754,6 +12023,7 @@
           </w:tcPr>
           <w:p>
             <w:pPr>
+              <w:keepNext w:val="false"/>
               <w:spacing w:after="40" w:before="0"/>
               <w:jc w:val="left"/>
             </w:pPr>
@@ -11786,6 +12056,7 @@
           </w:tcPr>
           <w:p>
             <w:pPr>
+              <w:keepNext w:val="false"/>
               <w:spacing w:after="40" w:before="0"/>
               <w:jc w:val="left"/>
             </w:pPr>
@@ -11820,6 +12091,7 @@
           </w:tcPr>
           <w:p>
             <w:pPr>
+              <w:keepNext w:val="false"/>
               <w:spacing w:after="40" w:before="0"/>
               <w:jc w:val="left"/>
             </w:pPr>
@@ -11852,6 +12124,7 @@
           </w:tcPr>
           <w:p>
             <w:pPr>
+              <w:keepNext w:val="false"/>
               <w:spacing w:after="40" w:before="0"/>
               <w:jc w:val="left"/>
             </w:pPr>
@@ -11886,6 +12159,7 @@
           </w:tcPr>
           <w:p>
             <w:pPr>
+              <w:keepNext w:val="false"/>
               <w:spacing w:after="40" w:before="0"/>
               <w:jc w:val="left"/>
             </w:pPr>
@@ -11918,6 +12192,7 @@
           </w:tcPr>
           <w:p>
             <w:pPr>
+              <w:keepNext w:val="false"/>
               <w:spacing w:after="40" w:before="0"/>
               <w:jc w:val="left"/>
             </w:pPr>
@@ -11952,6 +12227,7 @@
           </w:tcPr>
           <w:p>
             <w:pPr>
+              <w:keepNext w:val="false"/>
               <w:spacing w:after="40" w:before="0"/>
               <w:jc w:val="left"/>
             </w:pPr>
@@ -11984,6 +12260,7 @@
           </w:tcPr>
           <w:p>
             <w:pPr>
+              <w:keepNext w:val="false"/>
               <w:spacing w:after="40" w:before="0"/>
               <w:jc w:val="left"/>
             </w:pPr>
@@ -12018,6 +12295,7 @@
           </w:tcPr>
           <w:p>
             <w:pPr>
+              <w:keepNext w:val="false"/>
               <w:spacing w:after="40" w:before="0"/>
               <w:jc w:val="left"/>
             </w:pPr>
@@ -12050,6 +12328,7 @@
           </w:tcPr>
           <w:p>
             <w:pPr>
+              <w:keepNext w:val="false"/>
               <w:spacing w:after="40" w:before="0"/>
               <w:jc w:val="left"/>
             </w:pPr>
@@ -12084,6 +12363,7 @@
           </w:tcPr>
           <w:p>
             <w:pPr>
+              <w:keepNext w:val="false"/>
               <w:spacing w:after="40" w:before="0"/>
               <w:jc w:val="left"/>
             </w:pPr>
@@ -12116,6 +12396,7 @@
           </w:tcPr>
           <w:p>
             <w:pPr>
+              <w:keepNext w:val="false"/>
               <w:spacing w:after="40" w:before="0"/>
               <w:jc w:val="left"/>
             </w:pPr>
@@ -12150,6 +12431,7 @@
           </w:tcPr>
           <w:p>
             <w:pPr>
+              <w:keepNext w:val="false"/>
               <w:spacing w:after="40" w:before="0"/>
               <w:jc w:val="left"/>
             </w:pPr>
@@ -12182,6 +12464,7 @@
           </w:tcPr>
           <w:p>
             <w:pPr>
+              <w:keepNext w:val="false"/>
               <w:spacing w:after="40" w:before="0"/>
               <w:jc w:val="left"/>
             </w:pPr>
@@ -12216,6 +12499,7 @@
           </w:tcPr>
           <w:p>
             <w:pPr>
+              <w:keepNext w:val="false"/>
               <w:spacing w:after="40" w:before="0"/>
               <w:jc w:val="left"/>
             </w:pPr>
@@ -12248,6 +12532,7 @@
           </w:tcPr>
           <w:p>
             <w:pPr>
+              <w:keepNext w:val="false"/>
               <w:spacing w:after="40" w:before="0"/>
               <w:jc w:val="left"/>
             </w:pPr>
@@ -12307,6 +12592,7 @@
           </w:tcPr>
           <w:p>
             <w:pPr>
+              <w:keepNext w:val="false"/>
               <w:spacing w:after="40" w:before="0"/>
               <w:jc w:val="center"/>
             </w:pPr>
@@ -12341,6 +12627,7 @@
           </w:tcPr>
           <w:p>
             <w:pPr>
+              <w:keepNext w:val="false"/>
               <w:spacing w:after="40" w:before="0"/>
               <w:jc w:val="left"/>
             </w:pPr>
@@ -12405,6 +12692,7 @@
           </w:tcPr>
           <w:p>
             <w:pPr>
+              <w:keepNext w:val="false"/>
               <w:spacing w:after="40" w:before="0"/>
               <w:jc w:val="center"/>
             </w:pPr>
@@ -12439,6 +12727,7 @@
           </w:tcPr>
           <w:p>
             <w:pPr>
+              <w:keepNext w:val="false"/>
               <w:spacing w:after="40" w:before="0"/>
               <w:jc w:val="left"/>
             </w:pPr>
@@ -12471,6 +12760,7 @@
           </w:tcPr>
           <w:p>
             <w:pPr>
+              <w:keepNext w:val="false"/>
               <w:spacing w:after="40" w:before="0"/>
               <w:jc w:val="left"/>
             </w:pPr>
@@ -12503,6 +12793,7 @@
           </w:tcPr>
           <w:p>
             <w:pPr>
+              <w:keepNext w:val="false"/>
               <w:spacing w:after="40" w:before="0"/>
               <w:jc w:val="left"/>
             </w:pPr>
@@ -12535,6 +12826,7 @@
           </w:tcPr>
           <w:p>
             <w:pPr>
+              <w:keepNext w:val="false"/>
               <w:spacing w:after="40" w:before="0"/>
               <w:jc w:val="left"/>
             </w:pPr>
@@ -12567,6 +12859,7 @@
           </w:tcPr>
           <w:p>
             <w:pPr>
+              <w:keepNext w:val="false"/>
               <w:spacing w:after="40" w:before="0"/>
               <w:jc w:val="left"/>
             </w:pPr>
@@ -12601,6 +12894,7 @@
           </w:tcPr>
           <w:p>
             <w:pPr>
+              <w:keepNext w:val="false"/>
               <w:spacing w:after="40" w:before="0"/>
               <w:jc w:val="left"/>
             </w:pPr>
@@ -12638,7 +12932,7 @@
             <w:pPr>
               <w:spacing w:after="20" w:before="0"/>
             </w:pPr>
-            <w:hyperlink w:history="1" r:id="rId0es1nhi8s1vuic9ce-mci">
+            <w:hyperlink w:history="1" r:id="rIdvc1oaor42qo0rk5dnb73v">
               <w:r>
                 <w:rPr>
                   <w:rFonts w:ascii="Arial" w:cs="Arial" w:eastAsia="Arial" w:hAnsi="Arial"/>
@@ -12671,7 +12965,7 @@
               <w:spacing w:after="10" w:before="0"/>
               <w:ind w:left="120"/>
             </w:pPr>
-            <w:hyperlink w:history="1" r:id="rIdrloyieeyfxrx8ef-iuffd">
+            <w:hyperlink w:history="1" r:id="rIdmfywcfrbvojnjmprtcaoh">
               <w:r>
                 <w:rPr>
                   <w:rFonts w:ascii="Arial" w:cs="Arial" w:eastAsia="Arial" w:hAnsi="Arial"/>
@@ -12716,7 +13010,7 @@
             <w:pPr>
               <w:spacing w:after="20" w:before="0"/>
             </w:pPr>
-            <w:hyperlink w:history="1" r:id="rIdcr4-jmc-iybvx2fpnyet0">
+            <w:hyperlink w:history="1" r:id="rId0nqvdc7luzgfsgmus_972">
               <w:r>
                 <w:rPr>
                   <w:rFonts w:ascii="Arial" w:cs="Arial" w:eastAsia="Arial" w:hAnsi="Arial"/>
@@ -12749,7 +13043,7 @@
               <w:spacing w:after="10" w:before="0"/>
               <w:ind w:left="120"/>
             </w:pPr>
-            <w:hyperlink w:history="1" r:id="rIdilktbbsszxbobkmmb8qpd">
+            <w:hyperlink w:history="1" r:id="rIdildeih9920hvgzixd4vdd">
               <w:r>
                 <w:rPr>
                   <w:rFonts w:ascii="Arial" w:cs="Arial" w:eastAsia="Arial" w:hAnsi="Arial"/>
@@ -12777,6 +13071,7 @@
           </w:tcPr>
           <w:p>
             <w:pPr>
+              <w:keepNext w:val="false"/>
               <w:spacing w:after="40" w:before="0"/>
               <w:jc w:val="left"/>
             </w:pPr>
@@ -12809,6 +13104,7 @@
           </w:tcPr>
           <w:p>
             <w:pPr>
+              <w:keepNext w:val="false"/>
               <w:spacing w:after="40" w:before="0"/>
               <w:jc w:val="left"/>
             </w:pPr>
@@ -12841,6 +13137,7 @@
           </w:tcPr>
           <w:p>
             <w:pPr>
+              <w:keepNext w:val="false"/>
               <w:spacing w:after="40" w:before="0"/>
               <w:jc w:val="left"/>
             </w:pPr>
@@ -12873,6 +13170,7 @@
           </w:tcPr>
           <w:p>
             <w:pPr>
+              <w:keepNext w:val="false"/>
               <w:spacing w:after="40" w:before="0"/>
               <w:jc w:val="left"/>
             </w:pPr>
@@ -12907,6 +13205,7 @@
           </w:tcPr>
           <w:p>
             <w:pPr>
+              <w:keepNext w:val="false"/>
               <w:spacing w:after="40" w:before="0"/>
               <w:jc w:val="left"/>
             </w:pPr>
@@ -12944,7 +13243,7 @@
             <w:pPr>
               <w:spacing w:after="20" w:before="0"/>
             </w:pPr>
-            <w:hyperlink w:history="1" r:id="rIdsy_oznhhspfe2-ulbeqfk">
+            <w:hyperlink w:history="1" r:id="rIdncjlia6ke8_nsywx_00pi">
               <w:r>
                 <w:rPr>
                   <w:rFonts w:ascii="Arial" w:cs="Arial" w:eastAsia="Arial" w:hAnsi="Arial"/>
@@ -12977,7 +13276,7 @@
               <w:spacing w:after="10" w:before="0"/>
               <w:ind w:left="120"/>
             </w:pPr>
-            <w:hyperlink w:history="1" r:id="rIdvb4chtgxrheqlfb4ls8kt">
+            <w:hyperlink w:history="1" r:id="rIdxbbykwbjrlddv54xaqycb">
               <w:r>
                 <w:rPr>
                   <w:rFonts w:ascii="Arial" w:cs="Arial" w:eastAsia="Arial" w:hAnsi="Arial"/>
@@ -13022,7 +13321,7 @@
             <w:pPr>
               <w:spacing w:after="20" w:before="0"/>
             </w:pPr>
-            <w:hyperlink w:history="1" r:id="rIdczzgjiddmawjswbyl6e54">
+            <w:hyperlink w:history="1" r:id="rIdpzqxbhz2bslnnhtlsupha">
               <w:r>
                 <w:rPr>
                   <w:rFonts w:ascii="Arial" w:cs="Arial" w:eastAsia="Arial" w:hAnsi="Arial"/>
@@ -13055,7 +13354,7 @@
               <w:spacing w:after="10" w:before="0"/>
               <w:ind w:left="120"/>
             </w:pPr>
-            <w:hyperlink w:history="1" r:id="rIdajvrldswhvnhrc_a-7ryf">
+            <w:hyperlink w:history="1" r:id="rIdooe00hskcczk0m8_splqx">
               <w:r>
                 <w:rPr>
                   <w:rFonts w:ascii="Arial" w:cs="Arial" w:eastAsia="Arial" w:hAnsi="Arial"/>
@@ -13083,6 +13382,7 @@
           </w:tcPr>
           <w:p>
             <w:pPr>
+              <w:keepNext w:val="false"/>
               <w:spacing w:after="40" w:before="0"/>
               <w:jc w:val="left"/>
             </w:pPr>
@@ -13102,6 +13402,7 @@
           </w:p>
           <w:p>
             <w:pPr>
+              <w:keepNext w:val="false"/>
               <w:spacing w:after="40" w:before="0"/>
               <w:jc w:val="left"/>
             </w:pPr>
@@ -13121,6 +13422,7 @@
           </w:p>
           <w:p>
             <w:pPr>
+              <w:keepNext w:val="false"/>
               <w:spacing w:after="40" w:before="0"/>
               <w:jc w:val="left"/>
             </w:pPr>
@@ -13153,6 +13455,7 @@
           </w:tcPr>
           <w:p>
             <w:pPr>
+              <w:keepNext w:val="false"/>
               <w:spacing w:after="40" w:before="0"/>
               <w:jc w:val="left"/>
             </w:pPr>
@@ -13185,6 +13488,7 @@
           </w:tcPr>
           <w:p>
             <w:pPr>
+              <w:keepNext w:val="false"/>
               <w:spacing w:after="40" w:before="0"/>
               <w:jc w:val="left"/>
             </w:pPr>
@@ -13217,6 +13521,7 @@
           </w:tcPr>
           <w:p>
             <w:pPr>
+              <w:keepNext w:val="false"/>
               <w:spacing w:after="40" w:before="0"/>
               <w:jc w:val="left"/>
             </w:pPr>
@@ -13251,6 +13556,7 @@
           </w:tcPr>
           <w:p>
             <w:pPr>
+              <w:keepNext w:val="false"/>
               <w:spacing w:after="40" w:before="0"/>
               <w:jc w:val="left"/>
             </w:pPr>
@@ -13288,7 +13594,7 @@
             <w:pPr>
               <w:spacing w:after="20" w:before="0"/>
             </w:pPr>
-            <w:hyperlink w:history="1" r:id="rId-jdic-55zvgswr89cofqd">
+            <w:hyperlink w:history="1" r:id="rIdo5wjyvb_2eq7wgcjtinvl">
               <w:r>
                 <w:rPr>
                   <w:rFonts w:ascii="Arial" w:cs="Arial" w:eastAsia="Arial" w:hAnsi="Arial"/>
@@ -13337,7 +13643,7 @@
               <w:spacing w:after="10" w:before="0"/>
               <w:ind w:left="120"/>
             </w:pPr>
-            <w:hyperlink w:history="1" r:id="rId1exoirn9u0veejjxhpexj">
+            <w:hyperlink w:history="1" r:id="rId_9ryhlapimni3_xqxd44k">
               <w:r>
                 <w:rPr>
                   <w:rFonts w:ascii="Arial" w:cs="Arial" w:eastAsia="Arial" w:hAnsi="Arial"/>
@@ -13382,7 +13688,7 @@
             <w:pPr>
               <w:spacing w:after="20" w:before="0"/>
             </w:pPr>
-            <w:hyperlink w:history="1" r:id="rIduyjusygir9-tns_44dfjd">
+            <w:hyperlink w:history="1" r:id="rIdfk1zpybc8bpfiqbvzi9jr">
               <w:r>
                 <w:rPr>
                   <w:rFonts w:ascii="Arial" w:cs="Arial" w:eastAsia="Arial" w:hAnsi="Arial"/>
@@ -13415,7 +13721,7 @@
               <w:spacing w:after="10" w:before="0"/>
               <w:ind w:left="120"/>
             </w:pPr>
-            <w:hyperlink w:history="1" r:id="rIdafwtrkudxpf6e3sabnty2">
+            <w:hyperlink w:history="1" r:id="rIdgv6wd6niotpjehybivwhd">
               <w:r>
                 <w:rPr>
                   <w:rFonts w:ascii="Arial" w:cs="Arial" w:eastAsia="Arial" w:hAnsi="Arial"/>
@@ -13443,6 +13749,7 @@
           </w:tcPr>
           <w:p>
             <w:pPr>
+              <w:keepNext w:val="false"/>
               <w:spacing w:after="40" w:before="0"/>
               <w:jc w:val="left"/>
             </w:pPr>
@@ -13462,6 +13769,7 @@
           </w:p>
           <w:p>
             <w:pPr>
+              <w:keepNext w:val="false"/>
               <w:spacing w:after="40" w:before="0"/>
               <w:jc w:val="left"/>
             </w:pPr>
@@ -13481,6 +13789,7 @@
           </w:p>
           <w:p>
             <w:pPr>
+              <w:keepNext w:val="false"/>
               <w:spacing w:after="40" w:before="0"/>
               <w:jc w:val="left"/>
             </w:pPr>
@@ -13500,6 +13809,7 @@
           </w:p>
           <w:p>
             <w:pPr>
+              <w:keepNext w:val="false"/>
               <w:spacing w:after="40" w:before="0"/>
               <w:jc w:val="left"/>
             </w:pPr>
@@ -13519,6 +13829,7 @@
           </w:p>
           <w:p>
             <w:pPr>
+              <w:keepNext w:val="false"/>
               <w:spacing w:after="40" w:before="0"/>
               <w:jc w:val="left"/>
             </w:pPr>
@@ -13538,6 +13849,7 @@
           </w:p>
           <w:p>
             <w:pPr>
+              <w:keepNext w:val="false"/>
               <w:spacing w:after="40" w:before="0"/>
               <w:jc w:val="left"/>
             </w:pPr>
@@ -13557,6 +13869,7 @@
           </w:p>
           <w:p>
             <w:pPr>
+              <w:keepNext w:val="false"/>
               <w:spacing w:after="40" w:before="0"/>
               <w:jc w:val="left"/>
             </w:pPr>
@@ -13576,6 +13889,7 @@
           </w:p>
           <w:p>
             <w:pPr>
+              <w:keepNext w:val="false"/>
               <w:spacing w:after="40" w:before="0"/>
               <w:jc w:val="left"/>
             </w:pPr>
@@ -13595,6 +13909,7 @@
           </w:p>
           <w:p>
             <w:pPr>
+              <w:keepNext w:val="false"/>
               <w:spacing w:after="40" w:before="0"/>
               <w:jc w:val="left"/>
             </w:pPr>
@@ -13614,6 +13929,7 @@
           </w:p>
           <w:p>
             <w:pPr>
+              <w:keepNext w:val="false"/>
               <w:spacing w:after="40" w:before="0"/>
               <w:jc w:val="left"/>
             </w:pPr>
@@ -13633,6 +13949,7 @@
           </w:p>
           <w:p>
             <w:pPr>
+              <w:keepNext w:val="false"/>
               <w:spacing w:after="40" w:before="0"/>
               <w:jc w:val="left"/>
             </w:pPr>
@@ -13652,6 +13969,7 @@
           </w:p>
           <w:p>
             <w:pPr>
+              <w:keepNext w:val="false"/>
               <w:spacing w:after="40" w:before="0"/>
               <w:jc w:val="left"/>
             </w:pPr>
@@ -13671,6 +13989,7 @@
           </w:p>
           <w:p>
             <w:pPr>
+              <w:keepNext w:val="false"/>
               <w:spacing w:after="40" w:before="0"/>
               <w:jc w:val="left"/>
             </w:pPr>
@@ -13690,6 +14009,7 @@
           </w:p>
           <w:p>
             <w:pPr>
+              <w:keepNext w:val="false"/>
               <w:spacing w:after="40" w:before="0"/>
               <w:jc w:val="left"/>
             </w:pPr>
@@ -13709,6 +14029,7 @@
           </w:p>
           <w:p>
             <w:pPr>
+              <w:keepNext w:val="false"/>
               <w:spacing w:after="40" w:before="0"/>
               <w:jc w:val="left"/>
             </w:pPr>
@@ -13741,6 +14062,7 @@
           </w:tcPr>
           <w:p>
             <w:pPr>
+              <w:keepNext w:val="false"/>
               <w:spacing w:after="40" w:before="0"/>
               <w:jc w:val="left"/>
             </w:pPr>
@@ -13760,6 +14082,7 @@
           </w:p>
           <w:p>
             <w:pPr>
+              <w:keepNext w:val="false"/>
               <w:spacing w:after="40" w:before="0"/>
               <w:jc w:val="left"/>
             </w:pPr>
@@ -13779,6 +14102,7 @@
           </w:p>
           <w:p>
             <w:pPr>
+              <w:keepNext w:val="false"/>
               <w:spacing w:after="40" w:before="0"/>
               <w:jc w:val="left"/>
             </w:pPr>
@@ -13798,6 +14122,7 @@
           </w:p>
           <w:p>
             <w:pPr>
+              <w:keepNext w:val="false"/>
               <w:spacing w:after="40" w:before="0"/>
               <w:jc w:val="left"/>
             </w:pPr>
@@ -13817,6 +14142,7 @@
           </w:p>
           <w:p>
             <w:pPr>
+              <w:keepNext w:val="false"/>
               <w:spacing w:after="40" w:before="0"/>
               <w:jc w:val="left"/>
             </w:pPr>
@@ -13849,6 +14175,7 @@
           </w:tcPr>
           <w:p>
             <w:pPr>
+              <w:keepNext w:val="false"/>
               <w:spacing w:after="40" w:before="0"/>
               <w:jc w:val="left"/>
             </w:pPr>
@@ -13881,6 +14208,7 @@
           </w:tcPr>
           <w:p>
             <w:pPr>
+              <w:keepNext w:val="false"/>
               <w:spacing w:after="40" w:before="0"/>
               <w:jc w:val="left"/>
             </w:pPr>
@@ -13915,6 +14243,7 @@
           </w:tcPr>
           <w:p>
             <w:pPr>
+              <w:keepNext w:val="false"/>
               <w:spacing w:after="40" w:before="0"/>
               <w:jc w:val="left"/>
             </w:pPr>
@@ -13952,7 +14281,7 @@
             <w:pPr>
               <w:spacing w:after="20" w:before="0"/>
             </w:pPr>
-            <w:hyperlink w:history="1" r:id="rId7scw-bv7ntpkais7xnaut">
+            <w:hyperlink w:history="1" r:id="rIdqmd8ksha1-wbt-ywvjikc">
               <w:r>
                 <w:rPr>
                   <w:rFonts w:ascii="Arial" w:cs="Arial" w:eastAsia="Arial" w:hAnsi="Arial"/>
@@ -13985,7 +14314,7 @@
               <w:spacing w:after="10" w:before="0"/>
               <w:ind w:left="120"/>
             </w:pPr>
-            <w:hyperlink w:history="1" r:id="rIdvf3lq7yeth7n5au0agurr">
+            <w:hyperlink w:history="1" r:id="rIdk2efjksmjp7xdorjbcp0e">
               <w:r>
                 <w:rPr>
                   <w:rFonts w:ascii="Arial" w:cs="Arial" w:eastAsia="Arial" w:hAnsi="Arial"/>
@@ -14030,7 +14359,7 @@
             <w:pPr>
               <w:spacing w:after="20" w:before="0"/>
             </w:pPr>
-            <w:hyperlink w:history="1" r:id="rId5ug9tptjfwvtnlmsis2sw">
+            <w:hyperlink w:history="1" r:id="rIdsyjtlla4y2acs0ysr5ksa">
               <w:r>
                 <w:rPr>
                   <w:rFonts w:ascii="Arial" w:cs="Arial" w:eastAsia="Arial" w:hAnsi="Arial"/>
@@ -14063,7 +14392,7 @@
               <w:spacing w:after="10" w:before="0"/>
               <w:ind w:left="120"/>
             </w:pPr>
-            <w:hyperlink w:history="1" r:id="rIdjgxsdy_-szg05okf68gyc">
+            <w:hyperlink w:history="1" r:id="rIdrmurxjlqz1cnpsz52d93u">
               <w:r>
                 <w:rPr>
                   <w:rFonts w:ascii="Arial" w:cs="Arial" w:eastAsia="Arial" w:hAnsi="Arial"/>
@@ -14091,6 +14420,7 @@
           </w:tcPr>
           <w:p>
             <w:pPr>
+              <w:keepNext w:val="false"/>
               <w:spacing w:after="40" w:before="0"/>
               <w:jc w:val="left"/>
             </w:pPr>
@@ -14110,6 +14440,7 @@
           </w:p>
           <w:p>
             <w:pPr>
+              <w:keepNext w:val="false"/>
               <w:spacing w:after="40" w:before="0"/>
               <w:jc w:val="left"/>
             </w:pPr>
@@ -14129,6 +14460,7 @@
           </w:p>
           <w:p>
             <w:pPr>
+              <w:keepNext w:val="false"/>
               <w:spacing w:after="40" w:before="0"/>
               <w:jc w:val="left"/>
             </w:pPr>
@@ -14148,6 +14480,7 @@
           </w:p>
           <w:p>
             <w:pPr>
+              <w:keepNext w:val="false"/>
               <w:spacing w:after="40" w:before="0"/>
               <w:jc w:val="left"/>
             </w:pPr>
@@ -14180,6 +14513,7 @@
           </w:tcPr>
           <w:p>
             <w:pPr>
+              <w:keepNext w:val="false"/>
               <w:spacing w:after="40" w:before="0"/>
               <w:jc w:val="left"/>
             </w:pPr>
@@ -14212,6 +14546,7 @@
           </w:tcPr>
           <w:p>
             <w:pPr>
+              <w:keepNext w:val="false"/>
               <w:spacing w:after="40" w:before="0"/>
               <w:jc w:val="left"/>
             </w:pPr>
@@ -14244,6 +14579,7 @@
           </w:tcPr>
           <w:p>
             <w:pPr>
+              <w:keepNext w:val="false"/>
               <w:spacing w:after="40" w:before="0"/>
               <w:jc w:val="left"/>
             </w:pPr>
@@ -14278,6 +14614,7 @@
           </w:tcPr>
           <w:p>
             <w:pPr>
+              <w:keepNext w:val="false"/>
               <w:spacing w:after="40" w:before="0"/>
               <w:jc w:val="left"/>
             </w:pPr>
@@ -14315,7 +14652,7 @@
             <w:pPr>
               <w:spacing w:after="20" w:before="0"/>
             </w:pPr>
-            <w:hyperlink w:history="1" r:id="rIdhor8btyo0vaxstdnm5wsi">
+            <w:hyperlink w:history="1" r:id="rIdmqzus4lcty0vyi0m7cmgd">
               <w:r>
                 <w:rPr>
                   <w:rFonts w:ascii="Arial" w:cs="Arial" w:eastAsia="Arial" w:hAnsi="Arial"/>
@@ -14348,7 +14685,7 @@
               <w:spacing w:after="10" w:before="0"/>
               <w:ind w:left="120"/>
             </w:pPr>
-            <w:hyperlink w:history="1" r:id="rIdb_gsadleri0caddqo-1lm">
+            <w:hyperlink w:history="1" r:id="rIdrdizjex6zu059ad0xwzf4">
               <w:r>
                 <w:rPr>
                   <w:rFonts w:ascii="Arial" w:cs="Arial" w:eastAsia="Arial" w:hAnsi="Arial"/>
@@ -14393,7 +14730,7 @@
             <w:pPr>
               <w:spacing w:after="20" w:before="0"/>
             </w:pPr>
-            <w:hyperlink w:history="1" r:id="rIdpl4i83fbpqxp-_c0xhrvt">
+            <w:hyperlink w:history="1" r:id="rIdjpek6sw-djr0u08nboukm">
               <w:r>
                 <w:rPr>
                   <w:rFonts w:ascii="Arial" w:cs="Arial" w:eastAsia="Arial" w:hAnsi="Arial"/>
@@ -14442,7 +14779,7 @@
               <w:spacing w:after="10" w:before="0"/>
               <w:ind w:left="120"/>
             </w:pPr>
-            <w:hyperlink w:history="1" r:id="rIdy30dmwm7qfzzvpvgteqgo">
+            <w:hyperlink w:history="1" r:id="rId1rk4cqbkjm0caovkldjy8">
               <w:r>
                 <w:rPr>
                   <w:rFonts w:ascii="Arial" w:cs="Arial" w:eastAsia="Arial" w:hAnsi="Arial"/>
@@ -14470,6 +14807,7 @@
           </w:tcPr>
           <w:p>
             <w:pPr>
+              <w:keepNext w:val="false"/>
               <w:spacing w:after="40" w:before="0"/>
               <w:jc w:val="left"/>
             </w:pPr>
@@ -14489,6 +14827,7 @@
           </w:p>
           <w:p>
             <w:pPr>
+              <w:keepNext w:val="false"/>
               <w:spacing w:after="40" w:before="0"/>
               <w:jc w:val="left"/>
             </w:pPr>
@@ -14508,6 +14847,7 @@
           </w:p>
           <w:p>
             <w:pPr>
+              <w:keepNext w:val="false"/>
               <w:spacing w:after="40" w:before="0"/>
               <w:jc w:val="left"/>
             </w:pPr>
@@ -14527,6 +14867,7 @@
           </w:p>
           <w:p>
             <w:pPr>
+              <w:keepNext w:val="false"/>
               <w:spacing w:after="40" w:before="0"/>
               <w:jc w:val="left"/>
             </w:pPr>
@@ -14546,6 +14887,7 @@
           </w:p>
           <w:p>
             <w:pPr>
+              <w:keepNext w:val="false"/>
               <w:spacing w:after="40" w:before="0"/>
               <w:jc w:val="left"/>
             </w:pPr>
@@ -14565,6 +14907,7 @@
           </w:p>
           <w:p>
             <w:pPr>
+              <w:keepNext w:val="false"/>
               <w:spacing w:after="40" w:before="0"/>
               <w:jc w:val="left"/>
             </w:pPr>
@@ -14584,6 +14927,7 @@
           </w:p>
           <w:p>
             <w:pPr>
+              <w:keepNext w:val="false"/>
               <w:spacing w:after="40" w:before="0"/>
               <w:jc w:val="left"/>
             </w:pPr>
@@ -14616,6 +14960,7 @@
           </w:tcPr>
           <w:p>
             <w:pPr>
+              <w:keepNext w:val="false"/>
               <w:spacing w:after="40" w:before="0"/>
               <w:jc w:val="left"/>
             </w:pPr>
@@ -14648,6 +14993,7 @@
           </w:tcPr>
           <w:p>
             <w:pPr>
+              <w:keepNext w:val="false"/>
               <w:spacing w:after="40" w:before="0"/>
               <w:jc w:val="left"/>
             </w:pPr>
@@ -14680,6 +15026,7 @@
           </w:tcPr>
           <w:p>
             <w:pPr>
+              <w:keepNext w:val="false"/>
               <w:spacing w:after="40" w:before="0"/>
               <w:jc w:val="left"/>
             </w:pPr>
@@ -14739,6 +15086,7 @@
           </w:tcPr>
           <w:p>
             <w:pPr>
+              <w:keepNext w:val="false"/>
               <w:spacing w:after="40" w:before="0"/>
               <w:jc w:val="center"/>
             </w:pPr>
@@ -14773,6 +15121,7 @@
           </w:tcPr>
           <w:p>
             <w:pPr>
+              <w:keepNext w:val="false"/>
               <w:spacing w:after="40" w:before="0"/>
               <w:jc w:val="left"/>
             </w:pPr>
@@ -14834,6 +15183,7 @@
           </w:tcPr>
           <w:p>
             <w:pPr>
+              <w:keepNext w:val="false"/>
               <w:spacing w:after="40" w:before="0"/>
               <w:jc w:val="center"/>
             </w:pPr>
@@ -14868,6 +15218,7 @@
           </w:tcPr>
           <w:p>
             <w:pPr>
+              <w:keepNext w:val="false"/>
               <w:spacing w:after="40" w:before="0"/>
               <w:jc w:val="left"/>
             </w:pPr>
@@ -14900,6 +15251,7 @@
           </w:tcPr>
           <w:p>
             <w:pPr>
+              <w:keepNext w:val="false"/>
               <w:spacing w:after="40" w:before="0"/>
               <w:jc w:val="left"/>
             </w:pPr>
@@ -14934,6 +15286,7 @@
           </w:tcPr>
           <w:p>
             <w:pPr>
+              <w:keepNext w:val="false"/>
               <w:spacing w:after="40" w:before="0"/>
               <w:jc w:val="left"/>
             </w:pPr>
@@ -14966,6 +15319,7 @@
           </w:tcPr>
           <w:p>
             <w:pPr>
+              <w:keepNext w:val="false"/>
               <w:spacing w:after="40" w:before="0"/>
               <w:jc w:val="left"/>
             </w:pPr>
@@ -15000,6 +15354,7 @@
           </w:tcPr>
           <w:p>
             <w:pPr>
+              <w:keepNext w:val="false"/>
               <w:spacing w:after="40" w:before="0"/>
               <w:jc w:val="left"/>
             </w:pPr>
@@ -15032,6 +15387,7 @@
           </w:tcPr>
           <w:p>
             <w:pPr>
+              <w:keepNext w:val="false"/>
               <w:spacing w:after="40" w:before="0"/>
               <w:jc w:val="left"/>
             </w:pPr>
@@ -15068,7 +15424,7 @@
         </w:rPr>
         <w:t xml:space="preserve">© 2026 SeaVuria and ARES. Aligned with KICD objectives. Developed by SeaVuria; technical implementation by ARES (with AI assistance from Claude). Licensed under </w:t>
       </w:r>
-      <w:hyperlink w:history="1" r:id="rIdo_00ioe-reoiwfwxrcdm6">
+      <w:hyperlink w:history="1" r:id="rIdpcvufqukbxkmt2qrfdl7b">
         <w:r>
           <w:rPr>
             <w:rFonts w:ascii="Arial" w:cs="Arial" w:eastAsia="Arial" w:hAnsi="Arial"/>
@@ -15089,7 +15445,7 @@
         </w:rPr>
         <w:t xml:space="preserve"> (</w:t>
       </w:r>
-      <w:hyperlink w:history="1" r:id="rIdgr9dcuysbsdevkbk9rqg9">
+      <w:hyperlink w:history="1" r:id="rId6tssnbhntjcn4ge2xgkwz">
         <w:r>
           <w:rPr>
             <w:rFonts w:ascii="Arial" w:cs="Arial" w:eastAsia="Arial" w:hAnsi="Arial"/>
@@ -15149,6 +15505,7 @@
           </w:tcPr>
           <w:p>
             <w:pPr>
+              <w:keepNext w:val="false"/>
               <w:spacing w:after="40" w:before="0"/>
               <w:jc w:val="center"/>
             </w:pPr>
@@ -15184,6 +15541,7 @@
           </w:tcPr>
           <w:p>
             <w:pPr>
+              <w:keepNext w:val="false"/>
               <w:spacing w:after="40" w:before="0"/>
               <w:jc w:val="center"/>
             </w:pPr>
@@ -15218,6 +15576,7 @@
           </w:tcPr>
           <w:p>
             <w:pPr>
+              <w:keepNext w:val="false"/>
               <w:spacing w:after="40" w:before="0"/>
               <w:jc w:val="left"/>
             </w:pPr>
@@ -15250,6 +15609,7 @@
           </w:tcPr>
           <w:p>
             <w:pPr>
+              <w:keepNext w:val="false"/>
               <w:spacing w:after="40" w:before="0"/>
               <w:jc w:val="left"/>
             </w:pPr>
@@ -15284,6 +15644,7 @@
           </w:tcPr>
           <w:p>
             <w:pPr>
+              <w:keepNext w:val="false"/>
               <w:spacing w:after="40" w:before="0"/>
               <w:jc w:val="left"/>
             </w:pPr>
@@ -15316,6 +15677,7 @@
           </w:tcPr>
           <w:p>
             <w:pPr>
+              <w:keepNext w:val="false"/>
               <w:spacing w:after="40" w:before="0"/>
               <w:jc w:val="left"/>
             </w:pPr>
@@ -15350,6 +15712,7 @@
           </w:tcPr>
           <w:p>
             <w:pPr>
+              <w:keepNext w:val="false"/>
               <w:spacing w:after="40" w:before="0"/>
               <w:jc w:val="left"/>
             </w:pPr>
@@ -15382,6 +15745,7 @@
           </w:tcPr>
           <w:p>
             <w:pPr>
+              <w:keepNext w:val="false"/>
               <w:spacing w:after="40" w:before="0"/>
               <w:jc w:val="left"/>
             </w:pPr>
@@ -15416,6 +15780,7 @@
           </w:tcPr>
           <w:p>
             <w:pPr>
+              <w:keepNext w:val="false"/>
               <w:spacing w:after="40" w:before="0"/>
               <w:jc w:val="left"/>
             </w:pPr>
@@ -15448,6 +15813,7 @@
           </w:tcPr>
           <w:p>
             <w:pPr>
+              <w:keepNext w:val="false"/>
               <w:spacing w:after="40" w:before="0"/>
               <w:jc w:val="left"/>
             </w:pPr>
@@ -15482,6 +15848,7 @@
           </w:tcPr>
           <w:p>
             <w:pPr>
+              <w:keepNext w:val="false"/>
               <w:spacing w:after="40" w:before="0"/>
               <w:jc w:val="left"/>
             </w:pPr>
@@ -15514,6 +15881,7 @@
           </w:tcPr>
           <w:p>
             <w:pPr>
+              <w:keepNext w:val="false"/>
               <w:spacing w:after="40" w:before="0"/>
               <w:jc w:val="left"/>
             </w:pPr>
@@ -15548,6 +15916,7 @@
           </w:tcPr>
           <w:p>
             <w:pPr>
+              <w:keepNext w:val="false"/>
               <w:spacing w:after="40" w:before="0"/>
               <w:jc w:val="left"/>
             </w:pPr>
@@ -15580,6 +15949,7 @@
           </w:tcPr>
           <w:p>
             <w:pPr>
+              <w:keepNext w:val="false"/>
               <w:spacing w:after="40" w:before="0"/>
               <w:jc w:val="left"/>
             </w:pPr>
@@ -15614,6 +15984,7 @@
           </w:tcPr>
           <w:p>
             <w:pPr>
+              <w:keepNext w:val="false"/>
               <w:spacing w:after="40" w:before="0"/>
               <w:jc w:val="left"/>
             </w:pPr>
@@ -15646,6 +16017,7 @@
           </w:tcPr>
           <w:p>
             <w:pPr>
+              <w:keepNext w:val="false"/>
               <w:spacing w:after="40" w:before="0"/>
               <w:jc w:val="left"/>
             </w:pPr>
@@ -15680,6 +16052,7 @@
           </w:tcPr>
           <w:p>
             <w:pPr>
+              <w:keepNext w:val="false"/>
               <w:spacing w:after="40" w:before="0"/>
               <w:jc w:val="left"/>
             </w:pPr>
@@ -15712,6 +16085,7 @@
           </w:tcPr>
           <w:p>
             <w:pPr>
+              <w:keepNext w:val="false"/>
               <w:spacing w:after="40" w:before="0"/>
               <w:jc w:val="left"/>
             </w:pPr>
@@ -15771,6 +16145,7 @@
           </w:tcPr>
           <w:p>
             <w:pPr>
+              <w:keepNext w:val="false"/>
               <w:spacing w:after="40" w:before="0"/>
               <w:jc w:val="center"/>
             </w:pPr>
@@ -15805,6 +16180,7 @@
           </w:tcPr>
           <w:p>
             <w:pPr>
+              <w:keepNext w:val="false"/>
               <w:spacing w:after="40" w:before="0"/>
               <w:jc w:val="left"/>
             </w:pPr>
@@ -15869,6 +16245,7 @@
           </w:tcPr>
           <w:p>
             <w:pPr>
+              <w:keepNext w:val="false"/>
               <w:spacing w:after="40" w:before="0"/>
               <w:jc w:val="center"/>
             </w:pPr>
@@ -15903,6 +16280,7 @@
           </w:tcPr>
           <w:p>
             <w:pPr>
+              <w:keepNext w:val="false"/>
               <w:spacing w:after="40" w:before="0"/>
               <w:jc w:val="left"/>
             </w:pPr>
@@ -15935,6 +16313,7 @@
           </w:tcPr>
           <w:p>
             <w:pPr>
+              <w:keepNext w:val="false"/>
               <w:spacing w:after="40" w:before="0"/>
               <w:jc w:val="left"/>
             </w:pPr>
@@ -15967,6 +16346,7 @@
           </w:tcPr>
           <w:p>
             <w:pPr>
+              <w:keepNext w:val="false"/>
               <w:spacing w:after="40" w:before="0"/>
               <w:jc w:val="left"/>
             </w:pPr>
@@ -15999,6 +16379,7 @@
           </w:tcPr>
           <w:p>
             <w:pPr>
+              <w:keepNext w:val="false"/>
               <w:spacing w:after="40" w:before="0"/>
               <w:jc w:val="left"/>
             </w:pPr>
@@ -16031,6 +16412,7 @@
           </w:tcPr>
           <w:p>
             <w:pPr>
+              <w:keepNext w:val="false"/>
               <w:spacing w:after="40" w:before="0"/>
               <w:jc w:val="left"/>
             </w:pPr>
@@ -16065,6 +16447,7 @@
           </w:tcPr>
           <w:p>
             <w:pPr>
+              <w:keepNext w:val="false"/>
               <w:spacing w:after="40" w:before="0"/>
               <w:jc w:val="left"/>
             </w:pPr>
@@ -16119,7 +16502,7 @@
               <w:spacing w:after="10" w:before="0"/>
               <w:ind w:left="120"/>
             </w:pPr>
-            <w:hyperlink w:history="1" r:id="rIdvsdhnanazegmcgcezxmp7">
+            <w:hyperlink w:history="1" r:id="rIdoifb-uibwovczkvbshl1q">
               <w:r>
                 <w:rPr>
                   <w:rFonts w:ascii="Arial" w:cs="Arial" w:eastAsia="Arial" w:hAnsi="Arial"/>
@@ -16179,7 +16562,7 @@
             <w:pPr>
               <w:spacing w:after="20" w:before="0"/>
             </w:pPr>
-            <w:hyperlink w:history="1" r:id="rIdke9ciqmtvoutb_tazpxfg">
+            <w:hyperlink w:history="1" r:id="rIdpgc6wh6i8wkevo_hypw6q">
               <w:r>
                 <w:rPr>
                   <w:rFonts w:ascii="Arial" w:cs="Arial" w:eastAsia="Arial" w:hAnsi="Arial"/>
@@ -16228,7 +16611,7 @@
               <w:spacing w:after="10" w:before="0"/>
               <w:ind w:left="120"/>
             </w:pPr>
-            <w:hyperlink w:history="1" r:id="rIdbsohikfyogpepdtbop4sj">
+            <w:hyperlink w:history="1" r:id="rId1k3udp1boxz-p6twaw_o1">
               <w:r>
                 <w:rPr>
                   <w:rFonts w:ascii="Arial" w:cs="Arial" w:eastAsia="Arial" w:hAnsi="Arial"/>
@@ -16256,6 +16639,7 @@
           </w:tcPr>
           <w:p>
             <w:pPr>
+              <w:keepNext w:val="false"/>
               <w:spacing w:after="40" w:before="0"/>
               <w:jc w:val="left"/>
             </w:pPr>
@@ -16288,6 +16672,7 @@
           </w:tcPr>
           <w:p>
             <w:pPr>
+              <w:keepNext w:val="false"/>
               <w:spacing w:after="40" w:before="0"/>
               <w:jc w:val="left"/>
             </w:pPr>
@@ -16320,6 +16705,7 @@
           </w:tcPr>
           <w:p>
             <w:pPr>
+              <w:keepNext w:val="false"/>
               <w:spacing w:after="40" w:before="0"/>
               <w:jc w:val="left"/>
             </w:pPr>
@@ -16352,6 +16738,7 @@
           </w:tcPr>
           <w:p>
             <w:pPr>
+              <w:keepNext w:val="false"/>
               <w:spacing w:after="40" w:before="0"/>
               <w:jc w:val="left"/>
             </w:pPr>
@@ -16386,6 +16773,7 @@
           </w:tcPr>
           <w:p>
             <w:pPr>
+              <w:keepNext w:val="false"/>
               <w:spacing w:after="40" w:before="0"/>
               <w:jc w:val="left"/>
             </w:pPr>
@@ -16440,7 +16828,7 @@
               <w:spacing w:after="10" w:before="0"/>
               <w:ind w:left="120"/>
             </w:pPr>
-            <w:hyperlink w:history="1" r:id="rIdgnfvkhoih55tau44vhnua">
+            <w:hyperlink w:history="1" r:id="rIdhmxfx3t4xls6bmuzmsgms">
               <w:r>
                 <w:rPr>
                   <w:rFonts w:ascii="Arial" w:cs="Arial" w:eastAsia="Arial" w:hAnsi="Arial"/>
@@ -16500,7 +16888,7 @@
             <w:pPr>
               <w:spacing w:after="20" w:before="0"/>
             </w:pPr>
-            <w:hyperlink w:history="1" r:id="rId-zfdw8mfjioydb35vgguk">
+            <w:hyperlink w:history="1" r:id="rIdp0tqmcujowjri-lg4hald">
               <w:r>
                 <w:rPr>
                   <w:rFonts w:ascii="Arial" w:cs="Arial" w:eastAsia="Arial" w:hAnsi="Arial"/>
@@ -16549,7 +16937,7 @@
               <w:spacing w:after="10" w:before="0"/>
               <w:ind w:left="120"/>
             </w:pPr>
-            <w:hyperlink w:history="1" r:id="rIdui6_kpd-3soq9yzjgf_gx">
+            <w:hyperlink w:history="1" r:id="rIdvp9aybtr4jws0k6airihq">
               <w:r>
                 <w:rPr>
                   <w:rFonts w:ascii="Arial" w:cs="Arial" w:eastAsia="Arial" w:hAnsi="Arial"/>
@@ -16577,6 +16965,7 @@
           </w:tcPr>
           <w:p>
             <w:pPr>
+              <w:keepNext w:val="false"/>
               <w:spacing w:after="40" w:before="0"/>
               <w:jc w:val="left"/>
             </w:pPr>
@@ -16609,6 +16998,7 @@
           </w:tcPr>
           <w:p>
             <w:pPr>
+              <w:keepNext w:val="false"/>
               <w:spacing w:after="40" w:before="0"/>
               <w:jc w:val="left"/>
             </w:pPr>
@@ -16641,6 +17031,7 @@
           </w:tcPr>
           <w:p>
             <w:pPr>
+              <w:keepNext w:val="false"/>
               <w:spacing w:after="40" w:before="0"/>
               <w:jc w:val="left"/>
             </w:pPr>
@@ -16673,6 +17064,7 @@
           </w:tcPr>
           <w:p>
             <w:pPr>
+              <w:keepNext w:val="false"/>
               <w:spacing w:after="40" w:before="0"/>
               <w:jc w:val="left"/>
             </w:pPr>
@@ -16707,6 +17099,7 @@
           </w:tcPr>
           <w:p>
             <w:pPr>
+              <w:keepNext w:val="false"/>
               <w:spacing w:after="40" w:before="0"/>
               <w:jc w:val="left"/>
             </w:pPr>
@@ -16761,7 +17154,7 @@
               <w:spacing w:after="10" w:before="0"/>
               <w:ind w:left="120"/>
             </w:pPr>
-            <w:hyperlink w:history="1" r:id="rId8t__jvlr_jq-uayhenwjm">
+            <w:hyperlink w:history="1" r:id="rIdnvtukhijs0d-ndiidgzrh">
               <w:r>
                 <w:rPr>
                   <w:rFonts w:ascii="Arial" w:cs="Arial" w:eastAsia="Arial" w:hAnsi="Arial"/>
@@ -16821,7 +17214,7 @@
             <w:pPr>
               <w:spacing w:after="20" w:before="0"/>
             </w:pPr>
-            <w:hyperlink w:history="1" r:id="rIdrjbv1usvogmgzedoettr1">
+            <w:hyperlink w:history="1" r:id="rIdhpwv4vj2t-mxnf4l0kohl">
               <w:r>
                 <w:rPr>
                   <w:rFonts w:ascii="Arial" w:cs="Arial" w:eastAsia="Arial" w:hAnsi="Arial"/>
@@ -16870,7 +17263,7 @@
               <w:spacing w:after="10" w:before="0"/>
               <w:ind w:left="120"/>
             </w:pPr>
-            <w:hyperlink w:history="1" r:id="rIdl06ykg4xpxiimhg9udpbt">
+            <w:hyperlink w:history="1" r:id="rIdwc_srfb_snelaaswxf5xy">
               <w:r>
                 <w:rPr>
                   <w:rFonts w:ascii="Arial" w:cs="Arial" w:eastAsia="Arial" w:hAnsi="Arial"/>
@@ -16898,6 +17291,7 @@
           </w:tcPr>
           <w:p>
             <w:pPr>
+              <w:keepNext w:val="false"/>
               <w:spacing w:after="40" w:before="0"/>
               <w:jc w:val="left"/>
             </w:pPr>
@@ -16930,6 +17324,7 @@
           </w:tcPr>
           <w:p>
             <w:pPr>
+              <w:keepNext w:val="false"/>
               <w:spacing w:after="40" w:before="0"/>
               <w:jc w:val="left"/>
             </w:pPr>
@@ -16962,6 +17357,7 @@
           </w:tcPr>
           <w:p>
             <w:pPr>
+              <w:keepNext w:val="false"/>
               <w:spacing w:after="40" w:before="0"/>
               <w:jc w:val="left"/>
             </w:pPr>
@@ -16994,6 +17390,7 @@
           </w:tcPr>
           <w:p>
             <w:pPr>
+              <w:keepNext w:val="false"/>
               <w:spacing w:after="40" w:before="0"/>
               <w:jc w:val="left"/>
             </w:pPr>
@@ -17028,6 +17425,7 @@
           </w:tcPr>
           <w:p>
             <w:pPr>
+              <w:keepNext w:val="false"/>
               <w:spacing w:after="40" w:before="0"/>
               <w:jc w:val="left"/>
             </w:pPr>
@@ -17082,7 +17480,7 @@
               <w:spacing w:after="10" w:before="0"/>
               <w:ind w:left="120"/>
             </w:pPr>
-            <w:hyperlink w:history="1" r:id="rIdn6lzetvlh3g8gdzdqkeaw">
+            <w:hyperlink w:history="1" r:id="rIdcwayzdq2plrkikouz2oxw">
               <w:r>
                 <w:rPr>
                   <w:rFonts w:ascii="Arial" w:cs="Arial" w:eastAsia="Arial" w:hAnsi="Arial"/>
@@ -17142,7 +17540,7 @@
             <w:pPr>
               <w:spacing w:after="20" w:before="0"/>
             </w:pPr>
-            <w:hyperlink w:history="1" r:id="rIdsokwnlrylghk2g5jgsnnw">
+            <w:hyperlink w:history="1" r:id="rIdobc7njznjtidabeuiptaa">
               <w:r>
                 <w:rPr>
                   <w:rFonts w:ascii="Arial" w:cs="Arial" w:eastAsia="Arial" w:hAnsi="Arial"/>
@@ -17191,7 +17589,7 @@
               <w:spacing w:after="10" w:before="0"/>
               <w:ind w:left="120"/>
             </w:pPr>
-            <w:hyperlink w:history="1" r:id="rIdw5td0e2b-w0k-z5cr8u1h">
+            <w:hyperlink w:history="1" r:id="rId_opawhiwjfiydpcw-abzi">
               <w:r>
                 <w:rPr>
                   <w:rFonts w:ascii="Arial" w:cs="Arial" w:eastAsia="Arial" w:hAnsi="Arial"/>
@@ -17219,6 +17617,7 @@
           </w:tcPr>
           <w:p>
             <w:pPr>
+              <w:keepNext w:val="false"/>
               <w:spacing w:after="40" w:before="0"/>
               <w:jc w:val="left"/>
             </w:pPr>
@@ -17251,6 +17650,7 @@
           </w:tcPr>
           <w:p>
             <w:pPr>
+              <w:keepNext w:val="false"/>
               <w:spacing w:after="40" w:before="0"/>
               <w:jc w:val="left"/>
             </w:pPr>
@@ -17283,6 +17683,7 @@
           </w:tcPr>
           <w:p>
             <w:pPr>
+              <w:keepNext w:val="false"/>
               <w:spacing w:after="40" w:before="0"/>
               <w:jc w:val="left"/>
             </w:pPr>
@@ -17315,6 +17716,7 @@
           </w:tcPr>
           <w:p>
             <w:pPr>
+              <w:keepNext w:val="false"/>
               <w:spacing w:after="40" w:before="0"/>
               <w:jc w:val="left"/>
             </w:pPr>
@@ -17349,6 +17751,7 @@
           </w:tcPr>
           <w:p>
             <w:pPr>
+              <w:keepNext w:val="false"/>
               <w:spacing w:after="40" w:before="0"/>
               <w:jc w:val="left"/>
             </w:pPr>
@@ -17403,7 +17806,7 @@
               <w:spacing w:after="10" w:before="0"/>
               <w:ind w:left="120"/>
             </w:pPr>
-            <w:hyperlink w:history="1" r:id="rIdvvy8tcsh6qzdr1vlybdq_">
+            <w:hyperlink w:history="1" r:id="rId9uu015gpclvjzywjdctso">
               <w:r>
                 <w:rPr>
                   <w:rFonts w:ascii="Arial" w:cs="Arial" w:eastAsia="Arial" w:hAnsi="Arial"/>
@@ -17463,7 +17866,7 @@
             <w:pPr>
               <w:spacing w:after="20" w:before="0"/>
             </w:pPr>
-            <w:hyperlink w:history="1" r:id="rId8mfbmtgnjcbtrkzfmbi0p">
+            <w:hyperlink w:history="1" r:id="rIdsmao9ny-64pgpvuxy2dsi">
               <w:r>
                 <w:rPr>
                   <w:rFonts w:ascii="Arial" w:cs="Arial" w:eastAsia="Arial" w:hAnsi="Arial"/>
@@ -17512,7 +17915,7 @@
               <w:spacing w:after="10" w:before="0"/>
               <w:ind w:left="120"/>
             </w:pPr>
-            <w:hyperlink w:history="1" r:id="rIdf1scgyxaryducteqtt00-">
+            <w:hyperlink w:history="1" r:id="rIdlx2kx-jioeqekbi0ciixt">
               <w:r>
                 <w:rPr>
                   <w:rFonts w:ascii="Arial" w:cs="Arial" w:eastAsia="Arial" w:hAnsi="Arial"/>
@@ -17540,6 +17943,7 @@
           </w:tcPr>
           <w:p>
             <w:pPr>
+              <w:keepNext w:val="false"/>
               <w:spacing w:after="40" w:before="0"/>
               <w:jc w:val="left"/>
             </w:pPr>
@@ -17572,6 +17976,7 @@
           </w:tcPr>
           <w:p>
             <w:pPr>
+              <w:keepNext w:val="false"/>
               <w:spacing w:after="40" w:before="0"/>
               <w:jc w:val="left"/>
             </w:pPr>
@@ -17604,6 +18009,7 @@
           </w:tcPr>
           <w:p>
             <w:pPr>
+              <w:keepNext w:val="false"/>
               <w:spacing w:after="40" w:before="0"/>
               <w:jc w:val="left"/>
             </w:pPr>
@@ -17636,6 +18042,7 @@
           </w:tcPr>
           <w:p>
             <w:pPr>
+              <w:keepNext w:val="false"/>
               <w:spacing w:after="40" w:before="0"/>
               <w:jc w:val="left"/>
             </w:pPr>
@@ -17695,6 +18102,7 @@
           </w:tcPr>
           <w:p>
             <w:pPr>
+              <w:keepNext w:val="false"/>
               <w:spacing w:after="40" w:before="0"/>
               <w:jc w:val="center"/>
             </w:pPr>
@@ -17729,6 +18137,7 @@
           </w:tcPr>
           <w:p>
             <w:pPr>
+              <w:keepNext w:val="false"/>
               <w:spacing w:after="40" w:before="0"/>
               <w:jc w:val="left"/>
             </w:pPr>
@@ -17790,6 +18199,7 @@
           </w:tcPr>
           <w:p>
             <w:pPr>
+              <w:keepNext w:val="false"/>
               <w:spacing w:after="40" w:before="0"/>
               <w:jc w:val="center"/>
             </w:pPr>
@@ -17824,6 +18234,7 @@
           </w:tcPr>
           <w:p>
             <w:pPr>
+              <w:keepNext w:val="false"/>
               <w:spacing w:after="40" w:before="0"/>
               <w:jc w:val="left"/>
             </w:pPr>
@@ -17856,6 +18267,7 @@
           </w:tcPr>
           <w:p>
             <w:pPr>
+              <w:keepNext w:val="false"/>
               <w:spacing w:after="40" w:before="0"/>
               <w:jc w:val="left"/>
             </w:pPr>
@@ -17890,6 +18302,7 @@
           </w:tcPr>
           <w:p>
             <w:pPr>
+              <w:keepNext w:val="false"/>
               <w:spacing w:after="40" w:before="0"/>
               <w:jc w:val="left"/>
             </w:pPr>
@@ -17922,6 +18335,7 @@
           </w:tcPr>
           <w:p>
             <w:pPr>
+              <w:keepNext w:val="false"/>
               <w:spacing w:after="40" w:before="0"/>
               <w:jc w:val="left"/>
             </w:pPr>
@@ -17956,6 +18370,7 @@
           </w:tcPr>
           <w:p>
             <w:pPr>
+              <w:keepNext w:val="false"/>
               <w:spacing w:after="40" w:before="0"/>
               <w:jc w:val="left"/>
             </w:pPr>
@@ -17988,6 +18403,7 @@
           </w:tcPr>
           <w:p>
             <w:pPr>
+              <w:keepNext w:val="false"/>
               <w:spacing w:after="40" w:before="0"/>
               <w:jc w:val="left"/>
             </w:pPr>
@@ -18024,7 +18440,7 @@
         </w:rPr>
         <w:t xml:space="preserve">© 2026 SeaVuria and ARES. Aligned with KICD objectives. Developed by SeaVuria; technical implementation by ARES (with AI assistance from Claude). Licensed under </w:t>
       </w:r>
-      <w:hyperlink w:history="1" r:id="rIdsz-z_sxdgfcinlpm49hh8">
+      <w:hyperlink w:history="1" r:id="rIdchnox91oee3urehc5jy4o">
         <w:r>
           <w:rPr>
             <w:rFonts w:ascii="Arial" w:cs="Arial" w:eastAsia="Arial" w:hAnsi="Arial"/>
@@ -18045,7 +18461,7 @@
         </w:rPr>
         <w:t xml:space="preserve"> (</w:t>
       </w:r>
-      <w:hyperlink w:history="1" r:id="rIdccgo0_qrsr0c8kl-hsgnn">
+      <w:hyperlink w:history="1" r:id="rIdgscgpbnxx3cnkyti5yh7t">
         <w:r>
           <w:rPr>
             <w:rFonts w:ascii="Arial" w:cs="Arial" w:eastAsia="Arial" w:hAnsi="Arial"/>
@@ -18105,6 +18521,7 @@
           </w:tcPr>
           <w:p>
             <w:pPr>
+              <w:keepNext w:val="false"/>
               <w:spacing w:after="40" w:before="0"/>
               <w:jc w:val="center"/>
             </w:pPr>
@@ -18140,6 +18557,7 @@
           </w:tcPr>
           <w:p>
             <w:pPr>
+              <w:keepNext w:val="false"/>
               <w:spacing w:after="40" w:before="0"/>
               <w:jc w:val="center"/>
             </w:pPr>
@@ -18174,6 +18592,7 @@
           </w:tcPr>
           <w:p>
             <w:pPr>
+              <w:keepNext w:val="false"/>
               <w:spacing w:after="40" w:before="0"/>
               <w:jc w:val="left"/>
             </w:pPr>
@@ -18206,6 +18625,7 @@
           </w:tcPr>
           <w:p>
             <w:pPr>
+              <w:keepNext w:val="false"/>
               <w:spacing w:after="40" w:before="0"/>
               <w:jc w:val="left"/>
             </w:pPr>
@@ -18240,6 +18660,7 @@
           </w:tcPr>
           <w:p>
             <w:pPr>
+              <w:keepNext w:val="false"/>
               <w:spacing w:after="40" w:before="0"/>
               <w:jc w:val="left"/>
             </w:pPr>
@@ -18272,6 +18693,7 @@
           </w:tcPr>
           <w:p>
             <w:pPr>
+              <w:keepNext w:val="false"/>
               <w:spacing w:after="40" w:before="0"/>
               <w:jc w:val="left"/>
             </w:pPr>
@@ -18306,6 +18728,7 @@
           </w:tcPr>
           <w:p>
             <w:pPr>
+              <w:keepNext w:val="false"/>
               <w:spacing w:after="40" w:before="0"/>
               <w:jc w:val="left"/>
             </w:pPr>
@@ -18338,6 +18761,7 @@
           </w:tcPr>
           <w:p>
             <w:pPr>
+              <w:keepNext w:val="false"/>
               <w:spacing w:after="40" w:before="0"/>
               <w:jc w:val="left"/>
             </w:pPr>
@@ -18372,6 +18796,7 @@
           </w:tcPr>
           <w:p>
             <w:pPr>
+              <w:keepNext w:val="false"/>
               <w:spacing w:after="40" w:before="0"/>
               <w:jc w:val="left"/>
             </w:pPr>
@@ -18404,6 +18829,7 @@
           </w:tcPr>
           <w:p>
             <w:pPr>
+              <w:keepNext w:val="false"/>
               <w:spacing w:after="40" w:before="0"/>
               <w:jc w:val="left"/>
             </w:pPr>
@@ -18438,6 +18864,7 @@
           </w:tcPr>
           <w:p>
             <w:pPr>
+              <w:keepNext w:val="false"/>
               <w:spacing w:after="40" w:before="0"/>
               <w:jc w:val="left"/>
             </w:pPr>
@@ -18470,6 +18897,7 @@
           </w:tcPr>
           <w:p>
             <w:pPr>
+              <w:keepNext w:val="false"/>
               <w:spacing w:after="40" w:before="0"/>
               <w:jc w:val="left"/>
             </w:pPr>
@@ -18504,6 +18932,7 @@
           </w:tcPr>
           <w:p>
             <w:pPr>
+              <w:keepNext w:val="false"/>
               <w:spacing w:after="40" w:before="0"/>
               <w:jc w:val="left"/>
             </w:pPr>
@@ -18536,6 +18965,7 @@
           </w:tcPr>
           <w:p>
             <w:pPr>
+              <w:keepNext w:val="false"/>
               <w:spacing w:after="40" w:before="0"/>
               <w:jc w:val="left"/>
             </w:pPr>
@@ -18570,6 +19000,7 @@
           </w:tcPr>
           <w:p>
             <w:pPr>
+              <w:keepNext w:val="false"/>
               <w:spacing w:after="40" w:before="0"/>
               <w:jc w:val="left"/>
             </w:pPr>
@@ -18602,6 +19033,7 @@
           </w:tcPr>
           <w:p>
             <w:pPr>
+              <w:keepNext w:val="false"/>
               <w:spacing w:after="40" w:before="0"/>
               <w:jc w:val="left"/>
             </w:pPr>
@@ -18636,6 +19068,7 @@
           </w:tcPr>
           <w:p>
             <w:pPr>
+              <w:keepNext w:val="false"/>
               <w:spacing w:after="40" w:before="0"/>
               <w:jc w:val="left"/>
             </w:pPr>
@@ -18668,6 +19101,7 @@
           </w:tcPr>
           <w:p>
             <w:pPr>
+              <w:keepNext w:val="false"/>
               <w:spacing w:after="40" w:before="0"/>
               <w:jc w:val="left"/>
             </w:pPr>
@@ -18727,6 +19161,7 @@
           </w:tcPr>
           <w:p>
             <w:pPr>
+              <w:keepNext w:val="false"/>
               <w:spacing w:after="40" w:before="0"/>
               <w:jc w:val="center"/>
             </w:pPr>
@@ -18761,6 +19196,7 @@
           </w:tcPr>
           <w:p>
             <w:pPr>
+              <w:keepNext w:val="false"/>
               <w:spacing w:after="40" w:before="0"/>
               <w:jc w:val="left"/>
             </w:pPr>
@@ -18825,6 +19261,7 @@
           </w:tcPr>
           <w:p>
             <w:pPr>
+              <w:keepNext w:val="false"/>
               <w:spacing w:after="40" w:before="0"/>
               <w:jc w:val="center"/>
             </w:pPr>
@@ -18859,6 +19296,7 @@
           </w:tcPr>
           <w:p>
             <w:pPr>
+              <w:keepNext w:val="false"/>
               <w:spacing w:after="40" w:before="0"/>
               <w:jc w:val="left"/>
             </w:pPr>
@@ -18891,6 +19329,7 @@
           </w:tcPr>
           <w:p>
             <w:pPr>
+              <w:keepNext w:val="false"/>
               <w:spacing w:after="40" w:before="0"/>
               <w:jc w:val="left"/>
             </w:pPr>
@@ -18923,6 +19362,7 @@
           </w:tcPr>
           <w:p>
             <w:pPr>
+              <w:keepNext w:val="false"/>
               <w:spacing w:after="40" w:before="0"/>
               <w:jc w:val="left"/>
             </w:pPr>
@@ -18955,6 +19395,7 @@
           </w:tcPr>
           <w:p>
             <w:pPr>
+              <w:keepNext w:val="false"/>
               <w:spacing w:after="40" w:before="0"/>
               <w:jc w:val="left"/>
             </w:pPr>
@@ -18987,6 +19428,7 @@
           </w:tcPr>
           <w:p>
             <w:pPr>
+              <w:keepNext w:val="false"/>
               <w:spacing w:after="40" w:before="0"/>
               <w:jc w:val="left"/>
             </w:pPr>
@@ -19021,6 +19463,7 @@
           </w:tcPr>
           <w:p>
             <w:pPr>
+              <w:keepNext w:val="false"/>
               <w:spacing w:after="40" w:before="0"/>
               <w:jc w:val="left"/>
             </w:pPr>
@@ -19058,7 +19501,7 @@
             <w:pPr>
               <w:spacing w:after="20" w:before="0"/>
             </w:pPr>
-            <w:hyperlink w:history="1" r:id="rIdhn8rpptkbve10myui0sbi">
+            <w:hyperlink w:history="1" r:id="rId4gjmmzmfxatobo6xtgrbb">
               <w:r>
                 <w:rPr>
                   <w:rFonts w:ascii="Arial" w:cs="Arial" w:eastAsia="Arial" w:hAnsi="Arial"/>
@@ -19107,7 +19550,7 @@
               <w:spacing w:after="10" w:before="0"/>
               <w:ind w:left="120"/>
             </w:pPr>
-            <w:hyperlink w:history="1" r:id="rId65yo8p0-fyln4nhwbf95v">
+            <w:hyperlink w:history="1" r:id="rId8ljvscbtncogsqxmmdty9">
               <w:r>
                 <w:rPr>
                   <w:rFonts w:ascii="Arial" w:cs="Arial" w:eastAsia="Arial" w:hAnsi="Arial"/>
@@ -19152,7 +19595,7 @@
             <w:pPr>
               <w:spacing w:after="20" w:before="0"/>
             </w:pPr>
-            <w:hyperlink w:history="1" r:id="rIdkbk9wiroc4_6far9_2lum">
+            <w:hyperlink w:history="1" r:id="rIdzqup4bturnb0co4602mwt">
               <w:r>
                 <w:rPr>
                   <w:rFonts w:ascii="Arial" w:cs="Arial" w:eastAsia="Arial" w:hAnsi="Arial"/>
@@ -19185,7 +19628,7 @@
               <w:spacing w:after="10" w:before="0"/>
               <w:ind w:left="120"/>
             </w:pPr>
-            <w:hyperlink w:history="1" r:id="rIdhekaood60pkz-p00gkt0z">
+            <w:hyperlink w:history="1" r:id="rIdyra5d40yll90491atqghb">
               <w:r>
                 <w:rPr>
                   <w:rFonts w:ascii="Arial" w:cs="Arial" w:eastAsia="Arial" w:hAnsi="Arial"/>
@@ -19213,6 +19656,7 @@
           </w:tcPr>
           <w:p>
             <w:pPr>
+              <w:keepNext w:val="false"/>
               <w:spacing w:after="40" w:before="0"/>
               <w:jc w:val="left"/>
             </w:pPr>
@@ -19245,6 +19689,7 @@
           </w:tcPr>
           <w:p>
             <w:pPr>
+              <w:keepNext w:val="false"/>
               <w:spacing w:after="40" w:before="0"/>
               <w:jc w:val="left"/>
             </w:pPr>
@@ -19277,6 +19722,7 @@
           </w:tcPr>
           <w:p>
             <w:pPr>
+              <w:keepNext w:val="false"/>
               <w:spacing w:after="40" w:before="0"/>
               <w:jc w:val="left"/>
             </w:pPr>
@@ -19309,6 +19755,7 @@
           </w:tcPr>
           <w:p>
             <w:pPr>
+              <w:keepNext w:val="false"/>
               <w:spacing w:after="40" w:before="0"/>
               <w:jc w:val="left"/>
             </w:pPr>
@@ -19343,6 +19790,7 @@
           </w:tcPr>
           <w:p>
             <w:pPr>
+              <w:keepNext w:val="false"/>
               <w:spacing w:after="40" w:before="0"/>
               <w:jc w:val="left"/>
             </w:pPr>
@@ -19380,7 +19828,7 @@
             <w:pPr>
               <w:spacing w:after="20" w:before="0"/>
             </w:pPr>
-            <w:hyperlink w:history="1" r:id="rIdtjahkafscguumpaeyykfy">
+            <w:hyperlink w:history="1" r:id="rIdwbpqfuppmdiyaqf2g88wi">
               <w:r>
                 <w:rPr>
                   <w:rFonts w:ascii="Arial" w:cs="Arial" w:eastAsia="Arial" w:hAnsi="Arial"/>
@@ -19429,7 +19877,7 @@
               <w:spacing w:after="10" w:before="0"/>
               <w:ind w:left="120"/>
             </w:pPr>
-            <w:hyperlink w:history="1" r:id="rIdccefvgbeaxmlzk9z2vli2">
+            <w:hyperlink w:history="1" r:id="rIdpfsgx-5mufuolgssmasm1">
               <w:r>
                 <w:rPr>
                   <w:rFonts w:ascii="Arial" w:cs="Arial" w:eastAsia="Arial" w:hAnsi="Arial"/>
@@ -19474,7 +19922,7 @@
             <w:pPr>
               <w:spacing w:after="20" w:before="0"/>
             </w:pPr>
-            <w:hyperlink w:history="1" r:id="rIdclvnqj6egqllpq-ewzguy">
+            <w:hyperlink w:history="1" r:id="rIduwgdtyarir0vo773deuoe">
               <w:r>
                 <w:rPr>
                   <w:rFonts w:ascii="Arial" w:cs="Arial" w:eastAsia="Arial" w:hAnsi="Arial"/>
@@ -19507,7 +19955,7 @@
               <w:spacing w:after="10" w:before="0"/>
               <w:ind w:left="120"/>
             </w:pPr>
-            <w:hyperlink w:history="1" r:id="rIdnzqmroyphzrkomdbczm0a">
+            <w:hyperlink w:history="1" r:id="rIdtxm5_s_-tej4imnsbjz2n">
               <w:r>
                 <w:rPr>
                   <w:rFonts w:ascii="Arial" w:cs="Arial" w:eastAsia="Arial" w:hAnsi="Arial"/>
@@ -19535,6 +19983,7 @@
           </w:tcPr>
           <w:p>
             <w:pPr>
+              <w:keepNext w:val="false"/>
               <w:spacing w:after="40" w:before="0"/>
               <w:jc w:val="left"/>
             </w:pPr>
@@ -19567,6 +20016,7 @@
           </w:tcPr>
           <w:p>
             <w:pPr>
+              <w:keepNext w:val="false"/>
               <w:spacing w:after="40" w:before="0"/>
               <w:jc w:val="left"/>
             </w:pPr>
@@ -19599,6 +20049,7 @@
           </w:tcPr>
           <w:p>
             <w:pPr>
+              <w:keepNext w:val="false"/>
               <w:spacing w:after="40" w:before="0"/>
               <w:jc w:val="left"/>
             </w:pPr>
@@ -19631,6 +20082,7 @@
           </w:tcPr>
           <w:p>
             <w:pPr>
+              <w:keepNext w:val="false"/>
               <w:spacing w:after="40" w:before="0"/>
               <w:jc w:val="left"/>
             </w:pPr>
@@ -19665,6 +20117,7 @@
           </w:tcPr>
           <w:p>
             <w:pPr>
+              <w:keepNext w:val="false"/>
               <w:spacing w:after="40" w:before="0"/>
               <w:jc w:val="left"/>
             </w:pPr>
@@ -19702,7 +20155,7 @@
             <w:pPr>
               <w:spacing w:after="20" w:before="0"/>
             </w:pPr>
-            <w:hyperlink w:history="1" r:id="rIdjtapnlyxfu495y2l_nnnr">
+            <w:hyperlink w:history="1" r:id="rIdukfkv7eukeeaexvqtty6u">
               <w:r>
                 <w:rPr>
                   <w:rFonts w:ascii="Arial" w:cs="Arial" w:eastAsia="Arial" w:hAnsi="Arial"/>
@@ -19751,7 +20204,7 @@
               <w:spacing w:after="10" w:before="0"/>
               <w:ind w:left="120"/>
             </w:pPr>
-            <w:hyperlink w:history="1" r:id="rId8fsd9s_ohvgcqtesfmglf">
+            <w:hyperlink w:history="1" r:id="rId0ormk8rfe8trsoni8e5wh">
               <w:r>
                 <w:rPr>
                   <w:rFonts w:ascii="Arial" w:cs="Arial" w:eastAsia="Arial" w:hAnsi="Arial"/>
@@ -19796,7 +20249,7 @@
             <w:pPr>
               <w:spacing w:after="20" w:before="0"/>
             </w:pPr>
-            <w:hyperlink w:history="1" r:id="rIdj7s2famlmc0kjn83c8h1d">
+            <w:hyperlink w:history="1" r:id="rIdrpu86newsnpvsc2ycw-do">
               <w:r>
                 <w:rPr>
                   <w:rFonts w:ascii="Arial" w:cs="Arial" w:eastAsia="Arial" w:hAnsi="Arial"/>
@@ -19829,7 +20282,7 @@
               <w:spacing w:after="10" w:before="0"/>
               <w:ind w:left="120"/>
             </w:pPr>
-            <w:hyperlink w:history="1" r:id="rIdddjtnw7233wv7f9pwfwxw">
+            <w:hyperlink w:history="1" r:id="rIdmpqn33yt-hk2_7qlbbcn7">
               <w:r>
                 <w:rPr>
                   <w:rFonts w:ascii="Arial" w:cs="Arial" w:eastAsia="Arial" w:hAnsi="Arial"/>
@@ -19857,6 +20310,7 @@
           </w:tcPr>
           <w:p>
             <w:pPr>
+              <w:keepNext w:val="false"/>
               <w:spacing w:after="40" w:before="0"/>
               <w:jc w:val="left"/>
             </w:pPr>
@@ -19889,6 +20343,7 @@
           </w:tcPr>
           <w:p>
             <w:pPr>
+              <w:keepNext w:val="false"/>
               <w:spacing w:after="40" w:before="0"/>
               <w:jc w:val="left"/>
             </w:pPr>
@@ -19921,6 +20376,7 @@
           </w:tcPr>
           <w:p>
             <w:pPr>
+              <w:keepNext w:val="false"/>
               <w:spacing w:after="40" w:before="0"/>
               <w:jc w:val="left"/>
             </w:pPr>
@@ -19953,6 +20409,7 @@
           </w:tcPr>
           <w:p>
             <w:pPr>
+              <w:keepNext w:val="false"/>
               <w:spacing w:after="40" w:before="0"/>
               <w:jc w:val="left"/>
             </w:pPr>
@@ -19987,6 +20444,7 @@
           </w:tcPr>
           <w:p>
             <w:pPr>
+              <w:keepNext w:val="false"/>
               <w:spacing w:after="40" w:before="0"/>
               <w:jc w:val="left"/>
             </w:pPr>
@@ -20024,7 +20482,7 @@
             <w:pPr>
               <w:spacing w:after="20" w:before="0"/>
             </w:pPr>
-            <w:hyperlink w:history="1" r:id="rIdttrpbgjtxidweg3rzczxq">
+            <w:hyperlink w:history="1" r:id="rIdirphh1_qn1zn9ezg2ok2w">
               <w:r>
                 <w:rPr>
                   <w:rFonts w:ascii="Arial" w:cs="Arial" w:eastAsia="Arial" w:hAnsi="Arial"/>
@@ -20073,7 +20531,7 @@
               <w:spacing w:after="10" w:before="0"/>
               <w:ind w:left="120"/>
             </w:pPr>
-            <w:hyperlink w:history="1" r:id="rIdjpangazolbpuytmaw_2pj">
+            <w:hyperlink w:history="1" r:id="rIdcg7jngndytroti-el1aue">
               <w:r>
                 <w:rPr>
                   <w:rFonts w:ascii="Arial" w:cs="Arial" w:eastAsia="Arial" w:hAnsi="Arial"/>
@@ -20118,7 +20576,7 @@
             <w:pPr>
               <w:spacing w:after="20" w:before="0"/>
             </w:pPr>
-            <w:hyperlink w:history="1" r:id="rIds2eftjnzubhycb0v2i4uv">
+            <w:hyperlink w:history="1" r:id="rIdttpyvysd_ciewrratdo8a">
               <w:r>
                 <w:rPr>
                   <w:rFonts w:ascii="Arial" w:cs="Arial" w:eastAsia="Arial" w:hAnsi="Arial"/>
@@ -20151,7 +20609,7 @@
               <w:spacing w:after="10" w:before="0"/>
               <w:ind w:left="120"/>
             </w:pPr>
-            <w:hyperlink w:history="1" r:id="rIdniimnhcb7c1g_ul4tmf-z">
+            <w:hyperlink w:history="1" r:id="rId_igbz0g4ijbvi8_ybvssc">
               <w:r>
                 <w:rPr>
                   <w:rFonts w:ascii="Arial" w:cs="Arial" w:eastAsia="Arial" w:hAnsi="Arial"/>
@@ -20179,6 +20637,7 @@
           </w:tcPr>
           <w:p>
             <w:pPr>
+              <w:keepNext w:val="false"/>
               <w:spacing w:after="40" w:before="0"/>
               <w:jc w:val="left"/>
             </w:pPr>
@@ -20211,6 +20670,7 @@
           </w:tcPr>
           <w:p>
             <w:pPr>
+              <w:keepNext w:val="false"/>
               <w:spacing w:after="40" w:before="0"/>
               <w:jc w:val="left"/>
             </w:pPr>
@@ -20243,6 +20703,7 @@
           </w:tcPr>
           <w:p>
             <w:pPr>
+              <w:keepNext w:val="false"/>
               <w:spacing w:after="40" w:before="0"/>
               <w:jc w:val="left"/>
             </w:pPr>
@@ -20275,6 +20736,7 @@
           </w:tcPr>
           <w:p>
             <w:pPr>
+              <w:keepNext w:val="false"/>
               <w:spacing w:after="40" w:before="0"/>
               <w:jc w:val="left"/>
             </w:pPr>
@@ -20309,6 +20771,7 @@
           </w:tcPr>
           <w:p>
             <w:pPr>
+              <w:keepNext w:val="false"/>
               <w:spacing w:after="40" w:before="0"/>
               <w:jc w:val="left"/>
             </w:pPr>
@@ -20346,7 +20809,7 @@
             <w:pPr>
               <w:spacing w:after="20" w:before="0"/>
             </w:pPr>
-            <w:hyperlink w:history="1" r:id="rIdx6qounfvbfznn4ejfb-wf">
+            <w:hyperlink w:history="1" r:id="rIdi_rstunjv2v7xlqgoeaw6">
               <w:r>
                 <w:rPr>
                   <w:rFonts w:ascii="Arial" w:cs="Arial" w:eastAsia="Arial" w:hAnsi="Arial"/>
@@ -20395,7 +20858,7 @@
               <w:spacing w:after="10" w:before="0"/>
               <w:ind w:left="120"/>
             </w:pPr>
-            <w:hyperlink w:history="1" r:id="rIdsnrnjucbdsye4viazcgvy">
+            <w:hyperlink w:history="1" r:id="rId0_heumux0syevzmdmljwl">
               <w:r>
                 <w:rPr>
                   <w:rFonts w:ascii="Arial" w:cs="Arial" w:eastAsia="Arial" w:hAnsi="Arial"/>
@@ -20440,7 +20903,7 @@
             <w:pPr>
               <w:spacing w:after="20" w:before="0"/>
             </w:pPr>
-            <w:hyperlink w:history="1" r:id="rIdvuuuem8a-rjdpehvia88t">
+            <w:hyperlink w:history="1" r:id="rIdoxwodzymvzsrk1wne3cqk">
               <w:r>
                 <w:rPr>
                   <w:rFonts w:ascii="Arial" w:cs="Arial" w:eastAsia="Arial" w:hAnsi="Arial"/>
@@ -20473,7 +20936,7 @@
               <w:spacing w:after="10" w:before="0"/>
               <w:ind w:left="120"/>
             </w:pPr>
-            <w:hyperlink w:history="1" r:id="rId2l6l37h-m6mvvwa7f96he">
+            <w:hyperlink w:history="1" r:id="rIdos4yhgd_ln9hvnh1qm99c">
               <w:r>
                 <w:rPr>
                   <w:rFonts w:ascii="Arial" w:cs="Arial" w:eastAsia="Arial" w:hAnsi="Arial"/>
@@ -20501,6 +20964,7 @@
           </w:tcPr>
           <w:p>
             <w:pPr>
+              <w:keepNext w:val="false"/>
               <w:spacing w:after="40" w:before="0"/>
               <w:jc w:val="left"/>
             </w:pPr>
@@ -20533,6 +20997,7 @@
           </w:tcPr>
           <w:p>
             <w:pPr>
+              <w:keepNext w:val="false"/>
               <w:spacing w:after="40" w:before="0"/>
               <w:jc w:val="left"/>
             </w:pPr>
@@ -20565,6 +21030,7 @@
           </w:tcPr>
           <w:p>
             <w:pPr>
+              <w:keepNext w:val="false"/>
               <w:spacing w:after="40" w:before="0"/>
               <w:jc w:val="left"/>
             </w:pPr>
@@ -20597,6 +21063,7 @@
           </w:tcPr>
           <w:p>
             <w:pPr>
+              <w:keepNext w:val="false"/>
               <w:spacing w:after="40" w:before="0"/>
               <w:jc w:val="left"/>
             </w:pPr>
@@ -20656,6 +21123,7 @@
           </w:tcPr>
           <w:p>
             <w:pPr>
+              <w:keepNext w:val="false"/>
               <w:spacing w:after="40" w:before="0"/>
               <w:jc w:val="center"/>
             </w:pPr>
@@ -20690,6 +21158,7 @@
           </w:tcPr>
           <w:p>
             <w:pPr>
+              <w:keepNext w:val="false"/>
               <w:spacing w:after="40" w:before="0"/>
               <w:jc w:val="left"/>
             </w:pPr>
@@ -20751,6 +21220,7 @@
           </w:tcPr>
           <w:p>
             <w:pPr>
+              <w:keepNext w:val="false"/>
               <w:spacing w:after="40" w:before="0"/>
               <w:jc w:val="center"/>
             </w:pPr>
@@ -20785,6 +21255,7 @@
           </w:tcPr>
           <w:p>
             <w:pPr>
+              <w:keepNext w:val="false"/>
               <w:spacing w:after="40" w:before="0"/>
               <w:jc w:val="left"/>
             </w:pPr>
@@ -20817,6 +21288,7 @@
           </w:tcPr>
           <w:p>
             <w:pPr>
+              <w:keepNext w:val="false"/>
               <w:spacing w:after="40" w:before="0"/>
               <w:jc w:val="left"/>
             </w:pPr>
@@ -20851,6 +21323,7 @@
           </w:tcPr>
           <w:p>
             <w:pPr>
+              <w:keepNext w:val="false"/>
               <w:spacing w:after="40" w:before="0"/>
               <w:jc w:val="left"/>
             </w:pPr>
@@ -20883,6 +21356,7 @@
           </w:tcPr>
           <w:p>
             <w:pPr>
+              <w:keepNext w:val="false"/>
               <w:spacing w:after="40" w:before="0"/>
               <w:jc w:val="left"/>
             </w:pPr>
@@ -20917,6 +21391,7 @@
           </w:tcPr>
           <w:p>
             <w:pPr>
+              <w:keepNext w:val="false"/>
               <w:spacing w:after="40" w:before="0"/>
               <w:jc w:val="left"/>
             </w:pPr>
@@ -20949,6 +21424,7 @@
           </w:tcPr>
           <w:p>
             <w:pPr>
+              <w:keepNext w:val="false"/>
               <w:spacing w:after="40" w:before="0"/>
               <w:jc w:val="left"/>
             </w:pPr>
@@ -20985,7 +21461,7 @@
         </w:rPr>
         <w:t xml:space="preserve">© 2026 SeaVuria and ARES. Aligned with KICD objectives. Developed by SeaVuria; technical implementation by ARES (with AI assistance from Claude). Licensed under </w:t>
       </w:r>
-      <w:hyperlink w:history="1" r:id="rIdbhanhrud9gomok3fgykea">
+      <w:hyperlink w:history="1" r:id="rIdimrqmn3yslejdha7eyjna">
         <w:r>
           <w:rPr>
             <w:rFonts w:ascii="Arial" w:cs="Arial" w:eastAsia="Arial" w:hAnsi="Arial"/>
@@ -21006,7 +21482,7 @@
         </w:rPr>
         <w:t xml:space="preserve"> (</w:t>
       </w:r>
-      <w:hyperlink w:history="1" r:id="rIdpyeewvtqiokx4ote64e8z">
+      <w:hyperlink w:history="1" r:id="rId5zbburnlpsmcofmj-fm09">
         <w:r>
           <w:rPr>
             <w:rFonts w:ascii="Arial" w:cs="Arial" w:eastAsia="Arial" w:hAnsi="Arial"/>
@@ -21066,6 +21542,7 @@
           </w:tcPr>
           <w:p>
             <w:pPr>
+              <w:keepNext w:val="false"/>
               <w:spacing w:after="40" w:before="0"/>
               <w:jc w:val="center"/>
             </w:pPr>
@@ -21101,6 +21578,7 @@
           </w:tcPr>
           <w:p>
             <w:pPr>
+              <w:keepNext w:val="false"/>
               <w:spacing w:after="40" w:before="0"/>
               <w:jc w:val="center"/>
             </w:pPr>
@@ -21135,6 +21613,7 @@
           </w:tcPr>
           <w:p>
             <w:pPr>
+              <w:keepNext w:val="false"/>
               <w:spacing w:after="40" w:before="0"/>
               <w:jc w:val="left"/>
             </w:pPr>
@@ -21167,6 +21646,7 @@
           </w:tcPr>
           <w:p>
             <w:pPr>
+              <w:keepNext w:val="false"/>
               <w:spacing w:after="40" w:before="0"/>
               <w:jc w:val="left"/>
             </w:pPr>
@@ -21201,6 +21681,7 @@
           </w:tcPr>
           <w:p>
             <w:pPr>
+              <w:keepNext w:val="false"/>
               <w:spacing w:after="40" w:before="0"/>
               <w:jc w:val="left"/>
             </w:pPr>
@@ -21233,6 +21714,7 @@
           </w:tcPr>
           <w:p>
             <w:pPr>
+              <w:keepNext w:val="false"/>
               <w:spacing w:after="40" w:before="0"/>
               <w:jc w:val="left"/>
             </w:pPr>
@@ -21267,6 +21749,7 @@
           </w:tcPr>
           <w:p>
             <w:pPr>
+              <w:keepNext w:val="false"/>
               <w:spacing w:after="40" w:before="0"/>
               <w:jc w:val="left"/>
             </w:pPr>
@@ -21299,6 +21782,7 @@
           </w:tcPr>
           <w:p>
             <w:pPr>
+              <w:keepNext w:val="false"/>
               <w:spacing w:after="40" w:before="0"/>
               <w:jc w:val="left"/>
             </w:pPr>
@@ -21333,6 +21817,7 @@
           </w:tcPr>
           <w:p>
             <w:pPr>
+              <w:keepNext w:val="false"/>
               <w:spacing w:after="40" w:before="0"/>
               <w:jc w:val="left"/>
             </w:pPr>
@@ -21365,6 +21850,7 @@
           </w:tcPr>
           <w:p>
             <w:pPr>
+              <w:keepNext w:val="false"/>
               <w:spacing w:after="40" w:before="0"/>
               <w:jc w:val="left"/>
             </w:pPr>
@@ -21399,6 +21885,7 @@
           </w:tcPr>
           <w:p>
             <w:pPr>
+              <w:keepNext w:val="false"/>
               <w:spacing w:after="40" w:before="0"/>
               <w:jc w:val="left"/>
             </w:pPr>
@@ -21431,6 +21918,7 @@
           </w:tcPr>
           <w:p>
             <w:pPr>
+              <w:keepNext w:val="false"/>
               <w:spacing w:after="40" w:before="0"/>
               <w:jc w:val="left"/>
             </w:pPr>
@@ -21465,6 +21953,7 @@
           </w:tcPr>
           <w:p>
             <w:pPr>
+              <w:keepNext w:val="false"/>
               <w:spacing w:after="40" w:before="0"/>
               <w:jc w:val="left"/>
             </w:pPr>
@@ -21497,6 +21986,7 @@
           </w:tcPr>
           <w:p>
             <w:pPr>
+              <w:keepNext w:val="false"/>
               <w:spacing w:after="40" w:before="0"/>
               <w:jc w:val="left"/>
             </w:pPr>
@@ -21531,6 +22021,7 @@
           </w:tcPr>
           <w:p>
             <w:pPr>
+              <w:keepNext w:val="false"/>
               <w:spacing w:after="40" w:before="0"/>
               <w:jc w:val="left"/>
             </w:pPr>
@@ -21563,6 +22054,7 @@
           </w:tcPr>
           <w:p>
             <w:pPr>
+              <w:keepNext w:val="false"/>
               <w:spacing w:after="40" w:before="0"/>
               <w:jc w:val="left"/>
             </w:pPr>
@@ -21597,6 +22089,7 @@
           </w:tcPr>
           <w:p>
             <w:pPr>
+              <w:keepNext w:val="false"/>
               <w:spacing w:after="40" w:before="0"/>
               <w:jc w:val="left"/>
             </w:pPr>
@@ -21629,6 +22122,7 @@
           </w:tcPr>
           <w:p>
             <w:pPr>
+              <w:keepNext w:val="false"/>
               <w:spacing w:after="40" w:before="0"/>
               <w:jc w:val="left"/>
             </w:pPr>
@@ -21688,6 +22182,7 @@
           </w:tcPr>
           <w:p>
             <w:pPr>
+              <w:keepNext w:val="false"/>
               <w:spacing w:after="40" w:before="0"/>
               <w:jc w:val="center"/>
             </w:pPr>
@@ -21722,6 +22217,7 @@
           </w:tcPr>
           <w:p>
             <w:pPr>
+              <w:keepNext w:val="false"/>
               <w:spacing w:after="40" w:before="0"/>
               <w:jc w:val="left"/>
             </w:pPr>
@@ -21786,6 +22282,7 @@
           </w:tcPr>
           <w:p>
             <w:pPr>
+              <w:keepNext w:val="false"/>
               <w:spacing w:after="40" w:before="0"/>
               <w:jc w:val="center"/>
             </w:pPr>
@@ -21820,6 +22317,7 @@
           </w:tcPr>
           <w:p>
             <w:pPr>
+              <w:keepNext w:val="false"/>
               <w:spacing w:after="40" w:before="0"/>
               <w:jc w:val="left"/>
             </w:pPr>
@@ -21852,6 +22350,7 @@
           </w:tcPr>
           <w:p>
             <w:pPr>
+              <w:keepNext w:val="false"/>
               <w:spacing w:after="40" w:before="0"/>
               <w:jc w:val="left"/>
             </w:pPr>
@@ -21884,6 +22383,7 @@
           </w:tcPr>
           <w:p>
             <w:pPr>
+              <w:keepNext w:val="false"/>
               <w:spacing w:after="40" w:before="0"/>
               <w:jc w:val="left"/>
             </w:pPr>
@@ -21916,6 +22416,7 @@
           </w:tcPr>
           <w:p>
             <w:pPr>
+              <w:keepNext w:val="false"/>
               <w:spacing w:after="40" w:before="0"/>
               <w:jc w:val="left"/>
             </w:pPr>
@@ -21948,6 +22449,7 @@
           </w:tcPr>
           <w:p>
             <w:pPr>
+              <w:keepNext w:val="false"/>
               <w:spacing w:after="40" w:before="0"/>
               <w:jc w:val="left"/>
             </w:pPr>
@@ -21982,6 +22484,7 @@
           </w:tcPr>
           <w:p>
             <w:pPr>
+              <w:keepNext w:val="false"/>
               <w:spacing w:after="40" w:before="0"/>
               <w:jc w:val="left"/>
             </w:pPr>
@@ -22036,7 +22539,7 @@
               <w:spacing w:after="10" w:before="0"/>
               <w:ind w:left="120"/>
             </w:pPr>
-            <w:hyperlink w:history="1" r:id="rIdpsiscuqsugy9tdkzcb2cr">
+            <w:hyperlink w:history="1" r:id="rIdzppp-leu1edzymelaeefa">
               <w:r>
                 <w:rPr>
                   <w:rFonts w:ascii="Arial" w:cs="Arial" w:eastAsia="Arial" w:hAnsi="Arial"/>
@@ -22096,7 +22599,7 @@
             <w:pPr>
               <w:spacing w:after="20" w:before="0"/>
             </w:pPr>
-            <w:hyperlink w:history="1" r:id="rId6pbvakw9b1l8xhqfyrczo">
+            <w:hyperlink w:history="1" r:id="rIdyd5vrim5hnbomgesc8gtt">
               <w:r>
                 <w:rPr>
                   <w:rFonts w:ascii="Arial" w:cs="Arial" w:eastAsia="Arial" w:hAnsi="Arial"/>
@@ -22129,7 +22632,7 @@
               <w:spacing w:after="10" w:before="0"/>
               <w:ind w:left="120"/>
             </w:pPr>
-            <w:hyperlink w:history="1" r:id="rIda_mxw7hsvl8poe3adcwbq">
+            <w:hyperlink w:history="1" r:id="rIdj3pclen6mrcmdo-ll5aek">
               <w:r>
                 <w:rPr>
                   <w:rFonts w:ascii="Arial" w:cs="Arial" w:eastAsia="Arial" w:hAnsi="Arial"/>
@@ -22157,6 +22660,7 @@
           </w:tcPr>
           <w:p>
             <w:pPr>
+              <w:keepNext w:val="false"/>
               <w:spacing w:after="40" w:before="0"/>
               <w:jc w:val="left"/>
             </w:pPr>
@@ -22189,6 +22693,7 @@
           </w:tcPr>
           <w:p>
             <w:pPr>
+              <w:keepNext w:val="false"/>
               <w:spacing w:after="40" w:before="0"/>
               <w:jc w:val="left"/>
             </w:pPr>
@@ -22221,6 +22726,7 @@
           </w:tcPr>
           <w:p>
             <w:pPr>
+              <w:keepNext w:val="false"/>
               <w:spacing w:after="40" w:before="0"/>
               <w:jc w:val="left"/>
             </w:pPr>
@@ -22253,6 +22759,7 @@
           </w:tcPr>
           <w:p>
             <w:pPr>
+              <w:keepNext w:val="false"/>
               <w:spacing w:after="40" w:before="0"/>
               <w:jc w:val="left"/>
             </w:pPr>
@@ -22287,6 +22794,7 @@
           </w:tcPr>
           <w:p>
             <w:pPr>
+              <w:keepNext w:val="false"/>
               <w:spacing w:after="40" w:before="0"/>
               <w:jc w:val="left"/>
             </w:pPr>
@@ -22341,7 +22849,7 @@
               <w:spacing w:after="10" w:before="0"/>
               <w:ind w:left="120"/>
             </w:pPr>
-            <w:hyperlink w:history="1" r:id="rIdn_dgyfzp5f_nr0djs3cp_">
+            <w:hyperlink w:history="1" r:id="rId2q69vhup4wj_swt6to2hb">
               <w:r>
                 <w:rPr>
                   <w:rFonts w:ascii="Arial" w:cs="Arial" w:eastAsia="Arial" w:hAnsi="Arial"/>
@@ -22401,7 +22909,7 @@
             <w:pPr>
               <w:spacing w:after="20" w:before="0"/>
             </w:pPr>
-            <w:hyperlink w:history="1" r:id="rIdjn1b_lja94dmkg5bfgaxi">
+            <w:hyperlink w:history="1" r:id="rIdixb8teu9h9sw6szmcod5y">
               <w:r>
                 <w:rPr>
                   <w:rFonts w:ascii="Arial" w:cs="Arial" w:eastAsia="Arial" w:hAnsi="Arial"/>
@@ -22434,7 +22942,7 @@
               <w:spacing w:after="10" w:before="0"/>
               <w:ind w:left="120"/>
             </w:pPr>
-            <w:hyperlink w:history="1" r:id="rIdfsx467uyep7zfevdpzqsy">
+            <w:hyperlink w:history="1" r:id="rIdyuwdjiubkxzq5y6irzhqa">
               <w:r>
                 <w:rPr>
                   <w:rFonts w:ascii="Arial" w:cs="Arial" w:eastAsia="Arial" w:hAnsi="Arial"/>
@@ -22462,6 +22970,7 @@
           </w:tcPr>
           <w:p>
             <w:pPr>
+              <w:keepNext w:val="false"/>
               <w:spacing w:after="40" w:before="0"/>
               <w:jc w:val="left"/>
             </w:pPr>
@@ -22494,6 +23003,7 @@
           </w:tcPr>
           <w:p>
             <w:pPr>
+              <w:keepNext w:val="false"/>
               <w:spacing w:after="40" w:before="0"/>
               <w:jc w:val="left"/>
             </w:pPr>
@@ -22526,6 +23036,7 @@
           </w:tcPr>
           <w:p>
             <w:pPr>
+              <w:keepNext w:val="false"/>
               <w:spacing w:after="40" w:before="0"/>
               <w:jc w:val="left"/>
             </w:pPr>
@@ -22558,6 +23069,7 @@
           </w:tcPr>
           <w:p>
             <w:pPr>
+              <w:keepNext w:val="false"/>
               <w:spacing w:after="40" w:before="0"/>
               <w:jc w:val="left"/>
             </w:pPr>
@@ -22592,6 +23104,7 @@
           </w:tcPr>
           <w:p>
             <w:pPr>
+              <w:keepNext w:val="false"/>
               <w:spacing w:after="40" w:before="0"/>
               <w:jc w:val="left"/>
             </w:pPr>
@@ -22646,7 +23159,7 @@
               <w:spacing w:after="10" w:before="0"/>
               <w:ind w:left="120"/>
             </w:pPr>
-            <w:hyperlink w:history="1" r:id="rIdtzn9kkuzmrtyhxu_bhqfo">
+            <w:hyperlink w:history="1" r:id="rIdzh0yhxigvwxihhb0cxivt">
               <w:r>
                 <w:rPr>
                   <w:rFonts w:ascii="Arial" w:cs="Arial" w:eastAsia="Arial" w:hAnsi="Arial"/>
@@ -22706,7 +23219,7 @@
             <w:pPr>
               <w:spacing w:after="20" w:before="0"/>
             </w:pPr>
-            <w:hyperlink w:history="1" r:id="rIdhhvwx2yqaviahlg4q1l4d">
+            <w:hyperlink w:history="1" r:id="rIdqpqf4ayciqedj7lkqeojn">
               <w:r>
                 <w:rPr>
                   <w:rFonts w:ascii="Arial" w:cs="Arial" w:eastAsia="Arial" w:hAnsi="Arial"/>
@@ -22755,7 +23268,7 @@
               <w:spacing w:after="10" w:before="0"/>
               <w:ind w:left="120"/>
             </w:pPr>
-            <w:hyperlink w:history="1" r:id="rIdzfheq4lqjrgij3ihtnhdc">
+            <w:hyperlink w:history="1" r:id="rIdnpkklddno8hwyxrmtrqt_">
               <w:r>
                 <w:rPr>
                   <w:rFonts w:ascii="Arial" w:cs="Arial" w:eastAsia="Arial" w:hAnsi="Arial"/>
@@ -22783,6 +23296,7 @@
           </w:tcPr>
           <w:p>
             <w:pPr>
+              <w:keepNext w:val="false"/>
               <w:spacing w:after="40" w:before="0"/>
               <w:jc w:val="left"/>
             </w:pPr>
@@ -22815,6 +23329,7 @@
           </w:tcPr>
           <w:p>
             <w:pPr>
+              <w:keepNext w:val="false"/>
               <w:spacing w:after="40" w:before="0"/>
               <w:jc w:val="left"/>
             </w:pPr>
@@ -22847,6 +23362,7 @@
           </w:tcPr>
           <w:p>
             <w:pPr>
+              <w:keepNext w:val="false"/>
               <w:spacing w:after="40" w:before="0"/>
               <w:jc w:val="left"/>
             </w:pPr>
@@ -22879,6 +23395,7 @@
           </w:tcPr>
           <w:p>
             <w:pPr>
+              <w:keepNext w:val="false"/>
               <w:spacing w:after="40" w:before="0"/>
               <w:jc w:val="left"/>
             </w:pPr>
@@ -22913,6 +23430,7 @@
           </w:tcPr>
           <w:p>
             <w:pPr>
+              <w:keepNext w:val="false"/>
               <w:spacing w:after="40" w:before="0"/>
               <w:jc w:val="left"/>
             </w:pPr>
@@ -22967,7 +23485,7 @@
               <w:spacing w:after="10" w:before="0"/>
               <w:ind w:left="120"/>
             </w:pPr>
-            <w:hyperlink w:history="1" r:id="rIddnej3b4k8dprnnq1uba4t">
+            <w:hyperlink w:history="1" r:id="rIdzoccjqfiiutce1szrzpne">
               <w:r>
                 <w:rPr>
                   <w:rFonts w:ascii="Arial" w:cs="Arial" w:eastAsia="Arial" w:hAnsi="Arial"/>
@@ -23027,7 +23545,7 @@
             <w:pPr>
               <w:spacing w:after="20" w:before="0"/>
             </w:pPr>
-            <w:hyperlink w:history="1" r:id="rId37jvpespvmd8ccd5f4xr9">
+            <w:hyperlink w:history="1" r:id="rIdfb15a61ua71zperrewpuq">
               <w:r>
                 <w:rPr>
                   <w:rFonts w:ascii="Arial" w:cs="Arial" w:eastAsia="Arial" w:hAnsi="Arial"/>
@@ -23076,7 +23594,7 @@
               <w:spacing w:after="10" w:before="0"/>
               <w:ind w:left="120"/>
             </w:pPr>
-            <w:hyperlink w:history="1" r:id="rIda-scijx9vpbqmydr9crec">
+            <w:hyperlink w:history="1" r:id="rIdht3awneamnwtp-g0c7bpe">
               <w:r>
                 <w:rPr>
                   <w:rFonts w:ascii="Arial" w:cs="Arial" w:eastAsia="Arial" w:hAnsi="Arial"/>
@@ -23104,6 +23622,7 @@
           </w:tcPr>
           <w:p>
             <w:pPr>
+              <w:keepNext w:val="false"/>
               <w:spacing w:after="40" w:before="0"/>
               <w:jc w:val="left"/>
             </w:pPr>
@@ -23136,6 +23655,7 @@
           </w:tcPr>
           <w:p>
             <w:pPr>
+              <w:keepNext w:val="false"/>
               <w:spacing w:after="40" w:before="0"/>
               <w:jc w:val="left"/>
             </w:pPr>
@@ -23168,6 +23688,7 @@
           </w:tcPr>
           <w:p>
             <w:pPr>
+              <w:keepNext w:val="false"/>
               <w:spacing w:after="40" w:before="0"/>
               <w:jc w:val="left"/>
             </w:pPr>
@@ -23200,6 +23721,7 @@
           </w:tcPr>
           <w:p>
             <w:pPr>
+              <w:keepNext w:val="false"/>
               <w:spacing w:after="40" w:before="0"/>
               <w:jc w:val="left"/>
             </w:pPr>
@@ -23234,6 +23756,7 @@
           </w:tcPr>
           <w:p>
             <w:pPr>
+              <w:keepNext w:val="false"/>
               <w:spacing w:after="40" w:before="0"/>
               <w:jc w:val="left"/>
             </w:pPr>
@@ -23288,7 +23811,7 @@
               <w:spacing w:after="10" w:before="0"/>
               <w:ind w:left="120"/>
             </w:pPr>
-            <w:hyperlink w:history="1" r:id="rIdjhiekzszvb0gihji7dbx5">
+            <w:hyperlink w:history="1" r:id="rIdowgtoein3nz4cl41gnhhk">
               <w:r>
                 <w:rPr>
                   <w:rFonts w:ascii="Arial" w:cs="Arial" w:eastAsia="Arial" w:hAnsi="Arial"/>
@@ -23348,7 +23871,7 @@
             <w:pPr>
               <w:spacing w:after="20" w:before="0"/>
             </w:pPr>
-            <w:hyperlink w:history="1" r:id="rIdz6bzjucs0ri5yn3hbldnu">
+            <w:hyperlink w:history="1" r:id="rIdxyydwszkfssvv-kuifbu3">
               <w:r>
                 <w:rPr>
                   <w:rFonts w:ascii="Arial" w:cs="Arial" w:eastAsia="Arial" w:hAnsi="Arial"/>
@@ -23397,7 +23920,7 @@
               <w:spacing w:after="10" w:before="0"/>
               <w:ind w:left="120"/>
             </w:pPr>
-            <w:hyperlink w:history="1" r:id="rId-f0-l9ke7ibzwm3cbmhcs">
+            <w:hyperlink w:history="1" r:id="rIdlrykh8jvakh_u594rcqs8">
               <w:r>
                 <w:rPr>
                   <w:rFonts w:ascii="Arial" w:cs="Arial" w:eastAsia="Arial" w:hAnsi="Arial"/>
@@ -23425,6 +23948,7 @@
           </w:tcPr>
           <w:p>
             <w:pPr>
+              <w:keepNext w:val="false"/>
               <w:spacing w:after="40" w:before="0"/>
               <w:jc w:val="left"/>
             </w:pPr>
@@ -23457,6 +23981,7 @@
           </w:tcPr>
           <w:p>
             <w:pPr>
+              <w:keepNext w:val="false"/>
               <w:spacing w:after="40" w:before="0"/>
               <w:jc w:val="left"/>
             </w:pPr>
@@ -23489,6 +24014,7 @@
           </w:tcPr>
           <w:p>
             <w:pPr>
+              <w:keepNext w:val="false"/>
               <w:spacing w:after="40" w:before="0"/>
               <w:jc w:val="left"/>
             </w:pPr>
@@ -23521,6 +24047,7 @@
           </w:tcPr>
           <w:p>
             <w:pPr>
+              <w:keepNext w:val="false"/>
               <w:spacing w:after="40" w:before="0"/>
               <w:jc w:val="left"/>
             </w:pPr>
@@ -23580,6 +24107,7 @@
           </w:tcPr>
           <w:p>
             <w:pPr>
+              <w:keepNext w:val="false"/>
               <w:spacing w:after="40" w:before="0"/>
               <w:jc w:val="center"/>
             </w:pPr>
@@ -23614,6 +24142,7 @@
           </w:tcPr>
           <w:p>
             <w:pPr>
+              <w:keepNext w:val="false"/>
               <w:spacing w:after="40" w:before="0"/>
               <w:jc w:val="left"/>
             </w:pPr>
@@ -23633,6 +24162,7 @@
           </w:p>
           <w:p>
             <w:pPr>
+              <w:keepNext w:val="false"/>
               <w:spacing w:after="40" w:before="0"/>
               <w:jc w:val="left"/>
             </w:pPr>
@@ -23652,6 +24182,7 @@
           </w:p>
           <w:p>
             <w:pPr>
+              <w:keepNext w:val="false"/>
               <w:spacing w:after="40" w:before="0"/>
               <w:jc w:val="left"/>
             </w:pPr>
@@ -23671,6 +24202,7 @@
           </w:p>
           <w:p>
             <w:pPr>
+              <w:keepNext w:val="false"/>
               <w:spacing w:after="40" w:before="0"/>
               <w:jc w:val="left"/>
             </w:pPr>
@@ -23690,6 +24222,7 @@
           </w:p>
           <w:p>
             <w:pPr>
+              <w:keepNext w:val="false"/>
               <w:spacing w:after="40" w:before="0"/>
               <w:jc w:val="left"/>
             </w:pPr>
@@ -23709,6 +24242,7 @@
           </w:p>
           <w:p>
             <w:pPr>
+              <w:keepNext w:val="false"/>
               <w:spacing w:after="40" w:before="0"/>
               <w:jc w:val="left"/>
             </w:pPr>
@@ -23728,6 +24262,7 @@
           </w:p>
           <w:p>
             <w:pPr>
+              <w:keepNext w:val="false"/>
               <w:spacing w:after="40" w:before="0"/>
               <w:jc w:val="left"/>
             </w:pPr>
@@ -23789,6 +24324,7 @@
           </w:tcPr>
           <w:p>
             <w:pPr>
+              <w:keepNext w:val="false"/>
               <w:spacing w:after="40" w:before="0"/>
               <w:jc w:val="center"/>
             </w:pPr>
@@ -23823,6 +24359,7 @@
           </w:tcPr>
           <w:p>
             <w:pPr>
+              <w:keepNext w:val="false"/>
               <w:spacing w:after="40" w:before="0"/>
               <w:jc w:val="left"/>
             </w:pPr>
@@ -23855,6 +24392,7 @@
           </w:tcPr>
           <w:p>
             <w:pPr>
+              <w:keepNext w:val="false"/>
               <w:spacing w:after="40" w:before="0"/>
               <w:jc w:val="left"/>
             </w:pPr>
@@ -23889,6 +24427,7 @@
           </w:tcPr>
           <w:p>
             <w:pPr>
+              <w:keepNext w:val="false"/>
               <w:spacing w:after="40" w:before="0"/>
               <w:jc w:val="left"/>
             </w:pPr>
@@ -23921,6 +24460,7 @@
           </w:tcPr>
           <w:p>
             <w:pPr>
+              <w:keepNext w:val="false"/>
               <w:spacing w:after="40" w:before="0"/>
               <w:jc w:val="left"/>
             </w:pPr>
@@ -23955,6 +24495,7 @@
           </w:tcPr>
           <w:p>
             <w:pPr>
+              <w:keepNext w:val="false"/>
               <w:spacing w:after="40" w:before="0"/>
               <w:jc w:val="left"/>
             </w:pPr>
@@ -23987,6 +24528,7 @@
           </w:tcPr>
           <w:p>
             <w:pPr>
+              <w:keepNext w:val="false"/>
               <w:spacing w:after="40" w:before="0"/>
               <w:jc w:val="left"/>
             </w:pPr>
@@ -24023,7 +24565,7 @@
         </w:rPr>
         <w:t xml:space="preserve">© 2026 SeaVuria and ARES. Aligned with KICD objectives. Developed by SeaVuria; technical implementation by ARES (with AI assistance from Claude). Licensed under </w:t>
       </w:r>
-      <w:hyperlink w:history="1" r:id="rId463yvfo-we1jnxbvqkshr">
+      <w:hyperlink w:history="1" r:id="rIdw8zcjvqga-ewi7m3b754v">
         <w:r>
           <w:rPr>
             <w:rFonts w:ascii="Arial" w:cs="Arial" w:eastAsia="Arial" w:hAnsi="Arial"/>
@@ -24044,7 +24586,7 @@
         </w:rPr>
         <w:t xml:space="preserve"> (</w:t>
       </w:r>
-      <w:hyperlink w:history="1" r:id="rIduftu-qbnjvkcgygllfipy">
+      <w:hyperlink w:history="1" r:id="rId6qcsodv-hor2pboglhjc0">
         <w:r>
           <w:rPr>
             <w:rFonts w:ascii="Arial" w:cs="Arial" w:eastAsia="Arial" w:hAnsi="Arial"/>
@@ -24104,6 +24646,7 @@
           </w:tcPr>
           <w:p>
             <w:pPr>
+              <w:keepNext w:val="false"/>
               <w:spacing w:after="40" w:before="0"/>
               <w:jc w:val="center"/>
             </w:pPr>
@@ -24139,6 +24682,7 @@
           </w:tcPr>
           <w:p>
             <w:pPr>
+              <w:keepNext w:val="false"/>
               <w:spacing w:after="40" w:before="0"/>
               <w:jc w:val="center"/>
             </w:pPr>
@@ -24173,6 +24717,7 @@
           </w:tcPr>
           <w:p>
             <w:pPr>
+              <w:keepNext w:val="false"/>
               <w:spacing w:after="40" w:before="0"/>
               <w:jc w:val="left"/>
             </w:pPr>
@@ -24205,6 +24750,7 @@
           </w:tcPr>
           <w:p>
             <w:pPr>
+              <w:keepNext w:val="false"/>
               <w:spacing w:after="40" w:before="0"/>
               <w:jc w:val="left"/>
             </w:pPr>
@@ -24239,6 +24785,7 @@
           </w:tcPr>
           <w:p>
             <w:pPr>
+              <w:keepNext w:val="false"/>
               <w:spacing w:after="40" w:before="0"/>
               <w:jc w:val="left"/>
             </w:pPr>
@@ -24271,6 +24818,7 @@
           </w:tcPr>
           <w:p>
             <w:pPr>
+              <w:keepNext w:val="false"/>
               <w:spacing w:after="40" w:before="0"/>
               <w:jc w:val="left"/>
             </w:pPr>
@@ -24305,6 +24853,7 @@
           </w:tcPr>
           <w:p>
             <w:pPr>
+              <w:keepNext w:val="false"/>
               <w:spacing w:after="40" w:before="0"/>
               <w:jc w:val="left"/>
             </w:pPr>
@@ -24337,6 +24886,7 @@
           </w:tcPr>
           <w:p>
             <w:pPr>
+              <w:keepNext w:val="false"/>
               <w:spacing w:after="40" w:before="0"/>
               <w:jc w:val="left"/>
             </w:pPr>
@@ -24371,6 +24921,7 @@
           </w:tcPr>
           <w:p>
             <w:pPr>
+              <w:keepNext w:val="false"/>
               <w:spacing w:after="40" w:before="0"/>
               <w:jc w:val="left"/>
             </w:pPr>
@@ -24403,6 +24954,7 @@
           </w:tcPr>
           <w:p>
             <w:pPr>
+              <w:keepNext w:val="false"/>
               <w:spacing w:after="40" w:before="0"/>
               <w:jc w:val="left"/>
             </w:pPr>
@@ -24437,6 +24989,7 @@
           </w:tcPr>
           <w:p>
             <w:pPr>
+              <w:keepNext w:val="false"/>
               <w:spacing w:after="40" w:before="0"/>
               <w:jc w:val="left"/>
             </w:pPr>
@@ -24469,6 +25022,7 @@
           </w:tcPr>
           <w:p>
             <w:pPr>
+              <w:keepNext w:val="false"/>
               <w:spacing w:after="40" w:before="0"/>
               <w:jc w:val="left"/>
             </w:pPr>
@@ -24503,6 +25057,7 @@
           </w:tcPr>
           <w:p>
             <w:pPr>
+              <w:keepNext w:val="false"/>
               <w:spacing w:after="40" w:before="0"/>
               <w:jc w:val="left"/>
             </w:pPr>
@@ -24535,6 +25090,7 @@
           </w:tcPr>
           <w:p>
             <w:pPr>
+              <w:keepNext w:val="false"/>
               <w:spacing w:after="40" w:before="0"/>
               <w:jc w:val="left"/>
             </w:pPr>
@@ -24569,6 +25125,7 @@
           </w:tcPr>
           <w:p>
             <w:pPr>
+              <w:keepNext w:val="false"/>
               <w:spacing w:after="40" w:before="0"/>
               <w:jc w:val="left"/>
             </w:pPr>
@@ -24601,6 +25158,7 @@
           </w:tcPr>
           <w:p>
             <w:pPr>
+              <w:keepNext w:val="false"/>
               <w:spacing w:after="40" w:before="0"/>
               <w:jc w:val="left"/>
             </w:pPr>
@@ -24635,6 +25193,7 @@
           </w:tcPr>
           <w:p>
             <w:pPr>
+              <w:keepNext w:val="false"/>
               <w:spacing w:after="40" w:before="0"/>
               <w:jc w:val="left"/>
             </w:pPr>
@@ -24667,6 +25226,7 @@
           </w:tcPr>
           <w:p>
             <w:pPr>
+              <w:keepNext w:val="false"/>
               <w:spacing w:after="40" w:before="0"/>
               <w:jc w:val="left"/>
             </w:pPr>
@@ -24726,6 +25286,7 @@
           </w:tcPr>
           <w:p>
             <w:pPr>
+              <w:keepNext w:val="false"/>
               <w:spacing w:after="40" w:before="0"/>
               <w:jc w:val="center"/>
             </w:pPr>
@@ -24760,6 +25321,7 @@
           </w:tcPr>
           <w:p>
             <w:pPr>
+              <w:keepNext w:val="false"/>
               <w:spacing w:after="40" w:before="0"/>
               <w:jc w:val="left"/>
             </w:pPr>
@@ -24824,6 +25386,7 @@
           </w:tcPr>
           <w:p>
             <w:pPr>
+              <w:keepNext w:val="false"/>
               <w:spacing w:after="40" w:before="0"/>
               <w:jc w:val="center"/>
             </w:pPr>
@@ -24858,6 +25421,7 @@
           </w:tcPr>
           <w:p>
             <w:pPr>
+              <w:keepNext w:val="false"/>
               <w:spacing w:after="40" w:before="0"/>
               <w:jc w:val="left"/>
             </w:pPr>
@@ -24890,6 +25454,7 @@
           </w:tcPr>
           <w:p>
             <w:pPr>
+              <w:keepNext w:val="false"/>
               <w:spacing w:after="40" w:before="0"/>
               <w:jc w:val="left"/>
             </w:pPr>
@@ -24922,6 +25487,7 @@
           </w:tcPr>
           <w:p>
             <w:pPr>
+              <w:keepNext w:val="false"/>
               <w:spacing w:after="40" w:before="0"/>
               <w:jc w:val="left"/>
             </w:pPr>
@@ -24954,6 +25520,7 @@
           </w:tcPr>
           <w:p>
             <w:pPr>
+              <w:keepNext w:val="false"/>
               <w:spacing w:after="40" w:before="0"/>
               <w:jc w:val="left"/>
             </w:pPr>
@@ -24986,6 +25553,7 @@
           </w:tcPr>
           <w:p>
             <w:pPr>
+              <w:keepNext w:val="false"/>
               <w:spacing w:after="40" w:before="0"/>
               <w:jc w:val="left"/>
             </w:pPr>
@@ -25020,6 +25588,7 @@
           </w:tcPr>
           <w:p>
             <w:pPr>
+              <w:keepNext w:val="false"/>
               <w:spacing w:after="40" w:before="0"/>
               <w:jc w:val="left"/>
             </w:pPr>
@@ -25057,7 +25626,7 @@
             <w:pPr>
               <w:spacing w:after="20" w:before="0"/>
             </w:pPr>
-            <w:hyperlink w:history="1" r:id="rIdak5tjmhwcdrycyzdc0uqb">
+            <w:hyperlink w:history="1" r:id="rIdpz1ooi-nplu0iadewv7xp">
               <w:r>
                 <w:rPr>
                   <w:rFonts w:ascii="Arial" w:cs="Arial" w:eastAsia="Arial" w:hAnsi="Arial"/>
@@ -25090,7 +25659,7 @@
               <w:spacing w:after="10" w:before="0"/>
               <w:ind w:left="120"/>
             </w:pPr>
-            <w:hyperlink w:history="1" r:id="rIdkakm2uhielhb_xm2iw_un">
+            <w:hyperlink w:history="1" r:id="rId7ljjxpktcwkqzspb7qgdw">
               <w:r>
                 <w:rPr>
                   <w:rFonts w:ascii="Arial" w:cs="Arial" w:eastAsia="Arial" w:hAnsi="Arial"/>
@@ -25135,7 +25704,7 @@
             <w:pPr>
               <w:spacing w:after="20" w:before="0"/>
             </w:pPr>
-            <w:hyperlink w:history="1" r:id="rIdcwnp9hsfnb2ldxzpq-uzr">
+            <w:hyperlink w:history="1" r:id="rIdsm7lfmp9ermvmw4howl58">
               <w:r>
                 <w:rPr>
                   <w:rFonts w:ascii="Arial" w:cs="Arial" w:eastAsia="Arial" w:hAnsi="Arial"/>
@@ -25168,7 +25737,7 @@
               <w:spacing w:after="10" w:before="0"/>
               <w:ind w:left="120"/>
             </w:pPr>
-            <w:hyperlink w:history="1" r:id="rIds_vx7nue-c2qt3isjr1vy">
+            <w:hyperlink w:history="1" r:id="rIdcloe6rn-vq_hjgtocijwe">
               <w:r>
                 <w:rPr>
                   <w:rFonts w:ascii="Arial" w:cs="Arial" w:eastAsia="Arial" w:hAnsi="Arial"/>
@@ -25196,6 +25765,7 @@
           </w:tcPr>
           <w:p>
             <w:pPr>
+              <w:keepNext w:val="false"/>
               <w:spacing w:after="40" w:before="0"/>
               <w:jc w:val="left"/>
             </w:pPr>
@@ -25228,6 +25798,7 @@
           </w:tcPr>
           <w:p>
             <w:pPr>
+              <w:keepNext w:val="false"/>
               <w:spacing w:after="40" w:before="0"/>
               <w:jc w:val="left"/>
             </w:pPr>
@@ -25260,6 +25831,7 @@
           </w:tcPr>
           <w:p>
             <w:pPr>
+              <w:keepNext w:val="false"/>
               <w:spacing w:after="40" w:before="0"/>
               <w:jc w:val="left"/>
             </w:pPr>
@@ -25292,6 +25864,7 @@
           </w:tcPr>
           <w:p>
             <w:pPr>
+              <w:keepNext w:val="false"/>
               <w:spacing w:after="40" w:before="0"/>
               <w:jc w:val="left"/>
             </w:pPr>
@@ -25326,6 +25899,7 @@
           </w:tcPr>
           <w:p>
             <w:pPr>
+              <w:keepNext w:val="false"/>
               <w:spacing w:after="40" w:before="0"/>
               <w:jc w:val="left"/>
             </w:pPr>
@@ -25363,7 +25937,7 @@
             <w:pPr>
               <w:spacing w:after="20" w:before="0"/>
             </w:pPr>
-            <w:hyperlink w:history="1" r:id="rIdahg-uod5rsscuda-g1url">
+            <w:hyperlink w:history="1" r:id="rIdbrdam4o75mx8ybu7ziadn">
               <w:r>
                 <w:rPr>
                   <w:rFonts w:ascii="Arial" w:cs="Arial" w:eastAsia="Arial" w:hAnsi="Arial"/>
@@ -25396,7 +25970,7 @@
               <w:spacing w:after="10" w:before="0"/>
               <w:ind w:left="120"/>
             </w:pPr>
-            <w:hyperlink w:history="1" r:id="rIdzakqj9mv5zdtnck0wry4d">
+            <w:hyperlink w:history="1" r:id="rIdevqm6v-kznzvwrqh05vbw">
               <w:r>
                 <w:rPr>
                   <w:rFonts w:ascii="Arial" w:cs="Arial" w:eastAsia="Arial" w:hAnsi="Arial"/>
@@ -25441,7 +26015,7 @@
             <w:pPr>
               <w:spacing w:after="20" w:before="0"/>
             </w:pPr>
-            <w:hyperlink w:history="1" r:id="rIdxumv-jnx5x9bzcwaut-2f">
+            <w:hyperlink w:history="1" r:id="rIdgwrza9h0yyeuivxkaoyk3">
               <w:r>
                 <w:rPr>
                   <w:rFonts w:ascii="Arial" w:cs="Arial" w:eastAsia="Arial" w:hAnsi="Arial"/>
@@ -25474,7 +26048,7 @@
               <w:spacing w:after="10" w:before="0"/>
               <w:ind w:left="120"/>
             </w:pPr>
-            <w:hyperlink w:history="1" r:id="rIdd-7s2rs9exhhhz6aw_xfl">
+            <w:hyperlink w:history="1" r:id="rId10o6zsjsu_dxkqse34qss">
               <w:r>
                 <w:rPr>
                   <w:rFonts w:ascii="Arial" w:cs="Arial" w:eastAsia="Arial" w:hAnsi="Arial"/>
@@ -25502,6 +26076,7 @@
           </w:tcPr>
           <w:p>
             <w:pPr>
+              <w:keepNext w:val="false"/>
               <w:spacing w:after="40" w:before="0"/>
               <w:jc w:val="left"/>
             </w:pPr>
@@ -25534,6 +26109,7 @@
           </w:tcPr>
           <w:p>
             <w:pPr>
+              <w:keepNext w:val="false"/>
               <w:spacing w:after="40" w:before="0"/>
               <w:jc w:val="left"/>
             </w:pPr>
@@ -25566,6 +26142,7 @@
           </w:tcPr>
           <w:p>
             <w:pPr>
+              <w:keepNext w:val="false"/>
               <w:spacing w:after="40" w:before="0"/>
               <w:jc w:val="left"/>
             </w:pPr>
@@ -25598,6 +26175,7 @@
           </w:tcPr>
           <w:p>
             <w:pPr>
+              <w:keepNext w:val="false"/>
               <w:spacing w:after="40" w:before="0"/>
               <w:jc w:val="left"/>
             </w:pPr>
@@ -25632,6 +26210,7 @@
           </w:tcPr>
           <w:p>
             <w:pPr>
+              <w:keepNext w:val="false"/>
               <w:spacing w:after="40" w:before="0"/>
               <w:jc w:val="left"/>
             </w:pPr>
@@ -25669,7 +26248,7 @@
             <w:pPr>
               <w:spacing w:after="20" w:before="0"/>
             </w:pPr>
-            <w:hyperlink w:history="1" r:id="rIdci-t7syiuxmlbh2zxg6zx">
+            <w:hyperlink w:history="1" r:id="rIdowdiu48bmvuaml4u6sjv3">
               <w:r>
                 <w:rPr>
                   <w:rFonts w:ascii="Arial" w:cs="Arial" w:eastAsia="Arial" w:hAnsi="Arial"/>
@@ -25702,7 +26281,7 @@
               <w:spacing w:after="10" w:before="0"/>
               <w:ind w:left="120"/>
             </w:pPr>
-            <w:hyperlink w:history="1" r:id="rIdyrws11du-9dqlq0fr3r8i">
+            <w:hyperlink w:history="1" r:id="rIdsq_erwejoapjav97gjq71">
               <w:r>
                 <w:rPr>
                   <w:rFonts w:ascii="Arial" w:cs="Arial" w:eastAsia="Arial" w:hAnsi="Arial"/>
@@ -25747,7 +26326,7 @@
             <w:pPr>
               <w:spacing w:after="20" w:before="0"/>
             </w:pPr>
-            <w:hyperlink w:history="1" r:id="rIdsbj1haudyyx7kbvio_rfc">
+            <w:hyperlink w:history="1" r:id="rIdkpp9d6klykmv3vfoauumu">
               <w:r>
                 <w:rPr>
                   <w:rFonts w:ascii="Arial" w:cs="Arial" w:eastAsia="Arial" w:hAnsi="Arial"/>
@@ -25780,7 +26359,7 @@
               <w:spacing w:after="10" w:before="0"/>
               <w:ind w:left="120"/>
             </w:pPr>
-            <w:hyperlink w:history="1" r:id="rIdlpck0st-lhvtr8_ol-_g7">
+            <w:hyperlink w:history="1" r:id="rIdvxaaqv5bdibp2fel1w4m1">
               <w:r>
                 <w:rPr>
                   <w:rFonts w:ascii="Arial" w:cs="Arial" w:eastAsia="Arial" w:hAnsi="Arial"/>
@@ -25808,6 +26387,7 @@
           </w:tcPr>
           <w:p>
             <w:pPr>
+              <w:keepNext w:val="false"/>
               <w:spacing w:after="40" w:before="0"/>
               <w:jc w:val="left"/>
             </w:pPr>
@@ -25840,6 +26420,7 @@
           </w:tcPr>
           <w:p>
             <w:pPr>
+              <w:keepNext w:val="false"/>
               <w:spacing w:after="40" w:before="0"/>
               <w:jc w:val="left"/>
             </w:pPr>
@@ -25872,6 +26453,7 @@
           </w:tcPr>
           <w:p>
             <w:pPr>
+              <w:keepNext w:val="false"/>
               <w:spacing w:after="40" w:before="0"/>
               <w:jc w:val="left"/>
             </w:pPr>
@@ -25904,6 +26486,7 @@
           </w:tcPr>
           <w:p>
             <w:pPr>
+              <w:keepNext w:val="false"/>
               <w:spacing w:after="40" w:before="0"/>
               <w:jc w:val="left"/>
             </w:pPr>
@@ -25938,6 +26521,7 @@
           </w:tcPr>
           <w:p>
             <w:pPr>
+              <w:keepNext w:val="false"/>
               <w:spacing w:after="40" w:before="0"/>
               <w:jc w:val="left"/>
             </w:pPr>
@@ -25975,7 +26559,7 @@
             <w:pPr>
               <w:spacing w:after="20" w:before="0"/>
             </w:pPr>
-            <w:hyperlink w:history="1" r:id="rIdkrdxgqp_waj7olywdb05l">
+            <w:hyperlink w:history="1" r:id="rIddkkax90nam5htgqpemujp">
               <w:r>
                 <w:rPr>
                   <w:rFonts w:ascii="Arial" w:cs="Arial" w:eastAsia="Arial" w:hAnsi="Arial"/>
@@ -26008,7 +26592,7 @@
               <w:spacing w:after="10" w:before="0"/>
               <w:ind w:left="120"/>
             </w:pPr>
-            <w:hyperlink w:history="1" r:id="rId6qk0kuorzacdokxaaikul">
+            <w:hyperlink w:history="1" r:id="rIdo9qu_fyy8f-x7bt6blzvf">
               <w:r>
                 <w:rPr>
                   <w:rFonts w:ascii="Arial" w:cs="Arial" w:eastAsia="Arial" w:hAnsi="Arial"/>
@@ -26053,7 +26637,7 @@
             <w:pPr>
               <w:spacing w:after="20" w:before="0"/>
             </w:pPr>
-            <w:hyperlink w:history="1" r:id="rId8ln6sakdk23n2a-eugukd">
+            <w:hyperlink w:history="1" r:id="rIdxdapzjdlwvamgjppe0e1z">
               <w:r>
                 <w:rPr>
                   <w:rFonts w:ascii="Arial" w:cs="Arial" w:eastAsia="Arial" w:hAnsi="Arial"/>
@@ -26086,7 +26670,7 @@
               <w:spacing w:after="10" w:before="0"/>
               <w:ind w:left="120"/>
             </w:pPr>
-            <w:hyperlink w:history="1" r:id="rIdhtldeew4jjxbj5qruk7xk">
+            <w:hyperlink w:history="1" r:id="rIdrwcuvlnpuq6pccev3jrez">
               <w:r>
                 <w:rPr>
                   <w:rFonts w:ascii="Arial" w:cs="Arial" w:eastAsia="Arial" w:hAnsi="Arial"/>
@@ -26114,6 +26698,7 @@
           </w:tcPr>
           <w:p>
             <w:pPr>
+              <w:keepNext w:val="false"/>
               <w:spacing w:after="40" w:before="0"/>
               <w:jc w:val="left"/>
             </w:pPr>
@@ -26146,6 +26731,7 @@
           </w:tcPr>
           <w:p>
             <w:pPr>
+              <w:keepNext w:val="false"/>
               <w:spacing w:after="40" w:before="0"/>
               <w:jc w:val="left"/>
             </w:pPr>
@@ -26178,6 +26764,7 @@
           </w:tcPr>
           <w:p>
             <w:pPr>
+              <w:keepNext w:val="false"/>
               <w:spacing w:after="40" w:before="0"/>
               <w:jc w:val="left"/>
             </w:pPr>
@@ -26210,6 +26797,7 @@
           </w:tcPr>
           <w:p>
             <w:pPr>
+              <w:keepNext w:val="false"/>
               <w:spacing w:after="40" w:before="0"/>
               <w:jc w:val="left"/>
             </w:pPr>
@@ -26244,6 +26832,7 @@
           </w:tcPr>
           <w:p>
             <w:pPr>
+              <w:keepNext w:val="false"/>
               <w:spacing w:after="40" w:before="0"/>
               <w:jc w:val="left"/>
             </w:pPr>
@@ -26281,7 +26870,7 @@
             <w:pPr>
               <w:spacing w:after="20" w:before="0"/>
             </w:pPr>
-            <w:hyperlink w:history="1" r:id="rIdlb1iuzocsbfcxz--ngxx_">
+            <w:hyperlink w:history="1" r:id="rId1wpkfo-wy7myl-lzbjqeb">
               <w:r>
                 <w:rPr>
                   <w:rFonts w:ascii="Arial" w:cs="Arial" w:eastAsia="Arial" w:hAnsi="Arial"/>
@@ -26330,7 +26919,7 @@
               <w:spacing w:after="10" w:before="0"/>
               <w:ind w:left="120"/>
             </w:pPr>
-            <w:hyperlink w:history="1" r:id="rIdnrnd84wlr4cygznpsp2_s">
+            <w:hyperlink w:history="1" r:id="rId-npxzk3mx1brfhyutxccr">
               <w:r>
                 <w:rPr>
                   <w:rFonts w:ascii="Arial" w:cs="Arial" w:eastAsia="Arial" w:hAnsi="Arial"/>
@@ -26375,7 +26964,7 @@
             <w:pPr>
               <w:spacing w:after="20" w:before="0"/>
             </w:pPr>
-            <w:hyperlink w:history="1" r:id="rIdduvxfv79dvboj2wwtng_d">
+            <w:hyperlink w:history="1" r:id="rId2vbaxf9y7aqu7cvree-8m">
               <w:r>
                 <w:rPr>
                   <w:rFonts w:ascii="Arial" w:cs="Arial" w:eastAsia="Arial" w:hAnsi="Arial"/>
@@ -26408,7 +26997,7 @@
               <w:spacing w:after="10" w:before="0"/>
               <w:ind w:left="120"/>
             </w:pPr>
-            <w:hyperlink w:history="1" r:id="rIdwljun1d_qhgyxeuzbjnle">
+            <w:hyperlink w:history="1" r:id="rIds4-3_ku0xumcmabbqhgj0">
               <w:r>
                 <w:rPr>
                   <w:rFonts w:ascii="Arial" w:cs="Arial" w:eastAsia="Arial" w:hAnsi="Arial"/>
@@ -26436,6 +27025,7 @@
           </w:tcPr>
           <w:p>
             <w:pPr>
+              <w:keepNext w:val="false"/>
               <w:spacing w:after="40" w:before="0"/>
               <w:jc w:val="left"/>
             </w:pPr>
@@ -26468,6 +27058,7 @@
           </w:tcPr>
           <w:p>
             <w:pPr>
+              <w:keepNext w:val="false"/>
               <w:spacing w:after="40" w:before="0"/>
               <w:jc w:val="left"/>
             </w:pPr>
@@ -26500,6 +27091,7 @@
           </w:tcPr>
           <w:p>
             <w:pPr>
+              <w:keepNext w:val="false"/>
               <w:spacing w:after="40" w:before="0"/>
               <w:jc w:val="left"/>
             </w:pPr>
@@ -26532,6 +27124,7 @@
           </w:tcPr>
           <w:p>
             <w:pPr>
+              <w:keepNext w:val="false"/>
               <w:spacing w:after="40" w:before="0"/>
               <w:jc w:val="left"/>
             </w:pPr>
@@ -26591,6 +27184,7 @@
           </w:tcPr>
           <w:p>
             <w:pPr>
+              <w:keepNext w:val="false"/>
               <w:spacing w:after="40" w:before="0"/>
               <w:jc w:val="center"/>
             </w:pPr>
@@ -26625,6 +27219,7 @@
           </w:tcPr>
           <w:p>
             <w:pPr>
+              <w:keepNext w:val="false"/>
               <w:spacing w:after="40" w:before="0"/>
               <w:jc w:val="left"/>
             </w:pPr>
@@ -26644,6 +27239,7 @@
           </w:p>
           <w:p>
             <w:pPr>
+              <w:keepNext w:val="false"/>
               <w:spacing w:after="40" w:before="0"/>
               <w:jc w:val="left"/>
             </w:pPr>
@@ -26663,6 +27259,7 @@
           </w:p>
           <w:p>
             <w:pPr>
+              <w:keepNext w:val="false"/>
               <w:spacing w:after="40" w:before="0"/>
               <w:jc w:val="left"/>
             </w:pPr>
@@ -26682,6 +27279,7 @@
           </w:p>
           <w:p>
             <w:pPr>
+              <w:keepNext w:val="false"/>
               <w:spacing w:after="40" w:before="0"/>
               <w:jc w:val="left"/>
             </w:pPr>
@@ -26701,6 +27299,7 @@
           </w:p>
           <w:p>
             <w:pPr>
+              <w:keepNext w:val="false"/>
               <w:spacing w:after="40" w:before="0"/>
               <w:jc w:val="left"/>
             </w:pPr>
@@ -26720,6 +27319,7 @@
           </w:p>
           <w:p>
             <w:pPr>
+              <w:keepNext w:val="false"/>
               <w:spacing w:after="40" w:before="0"/>
               <w:jc w:val="left"/>
             </w:pPr>
@@ -26739,6 +27339,7 @@
           </w:p>
           <w:p>
             <w:pPr>
+              <w:keepNext w:val="false"/>
               <w:spacing w:after="40" w:before="0"/>
               <w:jc w:val="left"/>
             </w:pPr>
@@ -26758,6 +27359,7 @@
           </w:p>
           <w:p>
             <w:pPr>
+              <w:keepNext w:val="false"/>
               <w:spacing w:after="40" w:before="0"/>
               <w:jc w:val="left"/>
             </w:pPr>
@@ -26777,6 +27379,7 @@
           </w:p>
           <w:p>
             <w:pPr>
+              <w:keepNext w:val="false"/>
               <w:spacing w:after="40" w:before="0"/>
               <w:jc w:val="left"/>
             </w:pPr>
@@ -26796,6 +27399,7 @@
           </w:p>
           <w:p>
             <w:pPr>
+              <w:keepNext w:val="false"/>
               <w:spacing w:after="40" w:before="0"/>
               <w:jc w:val="left"/>
             </w:pPr>
@@ -26815,6 +27419,7 @@
           </w:p>
           <w:p>
             <w:pPr>
+              <w:keepNext w:val="false"/>
               <w:spacing w:after="40" w:before="0"/>
               <w:jc w:val="left"/>
             </w:pPr>
@@ -26834,6 +27439,7 @@
           </w:p>
           <w:p>
             <w:pPr>
+              <w:keepNext w:val="false"/>
               <w:spacing w:after="40" w:before="0"/>
               <w:jc w:val="left"/>
             </w:pPr>
@@ -26853,6 +27459,7 @@
           </w:p>
           <w:p>
             <w:pPr>
+              <w:keepNext w:val="false"/>
               <w:spacing w:after="40" w:before="0"/>
               <w:jc w:val="left"/>
             </w:pPr>
@@ -26914,6 +27521,7 @@
           </w:tcPr>
           <w:p>
             <w:pPr>
+              <w:keepNext w:val="false"/>
               <w:spacing w:after="40" w:before="0"/>
               <w:jc w:val="center"/>
             </w:pPr>
@@ -26948,6 +27556,7 @@
           </w:tcPr>
           <w:p>
             <w:pPr>
+              <w:keepNext w:val="false"/>
               <w:spacing w:after="40" w:before="0"/>
               <w:jc w:val="left"/>
             </w:pPr>
@@ -26980,6 +27589,7 @@
           </w:tcPr>
           <w:p>
             <w:pPr>
+              <w:keepNext w:val="false"/>
               <w:spacing w:after="40" w:before="0"/>
               <w:jc w:val="left"/>
             </w:pPr>
@@ -27014,6 +27624,7 @@
           </w:tcPr>
           <w:p>
             <w:pPr>
+              <w:keepNext w:val="false"/>
               <w:spacing w:after="40" w:before="0"/>
               <w:jc w:val="left"/>
             </w:pPr>
@@ -27046,6 +27657,7 @@
           </w:tcPr>
           <w:p>
             <w:pPr>
+              <w:keepNext w:val="false"/>
               <w:spacing w:after="40" w:before="0"/>
               <w:jc w:val="left"/>
             </w:pPr>
@@ -27080,6 +27692,7 @@
           </w:tcPr>
           <w:p>
             <w:pPr>
+              <w:keepNext w:val="false"/>
               <w:spacing w:after="40" w:before="0"/>
               <w:jc w:val="left"/>
             </w:pPr>
@@ -27112,6 +27725,7 @@
           </w:tcPr>
           <w:p>
             <w:pPr>
+              <w:keepNext w:val="false"/>
               <w:spacing w:after="40" w:before="0"/>
               <w:jc w:val="left"/>
             </w:pPr>
@@ -27148,7 +27762,7 @@
         </w:rPr>
         <w:t xml:space="preserve">© 2026 SeaVuria and ARES. Aligned with KICD objectives. Developed by SeaVuria; technical implementation by ARES (with AI assistance from Claude). Licensed under </w:t>
       </w:r>
-      <w:hyperlink w:history="1" r:id="rIdvmluelj3mlw5ezkh2axt-">
+      <w:hyperlink w:history="1" r:id="rIdte-86djehsn6dvlssdvaz">
         <w:r>
           <w:rPr>
             <w:rFonts w:ascii="Arial" w:cs="Arial" w:eastAsia="Arial" w:hAnsi="Arial"/>
@@ -27169,7 +27783,7 @@
         </w:rPr>
         <w:t xml:space="preserve"> (</w:t>
       </w:r>
-      <w:hyperlink w:history="1" r:id="rIddkwj5zx-qox_22vposbsw">
+      <w:hyperlink w:history="1" r:id="rIdrp3a6hrc4wez01vnuodiw">
         <w:r>
           <w:rPr>
             <w:rFonts w:ascii="Arial" w:cs="Arial" w:eastAsia="Arial" w:hAnsi="Arial"/>
@@ -27230,6 +27844,7 @@
           </w:tcPr>
           <w:p>
             <w:pPr>
+              <w:keepNext w:val="false"/>
               <w:spacing w:after="40" w:before="0"/>
               <w:jc w:val="center"/>
             </w:pPr>
@@ -27264,6 +27879,7 @@
           </w:tcPr>
           <w:p>
             <w:pPr>
+              <w:keepNext w:val="false"/>
               <w:spacing w:after="40" w:before="0"/>
               <w:jc w:val="left"/>
             </w:pPr>
@@ -27296,6 +27912,7 @@
           </w:tcPr>
           <w:p>
             <w:pPr>
+              <w:keepNext w:val="false"/>
               <w:spacing w:after="40" w:before="0"/>
               <w:jc w:val="left"/>
             </w:pPr>
@@ -27328,6 +27945,7 @@
           </w:tcPr>
           <w:p>
             <w:pPr>
+              <w:keepNext w:val="false"/>
               <w:spacing w:after="40" w:before="0"/>
               <w:jc w:val="left"/>
             </w:pPr>
@@ -27362,6 +27980,7 @@
           </w:tcPr>
           <w:p>
             <w:pPr>
+              <w:keepNext w:val="false"/>
               <w:spacing w:after="40" w:before="0"/>
               <w:jc w:val="left"/>
             </w:pPr>
@@ -27394,6 +28013,7 @@
           </w:tcPr>
           <w:p>
             <w:pPr>
+              <w:keepNext w:val="false"/>
               <w:spacing w:after="40" w:before="0"/>
               <w:jc w:val="left"/>
             </w:pPr>
@@ -27426,6 +28046,7 @@
           </w:tcPr>
           <w:p>
             <w:pPr>
+              <w:keepNext w:val="false"/>
               <w:spacing w:after="40" w:before="0"/>
               <w:jc w:val="left"/>
             </w:pPr>
@@ -27460,6 +28081,7 @@
           </w:tcPr>
           <w:p>
             <w:pPr>
+              <w:keepNext w:val="false"/>
               <w:spacing w:after="40" w:before="0"/>
               <w:jc w:val="left"/>
             </w:pPr>
@@ -27492,6 +28114,7 @@
           </w:tcPr>
           <w:p>
             <w:pPr>
+              <w:keepNext w:val="false"/>
               <w:spacing w:after="40" w:before="0"/>
               <w:jc w:val="left"/>
             </w:pPr>
@@ -27524,6 +28147,7 @@
           </w:tcPr>
           <w:p>
             <w:pPr>
+              <w:keepNext w:val="false"/>
               <w:spacing w:after="40" w:before="0"/>
               <w:jc w:val="left"/>
             </w:pPr>
@@ -27558,6 +28182,7 @@
           </w:tcPr>
           <w:p>
             <w:pPr>
+              <w:keepNext w:val="false"/>
               <w:spacing w:after="40" w:before="0"/>
               <w:jc w:val="left"/>
             </w:pPr>
@@ -27590,6 +28215,7 @@
           </w:tcPr>
           <w:p>
             <w:pPr>
+              <w:keepNext w:val="false"/>
               <w:spacing w:after="40" w:before="0"/>
               <w:jc w:val="left"/>
             </w:pPr>
@@ -27622,6 +28248,7 @@
           </w:tcPr>
           <w:p>
             <w:pPr>
+              <w:keepNext w:val="false"/>
               <w:spacing w:after="40" w:before="0"/>
               <w:jc w:val="left"/>
             </w:pPr>

--- a/data/outputs/v2/General_Science/SS1.5_Respiration/General_Science_Respiration_CBE_LessonSequence.docx
+++ b/data/outputs/v2/General_Science/SS1.5_Respiration/General_Science_Respiration_CBE_LessonSequence.docx
@@ -2278,7 +2278,7 @@
         </w:rPr>
         <w:t xml:space="preserve">© 2026 SeaVuria and ARES. This work is licensed under a </w:t>
       </w:r>
-      <w:hyperlink w:history="1" r:id="rIdsp57sdztppddgzybvbnkv">
+      <w:hyperlink w:history="1" r:id="rIdoydmimesasedo-na4wtcb">
         <w:r>
           <w:rPr>
             <w:rFonts w:ascii="Arial" w:cs="Arial" w:eastAsia="Arial" w:hAnsi="Arial"/>
@@ -2298,7 +2298,7 @@
         </w:rPr>
         <w:t xml:space="preserve"> (</w:t>
       </w:r>
-      <w:hyperlink w:history="1" r:id="rIdzmaxjgjag64kpttpyzwkz">
+      <w:hyperlink w:history="1" r:id="rIdtnuw8yel_jag3pscvt-__">
         <w:r>
           <w:rPr>
             <w:rFonts w:ascii="Arial" w:cs="Arial" w:eastAsia="Arial" w:hAnsi="Arial"/>
@@ -2318,7 +2318,7 @@
         </w:rPr>
         <w:t xml:space="preserve">). To view a copy of this license, visit </w:t>
       </w:r>
-      <w:hyperlink w:history="1" r:id="rId0krbco-dj1cb07ebwbm1y">
+      <w:hyperlink w:history="1" r:id="rIdmshfwuo1fdqd8w5u8vm-v">
         <w:r>
           <w:rPr>
             <w:rFonts w:ascii="Arial" w:cs="Arial" w:eastAsia="Arial" w:hAnsi="Arial"/>
@@ -3357,7 +3357,7 @@
             <w:pPr>
               <w:spacing w:after="20" w:before="0"/>
             </w:pPr>
-            <w:hyperlink w:history="1" r:id="rIdl_83khjauanxrpsba5rpn">
+            <w:hyperlink w:history="1" r:id="rIddqtxgwmnblf_al4cnpdot">
               <w:r>
                 <w:rPr>
                   <w:rFonts w:ascii="Arial" w:cs="Arial" w:eastAsia="Arial" w:hAnsi="Arial"/>
@@ -3390,7 +3390,7 @@
               <w:spacing w:after="10" w:before="0"/>
               <w:ind w:left="120"/>
             </w:pPr>
-            <w:hyperlink w:history="1" r:id="rId643wcveqdz7nkgjmdkmeb">
+            <w:hyperlink w:history="1" r:id="rIdrycsmc5b_dillgpiz3vji">
               <w:r>
                 <w:rPr>
                   <w:rFonts w:ascii="Arial" w:cs="Arial" w:eastAsia="Arial" w:hAnsi="Arial"/>
@@ -3435,7 +3435,7 @@
             <w:pPr>
               <w:spacing w:after="20" w:before="0"/>
             </w:pPr>
-            <w:hyperlink w:history="1" r:id="rId_ntxrj0wriuphqe8e-mfu">
+            <w:hyperlink w:history="1" r:id="rIdwenelwwddvjv5vyh31a12">
               <w:r>
                 <w:rPr>
                   <w:rFonts w:ascii="Arial" w:cs="Arial" w:eastAsia="Arial" w:hAnsi="Arial"/>
@@ -3468,7 +3468,7 @@
               <w:spacing w:after="10" w:before="0"/>
               <w:ind w:left="120"/>
             </w:pPr>
-            <w:hyperlink w:history="1" r:id="rId9ksa4zy78jkl6h-_oib-g">
+            <w:hyperlink w:history="1" r:id="rIdwf79vxhllpespi3dn3-dv">
               <w:r>
                 <w:rPr>
                   <w:rFonts w:ascii="Arial" w:cs="Arial" w:eastAsia="Arial" w:hAnsi="Arial"/>
@@ -3768,7 +3768,7 @@
             <w:pPr>
               <w:spacing w:after="20" w:before="0"/>
             </w:pPr>
-            <w:hyperlink w:history="1" r:id="rIdnvqv7294p9hsmieydo0qo">
+            <w:hyperlink w:history="1" r:id="rId4hdi4h5zkmjhs5l1ubxye">
               <w:r>
                 <w:rPr>
                   <w:rFonts w:ascii="Arial" w:cs="Arial" w:eastAsia="Arial" w:hAnsi="Arial"/>
@@ -3801,7 +3801,7 @@
               <w:spacing w:after="10" w:before="0"/>
               <w:ind w:left="120"/>
             </w:pPr>
-            <w:hyperlink w:history="1" r:id="rIdiscdt54y3m3unkqtjdxy6">
+            <w:hyperlink w:history="1" r:id="rIdxyg7rymbvjpqzdtvfqbvm">
               <w:r>
                 <w:rPr>
                   <w:rFonts w:ascii="Arial" w:cs="Arial" w:eastAsia="Arial" w:hAnsi="Arial"/>
@@ -3846,7 +3846,7 @@
             <w:pPr>
               <w:spacing w:after="20" w:before="0"/>
             </w:pPr>
-            <w:hyperlink w:history="1" r:id="rIddpc58mqkfto2hx9phrujv">
+            <w:hyperlink w:history="1" r:id="rIdoojppuufw9lpjp6sopdbh">
               <w:r>
                 <w:rPr>
                   <w:rFonts w:ascii="Arial" w:cs="Arial" w:eastAsia="Arial" w:hAnsi="Arial"/>
@@ -3879,7 +3879,7 @@
               <w:spacing w:after="10" w:before="0"/>
               <w:ind w:left="120"/>
             </w:pPr>
-            <w:hyperlink w:history="1" r:id="rIdhwzodtb2geh4f2udxob-0">
+            <w:hyperlink w:history="1" r:id="rIdfmgunwfsp1tx3-ds0ondq">
               <w:r>
                 <w:rPr>
                   <w:rFonts w:ascii="Arial" w:cs="Arial" w:eastAsia="Arial" w:hAnsi="Arial"/>
@@ -4159,7 +4159,7 @@
             <w:pPr>
               <w:spacing w:after="20" w:before="0"/>
             </w:pPr>
-            <w:hyperlink w:history="1" r:id="rIdwi-rspblppjw6xx2-f5_w">
+            <w:hyperlink w:history="1" r:id="rIdawyu5jtpbjezsaanpcx6n">
               <w:r>
                 <w:rPr>
                   <w:rFonts w:ascii="Arial" w:cs="Arial" w:eastAsia="Arial" w:hAnsi="Arial"/>
@@ -4192,7 +4192,7 @@
               <w:spacing w:after="10" w:before="0"/>
               <w:ind w:left="120"/>
             </w:pPr>
-            <w:hyperlink w:history="1" r:id="rIdzvizir0n6wyxh5kapkfrp">
+            <w:hyperlink w:history="1" r:id="rId1nasnf3khz0wt7i6j-vqg">
               <w:r>
                 <w:rPr>
                   <w:rFonts w:ascii="Arial" w:cs="Arial" w:eastAsia="Arial" w:hAnsi="Arial"/>
@@ -4237,7 +4237,7 @@
             <w:pPr>
               <w:spacing w:after="20" w:before="0"/>
             </w:pPr>
-            <w:hyperlink w:history="1" r:id="rIdeihfwg7fahpuduebkliyo">
+            <w:hyperlink w:history="1" r:id="rIdpkrdznrmyz2qqybadzuxe">
               <w:r>
                 <w:rPr>
                   <w:rFonts w:ascii="Arial" w:cs="Arial" w:eastAsia="Arial" w:hAnsi="Arial"/>
@@ -4270,7 +4270,7 @@
               <w:spacing w:after="10" w:before="0"/>
               <w:ind w:left="120"/>
             </w:pPr>
-            <w:hyperlink w:history="1" r:id="rId0evm3y1vdrvallhsk_0bn">
+            <w:hyperlink w:history="1" r:id="rIdx6kqzh2bvwlb9ndhkomuh">
               <w:r>
                 <w:rPr>
                   <w:rFonts w:ascii="Arial" w:cs="Arial" w:eastAsia="Arial" w:hAnsi="Arial"/>
@@ -4550,7 +4550,7 @@
             <w:pPr>
               <w:spacing w:after="20" w:before="0"/>
             </w:pPr>
-            <w:hyperlink w:history="1" r:id="rIdxuzemp8yw1al9_n41sphp">
+            <w:hyperlink w:history="1" r:id="rIdqwygfyuuuabjovf94wqxh">
               <w:r>
                 <w:rPr>
                   <w:rFonts w:ascii="Arial" w:cs="Arial" w:eastAsia="Arial" w:hAnsi="Arial"/>
@@ -4583,7 +4583,7 @@
               <w:spacing w:after="10" w:before="0"/>
               <w:ind w:left="120"/>
             </w:pPr>
-            <w:hyperlink w:history="1" r:id="rIdp_dxim7sbii2tqyninosp">
+            <w:hyperlink w:history="1" r:id="rIdolzxa4xcbjbrqdvfgwjd8">
               <w:r>
                 <w:rPr>
                   <w:rFonts w:ascii="Arial" w:cs="Arial" w:eastAsia="Arial" w:hAnsi="Arial"/>
@@ -4628,7 +4628,7 @@
             <w:pPr>
               <w:spacing w:after="20" w:before="0"/>
             </w:pPr>
-            <w:hyperlink w:history="1" r:id="rIdbox_4-jn4l-gszktoo_wk">
+            <w:hyperlink w:history="1" r:id="rIdsmctli2sx4cp1mimqjonq">
               <w:r>
                 <w:rPr>
                   <w:rFonts w:ascii="Arial" w:cs="Arial" w:eastAsia="Arial" w:hAnsi="Arial"/>
@@ -4661,7 +4661,7 @@
               <w:spacing w:after="10" w:before="0"/>
               <w:ind w:left="120"/>
             </w:pPr>
-            <w:hyperlink w:history="1" r:id="rId2hz9kbe355sskr09eyeip">
+            <w:hyperlink w:history="1" r:id="rIdxcc2-bdw03v5zkkvm35bl">
               <w:r>
                 <w:rPr>
                   <w:rFonts w:ascii="Arial" w:cs="Arial" w:eastAsia="Arial" w:hAnsi="Arial"/>
@@ -4961,7 +4961,7 @@
             <w:pPr>
               <w:spacing w:after="20" w:before="0"/>
             </w:pPr>
-            <w:hyperlink w:history="1" r:id="rIdrmw0fwphrbfsgmmmrqzjo">
+            <w:hyperlink w:history="1" r:id="rIdhla2pqu8lznsqwermimpk">
               <w:r>
                 <w:rPr>
                   <w:rFonts w:ascii="Arial" w:cs="Arial" w:eastAsia="Arial" w:hAnsi="Arial"/>
@@ -4994,7 +4994,7 @@
               <w:spacing w:after="10" w:before="0"/>
               <w:ind w:left="120"/>
             </w:pPr>
-            <w:hyperlink w:history="1" r:id="rIdknwpqh34qvd9egcbowyze">
+            <w:hyperlink w:history="1" r:id="rIdfx6xdxx2vtxsaynfdvtm3">
               <w:r>
                 <w:rPr>
                   <w:rFonts w:ascii="Arial" w:cs="Arial" w:eastAsia="Arial" w:hAnsi="Arial"/>
@@ -5039,7 +5039,7 @@
             <w:pPr>
               <w:spacing w:after="20" w:before="0"/>
             </w:pPr>
-            <w:hyperlink w:history="1" r:id="rIdrl2atg1j-nrvpm8z_rbhc">
+            <w:hyperlink w:history="1" r:id="rIdqgav5b732ah-fveas_iha">
               <w:r>
                 <w:rPr>
                   <w:rFonts w:ascii="Arial" w:cs="Arial" w:eastAsia="Arial" w:hAnsi="Arial"/>
@@ -5072,7 +5072,7 @@
               <w:spacing w:after="10" w:before="0"/>
               <w:ind w:left="120"/>
             </w:pPr>
-            <w:hyperlink w:history="1" r:id="rIdvounclkr7-iwyrph-x5_h">
+            <w:hyperlink w:history="1" r:id="rId4ernjxs_y0k_sc_lmmiz2">
               <w:r>
                 <w:rPr>
                   <w:rFonts w:ascii="Arial" w:cs="Arial" w:eastAsia="Arial" w:hAnsi="Arial"/>
@@ -5757,7 +5757,7 @@
         </w:rPr>
         <w:t xml:space="preserve">© 2026 SeaVuria and ARES. Aligned with KICD objectives. Developed by SeaVuria; technical implementation by ARES (with AI assistance from Claude). Licensed under </w:t>
       </w:r>
-      <w:hyperlink w:history="1" r:id="rIdsglnecroa8hzokp2ua0ja">
+      <w:hyperlink w:history="1" r:id="rId8ci-fi2xtr7i2ualstoor">
         <w:r>
           <w:rPr>
             <w:rFonts w:ascii="Arial" w:cs="Arial" w:eastAsia="Arial" w:hAnsi="Arial"/>
@@ -5778,7 +5778,7 @@
         </w:rPr>
         <w:t xml:space="preserve"> (</w:t>
       </w:r>
-      <w:hyperlink w:history="1" r:id="rIdl3h3klzigisojobvxthst">
+      <w:hyperlink w:history="1" r:id="rIdtfra0mthhfzbuvrquqlgp">
         <w:r>
           <w:rPr>
             <w:rFonts w:ascii="Arial" w:cs="Arial" w:eastAsia="Arial" w:hAnsi="Arial"/>
@@ -6818,7 +6818,7 @@
             <w:pPr>
               <w:spacing w:after="20" w:before="0"/>
             </w:pPr>
-            <w:hyperlink w:history="1" r:id="rId4bzz0bcgstvlgzpaz4uzt">
+            <w:hyperlink w:history="1" r:id="rIdsfedmghymaehbzx457jdb">
               <w:r>
                 <w:rPr>
                   <w:rFonts w:ascii="Arial" w:cs="Arial" w:eastAsia="Arial" w:hAnsi="Arial"/>
@@ -6851,7 +6851,7 @@
               <w:spacing w:after="10" w:before="0"/>
               <w:ind w:left="120"/>
             </w:pPr>
-            <w:hyperlink w:history="1" r:id="rIdixfidrashllm_xega43jv">
+            <w:hyperlink w:history="1" r:id="rIdaszlludtxjjebnlxbraut">
               <w:r>
                 <w:rPr>
                   <w:rFonts w:ascii="Arial" w:cs="Arial" w:eastAsia="Arial" w:hAnsi="Arial"/>
@@ -6896,7 +6896,7 @@
             <w:pPr>
               <w:spacing w:after="20" w:before="0"/>
             </w:pPr>
-            <w:hyperlink w:history="1" r:id="rId3sb4kb9hddo6rsd1thw_i">
+            <w:hyperlink w:history="1" r:id="rIducji0qvtamow_bvigqt-g">
               <w:r>
                 <w:rPr>
                   <w:rFonts w:ascii="Arial" w:cs="Arial" w:eastAsia="Arial" w:hAnsi="Arial"/>
@@ -6929,7 +6929,7 @@
               <w:spacing w:after="10" w:before="0"/>
               <w:ind w:left="120"/>
             </w:pPr>
-            <w:hyperlink w:history="1" r:id="rIdl_tcosfnokyxhrzyz523p">
+            <w:hyperlink w:history="1" r:id="rIdamgl4hnlmshbvojfurk-p">
               <w:r>
                 <w:rPr>
                   <w:rFonts w:ascii="Arial" w:cs="Arial" w:eastAsia="Arial" w:hAnsi="Arial"/>
@@ -7129,7 +7129,7 @@
             <w:pPr>
               <w:spacing w:after="20" w:before="0"/>
             </w:pPr>
-            <w:hyperlink w:history="1" r:id="rIde-1wvvxlm9u46igoj1jjq">
+            <w:hyperlink w:history="1" r:id="rIdehvthwjsbsc8nsdt8w0lh">
               <w:r>
                 <w:rPr>
                   <w:rFonts w:ascii="Arial" w:cs="Arial" w:eastAsia="Arial" w:hAnsi="Arial"/>
@@ -7162,7 +7162,7 @@
               <w:spacing w:after="10" w:before="0"/>
               <w:ind w:left="120"/>
             </w:pPr>
-            <w:hyperlink w:history="1" r:id="rIdzzv2dzcjbk3hao-ummh6u">
+            <w:hyperlink w:history="1" r:id="rIdzogfwevsznii2jlgsorrn">
               <w:r>
                 <w:rPr>
                   <w:rFonts w:ascii="Arial" w:cs="Arial" w:eastAsia="Arial" w:hAnsi="Arial"/>
@@ -7207,7 +7207,7 @@
             <w:pPr>
               <w:spacing w:after="20" w:before="0"/>
             </w:pPr>
-            <w:hyperlink w:history="1" r:id="rId9ncqyzncreqspjpqvqasy">
+            <w:hyperlink w:history="1" r:id="rIdulwzeb2klgpcaptk3jndu">
               <w:r>
                 <w:rPr>
                   <w:rFonts w:ascii="Arial" w:cs="Arial" w:eastAsia="Arial" w:hAnsi="Arial"/>
@@ -7240,7 +7240,7 @@
               <w:spacing w:after="10" w:before="0"/>
               <w:ind w:left="120"/>
             </w:pPr>
-            <w:hyperlink w:history="1" r:id="rIdiv6yuehlaiw78jiufyczr">
+            <w:hyperlink w:history="1" r:id="rIdv59v78cvqvyahyzcdb5-h">
               <w:r>
                 <w:rPr>
                   <w:rFonts w:ascii="Arial" w:cs="Arial" w:eastAsia="Arial" w:hAnsi="Arial"/>
@@ -7440,7 +7440,7 @@
             <w:pPr>
               <w:spacing w:after="20" w:before="0"/>
             </w:pPr>
-            <w:hyperlink w:history="1" r:id="rIdsohgbh6r8d_mo2dno0w6w">
+            <w:hyperlink w:history="1" r:id="rIdrxec-bsud5fs4jfxzcwsw">
               <w:r>
                 <w:rPr>
                   <w:rFonts w:ascii="Arial" w:cs="Arial" w:eastAsia="Arial" w:hAnsi="Arial"/>
@@ -7489,7 +7489,7 @@
               <w:spacing w:after="10" w:before="0"/>
               <w:ind w:left="120"/>
             </w:pPr>
-            <w:hyperlink w:history="1" r:id="rIdmcqkerexz_8izllafgwi-">
+            <w:hyperlink w:history="1" r:id="rIdx9vdi0vrsyevwgq1gq_bk">
               <w:r>
                 <w:rPr>
                   <w:rFonts w:ascii="Arial" w:cs="Arial" w:eastAsia="Arial" w:hAnsi="Arial"/>
@@ -7534,7 +7534,7 @@
             <w:pPr>
               <w:spacing w:after="20" w:before="0"/>
             </w:pPr>
-            <w:hyperlink w:history="1" r:id="rIdls6sqqhvj9iu3vhtgsyhg">
+            <w:hyperlink w:history="1" r:id="rIdht3kxjp5kszisd1tvmlvm">
               <w:r>
                 <w:rPr>
                   <w:rFonts w:ascii="Arial" w:cs="Arial" w:eastAsia="Arial" w:hAnsi="Arial"/>
@@ -7567,7 +7567,7 @@
               <w:spacing w:after="10" w:before="0"/>
               <w:ind w:left="120"/>
             </w:pPr>
-            <w:hyperlink w:history="1" r:id="rIdmgzxwtluryv0ijiuxzush">
+            <w:hyperlink w:history="1" r:id="rId7yfw3ck5uhv0uqbbybezb">
               <w:r>
                 <w:rPr>
                   <w:rFonts w:ascii="Arial" w:cs="Arial" w:eastAsia="Arial" w:hAnsi="Arial"/>
@@ -7767,7 +7767,7 @@
             <w:pPr>
               <w:spacing w:after="20" w:before="0"/>
             </w:pPr>
-            <w:hyperlink w:history="1" r:id="rIdbnojctjyr8vtxhpb_6oml">
+            <w:hyperlink w:history="1" r:id="rIdp4te4tngrzbs_d8mzb-qd">
               <w:r>
                 <w:rPr>
                   <w:rFonts w:ascii="Arial" w:cs="Arial" w:eastAsia="Arial" w:hAnsi="Arial"/>
@@ -7816,7 +7816,7 @@
               <w:spacing w:after="10" w:before="0"/>
               <w:ind w:left="120"/>
             </w:pPr>
-            <w:hyperlink w:history="1" r:id="rIdjco6ebkn3orjmr-nzmqaw">
+            <w:hyperlink w:history="1" r:id="rId1o7iyx7xb0mukvecy2gu4">
               <w:r>
                 <w:rPr>
                   <w:rFonts w:ascii="Arial" w:cs="Arial" w:eastAsia="Arial" w:hAnsi="Arial"/>
@@ -7861,7 +7861,7 @@
             <w:pPr>
               <w:spacing w:after="20" w:before="0"/>
             </w:pPr>
-            <w:hyperlink w:history="1" r:id="rId6-mjyidrg7k21eqirwqoo">
+            <w:hyperlink w:history="1" r:id="rIdyiuq2omyea5wl35nssbuy">
               <w:r>
                 <w:rPr>
                   <w:rFonts w:ascii="Arial" w:cs="Arial" w:eastAsia="Arial" w:hAnsi="Arial"/>
@@ -7894,7 +7894,7 @@
               <w:spacing w:after="10" w:before="0"/>
               <w:ind w:left="120"/>
             </w:pPr>
-            <w:hyperlink w:history="1" r:id="rIdrpsnpwyojuhbfhu8wa7zi">
+            <w:hyperlink w:history="1" r:id="rId_e0lewvvfkrw5hhurgh9g">
               <w:r>
                 <w:rPr>
                   <w:rFonts w:ascii="Arial" w:cs="Arial" w:eastAsia="Arial" w:hAnsi="Arial"/>
@@ -8094,7 +8094,7 @@
             <w:pPr>
               <w:spacing w:after="20" w:before="0"/>
             </w:pPr>
-            <w:hyperlink w:history="1" r:id="rIdcf9uizeokr7zw-qgk3ilv">
+            <w:hyperlink w:history="1" r:id="rIdsx4tbhq2zvmblyansibii">
               <w:r>
                 <w:rPr>
                   <w:rFonts w:ascii="Arial" w:cs="Arial" w:eastAsia="Arial" w:hAnsi="Arial"/>
@@ -8143,7 +8143,7 @@
               <w:spacing w:after="10" w:before="0"/>
               <w:ind w:left="120"/>
             </w:pPr>
-            <w:hyperlink w:history="1" r:id="rIdffzmuhoh3hpggvzjinr9l">
+            <w:hyperlink w:history="1" r:id="rIdc91bgkiphxfg2lr23-tqn">
               <w:r>
                 <w:rPr>
                   <w:rFonts w:ascii="Arial" w:cs="Arial" w:eastAsia="Arial" w:hAnsi="Arial"/>
@@ -8188,7 +8188,7 @@
             <w:pPr>
               <w:spacing w:after="20" w:before="0"/>
             </w:pPr>
-            <w:hyperlink w:history="1" r:id="rIdbxeptekgszbxa5l5--dkq">
+            <w:hyperlink w:history="1" r:id="rIdoe3iay_8tgi9tknirmno5">
               <w:r>
                 <w:rPr>
                   <w:rFonts w:ascii="Arial" w:cs="Arial" w:eastAsia="Arial" w:hAnsi="Arial"/>
@@ -8221,7 +8221,7 @@
               <w:spacing w:after="10" w:before="0"/>
               <w:ind w:left="120"/>
             </w:pPr>
-            <w:hyperlink w:history="1" r:id="rId7r3abcz4p6pzwpfw1usef">
+            <w:hyperlink w:history="1" r:id="rIdaqjwn3gtit2eh53lqwj4n">
               <w:r>
                 <w:rPr>
                   <w:rFonts w:ascii="Arial" w:cs="Arial" w:eastAsia="Arial" w:hAnsi="Arial"/>
@@ -8746,7 +8746,7 @@
         </w:rPr>
         <w:t xml:space="preserve">© 2026 SeaVuria and ARES. Aligned with KICD objectives. Developed by SeaVuria; technical implementation by ARES (with AI assistance from Claude). Licensed under </w:t>
       </w:r>
-      <w:hyperlink w:history="1" r:id="rIdcnuyfhyow9rrhsobzyif8">
+      <w:hyperlink w:history="1" r:id="rIdxvewgdpr21z06mmw04uyo">
         <w:r>
           <w:rPr>
             <w:rFonts w:ascii="Arial" w:cs="Arial" w:eastAsia="Arial" w:hAnsi="Arial"/>
@@ -8767,7 +8767,7 @@
         </w:rPr>
         <w:t xml:space="preserve"> (</w:t>
       </w:r>
-      <w:hyperlink w:history="1" r:id="rIdqbxx-a_ncuwssw-i1nlzz">
+      <w:hyperlink w:history="1" r:id="rIdj_ehqv3zpdjshwjytsm9o">
         <w:r>
           <w:rPr>
             <w:rFonts w:ascii="Arial" w:cs="Arial" w:eastAsia="Arial" w:hAnsi="Arial"/>
@@ -9807,7 +9807,7 @@
             <w:pPr>
               <w:spacing w:after="20" w:before="0"/>
             </w:pPr>
-            <w:hyperlink w:history="1" r:id="rIdhjuwq_bvkhkgod4wmxmmy">
+            <w:hyperlink w:history="1" r:id="rIdy-lxq-8lxov3octdyayzc">
               <w:r>
                 <w:rPr>
                   <w:rFonts w:ascii="Arial" w:cs="Arial" w:eastAsia="Arial" w:hAnsi="Arial"/>
@@ -9840,7 +9840,7 @@
               <w:spacing w:after="10" w:before="0"/>
               <w:ind w:left="120"/>
             </w:pPr>
-            <w:hyperlink w:history="1" r:id="rIdsnj9ysp4zzobtzjcvatgq">
+            <w:hyperlink w:history="1" r:id="rIdbei1ydr-8trq6brlhjr3p">
               <w:r>
                 <w:rPr>
                   <w:rFonts w:ascii="Arial" w:cs="Arial" w:eastAsia="Arial" w:hAnsi="Arial"/>
@@ -9885,7 +9885,7 @@
             <w:pPr>
               <w:spacing w:after="20" w:before="0"/>
             </w:pPr>
-            <w:hyperlink w:history="1" r:id="rIdpvvo20a79hwn1wtl3fzno">
+            <w:hyperlink w:history="1" r:id="rIdof8iuf5pk8zyakgvbij4y">
               <w:r>
                 <w:rPr>
                   <w:rFonts w:ascii="Arial" w:cs="Arial" w:eastAsia="Arial" w:hAnsi="Arial"/>
@@ -9918,7 +9918,7 @@
               <w:spacing w:after="10" w:before="0"/>
               <w:ind w:left="120"/>
             </w:pPr>
-            <w:hyperlink w:history="1" r:id="rId8_r9_keydnj4zlkz2wugx">
+            <w:hyperlink w:history="1" r:id="rIdtx5ywbl9t_g90swhnkq46">
               <w:r>
                 <w:rPr>
                   <w:rFonts w:ascii="Arial" w:cs="Arial" w:eastAsia="Arial" w:hAnsi="Arial"/>
@@ -10118,7 +10118,7 @@
             <w:pPr>
               <w:spacing w:after="20" w:before="0"/>
             </w:pPr>
-            <w:hyperlink w:history="1" r:id="rId3uwchy5viilufrjj_lok5">
+            <w:hyperlink w:history="1" r:id="rId5fxn0j-8jxmrtivdi0twq">
               <w:r>
                 <w:rPr>
                   <w:rFonts w:ascii="Arial" w:cs="Arial" w:eastAsia="Arial" w:hAnsi="Arial"/>
@@ -10151,7 +10151,7 @@
               <w:spacing w:after="10" w:before="0"/>
               <w:ind w:left="120"/>
             </w:pPr>
-            <w:hyperlink w:history="1" r:id="rIdfidlqshjkqchnejvispw4">
+            <w:hyperlink w:history="1" r:id="rId_-x_gfr_v2ezm-kyir0ky">
               <w:r>
                 <w:rPr>
                   <w:rFonts w:ascii="Arial" w:cs="Arial" w:eastAsia="Arial" w:hAnsi="Arial"/>
@@ -10196,7 +10196,7 @@
             <w:pPr>
               <w:spacing w:after="20" w:before="0"/>
             </w:pPr>
-            <w:hyperlink w:history="1" r:id="rIdkuyxmyva20cl7rcfylusu">
+            <w:hyperlink w:history="1" r:id="rIdqycawumjwx_qepdon0tor">
               <w:r>
                 <w:rPr>
                   <w:rFonts w:ascii="Arial" w:cs="Arial" w:eastAsia="Arial" w:hAnsi="Arial"/>
@@ -10229,7 +10229,7 @@
               <w:spacing w:after="10" w:before="0"/>
               <w:ind w:left="120"/>
             </w:pPr>
-            <w:hyperlink w:history="1" r:id="rId8xsdqebcp-fyrkzedp7ga">
+            <w:hyperlink w:history="1" r:id="rIdkoj-v4mwypsbpwpq4ym1p">
               <w:r>
                 <w:rPr>
                   <w:rFonts w:ascii="Arial" w:cs="Arial" w:eastAsia="Arial" w:hAnsi="Arial"/>
@@ -10429,7 +10429,7 @@
             <w:pPr>
               <w:spacing w:after="20" w:before="0"/>
             </w:pPr>
-            <w:hyperlink w:history="1" r:id="rId7d17v_xgrhu3d6z9b3hp-">
+            <w:hyperlink w:history="1" r:id="rId9o2s9lrdjacwmbw6smrxp">
               <w:r>
                 <w:rPr>
                   <w:rFonts w:ascii="Arial" w:cs="Arial" w:eastAsia="Arial" w:hAnsi="Arial"/>
@@ -10478,7 +10478,7 @@
               <w:spacing w:after="10" w:before="0"/>
               <w:ind w:left="120"/>
             </w:pPr>
-            <w:hyperlink w:history="1" r:id="rIdhpzyiihy438njvudcm045">
+            <w:hyperlink w:history="1" r:id="rId6qu1bf7iatvyviyyi7-4q">
               <w:r>
                 <w:rPr>
                   <w:rFonts w:ascii="Arial" w:cs="Arial" w:eastAsia="Arial" w:hAnsi="Arial"/>
@@ -10523,7 +10523,7 @@
             <w:pPr>
               <w:spacing w:after="20" w:before="0"/>
             </w:pPr>
-            <w:hyperlink w:history="1" r:id="rIdjipo5jncriovzfuzbld6l">
+            <w:hyperlink w:history="1" r:id="rIdmgsl2he3nhrg3sgg163nv">
               <w:r>
                 <w:rPr>
                   <w:rFonts w:ascii="Arial" w:cs="Arial" w:eastAsia="Arial" w:hAnsi="Arial"/>
@@ -10572,7 +10572,7 @@
               <w:spacing w:after="10" w:before="0"/>
               <w:ind w:left="120"/>
             </w:pPr>
-            <w:hyperlink w:history="1" r:id="rIdtcjtvui2dfbfaqeg_u5hb">
+            <w:hyperlink w:history="1" r:id="rIddtsligvdprzatvhujnqz3">
               <w:r>
                 <w:rPr>
                   <w:rFonts w:ascii="Arial" w:cs="Arial" w:eastAsia="Arial" w:hAnsi="Arial"/>
@@ -10772,7 +10772,7 @@
             <w:pPr>
               <w:spacing w:after="20" w:before="0"/>
             </w:pPr>
-            <w:hyperlink w:history="1" r:id="rIdr4ozhhnxc0zng1snozkf3">
+            <w:hyperlink w:history="1" r:id="rIddnyiem6l1nh_qpqtg0-ic">
               <w:r>
                 <w:rPr>
                   <w:rFonts w:ascii="Arial" w:cs="Arial" w:eastAsia="Arial" w:hAnsi="Arial"/>
@@ -10821,7 +10821,7 @@
               <w:spacing w:after="10" w:before="0"/>
               <w:ind w:left="120"/>
             </w:pPr>
-            <w:hyperlink w:history="1" r:id="rIdeziaclezzqihifedk4xh0">
+            <w:hyperlink w:history="1" r:id="rIdek3j5bx4c1jocr6lwaebe">
               <w:r>
                 <w:rPr>
                   <w:rFonts w:ascii="Arial" w:cs="Arial" w:eastAsia="Arial" w:hAnsi="Arial"/>
@@ -10866,7 +10866,7 @@
             <w:pPr>
               <w:spacing w:after="20" w:before="0"/>
             </w:pPr>
-            <w:hyperlink w:history="1" r:id="rId0dlktu5hh4s0kpqjivpjp">
+            <w:hyperlink w:history="1" r:id="rIdkks6syekhkwdkj2r5d38l">
               <w:r>
                 <w:rPr>
                   <w:rFonts w:ascii="Arial" w:cs="Arial" w:eastAsia="Arial" w:hAnsi="Arial"/>
@@ -10915,7 +10915,7 @@
               <w:spacing w:after="10" w:before="0"/>
               <w:ind w:left="120"/>
             </w:pPr>
-            <w:hyperlink w:history="1" r:id="rId7toxs9erruhy-wnwy5uoz">
+            <w:hyperlink w:history="1" r:id="rIdazyq4-46ynlkrd7fpda1l">
               <w:r>
                 <w:rPr>
                   <w:rFonts w:ascii="Arial" w:cs="Arial" w:eastAsia="Arial" w:hAnsi="Arial"/>
@@ -11115,7 +11115,7 @@
             <w:pPr>
               <w:spacing w:after="20" w:before="0"/>
             </w:pPr>
-            <w:hyperlink w:history="1" r:id="rIdowrpoezp8nwz_gtkjtaif">
+            <w:hyperlink w:history="1" r:id="rIdaga8sdaqfnhr0ldafqhqk">
               <w:r>
                 <w:rPr>
                   <w:rFonts w:ascii="Arial" w:cs="Arial" w:eastAsia="Arial" w:hAnsi="Arial"/>
@@ -11148,7 +11148,7 @@
               <w:spacing w:after="10" w:before="0"/>
               <w:ind w:left="120"/>
             </w:pPr>
-            <w:hyperlink w:history="1" r:id="rId5o2uha_jrufsznpyv9sdj">
+            <w:hyperlink w:history="1" r:id="rIdmso64kjr54m6an9t-y_ru">
               <w:r>
                 <w:rPr>
                   <w:rFonts w:ascii="Arial" w:cs="Arial" w:eastAsia="Arial" w:hAnsi="Arial"/>
@@ -11193,7 +11193,7 @@
             <w:pPr>
               <w:spacing w:after="20" w:before="0"/>
             </w:pPr>
-            <w:hyperlink w:history="1" r:id="rIdmabk0tnbcxj7dqwrmzr-y">
+            <w:hyperlink w:history="1" r:id="rId64frnttvklyn3nogdycn2">
               <w:r>
                 <w:rPr>
                   <w:rFonts w:ascii="Arial" w:cs="Arial" w:eastAsia="Arial" w:hAnsi="Arial"/>
@@ -11226,7 +11226,7 @@
               <w:spacing w:after="10" w:before="0"/>
               <w:ind w:left="120"/>
             </w:pPr>
-            <w:hyperlink w:history="1" r:id="rId991togrlxlda59j8sbyr5">
+            <w:hyperlink w:history="1" r:id="rIdwnqmi01chtpak_o03rtot">
               <w:r>
                 <w:rPr>
                   <w:rFonts w:ascii="Arial" w:cs="Arial" w:eastAsia="Arial" w:hAnsi="Arial"/>
@@ -11871,7 +11871,7 @@
         </w:rPr>
         <w:t xml:space="preserve">© 2026 SeaVuria and ARES. Aligned with KICD objectives. Developed by SeaVuria; technical implementation by ARES (with AI assistance from Claude). Licensed under </w:t>
       </w:r>
-      <w:hyperlink w:history="1" r:id="rIdyjvi8tr6q35swas97ntmd">
+      <w:hyperlink w:history="1" r:id="rId-usxz-kxtxdeivy5bzu9s">
         <w:r>
           <w:rPr>
             <w:rFonts w:ascii="Arial" w:cs="Arial" w:eastAsia="Arial" w:hAnsi="Arial"/>
@@ -11892,7 +11892,7 @@
         </w:rPr>
         <w:t xml:space="preserve"> (</w:t>
       </w:r>
-      <w:hyperlink w:history="1" r:id="rId2mzgaqwqqocjxjxfeznm_">
+      <w:hyperlink w:history="1" r:id="rIdacl6sa6mnn95_ub5e_gc0">
         <w:r>
           <w:rPr>
             <w:rFonts w:ascii="Arial" w:cs="Arial" w:eastAsia="Arial" w:hAnsi="Arial"/>
@@ -12932,7 +12932,7 @@
             <w:pPr>
               <w:spacing w:after="20" w:before="0"/>
             </w:pPr>
-            <w:hyperlink w:history="1" r:id="rIdvc1oaor42qo0rk5dnb73v">
+            <w:hyperlink w:history="1" r:id="rId-zifkk3qcal-tnrf9t9ga">
               <w:r>
                 <w:rPr>
                   <w:rFonts w:ascii="Arial" w:cs="Arial" w:eastAsia="Arial" w:hAnsi="Arial"/>
@@ -12965,7 +12965,7 @@
               <w:spacing w:after="10" w:before="0"/>
               <w:ind w:left="120"/>
             </w:pPr>
-            <w:hyperlink w:history="1" r:id="rIdmfywcfrbvojnjmprtcaoh">
+            <w:hyperlink w:history="1" r:id="rIdrx-dvg8dolonrdnnghzdm">
               <w:r>
                 <w:rPr>
                   <w:rFonts w:ascii="Arial" w:cs="Arial" w:eastAsia="Arial" w:hAnsi="Arial"/>
@@ -13010,7 +13010,7 @@
             <w:pPr>
               <w:spacing w:after="20" w:before="0"/>
             </w:pPr>
-            <w:hyperlink w:history="1" r:id="rId0nqvdc7luzgfsgmus_972">
+            <w:hyperlink w:history="1" r:id="rId9tfw5etj8t4qkmjpdnwpl">
               <w:r>
                 <w:rPr>
                   <w:rFonts w:ascii="Arial" w:cs="Arial" w:eastAsia="Arial" w:hAnsi="Arial"/>
@@ -13043,7 +13043,7 @@
               <w:spacing w:after="10" w:before="0"/>
               <w:ind w:left="120"/>
             </w:pPr>
-            <w:hyperlink w:history="1" r:id="rIdildeih9920hvgzixd4vdd">
+            <w:hyperlink w:history="1" r:id="rIdsjkk6sgrezktp5xctspma">
               <w:r>
                 <w:rPr>
                   <w:rFonts w:ascii="Arial" w:cs="Arial" w:eastAsia="Arial" w:hAnsi="Arial"/>
@@ -13243,7 +13243,7 @@
             <w:pPr>
               <w:spacing w:after="20" w:before="0"/>
             </w:pPr>
-            <w:hyperlink w:history="1" r:id="rIdncjlia6ke8_nsywx_00pi">
+            <w:hyperlink w:history="1" r:id="rIdxbug-sxvzdjye2wnfu8js">
               <w:r>
                 <w:rPr>
                   <w:rFonts w:ascii="Arial" w:cs="Arial" w:eastAsia="Arial" w:hAnsi="Arial"/>
@@ -13276,7 +13276,7 @@
               <w:spacing w:after="10" w:before="0"/>
               <w:ind w:left="120"/>
             </w:pPr>
-            <w:hyperlink w:history="1" r:id="rIdxbbykwbjrlddv54xaqycb">
+            <w:hyperlink w:history="1" r:id="rIdnua5w3wkd8rgjwi4hdo3q">
               <w:r>
                 <w:rPr>
                   <w:rFonts w:ascii="Arial" w:cs="Arial" w:eastAsia="Arial" w:hAnsi="Arial"/>
@@ -13321,7 +13321,7 @@
             <w:pPr>
               <w:spacing w:after="20" w:before="0"/>
             </w:pPr>
-            <w:hyperlink w:history="1" r:id="rIdpzqxbhz2bslnnhtlsupha">
+            <w:hyperlink w:history="1" r:id="rIdctdsvpbcmxvhw85zd6o7y">
               <w:r>
                 <w:rPr>
                   <w:rFonts w:ascii="Arial" w:cs="Arial" w:eastAsia="Arial" w:hAnsi="Arial"/>
@@ -13354,7 +13354,7 @@
               <w:spacing w:after="10" w:before="0"/>
               <w:ind w:left="120"/>
             </w:pPr>
-            <w:hyperlink w:history="1" r:id="rIdooe00hskcczk0m8_splqx">
+            <w:hyperlink w:history="1" r:id="rIdqn8hvfngmbtkqq_d4ykps">
               <w:r>
                 <w:rPr>
                   <w:rFonts w:ascii="Arial" w:cs="Arial" w:eastAsia="Arial" w:hAnsi="Arial"/>
@@ -13594,7 +13594,7 @@
             <w:pPr>
               <w:spacing w:after="20" w:before="0"/>
             </w:pPr>
-            <w:hyperlink w:history="1" r:id="rIdo5wjyvb_2eq7wgcjtinvl">
+            <w:hyperlink w:history="1" r:id="rIda0tvt47vfpzrpw3mh7nsd">
               <w:r>
                 <w:rPr>
                   <w:rFonts w:ascii="Arial" w:cs="Arial" w:eastAsia="Arial" w:hAnsi="Arial"/>
@@ -13643,7 +13643,7 @@
               <w:spacing w:after="10" w:before="0"/>
               <w:ind w:left="120"/>
             </w:pPr>
-            <w:hyperlink w:history="1" r:id="rId_9ryhlapimni3_xqxd44k">
+            <w:hyperlink w:history="1" r:id="rIdvvvx5mi5aqm_amaqqcnzq">
               <w:r>
                 <w:rPr>
                   <w:rFonts w:ascii="Arial" w:cs="Arial" w:eastAsia="Arial" w:hAnsi="Arial"/>
@@ -13688,7 +13688,7 @@
             <w:pPr>
               <w:spacing w:after="20" w:before="0"/>
             </w:pPr>
-            <w:hyperlink w:history="1" r:id="rIdfk1zpybc8bpfiqbvzi9jr">
+            <w:hyperlink w:history="1" r:id="rIdg2ywzj8dgcx_vwpztusbm">
               <w:r>
                 <w:rPr>
                   <w:rFonts w:ascii="Arial" w:cs="Arial" w:eastAsia="Arial" w:hAnsi="Arial"/>
@@ -13721,7 +13721,7 @@
               <w:spacing w:after="10" w:before="0"/>
               <w:ind w:left="120"/>
             </w:pPr>
-            <w:hyperlink w:history="1" r:id="rIdgv6wd6niotpjehybivwhd">
+            <w:hyperlink w:history="1" r:id="rId8awtrihuho6ll65es6mx8">
               <w:r>
                 <w:rPr>
                   <w:rFonts w:ascii="Arial" w:cs="Arial" w:eastAsia="Arial" w:hAnsi="Arial"/>
@@ -14281,7 +14281,7 @@
             <w:pPr>
               <w:spacing w:after="20" w:before="0"/>
             </w:pPr>
-            <w:hyperlink w:history="1" r:id="rIdqmd8ksha1-wbt-ywvjikc">
+            <w:hyperlink w:history="1" r:id="rId9xlr5bru51ufyjievtfzx">
               <w:r>
                 <w:rPr>
                   <w:rFonts w:ascii="Arial" w:cs="Arial" w:eastAsia="Arial" w:hAnsi="Arial"/>
@@ -14314,7 +14314,7 @@
               <w:spacing w:after="10" w:before="0"/>
               <w:ind w:left="120"/>
             </w:pPr>
-            <w:hyperlink w:history="1" r:id="rIdk2efjksmjp7xdorjbcp0e">
+            <w:hyperlink w:history="1" r:id="rIdvfyc41qfa15rkrxz51_yd">
               <w:r>
                 <w:rPr>
                   <w:rFonts w:ascii="Arial" w:cs="Arial" w:eastAsia="Arial" w:hAnsi="Arial"/>
@@ -14359,7 +14359,7 @@
             <w:pPr>
               <w:spacing w:after="20" w:before="0"/>
             </w:pPr>
-            <w:hyperlink w:history="1" r:id="rIdsyjtlla4y2acs0ysr5ksa">
+            <w:hyperlink w:history="1" r:id="rIdxtwaghpy02d5fow711s2l">
               <w:r>
                 <w:rPr>
                   <w:rFonts w:ascii="Arial" w:cs="Arial" w:eastAsia="Arial" w:hAnsi="Arial"/>
@@ -14392,7 +14392,7 @@
               <w:spacing w:after="10" w:before="0"/>
               <w:ind w:left="120"/>
             </w:pPr>
-            <w:hyperlink w:history="1" r:id="rIdrmurxjlqz1cnpsz52d93u">
+            <w:hyperlink w:history="1" r:id="rId1bn3pitnttl4k3qbrv3bl">
               <w:r>
                 <w:rPr>
                   <w:rFonts w:ascii="Arial" w:cs="Arial" w:eastAsia="Arial" w:hAnsi="Arial"/>
@@ -14652,7 +14652,7 @@
             <w:pPr>
               <w:spacing w:after="20" w:before="0"/>
             </w:pPr>
-            <w:hyperlink w:history="1" r:id="rIdmqzus4lcty0vyi0m7cmgd">
+            <w:hyperlink w:history="1" r:id="rIdc2szfjzq5qjtyyxnkh5wy">
               <w:r>
                 <w:rPr>
                   <w:rFonts w:ascii="Arial" w:cs="Arial" w:eastAsia="Arial" w:hAnsi="Arial"/>
@@ -14685,7 +14685,7 @@
               <w:spacing w:after="10" w:before="0"/>
               <w:ind w:left="120"/>
             </w:pPr>
-            <w:hyperlink w:history="1" r:id="rIdrdizjex6zu059ad0xwzf4">
+            <w:hyperlink w:history="1" r:id="rIdytxje7i0onrqprljbrl2r">
               <w:r>
                 <w:rPr>
                   <w:rFonts w:ascii="Arial" w:cs="Arial" w:eastAsia="Arial" w:hAnsi="Arial"/>
@@ -14730,7 +14730,7 @@
             <w:pPr>
               <w:spacing w:after="20" w:before="0"/>
             </w:pPr>
-            <w:hyperlink w:history="1" r:id="rIdjpek6sw-djr0u08nboukm">
+            <w:hyperlink w:history="1" r:id="rIdkbqlyi1tp6hbokdohg1co">
               <w:r>
                 <w:rPr>
                   <w:rFonts w:ascii="Arial" w:cs="Arial" w:eastAsia="Arial" w:hAnsi="Arial"/>
@@ -14779,7 +14779,7 @@
               <w:spacing w:after="10" w:before="0"/>
               <w:ind w:left="120"/>
             </w:pPr>
-            <w:hyperlink w:history="1" r:id="rId1rk4cqbkjm0caovkldjy8">
+            <w:hyperlink w:history="1" r:id="rId9_0xdmw_nu9jhz1bkd6qx">
               <w:r>
                 <w:rPr>
                   <w:rFonts w:ascii="Arial" w:cs="Arial" w:eastAsia="Arial" w:hAnsi="Arial"/>
@@ -15424,7 +15424,7 @@
         </w:rPr>
         <w:t xml:space="preserve">© 2026 SeaVuria and ARES. Aligned with KICD objectives. Developed by SeaVuria; technical implementation by ARES (with AI assistance from Claude). Licensed under </w:t>
       </w:r>
-      <w:hyperlink w:history="1" r:id="rIdpcvufqukbxkmt2qrfdl7b">
+      <w:hyperlink w:history="1" r:id="rId0ddb4kfuapyowspidcpd_">
         <w:r>
           <w:rPr>
             <w:rFonts w:ascii="Arial" w:cs="Arial" w:eastAsia="Arial" w:hAnsi="Arial"/>
@@ -15445,7 +15445,7 @@
         </w:rPr>
         <w:t xml:space="preserve"> (</w:t>
       </w:r>
-      <w:hyperlink w:history="1" r:id="rId6tssnbhntjcn4ge2xgkwz">
+      <w:hyperlink w:history="1" r:id="rIdewwzmm7xtpl4m-skmelsk">
         <w:r>
           <w:rPr>
             <w:rFonts w:ascii="Arial" w:cs="Arial" w:eastAsia="Arial" w:hAnsi="Arial"/>
@@ -16502,7 +16502,7 @@
               <w:spacing w:after="10" w:before="0"/>
               <w:ind w:left="120"/>
             </w:pPr>
-            <w:hyperlink w:history="1" r:id="rIdoifb-uibwovczkvbshl1q">
+            <w:hyperlink w:history="1" r:id="rId8x95l6od6h6ot3cqdjult">
               <w:r>
                 <w:rPr>
                   <w:rFonts w:ascii="Arial" w:cs="Arial" w:eastAsia="Arial" w:hAnsi="Arial"/>
@@ -16562,7 +16562,7 @@
             <w:pPr>
               <w:spacing w:after="20" w:before="0"/>
             </w:pPr>
-            <w:hyperlink w:history="1" r:id="rIdpgc6wh6i8wkevo_hypw6q">
+            <w:hyperlink w:history="1" r:id="rIdzr08rcm2pgwvckh_xjqiu">
               <w:r>
                 <w:rPr>
                   <w:rFonts w:ascii="Arial" w:cs="Arial" w:eastAsia="Arial" w:hAnsi="Arial"/>
@@ -16611,7 +16611,7 @@
               <w:spacing w:after="10" w:before="0"/>
               <w:ind w:left="120"/>
             </w:pPr>
-            <w:hyperlink w:history="1" r:id="rId1k3udp1boxz-p6twaw_o1">
+            <w:hyperlink w:history="1" r:id="rIdmexv46aoj-jnzfqhoroir">
               <w:r>
                 <w:rPr>
                   <w:rFonts w:ascii="Arial" w:cs="Arial" w:eastAsia="Arial" w:hAnsi="Arial"/>
@@ -16828,7 +16828,7 @@
               <w:spacing w:after="10" w:before="0"/>
               <w:ind w:left="120"/>
             </w:pPr>
-            <w:hyperlink w:history="1" r:id="rIdhmxfx3t4xls6bmuzmsgms">
+            <w:hyperlink w:history="1" r:id="rIdzach-rkhwdfyd6fuiog46">
               <w:r>
                 <w:rPr>
                   <w:rFonts w:ascii="Arial" w:cs="Arial" w:eastAsia="Arial" w:hAnsi="Arial"/>
@@ -16888,7 +16888,7 @@
             <w:pPr>
               <w:spacing w:after="20" w:before="0"/>
             </w:pPr>
-            <w:hyperlink w:history="1" r:id="rIdp0tqmcujowjri-lg4hald">
+            <w:hyperlink w:history="1" r:id="rId9ko9w8jqxkchq8owe15c_">
               <w:r>
                 <w:rPr>
                   <w:rFonts w:ascii="Arial" w:cs="Arial" w:eastAsia="Arial" w:hAnsi="Arial"/>
@@ -16937,7 +16937,7 @@
               <w:spacing w:after="10" w:before="0"/>
               <w:ind w:left="120"/>
             </w:pPr>
-            <w:hyperlink w:history="1" r:id="rIdvp9aybtr4jws0k6airihq">
+            <w:hyperlink w:history="1" r:id="rIdiwaenjypozolp6vt0hlly">
               <w:r>
                 <w:rPr>
                   <w:rFonts w:ascii="Arial" w:cs="Arial" w:eastAsia="Arial" w:hAnsi="Arial"/>
@@ -17154,7 +17154,7 @@
               <w:spacing w:after="10" w:before="0"/>
               <w:ind w:left="120"/>
             </w:pPr>
-            <w:hyperlink w:history="1" r:id="rIdnvtukhijs0d-ndiidgzrh">
+            <w:hyperlink w:history="1" r:id="rIdsigsypmesemgy8rdj1id4">
               <w:r>
                 <w:rPr>
                   <w:rFonts w:ascii="Arial" w:cs="Arial" w:eastAsia="Arial" w:hAnsi="Arial"/>
@@ -17214,7 +17214,7 @@
             <w:pPr>
               <w:spacing w:after="20" w:before="0"/>
             </w:pPr>
-            <w:hyperlink w:history="1" r:id="rIdhpwv4vj2t-mxnf4l0kohl">
+            <w:hyperlink w:history="1" r:id="rId2bucduiijv6rb1rciosnb">
               <w:r>
                 <w:rPr>
                   <w:rFonts w:ascii="Arial" w:cs="Arial" w:eastAsia="Arial" w:hAnsi="Arial"/>
@@ -17263,7 +17263,7 @@
               <w:spacing w:after="10" w:before="0"/>
               <w:ind w:left="120"/>
             </w:pPr>
-            <w:hyperlink w:history="1" r:id="rIdwc_srfb_snelaaswxf5xy">
+            <w:hyperlink w:history="1" r:id="rIdm4tpwb_t6bede0jj1dws0">
               <w:r>
                 <w:rPr>
                   <w:rFonts w:ascii="Arial" w:cs="Arial" w:eastAsia="Arial" w:hAnsi="Arial"/>
@@ -17480,7 +17480,7 @@
               <w:spacing w:after="10" w:before="0"/>
               <w:ind w:left="120"/>
             </w:pPr>
-            <w:hyperlink w:history="1" r:id="rIdcwayzdq2plrkikouz2oxw">
+            <w:hyperlink w:history="1" r:id="rId80jm30ryerv2ywd3azl41">
               <w:r>
                 <w:rPr>
                   <w:rFonts w:ascii="Arial" w:cs="Arial" w:eastAsia="Arial" w:hAnsi="Arial"/>
@@ -17540,7 +17540,7 @@
             <w:pPr>
               <w:spacing w:after="20" w:before="0"/>
             </w:pPr>
-            <w:hyperlink w:history="1" r:id="rIdobc7njznjtidabeuiptaa">
+            <w:hyperlink w:history="1" r:id="rIdbv-jitdxhgm-xdcvfspwr">
               <w:r>
                 <w:rPr>
                   <w:rFonts w:ascii="Arial" w:cs="Arial" w:eastAsia="Arial" w:hAnsi="Arial"/>
@@ -17589,7 +17589,7 @@
               <w:spacing w:after="10" w:before="0"/>
               <w:ind w:left="120"/>
             </w:pPr>
-            <w:hyperlink w:history="1" r:id="rId_opawhiwjfiydpcw-abzi">
+            <w:hyperlink w:history="1" r:id="rIds3o-snxjosdren5ps0qhd">
               <w:r>
                 <w:rPr>
                   <w:rFonts w:ascii="Arial" w:cs="Arial" w:eastAsia="Arial" w:hAnsi="Arial"/>
@@ -17806,7 +17806,7 @@
               <w:spacing w:after="10" w:before="0"/>
               <w:ind w:left="120"/>
             </w:pPr>
-            <w:hyperlink w:history="1" r:id="rId9uu015gpclvjzywjdctso">
+            <w:hyperlink w:history="1" r:id="rIdqbayzqbzbfdxgha8ekmbn">
               <w:r>
                 <w:rPr>
                   <w:rFonts w:ascii="Arial" w:cs="Arial" w:eastAsia="Arial" w:hAnsi="Arial"/>
@@ -17866,7 +17866,7 @@
             <w:pPr>
               <w:spacing w:after="20" w:before="0"/>
             </w:pPr>
-            <w:hyperlink w:history="1" r:id="rIdsmao9ny-64pgpvuxy2dsi">
+            <w:hyperlink w:history="1" r:id="rIdxmeph2jbehdl_bcjcikpa">
               <w:r>
                 <w:rPr>
                   <w:rFonts w:ascii="Arial" w:cs="Arial" w:eastAsia="Arial" w:hAnsi="Arial"/>
@@ -17915,7 +17915,7 @@
               <w:spacing w:after="10" w:before="0"/>
               <w:ind w:left="120"/>
             </w:pPr>
-            <w:hyperlink w:history="1" r:id="rIdlx2kx-jioeqekbi0ciixt">
+            <w:hyperlink w:history="1" r:id="rIdxzkhd7v7zqm5-6ylmf9vf">
               <w:r>
                 <w:rPr>
                   <w:rFonts w:ascii="Arial" w:cs="Arial" w:eastAsia="Arial" w:hAnsi="Arial"/>
@@ -18440,7 +18440,7 @@
         </w:rPr>
         <w:t xml:space="preserve">© 2026 SeaVuria and ARES. Aligned with KICD objectives. Developed by SeaVuria; technical implementation by ARES (with AI assistance from Claude). Licensed under </w:t>
       </w:r>
-      <w:hyperlink w:history="1" r:id="rIdchnox91oee3urehc5jy4o">
+      <w:hyperlink w:history="1" r:id="rId8cs8ijts8bh-sfapk7vgj">
         <w:r>
           <w:rPr>
             <w:rFonts w:ascii="Arial" w:cs="Arial" w:eastAsia="Arial" w:hAnsi="Arial"/>
@@ -18461,7 +18461,7 @@
         </w:rPr>
         <w:t xml:space="preserve"> (</w:t>
       </w:r>
-      <w:hyperlink w:history="1" r:id="rIdgscgpbnxx3cnkyti5yh7t">
+      <w:hyperlink w:history="1" r:id="rId9cplcu8aamlgh1laclpbn">
         <w:r>
           <w:rPr>
             <w:rFonts w:ascii="Arial" w:cs="Arial" w:eastAsia="Arial" w:hAnsi="Arial"/>
@@ -19501,7 +19501,7 @@
             <w:pPr>
               <w:spacing w:after="20" w:before="0"/>
             </w:pPr>
-            <w:hyperlink w:history="1" r:id="rId4gjmmzmfxatobo6xtgrbb">
+            <w:hyperlink w:history="1" r:id="rIdnxq3e-ehlenegwblvgoqj">
               <w:r>
                 <w:rPr>
                   <w:rFonts w:ascii="Arial" w:cs="Arial" w:eastAsia="Arial" w:hAnsi="Arial"/>
@@ -19550,7 +19550,7 @@
               <w:spacing w:after="10" w:before="0"/>
               <w:ind w:left="120"/>
             </w:pPr>
-            <w:hyperlink w:history="1" r:id="rId8ljvscbtncogsqxmmdty9">
+            <w:hyperlink w:history="1" r:id="rIdy0b11ifg6kpoj1sfny3wm">
               <w:r>
                 <w:rPr>
                   <w:rFonts w:ascii="Arial" w:cs="Arial" w:eastAsia="Arial" w:hAnsi="Arial"/>
@@ -19595,7 +19595,7 @@
             <w:pPr>
               <w:spacing w:after="20" w:before="0"/>
             </w:pPr>
-            <w:hyperlink w:history="1" r:id="rIdzqup4bturnb0co4602mwt">
+            <w:hyperlink w:history="1" r:id="rIdz16vceupg-pmtspchrwcv">
               <w:r>
                 <w:rPr>
                   <w:rFonts w:ascii="Arial" w:cs="Arial" w:eastAsia="Arial" w:hAnsi="Arial"/>
@@ -19628,7 +19628,7 @@
               <w:spacing w:after="10" w:before="0"/>
               <w:ind w:left="120"/>
             </w:pPr>
-            <w:hyperlink w:history="1" r:id="rIdyra5d40yll90491atqghb">
+            <w:hyperlink w:history="1" r:id="rIdqqjonyu4_oox21zlj9j_o">
               <w:r>
                 <w:rPr>
                   <w:rFonts w:ascii="Arial" w:cs="Arial" w:eastAsia="Arial" w:hAnsi="Arial"/>
@@ -19828,7 +19828,7 @@
             <w:pPr>
               <w:spacing w:after="20" w:before="0"/>
             </w:pPr>
-            <w:hyperlink w:history="1" r:id="rIdwbpqfuppmdiyaqf2g88wi">
+            <w:hyperlink w:history="1" r:id="rIdupdehwlxow7rrvs5tpfql">
               <w:r>
                 <w:rPr>
                   <w:rFonts w:ascii="Arial" w:cs="Arial" w:eastAsia="Arial" w:hAnsi="Arial"/>
@@ -19877,7 +19877,7 @@
               <w:spacing w:after="10" w:before="0"/>
               <w:ind w:left="120"/>
             </w:pPr>
-            <w:hyperlink w:history="1" r:id="rIdpfsgx-5mufuolgssmasm1">
+            <w:hyperlink w:history="1" r:id="rId9mvj6ekxgfnjyiz534ztn">
               <w:r>
                 <w:rPr>
                   <w:rFonts w:ascii="Arial" w:cs="Arial" w:eastAsia="Arial" w:hAnsi="Arial"/>
@@ -19922,7 +19922,7 @@
             <w:pPr>
               <w:spacing w:after="20" w:before="0"/>
             </w:pPr>
-            <w:hyperlink w:history="1" r:id="rIduwgdtyarir0vo773deuoe">
+            <w:hyperlink w:history="1" r:id="rIdhjcsq4ijkacwfcge7fqdz">
               <w:r>
                 <w:rPr>
                   <w:rFonts w:ascii="Arial" w:cs="Arial" w:eastAsia="Arial" w:hAnsi="Arial"/>
@@ -19955,7 +19955,7 @@
               <w:spacing w:after="10" w:before="0"/>
               <w:ind w:left="120"/>
             </w:pPr>
-            <w:hyperlink w:history="1" r:id="rIdtxm5_s_-tej4imnsbjz2n">
+            <w:hyperlink w:history="1" r:id="rIdm0ojoihsudzk5g4htczmh">
               <w:r>
                 <w:rPr>
                   <w:rFonts w:ascii="Arial" w:cs="Arial" w:eastAsia="Arial" w:hAnsi="Arial"/>
@@ -20155,7 +20155,7 @@
             <w:pPr>
               <w:spacing w:after="20" w:before="0"/>
             </w:pPr>
-            <w:hyperlink w:history="1" r:id="rIdukfkv7eukeeaexvqtty6u">
+            <w:hyperlink w:history="1" r:id="rIdb3oohngap2kgey3y62iof">
               <w:r>
                 <w:rPr>
                   <w:rFonts w:ascii="Arial" w:cs="Arial" w:eastAsia="Arial" w:hAnsi="Arial"/>
@@ -20204,7 +20204,7 @@
               <w:spacing w:after="10" w:before="0"/>
               <w:ind w:left="120"/>
             </w:pPr>
-            <w:hyperlink w:history="1" r:id="rId0ormk8rfe8trsoni8e5wh">
+            <w:hyperlink w:history="1" r:id="rIda2ug714fj6obtnd6rgfrt">
               <w:r>
                 <w:rPr>
                   <w:rFonts w:ascii="Arial" w:cs="Arial" w:eastAsia="Arial" w:hAnsi="Arial"/>
@@ -20249,7 +20249,7 @@
             <w:pPr>
               <w:spacing w:after="20" w:before="0"/>
             </w:pPr>
-            <w:hyperlink w:history="1" r:id="rIdrpu86newsnpvsc2ycw-do">
+            <w:hyperlink w:history="1" r:id="rIddovo4ydw8g098bbsrxg3a">
               <w:r>
                 <w:rPr>
                   <w:rFonts w:ascii="Arial" w:cs="Arial" w:eastAsia="Arial" w:hAnsi="Arial"/>
@@ -20282,7 +20282,7 @@
               <w:spacing w:after="10" w:before="0"/>
               <w:ind w:left="120"/>
             </w:pPr>
-            <w:hyperlink w:history="1" r:id="rIdmpqn33yt-hk2_7qlbbcn7">
+            <w:hyperlink w:history="1" r:id="rIdbdb_9omo_k0cspaw-houz">
               <w:r>
                 <w:rPr>
                   <w:rFonts w:ascii="Arial" w:cs="Arial" w:eastAsia="Arial" w:hAnsi="Arial"/>
@@ -20482,7 +20482,7 @@
             <w:pPr>
               <w:spacing w:after="20" w:before="0"/>
             </w:pPr>
-            <w:hyperlink w:history="1" r:id="rIdirphh1_qn1zn9ezg2ok2w">
+            <w:hyperlink w:history="1" r:id="rIdx1zo7hi2wz_kn_ybcyfwn">
               <w:r>
                 <w:rPr>
                   <w:rFonts w:ascii="Arial" w:cs="Arial" w:eastAsia="Arial" w:hAnsi="Arial"/>
@@ -20531,7 +20531,7 @@
               <w:spacing w:after="10" w:before="0"/>
               <w:ind w:left="120"/>
             </w:pPr>
-            <w:hyperlink w:history="1" r:id="rIdcg7jngndytroti-el1aue">
+            <w:hyperlink w:history="1" r:id="rId8kj44led0smwma8aqkvgk">
               <w:r>
                 <w:rPr>
                   <w:rFonts w:ascii="Arial" w:cs="Arial" w:eastAsia="Arial" w:hAnsi="Arial"/>
@@ -20576,7 +20576,7 @@
             <w:pPr>
               <w:spacing w:after="20" w:before="0"/>
             </w:pPr>
-            <w:hyperlink w:history="1" r:id="rIdttpyvysd_ciewrratdo8a">
+            <w:hyperlink w:history="1" r:id="rIdu9zvjmp78-6ltdgaauavi">
               <w:r>
                 <w:rPr>
                   <w:rFonts w:ascii="Arial" w:cs="Arial" w:eastAsia="Arial" w:hAnsi="Arial"/>
@@ -20609,7 +20609,7 @@
               <w:spacing w:after="10" w:before="0"/>
               <w:ind w:left="120"/>
             </w:pPr>
-            <w:hyperlink w:history="1" r:id="rId_igbz0g4ijbvi8_ybvssc">
+            <w:hyperlink w:history="1" r:id="rIdistyuj2z3om0scnrhjbjr">
               <w:r>
                 <w:rPr>
                   <w:rFonts w:ascii="Arial" w:cs="Arial" w:eastAsia="Arial" w:hAnsi="Arial"/>
@@ -20809,7 +20809,7 @@
             <w:pPr>
               <w:spacing w:after="20" w:before="0"/>
             </w:pPr>
-            <w:hyperlink w:history="1" r:id="rIdi_rstunjv2v7xlqgoeaw6">
+            <w:hyperlink w:history="1" r:id="rId4xbhjk--x1w6doj0dxcld">
               <w:r>
                 <w:rPr>
                   <w:rFonts w:ascii="Arial" w:cs="Arial" w:eastAsia="Arial" w:hAnsi="Arial"/>
@@ -20858,7 +20858,7 @@
               <w:spacing w:after="10" w:before="0"/>
               <w:ind w:left="120"/>
             </w:pPr>
-            <w:hyperlink w:history="1" r:id="rId0_heumux0syevzmdmljwl">
+            <w:hyperlink w:history="1" r:id="rIdtayraisva64sjxlx6uwdb">
               <w:r>
                 <w:rPr>
                   <w:rFonts w:ascii="Arial" w:cs="Arial" w:eastAsia="Arial" w:hAnsi="Arial"/>
@@ -20903,7 +20903,7 @@
             <w:pPr>
               <w:spacing w:after="20" w:before="0"/>
             </w:pPr>
-            <w:hyperlink w:history="1" r:id="rIdoxwodzymvzsrk1wne3cqk">
+            <w:hyperlink w:history="1" r:id="rIdi5o3ysee8vjmg_w8jd2lr">
               <w:r>
                 <w:rPr>
                   <w:rFonts w:ascii="Arial" w:cs="Arial" w:eastAsia="Arial" w:hAnsi="Arial"/>
@@ -20936,7 +20936,7 @@
               <w:spacing w:after="10" w:before="0"/>
               <w:ind w:left="120"/>
             </w:pPr>
-            <w:hyperlink w:history="1" r:id="rIdos4yhgd_ln9hvnh1qm99c">
+            <w:hyperlink w:history="1" r:id="rId1uwzwhrgof8zdajypctum">
               <w:r>
                 <w:rPr>
                   <w:rFonts w:ascii="Arial" w:cs="Arial" w:eastAsia="Arial" w:hAnsi="Arial"/>
@@ -21461,7 +21461,7 @@
         </w:rPr>
         <w:t xml:space="preserve">© 2026 SeaVuria and ARES. Aligned with KICD objectives. Developed by SeaVuria; technical implementation by ARES (with AI assistance from Claude). Licensed under </w:t>
       </w:r>
-      <w:hyperlink w:history="1" r:id="rIdimrqmn3yslejdha7eyjna">
+      <w:hyperlink w:history="1" r:id="rIde5bawbuflu6hgqja8t55c">
         <w:r>
           <w:rPr>
             <w:rFonts w:ascii="Arial" w:cs="Arial" w:eastAsia="Arial" w:hAnsi="Arial"/>
@@ -21482,7 +21482,7 @@
         </w:rPr>
         <w:t xml:space="preserve"> (</w:t>
       </w:r>
-      <w:hyperlink w:history="1" r:id="rId5zbburnlpsmcofmj-fm09">
+      <w:hyperlink w:history="1" r:id="rIdulku_8qwpeqqly5xmtdu7">
         <w:r>
           <w:rPr>
             <w:rFonts w:ascii="Arial" w:cs="Arial" w:eastAsia="Arial" w:hAnsi="Arial"/>
@@ -22539,7 +22539,7 @@
               <w:spacing w:after="10" w:before="0"/>
               <w:ind w:left="120"/>
             </w:pPr>
-            <w:hyperlink w:history="1" r:id="rIdzppp-leu1edzymelaeefa">
+            <w:hyperlink w:history="1" r:id="rIduvz2f8zyxgzqvv4rbsqpx">
               <w:r>
                 <w:rPr>
                   <w:rFonts w:ascii="Arial" w:cs="Arial" w:eastAsia="Arial" w:hAnsi="Arial"/>
@@ -22599,7 +22599,7 @@
             <w:pPr>
               <w:spacing w:after="20" w:before="0"/>
             </w:pPr>
-            <w:hyperlink w:history="1" r:id="rIdyd5vrim5hnbomgesc8gtt">
+            <w:hyperlink w:history="1" r:id="rIdqkcxmkcfovcethfxf7ko2">
               <w:r>
                 <w:rPr>
                   <w:rFonts w:ascii="Arial" w:cs="Arial" w:eastAsia="Arial" w:hAnsi="Arial"/>
@@ -22632,7 +22632,7 @@
               <w:spacing w:after="10" w:before="0"/>
               <w:ind w:left="120"/>
             </w:pPr>
-            <w:hyperlink w:history="1" r:id="rIdj3pclen6mrcmdo-ll5aek">
+            <w:hyperlink w:history="1" r:id="rIdmus0vmr9zmc21fnl3kg1v">
               <w:r>
                 <w:rPr>
                   <w:rFonts w:ascii="Arial" w:cs="Arial" w:eastAsia="Arial" w:hAnsi="Arial"/>
@@ -22849,7 +22849,7 @@
               <w:spacing w:after="10" w:before="0"/>
               <w:ind w:left="120"/>
             </w:pPr>
-            <w:hyperlink w:history="1" r:id="rId2q69vhup4wj_swt6to2hb">
+            <w:hyperlink w:history="1" r:id="rIdyhwcpesgs1j3j8fj-ygfx">
               <w:r>
                 <w:rPr>
                   <w:rFonts w:ascii="Arial" w:cs="Arial" w:eastAsia="Arial" w:hAnsi="Arial"/>
@@ -22909,7 +22909,7 @@
             <w:pPr>
               <w:spacing w:after="20" w:before="0"/>
             </w:pPr>
-            <w:hyperlink w:history="1" r:id="rIdixb8teu9h9sw6szmcod5y">
+            <w:hyperlink w:history="1" r:id="rIdzwqx4v01jtghn2mix01qx">
               <w:r>
                 <w:rPr>
                   <w:rFonts w:ascii="Arial" w:cs="Arial" w:eastAsia="Arial" w:hAnsi="Arial"/>
@@ -22942,7 +22942,7 @@
               <w:spacing w:after="10" w:before="0"/>
               <w:ind w:left="120"/>
             </w:pPr>
-            <w:hyperlink w:history="1" r:id="rIdyuwdjiubkxzq5y6irzhqa">
+            <w:hyperlink w:history="1" r:id="rIdwwkbsh_f6sedugrxluhuz">
               <w:r>
                 <w:rPr>
                   <w:rFonts w:ascii="Arial" w:cs="Arial" w:eastAsia="Arial" w:hAnsi="Arial"/>
@@ -23159,7 +23159,7 @@
               <w:spacing w:after="10" w:before="0"/>
               <w:ind w:left="120"/>
             </w:pPr>
-            <w:hyperlink w:history="1" r:id="rIdzh0yhxigvwxihhb0cxivt">
+            <w:hyperlink w:history="1" r:id="rIdarmdk2qo7y2twpqb1wpc0">
               <w:r>
                 <w:rPr>
                   <w:rFonts w:ascii="Arial" w:cs="Arial" w:eastAsia="Arial" w:hAnsi="Arial"/>
@@ -23219,7 +23219,7 @@
             <w:pPr>
               <w:spacing w:after="20" w:before="0"/>
             </w:pPr>
-            <w:hyperlink w:history="1" r:id="rIdqpqf4ayciqedj7lkqeojn">
+            <w:hyperlink w:history="1" r:id="rIdzx9zmpxv4sp1mrpxnaxog">
               <w:r>
                 <w:rPr>
                   <w:rFonts w:ascii="Arial" w:cs="Arial" w:eastAsia="Arial" w:hAnsi="Arial"/>
@@ -23268,7 +23268,7 @@
               <w:spacing w:after="10" w:before="0"/>
               <w:ind w:left="120"/>
             </w:pPr>
-            <w:hyperlink w:history="1" r:id="rIdnpkklddno8hwyxrmtrqt_">
+            <w:hyperlink w:history="1" r:id="rIda8aeb8brg1xh5ec8sa49_">
               <w:r>
                 <w:rPr>
                   <w:rFonts w:ascii="Arial" w:cs="Arial" w:eastAsia="Arial" w:hAnsi="Arial"/>
@@ -23485,7 +23485,7 @@
               <w:spacing w:after="10" w:before="0"/>
               <w:ind w:left="120"/>
             </w:pPr>
-            <w:hyperlink w:history="1" r:id="rIdzoccjqfiiutce1szrzpne">
+            <w:hyperlink w:history="1" r:id="rIdmsmlxrgw26asm6stf4faq">
               <w:r>
                 <w:rPr>
                   <w:rFonts w:ascii="Arial" w:cs="Arial" w:eastAsia="Arial" w:hAnsi="Arial"/>
@@ -23545,7 +23545,7 @@
             <w:pPr>
               <w:spacing w:after="20" w:before="0"/>
             </w:pPr>
-            <w:hyperlink w:history="1" r:id="rIdfb15a61ua71zperrewpuq">
+            <w:hyperlink w:history="1" r:id="rIddtm3jx8mdrwlzkqiizzjz">
               <w:r>
                 <w:rPr>
                   <w:rFonts w:ascii="Arial" w:cs="Arial" w:eastAsia="Arial" w:hAnsi="Arial"/>
@@ -23594,7 +23594,7 @@
               <w:spacing w:after="10" w:before="0"/>
               <w:ind w:left="120"/>
             </w:pPr>
-            <w:hyperlink w:history="1" r:id="rIdht3awneamnwtp-g0c7bpe">
+            <w:hyperlink w:history="1" r:id="rIdl3qbyxspq_acv6k-b_b3x">
               <w:r>
                 <w:rPr>
                   <w:rFonts w:ascii="Arial" w:cs="Arial" w:eastAsia="Arial" w:hAnsi="Arial"/>
@@ -23811,7 +23811,7 @@
               <w:spacing w:after="10" w:before="0"/>
               <w:ind w:left="120"/>
             </w:pPr>
-            <w:hyperlink w:history="1" r:id="rIdowgtoein3nz4cl41gnhhk">
+            <w:hyperlink w:history="1" r:id="rIdyb4ghmsybxu9nc9rgujit">
               <w:r>
                 <w:rPr>
                   <w:rFonts w:ascii="Arial" w:cs="Arial" w:eastAsia="Arial" w:hAnsi="Arial"/>
@@ -23871,7 +23871,7 @@
             <w:pPr>
               <w:spacing w:after="20" w:before="0"/>
             </w:pPr>
-            <w:hyperlink w:history="1" r:id="rIdxyydwszkfssvv-kuifbu3">
+            <w:hyperlink w:history="1" r:id="rIdg4cnm21vol9effkau4fp2">
               <w:r>
                 <w:rPr>
                   <w:rFonts w:ascii="Arial" w:cs="Arial" w:eastAsia="Arial" w:hAnsi="Arial"/>
@@ -23920,7 +23920,7 @@
               <w:spacing w:after="10" w:before="0"/>
               <w:ind w:left="120"/>
             </w:pPr>
-            <w:hyperlink w:history="1" r:id="rIdlrykh8jvakh_u594rcqs8">
+            <w:hyperlink w:history="1" r:id="rIdi2no5xxgq57sdd5caefmk">
               <w:r>
                 <w:rPr>
                   <w:rFonts w:ascii="Arial" w:cs="Arial" w:eastAsia="Arial" w:hAnsi="Arial"/>
@@ -24565,7 +24565,7 @@
         </w:rPr>
         <w:t xml:space="preserve">© 2026 SeaVuria and ARES. Aligned with KICD objectives. Developed by SeaVuria; technical implementation by ARES (with AI assistance from Claude). Licensed under </w:t>
       </w:r>
-      <w:hyperlink w:history="1" r:id="rIdw8zcjvqga-ewi7m3b754v">
+      <w:hyperlink w:history="1" r:id="rIdac2wakd1wi256odqkfuqv">
         <w:r>
           <w:rPr>
             <w:rFonts w:ascii="Arial" w:cs="Arial" w:eastAsia="Arial" w:hAnsi="Arial"/>
@@ -24586,7 +24586,7 @@
         </w:rPr>
         <w:t xml:space="preserve"> (</w:t>
       </w:r>
-      <w:hyperlink w:history="1" r:id="rId6qcsodv-hor2pboglhjc0">
+      <w:hyperlink w:history="1" r:id="rIdzygnv-fg0hrmcjhvtkchy">
         <w:r>
           <w:rPr>
             <w:rFonts w:ascii="Arial" w:cs="Arial" w:eastAsia="Arial" w:hAnsi="Arial"/>
@@ -25626,7 +25626,7 @@
             <w:pPr>
               <w:spacing w:after="20" w:before="0"/>
             </w:pPr>
-            <w:hyperlink w:history="1" r:id="rIdpz1ooi-nplu0iadewv7xp">
+            <w:hyperlink w:history="1" r:id="rIdxstrzxdv4q3s909m22pjl">
               <w:r>
                 <w:rPr>
                   <w:rFonts w:ascii="Arial" w:cs="Arial" w:eastAsia="Arial" w:hAnsi="Arial"/>
@@ -25659,7 +25659,7 @@
               <w:spacing w:after="10" w:before="0"/>
               <w:ind w:left="120"/>
             </w:pPr>
-            <w:hyperlink w:history="1" r:id="rId7ljjxpktcwkqzspb7qgdw">
+            <w:hyperlink w:history="1" r:id="rIderjvjsm9viecvgiczypxq">
               <w:r>
                 <w:rPr>
                   <w:rFonts w:ascii="Arial" w:cs="Arial" w:eastAsia="Arial" w:hAnsi="Arial"/>
@@ -25704,7 +25704,7 @@
             <w:pPr>
               <w:spacing w:after="20" w:before="0"/>
             </w:pPr>
-            <w:hyperlink w:history="1" r:id="rIdsm7lfmp9ermvmw4howl58">
+            <w:hyperlink w:history="1" r:id="rIdtl-7zypo5c659hgishvau">
               <w:r>
                 <w:rPr>
                   <w:rFonts w:ascii="Arial" w:cs="Arial" w:eastAsia="Arial" w:hAnsi="Arial"/>
@@ -25737,7 +25737,7 @@
               <w:spacing w:after="10" w:before="0"/>
               <w:ind w:left="120"/>
             </w:pPr>
-            <w:hyperlink w:history="1" r:id="rIdcloe6rn-vq_hjgtocijwe">
+            <w:hyperlink w:history="1" r:id="rIdg3idoycnkxnrrqlz9cslm">
               <w:r>
                 <w:rPr>
                   <w:rFonts w:ascii="Arial" w:cs="Arial" w:eastAsia="Arial" w:hAnsi="Arial"/>
@@ -25937,7 +25937,7 @@
             <w:pPr>
               <w:spacing w:after="20" w:before="0"/>
             </w:pPr>
-            <w:hyperlink w:history="1" r:id="rIdbrdam4o75mx8ybu7ziadn">
+            <w:hyperlink w:history="1" r:id="rIdv8zuietldfqqtgspjgela">
               <w:r>
                 <w:rPr>
                   <w:rFonts w:ascii="Arial" w:cs="Arial" w:eastAsia="Arial" w:hAnsi="Arial"/>
@@ -25970,7 +25970,7 @@
               <w:spacing w:after="10" w:before="0"/>
               <w:ind w:left="120"/>
             </w:pPr>
-            <w:hyperlink w:history="1" r:id="rIdevqm6v-kznzvwrqh05vbw">
+            <w:hyperlink w:history="1" r:id="rId63apihqgfbhy4ddfskhjl">
               <w:r>
                 <w:rPr>
                   <w:rFonts w:ascii="Arial" w:cs="Arial" w:eastAsia="Arial" w:hAnsi="Arial"/>
@@ -26015,7 +26015,7 @@
             <w:pPr>
               <w:spacing w:after="20" w:before="0"/>
             </w:pPr>
-            <w:hyperlink w:history="1" r:id="rIdgwrza9h0yyeuivxkaoyk3">
+            <w:hyperlink w:history="1" r:id="rIdin9fd71j5jd-n-fqvxy9x">
               <w:r>
                 <w:rPr>
                   <w:rFonts w:ascii="Arial" w:cs="Arial" w:eastAsia="Arial" w:hAnsi="Arial"/>
@@ -26048,7 +26048,7 @@
               <w:spacing w:after="10" w:before="0"/>
               <w:ind w:left="120"/>
             </w:pPr>
-            <w:hyperlink w:history="1" r:id="rId10o6zsjsu_dxkqse34qss">
+            <w:hyperlink w:history="1" r:id="rId50vnpik_q7_ilbfqfne9j">
               <w:r>
                 <w:rPr>
                   <w:rFonts w:ascii="Arial" w:cs="Arial" w:eastAsia="Arial" w:hAnsi="Arial"/>
@@ -26248,7 +26248,7 @@
             <w:pPr>
               <w:spacing w:after="20" w:before="0"/>
             </w:pPr>
-            <w:hyperlink w:history="1" r:id="rIdowdiu48bmvuaml4u6sjv3">
+            <w:hyperlink w:history="1" r:id="rIdh9rq9ohgqr1yri4ffji47">
               <w:r>
                 <w:rPr>
                   <w:rFonts w:ascii="Arial" w:cs="Arial" w:eastAsia="Arial" w:hAnsi="Arial"/>
@@ -26281,7 +26281,7 @@
               <w:spacing w:after="10" w:before="0"/>
               <w:ind w:left="120"/>
             </w:pPr>
-            <w:hyperlink w:history="1" r:id="rIdsq_erwejoapjav97gjq71">
+            <w:hyperlink w:history="1" r:id="rIdbc_e2tghu5rvnt5m7iauk">
               <w:r>
                 <w:rPr>
                   <w:rFonts w:ascii="Arial" w:cs="Arial" w:eastAsia="Arial" w:hAnsi="Arial"/>
@@ -26326,7 +26326,7 @@
             <w:pPr>
               <w:spacing w:after="20" w:before="0"/>
             </w:pPr>
-            <w:hyperlink w:history="1" r:id="rIdkpp9d6klykmv3vfoauumu">
+            <w:hyperlink w:history="1" r:id="rIdxx4wrsicuc9lzml0goxd-">
               <w:r>
                 <w:rPr>
                   <w:rFonts w:ascii="Arial" w:cs="Arial" w:eastAsia="Arial" w:hAnsi="Arial"/>
@@ -26359,7 +26359,7 @@
               <w:spacing w:after="10" w:before="0"/>
               <w:ind w:left="120"/>
             </w:pPr>
-            <w:hyperlink w:history="1" r:id="rIdvxaaqv5bdibp2fel1w4m1">
+            <w:hyperlink w:history="1" r:id="rIdd2bmz8epav_hxgatsyluq">
               <w:r>
                 <w:rPr>
                   <w:rFonts w:ascii="Arial" w:cs="Arial" w:eastAsia="Arial" w:hAnsi="Arial"/>
@@ -26559,7 +26559,7 @@
             <w:pPr>
               <w:spacing w:after="20" w:before="0"/>
             </w:pPr>
-            <w:hyperlink w:history="1" r:id="rIddkkax90nam5htgqpemujp">
+            <w:hyperlink w:history="1" r:id="rIdln-wc44lt9wcnqukfyoyo">
               <w:r>
                 <w:rPr>
                   <w:rFonts w:ascii="Arial" w:cs="Arial" w:eastAsia="Arial" w:hAnsi="Arial"/>
@@ -26592,7 +26592,7 @@
               <w:spacing w:after="10" w:before="0"/>
               <w:ind w:left="120"/>
             </w:pPr>
-            <w:hyperlink w:history="1" r:id="rIdo9qu_fyy8f-x7bt6blzvf">
+            <w:hyperlink w:history="1" r:id="rIdwev4qizdvpmp_yzgl_p6o">
               <w:r>
                 <w:rPr>
                   <w:rFonts w:ascii="Arial" w:cs="Arial" w:eastAsia="Arial" w:hAnsi="Arial"/>
@@ -26637,7 +26637,7 @@
             <w:pPr>
               <w:spacing w:after="20" w:before="0"/>
             </w:pPr>
-            <w:hyperlink w:history="1" r:id="rIdxdapzjdlwvamgjppe0e1z">
+            <w:hyperlink w:history="1" r:id="rIdftn0dvww8zqvhdkgixv7z">
               <w:r>
                 <w:rPr>
                   <w:rFonts w:ascii="Arial" w:cs="Arial" w:eastAsia="Arial" w:hAnsi="Arial"/>
@@ -26670,7 +26670,7 @@
               <w:spacing w:after="10" w:before="0"/>
               <w:ind w:left="120"/>
             </w:pPr>
-            <w:hyperlink w:history="1" r:id="rIdrwcuvlnpuq6pccev3jrez">
+            <w:hyperlink w:history="1" r:id="rIdblnxi-h0vi1e2nt1r4coy">
               <w:r>
                 <w:rPr>
                   <w:rFonts w:ascii="Arial" w:cs="Arial" w:eastAsia="Arial" w:hAnsi="Arial"/>
@@ -26870,7 +26870,7 @@
             <w:pPr>
               <w:spacing w:after="20" w:before="0"/>
             </w:pPr>
-            <w:hyperlink w:history="1" r:id="rId1wpkfo-wy7myl-lzbjqeb">
+            <w:hyperlink w:history="1" r:id="rIdsboswvmxew7iqyyqujwbj">
               <w:r>
                 <w:rPr>
                   <w:rFonts w:ascii="Arial" w:cs="Arial" w:eastAsia="Arial" w:hAnsi="Arial"/>
@@ -26919,7 +26919,7 @@
               <w:spacing w:after="10" w:before="0"/>
               <w:ind w:left="120"/>
             </w:pPr>
-            <w:hyperlink w:history="1" r:id="rId-npxzk3mx1brfhyutxccr">
+            <w:hyperlink w:history="1" r:id="rIdu1-6onjxvxrcf_ocetjsd">
               <w:r>
                 <w:rPr>
                   <w:rFonts w:ascii="Arial" w:cs="Arial" w:eastAsia="Arial" w:hAnsi="Arial"/>
@@ -26964,7 +26964,7 @@
             <w:pPr>
               <w:spacing w:after="20" w:before="0"/>
             </w:pPr>
-            <w:hyperlink w:history="1" r:id="rId2vbaxf9y7aqu7cvree-8m">
+            <w:hyperlink w:history="1" r:id="rIde6ihol6pselbjjfbqo5c8">
               <w:r>
                 <w:rPr>
                   <w:rFonts w:ascii="Arial" w:cs="Arial" w:eastAsia="Arial" w:hAnsi="Arial"/>
@@ -26997,7 +26997,7 @@
               <w:spacing w:after="10" w:before="0"/>
               <w:ind w:left="120"/>
             </w:pPr>
-            <w:hyperlink w:history="1" r:id="rIds4-3_ku0xumcmabbqhgj0">
+            <w:hyperlink w:history="1" r:id="rIdnfo9plq54rpfchmup2p6l">
               <w:r>
                 <w:rPr>
                   <w:rFonts w:ascii="Arial" w:cs="Arial" w:eastAsia="Arial" w:hAnsi="Arial"/>
@@ -27762,7 +27762,7 @@
         </w:rPr>
         <w:t xml:space="preserve">© 2026 SeaVuria and ARES. Aligned with KICD objectives. Developed by SeaVuria; technical implementation by ARES (with AI assistance from Claude). Licensed under </w:t>
       </w:r>
-      <w:hyperlink w:history="1" r:id="rIdte-86djehsn6dvlssdvaz">
+      <w:hyperlink w:history="1" r:id="rIdnosbbdguu4rvkai2t63ui">
         <w:r>
           <w:rPr>
             <w:rFonts w:ascii="Arial" w:cs="Arial" w:eastAsia="Arial" w:hAnsi="Arial"/>
@@ -27783,7 +27783,7 @@
         </w:rPr>
         <w:t xml:space="preserve"> (</w:t>
       </w:r>
-      <w:hyperlink w:history="1" r:id="rIdrp3a6hrc4wez01vnuodiw">
+      <w:hyperlink w:history="1" r:id="rId6bbayxkhnjvmyxgfswwnc">
         <w:r>
           <w:rPr>
             <w:rFonts w:ascii="Arial" w:cs="Arial" w:eastAsia="Arial" w:hAnsi="Arial"/>
